--- a/representation_letter.docx
+++ b/representation_letter.docx
@@ -6,7 +6,7 @@
       <w:pPr>
         <w:spacing w:line="300" w:lineRule="exact"/>
         <w:rPr>
-          <w:rFonts w:ascii="Arial" w:hAnsi="Arial" w:cs="Arial" w:hint="cs"/>
+          <w:rFonts w:ascii="Arial" w:hAnsi="Arial" w:cs="Arial"/>
           <w:sz w:val="26"/>
           <w:szCs w:val="26"/>
           <w:rtl/>
@@ -32,6 +32,7 @@
         </w:rPr>
         <w:t>{</w:t>
       </w:r>
+      <w:proofErr w:type="spellStart"/>
       <w:r>
         <w:rPr>
           <w:rFonts w:ascii="Arial" w:hAnsi="Arial" w:cs="Arial" w:hint="cs"/>
@@ -41,6 +42,7 @@
         </w:rPr>
         <w:t>entityWord</w:t>
       </w:r>
+      <w:proofErr w:type="spellEnd"/>
       <w:r>
         <w:rPr>
           <w:rFonts w:ascii="Arial" w:hAnsi="Arial" w:cs="Arial" w:hint="cs"/>
@@ -132,10 +134,67 @@
         </w:tabs>
         <w:jc w:val="both"/>
         <w:rPr>
+          <w:rFonts w:cs="Arabic Transparent"/>
+          <w:sz w:val="28"/>
+          <w:szCs w:val="28"/>
+          <w:rtl/>
+        </w:rPr>
+      </w:pPr>
+      <w:r>
+        <w:rPr>
           <w:rFonts w:cs="Arabic Transparent" w:hint="cs"/>
           <w:sz w:val="28"/>
           <w:szCs w:val="28"/>
           <w:rtl/>
+          <w:lang w:bidi="ar-BH"/>
+        </w:rPr>
+        <w:t xml:space="preserve">السادة / </w:t>
+      </w:r>
+      <w:r>
+        <w:rPr>
+          <w:rFonts w:cs="Arabic Transparent"/>
+          <w:sz w:val="28"/>
+          <w:szCs w:val="28"/>
+          <w:rtl/>
+          <w:lang w:bidi="ar-BH"/>
+        </w:rPr>
+        <w:t xml:space="preserve">العساف </w:t>
+      </w:r>
+      <w:proofErr w:type="spellStart"/>
+      <w:r>
+        <w:rPr>
+          <w:rFonts w:cs="Arabic Transparent"/>
+          <w:sz w:val="28"/>
+          <w:szCs w:val="28"/>
+          <w:rtl/>
+          <w:lang w:bidi="ar-BH"/>
+        </w:rPr>
+        <w:t>وأبانمي</w:t>
+      </w:r>
+      <w:proofErr w:type="spellEnd"/>
+      <w:r>
+        <w:rPr>
+          <w:rFonts w:cs="Arabic Transparent"/>
+          <w:sz w:val="28"/>
+          <w:szCs w:val="28"/>
+          <w:rtl/>
+          <w:lang w:bidi="ar-BH"/>
+        </w:rPr>
+        <w:t xml:space="preserve"> محاسبون ومراجعون قانونيون</w:t>
+      </w:r>
+    </w:p>
+    <w:p>
+      <w:pPr>
+        <w:tabs>
+          <w:tab w:val="center" w:pos="7139"/>
+        </w:tabs>
+        <w:jc w:val="both"/>
+        <w:rPr>
+          <w:rFonts w:cs="Arabic Transparent"/>
+          <w:sz w:val="28"/>
+          <w:szCs w:val="28"/>
+          <w:rtl/>
+          <w:lang w:bidi="ar-BH"/>
         </w:rPr>
       </w:pPr>
       <w:r>
@@ -146,7 +205,26 @@
           <w:rtl/>
           <w:lang w:bidi="ar-BH"/>
         </w:rPr>
-        <w:t xml:space="preserve">السادة / </w:t>
+        <w:t>ص.</w:t>
+      </w:r>
+      <w:r>
+        <w:rPr>
+          <w:rFonts w:cs="Arabic Transparent" w:hint="cs"/>
+          <w:sz w:val="28"/>
+          <w:szCs w:val="28"/>
+          <w:rtl/>
+          <w:lang w:bidi="ar-BH"/>
+        </w:rPr>
+        <w:t xml:space="preserve">ب </w:t>
+      </w:r>
+      <w:r>
+        <w:rPr>
+          <w:rFonts w:cs="Arabic Transparent" w:hint="cs"/>
+          <w:sz w:val="28"/>
+          <w:szCs w:val="28"/>
+          <w:rtl/>
+        </w:rPr>
+        <w:t>45297</w:t>
       </w:r>
     </w:p>
     <w:p>
@@ -156,13 +234,23 @@
         </w:tabs>
         <w:jc w:val="both"/>
         <w:rPr>
+          <w:rFonts w:cs="Arabic Transparent"/>
+          <w:sz w:val="28"/>
+          <w:szCs w:val="28"/>
+          <w:rtl/>
+          <w:lang w:bidi="ar-BH"/>
+        </w:rPr>
+      </w:pPr>
+      <w:r>
+        <w:rPr>
           <w:rFonts w:cs="Arabic Transparent" w:hint="cs"/>
           <w:sz w:val="28"/>
           <w:szCs w:val="28"/>
           <w:rtl/>
           <w:lang w:bidi="ar-BH"/>
         </w:rPr>
-      </w:pPr>
+        <w:t>الرياض 11512</w:t>
+      </w:r>
       <w:r>
         <w:rPr>
           <w:rFonts w:cs="Arabic Transparent" w:hint="cs"/>
@@ -171,7 +259,7 @@
           <w:rtl/>
           <w:lang w:bidi="ar-BH"/>
         </w:rPr>
-        <w:t xml:space="preserve">الرياض </w:t>
+        <w:t xml:space="preserve"> </w:t>
       </w:r>
     </w:p>
     <w:p>
@@ -181,21 +269,21 @@
         </w:tabs>
         <w:jc w:val="both"/>
         <w:rPr>
+          <w:rFonts w:cs="Arabic Transparent"/>
+          <w:sz w:val="28"/>
+          <w:szCs w:val="28"/>
+          <w:rtl/>
+          <w:lang w:bidi="ar-BH"/>
+        </w:rPr>
+      </w:pPr>
+      <w:r>
+        <w:rPr>
           <w:rFonts w:cs="Arabic Transparent" w:hint="cs"/>
           <w:sz w:val="28"/>
           <w:szCs w:val="28"/>
           <w:rtl/>
           <w:lang w:bidi="ar-BH"/>
         </w:rPr>
-      </w:pPr>
-      <w:r>
-        <w:rPr>
-          <w:rFonts w:cs="Arabic Transparent" w:hint="cs"/>
-          <w:sz w:val="28"/>
-          <w:szCs w:val="28"/>
-          <w:rtl/>
-          <w:lang w:bidi="ar-BH"/>
-        </w:rPr>
         <w:t>المملكة العربية السعودية</w:t>
       </w:r>
     </w:p>
@@ -214,7 +302,7 @@
       <w:pPr>
         <w:spacing w:line="300" w:lineRule="exact"/>
         <w:rPr>
-          <w:rFonts w:ascii="Arial" w:hAnsi="Arial" w:cs="Arial" w:hint="cs"/>
+          <w:rFonts w:ascii="Arial" w:hAnsi="Arial" w:cs="Arial"/>
           <w:sz w:val="26"/>
           <w:szCs w:val="26"/>
           <w:rtl/>
@@ -234,9 +322,26 @@
           <w:rFonts w:ascii="Arial" w:hAnsi="Arial" w:cs="Arial"/>
           <w:sz w:val="26"/>
           <w:szCs w:val="26"/>
-          <w:highlight w:val="yellow"/>
-        </w:rPr>
-        <w:t>{gDate}</w:t>
+        </w:rPr>
+        <w:t>{</w:t>
+      </w:r>
+      <w:proofErr w:type="spellStart"/>
+      <w:r>
+        <w:rPr>
+          <w:rFonts w:ascii="Arial" w:hAnsi="Arial" w:cs="Arial"/>
+          <w:sz w:val="26"/>
+          <w:szCs w:val="26"/>
+        </w:rPr>
+        <w:t>gDate</w:t>
+      </w:r>
+      <w:proofErr w:type="spellEnd"/>
+      <w:r>
+        <w:rPr>
+          <w:rFonts w:ascii="Arial" w:hAnsi="Arial" w:cs="Arial"/>
+          <w:sz w:val="26"/>
+          <w:szCs w:val="26"/>
+        </w:rPr>
+        <w:t>}</w:t>
       </w:r>
     </w:p>
     <w:p>
@@ -306,16 +411,7 @@
           <w:szCs w:val="26"/>
           <w:rtl/>
         </w:rPr>
-        <w:t>نقدم لكم كتا</w:t>
-      </w:r>
-      <w:r>
-        <w:rPr>
-          <w:rFonts w:ascii="Arial" w:hAnsi="Arial" w:cs="Arial" w:hint="cs"/>
-          <w:sz w:val="26"/>
-          <w:szCs w:val="26"/>
-          <w:rtl/>
-        </w:rPr>
-        <w:t>ب التمثيل هذا لغايات مراجعتكم للقوائم المالية</w:t>
+        <w:t>نقدم لكم كتاب التمثيل هذا لغايات مراجعتكم للقوائم المالية</w:t>
       </w:r>
       <w:r>
         <w:rPr>
@@ -331,7 +427,6 @@
           <w:rFonts w:ascii="Arial" w:hAnsi="Arial" w:cs="Arial"/>
           <w:sz w:val="26"/>
           <w:szCs w:val="26"/>
-          <w:highlight w:val="yellow"/>
         </w:rPr>
         <w:t xml:space="preserve">{#isProprietary} </w:t>
       </w:r>
@@ -340,7 +435,6 @@
           <w:rFonts w:ascii="Arial" w:hAnsi="Arial" w:cs="Arial"/>
           <w:sz w:val="26"/>
           <w:szCs w:val="26"/>
-          <w:highlight w:val="yellow"/>
         </w:rPr>
         <w:t>{#isProprietary</w:t>
       </w:r>
@@ -349,28 +443,53 @@
           <w:rFonts w:ascii="Arial" w:hAnsi="Arial" w:cs="Arial"/>
           <w:sz w:val="26"/>
           <w:szCs w:val="26"/>
-          <w:highlight w:val="yellow"/>
           <w:rtl/>
         </w:rPr>
         <w:t>} ذات الغرض الخاص{/</w:t>
       </w:r>
-      <w:r>
-        <w:rPr>
-          <w:rFonts w:ascii="Arial" w:hAnsi="Arial" w:cs="Arial"/>
-          <w:sz w:val="26"/>
-          <w:szCs w:val="26"/>
-          <w:highlight w:val="yellow"/>
-        </w:rPr>
-        <w:t>isProprietary}</w:t>
-      </w:r>
-      <w:r>
-        <w:rPr>
-          <w:rFonts w:ascii="Arial" w:hAnsi="Arial" w:cs="Arial"/>
-          <w:sz w:val="26"/>
-          <w:szCs w:val="26"/>
-          <w:highlight w:val="yellow"/>
-        </w:rPr>
-        <w:t>{/isProprietary}</w:t>
+      <w:proofErr w:type="spellStart"/>
+      <w:r>
+        <w:rPr>
+          <w:rFonts w:ascii="Arial" w:hAnsi="Arial" w:cs="Arial"/>
+          <w:sz w:val="26"/>
+          <w:szCs w:val="26"/>
+        </w:rPr>
+        <w:t>isProprietary</w:t>
+      </w:r>
+      <w:proofErr w:type="spellEnd"/>
+      <w:r>
+        <w:rPr>
+          <w:rFonts w:ascii="Arial" w:hAnsi="Arial" w:cs="Arial"/>
+          <w:sz w:val="26"/>
+          <w:szCs w:val="26"/>
+        </w:rPr>
+        <w:t>}</w:t>
+      </w:r>
+      <w:r>
+        <w:rPr>
+          <w:rFonts w:ascii="Arial" w:hAnsi="Arial" w:cs="Arial"/>
+          <w:sz w:val="26"/>
+          <w:szCs w:val="26"/>
+        </w:rPr>
+        <w:t>{/</w:t>
+      </w:r>
+      <w:proofErr w:type="spellStart"/>
+      <w:r>
+        <w:rPr>
+          <w:rFonts w:ascii="Arial" w:hAnsi="Arial" w:cs="Arial"/>
+          <w:sz w:val="26"/>
+          <w:szCs w:val="26"/>
+        </w:rPr>
+        <w:t>isProprietary</w:t>
+      </w:r>
+      <w:proofErr w:type="spellEnd"/>
+      <w:r>
+        <w:rPr>
+          <w:rFonts w:ascii="Arial" w:hAnsi="Arial" w:cs="Arial"/>
+          <w:sz w:val="26"/>
+          <w:szCs w:val="26"/>
+        </w:rPr>
+        <w:t>}</w:t>
       </w:r>
       <w:r>
         <w:rPr>
@@ -386,9 +505,26 @@
           <w:rFonts w:ascii="Arial" w:hAnsi="Arial" w:cs="Arial"/>
           <w:sz w:val="26"/>
           <w:szCs w:val="26"/>
-          <w:highlight w:val="yellow"/>
-        </w:rPr>
-        <w:t>{entityWord}</w:t>
+        </w:rPr>
+        <w:t>{</w:t>
+      </w:r>
+      <w:proofErr w:type="spellStart"/>
+      <w:r>
+        <w:rPr>
+          <w:rFonts w:ascii="Arial" w:hAnsi="Arial" w:cs="Arial"/>
+          <w:sz w:val="26"/>
+          <w:szCs w:val="26"/>
+        </w:rPr>
+        <w:t>entityWord</w:t>
+      </w:r>
+      <w:proofErr w:type="spellEnd"/>
+      <w:r>
+        <w:rPr>
+          <w:rFonts w:ascii="Arial" w:hAnsi="Arial" w:cs="Arial"/>
+          <w:sz w:val="26"/>
+          <w:szCs w:val="26"/>
+        </w:rPr>
+        <w:t>}</w:t>
       </w:r>
       <w:r>
         <w:rPr>
@@ -405,7 +541,25 @@
           <w:sz w:val="26"/>
           <w:szCs w:val="26"/>
         </w:rPr>
-        <w:t>{companyName}</w:t>
+        <w:t>{</w:t>
+      </w:r>
+      <w:proofErr w:type="spellStart"/>
+      <w:r>
+        <w:rPr>
+          <w:rFonts w:ascii="Arial" w:hAnsi="Arial" w:cs="Arial"/>
+          <w:sz w:val="26"/>
+          <w:szCs w:val="26"/>
+        </w:rPr>
+        <w:t>companyName</w:t>
+      </w:r>
+      <w:proofErr w:type="spellEnd"/>
+      <w:r>
+        <w:rPr>
+          <w:rFonts w:ascii="Arial" w:hAnsi="Arial" w:cs="Arial"/>
+          <w:sz w:val="26"/>
+          <w:szCs w:val="26"/>
+        </w:rPr>
+        <w:t>}</w:t>
       </w:r>
       <w:r>
         <w:rPr>
@@ -423,16 +577,7 @@
           <w:szCs w:val="26"/>
           <w:rtl/>
         </w:rPr>
-        <w:t>والتي</w:t>
-      </w:r>
-      <w:r>
-        <w:rPr>
-          <w:rFonts w:ascii="Arial" w:hAnsi="Arial" w:cs="Arial" w:hint="cs"/>
-          <w:sz w:val="26"/>
-          <w:szCs w:val="26"/>
-          <w:rtl/>
-        </w:rPr>
-        <w:t xml:space="preserve"> تتكون من قائمة المركز المالي</w:t>
+        <w:t>والتي تتكون من قائمة المركز المالي</w:t>
       </w:r>
       <w:r>
         <w:rPr>
@@ -476,25 +621,34 @@
           <w:sz w:val="26"/>
           <w:szCs w:val="26"/>
         </w:rPr>
-        <w:t>{yearEnd}</w:t>
-      </w:r>
-      <w:r>
-        <w:rPr>
-          <w:rFonts w:ascii="Arial" w:hAnsi="Arial" w:cs="Arial" w:hint="cs"/>
-          <w:sz w:val="26"/>
-          <w:szCs w:val="26"/>
-          <w:rtl/>
-        </w:rPr>
-        <w:t xml:space="preserve"> وكل</w:t>
-      </w:r>
-      <w:r>
-        <w:rPr>
-          <w:rFonts w:ascii="Arial" w:hAnsi="Arial" w:cs="Arial" w:hint="cs"/>
-          <w:sz w:val="26"/>
-          <w:szCs w:val="26"/>
-          <w:rtl/>
-        </w:rPr>
-        <w:t xml:space="preserve"> من</w:t>
+        <w:t>{</w:t>
+      </w:r>
+      <w:proofErr w:type="spellStart"/>
+      <w:r>
+        <w:rPr>
+          <w:rFonts w:ascii="Arial" w:hAnsi="Arial" w:cs="Arial"/>
+          <w:sz w:val="26"/>
+          <w:szCs w:val="26"/>
+        </w:rPr>
+        <w:t>yearEnd</w:t>
+      </w:r>
+      <w:proofErr w:type="spellEnd"/>
+      <w:r>
+        <w:rPr>
+          <w:rFonts w:ascii="Arial" w:hAnsi="Arial" w:cs="Arial"/>
+          <w:sz w:val="26"/>
+          <w:szCs w:val="26"/>
+        </w:rPr>
+        <w:t>}</w:t>
+      </w:r>
+      <w:r>
+        <w:rPr>
+          <w:rFonts w:ascii="Arial" w:hAnsi="Arial" w:cs="Arial" w:hint="cs"/>
+          <w:sz w:val="26"/>
+          <w:szCs w:val="26"/>
+          <w:rtl/>
+        </w:rPr>
+        <w:t xml:space="preserve"> وكل من</w:t>
       </w:r>
       <w:r>
         <w:rPr>
@@ -632,7 +786,6 @@
           <w:rFonts w:ascii="Arial" w:hAnsi="Arial" w:cs="Arial"/>
           <w:sz w:val="26"/>
           <w:szCs w:val="26"/>
-          <w:highlight w:val="yellow"/>
         </w:rPr>
         <w:t xml:space="preserve">{#isProprietary} </w:t>
       </w:r>
@@ -641,7 +794,6 @@
           <w:rFonts w:ascii="Arial" w:hAnsi="Arial" w:cs="Arial"/>
           <w:sz w:val="26"/>
           <w:szCs w:val="26"/>
-          <w:highlight w:val="yellow"/>
         </w:rPr>
         <w:t>{#isProprietary</w:t>
       </w:r>
@@ -650,28 +802,53 @@
           <w:rFonts w:ascii="Arial" w:hAnsi="Arial" w:cs="Arial"/>
           <w:sz w:val="26"/>
           <w:szCs w:val="26"/>
-          <w:highlight w:val="yellow"/>
           <w:rtl/>
         </w:rPr>
         <w:t>} ذات الغرض الخاص{/</w:t>
       </w:r>
-      <w:r>
-        <w:rPr>
-          <w:rFonts w:ascii="Arial" w:hAnsi="Arial" w:cs="Arial"/>
-          <w:sz w:val="26"/>
-          <w:szCs w:val="26"/>
-          <w:highlight w:val="yellow"/>
-        </w:rPr>
-        <w:t>isProprietary}</w:t>
-      </w:r>
-      <w:r>
-        <w:rPr>
-          <w:rFonts w:ascii="Arial" w:hAnsi="Arial" w:cs="Arial"/>
-          <w:sz w:val="26"/>
-          <w:szCs w:val="26"/>
-          <w:highlight w:val="yellow"/>
-        </w:rPr>
-        <w:t>{/isProprietary}</w:t>
+      <w:proofErr w:type="spellStart"/>
+      <w:r>
+        <w:rPr>
+          <w:rFonts w:ascii="Arial" w:hAnsi="Arial" w:cs="Arial"/>
+          <w:sz w:val="26"/>
+          <w:szCs w:val="26"/>
+        </w:rPr>
+        <w:t>isProprietary</w:t>
+      </w:r>
+      <w:proofErr w:type="spellEnd"/>
+      <w:r>
+        <w:rPr>
+          <w:rFonts w:ascii="Arial" w:hAnsi="Arial" w:cs="Arial"/>
+          <w:sz w:val="26"/>
+          <w:szCs w:val="26"/>
+        </w:rPr>
+        <w:t>}</w:t>
+      </w:r>
+      <w:r>
+        <w:rPr>
+          <w:rFonts w:ascii="Arial" w:hAnsi="Arial" w:cs="Arial"/>
+          <w:sz w:val="26"/>
+          <w:szCs w:val="26"/>
+        </w:rPr>
+        <w:t>{/</w:t>
+      </w:r>
+      <w:proofErr w:type="spellStart"/>
+      <w:r>
+        <w:rPr>
+          <w:rFonts w:ascii="Arial" w:hAnsi="Arial" w:cs="Arial"/>
+          <w:sz w:val="26"/>
+          <w:szCs w:val="26"/>
+        </w:rPr>
+        <w:t>isProprietary</w:t>
+      </w:r>
+      <w:proofErr w:type="spellEnd"/>
+      <w:r>
+        <w:rPr>
+          <w:rFonts w:ascii="Arial" w:hAnsi="Arial" w:cs="Arial"/>
+          <w:sz w:val="26"/>
+          <w:szCs w:val="26"/>
+        </w:rPr>
+        <w:t>}</w:t>
       </w:r>
       <w:r>
         <w:rPr>
@@ -732,9 +909,26 @@
           <w:rFonts w:ascii="Arial" w:hAnsi="Arial" w:cs="Arial"/>
           <w:sz w:val="26"/>
           <w:szCs w:val="26"/>
-          <w:highlight w:val="yellow"/>
-        </w:rPr>
-        <w:t>{entityWord}</w:t>
+        </w:rPr>
+        <w:t>{</w:t>
+      </w:r>
+      <w:proofErr w:type="spellStart"/>
+      <w:r>
+        <w:rPr>
+          <w:rFonts w:ascii="Arial" w:hAnsi="Arial" w:cs="Arial"/>
+          <w:sz w:val="26"/>
+          <w:szCs w:val="26"/>
+        </w:rPr>
+        <w:t>entityWord</w:t>
+      </w:r>
+      <w:proofErr w:type="spellEnd"/>
+      <w:r>
+        <w:rPr>
+          <w:rFonts w:ascii="Arial" w:hAnsi="Arial" w:cs="Arial"/>
+          <w:sz w:val="26"/>
+          <w:szCs w:val="26"/>
+        </w:rPr>
+        <w:t>}</w:t>
       </w:r>
       <w:r>
         <w:rPr>
@@ -753,14 +947,34 @@
           <w:sz w:val="26"/>
           <w:szCs w:val="26"/>
         </w:rPr>
-        <w:t>{companyName}</w:t>
-      </w:r>
-      <w:r>
-        <w:rPr>
-          <w:rFonts w:ascii="Arial" w:hAnsi="Arial" w:cs="Arial" w:hint="cs"/>
+        <w:t>{</w:t>
+      </w:r>
+      <w:proofErr w:type="spellStart"/>
+      <w:r>
+        <w:rPr>
+          <w:rFonts w:ascii="Arial" w:hAnsi="Arial" w:cs="Arial"/>
           <w:color w:val="000000"/>
           <w:sz w:val="26"/>
           <w:szCs w:val="26"/>
+        </w:rPr>
+        <w:t>companyName</w:t>
+      </w:r>
+      <w:proofErr w:type="spellEnd"/>
+      <w:r>
+        <w:rPr>
+          <w:rFonts w:ascii="Arial" w:hAnsi="Arial" w:cs="Arial"/>
+          <w:color w:val="000000"/>
+          <w:sz w:val="26"/>
+          <w:szCs w:val="26"/>
+        </w:rPr>
+        <w:t>}</w:t>
+      </w:r>
+      <w:r>
+        <w:rPr>
+          <w:rFonts w:ascii="Arial" w:hAnsi="Arial" w:cs="Arial" w:hint="cs"/>
+          <w:color w:val="000000"/>
+          <w:sz w:val="26"/>
+          <w:szCs w:val="26"/>
           <w:rtl/>
         </w:rPr>
         <w:t xml:space="preserve"> </w:t>
@@ -782,7 +996,27 @@
           <w:sz w:val="26"/>
           <w:szCs w:val="26"/>
         </w:rPr>
-        <w:t>{yearEnd}</w:t>
+        <w:t>{</w:t>
+      </w:r>
+      <w:proofErr w:type="spellStart"/>
+      <w:r>
+        <w:rPr>
+          <w:rFonts w:ascii="Arial" w:hAnsi="Arial" w:cs="Arial"/>
+          <w:color w:val="000000"/>
+          <w:sz w:val="26"/>
+          <w:szCs w:val="26"/>
+        </w:rPr>
+        <w:t>yearEnd</w:t>
+      </w:r>
+      <w:proofErr w:type="spellEnd"/>
+      <w:r>
+        <w:rPr>
+          <w:rFonts w:ascii="Arial" w:hAnsi="Arial" w:cs="Arial"/>
+          <w:color w:val="000000"/>
+          <w:sz w:val="26"/>
+          <w:szCs w:val="26"/>
+        </w:rPr>
+        <w:t>}</w:t>
       </w:r>
       <w:r>
         <w:rPr>
@@ -892,7 +1126,7 @@
         <w:spacing w:line="300" w:lineRule="exact"/>
         <w:jc w:val="both"/>
         <w:rPr>
-          <w:rFonts w:ascii="Arial" w:hAnsi="Arial" w:cs="Arial" w:hint="cs"/>
+          <w:rFonts w:ascii="Arial" w:hAnsi="Arial" w:cs="Arial"/>
           <w:sz w:val="26"/>
           <w:szCs w:val="26"/>
           <w:rtl/>
@@ -927,9 +1161,26 @@
           <w:rFonts w:ascii="Arial" w:hAnsi="Arial" w:cs="Arial"/>
           <w:sz w:val="26"/>
           <w:szCs w:val="26"/>
-          <w:highlight w:val="yellow"/>
-        </w:rPr>
-        <w:t>{entityWord}</w:t>
+        </w:rPr>
+        <w:t>{</w:t>
+      </w:r>
+      <w:proofErr w:type="spellStart"/>
+      <w:r>
+        <w:rPr>
+          <w:rFonts w:ascii="Arial" w:hAnsi="Arial" w:cs="Arial"/>
+          <w:sz w:val="26"/>
+          <w:szCs w:val="26"/>
+        </w:rPr>
+        <w:t>entityWord</w:t>
+      </w:r>
+      <w:proofErr w:type="spellEnd"/>
+      <w:r>
+        <w:rPr>
+          <w:rFonts w:ascii="Arial" w:hAnsi="Arial" w:cs="Arial"/>
+          <w:sz w:val="26"/>
+          <w:szCs w:val="26"/>
+        </w:rPr>
+        <w:t>}</w:t>
       </w:r>
       <w:r>
         <w:rPr>
@@ -1001,11 +1252,11 @@
           <w:bCs/>
           <w:sz w:val="26"/>
           <w:szCs w:val="26"/>
-          <w:highlight w:val="yellow"/>
           <w:rtl/>
         </w:rPr>
         <w:t>{#</w:t>
       </w:r>
+      <w:proofErr w:type="spellStart"/>
       <w:r>
         <w:rPr>
           <w:rFonts w:ascii="Arial" w:hAnsi="Arial" w:cs="Arial"/>
@@ -1013,10 +1264,10 @@
           <w:bCs/>
           <w:sz w:val="26"/>
           <w:szCs w:val="26"/>
-          <w:highlight w:val="yellow"/>
         </w:rPr>
         <w:t>isProprietary</w:t>
       </w:r>
+      <w:proofErr w:type="spellEnd"/>
       <w:r>
         <w:rPr>
           <w:rFonts w:ascii="Arial" w:hAnsi="Arial" w:cs="Arial"/>
@@ -1024,7 +1275,6 @@
           <w:bCs/>
           <w:sz w:val="26"/>
           <w:szCs w:val="26"/>
-          <w:highlight w:val="yellow"/>
           <w:rtl/>
         </w:rPr>
         <w:t xml:space="preserve">} </w:t>
@@ -1036,11 +1286,11 @@
           <w:bCs/>
           <w:sz w:val="26"/>
           <w:szCs w:val="26"/>
-          <w:highlight w:val="yellow"/>
           <w:rtl/>
         </w:rPr>
         <w:t>{#</w:t>
       </w:r>
+      <w:proofErr w:type="spellStart"/>
       <w:r>
         <w:rPr>
           <w:rFonts w:ascii="Arial" w:hAnsi="Arial" w:cs="Arial"/>
@@ -1048,10 +1298,10 @@
           <w:bCs/>
           <w:sz w:val="26"/>
           <w:szCs w:val="26"/>
-          <w:highlight w:val="yellow"/>
         </w:rPr>
         <w:t>isProprietary</w:t>
       </w:r>
+      <w:proofErr w:type="spellEnd"/>
       <w:r>
         <w:rPr>
           <w:rFonts w:ascii="Arial" w:hAnsi="Arial" w:cs="Arial"/>
@@ -1059,11 +1309,11 @@
           <w:bCs/>
           <w:sz w:val="26"/>
           <w:szCs w:val="26"/>
-          <w:highlight w:val="yellow"/>
           <w:rtl/>
         </w:rPr>
         <w:t>} ذات الغرض الخاص{/</w:t>
       </w:r>
+      <w:proofErr w:type="spellStart"/>
       <w:proofErr w:type="gramStart"/>
       <w:r>
         <w:rPr>
@@ -1072,10 +1322,10 @@
           <w:bCs/>
           <w:sz w:val="26"/>
           <w:szCs w:val="26"/>
-          <w:highlight w:val="yellow"/>
         </w:rPr>
         <w:t>isProprietary</w:t>
       </w:r>
+      <w:proofErr w:type="spellEnd"/>
       <w:r>
         <w:rPr>
           <w:rFonts w:ascii="Arial" w:hAnsi="Arial" w:cs="Arial"/>
@@ -1083,7 +1333,6 @@
           <w:bCs/>
           <w:sz w:val="26"/>
           <w:szCs w:val="26"/>
-          <w:highlight w:val="yellow"/>
           <w:rtl/>
         </w:rPr>
         <w:t>}</w:t>
@@ -1095,7 +1344,6 @@
           <w:bCs/>
           <w:sz w:val="26"/>
           <w:szCs w:val="26"/>
-          <w:highlight w:val="yellow"/>
           <w:rtl/>
         </w:rPr>
         <w:t>{</w:t>
@@ -1108,11 +1356,11 @@
           <w:bCs/>
           <w:sz w:val="26"/>
           <w:szCs w:val="26"/>
-          <w:highlight w:val="yellow"/>
           <w:rtl/>
         </w:rPr>
         <w:t>/</w:t>
       </w:r>
+      <w:proofErr w:type="spellStart"/>
       <w:r>
         <w:rPr>
           <w:rFonts w:ascii="Arial" w:hAnsi="Arial" w:cs="Arial"/>
@@ -1120,10 +1368,10 @@
           <w:bCs/>
           <w:sz w:val="26"/>
           <w:szCs w:val="26"/>
-          <w:highlight w:val="yellow"/>
         </w:rPr>
         <w:t>isProprietary</w:t>
       </w:r>
+      <w:proofErr w:type="spellEnd"/>
       <w:r>
         <w:rPr>
           <w:rFonts w:ascii="Arial" w:hAnsi="Arial" w:cs="Arial"/>
@@ -1131,7 +1379,6 @@
           <w:bCs/>
           <w:sz w:val="26"/>
           <w:szCs w:val="26"/>
-          <w:highlight w:val="yellow"/>
           <w:rtl/>
         </w:rPr>
         <w:t>}</w:t>
@@ -1231,16 +1478,7 @@
           <w:szCs w:val="26"/>
           <w:rtl/>
         </w:rPr>
-        <w:t xml:space="preserve">لعملية المراجعة المؤرخ </w:t>
-      </w:r>
-      <w:r>
-        <w:rPr>
-          <w:rFonts w:ascii="Arial" w:hAnsi="Arial" w:cs="Arial" w:hint="cs"/>
-          <w:sz w:val="26"/>
-          <w:szCs w:val="26"/>
-          <w:rtl/>
-        </w:rPr>
-        <w:t>في</w:t>
+        <w:t>لعملية المراجعة المؤرخ في</w:t>
       </w:r>
       <w:r>
         <w:rPr>
@@ -1257,7 +1495,25 @@
           <w:sz w:val="26"/>
           <w:szCs w:val="26"/>
         </w:rPr>
-        <w:t>{engagementDate}</w:t>
+        <w:t>{</w:t>
+      </w:r>
+      <w:proofErr w:type="spellStart"/>
+      <w:r>
+        <w:rPr>
+          <w:rFonts w:ascii="Arial" w:hAnsi="Arial" w:cs="Arial"/>
+          <w:sz w:val="26"/>
+          <w:szCs w:val="26"/>
+        </w:rPr>
+        <w:t>engagementDate</w:t>
+      </w:r>
+      <w:proofErr w:type="spellEnd"/>
+      <w:r>
+        <w:rPr>
+          <w:rFonts w:ascii="Arial" w:hAnsi="Arial" w:cs="Arial"/>
+          <w:sz w:val="26"/>
+          <w:szCs w:val="26"/>
+        </w:rPr>
+        <w:t>}</w:t>
       </w:r>
       <w:r>
         <w:rPr>
@@ -1291,7 +1547,6 @@
           <w:rFonts w:ascii="Arial" w:hAnsi="Arial" w:cs="Arial"/>
           <w:sz w:val="26"/>
           <w:szCs w:val="26"/>
-          <w:highlight w:val="yellow"/>
         </w:rPr>
         <w:t xml:space="preserve">{#isProprietary} </w:t>
       </w:r>
@@ -1300,7 +1555,6 @@
           <w:rFonts w:ascii="Arial" w:hAnsi="Arial" w:cs="Arial"/>
           <w:sz w:val="26"/>
           <w:szCs w:val="26"/>
-          <w:highlight w:val="yellow"/>
         </w:rPr>
         <w:t>{#isProprietary</w:t>
       </w:r>
@@ -1309,27 +1563,34 @@
           <w:rFonts w:ascii="Arial" w:hAnsi="Arial" w:cs="Arial"/>
           <w:sz w:val="26"/>
           <w:szCs w:val="26"/>
-          <w:highlight w:val="yellow"/>
           <w:rtl/>
         </w:rPr>
         <w:t>} ذات الغرض الخاص{/</w:t>
       </w:r>
+      <w:proofErr w:type="spellStart"/>
       <w:proofErr w:type="gramStart"/>
       <w:r>
         <w:rPr>
           <w:rFonts w:ascii="Arial" w:hAnsi="Arial" w:cs="Arial"/>
           <w:sz w:val="26"/>
           <w:szCs w:val="26"/>
-          <w:highlight w:val="yellow"/>
-        </w:rPr>
-        <w:t>isProprietary}</w:t>
-      </w:r>
-      <w:r>
-        <w:rPr>
-          <w:rFonts w:ascii="Arial" w:hAnsi="Arial" w:cs="Arial"/>
-          <w:sz w:val="26"/>
-          <w:szCs w:val="26"/>
-          <w:highlight w:val="yellow"/>
+        </w:rPr>
+        <w:t>isProprietary</w:t>
+      </w:r>
+      <w:proofErr w:type="spellEnd"/>
+      <w:r>
+        <w:rPr>
+          <w:rFonts w:ascii="Arial" w:hAnsi="Arial" w:cs="Arial"/>
+          <w:sz w:val="26"/>
+          <w:szCs w:val="26"/>
+        </w:rPr>
+        <w:t>}</w:t>
+      </w:r>
+      <w:r>
+        <w:rPr>
+          <w:rFonts w:ascii="Arial" w:hAnsi="Arial" w:cs="Arial"/>
+          <w:sz w:val="26"/>
+          <w:szCs w:val="26"/>
         </w:rPr>
         <w:t>{</w:t>
       </w:r>
@@ -1339,9 +1600,26 @@
           <w:rFonts w:ascii="Arial" w:hAnsi="Arial" w:cs="Arial"/>
           <w:sz w:val="26"/>
           <w:szCs w:val="26"/>
-          <w:highlight w:val="yellow"/>
-        </w:rPr>
-        <w:t>/isProprietary}</w:t>
+        </w:rPr>
+        <w:t>/</w:t>
+      </w:r>
+      <w:proofErr w:type="spellStart"/>
+      <w:r>
+        <w:rPr>
+          <w:rFonts w:ascii="Arial" w:hAnsi="Arial" w:cs="Arial"/>
+          <w:sz w:val="26"/>
+          <w:szCs w:val="26"/>
+        </w:rPr>
+        <w:t>isProprietary</w:t>
+      </w:r>
+      <w:proofErr w:type="spellEnd"/>
+      <w:r>
+        <w:rPr>
+          <w:rFonts w:ascii="Arial" w:hAnsi="Arial" w:cs="Arial"/>
+          <w:sz w:val="26"/>
+          <w:szCs w:val="26"/>
+        </w:rPr>
+        <w:t>}</w:t>
       </w:r>
       <w:r>
         <w:rPr>
@@ -1377,16 +1655,7 @@
           <w:szCs w:val="26"/>
           <w:rtl/>
         </w:rPr>
-        <w:t>رة ومتوسطة</w:t>
-      </w:r>
-      <w:r>
-        <w:rPr>
-          <w:rFonts w:ascii="Arial" w:hAnsi="Arial" w:cs="Arial" w:hint="cs"/>
-          <w:sz w:val="26"/>
-          <w:szCs w:val="26"/>
-          <w:rtl/>
-        </w:rPr>
-        <w:t xml:space="preserve"> الحجم المعتمد في المملكة العربية السعودية والمعايير والاصدارات الاخرى المعتمدة من الهيئة السعودية للمراجعين والمحاسبين</w:t>
+        <w:t>رة ومتوسطة الحجم المعتمد في المملكة العربية السعودية والمعايير والاصدارات الاخرى المعتمدة من الهيئة السعودية للمراجعين والمحاسبين</w:t>
       </w:r>
       <w:r>
         <w:rPr>
@@ -1471,9 +1740,26 @@
           <w:rFonts w:ascii="Arial" w:hAnsi="Arial" w:cs="Arial"/>
           <w:sz w:val="26"/>
           <w:szCs w:val="26"/>
-          <w:highlight w:val="yellow"/>
-        </w:rPr>
-        <w:t>{entityWord}</w:t>
+        </w:rPr>
+        <w:t>{</w:t>
+      </w:r>
+      <w:proofErr w:type="spellStart"/>
+      <w:r>
+        <w:rPr>
+          <w:rFonts w:ascii="Arial" w:hAnsi="Arial" w:cs="Arial"/>
+          <w:sz w:val="26"/>
+          <w:szCs w:val="26"/>
+        </w:rPr>
+        <w:t>entityWord</w:t>
+      </w:r>
+      <w:proofErr w:type="spellEnd"/>
+      <w:r>
+        <w:rPr>
+          <w:rFonts w:ascii="Arial" w:hAnsi="Arial" w:cs="Arial"/>
+          <w:sz w:val="26"/>
+          <w:szCs w:val="26"/>
+        </w:rPr>
+        <w:t>}</w:t>
       </w:r>
       <w:r>
         <w:rPr>
@@ -1498,7 +1784,6 @@
           <w:rFonts w:ascii="Arial" w:hAnsi="Arial" w:cs="Arial"/>
           <w:sz w:val="26"/>
           <w:szCs w:val="26"/>
-          <w:highlight w:val="yellow"/>
         </w:rPr>
         <w:t xml:space="preserve">{#isProprietary} </w:t>
       </w:r>
@@ -1507,7 +1792,6 @@
           <w:rFonts w:ascii="Arial" w:hAnsi="Arial" w:cs="Arial"/>
           <w:sz w:val="26"/>
           <w:szCs w:val="26"/>
-          <w:highlight w:val="yellow"/>
         </w:rPr>
         <w:t>{#isProprietary</w:t>
       </w:r>
@@ -1516,27 +1800,34 @@
           <w:rFonts w:ascii="Arial" w:hAnsi="Arial" w:cs="Arial"/>
           <w:sz w:val="26"/>
           <w:szCs w:val="26"/>
-          <w:highlight w:val="yellow"/>
           <w:rtl/>
         </w:rPr>
         <w:t>} ذات الغرض الخاص{/</w:t>
       </w:r>
+      <w:proofErr w:type="spellStart"/>
       <w:proofErr w:type="gramStart"/>
       <w:r>
         <w:rPr>
           <w:rFonts w:ascii="Arial" w:hAnsi="Arial" w:cs="Arial"/>
           <w:sz w:val="26"/>
           <w:szCs w:val="26"/>
-          <w:highlight w:val="yellow"/>
-        </w:rPr>
-        <w:t>isProprietary}</w:t>
-      </w:r>
-      <w:r>
-        <w:rPr>
-          <w:rFonts w:ascii="Arial" w:hAnsi="Arial" w:cs="Arial"/>
-          <w:sz w:val="26"/>
-          <w:szCs w:val="26"/>
-          <w:highlight w:val="yellow"/>
+        </w:rPr>
+        <w:t>isProprietary</w:t>
+      </w:r>
+      <w:proofErr w:type="spellEnd"/>
+      <w:r>
+        <w:rPr>
+          <w:rFonts w:ascii="Arial" w:hAnsi="Arial" w:cs="Arial"/>
+          <w:sz w:val="26"/>
+          <w:szCs w:val="26"/>
+        </w:rPr>
+        <w:t>}</w:t>
+      </w:r>
+      <w:r>
+        <w:rPr>
+          <w:rFonts w:ascii="Arial" w:hAnsi="Arial" w:cs="Arial"/>
+          <w:sz w:val="26"/>
+          <w:szCs w:val="26"/>
         </w:rPr>
         <w:t>{</w:t>
       </w:r>
@@ -1546,9 +1837,26 @@
           <w:rFonts w:ascii="Arial" w:hAnsi="Arial" w:cs="Arial"/>
           <w:sz w:val="26"/>
           <w:szCs w:val="26"/>
-          <w:highlight w:val="yellow"/>
-        </w:rPr>
-        <w:t>/isProprietary}</w:t>
+        </w:rPr>
+        <w:t>/</w:t>
+      </w:r>
+      <w:proofErr w:type="spellStart"/>
+      <w:r>
+        <w:rPr>
+          <w:rFonts w:ascii="Arial" w:hAnsi="Arial" w:cs="Arial"/>
+          <w:sz w:val="26"/>
+          <w:szCs w:val="26"/>
+        </w:rPr>
+        <w:t>isProprietary</w:t>
+      </w:r>
+      <w:proofErr w:type="spellEnd"/>
+      <w:r>
+        <w:rPr>
+          <w:rFonts w:ascii="Arial" w:hAnsi="Arial" w:cs="Arial"/>
+          <w:sz w:val="26"/>
+          <w:szCs w:val="26"/>
+        </w:rPr>
+        <w:t>}</w:t>
       </w:r>
       <w:r>
         <w:rPr>
@@ -1626,45 +1934,44 @@
           <w:rFonts w:ascii="Arial" w:hAnsi="Arial" w:cs="Arial" w:hint="cs"/>
           <w:sz w:val="26"/>
           <w:szCs w:val="26"/>
-          <w:highlight w:val="yellow"/>
           <w:rtl/>
         </w:rPr>
         <w:t>{#</w:t>
       </w:r>
-      <w:r>
-        <w:rPr>
-          <w:rFonts w:ascii="Arial" w:hAnsi="Arial" w:cs="Arial" w:hint="cs"/>
-          <w:sz w:val="26"/>
-          <w:szCs w:val="26"/>
-          <w:highlight w:val="yellow"/>
+      <w:proofErr w:type="spellStart"/>
+      <w:r>
+        <w:rPr>
+          <w:rFonts w:ascii="Arial" w:hAnsi="Arial" w:cs="Arial" w:hint="cs"/>
+          <w:sz w:val="26"/>
+          <w:szCs w:val="26"/>
         </w:rPr>
         <w:t>isProprietary</w:t>
       </w:r>
-      <w:r>
-        <w:rPr>
-          <w:rFonts w:ascii="Arial" w:hAnsi="Arial" w:cs="Arial" w:hint="cs"/>
-          <w:sz w:val="26"/>
-          <w:szCs w:val="26"/>
-          <w:highlight w:val="yellow"/>
+      <w:proofErr w:type="spellEnd"/>
+      <w:r>
+        <w:rPr>
+          <w:rFonts w:ascii="Arial" w:hAnsi="Arial" w:cs="Arial" w:hint="cs"/>
+          <w:sz w:val="26"/>
+          <w:szCs w:val="26"/>
           <w:rtl/>
         </w:rPr>
         <w:t>} ذات الغرض الخاص{/</w:t>
       </w:r>
-      <w:r>
-        <w:rPr>
-          <w:rFonts w:ascii="Arial" w:hAnsi="Arial" w:cs="Arial" w:hint="cs"/>
-          <w:sz w:val="26"/>
-          <w:szCs w:val="26"/>
-          <w:highlight w:val="yellow"/>
+      <w:proofErr w:type="spellStart"/>
+      <w:r>
+        <w:rPr>
+          <w:rFonts w:ascii="Arial" w:hAnsi="Arial" w:cs="Arial" w:hint="cs"/>
+          <w:sz w:val="26"/>
+          <w:szCs w:val="26"/>
         </w:rPr>
         <w:t>isProprietary</w:t>
       </w:r>
-      <w:r>
-        <w:rPr>
-          <w:rFonts w:ascii="Arial" w:hAnsi="Arial" w:cs="Arial" w:hint="cs"/>
-          <w:sz w:val="26"/>
-          <w:szCs w:val="26"/>
-          <w:highlight w:val="yellow"/>
+      <w:proofErr w:type="spellEnd"/>
+      <w:r>
+        <w:rPr>
+          <w:rFonts w:ascii="Arial" w:hAnsi="Arial" w:cs="Arial" w:hint="cs"/>
+          <w:sz w:val="26"/>
+          <w:szCs w:val="26"/>
           <w:rtl/>
         </w:rPr>
         <w:t>}</w:t>
@@ -1692,26 +1999,25 @@
           <w:rFonts w:ascii="Arial" w:hAnsi="Arial" w:cs="Arial" w:hint="cs"/>
           <w:sz w:val="26"/>
           <w:szCs w:val="26"/>
-          <w:highlight w:val="yellow"/>
           <w:rtl/>
         </w:rPr>
         <w:t>{</w:t>
       </w:r>
-      <w:r>
-        <w:rPr>
-          <w:rFonts w:ascii="Arial" w:hAnsi="Arial" w:cs="Arial" w:hint="cs"/>
-          <w:sz w:val="26"/>
-          <w:szCs w:val="26"/>
-          <w:highlight w:val="yellow"/>
+      <w:proofErr w:type="spellStart"/>
+      <w:r>
+        <w:rPr>
+          <w:rFonts w:ascii="Arial" w:hAnsi="Arial" w:cs="Arial" w:hint="cs"/>
+          <w:sz w:val="26"/>
+          <w:szCs w:val="26"/>
         </w:rPr>
         <w:t>entityWord</w:t>
       </w:r>
-      <w:r>
-        <w:rPr>
-          <w:rFonts w:ascii="Arial" w:hAnsi="Arial" w:cs="Arial" w:hint="cs"/>
-          <w:sz w:val="26"/>
-          <w:szCs w:val="26"/>
-          <w:highlight w:val="yellow"/>
+      <w:proofErr w:type="spellEnd"/>
+      <w:r>
+        <w:rPr>
+          <w:rFonts w:ascii="Arial" w:hAnsi="Arial" w:cs="Arial" w:hint="cs"/>
+          <w:sz w:val="26"/>
+          <w:szCs w:val="26"/>
           <w:rtl/>
         </w:rPr>
         <w:t>}</w:t>
@@ -1837,45 +2143,44 @@
           <w:rFonts w:ascii="Arial" w:hAnsi="Arial" w:cs="Arial" w:hint="cs"/>
           <w:sz w:val="26"/>
           <w:szCs w:val="26"/>
-          <w:highlight w:val="yellow"/>
           <w:rtl/>
         </w:rPr>
         <w:t>{#</w:t>
       </w:r>
-      <w:r>
-        <w:rPr>
-          <w:rFonts w:ascii="Arial" w:hAnsi="Arial" w:cs="Arial" w:hint="cs"/>
-          <w:sz w:val="26"/>
-          <w:szCs w:val="26"/>
-          <w:highlight w:val="yellow"/>
+      <w:proofErr w:type="spellStart"/>
+      <w:r>
+        <w:rPr>
+          <w:rFonts w:ascii="Arial" w:hAnsi="Arial" w:cs="Arial" w:hint="cs"/>
+          <w:sz w:val="26"/>
+          <w:szCs w:val="26"/>
         </w:rPr>
         <w:t>isProprietary</w:t>
       </w:r>
-      <w:r>
-        <w:rPr>
-          <w:rFonts w:ascii="Arial" w:hAnsi="Arial" w:cs="Arial" w:hint="cs"/>
-          <w:sz w:val="26"/>
-          <w:szCs w:val="26"/>
-          <w:highlight w:val="yellow"/>
+      <w:proofErr w:type="spellEnd"/>
+      <w:r>
+        <w:rPr>
+          <w:rFonts w:ascii="Arial" w:hAnsi="Arial" w:cs="Arial" w:hint="cs"/>
+          <w:sz w:val="26"/>
+          <w:szCs w:val="26"/>
           <w:rtl/>
         </w:rPr>
         <w:t>} ذات الغرض الخاص{/</w:t>
       </w:r>
-      <w:r>
-        <w:rPr>
-          <w:rFonts w:ascii="Arial" w:hAnsi="Arial" w:cs="Arial" w:hint="cs"/>
-          <w:sz w:val="26"/>
-          <w:szCs w:val="26"/>
-          <w:highlight w:val="yellow"/>
+      <w:proofErr w:type="spellStart"/>
+      <w:r>
+        <w:rPr>
+          <w:rFonts w:ascii="Arial" w:hAnsi="Arial" w:cs="Arial" w:hint="cs"/>
+          <w:sz w:val="26"/>
+          <w:szCs w:val="26"/>
         </w:rPr>
         <w:t>isProprietary</w:t>
       </w:r>
-      <w:r>
-        <w:rPr>
-          <w:rFonts w:ascii="Arial" w:hAnsi="Arial" w:cs="Arial" w:hint="cs"/>
-          <w:sz w:val="26"/>
-          <w:szCs w:val="26"/>
-          <w:highlight w:val="yellow"/>
+      <w:proofErr w:type="spellEnd"/>
+      <w:r>
+        <w:rPr>
+          <w:rFonts w:ascii="Arial" w:hAnsi="Arial" w:cs="Arial" w:hint="cs"/>
+          <w:sz w:val="26"/>
+          <w:szCs w:val="26"/>
           <w:rtl/>
         </w:rPr>
         <w:t>}</w:t>
@@ -1921,6 +2226,7 @@
           <w:szCs w:val="26"/>
           <w:rtl/>
         </w:rPr>
+        <w:lastRenderedPageBreak/>
         <w:t xml:space="preserve">3. </w:t>
       </w:r>
       <w:r>
@@ -1964,45 +2270,44 @@
           <w:rFonts w:ascii="Arial" w:hAnsi="Arial" w:cs="Arial" w:hint="cs"/>
           <w:sz w:val="26"/>
           <w:szCs w:val="26"/>
-          <w:highlight w:val="yellow"/>
           <w:rtl/>
         </w:rPr>
         <w:t>{#</w:t>
       </w:r>
-      <w:r>
-        <w:rPr>
-          <w:rFonts w:ascii="Arial" w:hAnsi="Arial" w:cs="Arial" w:hint="cs"/>
-          <w:sz w:val="26"/>
-          <w:szCs w:val="26"/>
-          <w:highlight w:val="yellow"/>
+      <w:proofErr w:type="spellStart"/>
+      <w:r>
+        <w:rPr>
+          <w:rFonts w:ascii="Arial" w:hAnsi="Arial" w:cs="Arial" w:hint="cs"/>
+          <w:sz w:val="26"/>
+          <w:szCs w:val="26"/>
         </w:rPr>
         <w:t>isProprietary</w:t>
       </w:r>
-      <w:r>
-        <w:rPr>
-          <w:rFonts w:ascii="Arial" w:hAnsi="Arial" w:cs="Arial" w:hint="cs"/>
-          <w:sz w:val="26"/>
-          <w:szCs w:val="26"/>
-          <w:highlight w:val="yellow"/>
+      <w:proofErr w:type="spellEnd"/>
+      <w:r>
+        <w:rPr>
+          <w:rFonts w:ascii="Arial" w:hAnsi="Arial" w:cs="Arial" w:hint="cs"/>
+          <w:sz w:val="26"/>
+          <w:szCs w:val="26"/>
           <w:rtl/>
         </w:rPr>
         <w:t>} ذات الغرض الخاص{/</w:t>
       </w:r>
-      <w:r>
-        <w:rPr>
-          <w:rFonts w:ascii="Arial" w:hAnsi="Arial" w:cs="Arial" w:hint="cs"/>
-          <w:sz w:val="26"/>
-          <w:szCs w:val="26"/>
-          <w:highlight w:val="yellow"/>
+      <w:proofErr w:type="spellStart"/>
+      <w:r>
+        <w:rPr>
+          <w:rFonts w:ascii="Arial" w:hAnsi="Arial" w:cs="Arial" w:hint="cs"/>
+          <w:sz w:val="26"/>
+          <w:szCs w:val="26"/>
         </w:rPr>
         <w:t>isProprietary</w:t>
       </w:r>
-      <w:r>
-        <w:rPr>
-          <w:rFonts w:ascii="Arial" w:hAnsi="Arial" w:cs="Arial" w:hint="cs"/>
-          <w:sz w:val="26"/>
-          <w:szCs w:val="26"/>
-          <w:highlight w:val="yellow"/>
+      <w:proofErr w:type="spellEnd"/>
+      <w:r>
+        <w:rPr>
+          <w:rFonts w:ascii="Arial" w:hAnsi="Arial" w:cs="Arial" w:hint="cs"/>
+          <w:sz w:val="26"/>
+          <w:szCs w:val="26"/>
           <w:rtl/>
         </w:rPr>
         <w:t>}</w:t>
@@ -2093,45 +2398,44 @@
           <w:rFonts w:ascii="Arial" w:hAnsi="Arial" w:cs="Arial" w:hint="cs"/>
           <w:sz w:val="26"/>
           <w:szCs w:val="26"/>
-          <w:highlight w:val="yellow"/>
           <w:rtl/>
         </w:rPr>
         <w:t>{#</w:t>
       </w:r>
-      <w:r>
-        <w:rPr>
-          <w:rFonts w:ascii="Arial" w:hAnsi="Arial" w:cs="Arial" w:hint="cs"/>
-          <w:sz w:val="26"/>
-          <w:szCs w:val="26"/>
-          <w:highlight w:val="yellow"/>
+      <w:proofErr w:type="spellStart"/>
+      <w:r>
+        <w:rPr>
+          <w:rFonts w:ascii="Arial" w:hAnsi="Arial" w:cs="Arial" w:hint="cs"/>
+          <w:sz w:val="26"/>
+          <w:szCs w:val="26"/>
         </w:rPr>
         <w:t>isProprietary</w:t>
       </w:r>
-      <w:r>
-        <w:rPr>
-          <w:rFonts w:ascii="Arial" w:hAnsi="Arial" w:cs="Arial" w:hint="cs"/>
-          <w:sz w:val="26"/>
-          <w:szCs w:val="26"/>
-          <w:highlight w:val="yellow"/>
+      <w:proofErr w:type="spellEnd"/>
+      <w:r>
+        <w:rPr>
+          <w:rFonts w:ascii="Arial" w:hAnsi="Arial" w:cs="Arial" w:hint="cs"/>
+          <w:sz w:val="26"/>
+          <w:szCs w:val="26"/>
           <w:rtl/>
         </w:rPr>
         <w:t>} ذات الغرض الخاص{/</w:t>
       </w:r>
-      <w:r>
-        <w:rPr>
-          <w:rFonts w:ascii="Arial" w:hAnsi="Arial" w:cs="Arial" w:hint="cs"/>
-          <w:sz w:val="26"/>
-          <w:szCs w:val="26"/>
-          <w:highlight w:val="yellow"/>
+      <w:proofErr w:type="spellStart"/>
+      <w:r>
+        <w:rPr>
+          <w:rFonts w:ascii="Arial" w:hAnsi="Arial" w:cs="Arial" w:hint="cs"/>
+          <w:sz w:val="26"/>
+          <w:szCs w:val="26"/>
         </w:rPr>
         <w:t>isProprietary</w:t>
       </w:r>
-      <w:r>
-        <w:rPr>
-          <w:rFonts w:ascii="Arial" w:hAnsi="Arial" w:cs="Arial" w:hint="cs"/>
-          <w:sz w:val="26"/>
-          <w:szCs w:val="26"/>
-          <w:highlight w:val="yellow"/>
+      <w:proofErr w:type="spellEnd"/>
+      <w:r>
+        <w:rPr>
+          <w:rFonts w:ascii="Arial" w:hAnsi="Arial" w:cs="Arial" w:hint="cs"/>
+          <w:sz w:val="26"/>
+          <w:szCs w:val="26"/>
           <w:rtl/>
         </w:rPr>
         <w:t>}</w:t>
@@ -2176,7 +2480,6 @@
           <w:szCs w:val="26"/>
           <w:rtl/>
         </w:rPr>
-        <w:lastRenderedPageBreak/>
         <w:t xml:space="preserve">4. </w:t>
       </w:r>
       <w:r>
@@ -2202,45 +2505,44 @@
           <w:rFonts w:ascii="Arial" w:hAnsi="Arial" w:cs="Arial" w:hint="cs"/>
           <w:sz w:val="26"/>
           <w:szCs w:val="26"/>
-          <w:highlight w:val="yellow"/>
           <w:rtl/>
         </w:rPr>
         <w:t>{#</w:t>
       </w:r>
-      <w:r>
-        <w:rPr>
-          <w:rFonts w:ascii="Arial" w:hAnsi="Arial" w:cs="Arial" w:hint="cs"/>
-          <w:sz w:val="26"/>
-          <w:szCs w:val="26"/>
-          <w:highlight w:val="yellow"/>
+      <w:proofErr w:type="spellStart"/>
+      <w:r>
+        <w:rPr>
+          <w:rFonts w:ascii="Arial" w:hAnsi="Arial" w:cs="Arial" w:hint="cs"/>
+          <w:sz w:val="26"/>
+          <w:szCs w:val="26"/>
         </w:rPr>
         <w:t>isProprietary</w:t>
       </w:r>
-      <w:r>
-        <w:rPr>
-          <w:rFonts w:ascii="Arial" w:hAnsi="Arial" w:cs="Arial" w:hint="cs"/>
-          <w:sz w:val="26"/>
-          <w:szCs w:val="26"/>
-          <w:highlight w:val="yellow"/>
+      <w:proofErr w:type="spellEnd"/>
+      <w:r>
+        <w:rPr>
+          <w:rFonts w:ascii="Arial" w:hAnsi="Arial" w:cs="Arial" w:hint="cs"/>
+          <w:sz w:val="26"/>
+          <w:szCs w:val="26"/>
           <w:rtl/>
         </w:rPr>
         <w:t>} ذات الغرض الخاص{/</w:t>
       </w:r>
-      <w:r>
-        <w:rPr>
-          <w:rFonts w:ascii="Arial" w:hAnsi="Arial" w:cs="Arial" w:hint="cs"/>
-          <w:sz w:val="26"/>
-          <w:szCs w:val="26"/>
-          <w:highlight w:val="yellow"/>
+      <w:proofErr w:type="spellStart"/>
+      <w:r>
+        <w:rPr>
+          <w:rFonts w:ascii="Arial" w:hAnsi="Arial" w:cs="Arial" w:hint="cs"/>
+          <w:sz w:val="26"/>
+          <w:szCs w:val="26"/>
         </w:rPr>
         <w:t>isProprietary</w:t>
       </w:r>
-      <w:r>
-        <w:rPr>
-          <w:rFonts w:ascii="Arial" w:hAnsi="Arial" w:cs="Arial" w:hint="cs"/>
-          <w:sz w:val="26"/>
-          <w:szCs w:val="26"/>
-          <w:highlight w:val="yellow"/>
+      <w:proofErr w:type="spellEnd"/>
+      <w:r>
+        <w:rPr>
+          <w:rFonts w:ascii="Arial" w:hAnsi="Arial" w:cs="Arial" w:hint="cs"/>
+          <w:sz w:val="26"/>
+          <w:szCs w:val="26"/>
           <w:rtl/>
         </w:rPr>
         <w:t>}</w:t>
@@ -2320,7 +2622,7 @@
         <w:ind w:hanging="270"/>
         <w:jc w:val="both"/>
         <w:rPr>
-          <w:rFonts w:ascii="Arial" w:hAnsi="Arial" w:cs="Arial" w:hint="cs"/>
+          <w:rFonts w:ascii="Arial" w:hAnsi="Arial" w:cs="Arial"/>
           <w:sz w:val="26"/>
           <w:szCs w:val="26"/>
         </w:rPr>
@@ -2357,26 +2659,25 @@
           <w:rFonts w:ascii="Arial" w:hAnsi="Arial" w:cs="Arial" w:hint="cs"/>
           <w:sz w:val="26"/>
           <w:szCs w:val="26"/>
-          <w:highlight w:val="yellow"/>
           <w:rtl/>
         </w:rPr>
         <w:t>{</w:t>
       </w:r>
-      <w:r>
-        <w:rPr>
-          <w:rFonts w:ascii="Arial" w:hAnsi="Arial" w:cs="Arial" w:hint="cs"/>
-          <w:sz w:val="26"/>
-          <w:szCs w:val="26"/>
-          <w:highlight w:val="yellow"/>
+      <w:proofErr w:type="spellStart"/>
+      <w:r>
+        <w:rPr>
+          <w:rFonts w:ascii="Arial" w:hAnsi="Arial" w:cs="Arial" w:hint="cs"/>
+          <w:sz w:val="26"/>
+          <w:szCs w:val="26"/>
         </w:rPr>
         <w:t>entityWord</w:t>
       </w:r>
-      <w:r>
-        <w:rPr>
-          <w:rFonts w:ascii="Arial" w:hAnsi="Arial" w:cs="Arial" w:hint="cs"/>
-          <w:sz w:val="26"/>
-          <w:szCs w:val="26"/>
-          <w:highlight w:val="yellow"/>
+      <w:proofErr w:type="spellEnd"/>
+      <w:r>
+        <w:rPr>
+          <w:rFonts w:ascii="Arial" w:hAnsi="Arial" w:cs="Arial" w:hint="cs"/>
+          <w:sz w:val="26"/>
+          <w:szCs w:val="26"/>
           <w:rtl/>
         </w:rPr>
         <w:t>}</w:t>
@@ -2395,26 +2696,25 @@
           <w:rFonts w:ascii="Arial" w:hAnsi="Arial" w:cs="Arial" w:hint="cs"/>
           <w:sz w:val="26"/>
           <w:szCs w:val="26"/>
-          <w:highlight w:val="yellow"/>
           <w:rtl/>
         </w:rPr>
         <w:t>{</w:t>
       </w:r>
-      <w:r>
-        <w:rPr>
-          <w:rFonts w:ascii="Arial" w:hAnsi="Arial" w:cs="Arial" w:hint="cs"/>
-          <w:sz w:val="26"/>
-          <w:szCs w:val="26"/>
-          <w:highlight w:val="yellow"/>
+      <w:proofErr w:type="spellStart"/>
+      <w:r>
+        <w:rPr>
+          <w:rFonts w:ascii="Arial" w:hAnsi="Arial" w:cs="Arial" w:hint="cs"/>
+          <w:sz w:val="26"/>
+          <w:szCs w:val="26"/>
         </w:rPr>
         <w:t>entityWord</w:t>
       </w:r>
-      <w:r>
-        <w:rPr>
-          <w:rFonts w:ascii="Arial" w:hAnsi="Arial" w:cs="Arial" w:hint="cs"/>
-          <w:sz w:val="26"/>
-          <w:szCs w:val="26"/>
-          <w:highlight w:val="yellow"/>
+      <w:proofErr w:type="spellEnd"/>
+      <w:r>
+        <w:rPr>
+          <w:rFonts w:ascii="Arial" w:hAnsi="Arial" w:cs="Arial" w:hint="cs"/>
+          <w:sz w:val="26"/>
+          <w:szCs w:val="26"/>
           <w:rtl/>
         </w:rPr>
         <w:t>}</w:t>
@@ -2497,7 +2797,7 @@
         <w:spacing w:line="300" w:lineRule="exact"/>
         <w:jc w:val="both"/>
         <w:rPr>
-          <w:rFonts w:ascii="Arial" w:hAnsi="Arial" w:cs="Arial" w:hint="cs"/>
+          <w:rFonts w:ascii="Arial" w:hAnsi="Arial" w:cs="Arial"/>
           <w:sz w:val="26"/>
           <w:szCs w:val="26"/>
           <w:rtl/>
@@ -2544,7 +2844,7 @@
         <w:ind w:left="-270"/>
         <w:jc w:val="both"/>
         <w:rPr>
-          <w:rFonts w:ascii="Arial" w:hAnsi="Arial" w:cs="Arial" w:hint="cs"/>
+          <w:rFonts w:ascii="Arial" w:hAnsi="Arial" w:cs="Arial"/>
           <w:sz w:val="26"/>
           <w:szCs w:val="26"/>
           <w:rtl/>
@@ -2627,45 +2927,44 @@
           <w:rFonts w:ascii="Arial" w:hAnsi="Arial" w:cs="Arial" w:hint="cs"/>
           <w:sz w:val="26"/>
           <w:szCs w:val="26"/>
-          <w:highlight w:val="yellow"/>
           <w:rtl/>
         </w:rPr>
         <w:t>{#</w:t>
       </w:r>
-      <w:r>
-        <w:rPr>
-          <w:rFonts w:ascii="Arial" w:hAnsi="Arial" w:cs="Arial" w:hint="cs"/>
-          <w:sz w:val="26"/>
-          <w:szCs w:val="26"/>
-          <w:highlight w:val="yellow"/>
+      <w:proofErr w:type="spellStart"/>
+      <w:r>
+        <w:rPr>
+          <w:rFonts w:ascii="Arial" w:hAnsi="Arial" w:cs="Arial" w:hint="cs"/>
+          <w:sz w:val="26"/>
+          <w:szCs w:val="26"/>
         </w:rPr>
         <w:t>isProprietary</w:t>
       </w:r>
-      <w:r>
-        <w:rPr>
-          <w:rFonts w:ascii="Arial" w:hAnsi="Arial" w:cs="Arial" w:hint="cs"/>
-          <w:sz w:val="26"/>
-          <w:szCs w:val="26"/>
-          <w:highlight w:val="yellow"/>
+      <w:proofErr w:type="spellEnd"/>
+      <w:r>
+        <w:rPr>
+          <w:rFonts w:ascii="Arial" w:hAnsi="Arial" w:cs="Arial" w:hint="cs"/>
+          <w:sz w:val="26"/>
+          <w:szCs w:val="26"/>
           <w:rtl/>
         </w:rPr>
         <w:t>} ذات الغرض الخاص{/</w:t>
       </w:r>
-      <w:r>
-        <w:rPr>
-          <w:rFonts w:ascii="Arial" w:hAnsi="Arial" w:cs="Arial" w:hint="cs"/>
-          <w:sz w:val="26"/>
-          <w:szCs w:val="26"/>
-          <w:highlight w:val="yellow"/>
+      <w:proofErr w:type="spellStart"/>
+      <w:r>
+        <w:rPr>
+          <w:rFonts w:ascii="Arial" w:hAnsi="Arial" w:cs="Arial" w:hint="cs"/>
+          <w:sz w:val="26"/>
+          <w:szCs w:val="26"/>
         </w:rPr>
         <w:t>isProprietary</w:t>
       </w:r>
-      <w:r>
-        <w:rPr>
-          <w:rFonts w:ascii="Arial" w:hAnsi="Arial" w:cs="Arial" w:hint="cs"/>
-          <w:sz w:val="26"/>
-          <w:szCs w:val="26"/>
-          <w:highlight w:val="yellow"/>
+      <w:proofErr w:type="spellEnd"/>
+      <w:r>
+        <w:rPr>
+          <w:rFonts w:ascii="Arial" w:hAnsi="Arial" w:cs="Arial" w:hint="cs"/>
+          <w:sz w:val="26"/>
+          <w:szCs w:val="26"/>
           <w:rtl/>
         </w:rPr>
         <w:t>}</w:t>
@@ -2812,7 +3111,7 @@
         <w:spacing w:line="300" w:lineRule="exact"/>
         <w:jc w:val="both"/>
         <w:rPr>
-          <w:rFonts w:ascii="Arial" w:hAnsi="Arial" w:cs="Arial" w:hint="cs"/>
+          <w:rFonts w:ascii="Arial" w:hAnsi="Arial" w:cs="Arial"/>
           <w:sz w:val="26"/>
           <w:szCs w:val="26"/>
         </w:rPr>
@@ -2827,7 +3126,7 @@
         <w:spacing w:line="300" w:lineRule="exact"/>
         <w:jc w:val="both"/>
         <w:rPr>
-          <w:rFonts w:ascii="Arial" w:hAnsi="Arial" w:cs="Arial" w:hint="cs"/>
+          <w:rFonts w:ascii="Arial" w:hAnsi="Arial" w:cs="Arial"/>
           <w:sz w:val="26"/>
           <w:szCs w:val="26"/>
         </w:rPr>
@@ -2873,26 +3172,25 @@
           <w:rFonts w:ascii="Arial" w:hAnsi="Arial" w:cs="Arial" w:hint="cs"/>
           <w:sz w:val="26"/>
           <w:szCs w:val="26"/>
-          <w:highlight w:val="yellow"/>
           <w:rtl/>
         </w:rPr>
         <w:t>{</w:t>
       </w:r>
-      <w:r>
-        <w:rPr>
-          <w:rFonts w:ascii="Arial" w:hAnsi="Arial" w:cs="Arial" w:hint="cs"/>
-          <w:sz w:val="26"/>
-          <w:szCs w:val="26"/>
-          <w:highlight w:val="yellow"/>
+      <w:proofErr w:type="spellStart"/>
+      <w:r>
+        <w:rPr>
+          <w:rFonts w:ascii="Arial" w:hAnsi="Arial" w:cs="Arial" w:hint="cs"/>
+          <w:sz w:val="26"/>
+          <w:szCs w:val="26"/>
         </w:rPr>
         <w:t>entityWord</w:t>
       </w:r>
-      <w:r>
-        <w:rPr>
-          <w:rFonts w:ascii="Arial" w:hAnsi="Arial" w:cs="Arial" w:hint="cs"/>
-          <w:sz w:val="26"/>
-          <w:szCs w:val="26"/>
-          <w:highlight w:val="yellow"/>
+      <w:proofErr w:type="spellEnd"/>
+      <w:r>
+        <w:rPr>
+          <w:rFonts w:ascii="Arial" w:hAnsi="Arial" w:cs="Arial" w:hint="cs"/>
+          <w:sz w:val="26"/>
+          <w:szCs w:val="26"/>
           <w:rtl/>
         </w:rPr>
         <w:t>}</w:t>
@@ -2911,7 +3209,7 @@
       <w:pPr>
         <w:pStyle w:val="ListParagraph"/>
         <w:rPr>
-          <w:rFonts w:ascii="Arial" w:hAnsi="Arial" w:cs="Arial" w:hint="cs"/>
+          <w:rFonts w:ascii="Arial" w:hAnsi="Arial" w:cs="Arial"/>
           <w:sz w:val="26"/>
           <w:szCs w:val="26"/>
           <w:rtl/>
@@ -2927,7 +3225,7 @@
         <w:spacing w:line="300" w:lineRule="exact"/>
         <w:jc w:val="both"/>
         <w:rPr>
-          <w:rFonts w:ascii="Arial" w:hAnsi="Arial" w:cs="Arial" w:hint="cs"/>
+          <w:rFonts w:ascii="Arial" w:hAnsi="Arial" w:cs="Arial"/>
           <w:sz w:val="26"/>
           <w:szCs w:val="26"/>
         </w:rPr>
@@ -2993,7 +3291,7 @@
         <w:ind w:left="659"/>
         <w:jc w:val="both"/>
         <w:rPr>
-          <w:rFonts w:ascii="Arial" w:hAnsi="Arial" w:cs="Arial" w:hint="cs"/>
+          <w:rFonts w:ascii="Arial" w:hAnsi="Arial" w:cs="Arial"/>
           <w:sz w:val="26"/>
           <w:szCs w:val="26"/>
         </w:rPr>
@@ -3008,7 +3306,7 @@
         <w:spacing w:line="300" w:lineRule="exact"/>
         <w:jc w:val="both"/>
         <w:rPr>
-          <w:rFonts w:ascii="Arial" w:hAnsi="Arial" w:cs="Arial" w:hint="cs"/>
+          <w:rFonts w:ascii="Arial" w:hAnsi="Arial" w:cs="Arial"/>
           <w:sz w:val="26"/>
           <w:szCs w:val="26"/>
         </w:rPr>
@@ -3029,7 +3327,7 @@
         <w:ind w:left="659"/>
         <w:jc w:val="both"/>
         <w:rPr>
-          <w:rFonts w:ascii="Arial" w:hAnsi="Arial" w:cs="Arial" w:hint="cs"/>
+          <w:rFonts w:ascii="Arial" w:hAnsi="Arial" w:cs="Arial"/>
           <w:sz w:val="26"/>
           <w:szCs w:val="26"/>
         </w:rPr>
@@ -3044,7 +3342,7 @@
         <w:spacing w:line="300" w:lineRule="exact"/>
         <w:jc w:val="both"/>
         <w:rPr>
-          <w:rFonts w:ascii="Arial" w:hAnsi="Arial" w:cs="Arial" w:hint="cs"/>
+          <w:rFonts w:ascii="Arial" w:hAnsi="Arial" w:cs="Arial"/>
           <w:sz w:val="26"/>
           <w:szCs w:val="26"/>
         </w:rPr>
@@ -3128,7 +3426,7 @@
         <w:ind w:left="659"/>
         <w:jc w:val="both"/>
         <w:rPr>
-          <w:rFonts w:ascii="Arial" w:hAnsi="Arial" w:cs="Arial" w:hint="cs"/>
+          <w:rFonts w:ascii="Arial" w:hAnsi="Arial" w:cs="Arial"/>
           <w:sz w:val="26"/>
           <w:szCs w:val="26"/>
         </w:rPr>
@@ -3143,7 +3441,7 @@
         <w:spacing w:line="300" w:lineRule="exact"/>
         <w:jc w:val="both"/>
         <w:rPr>
-          <w:rFonts w:ascii="Arial" w:hAnsi="Arial" w:cs="Arial" w:hint="cs"/>
+          <w:rFonts w:ascii="Arial" w:hAnsi="Arial" w:cs="Arial"/>
           <w:sz w:val="26"/>
           <w:szCs w:val="26"/>
         </w:rPr>
@@ -3162,26 +3460,25 @@
           <w:rFonts w:ascii="Arial" w:hAnsi="Arial" w:cs="Arial" w:hint="cs"/>
           <w:sz w:val="26"/>
           <w:szCs w:val="26"/>
-          <w:highlight w:val="yellow"/>
           <w:rtl/>
         </w:rPr>
         <w:t>{</w:t>
       </w:r>
-      <w:r>
-        <w:rPr>
-          <w:rFonts w:ascii="Arial" w:hAnsi="Arial" w:cs="Arial" w:hint="cs"/>
-          <w:sz w:val="26"/>
-          <w:szCs w:val="26"/>
-          <w:highlight w:val="yellow"/>
+      <w:proofErr w:type="spellStart"/>
+      <w:r>
+        <w:rPr>
+          <w:rFonts w:ascii="Arial" w:hAnsi="Arial" w:cs="Arial" w:hint="cs"/>
+          <w:sz w:val="26"/>
+          <w:szCs w:val="26"/>
         </w:rPr>
         <w:t>entityWord</w:t>
       </w:r>
-      <w:r>
-        <w:rPr>
-          <w:rFonts w:ascii="Arial" w:hAnsi="Arial" w:cs="Arial" w:hint="cs"/>
-          <w:sz w:val="26"/>
-          <w:szCs w:val="26"/>
-          <w:highlight w:val="yellow"/>
+      <w:proofErr w:type="spellEnd"/>
+      <w:r>
+        <w:rPr>
+          <w:rFonts w:ascii="Arial" w:hAnsi="Arial" w:cs="Arial" w:hint="cs"/>
+          <w:sz w:val="26"/>
+          <w:szCs w:val="26"/>
           <w:rtl/>
         </w:rPr>
         <w:t>}</w:t>
@@ -3327,33 +3624,52 @@
           <w:szCs w:val="26"/>
           <w:rtl/>
         </w:rPr>
-        <w:t xml:space="preserve">ليس لدينا علم اي احتيال او اشتباه في حدوث احتيال يؤثرعلى </w:t>
-      </w:r>
-      <w:r>
-        <w:rPr>
-          <w:rFonts w:ascii="Arial" w:hAnsi="Arial" w:cs="Arial" w:hint="cs"/>
-          <w:sz w:val="26"/>
-          <w:szCs w:val="26"/>
-          <w:highlight w:val="yellow"/>
+        <w:t xml:space="preserve">ليس لدينا علم اي احتيال او اشتباه في حدوث احتيال </w:t>
+      </w:r>
+      <w:proofErr w:type="spellStart"/>
+      <w:r>
+        <w:rPr>
+          <w:rFonts w:ascii="Arial" w:hAnsi="Arial" w:cs="Arial" w:hint="cs"/>
+          <w:sz w:val="26"/>
+          <w:szCs w:val="26"/>
+          <w:rtl/>
+        </w:rPr>
+        <w:t>يؤثرعلى</w:t>
+      </w:r>
+      <w:proofErr w:type="spellEnd"/>
+      <w:r>
+        <w:rPr>
+          <w:rFonts w:ascii="Arial" w:hAnsi="Arial" w:cs="Arial" w:hint="cs"/>
+          <w:sz w:val="26"/>
+          <w:szCs w:val="26"/>
+          <w:rtl/>
+        </w:rPr>
+        <w:t xml:space="preserve"> </w:t>
+      </w:r>
+      <w:r>
+        <w:rPr>
+          <w:rFonts w:ascii="Arial" w:hAnsi="Arial" w:cs="Arial" w:hint="cs"/>
+          <w:sz w:val="26"/>
+          <w:szCs w:val="26"/>
           <w:rtl/>
         </w:rPr>
         <w:t>{</w:t>
       </w:r>
-      <w:r>
-        <w:rPr>
-          <w:rFonts w:ascii="Arial" w:hAnsi="Arial" w:cs="Arial" w:hint="cs"/>
-          <w:sz w:val="26"/>
-          <w:szCs w:val="26"/>
-          <w:highlight w:val="yellow"/>
+      <w:proofErr w:type="spellStart"/>
+      <w:r>
+        <w:rPr>
+          <w:rFonts w:ascii="Arial" w:hAnsi="Arial" w:cs="Arial" w:hint="cs"/>
+          <w:sz w:val="26"/>
+          <w:szCs w:val="26"/>
         </w:rPr>
         <w:t>entityWord</w:t>
       </w:r>
-      <w:r>
-        <w:rPr>
-          <w:rFonts w:ascii="Arial" w:hAnsi="Arial" w:cs="Arial" w:hint="cs"/>
-          <w:sz w:val="26"/>
-          <w:szCs w:val="26"/>
-          <w:highlight w:val="yellow"/>
+      <w:proofErr w:type="spellEnd"/>
+      <w:r>
+        <w:rPr>
+          <w:rFonts w:ascii="Arial" w:hAnsi="Arial" w:cs="Arial" w:hint="cs"/>
+          <w:sz w:val="26"/>
+          <w:szCs w:val="26"/>
           <w:rtl/>
         </w:rPr>
         <w:t>}</w:t>
@@ -3381,45 +3697,44 @@
           <w:rFonts w:ascii="Arial" w:hAnsi="Arial" w:cs="Arial" w:hint="cs"/>
           <w:sz w:val="26"/>
           <w:szCs w:val="26"/>
-          <w:highlight w:val="yellow"/>
           <w:rtl/>
         </w:rPr>
         <w:t>{#</w:t>
       </w:r>
-      <w:r>
-        <w:rPr>
-          <w:rFonts w:ascii="Arial" w:hAnsi="Arial" w:cs="Arial" w:hint="cs"/>
-          <w:sz w:val="26"/>
-          <w:szCs w:val="26"/>
-          <w:highlight w:val="yellow"/>
+      <w:proofErr w:type="spellStart"/>
+      <w:r>
+        <w:rPr>
+          <w:rFonts w:ascii="Arial" w:hAnsi="Arial" w:cs="Arial" w:hint="cs"/>
+          <w:sz w:val="26"/>
+          <w:szCs w:val="26"/>
         </w:rPr>
         <w:t>isProprietary</w:t>
       </w:r>
-      <w:r>
-        <w:rPr>
-          <w:rFonts w:ascii="Arial" w:hAnsi="Arial" w:cs="Arial" w:hint="cs"/>
-          <w:sz w:val="26"/>
-          <w:szCs w:val="26"/>
-          <w:highlight w:val="yellow"/>
+      <w:proofErr w:type="spellEnd"/>
+      <w:r>
+        <w:rPr>
+          <w:rFonts w:ascii="Arial" w:hAnsi="Arial" w:cs="Arial" w:hint="cs"/>
+          <w:sz w:val="26"/>
+          <w:szCs w:val="26"/>
           <w:rtl/>
         </w:rPr>
         <w:t>} ذات الغرض الخاص{/</w:t>
       </w:r>
-      <w:r>
-        <w:rPr>
-          <w:rFonts w:ascii="Arial" w:hAnsi="Arial" w:cs="Arial" w:hint="cs"/>
-          <w:sz w:val="26"/>
-          <w:szCs w:val="26"/>
-          <w:highlight w:val="yellow"/>
+      <w:proofErr w:type="spellStart"/>
+      <w:r>
+        <w:rPr>
+          <w:rFonts w:ascii="Arial" w:hAnsi="Arial" w:cs="Arial" w:hint="cs"/>
+          <w:sz w:val="26"/>
+          <w:szCs w:val="26"/>
         </w:rPr>
         <w:t>isProprietary</w:t>
       </w:r>
-      <w:r>
-        <w:rPr>
-          <w:rFonts w:ascii="Arial" w:hAnsi="Arial" w:cs="Arial" w:hint="cs"/>
-          <w:sz w:val="26"/>
-          <w:szCs w:val="26"/>
-          <w:highlight w:val="yellow"/>
+      <w:proofErr w:type="spellEnd"/>
+      <w:r>
+        <w:rPr>
+          <w:rFonts w:ascii="Arial" w:hAnsi="Arial" w:cs="Arial" w:hint="cs"/>
+          <w:sz w:val="26"/>
+          <w:szCs w:val="26"/>
           <w:rtl/>
         </w:rPr>
         <w:t>}</w:t>
@@ -3553,45 +3868,44 @@
           <w:rFonts w:ascii="Arial" w:hAnsi="Arial" w:cs="Arial" w:hint="cs"/>
           <w:sz w:val="26"/>
           <w:szCs w:val="26"/>
-          <w:highlight w:val="yellow"/>
           <w:rtl/>
         </w:rPr>
         <w:t>{#</w:t>
       </w:r>
-      <w:r>
-        <w:rPr>
-          <w:rFonts w:ascii="Arial" w:hAnsi="Arial" w:cs="Arial" w:hint="cs"/>
-          <w:sz w:val="26"/>
-          <w:szCs w:val="26"/>
-          <w:highlight w:val="yellow"/>
+      <w:proofErr w:type="spellStart"/>
+      <w:r>
+        <w:rPr>
+          <w:rFonts w:ascii="Arial" w:hAnsi="Arial" w:cs="Arial" w:hint="cs"/>
+          <w:sz w:val="26"/>
+          <w:szCs w:val="26"/>
         </w:rPr>
         <w:t>isProprietary</w:t>
       </w:r>
-      <w:r>
-        <w:rPr>
-          <w:rFonts w:ascii="Arial" w:hAnsi="Arial" w:cs="Arial" w:hint="cs"/>
-          <w:sz w:val="26"/>
-          <w:szCs w:val="26"/>
-          <w:highlight w:val="yellow"/>
+      <w:proofErr w:type="spellEnd"/>
+      <w:r>
+        <w:rPr>
+          <w:rFonts w:ascii="Arial" w:hAnsi="Arial" w:cs="Arial" w:hint="cs"/>
+          <w:sz w:val="26"/>
+          <w:szCs w:val="26"/>
           <w:rtl/>
         </w:rPr>
         <w:t>} ذات الغرض الخاص{/</w:t>
       </w:r>
-      <w:r>
-        <w:rPr>
-          <w:rFonts w:ascii="Arial" w:hAnsi="Arial" w:cs="Arial" w:hint="cs"/>
-          <w:sz w:val="26"/>
-          <w:szCs w:val="26"/>
-          <w:highlight w:val="yellow"/>
+      <w:proofErr w:type="spellStart"/>
+      <w:r>
+        <w:rPr>
+          <w:rFonts w:ascii="Arial" w:hAnsi="Arial" w:cs="Arial" w:hint="cs"/>
+          <w:sz w:val="26"/>
+          <w:szCs w:val="26"/>
         </w:rPr>
         <w:t>isProprietary</w:t>
       </w:r>
-      <w:r>
-        <w:rPr>
-          <w:rFonts w:ascii="Arial" w:hAnsi="Arial" w:cs="Arial" w:hint="cs"/>
-          <w:sz w:val="26"/>
-          <w:szCs w:val="26"/>
-          <w:highlight w:val="yellow"/>
+      <w:proofErr w:type="spellEnd"/>
+      <w:r>
+        <w:rPr>
+          <w:rFonts w:ascii="Arial" w:hAnsi="Arial" w:cs="Arial" w:hint="cs"/>
+          <w:sz w:val="26"/>
+          <w:szCs w:val="26"/>
           <w:rtl/>
         </w:rPr>
         <w:t>}</w:t>
@@ -3610,26 +3924,25 @@
           <w:rFonts w:ascii="Arial" w:hAnsi="Arial" w:cs="Arial" w:hint="cs"/>
           <w:sz w:val="26"/>
           <w:szCs w:val="26"/>
-          <w:highlight w:val="yellow"/>
           <w:rtl/>
         </w:rPr>
         <w:t>{</w:t>
       </w:r>
-      <w:r>
-        <w:rPr>
-          <w:rFonts w:ascii="Arial" w:hAnsi="Arial" w:cs="Arial" w:hint="cs"/>
-          <w:sz w:val="26"/>
-          <w:szCs w:val="26"/>
-          <w:highlight w:val="yellow"/>
+      <w:proofErr w:type="spellStart"/>
+      <w:r>
+        <w:rPr>
+          <w:rFonts w:ascii="Arial" w:hAnsi="Arial" w:cs="Arial" w:hint="cs"/>
+          <w:sz w:val="26"/>
+          <w:szCs w:val="26"/>
         </w:rPr>
         <w:t>entityWord</w:t>
       </w:r>
-      <w:r>
-        <w:rPr>
-          <w:rFonts w:ascii="Arial" w:hAnsi="Arial" w:cs="Arial" w:hint="cs"/>
-          <w:sz w:val="26"/>
-          <w:szCs w:val="26"/>
-          <w:highlight w:val="yellow"/>
+      <w:proofErr w:type="spellEnd"/>
+      <w:r>
+        <w:rPr>
+          <w:rFonts w:ascii="Arial" w:hAnsi="Arial" w:cs="Arial" w:hint="cs"/>
+          <w:sz w:val="26"/>
+          <w:szCs w:val="26"/>
           <w:rtl/>
         </w:rPr>
         <w:t>}</w:t>
@@ -3686,25 +3999,33 @@
           <w:szCs w:val="26"/>
           <w:rtl/>
         </w:rPr>
-        <w:t>الموظفين السابقين، أو المحللين، أو المنظمين، أو</w:t>
-      </w:r>
-      <w:r>
-        <w:rPr>
-          <w:rFonts w:ascii="Arial" w:hAnsi="Arial" w:cs="Arial"/>
-          <w:sz w:val="26"/>
-          <w:szCs w:val="26"/>
-          <w:rtl/>
-        </w:rPr>
-        <w:t xml:space="preserve"> غيرهم مما قد يؤدي إلى حدوث أخطاء في البيانات المالية أو يؤثر على التقارير المالية </w:t>
-      </w:r>
-      <w:r>
-        <w:rPr>
-          <w:rFonts w:ascii="Arial" w:hAnsi="Arial" w:cs="Arial"/>
-          <w:sz w:val="26"/>
-          <w:szCs w:val="26"/>
-          <w:highlight w:val="yellow"/>
-        </w:rPr>
-        <w:t>{entityWord}</w:t>
+        <w:t xml:space="preserve">الموظفين السابقين، أو المحللين، أو المنظمين، أو غيرهم مما قد يؤدي إلى حدوث أخطاء في البيانات المالية أو يؤثر على التقارير المالية </w:t>
+      </w:r>
+      <w:r>
+        <w:rPr>
+          <w:rFonts w:ascii="Arial" w:hAnsi="Arial" w:cs="Arial"/>
+          <w:sz w:val="26"/>
+          <w:szCs w:val="26"/>
+        </w:rPr>
+        <w:t>{</w:t>
+      </w:r>
+      <w:proofErr w:type="spellStart"/>
+      <w:r>
+        <w:rPr>
+          <w:rFonts w:ascii="Arial" w:hAnsi="Arial" w:cs="Arial"/>
+          <w:sz w:val="26"/>
+          <w:szCs w:val="26"/>
+        </w:rPr>
+        <w:t>entityWord</w:t>
+      </w:r>
+      <w:proofErr w:type="spellEnd"/>
+      <w:r>
+        <w:rPr>
+          <w:rFonts w:ascii="Arial" w:hAnsi="Arial" w:cs="Arial"/>
+          <w:sz w:val="26"/>
+          <w:szCs w:val="26"/>
+        </w:rPr>
+        <w:t>}</w:t>
       </w:r>
       <w:r>
         <w:rPr>
@@ -3867,45 +4188,44 @@
           <w:rFonts w:ascii="Arial" w:hAnsi="Arial" w:cs="Arial" w:hint="cs"/>
           <w:sz w:val="26"/>
           <w:szCs w:val="26"/>
-          <w:highlight w:val="yellow"/>
           <w:rtl/>
         </w:rPr>
         <w:t>{#</w:t>
       </w:r>
-      <w:r>
-        <w:rPr>
-          <w:rFonts w:ascii="Arial" w:hAnsi="Arial" w:cs="Arial" w:hint="cs"/>
-          <w:sz w:val="26"/>
-          <w:szCs w:val="26"/>
-          <w:highlight w:val="yellow"/>
+      <w:proofErr w:type="spellStart"/>
+      <w:r>
+        <w:rPr>
+          <w:rFonts w:ascii="Arial" w:hAnsi="Arial" w:cs="Arial" w:hint="cs"/>
+          <w:sz w:val="26"/>
+          <w:szCs w:val="26"/>
         </w:rPr>
         <w:t>isProprietary</w:t>
       </w:r>
-      <w:r>
-        <w:rPr>
-          <w:rFonts w:ascii="Arial" w:hAnsi="Arial" w:cs="Arial" w:hint="cs"/>
-          <w:sz w:val="26"/>
-          <w:szCs w:val="26"/>
-          <w:highlight w:val="yellow"/>
+      <w:proofErr w:type="spellEnd"/>
+      <w:r>
+        <w:rPr>
+          <w:rFonts w:ascii="Arial" w:hAnsi="Arial" w:cs="Arial" w:hint="cs"/>
+          <w:sz w:val="26"/>
+          <w:szCs w:val="26"/>
           <w:rtl/>
         </w:rPr>
         <w:t>} ذات الغرض الخاص{/</w:t>
       </w:r>
-      <w:r>
-        <w:rPr>
-          <w:rFonts w:ascii="Arial" w:hAnsi="Arial" w:cs="Arial" w:hint="cs"/>
-          <w:sz w:val="26"/>
-          <w:szCs w:val="26"/>
-          <w:highlight w:val="yellow"/>
+      <w:proofErr w:type="spellStart"/>
+      <w:r>
+        <w:rPr>
+          <w:rFonts w:ascii="Arial" w:hAnsi="Arial" w:cs="Arial" w:hint="cs"/>
+          <w:sz w:val="26"/>
+          <w:szCs w:val="26"/>
         </w:rPr>
         <w:t>isProprietary</w:t>
       </w:r>
-      <w:r>
-        <w:rPr>
-          <w:rFonts w:ascii="Arial" w:hAnsi="Arial" w:cs="Arial" w:hint="cs"/>
-          <w:sz w:val="26"/>
-          <w:szCs w:val="26"/>
-          <w:highlight w:val="yellow"/>
+      <w:proofErr w:type="spellEnd"/>
+      <w:r>
+        <w:rPr>
+          <w:rFonts w:ascii="Arial" w:hAnsi="Arial" w:cs="Arial" w:hint="cs"/>
+          <w:sz w:val="26"/>
+          <w:szCs w:val="26"/>
           <w:rtl/>
         </w:rPr>
         <w:t>}</w:t>
@@ -4041,45 +4361,44 @@
           <w:rFonts w:ascii="Arial" w:hAnsi="Arial" w:cs="Arial" w:hint="cs"/>
           <w:sz w:val="26"/>
           <w:szCs w:val="26"/>
-          <w:highlight w:val="yellow"/>
           <w:rtl/>
         </w:rPr>
         <w:t>{#</w:t>
       </w:r>
-      <w:r>
-        <w:rPr>
-          <w:rFonts w:ascii="Arial" w:hAnsi="Arial" w:cs="Arial" w:hint="cs"/>
-          <w:sz w:val="26"/>
-          <w:szCs w:val="26"/>
-          <w:highlight w:val="yellow"/>
+      <w:proofErr w:type="spellStart"/>
+      <w:r>
+        <w:rPr>
+          <w:rFonts w:ascii="Arial" w:hAnsi="Arial" w:cs="Arial" w:hint="cs"/>
+          <w:sz w:val="26"/>
+          <w:szCs w:val="26"/>
         </w:rPr>
         <w:t>isProprietary</w:t>
       </w:r>
-      <w:r>
-        <w:rPr>
-          <w:rFonts w:ascii="Arial" w:hAnsi="Arial" w:cs="Arial" w:hint="cs"/>
-          <w:sz w:val="26"/>
-          <w:szCs w:val="26"/>
-          <w:highlight w:val="yellow"/>
+      <w:proofErr w:type="spellEnd"/>
+      <w:r>
+        <w:rPr>
+          <w:rFonts w:ascii="Arial" w:hAnsi="Arial" w:cs="Arial" w:hint="cs"/>
+          <w:sz w:val="26"/>
+          <w:szCs w:val="26"/>
           <w:rtl/>
         </w:rPr>
         <w:t>} ذات الغرض الخاص{/</w:t>
       </w:r>
-      <w:r>
-        <w:rPr>
-          <w:rFonts w:ascii="Arial" w:hAnsi="Arial" w:cs="Arial" w:hint="cs"/>
-          <w:sz w:val="26"/>
-          <w:szCs w:val="26"/>
-          <w:highlight w:val="yellow"/>
+      <w:proofErr w:type="spellStart"/>
+      <w:r>
+        <w:rPr>
+          <w:rFonts w:ascii="Arial" w:hAnsi="Arial" w:cs="Arial" w:hint="cs"/>
+          <w:sz w:val="26"/>
+          <w:szCs w:val="26"/>
         </w:rPr>
         <w:t>isProprietary</w:t>
       </w:r>
-      <w:r>
-        <w:rPr>
-          <w:rFonts w:ascii="Arial" w:hAnsi="Arial" w:cs="Arial" w:hint="cs"/>
-          <w:sz w:val="26"/>
-          <w:szCs w:val="26"/>
-          <w:highlight w:val="yellow"/>
+      <w:proofErr w:type="spellEnd"/>
+      <w:r>
+        <w:rPr>
+          <w:rFonts w:ascii="Arial" w:hAnsi="Arial" w:cs="Arial" w:hint="cs"/>
+          <w:sz w:val="26"/>
+          <w:szCs w:val="26"/>
           <w:rtl/>
         </w:rPr>
         <w:t>}</w:t>
@@ -4309,45 +4628,44 @@
           <w:rFonts w:ascii="Arial" w:hAnsi="Arial" w:cs="Arial" w:hint="cs"/>
           <w:sz w:val="26"/>
           <w:szCs w:val="26"/>
-          <w:highlight w:val="yellow"/>
           <w:rtl/>
         </w:rPr>
         <w:t>{#</w:t>
       </w:r>
-      <w:r>
-        <w:rPr>
-          <w:rFonts w:ascii="Arial" w:hAnsi="Arial" w:cs="Arial" w:hint="cs"/>
-          <w:sz w:val="26"/>
-          <w:szCs w:val="26"/>
-          <w:highlight w:val="yellow"/>
+      <w:proofErr w:type="spellStart"/>
+      <w:r>
+        <w:rPr>
+          <w:rFonts w:ascii="Arial" w:hAnsi="Arial" w:cs="Arial" w:hint="cs"/>
+          <w:sz w:val="26"/>
+          <w:szCs w:val="26"/>
         </w:rPr>
         <w:t>isProprietary</w:t>
       </w:r>
-      <w:r>
-        <w:rPr>
-          <w:rFonts w:ascii="Arial" w:hAnsi="Arial" w:cs="Arial" w:hint="cs"/>
-          <w:sz w:val="26"/>
-          <w:szCs w:val="26"/>
-          <w:highlight w:val="yellow"/>
+      <w:proofErr w:type="spellEnd"/>
+      <w:r>
+        <w:rPr>
+          <w:rFonts w:ascii="Arial" w:hAnsi="Arial" w:cs="Arial" w:hint="cs"/>
+          <w:sz w:val="26"/>
+          <w:szCs w:val="26"/>
           <w:rtl/>
         </w:rPr>
         <w:t>} ذات الغرض الخاص{/</w:t>
       </w:r>
-      <w:r>
-        <w:rPr>
-          <w:rFonts w:ascii="Arial" w:hAnsi="Arial" w:cs="Arial" w:hint="cs"/>
-          <w:sz w:val="26"/>
-          <w:szCs w:val="26"/>
-          <w:highlight w:val="yellow"/>
+      <w:proofErr w:type="spellStart"/>
+      <w:r>
+        <w:rPr>
+          <w:rFonts w:ascii="Arial" w:hAnsi="Arial" w:cs="Arial" w:hint="cs"/>
+          <w:sz w:val="26"/>
+          <w:szCs w:val="26"/>
         </w:rPr>
         <w:t>isProprietary</w:t>
       </w:r>
-      <w:r>
-        <w:rPr>
-          <w:rFonts w:ascii="Arial" w:hAnsi="Arial" w:cs="Arial" w:hint="cs"/>
-          <w:sz w:val="26"/>
-          <w:szCs w:val="26"/>
-          <w:highlight w:val="yellow"/>
+      <w:proofErr w:type="spellEnd"/>
+      <w:r>
+        <w:rPr>
+          <w:rFonts w:ascii="Arial" w:hAnsi="Arial" w:cs="Arial" w:hint="cs"/>
+          <w:sz w:val="26"/>
+          <w:szCs w:val="26"/>
           <w:rtl/>
         </w:rPr>
         <w:t>}</w:t>
@@ -4442,45 +4760,44 @@
           <w:rFonts w:ascii="Arial" w:hAnsi="Arial" w:cs="Arial" w:hint="cs"/>
           <w:sz w:val="26"/>
           <w:szCs w:val="26"/>
-          <w:highlight w:val="yellow"/>
           <w:rtl/>
         </w:rPr>
         <w:t>{#</w:t>
       </w:r>
-      <w:r>
-        <w:rPr>
-          <w:rFonts w:ascii="Arial" w:hAnsi="Arial" w:cs="Arial" w:hint="cs"/>
-          <w:sz w:val="26"/>
-          <w:szCs w:val="26"/>
-          <w:highlight w:val="yellow"/>
+      <w:proofErr w:type="spellStart"/>
+      <w:r>
+        <w:rPr>
+          <w:rFonts w:ascii="Arial" w:hAnsi="Arial" w:cs="Arial" w:hint="cs"/>
+          <w:sz w:val="26"/>
+          <w:szCs w:val="26"/>
         </w:rPr>
         <w:t>isProprietary</w:t>
       </w:r>
-      <w:r>
-        <w:rPr>
-          <w:rFonts w:ascii="Arial" w:hAnsi="Arial" w:cs="Arial" w:hint="cs"/>
-          <w:sz w:val="26"/>
-          <w:szCs w:val="26"/>
-          <w:highlight w:val="yellow"/>
+      <w:proofErr w:type="spellEnd"/>
+      <w:r>
+        <w:rPr>
+          <w:rFonts w:ascii="Arial" w:hAnsi="Arial" w:cs="Arial" w:hint="cs"/>
+          <w:sz w:val="26"/>
+          <w:szCs w:val="26"/>
           <w:rtl/>
         </w:rPr>
         <w:t>} ذات الغرض الخاص{/</w:t>
       </w:r>
-      <w:r>
-        <w:rPr>
-          <w:rFonts w:ascii="Arial" w:hAnsi="Arial" w:cs="Arial" w:hint="cs"/>
-          <w:sz w:val="26"/>
-          <w:szCs w:val="26"/>
-          <w:highlight w:val="yellow"/>
+      <w:proofErr w:type="spellStart"/>
+      <w:r>
+        <w:rPr>
+          <w:rFonts w:ascii="Arial" w:hAnsi="Arial" w:cs="Arial" w:hint="cs"/>
+          <w:sz w:val="26"/>
+          <w:szCs w:val="26"/>
         </w:rPr>
         <w:t>isProprietary</w:t>
       </w:r>
-      <w:r>
-        <w:rPr>
-          <w:rFonts w:ascii="Arial" w:hAnsi="Arial" w:cs="Arial" w:hint="cs"/>
-          <w:sz w:val="26"/>
-          <w:szCs w:val="26"/>
-          <w:highlight w:val="yellow"/>
+      <w:proofErr w:type="spellEnd"/>
+      <w:r>
+        <w:rPr>
+          <w:rFonts w:ascii="Arial" w:hAnsi="Arial" w:cs="Arial" w:hint="cs"/>
+          <w:sz w:val="26"/>
+          <w:szCs w:val="26"/>
           <w:rtl/>
         </w:rPr>
         <w:t>}</w:t>
@@ -4584,7 +4901,7 @@
       <w:pPr>
         <w:spacing w:line="300" w:lineRule="exact"/>
         <w:rPr>
-          <w:rFonts w:ascii="Arial" w:hAnsi="Arial" w:cs="Arial" w:hint="cs"/>
+          <w:rFonts w:ascii="Arial" w:hAnsi="Arial" w:cs="Arial"/>
           <w:sz w:val="26"/>
           <w:szCs w:val="26"/>
           <w:rtl/>
@@ -4866,45 +5183,44 @@
           <w:rFonts w:ascii="Arial" w:hAnsi="Arial" w:cs="Arial" w:hint="cs"/>
           <w:sz w:val="26"/>
           <w:szCs w:val="26"/>
-          <w:highlight w:val="yellow"/>
           <w:rtl/>
         </w:rPr>
         <w:t>{#</w:t>
       </w:r>
-      <w:r>
-        <w:rPr>
-          <w:rFonts w:ascii="Arial" w:hAnsi="Arial" w:cs="Arial" w:hint="cs"/>
-          <w:sz w:val="26"/>
-          <w:szCs w:val="26"/>
-          <w:highlight w:val="yellow"/>
+      <w:proofErr w:type="spellStart"/>
+      <w:r>
+        <w:rPr>
+          <w:rFonts w:ascii="Arial" w:hAnsi="Arial" w:cs="Arial" w:hint="cs"/>
+          <w:sz w:val="26"/>
+          <w:szCs w:val="26"/>
         </w:rPr>
         <w:t>isProprietary</w:t>
       </w:r>
-      <w:r>
-        <w:rPr>
-          <w:rFonts w:ascii="Arial" w:hAnsi="Arial" w:cs="Arial" w:hint="cs"/>
-          <w:sz w:val="26"/>
-          <w:szCs w:val="26"/>
-          <w:highlight w:val="yellow"/>
+      <w:proofErr w:type="spellEnd"/>
+      <w:r>
+        <w:rPr>
+          <w:rFonts w:ascii="Arial" w:hAnsi="Arial" w:cs="Arial" w:hint="cs"/>
+          <w:sz w:val="26"/>
+          <w:szCs w:val="26"/>
           <w:rtl/>
         </w:rPr>
         <w:t>} ذات الغرض الخاص{/</w:t>
       </w:r>
-      <w:r>
-        <w:rPr>
-          <w:rFonts w:ascii="Arial" w:hAnsi="Arial" w:cs="Arial" w:hint="cs"/>
-          <w:sz w:val="26"/>
-          <w:szCs w:val="26"/>
-          <w:highlight w:val="yellow"/>
+      <w:proofErr w:type="spellStart"/>
+      <w:r>
+        <w:rPr>
+          <w:rFonts w:ascii="Arial" w:hAnsi="Arial" w:cs="Arial" w:hint="cs"/>
+          <w:sz w:val="26"/>
+          <w:szCs w:val="26"/>
         </w:rPr>
         <w:t>isProprietary</w:t>
       </w:r>
-      <w:r>
-        <w:rPr>
-          <w:rFonts w:ascii="Arial" w:hAnsi="Arial" w:cs="Arial" w:hint="cs"/>
-          <w:sz w:val="26"/>
-          <w:szCs w:val="26"/>
-          <w:highlight w:val="yellow"/>
+      <w:proofErr w:type="spellEnd"/>
+      <w:r>
+        <w:rPr>
+          <w:rFonts w:ascii="Arial" w:hAnsi="Arial" w:cs="Arial" w:hint="cs"/>
+          <w:sz w:val="26"/>
+          <w:szCs w:val="26"/>
           <w:rtl/>
         </w:rPr>
         <w:t>}</w:t>
@@ -5007,45 +5323,44 @@
           <w:rFonts w:ascii="Arial" w:hAnsi="Arial" w:cs="Arial" w:hint="cs"/>
           <w:sz w:val="26"/>
           <w:szCs w:val="26"/>
-          <w:highlight w:val="yellow"/>
           <w:rtl/>
         </w:rPr>
         <w:t>{#</w:t>
       </w:r>
-      <w:r>
-        <w:rPr>
-          <w:rFonts w:ascii="Arial" w:hAnsi="Arial" w:cs="Arial" w:hint="cs"/>
-          <w:sz w:val="26"/>
-          <w:szCs w:val="26"/>
-          <w:highlight w:val="yellow"/>
+      <w:proofErr w:type="spellStart"/>
+      <w:r>
+        <w:rPr>
+          <w:rFonts w:ascii="Arial" w:hAnsi="Arial" w:cs="Arial" w:hint="cs"/>
+          <w:sz w:val="26"/>
+          <w:szCs w:val="26"/>
         </w:rPr>
         <w:t>isProprietary</w:t>
       </w:r>
-      <w:r>
-        <w:rPr>
-          <w:rFonts w:ascii="Arial" w:hAnsi="Arial" w:cs="Arial" w:hint="cs"/>
-          <w:sz w:val="26"/>
-          <w:szCs w:val="26"/>
-          <w:highlight w:val="yellow"/>
+      <w:proofErr w:type="spellEnd"/>
+      <w:r>
+        <w:rPr>
+          <w:rFonts w:ascii="Arial" w:hAnsi="Arial" w:cs="Arial" w:hint="cs"/>
+          <w:sz w:val="26"/>
+          <w:szCs w:val="26"/>
           <w:rtl/>
         </w:rPr>
         <w:t>} ذات الغرض الخاص{/</w:t>
       </w:r>
-      <w:r>
-        <w:rPr>
-          <w:rFonts w:ascii="Arial" w:hAnsi="Arial" w:cs="Arial" w:hint="cs"/>
-          <w:sz w:val="26"/>
-          <w:szCs w:val="26"/>
-          <w:highlight w:val="yellow"/>
+      <w:proofErr w:type="spellStart"/>
+      <w:r>
+        <w:rPr>
+          <w:rFonts w:ascii="Arial" w:hAnsi="Arial" w:cs="Arial" w:hint="cs"/>
+          <w:sz w:val="26"/>
+          <w:szCs w:val="26"/>
         </w:rPr>
         <w:t>isProprietary</w:t>
       </w:r>
-      <w:r>
-        <w:rPr>
-          <w:rFonts w:ascii="Arial" w:hAnsi="Arial" w:cs="Arial" w:hint="cs"/>
-          <w:sz w:val="26"/>
-          <w:szCs w:val="26"/>
-          <w:highlight w:val="yellow"/>
+      <w:proofErr w:type="spellEnd"/>
+      <w:r>
+        <w:rPr>
+          <w:rFonts w:ascii="Arial" w:hAnsi="Arial" w:cs="Arial" w:hint="cs"/>
+          <w:sz w:val="26"/>
+          <w:szCs w:val="26"/>
           <w:rtl/>
         </w:rPr>
         <w:t>}</w:t>
@@ -5078,7 +5393,7 @@
         <w:ind w:left="180" w:hanging="360"/>
         <w:jc w:val="both"/>
         <w:rPr>
-          <w:rFonts w:ascii="Arial" w:hAnsi="Arial" w:cs="Arial" w:hint="cs"/>
+          <w:rFonts w:ascii="Arial" w:hAnsi="Arial" w:cs="Arial"/>
           <w:sz w:val="26"/>
           <w:szCs w:val="26"/>
         </w:rPr>
@@ -5214,26 +5529,25 @@
           <w:rFonts w:ascii="Arial" w:hAnsi="Arial" w:cs="Arial" w:hint="cs"/>
           <w:sz w:val="26"/>
           <w:szCs w:val="26"/>
-          <w:highlight w:val="yellow"/>
           <w:rtl/>
         </w:rPr>
         <w:t>{</w:t>
       </w:r>
-      <w:r>
-        <w:rPr>
-          <w:rFonts w:ascii="Arial" w:hAnsi="Arial" w:cs="Arial" w:hint="cs"/>
-          <w:sz w:val="26"/>
-          <w:szCs w:val="26"/>
-          <w:highlight w:val="yellow"/>
+      <w:proofErr w:type="spellStart"/>
+      <w:r>
+        <w:rPr>
+          <w:rFonts w:ascii="Arial" w:hAnsi="Arial" w:cs="Arial" w:hint="cs"/>
+          <w:sz w:val="26"/>
+          <w:szCs w:val="26"/>
         </w:rPr>
         <w:t>entityWord</w:t>
       </w:r>
-      <w:r>
-        <w:rPr>
-          <w:rFonts w:ascii="Arial" w:hAnsi="Arial" w:cs="Arial" w:hint="cs"/>
-          <w:sz w:val="26"/>
-          <w:szCs w:val="26"/>
-          <w:highlight w:val="yellow"/>
+      <w:proofErr w:type="spellEnd"/>
+      <w:r>
+        <w:rPr>
+          <w:rFonts w:ascii="Arial" w:hAnsi="Arial" w:cs="Arial" w:hint="cs"/>
+          <w:sz w:val="26"/>
+          <w:szCs w:val="26"/>
           <w:rtl/>
         </w:rPr>
         <w:t>}</w:t>
@@ -5308,7 +5622,7 @@
         <w:ind w:left="180" w:hanging="360"/>
         <w:jc w:val="both"/>
         <w:rPr>
-          <w:rFonts w:ascii="Arial" w:hAnsi="Arial" w:cs="Arial" w:hint="cs"/>
+          <w:rFonts w:ascii="Arial" w:hAnsi="Arial" w:cs="Arial"/>
           <w:sz w:val="26"/>
           <w:szCs w:val="26"/>
           <w:rtl/>
@@ -5346,26 +5660,25 @@
           <w:rFonts w:ascii="Arial" w:hAnsi="Arial" w:cs="Arial" w:hint="cs"/>
           <w:sz w:val="26"/>
           <w:szCs w:val="26"/>
-          <w:highlight w:val="yellow"/>
           <w:rtl/>
         </w:rPr>
         <w:t>{</w:t>
       </w:r>
-      <w:r>
-        <w:rPr>
-          <w:rFonts w:ascii="Arial" w:hAnsi="Arial" w:cs="Arial" w:hint="cs"/>
-          <w:sz w:val="26"/>
-          <w:szCs w:val="26"/>
-          <w:highlight w:val="yellow"/>
+      <w:proofErr w:type="spellStart"/>
+      <w:r>
+        <w:rPr>
+          <w:rFonts w:ascii="Arial" w:hAnsi="Arial" w:cs="Arial" w:hint="cs"/>
+          <w:sz w:val="26"/>
+          <w:szCs w:val="26"/>
         </w:rPr>
         <w:t>entityWord</w:t>
       </w:r>
-      <w:r>
-        <w:rPr>
-          <w:rFonts w:ascii="Arial" w:hAnsi="Arial" w:cs="Arial" w:hint="cs"/>
-          <w:sz w:val="26"/>
-          <w:szCs w:val="26"/>
-          <w:highlight w:val="yellow"/>
+      <w:proofErr w:type="spellEnd"/>
+      <w:r>
+        <w:rPr>
+          <w:rFonts w:ascii="Arial" w:hAnsi="Arial" w:cs="Arial" w:hint="cs"/>
+          <w:sz w:val="26"/>
+          <w:szCs w:val="26"/>
           <w:rtl/>
         </w:rPr>
         <w:t>}</w:t>
@@ -5501,45 +5814,44 @@
           <w:rFonts w:ascii="Arial" w:hAnsi="Arial" w:cs="Arial" w:hint="cs"/>
           <w:sz w:val="26"/>
           <w:szCs w:val="26"/>
-          <w:highlight w:val="yellow"/>
           <w:rtl/>
         </w:rPr>
         <w:t>{#</w:t>
       </w:r>
-      <w:r>
-        <w:rPr>
-          <w:rFonts w:ascii="Arial" w:hAnsi="Arial" w:cs="Arial" w:hint="cs"/>
-          <w:sz w:val="26"/>
-          <w:szCs w:val="26"/>
-          <w:highlight w:val="yellow"/>
+      <w:proofErr w:type="spellStart"/>
+      <w:r>
+        <w:rPr>
+          <w:rFonts w:ascii="Arial" w:hAnsi="Arial" w:cs="Arial" w:hint="cs"/>
+          <w:sz w:val="26"/>
+          <w:szCs w:val="26"/>
         </w:rPr>
         <w:t>isProprietary</w:t>
       </w:r>
-      <w:r>
-        <w:rPr>
-          <w:rFonts w:ascii="Arial" w:hAnsi="Arial" w:cs="Arial" w:hint="cs"/>
-          <w:sz w:val="26"/>
-          <w:szCs w:val="26"/>
-          <w:highlight w:val="yellow"/>
+      <w:proofErr w:type="spellEnd"/>
+      <w:r>
+        <w:rPr>
+          <w:rFonts w:ascii="Arial" w:hAnsi="Arial" w:cs="Arial" w:hint="cs"/>
+          <w:sz w:val="26"/>
+          <w:szCs w:val="26"/>
           <w:rtl/>
         </w:rPr>
         <w:t>} ذات الغرض الخاص{/</w:t>
       </w:r>
-      <w:r>
-        <w:rPr>
-          <w:rFonts w:ascii="Arial" w:hAnsi="Arial" w:cs="Arial" w:hint="cs"/>
-          <w:sz w:val="26"/>
-          <w:szCs w:val="26"/>
-          <w:highlight w:val="yellow"/>
+      <w:proofErr w:type="spellStart"/>
+      <w:r>
+        <w:rPr>
+          <w:rFonts w:ascii="Arial" w:hAnsi="Arial" w:cs="Arial" w:hint="cs"/>
+          <w:sz w:val="26"/>
+          <w:szCs w:val="26"/>
         </w:rPr>
         <w:t>isProprietary</w:t>
       </w:r>
-      <w:r>
-        <w:rPr>
-          <w:rFonts w:ascii="Arial" w:hAnsi="Arial" w:cs="Arial" w:hint="cs"/>
-          <w:sz w:val="26"/>
-          <w:szCs w:val="26"/>
-          <w:highlight w:val="yellow"/>
+      <w:proofErr w:type="spellEnd"/>
+      <w:r>
+        <w:rPr>
+          <w:rFonts w:ascii="Arial" w:hAnsi="Arial" w:cs="Arial" w:hint="cs"/>
+          <w:sz w:val="26"/>
+          <w:szCs w:val="26"/>
           <w:rtl/>
         </w:rPr>
         <w:t>}</w:t>
@@ -5574,7 +5886,7 @@
         <w:spacing w:line="300" w:lineRule="exact"/>
         <w:jc w:val="both"/>
         <w:rPr>
-          <w:rFonts w:ascii="Arial" w:hAnsi="Arial" w:cs="Arial" w:hint="cs"/>
+          <w:rFonts w:ascii="Arial" w:hAnsi="Arial" w:cs="Arial"/>
           <w:b/>
           <w:bCs/>
           <w:sz w:val="26"/>
@@ -5600,7 +5912,7 @@
         <w:ind w:left="-180"/>
         <w:jc w:val="both"/>
         <w:rPr>
-          <w:rFonts w:ascii="Arial" w:hAnsi="Arial" w:cs="Arial" w:hint="cs"/>
+          <w:rFonts w:ascii="Arial" w:hAnsi="Arial" w:cs="Arial"/>
           <w:sz w:val="26"/>
           <w:szCs w:val="26"/>
         </w:rPr>
@@ -5669,7 +5981,7 @@
         <w:ind w:left="299"/>
         <w:jc w:val="both"/>
         <w:rPr>
-          <w:rFonts w:ascii="Arial" w:hAnsi="Arial" w:cs="Arial" w:hint="cs"/>
+          <w:rFonts w:ascii="Arial" w:hAnsi="Arial" w:cs="Arial"/>
           <w:sz w:val="12"/>
           <w:szCs w:val="12"/>
         </w:rPr>
@@ -5689,7 +6001,7 @@
         <w:ind w:left="630"/>
         <w:jc w:val="both"/>
         <w:rPr>
-          <w:rFonts w:ascii="Arial" w:hAnsi="Arial" w:cs="Arial" w:hint="cs"/>
+          <w:rFonts w:ascii="Arial" w:hAnsi="Arial" w:cs="Arial"/>
           <w:sz w:val="26"/>
           <w:szCs w:val="26"/>
         </w:rPr>
@@ -5796,45 +6108,44 @@
           <w:rFonts w:ascii="Arial" w:hAnsi="Arial" w:cs="Arial" w:hint="cs"/>
           <w:sz w:val="26"/>
           <w:szCs w:val="26"/>
-          <w:highlight w:val="yellow"/>
           <w:rtl/>
         </w:rPr>
         <w:t>{#</w:t>
       </w:r>
-      <w:r>
-        <w:rPr>
-          <w:rFonts w:ascii="Arial" w:hAnsi="Arial" w:cs="Arial" w:hint="cs"/>
-          <w:sz w:val="26"/>
-          <w:szCs w:val="26"/>
-          <w:highlight w:val="yellow"/>
+      <w:proofErr w:type="spellStart"/>
+      <w:r>
+        <w:rPr>
+          <w:rFonts w:ascii="Arial" w:hAnsi="Arial" w:cs="Arial" w:hint="cs"/>
+          <w:sz w:val="26"/>
+          <w:szCs w:val="26"/>
         </w:rPr>
         <w:t>isProprietary</w:t>
       </w:r>
-      <w:r>
-        <w:rPr>
-          <w:rFonts w:ascii="Arial" w:hAnsi="Arial" w:cs="Arial" w:hint="cs"/>
-          <w:sz w:val="26"/>
-          <w:szCs w:val="26"/>
-          <w:highlight w:val="yellow"/>
+      <w:proofErr w:type="spellEnd"/>
+      <w:r>
+        <w:rPr>
+          <w:rFonts w:ascii="Arial" w:hAnsi="Arial" w:cs="Arial" w:hint="cs"/>
+          <w:sz w:val="26"/>
+          <w:szCs w:val="26"/>
           <w:rtl/>
         </w:rPr>
         <w:t>} ذات الغرض الخاص{/</w:t>
       </w:r>
-      <w:r>
-        <w:rPr>
-          <w:rFonts w:ascii="Arial" w:hAnsi="Arial" w:cs="Arial" w:hint="cs"/>
-          <w:sz w:val="26"/>
-          <w:szCs w:val="26"/>
-          <w:highlight w:val="yellow"/>
+      <w:proofErr w:type="spellStart"/>
+      <w:r>
+        <w:rPr>
+          <w:rFonts w:ascii="Arial" w:hAnsi="Arial" w:cs="Arial" w:hint="cs"/>
+          <w:sz w:val="26"/>
+          <w:szCs w:val="26"/>
         </w:rPr>
         <w:t>isProprietary</w:t>
       </w:r>
-      <w:r>
-        <w:rPr>
-          <w:rFonts w:ascii="Arial" w:hAnsi="Arial" w:cs="Arial" w:hint="cs"/>
-          <w:sz w:val="26"/>
-          <w:szCs w:val="26"/>
-          <w:highlight w:val="yellow"/>
+      <w:proofErr w:type="spellEnd"/>
+      <w:r>
+        <w:rPr>
+          <w:rFonts w:ascii="Arial" w:hAnsi="Arial" w:cs="Arial" w:hint="cs"/>
+          <w:sz w:val="26"/>
+          <w:szCs w:val="26"/>
           <w:rtl/>
         </w:rPr>
         <w:t>}</w:t>
@@ -5894,7 +6205,7 @@
         <w:ind w:left="990" w:hanging="749"/>
         <w:jc w:val="both"/>
         <w:rPr>
-          <w:rFonts w:ascii="Arial" w:hAnsi="Arial" w:cs="Arial" w:hint="cs"/>
+          <w:rFonts w:ascii="Arial" w:hAnsi="Arial" w:cs="Arial"/>
           <w:sz w:val="12"/>
           <w:szCs w:val="12"/>
         </w:rPr>
@@ -5914,7 +6225,7 @@
         <w:ind w:left="990" w:hanging="749"/>
         <w:jc w:val="both"/>
         <w:rPr>
-          <w:rFonts w:ascii="Arial" w:hAnsi="Arial" w:cs="Arial" w:hint="cs"/>
+          <w:rFonts w:ascii="Arial" w:hAnsi="Arial" w:cs="Arial"/>
           <w:sz w:val="26"/>
           <w:szCs w:val="26"/>
         </w:rPr>
@@ -5983,7 +6294,7 @@
         <w:ind w:left="990" w:hanging="749"/>
         <w:jc w:val="both"/>
         <w:rPr>
-          <w:rFonts w:ascii="Arial" w:hAnsi="Arial" w:cs="Arial" w:hint="cs"/>
+          <w:rFonts w:ascii="Arial" w:hAnsi="Arial" w:cs="Arial"/>
           <w:sz w:val="12"/>
           <w:szCs w:val="12"/>
         </w:rPr>
@@ -6003,7 +6314,7 @@
         <w:ind w:left="990" w:hanging="749"/>
         <w:jc w:val="both"/>
         <w:rPr>
-          <w:rFonts w:ascii="Arial" w:hAnsi="Arial" w:cs="Arial" w:hint="cs"/>
+          <w:rFonts w:ascii="Arial" w:hAnsi="Arial" w:cs="Arial"/>
           <w:sz w:val="26"/>
           <w:szCs w:val="26"/>
           <w:rtl/>
@@ -6082,7 +6393,7 @@
         <w:ind w:left="299"/>
         <w:jc w:val="both"/>
         <w:rPr>
-          <w:rFonts w:ascii="Arial" w:hAnsi="Arial" w:cs="Arial" w:hint="cs"/>
+          <w:rFonts w:ascii="Arial" w:hAnsi="Arial" w:cs="Arial"/>
           <w:sz w:val="12"/>
           <w:szCs w:val="12"/>
         </w:rPr>
@@ -6232,26 +6543,25 @@
           <w:rFonts w:ascii="Arial" w:hAnsi="Arial" w:cs="Arial"/>
           <w:sz w:val="26"/>
           <w:szCs w:val="26"/>
-          <w:highlight w:val="yellow"/>
           <w:rtl/>
         </w:rPr>
         <w:t>{</w:t>
       </w:r>
-      <w:r>
-        <w:rPr>
-          <w:rFonts w:ascii="Arial" w:hAnsi="Arial" w:cs="Arial"/>
-          <w:sz w:val="26"/>
-          <w:szCs w:val="26"/>
-          <w:highlight w:val="yellow"/>
+      <w:proofErr w:type="spellStart"/>
+      <w:r>
+        <w:rPr>
+          <w:rFonts w:ascii="Arial" w:hAnsi="Arial" w:cs="Arial"/>
+          <w:sz w:val="26"/>
+          <w:szCs w:val="26"/>
         </w:rPr>
         <w:t>entityWord</w:t>
       </w:r>
-      <w:r>
-        <w:rPr>
-          <w:rFonts w:ascii="Arial" w:hAnsi="Arial" w:cs="Arial"/>
-          <w:sz w:val="26"/>
-          <w:szCs w:val="26"/>
-          <w:highlight w:val="yellow"/>
+      <w:proofErr w:type="spellEnd"/>
+      <w:r>
+        <w:rPr>
+          <w:rFonts w:ascii="Arial" w:hAnsi="Arial" w:cs="Arial"/>
+          <w:sz w:val="26"/>
+          <w:szCs w:val="26"/>
           <w:rtl/>
         </w:rPr>
         <w:t>}</w:t>
@@ -6363,45 +6673,44 @@
           <w:rFonts w:ascii="Arial" w:hAnsi="Arial" w:cs="Arial" w:hint="cs"/>
           <w:sz w:val="26"/>
           <w:szCs w:val="26"/>
-          <w:highlight w:val="yellow"/>
           <w:rtl/>
         </w:rPr>
         <w:t>{#</w:t>
       </w:r>
-      <w:r>
-        <w:rPr>
-          <w:rFonts w:ascii="Arial" w:hAnsi="Arial" w:cs="Arial" w:hint="cs"/>
-          <w:sz w:val="26"/>
-          <w:szCs w:val="26"/>
-          <w:highlight w:val="yellow"/>
+      <w:proofErr w:type="spellStart"/>
+      <w:r>
+        <w:rPr>
+          <w:rFonts w:ascii="Arial" w:hAnsi="Arial" w:cs="Arial" w:hint="cs"/>
+          <w:sz w:val="26"/>
+          <w:szCs w:val="26"/>
         </w:rPr>
         <w:t>isProprietary</w:t>
       </w:r>
-      <w:r>
-        <w:rPr>
-          <w:rFonts w:ascii="Arial" w:hAnsi="Arial" w:cs="Arial" w:hint="cs"/>
-          <w:sz w:val="26"/>
-          <w:szCs w:val="26"/>
-          <w:highlight w:val="yellow"/>
+      <w:proofErr w:type="spellEnd"/>
+      <w:r>
+        <w:rPr>
+          <w:rFonts w:ascii="Arial" w:hAnsi="Arial" w:cs="Arial" w:hint="cs"/>
+          <w:sz w:val="26"/>
+          <w:szCs w:val="26"/>
           <w:rtl/>
         </w:rPr>
         <w:t>} ذات الغرض الخاص{/</w:t>
       </w:r>
-      <w:r>
-        <w:rPr>
-          <w:rFonts w:ascii="Arial" w:hAnsi="Arial" w:cs="Arial" w:hint="cs"/>
-          <w:sz w:val="26"/>
-          <w:szCs w:val="26"/>
-          <w:highlight w:val="yellow"/>
+      <w:proofErr w:type="spellStart"/>
+      <w:r>
+        <w:rPr>
+          <w:rFonts w:ascii="Arial" w:hAnsi="Arial" w:cs="Arial" w:hint="cs"/>
+          <w:sz w:val="26"/>
+          <w:szCs w:val="26"/>
         </w:rPr>
         <w:t>isProprietary</w:t>
       </w:r>
-      <w:r>
-        <w:rPr>
-          <w:rFonts w:ascii="Arial" w:hAnsi="Arial" w:cs="Arial" w:hint="cs"/>
-          <w:sz w:val="26"/>
-          <w:szCs w:val="26"/>
-          <w:highlight w:val="yellow"/>
+      <w:proofErr w:type="spellEnd"/>
+      <w:r>
+        <w:rPr>
+          <w:rFonts w:ascii="Arial" w:hAnsi="Arial" w:cs="Arial" w:hint="cs"/>
+          <w:sz w:val="26"/>
+          <w:szCs w:val="26"/>
           <w:rtl/>
         </w:rPr>
         <w:t>}</w:t>
@@ -6460,7 +6769,7 @@
       <w:pPr>
         <w:pStyle w:val="ListParagraph"/>
         <w:rPr>
-          <w:rFonts w:ascii="Arial" w:hAnsi="Arial" w:cs="Arial" w:hint="cs"/>
+          <w:rFonts w:ascii="Arial" w:hAnsi="Arial" w:cs="Arial"/>
           <w:sz w:val="8"/>
           <w:szCs w:val="8"/>
           <w:rtl/>
@@ -6493,17 +6802,15 @@
           <w:rFonts w:ascii="Arial" w:hAnsi="Arial" w:cs="Arial"/>
           <w:sz w:val="26"/>
           <w:szCs w:val="26"/>
-          <w:highlight w:val="yellow"/>
-        </w:rPr>
-      </w:pPr>
-      <w:r>
-        <w:rPr>
-          <w:rFonts w:ascii="Arial" w:hAnsi="Arial" w:cs="Arial" w:hint="cs"/>
-          <w:sz w:val="26"/>
-          <w:szCs w:val="26"/>
-          <w:rtl/>
-        </w:rPr>
-        <w:lastRenderedPageBreak/>
+        </w:rPr>
+      </w:pPr>
+      <w:r>
+        <w:rPr>
+          <w:rFonts w:ascii="Arial" w:hAnsi="Arial" w:cs="Arial" w:hint="cs"/>
+          <w:sz w:val="26"/>
+          <w:szCs w:val="26"/>
+          <w:rtl/>
+        </w:rPr>
         <w:t xml:space="preserve">        20</w:t>
       </w:r>
       <w:r>
@@ -6618,45 +6925,44 @@
           <w:rFonts w:ascii="Arial" w:hAnsi="Arial" w:cs="Arial" w:hint="cs"/>
           <w:sz w:val="26"/>
           <w:szCs w:val="26"/>
-          <w:highlight w:val="yellow"/>
           <w:rtl/>
         </w:rPr>
         <w:t>{#</w:t>
       </w:r>
-      <w:r>
-        <w:rPr>
-          <w:rFonts w:ascii="Arial" w:hAnsi="Arial" w:cs="Arial" w:hint="cs"/>
-          <w:sz w:val="26"/>
-          <w:szCs w:val="26"/>
-          <w:highlight w:val="yellow"/>
+      <w:proofErr w:type="spellStart"/>
+      <w:r>
+        <w:rPr>
+          <w:rFonts w:ascii="Arial" w:hAnsi="Arial" w:cs="Arial" w:hint="cs"/>
+          <w:sz w:val="26"/>
+          <w:szCs w:val="26"/>
         </w:rPr>
         <w:t>isProprietary</w:t>
       </w:r>
-      <w:r>
-        <w:rPr>
-          <w:rFonts w:ascii="Arial" w:hAnsi="Arial" w:cs="Arial" w:hint="cs"/>
-          <w:sz w:val="26"/>
-          <w:szCs w:val="26"/>
-          <w:highlight w:val="yellow"/>
+      <w:proofErr w:type="spellEnd"/>
+      <w:r>
+        <w:rPr>
+          <w:rFonts w:ascii="Arial" w:hAnsi="Arial" w:cs="Arial" w:hint="cs"/>
+          <w:sz w:val="26"/>
+          <w:szCs w:val="26"/>
           <w:rtl/>
         </w:rPr>
         <w:t>} ذات الغرض الخاص{/</w:t>
       </w:r>
-      <w:r>
-        <w:rPr>
-          <w:rFonts w:ascii="Arial" w:hAnsi="Arial" w:cs="Arial" w:hint="cs"/>
-          <w:sz w:val="26"/>
-          <w:szCs w:val="26"/>
-          <w:highlight w:val="yellow"/>
+      <w:proofErr w:type="spellStart"/>
+      <w:r>
+        <w:rPr>
+          <w:rFonts w:ascii="Arial" w:hAnsi="Arial" w:cs="Arial" w:hint="cs"/>
+          <w:sz w:val="26"/>
+          <w:szCs w:val="26"/>
         </w:rPr>
         <w:t>isProprietary</w:t>
       </w:r>
-      <w:r>
-        <w:rPr>
-          <w:rFonts w:ascii="Arial" w:hAnsi="Arial" w:cs="Arial" w:hint="cs"/>
-          <w:sz w:val="26"/>
-          <w:szCs w:val="26"/>
-          <w:highlight w:val="yellow"/>
+      <w:proofErr w:type="spellEnd"/>
+      <w:r>
+        <w:rPr>
+          <w:rFonts w:ascii="Arial" w:hAnsi="Arial" w:cs="Arial" w:hint="cs"/>
+          <w:sz w:val="26"/>
+          <w:szCs w:val="26"/>
           <w:rtl/>
         </w:rPr>
         <w:t>}</w:t>
@@ -6693,7 +6999,7 @@
         <w:ind w:left="270" w:hanging="1080"/>
         <w:jc w:val="both"/>
         <w:rPr>
-          <w:rFonts w:ascii="Arial" w:hAnsi="Arial" w:cs="Arial" w:hint="cs"/>
+          <w:rFonts w:ascii="Arial" w:hAnsi="Arial" w:cs="Arial"/>
           <w:sz w:val="2"/>
           <w:szCs w:val="2"/>
           <w:rtl/>
@@ -6705,7 +7011,7 @@
         <w:ind w:left="740"/>
         <w:jc w:val="both"/>
         <w:rPr>
-          <w:rFonts w:ascii="Arial" w:hAnsi="Arial" w:cs="Arial" w:hint="cs"/>
+          <w:rFonts w:ascii="Arial" w:hAnsi="Arial" w:cs="Arial"/>
           <w:sz w:val="2"/>
           <w:szCs w:val="2"/>
           <w:rtl/>
@@ -6911,45 +7217,44 @@
           <w:rFonts w:ascii="Arial" w:hAnsi="Arial" w:cs="Arial" w:hint="cs"/>
           <w:sz w:val="26"/>
           <w:szCs w:val="26"/>
-          <w:highlight w:val="yellow"/>
           <w:rtl/>
         </w:rPr>
         <w:t>{#</w:t>
       </w:r>
-      <w:r>
-        <w:rPr>
-          <w:rFonts w:ascii="Arial" w:hAnsi="Arial" w:cs="Arial" w:hint="cs"/>
-          <w:sz w:val="26"/>
-          <w:szCs w:val="26"/>
-          <w:highlight w:val="yellow"/>
+      <w:proofErr w:type="spellStart"/>
+      <w:r>
+        <w:rPr>
+          <w:rFonts w:ascii="Arial" w:hAnsi="Arial" w:cs="Arial" w:hint="cs"/>
+          <w:sz w:val="26"/>
+          <w:szCs w:val="26"/>
         </w:rPr>
         <w:t>isProprietary</w:t>
       </w:r>
-      <w:r>
-        <w:rPr>
-          <w:rFonts w:ascii="Arial" w:hAnsi="Arial" w:cs="Arial" w:hint="cs"/>
-          <w:sz w:val="26"/>
-          <w:szCs w:val="26"/>
-          <w:highlight w:val="yellow"/>
+      <w:proofErr w:type="spellEnd"/>
+      <w:r>
+        <w:rPr>
+          <w:rFonts w:ascii="Arial" w:hAnsi="Arial" w:cs="Arial" w:hint="cs"/>
+          <w:sz w:val="26"/>
+          <w:szCs w:val="26"/>
           <w:rtl/>
         </w:rPr>
         <w:t>} ذات الغرض الخاص{/</w:t>
       </w:r>
-      <w:r>
-        <w:rPr>
-          <w:rFonts w:ascii="Arial" w:hAnsi="Arial" w:cs="Arial" w:hint="cs"/>
-          <w:sz w:val="26"/>
-          <w:szCs w:val="26"/>
-          <w:highlight w:val="yellow"/>
+      <w:proofErr w:type="spellStart"/>
+      <w:r>
+        <w:rPr>
+          <w:rFonts w:ascii="Arial" w:hAnsi="Arial" w:cs="Arial" w:hint="cs"/>
+          <w:sz w:val="26"/>
+          <w:szCs w:val="26"/>
         </w:rPr>
         <w:t>isProprietary</w:t>
       </w:r>
-      <w:r>
-        <w:rPr>
-          <w:rFonts w:ascii="Arial" w:hAnsi="Arial" w:cs="Arial" w:hint="cs"/>
-          <w:sz w:val="26"/>
-          <w:szCs w:val="26"/>
-          <w:highlight w:val="yellow"/>
+      <w:proofErr w:type="spellEnd"/>
+      <w:r>
+        <w:rPr>
+          <w:rFonts w:ascii="Arial" w:hAnsi="Arial" w:cs="Arial" w:hint="cs"/>
+          <w:sz w:val="26"/>
+          <w:szCs w:val="26"/>
           <w:rtl/>
         </w:rPr>
         <w:t>}</w:t>
@@ -7103,45 +7408,44 @@
           <w:rFonts w:ascii="Arial" w:hAnsi="Arial" w:cs="Arial" w:hint="cs"/>
           <w:sz w:val="26"/>
           <w:szCs w:val="26"/>
-          <w:highlight w:val="yellow"/>
           <w:rtl/>
         </w:rPr>
         <w:t>{#</w:t>
       </w:r>
-      <w:r>
-        <w:rPr>
-          <w:rFonts w:ascii="Arial" w:hAnsi="Arial" w:cs="Arial" w:hint="cs"/>
-          <w:sz w:val="26"/>
-          <w:szCs w:val="26"/>
-          <w:highlight w:val="yellow"/>
+      <w:proofErr w:type="spellStart"/>
+      <w:r>
+        <w:rPr>
+          <w:rFonts w:ascii="Arial" w:hAnsi="Arial" w:cs="Arial" w:hint="cs"/>
+          <w:sz w:val="26"/>
+          <w:szCs w:val="26"/>
         </w:rPr>
         <w:t>isProprietary</w:t>
       </w:r>
-      <w:r>
-        <w:rPr>
-          <w:rFonts w:ascii="Arial" w:hAnsi="Arial" w:cs="Arial" w:hint="cs"/>
-          <w:sz w:val="26"/>
-          <w:szCs w:val="26"/>
-          <w:highlight w:val="yellow"/>
+      <w:proofErr w:type="spellEnd"/>
+      <w:r>
+        <w:rPr>
+          <w:rFonts w:ascii="Arial" w:hAnsi="Arial" w:cs="Arial" w:hint="cs"/>
+          <w:sz w:val="26"/>
+          <w:szCs w:val="26"/>
           <w:rtl/>
         </w:rPr>
         <w:t>} ذات الغرض الخاص{/</w:t>
       </w:r>
-      <w:r>
-        <w:rPr>
-          <w:rFonts w:ascii="Arial" w:hAnsi="Arial" w:cs="Arial" w:hint="cs"/>
-          <w:sz w:val="26"/>
-          <w:szCs w:val="26"/>
-          <w:highlight w:val="yellow"/>
+      <w:proofErr w:type="spellStart"/>
+      <w:r>
+        <w:rPr>
+          <w:rFonts w:ascii="Arial" w:hAnsi="Arial" w:cs="Arial" w:hint="cs"/>
+          <w:sz w:val="26"/>
+          <w:szCs w:val="26"/>
         </w:rPr>
         <w:t>isProprietary</w:t>
       </w:r>
-      <w:r>
-        <w:rPr>
-          <w:rFonts w:ascii="Arial" w:hAnsi="Arial" w:cs="Arial" w:hint="cs"/>
-          <w:sz w:val="26"/>
-          <w:szCs w:val="26"/>
-          <w:highlight w:val="yellow"/>
+      <w:proofErr w:type="spellEnd"/>
+      <w:r>
+        <w:rPr>
+          <w:rFonts w:ascii="Arial" w:hAnsi="Arial" w:cs="Arial" w:hint="cs"/>
+          <w:sz w:val="26"/>
+          <w:szCs w:val="26"/>
           <w:rtl/>
         </w:rPr>
         <w:t>}</w:t>
@@ -7232,7 +7536,7 @@
         <w:ind w:left="270" w:hanging="360"/>
         <w:jc w:val="both"/>
         <w:rPr>
-          <w:rFonts w:ascii="Arial" w:hAnsi="Arial" w:cs="Arial" w:hint="cs"/>
+          <w:rFonts w:ascii="Arial" w:hAnsi="Arial" w:cs="Arial"/>
           <w:sz w:val="26"/>
           <w:szCs w:val="26"/>
           <w:rtl/>
@@ -7549,26 +7853,25 @@
           <w:rFonts w:ascii="Arial" w:hAnsi="Arial" w:cs="Arial" w:hint="cs"/>
           <w:sz w:val="26"/>
           <w:szCs w:val="26"/>
-          <w:highlight w:val="yellow"/>
           <w:rtl/>
         </w:rPr>
         <w:t>{</w:t>
       </w:r>
-      <w:r>
-        <w:rPr>
-          <w:rFonts w:ascii="Arial" w:hAnsi="Arial" w:cs="Arial" w:hint="cs"/>
-          <w:sz w:val="26"/>
-          <w:szCs w:val="26"/>
-          <w:highlight w:val="yellow"/>
+      <w:proofErr w:type="spellStart"/>
+      <w:r>
+        <w:rPr>
+          <w:rFonts w:ascii="Arial" w:hAnsi="Arial" w:cs="Arial" w:hint="cs"/>
+          <w:sz w:val="26"/>
+          <w:szCs w:val="26"/>
         </w:rPr>
         <w:t>entityWord</w:t>
       </w:r>
-      <w:r>
-        <w:rPr>
-          <w:rFonts w:ascii="Arial" w:hAnsi="Arial" w:cs="Arial" w:hint="cs"/>
-          <w:sz w:val="26"/>
-          <w:szCs w:val="26"/>
-          <w:highlight w:val="yellow"/>
+      <w:proofErr w:type="spellEnd"/>
+      <w:r>
+        <w:rPr>
+          <w:rFonts w:ascii="Arial" w:hAnsi="Arial" w:cs="Arial" w:hint="cs"/>
+          <w:sz w:val="26"/>
+          <w:szCs w:val="26"/>
           <w:rtl/>
         </w:rPr>
         <w:t>}</w:t>
@@ -7650,45 +7953,44 @@
           <w:rFonts w:ascii="Arial" w:hAnsi="Arial" w:cs="Arial" w:hint="cs"/>
           <w:sz w:val="26"/>
           <w:szCs w:val="26"/>
-          <w:highlight w:val="yellow"/>
           <w:rtl/>
         </w:rPr>
         <w:t>{#</w:t>
       </w:r>
-      <w:r>
-        <w:rPr>
-          <w:rFonts w:ascii="Arial" w:hAnsi="Arial" w:cs="Arial" w:hint="cs"/>
-          <w:sz w:val="26"/>
-          <w:szCs w:val="26"/>
-          <w:highlight w:val="yellow"/>
+      <w:proofErr w:type="spellStart"/>
+      <w:r>
+        <w:rPr>
+          <w:rFonts w:ascii="Arial" w:hAnsi="Arial" w:cs="Arial" w:hint="cs"/>
+          <w:sz w:val="26"/>
+          <w:szCs w:val="26"/>
         </w:rPr>
         <w:t>isProprietary</w:t>
       </w:r>
-      <w:r>
-        <w:rPr>
-          <w:rFonts w:ascii="Arial" w:hAnsi="Arial" w:cs="Arial" w:hint="cs"/>
-          <w:sz w:val="26"/>
-          <w:szCs w:val="26"/>
-          <w:highlight w:val="yellow"/>
+      <w:proofErr w:type="spellEnd"/>
+      <w:r>
+        <w:rPr>
+          <w:rFonts w:ascii="Arial" w:hAnsi="Arial" w:cs="Arial" w:hint="cs"/>
+          <w:sz w:val="26"/>
+          <w:szCs w:val="26"/>
           <w:rtl/>
         </w:rPr>
         <w:t>} ذات الغرض الخاص{/</w:t>
       </w:r>
-      <w:r>
-        <w:rPr>
-          <w:rFonts w:ascii="Arial" w:hAnsi="Arial" w:cs="Arial" w:hint="cs"/>
-          <w:sz w:val="26"/>
-          <w:szCs w:val="26"/>
-          <w:highlight w:val="yellow"/>
+      <w:proofErr w:type="spellStart"/>
+      <w:r>
+        <w:rPr>
+          <w:rFonts w:ascii="Arial" w:hAnsi="Arial" w:cs="Arial" w:hint="cs"/>
+          <w:sz w:val="26"/>
+          <w:szCs w:val="26"/>
         </w:rPr>
         <w:t>isProprietary</w:t>
       </w:r>
-      <w:r>
-        <w:rPr>
-          <w:rFonts w:ascii="Arial" w:hAnsi="Arial" w:cs="Arial" w:hint="cs"/>
-          <w:sz w:val="26"/>
-          <w:szCs w:val="26"/>
-          <w:highlight w:val="yellow"/>
+      <w:proofErr w:type="spellEnd"/>
+      <w:r>
+        <w:rPr>
+          <w:rFonts w:ascii="Arial" w:hAnsi="Arial" w:cs="Arial" w:hint="cs"/>
+          <w:sz w:val="26"/>
+          <w:szCs w:val="26"/>
           <w:rtl/>
         </w:rPr>
         <w:t>}</w:t>
@@ -7769,26 +8071,25 @@
           <w:rFonts w:ascii="Arial" w:hAnsi="Arial" w:cs="Arial"/>
           <w:sz w:val="26"/>
           <w:szCs w:val="26"/>
-          <w:highlight w:val="yellow"/>
           <w:rtl/>
         </w:rPr>
         <w:t>{</w:t>
       </w:r>
-      <w:r>
-        <w:rPr>
-          <w:rFonts w:ascii="Arial" w:hAnsi="Arial" w:cs="Arial"/>
-          <w:sz w:val="26"/>
-          <w:szCs w:val="26"/>
-          <w:highlight w:val="yellow"/>
+      <w:proofErr w:type="spellStart"/>
+      <w:r>
+        <w:rPr>
+          <w:rFonts w:ascii="Arial" w:hAnsi="Arial" w:cs="Arial"/>
+          <w:sz w:val="26"/>
+          <w:szCs w:val="26"/>
         </w:rPr>
         <w:t>entityWord</w:t>
       </w:r>
-      <w:r>
-        <w:rPr>
-          <w:rFonts w:ascii="Arial" w:hAnsi="Arial" w:cs="Arial"/>
-          <w:sz w:val="26"/>
-          <w:szCs w:val="26"/>
-          <w:highlight w:val="yellow"/>
+      <w:proofErr w:type="spellEnd"/>
+      <w:r>
+        <w:rPr>
+          <w:rFonts w:ascii="Arial" w:hAnsi="Arial" w:cs="Arial"/>
+          <w:sz w:val="26"/>
+          <w:szCs w:val="26"/>
           <w:rtl/>
         </w:rPr>
         <w:t>}</w:t>
@@ -7809,16 +8110,7 @@
           <w:szCs w:val="26"/>
           <w:rtl/>
         </w:rPr>
-        <w:t>ب</w:t>
-      </w:r>
-      <w:r>
-        <w:rPr>
-          <w:rFonts w:ascii="Arial" w:hAnsi="Arial" w:cs="Arial" w:hint="cs"/>
-          <w:sz w:val="26"/>
-          <w:szCs w:val="26"/>
-          <w:rtl/>
-        </w:rPr>
-        <w:t xml:space="preserve">الإفصاح </w:t>
+        <w:t xml:space="preserve">بالإفصاح </w:t>
       </w:r>
       <w:r>
         <w:rPr>
@@ -7834,26 +8126,25 @@
           <w:rFonts w:ascii="Arial" w:hAnsi="Arial" w:cs="Arial" w:hint="cs"/>
           <w:sz w:val="26"/>
           <w:szCs w:val="26"/>
-          <w:highlight w:val="yellow"/>
           <w:rtl/>
         </w:rPr>
         <w:t>{</w:t>
       </w:r>
-      <w:r>
-        <w:rPr>
-          <w:rFonts w:ascii="Arial" w:hAnsi="Arial" w:cs="Arial" w:hint="cs"/>
-          <w:sz w:val="26"/>
-          <w:szCs w:val="26"/>
-          <w:highlight w:val="yellow"/>
+      <w:proofErr w:type="spellStart"/>
+      <w:r>
+        <w:rPr>
+          <w:rFonts w:ascii="Arial" w:hAnsi="Arial" w:cs="Arial" w:hint="cs"/>
+          <w:sz w:val="26"/>
+          <w:szCs w:val="26"/>
         </w:rPr>
         <w:t>entityWord</w:t>
       </w:r>
-      <w:r>
-        <w:rPr>
-          <w:rFonts w:ascii="Arial" w:hAnsi="Arial" w:cs="Arial" w:hint="cs"/>
-          <w:sz w:val="26"/>
-          <w:szCs w:val="26"/>
-          <w:highlight w:val="yellow"/>
+      <w:proofErr w:type="spellEnd"/>
+      <w:r>
+        <w:rPr>
+          <w:rFonts w:ascii="Arial" w:hAnsi="Arial" w:cs="Arial" w:hint="cs"/>
+          <w:sz w:val="26"/>
+          <w:szCs w:val="26"/>
           <w:rtl/>
         </w:rPr>
         <w:t>}</w:t>
@@ -7908,45 +8199,44 @@
           <w:rFonts w:ascii="Arial" w:hAnsi="Arial" w:cs="Arial" w:hint="cs"/>
           <w:sz w:val="26"/>
           <w:szCs w:val="26"/>
-          <w:highlight w:val="yellow"/>
           <w:rtl/>
         </w:rPr>
         <w:t>{#</w:t>
       </w:r>
-      <w:r>
-        <w:rPr>
-          <w:rFonts w:ascii="Arial" w:hAnsi="Arial" w:cs="Arial" w:hint="cs"/>
-          <w:sz w:val="26"/>
-          <w:szCs w:val="26"/>
-          <w:highlight w:val="yellow"/>
+      <w:proofErr w:type="spellStart"/>
+      <w:r>
+        <w:rPr>
+          <w:rFonts w:ascii="Arial" w:hAnsi="Arial" w:cs="Arial" w:hint="cs"/>
+          <w:sz w:val="26"/>
+          <w:szCs w:val="26"/>
         </w:rPr>
         <w:t>isProprietary</w:t>
       </w:r>
-      <w:r>
-        <w:rPr>
-          <w:rFonts w:ascii="Arial" w:hAnsi="Arial" w:cs="Arial" w:hint="cs"/>
-          <w:sz w:val="26"/>
-          <w:szCs w:val="26"/>
-          <w:highlight w:val="yellow"/>
+      <w:proofErr w:type="spellEnd"/>
+      <w:r>
+        <w:rPr>
+          <w:rFonts w:ascii="Arial" w:hAnsi="Arial" w:cs="Arial" w:hint="cs"/>
+          <w:sz w:val="26"/>
+          <w:szCs w:val="26"/>
           <w:rtl/>
         </w:rPr>
         <w:t>} ذات الغرض الخاص{/</w:t>
       </w:r>
-      <w:r>
-        <w:rPr>
-          <w:rFonts w:ascii="Arial" w:hAnsi="Arial" w:cs="Arial" w:hint="cs"/>
-          <w:sz w:val="26"/>
-          <w:szCs w:val="26"/>
-          <w:highlight w:val="yellow"/>
+      <w:proofErr w:type="spellStart"/>
+      <w:r>
+        <w:rPr>
+          <w:rFonts w:ascii="Arial" w:hAnsi="Arial" w:cs="Arial" w:hint="cs"/>
+          <w:sz w:val="26"/>
+          <w:szCs w:val="26"/>
         </w:rPr>
         <w:t>isProprietary</w:t>
       </w:r>
-      <w:r>
-        <w:rPr>
-          <w:rFonts w:ascii="Arial" w:hAnsi="Arial" w:cs="Arial" w:hint="cs"/>
-          <w:sz w:val="26"/>
-          <w:szCs w:val="26"/>
-          <w:highlight w:val="yellow"/>
+      <w:proofErr w:type="spellEnd"/>
+      <w:r>
+        <w:rPr>
+          <w:rFonts w:ascii="Arial" w:hAnsi="Arial" w:cs="Arial" w:hint="cs"/>
+          <w:sz w:val="26"/>
+          <w:szCs w:val="26"/>
           <w:rtl/>
         </w:rPr>
         <w:t>}</w:t>
@@ -7967,17 +8257,7 @@
           <w:szCs w:val="26"/>
           <w:rtl/>
         </w:rPr>
-        <w:t xml:space="preserve"> وتم إثبات هذا الإفصاح في السجلات النظامية </w:t>
-      </w:r>
-      <w:r>
-        <w:rPr>
-          <w:rFonts w:ascii="Arial" w:hAnsi="Arial" w:cs="Arial"/>
-          <w:sz w:val="26"/>
-          <w:szCs w:val="26"/>
-          <w:highlight w:val="yellow"/>
-          <w:rtl/>
-        </w:rPr>
-        <w:t>للمؤسسة</w:t>
+        <w:t xml:space="preserve"> وتم إثبات هذا الإفصاح في السجلات النظامية للمؤسسة</w:t>
       </w:r>
       <w:r>
         <w:rPr>
@@ -8055,26 +8335,25 @@
           <w:rFonts w:ascii="Arial" w:hAnsi="Arial" w:cs="Arial"/>
           <w:sz w:val="26"/>
           <w:szCs w:val="26"/>
-          <w:highlight w:val="yellow"/>
           <w:rtl/>
         </w:rPr>
         <w:t>{</w:t>
       </w:r>
-      <w:r>
-        <w:rPr>
-          <w:rFonts w:ascii="Arial" w:hAnsi="Arial" w:cs="Arial"/>
-          <w:sz w:val="26"/>
-          <w:szCs w:val="26"/>
-          <w:highlight w:val="yellow"/>
+      <w:proofErr w:type="spellStart"/>
+      <w:r>
+        <w:rPr>
+          <w:rFonts w:ascii="Arial" w:hAnsi="Arial" w:cs="Arial"/>
+          <w:sz w:val="26"/>
+          <w:szCs w:val="26"/>
         </w:rPr>
         <w:t>entityWord</w:t>
       </w:r>
-      <w:r>
-        <w:rPr>
-          <w:rFonts w:ascii="Arial" w:hAnsi="Arial" w:cs="Arial"/>
-          <w:sz w:val="26"/>
-          <w:szCs w:val="26"/>
-          <w:highlight w:val="yellow"/>
+      <w:proofErr w:type="spellEnd"/>
+      <w:r>
+        <w:rPr>
+          <w:rFonts w:ascii="Arial" w:hAnsi="Arial" w:cs="Arial"/>
+          <w:sz w:val="26"/>
+          <w:szCs w:val="26"/>
           <w:rtl/>
         </w:rPr>
         <w:t>}</w:t>
@@ -8086,26 +8365,7 @@
           <w:szCs w:val="26"/>
           <w:rtl/>
         </w:rPr>
-        <w:t xml:space="preserve"> بالإفصاح عن كافة الأعمال الأنشطة التنافسية التي يزاولها (إن وجدت)، وتم توثيق وإظهار أثر تلك التعاملات إن وجدت في السجلات النظامية </w:t>
-      </w:r>
-      <w:r>
-        <w:rPr>
-          <w:rFonts w:ascii="Arial" w:hAnsi="Arial" w:cs="Arial"/>
-          <w:sz w:val="26"/>
-          <w:szCs w:val="26"/>
-          <w:highlight w:val="yellow"/>
-          <w:rtl/>
-        </w:rPr>
-        <w:t>للمؤسسة</w:t>
-      </w:r>
-      <w:r>
-        <w:rPr>
-          <w:rFonts w:ascii="Arial" w:hAnsi="Arial" w:cs="Arial"/>
-          <w:sz w:val="26"/>
-          <w:szCs w:val="26"/>
-          <w:rtl/>
-        </w:rPr>
-        <w:t>.</w:t>
+        <w:t xml:space="preserve"> بالإفصاح عن كافة الأعمال الأنشطة التنافسية التي يزاولها (إن وجدت)، وتم توثيق وإظهار أثر تلك التعاملات إن وجدت في السجلات النظامية للمؤسسة.</w:t>
       </w:r>
     </w:p>
     <w:p>
@@ -8182,26 +8442,25 @@
           <w:rFonts w:ascii="Arial" w:hAnsi="Arial" w:cs="Arial" w:hint="cs"/>
           <w:sz w:val="26"/>
           <w:szCs w:val="26"/>
-          <w:highlight w:val="yellow"/>
           <w:rtl/>
         </w:rPr>
         <w:t>{</w:t>
       </w:r>
-      <w:r>
-        <w:rPr>
-          <w:rFonts w:ascii="Arial" w:hAnsi="Arial" w:cs="Arial" w:hint="cs"/>
-          <w:sz w:val="26"/>
-          <w:szCs w:val="26"/>
-          <w:highlight w:val="yellow"/>
+      <w:proofErr w:type="spellStart"/>
+      <w:r>
+        <w:rPr>
+          <w:rFonts w:ascii="Arial" w:hAnsi="Arial" w:cs="Arial" w:hint="cs"/>
+          <w:sz w:val="26"/>
+          <w:szCs w:val="26"/>
         </w:rPr>
         <w:t>entityWord</w:t>
       </w:r>
-      <w:r>
-        <w:rPr>
-          <w:rFonts w:ascii="Arial" w:hAnsi="Arial" w:cs="Arial" w:hint="cs"/>
-          <w:sz w:val="26"/>
-          <w:szCs w:val="26"/>
-          <w:highlight w:val="yellow"/>
+      <w:proofErr w:type="spellEnd"/>
+      <w:r>
+        <w:rPr>
+          <w:rFonts w:ascii="Arial" w:hAnsi="Arial" w:cs="Arial" w:hint="cs"/>
+          <w:sz w:val="26"/>
+          <w:szCs w:val="26"/>
           <w:rtl/>
         </w:rPr>
         <w:t>}</w:t>
@@ -8278,6 +8537,7 @@
         </w:rPr>
         <w:t xml:space="preserve">سياق أنشطتها </w:t>
       </w:r>
+      <w:proofErr w:type="spellStart"/>
       <w:r>
         <w:rPr>
           <w:rFonts w:ascii="Arial" w:hAnsi="Arial" w:cs="Arial" w:hint="cs"/>
@@ -8287,6 +8547,7 @@
         </w:rPr>
         <w:t>الإعتيادية</w:t>
       </w:r>
+      <w:proofErr w:type="spellEnd"/>
       <w:r>
         <w:rPr>
           <w:rFonts w:ascii="Arial" w:hAnsi="Arial" w:cs="Arial"/>
@@ -8337,7 +8598,7 @@
       <w:pPr>
         <w:pStyle w:val="ListParagraph"/>
         <w:rPr>
-          <w:rFonts w:ascii="Arial" w:hAnsi="Arial" w:cs="Arial" w:hint="cs"/>
+          <w:rFonts w:ascii="Arial" w:hAnsi="Arial" w:cs="Arial"/>
           <w:sz w:val="26"/>
           <w:szCs w:val="26"/>
           <w:rtl/>
@@ -8435,7 +8696,27 @@
           <w:szCs w:val="26"/>
           <w:rtl/>
         </w:rPr>
-        <w:t>نعتقد بأن كافة الافتراضات الهامة المتعلقة بقياس القيمة العادلة والافصاحات المستخدمة في</w:t>
+        <w:t xml:space="preserve">نعتقد بأن كافة الافتراضات الهامة المتعلقة بقياس القيمة العادلة </w:t>
+      </w:r>
+      <w:proofErr w:type="spellStart"/>
+      <w:r>
+        <w:rPr>
+          <w:rFonts w:ascii="Arial" w:hAnsi="Arial" w:cs="Arial"/>
+          <w:sz w:val="26"/>
+          <w:szCs w:val="26"/>
+          <w:rtl/>
+        </w:rPr>
+        <w:t>والافصاحات</w:t>
+      </w:r>
+      <w:proofErr w:type="spellEnd"/>
+      <w:r>
+        <w:rPr>
+          <w:rFonts w:ascii="Arial" w:hAnsi="Arial" w:cs="Arial"/>
+          <w:sz w:val="26"/>
+          <w:szCs w:val="26"/>
+          <w:rtl/>
+        </w:rPr>
+        <w:t xml:space="preserve"> المستخدمة في</w:t>
       </w:r>
       <w:r>
         <w:rPr>
@@ -8469,45 +8750,44 @@
           <w:rFonts w:ascii="Arial" w:hAnsi="Arial" w:cs="Arial" w:hint="cs"/>
           <w:sz w:val="26"/>
           <w:szCs w:val="26"/>
-          <w:highlight w:val="yellow"/>
           <w:rtl/>
         </w:rPr>
         <w:t>{#</w:t>
       </w:r>
-      <w:r>
-        <w:rPr>
-          <w:rFonts w:ascii="Arial" w:hAnsi="Arial" w:cs="Arial" w:hint="cs"/>
-          <w:sz w:val="26"/>
-          <w:szCs w:val="26"/>
-          <w:highlight w:val="yellow"/>
+      <w:proofErr w:type="spellStart"/>
+      <w:r>
+        <w:rPr>
+          <w:rFonts w:ascii="Arial" w:hAnsi="Arial" w:cs="Arial" w:hint="cs"/>
+          <w:sz w:val="26"/>
+          <w:szCs w:val="26"/>
         </w:rPr>
         <w:t>isProprietary</w:t>
       </w:r>
-      <w:r>
-        <w:rPr>
-          <w:rFonts w:ascii="Arial" w:hAnsi="Arial" w:cs="Arial" w:hint="cs"/>
-          <w:sz w:val="26"/>
-          <w:szCs w:val="26"/>
-          <w:highlight w:val="yellow"/>
+      <w:proofErr w:type="spellEnd"/>
+      <w:r>
+        <w:rPr>
+          <w:rFonts w:ascii="Arial" w:hAnsi="Arial" w:cs="Arial" w:hint="cs"/>
+          <w:sz w:val="26"/>
+          <w:szCs w:val="26"/>
           <w:rtl/>
         </w:rPr>
         <w:t>} ذات الغرض الخاص{/</w:t>
       </w:r>
-      <w:r>
-        <w:rPr>
-          <w:rFonts w:ascii="Arial" w:hAnsi="Arial" w:cs="Arial" w:hint="cs"/>
-          <w:sz w:val="26"/>
-          <w:szCs w:val="26"/>
-          <w:highlight w:val="yellow"/>
+      <w:proofErr w:type="spellStart"/>
+      <w:r>
+        <w:rPr>
+          <w:rFonts w:ascii="Arial" w:hAnsi="Arial" w:cs="Arial" w:hint="cs"/>
+          <w:sz w:val="26"/>
+          <w:szCs w:val="26"/>
         </w:rPr>
         <w:t>isProprietary</w:t>
       </w:r>
-      <w:r>
-        <w:rPr>
-          <w:rFonts w:ascii="Arial" w:hAnsi="Arial" w:cs="Arial" w:hint="cs"/>
-          <w:sz w:val="26"/>
-          <w:szCs w:val="26"/>
-          <w:highlight w:val="yellow"/>
+      <w:proofErr w:type="spellEnd"/>
+      <w:r>
+        <w:rPr>
+          <w:rFonts w:ascii="Arial" w:hAnsi="Arial" w:cs="Arial" w:hint="cs"/>
+          <w:sz w:val="26"/>
+          <w:szCs w:val="26"/>
           <w:rtl/>
         </w:rPr>
         <w:t>}</w:t>
@@ -8646,26 +8926,25 @@
           <w:rFonts w:ascii="Arial" w:hAnsi="Arial" w:cs="Arial" w:hint="cs"/>
           <w:sz w:val="26"/>
           <w:szCs w:val="26"/>
-          <w:highlight w:val="yellow"/>
           <w:rtl/>
         </w:rPr>
         <w:t>{</w:t>
       </w:r>
-      <w:r>
-        <w:rPr>
-          <w:rFonts w:ascii="Arial" w:hAnsi="Arial" w:cs="Arial" w:hint="cs"/>
-          <w:sz w:val="26"/>
-          <w:szCs w:val="26"/>
-          <w:highlight w:val="yellow"/>
+      <w:proofErr w:type="spellStart"/>
+      <w:r>
+        <w:rPr>
+          <w:rFonts w:ascii="Arial" w:hAnsi="Arial" w:cs="Arial" w:hint="cs"/>
+          <w:sz w:val="26"/>
+          <w:szCs w:val="26"/>
         </w:rPr>
         <w:t>entityWord</w:t>
       </w:r>
-      <w:r>
-        <w:rPr>
-          <w:rFonts w:ascii="Arial" w:hAnsi="Arial" w:cs="Arial" w:hint="cs"/>
-          <w:sz w:val="26"/>
-          <w:szCs w:val="26"/>
-          <w:highlight w:val="yellow"/>
+      <w:proofErr w:type="spellEnd"/>
+      <w:r>
+        <w:rPr>
+          <w:rFonts w:ascii="Arial" w:hAnsi="Arial" w:cs="Arial" w:hint="cs"/>
+          <w:sz w:val="26"/>
+          <w:szCs w:val="26"/>
           <w:rtl/>
         </w:rPr>
         <w:t>}</w:t>
@@ -8711,45 +8990,44 @@
           <w:rFonts w:ascii="Arial" w:hAnsi="Arial" w:cs="Arial" w:hint="cs"/>
           <w:sz w:val="26"/>
           <w:szCs w:val="26"/>
-          <w:highlight w:val="yellow"/>
           <w:rtl/>
         </w:rPr>
         <w:t>{#</w:t>
       </w:r>
-      <w:r>
-        <w:rPr>
-          <w:rFonts w:ascii="Arial" w:hAnsi="Arial" w:cs="Arial" w:hint="cs"/>
-          <w:sz w:val="26"/>
-          <w:szCs w:val="26"/>
-          <w:highlight w:val="yellow"/>
+      <w:proofErr w:type="spellStart"/>
+      <w:r>
+        <w:rPr>
+          <w:rFonts w:ascii="Arial" w:hAnsi="Arial" w:cs="Arial" w:hint="cs"/>
+          <w:sz w:val="26"/>
+          <w:szCs w:val="26"/>
         </w:rPr>
         <w:t>isProprietary</w:t>
       </w:r>
-      <w:r>
-        <w:rPr>
-          <w:rFonts w:ascii="Arial" w:hAnsi="Arial" w:cs="Arial" w:hint="cs"/>
-          <w:sz w:val="26"/>
-          <w:szCs w:val="26"/>
-          <w:highlight w:val="yellow"/>
+      <w:proofErr w:type="spellEnd"/>
+      <w:r>
+        <w:rPr>
+          <w:rFonts w:ascii="Arial" w:hAnsi="Arial" w:cs="Arial" w:hint="cs"/>
+          <w:sz w:val="26"/>
+          <w:szCs w:val="26"/>
           <w:rtl/>
         </w:rPr>
         <w:t>} ذات الغرض الخاص{/</w:t>
       </w:r>
-      <w:r>
-        <w:rPr>
-          <w:rFonts w:ascii="Arial" w:hAnsi="Arial" w:cs="Arial" w:hint="cs"/>
-          <w:sz w:val="26"/>
-          <w:szCs w:val="26"/>
-          <w:highlight w:val="yellow"/>
+      <w:proofErr w:type="spellStart"/>
+      <w:r>
+        <w:rPr>
+          <w:rFonts w:ascii="Arial" w:hAnsi="Arial" w:cs="Arial" w:hint="cs"/>
+          <w:sz w:val="26"/>
+          <w:szCs w:val="26"/>
         </w:rPr>
         <w:t>isProprietary</w:t>
       </w:r>
-      <w:r>
-        <w:rPr>
-          <w:rFonts w:ascii="Arial" w:hAnsi="Arial" w:cs="Arial" w:hint="cs"/>
-          <w:sz w:val="26"/>
-          <w:szCs w:val="26"/>
-          <w:highlight w:val="yellow"/>
+      <w:proofErr w:type="spellEnd"/>
+      <w:r>
+        <w:rPr>
+          <w:rFonts w:ascii="Arial" w:hAnsi="Arial" w:cs="Arial" w:hint="cs"/>
+          <w:sz w:val="26"/>
+          <w:szCs w:val="26"/>
           <w:rtl/>
         </w:rPr>
         <w:t>}</w:t>
@@ -8837,7 +9115,7 @@
         <w:ind w:left="360" w:hanging="450"/>
         <w:jc w:val="both"/>
         <w:rPr>
-          <w:rFonts w:ascii="Arial" w:hAnsi="Arial" w:cs="Arial" w:hint="cs"/>
+          <w:rFonts w:ascii="Arial" w:hAnsi="Arial" w:cs="Arial"/>
           <w:sz w:val="26"/>
           <w:szCs w:val="26"/>
         </w:rPr>
@@ -8865,26 +9143,25 @@
           <w:rFonts w:ascii="Arial" w:hAnsi="Arial" w:cs="Arial" w:hint="cs"/>
           <w:sz w:val="26"/>
           <w:szCs w:val="26"/>
-          <w:highlight w:val="yellow"/>
           <w:rtl/>
         </w:rPr>
         <w:t>{</w:t>
       </w:r>
-      <w:r>
-        <w:rPr>
-          <w:rFonts w:ascii="Arial" w:hAnsi="Arial" w:cs="Arial" w:hint="cs"/>
-          <w:sz w:val="26"/>
-          <w:szCs w:val="26"/>
-          <w:highlight w:val="yellow"/>
+      <w:proofErr w:type="spellStart"/>
+      <w:r>
+        <w:rPr>
+          <w:rFonts w:ascii="Arial" w:hAnsi="Arial" w:cs="Arial" w:hint="cs"/>
+          <w:sz w:val="26"/>
+          <w:szCs w:val="26"/>
         </w:rPr>
         <w:t>entityWord</w:t>
       </w:r>
-      <w:r>
-        <w:rPr>
-          <w:rFonts w:ascii="Arial" w:hAnsi="Arial" w:cs="Arial" w:hint="cs"/>
-          <w:sz w:val="26"/>
-          <w:szCs w:val="26"/>
-          <w:highlight w:val="yellow"/>
+      <w:proofErr w:type="spellEnd"/>
+      <w:r>
+        <w:rPr>
+          <w:rFonts w:ascii="Arial" w:hAnsi="Arial" w:cs="Arial" w:hint="cs"/>
+          <w:sz w:val="26"/>
+          <w:szCs w:val="26"/>
           <w:rtl/>
         </w:rPr>
         <w:t>}</w:t>
@@ -8896,14 +9173,34 @@
           <w:szCs w:val="26"/>
           <w:rtl/>
         </w:rPr>
-        <w:t xml:space="preserve"> مسؤولة عن تحديد والحفاظ على كفاية مخصص الذمم المدينة المشكوك في تحصيلها وكذلك التقديرات المستخدمة لتحديد هذه المبالغ. إن مبلغ المخصص المخصص للديون المشكوك في تحصيلها يكفي لتغطية أية خسائر قد تتكبدها عند تحقيق الذمم المدينة.</w:t>
+        <w:t xml:space="preserve"> مسؤولة عن تحديد والحفاظ على كفاية مخصص الذمم المدينة المشكوك في تحصيلها وكذلك التقديرات المستخدمة لتحديد هذه المبالغ. إن مبلغ المخصص </w:t>
+      </w:r>
+      <w:proofErr w:type="spellStart"/>
+      <w:r>
+        <w:rPr>
+          <w:rFonts w:ascii="Arial" w:hAnsi="Arial" w:cs="Arial"/>
+          <w:sz w:val="26"/>
+          <w:szCs w:val="26"/>
+          <w:rtl/>
+        </w:rPr>
+        <w:t>المخصص</w:t>
+      </w:r>
+      <w:proofErr w:type="spellEnd"/>
+      <w:r>
+        <w:rPr>
+          <w:rFonts w:ascii="Arial" w:hAnsi="Arial" w:cs="Arial"/>
+          <w:sz w:val="26"/>
+          <w:szCs w:val="26"/>
+          <w:rtl/>
+        </w:rPr>
+        <w:t xml:space="preserve"> للديون المشكوك في تحصيلها يكفي لتغطية أية خسائر قد تتكبدها عند تحقيق الذمم المدينة.</w:t>
       </w:r>
     </w:p>
     <w:p>
       <w:pPr>
         <w:pStyle w:val="ListParagraph"/>
         <w:rPr>
-          <w:rFonts w:ascii="Arial" w:hAnsi="Arial" w:cs="Arial" w:hint="cs"/>
+          <w:rFonts w:ascii="Arial" w:hAnsi="Arial" w:cs="Arial"/>
           <w:sz w:val="26"/>
           <w:szCs w:val="26"/>
           <w:rtl/>
@@ -8916,7 +9213,7 @@
         <w:ind w:left="450" w:hanging="540"/>
         <w:jc w:val="both"/>
         <w:rPr>
-          <w:rFonts w:ascii="Arial" w:hAnsi="Arial" w:cs="Arial" w:hint="cs"/>
+          <w:rFonts w:ascii="Arial" w:hAnsi="Arial" w:cs="Arial"/>
           <w:sz w:val="26"/>
           <w:szCs w:val="26"/>
         </w:rPr>
@@ -8971,26 +9268,25 @@
           <w:rFonts w:ascii="Arial" w:hAnsi="Arial" w:cs="Arial" w:hint="cs"/>
           <w:sz w:val="26"/>
           <w:szCs w:val="26"/>
-          <w:highlight w:val="yellow"/>
           <w:rtl/>
         </w:rPr>
         <w:t>{</w:t>
       </w:r>
-      <w:r>
-        <w:rPr>
-          <w:rFonts w:ascii="Arial" w:hAnsi="Arial" w:cs="Arial" w:hint="cs"/>
-          <w:sz w:val="26"/>
-          <w:szCs w:val="26"/>
-          <w:highlight w:val="yellow"/>
+      <w:proofErr w:type="spellStart"/>
+      <w:r>
+        <w:rPr>
+          <w:rFonts w:ascii="Arial" w:hAnsi="Arial" w:cs="Arial" w:hint="cs"/>
+          <w:sz w:val="26"/>
+          <w:szCs w:val="26"/>
         </w:rPr>
         <w:t>entityWord</w:t>
       </w:r>
-      <w:r>
-        <w:rPr>
-          <w:rFonts w:ascii="Arial" w:hAnsi="Arial" w:cs="Arial" w:hint="cs"/>
-          <w:sz w:val="26"/>
-          <w:szCs w:val="26"/>
-          <w:highlight w:val="yellow"/>
+      <w:proofErr w:type="spellEnd"/>
+      <w:r>
+        <w:rPr>
+          <w:rFonts w:ascii="Arial" w:hAnsi="Arial" w:cs="Arial" w:hint="cs"/>
+          <w:sz w:val="26"/>
+          <w:szCs w:val="26"/>
           <w:rtl/>
         </w:rPr>
         <w:t>}</w:t>
@@ -9011,7 +9307,27 @@
           <w:szCs w:val="26"/>
           <w:rtl/>
         </w:rPr>
-        <w:t>مواد مفوترة لعملاء او أي مواد لم يتم تسجيل التزامها.</w:t>
+        <w:t xml:space="preserve">مواد </w:t>
+      </w:r>
+      <w:proofErr w:type="spellStart"/>
+      <w:r>
+        <w:rPr>
+          <w:rFonts w:ascii="Arial" w:hAnsi="Arial" w:cs="Arial" w:hint="cs"/>
+          <w:sz w:val="26"/>
+          <w:szCs w:val="26"/>
+          <w:rtl/>
+        </w:rPr>
+        <w:t>مفوترة</w:t>
+      </w:r>
+      <w:proofErr w:type="spellEnd"/>
+      <w:r>
+        <w:rPr>
+          <w:rFonts w:ascii="Arial" w:hAnsi="Arial" w:cs="Arial" w:hint="cs"/>
+          <w:sz w:val="26"/>
+          <w:szCs w:val="26"/>
+          <w:rtl/>
+        </w:rPr>
+        <w:t xml:space="preserve"> لعملاء او أي مواد لم يتم تسجيل التزامها.</w:t>
       </w:r>
     </w:p>
     <w:p>
@@ -9023,7 +9339,7 @@
         </w:tabs>
         <w:ind w:left="360" w:hanging="450"/>
         <w:rPr>
-          <w:rFonts w:ascii="Arial" w:hAnsi="Arial" w:cs="Arial" w:hint="cs"/>
+          <w:rFonts w:ascii="Arial" w:hAnsi="Arial" w:cs="Arial"/>
           <w:sz w:val="10"/>
           <w:szCs w:val="10"/>
         </w:rPr>
@@ -9045,7 +9361,7 @@
         <w:ind w:left="360" w:hanging="450"/>
         <w:jc w:val="both"/>
         <w:rPr>
-          <w:rFonts w:ascii="Arial" w:hAnsi="Arial" w:cs="Arial" w:hint="cs"/>
+          <w:rFonts w:ascii="Arial" w:hAnsi="Arial" w:cs="Arial"/>
           <w:sz w:val="26"/>
           <w:szCs w:val="26"/>
         </w:rPr>
@@ -9203,6 +9519,7 @@
         </w:rPr>
         <w:t xml:space="preserve"> </w:t>
       </w:r>
+      <w:proofErr w:type="spellStart"/>
       <w:r>
         <w:rPr>
           <w:rFonts w:ascii="Arial" w:hAnsi="Arial" w:cs="Arial" w:hint="cs"/>
@@ -9212,6 +9529,7 @@
         </w:rPr>
         <w:t>الإنتاجيه</w:t>
       </w:r>
+      <w:proofErr w:type="spellEnd"/>
       <w:r>
         <w:rPr>
           <w:rFonts w:ascii="Arial" w:hAnsi="Arial" w:cs="Arial"/>
@@ -9226,7 +9544,7 @@
       <w:pPr>
         <w:pStyle w:val="ListParagraph"/>
         <w:rPr>
-          <w:rFonts w:ascii="Arial" w:hAnsi="Arial" w:cs="Arial" w:hint="cs"/>
+          <w:rFonts w:ascii="Arial" w:hAnsi="Arial" w:cs="Arial"/>
           <w:sz w:val="10"/>
           <w:szCs w:val="10"/>
         </w:rPr>
@@ -9275,26 +9593,25 @@
           <w:rFonts w:ascii="Arial" w:hAnsi="Arial" w:cs="Arial" w:hint="cs"/>
           <w:sz w:val="26"/>
           <w:szCs w:val="26"/>
-          <w:highlight w:val="yellow"/>
           <w:rtl/>
         </w:rPr>
         <w:t>{</w:t>
       </w:r>
-      <w:r>
-        <w:rPr>
-          <w:rFonts w:ascii="Arial" w:hAnsi="Arial" w:cs="Arial" w:hint="cs"/>
-          <w:sz w:val="26"/>
-          <w:szCs w:val="26"/>
-          <w:highlight w:val="yellow"/>
+      <w:proofErr w:type="spellStart"/>
+      <w:r>
+        <w:rPr>
+          <w:rFonts w:ascii="Arial" w:hAnsi="Arial" w:cs="Arial" w:hint="cs"/>
+          <w:sz w:val="26"/>
+          <w:szCs w:val="26"/>
         </w:rPr>
         <w:t>entityWord</w:t>
       </w:r>
-      <w:r>
-        <w:rPr>
-          <w:rFonts w:ascii="Arial" w:hAnsi="Arial" w:cs="Arial" w:hint="cs"/>
-          <w:sz w:val="26"/>
-          <w:szCs w:val="26"/>
-          <w:highlight w:val="yellow"/>
+      <w:proofErr w:type="spellEnd"/>
+      <w:r>
+        <w:rPr>
+          <w:rFonts w:ascii="Arial" w:hAnsi="Arial" w:cs="Arial" w:hint="cs"/>
+          <w:sz w:val="26"/>
+          <w:szCs w:val="26"/>
           <w:rtl/>
         </w:rPr>
         <w:t>}</w:t>
@@ -9441,45 +9758,44 @@
           <w:rFonts w:ascii="Arial" w:hAnsi="Arial" w:cs="Arial" w:hint="cs"/>
           <w:sz w:val="26"/>
           <w:szCs w:val="26"/>
-          <w:highlight w:val="yellow"/>
           <w:rtl/>
         </w:rPr>
         <w:t>{#</w:t>
       </w:r>
-      <w:r>
-        <w:rPr>
-          <w:rFonts w:ascii="Arial" w:hAnsi="Arial" w:cs="Arial" w:hint="cs"/>
-          <w:sz w:val="26"/>
-          <w:szCs w:val="26"/>
-          <w:highlight w:val="yellow"/>
+      <w:proofErr w:type="spellStart"/>
+      <w:r>
+        <w:rPr>
+          <w:rFonts w:ascii="Arial" w:hAnsi="Arial" w:cs="Arial" w:hint="cs"/>
+          <w:sz w:val="26"/>
+          <w:szCs w:val="26"/>
         </w:rPr>
         <w:t>isProprietary</w:t>
       </w:r>
-      <w:r>
-        <w:rPr>
-          <w:rFonts w:ascii="Arial" w:hAnsi="Arial" w:cs="Arial" w:hint="cs"/>
-          <w:sz w:val="26"/>
-          <w:szCs w:val="26"/>
-          <w:highlight w:val="yellow"/>
+      <w:proofErr w:type="spellEnd"/>
+      <w:r>
+        <w:rPr>
+          <w:rFonts w:ascii="Arial" w:hAnsi="Arial" w:cs="Arial" w:hint="cs"/>
+          <w:sz w:val="26"/>
+          <w:szCs w:val="26"/>
           <w:rtl/>
         </w:rPr>
         <w:t>} ذات الغرض الخاص{/</w:t>
       </w:r>
-      <w:r>
-        <w:rPr>
-          <w:rFonts w:ascii="Arial" w:hAnsi="Arial" w:cs="Arial" w:hint="cs"/>
-          <w:sz w:val="26"/>
-          <w:szCs w:val="26"/>
-          <w:highlight w:val="yellow"/>
+      <w:proofErr w:type="spellStart"/>
+      <w:r>
+        <w:rPr>
+          <w:rFonts w:ascii="Arial" w:hAnsi="Arial" w:cs="Arial" w:hint="cs"/>
+          <w:sz w:val="26"/>
+          <w:szCs w:val="26"/>
         </w:rPr>
         <w:t>isProprietary</w:t>
       </w:r>
-      <w:r>
-        <w:rPr>
-          <w:rFonts w:ascii="Arial" w:hAnsi="Arial" w:cs="Arial" w:hint="cs"/>
-          <w:sz w:val="26"/>
-          <w:szCs w:val="26"/>
-          <w:highlight w:val="yellow"/>
+      <w:proofErr w:type="spellEnd"/>
+      <w:r>
+        <w:rPr>
+          <w:rFonts w:ascii="Arial" w:hAnsi="Arial" w:cs="Arial" w:hint="cs"/>
+          <w:sz w:val="26"/>
+          <w:szCs w:val="26"/>
           <w:rtl/>
         </w:rPr>
         <w:t>}</w:t>
@@ -9545,7 +9861,7 @@
         <w:ind w:left="-90"/>
         <w:jc w:val="both"/>
         <w:rPr>
-          <w:rFonts w:ascii="Arial" w:hAnsi="Arial" w:cs="Arial" w:hint="cs"/>
+          <w:rFonts w:ascii="Arial" w:hAnsi="Arial" w:cs="Arial"/>
           <w:sz w:val="26"/>
           <w:szCs w:val="26"/>
         </w:rPr>
@@ -9560,7 +9876,7 @@
         <w:spacing w:line="300" w:lineRule="exact"/>
         <w:jc w:val="both"/>
         <w:rPr>
-          <w:rFonts w:ascii="Arial" w:hAnsi="Arial" w:cs="Arial" w:hint="cs"/>
+          <w:rFonts w:ascii="Arial" w:hAnsi="Arial" w:cs="Arial"/>
           <w:sz w:val="26"/>
           <w:szCs w:val="26"/>
         </w:rPr>
@@ -9572,7 +9888,7 @@
         <w:ind w:left="360" w:hanging="450"/>
         <w:jc w:val="both"/>
         <w:rPr>
-          <w:rFonts w:ascii="Arial" w:hAnsi="Arial" w:cs="Arial" w:hint="cs"/>
+          <w:rFonts w:ascii="Arial" w:hAnsi="Arial" w:cs="Arial"/>
           <w:sz w:val="26"/>
           <w:szCs w:val="26"/>
         </w:rPr>
@@ -9647,7 +9963,27 @@
           <w:szCs w:val="26"/>
           <w:rtl/>
         </w:rPr>
-        <w:t xml:space="preserve">قياس القيمة العادلة والافصاحات </w:t>
+        <w:t xml:space="preserve">قياس القيمة العادلة </w:t>
+      </w:r>
+      <w:proofErr w:type="spellStart"/>
+      <w:r>
+        <w:rPr>
+          <w:rFonts w:ascii="Arial" w:hAnsi="Arial" w:cs="Arial" w:hint="cs"/>
+          <w:sz w:val="26"/>
+          <w:szCs w:val="26"/>
+          <w:rtl/>
+        </w:rPr>
+        <w:t>والافصاحات</w:t>
+      </w:r>
+      <w:proofErr w:type="spellEnd"/>
+      <w:r>
+        <w:rPr>
+          <w:rFonts w:ascii="Arial" w:hAnsi="Arial" w:cs="Arial" w:hint="cs"/>
+          <w:sz w:val="26"/>
+          <w:szCs w:val="26"/>
+          <w:rtl/>
+        </w:rPr>
+        <w:t xml:space="preserve"> </w:t>
       </w:r>
       <w:r>
         <w:rPr>
@@ -9687,7 +10023,7 @@
         <w:ind w:left="299"/>
         <w:jc w:val="both"/>
         <w:rPr>
-          <w:rFonts w:ascii="Arial" w:hAnsi="Arial" w:cs="Arial" w:hint="cs"/>
+          <w:rFonts w:ascii="Arial" w:hAnsi="Arial" w:cs="Arial"/>
           <w:sz w:val="26"/>
           <w:szCs w:val="26"/>
         </w:rPr>
@@ -9706,7 +10042,7 @@
         <w:spacing w:line="300" w:lineRule="exact"/>
         <w:jc w:val="both"/>
         <w:rPr>
-          <w:rFonts w:ascii="Arial" w:hAnsi="Arial" w:cs="Arial" w:hint="cs"/>
+          <w:rFonts w:ascii="Arial" w:hAnsi="Arial" w:cs="Arial"/>
           <w:sz w:val="26"/>
           <w:szCs w:val="26"/>
         </w:rPr>
@@ -9785,7 +10121,7 @@
         <w:ind w:left="1019"/>
         <w:jc w:val="both"/>
         <w:rPr>
-          <w:rFonts w:ascii="Arial" w:hAnsi="Arial" w:cs="Arial" w:hint="cs"/>
+          <w:rFonts w:ascii="Arial" w:hAnsi="Arial" w:cs="Arial"/>
           <w:sz w:val="26"/>
           <w:szCs w:val="26"/>
         </w:rPr>
@@ -9804,19 +10140,39 @@
         <w:spacing w:line="300" w:lineRule="exact"/>
         <w:jc w:val="both"/>
         <w:rPr>
-          <w:rFonts w:ascii="Arial" w:hAnsi="Arial" w:cs="Arial" w:hint="cs"/>
-          <w:sz w:val="26"/>
-          <w:szCs w:val="26"/>
-        </w:rPr>
-      </w:pPr>
-      <w:r>
-        <w:rPr>
-          <w:rFonts w:ascii="Arial" w:hAnsi="Arial" w:cs="Arial" w:hint="cs"/>
-          <w:sz w:val="26"/>
-          <w:szCs w:val="26"/>
-          <w:rtl/>
-        </w:rPr>
-        <w:t xml:space="preserve">اكتمال وكفاية الافصاحات المتعلقة بالقيمة العادلة </w:t>
+          <w:rFonts w:ascii="Arial" w:hAnsi="Arial" w:cs="Arial"/>
+          <w:sz w:val="26"/>
+          <w:szCs w:val="26"/>
+        </w:rPr>
+      </w:pPr>
+      <w:r>
+        <w:rPr>
+          <w:rFonts w:ascii="Arial" w:hAnsi="Arial" w:cs="Arial" w:hint="cs"/>
+          <w:sz w:val="26"/>
+          <w:szCs w:val="26"/>
+          <w:rtl/>
+        </w:rPr>
+        <w:t xml:space="preserve">اكتمال وكفاية </w:t>
+      </w:r>
+      <w:proofErr w:type="spellStart"/>
+      <w:r>
+        <w:rPr>
+          <w:rFonts w:ascii="Arial" w:hAnsi="Arial" w:cs="Arial" w:hint="cs"/>
+          <w:sz w:val="26"/>
+          <w:szCs w:val="26"/>
+          <w:rtl/>
+        </w:rPr>
+        <w:t>الافصاحات</w:t>
+      </w:r>
+      <w:proofErr w:type="spellEnd"/>
+      <w:r>
+        <w:rPr>
+          <w:rFonts w:ascii="Arial" w:hAnsi="Arial" w:cs="Arial" w:hint="cs"/>
+          <w:sz w:val="26"/>
+          <w:szCs w:val="26"/>
+          <w:rtl/>
+        </w:rPr>
+        <w:t xml:space="preserve"> المتعلقة بالقيمة العادلة </w:t>
       </w:r>
       <w:r>
         <w:rPr>
@@ -9886,7 +10242,7 @@
         <w:spacing w:line="300" w:lineRule="exact"/>
         <w:jc w:val="both"/>
         <w:rPr>
-          <w:rFonts w:ascii="Arial" w:hAnsi="Arial" w:cs="Arial" w:hint="cs"/>
+          <w:rFonts w:ascii="Arial" w:hAnsi="Arial" w:cs="Arial"/>
           <w:sz w:val="26"/>
           <w:szCs w:val="26"/>
         </w:rPr>
@@ -9941,45 +10297,44 @@
           <w:rFonts w:ascii="Arial" w:hAnsi="Arial" w:cs="Arial" w:hint="cs"/>
           <w:sz w:val="26"/>
           <w:szCs w:val="26"/>
-          <w:highlight w:val="yellow"/>
           <w:rtl/>
         </w:rPr>
         <w:t>{#</w:t>
       </w:r>
-      <w:r>
-        <w:rPr>
-          <w:rFonts w:ascii="Arial" w:hAnsi="Arial" w:cs="Arial" w:hint="cs"/>
-          <w:sz w:val="26"/>
-          <w:szCs w:val="26"/>
-          <w:highlight w:val="yellow"/>
+      <w:proofErr w:type="spellStart"/>
+      <w:r>
+        <w:rPr>
+          <w:rFonts w:ascii="Arial" w:hAnsi="Arial" w:cs="Arial" w:hint="cs"/>
+          <w:sz w:val="26"/>
+          <w:szCs w:val="26"/>
         </w:rPr>
         <w:t>isProprietary</w:t>
       </w:r>
-      <w:r>
-        <w:rPr>
-          <w:rFonts w:ascii="Arial" w:hAnsi="Arial" w:cs="Arial" w:hint="cs"/>
-          <w:sz w:val="26"/>
-          <w:szCs w:val="26"/>
-          <w:highlight w:val="yellow"/>
+      <w:proofErr w:type="spellEnd"/>
+      <w:r>
+        <w:rPr>
+          <w:rFonts w:ascii="Arial" w:hAnsi="Arial" w:cs="Arial" w:hint="cs"/>
+          <w:sz w:val="26"/>
+          <w:szCs w:val="26"/>
           <w:rtl/>
         </w:rPr>
         <w:t>} ذات الغرض الخاص{/</w:t>
       </w:r>
-      <w:r>
-        <w:rPr>
-          <w:rFonts w:ascii="Arial" w:hAnsi="Arial" w:cs="Arial" w:hint="cs"/>
-          <w:sz w:val="26"/>
-          <w:szCs w:val="26"/>
-          <w:highlight w:val="yellow"/>
+      <w:proofErr w:type="spellStart"/>
+      <w:r>
+        <w:rPr>
+          <w:rFonts w:ascii="Arial" w:hAnsi="Arial" w:cs="Arial" w:hint="cs"/>
+          <w:sz w:val="26"/>
+          <w:szCs w:val="26"/>
         </w:rPr>
         <w:t>isProprietary</w:t>
       </w:r>
-      <w:r>
-        <w:rPr>
-          <w:rFonts w:ascii="Arial" w:hAnsi="Arial" w:cs="Arial" w:hint="cs"/>
-          <w:sz w:val="26"/>
-          <w:szCs w:val="26"/>
-          <w:highlight w:val="yellow"/>
+      <w:proofErr w:type="spellEnd"/>
+      <w:r>
+        <w:rPr>
+          <w:rFonts w:ascii="Arial" w:hAnsi="Arial" w:cs="Arial" w:hint="cs"/>
+          <w:sz w:val="26"/>
+          <w:szCs w:val="26"/>
           <w:rtl/>
         </w:rPr>
         <w:t>}</w:t>
@@ -10004,7 +10359,7 @@
         <w:ind w:left="1019"/>
         <w:jc w:val="both"/>
         <w:rPr>
-          <w:rFonts w:ascii="Arial" w:hAnsi="Arial" w:cs="Arial" w:hint="cs"/>
+          <w:rFonts w:ascii="Arial" w:hAnsi="Arial" w:cs="Arial"/>
           <w:sz w:val="26"/>
           <w:szCs w:val="26"/>
         </w:rPr>
@@ -10023,7 +10378,7 @@
         <w:spacing w:line="300" w:lineRule="exact"/>
         <w:jc w:val="both"/>
         <w:rPr>
-          <w:rFonts w:ascii="Arial" w:hAnsi="Arial" w:cs="Arial" w:hint="cs"/>
+          <w:rFonts w:ascii="Arial" w:hAnsi="Arial" w:cs="Arial"/>
           <w:sz w:val="26"/>
           <w:szCs w:val="26"/>
         </w:rPr>
@@ -10042,26 +10397,25 @@
           <w:rFonts w:ascii="Arial" w:hAnsi="Arial" w:cs="Arial" w:hint="cs"/>
           <w:sz w:val="26"/>
           <w:szCs w:val="26"/>
-          <w:highlight w:val="yellow"/>
           <w:rtl/>
         </w:rPr>
         <w:t>{</w:t>
       </w:r>
-      <w:r>
-        <w:rPr>
-          <w:rFonts w:ascii="Arial" w:hAnsi="Arial" w:cs="Arial" w:hint="cs"/>
-          <w:sz w:val="26"/>
-          <w:szCs w:val="26"/>
-          <w:highlight w:val="yellow"/>
+      <w:proofErr w:type="spellStart"/>
+      <w:r>
+        <w:rPr>
+          <w:rFonts w:ascii="Arial" w:hAnsi="Arial" w:cs="Arial" w:hint="cs"/>
+          <w:sz w:val="26"/>
+          <w:szCs w:val="26"/>
         </w:rPr>
         <w:t>entityWord</w:t>
       </w:r>
-      <w:r>
-        <w:rPr>
-          <w:rFonts w:ascii="Arial" w:hAnsi="Arial" w:cs="Arial" w:hint="cs"/>
-          <w:sz w:val="26"/>
-          <w:szCs w:val="26"/>
-          <w:highlight w:val="yellow"/>
+      <w:proofErr w:type="spellEnd"/>
+      <w:r>
+        <w:rPr>
+          <w:rFonts w:ascii="Arial" w:hAnsi="Arial" w:cs="Arial" w:hint="cs"/>
+          <w:sz w:val="26"/>
+          <w:szCs w:val="26"/>
           <w:rtl/>
         </w:rPr>
         <w:t>}</w:t>
@@ -10101,7 +10455,7 @@
         <w:ind w:left="299"/>
         <w:jc w:val="both"/>
         <w:rPr>
-          <w:rFonts w:ascii="Arial" w:hAnsi="Arial" w:cs="Arial" w:hint="cs"/>
+          <w:rFonts w:ascii="Arial" w:hAnsi="Arial" w:cs="Arial"/>
           <w:sz w:val="26"/>
           <w:szCs w:val="26"/>
         </w:rPr>
@@ -10116,7 +10470,7 @@
         <w:ind w:left="360" w:hanging="540"/>
         <w:jc w:val="both"/>
         <w:rPr>
-          <w:rFonts w:ascii="Arial" w:hAnsi="Arial" w:cs="Arial" w:hint="cs"/>
+          <w:rFonts w:ascii="Arial" w:hAnsi="Arial" w:cs="Arial"/>
           <w:sz w:val="26"/>
           <w:szCs w:val="26"/>
         </w:rPr>
@@ -10267,7 +10621,7 @@
         <w:ind w:left="299"/>
         <w:jc w:val="both"/>
         <w:rPr>
-          <w:rFonts w:ascii="Arial" w:hAnsi="Arial" w:cs="Arial" w:hint="cs"/>
+          <w:rFonts w:ascii="Arial" w:hAnsi="Arial" w:cs="Arial"/>
           <w:sz w:val="26"/>
           <w:szCs w:val="26"/>
         </w:rPr>
@@ -10445,45 +10799,44 @@
           <w:rFonts w:ascii="Arial" w:hAnsi="Arial" w:cs="Arial" w:hint="cs"/>
           <w:sz w:val="26"/>
           <w:szCs w:val="26"/>
-          <w:highlight w:val="yellow"/>
           <w:rtl/>
         </w:rPr>
         <w:t>{#</w:t>
       </w:r>
-      <w:r>
-        <w:rPr>
-          <w:rFonts w:ascii="Arial" w:hAnsi="Arial" w:cs="Arial" w:hint="cs"/>
-          <w:sz w:val="26"/>
-          <w:szCs w:val="26"/>
-          <w:highlight w:val="yellow"/>
+      <w:proofErr w:type="spellStart"/>
+      <w:r>
+        <w:rPr>
+          <w:rFonts w:ascii="Arial" w:hAnsi="Arial" w:cs="Arial" w:hint="cs"/>
+          <w:sz w:val="26"/>
+          <w:szCs w:val="26"/>
         </w:rPr>
         <w:t>isProprietary</w:t>
       </w:r>
-      <w:r>
-        <w:rPr>
-          <w:rFonts w:ascii="Arial" w:hAnsi="Arial" w:cs="Arial" w:hint="cs"/>
-          <w:sz w:val="26"/>
-          <w:szCs w:val="26"/>
-          <w:highlight w:val="yellow"/>
+      <w:proofErr w:type="spellEnd"/>
+      <w:r>
+        <w:rPr>
+          <w:rFonts w:ascii="Arial" w:hAnsi="Arial" w:cs="Arial" w:hint="cs"/>
+          <w:sz w:val="26"/>
+          <w:szCs w:val="26"/>
           <w:rtl/>
         </w:rPr>
         <w:t>} ذات الغرض الخاص{/</w:t>
       </w:r>
-      <w:r>
-        <w:rPr>
-          <w:rFonts w:ascii="Arial" w:hAnsi="Arial" w:cs="Arial" w:hint="cs"/>
-          <w:sz w:val="26"/>
-          <w:szCs w:val="26"/>
-          <w:highlight w:val="yellow"/>
+      <w:proofErr w:type="spellStart"/>
+      <w:r>
+        <w:rPr>
+          <w:rFonts w:ascii="Arial" w:hAnsi="Arial" w:cs="Arial" w:hint="cs"/>
+          <w:sz w:val="26"/>
+          <w:szCs w:val="26"/>
         </w:rPr>
         <w:t>isProprietary</w:t>
       </w:r>
-      <w:r>
-        <w:rPr>
-          <w:rFonts w:ascii="Arial" w:hAnsi="Arial" w:cs="Arial" w:hint="cs"/>
-          <w:sz w:val="26"/>
-          <w:szCs w:val="26"/>
-          <w:highlight w:val="yellow"/>
+      <w:proofErr w:type="spellEnd"/>
+      <w:r>
+        <w:rPr>
+          <w:rFonts w:ascii="Arial" w:hAnsi="Arial" w:cs="Arial" w:hint="cs"/>
+          <w:sz w:val="26"/>
+          <w:szCs w:val="26"/>
           <w:rtl/>
         </w:rPr>
         <w:t>}</w:t>
@@ -10602,45 +10955,44 @@
           <w:rFonts w:ascii="Arial" w:hAnsi="Arial" w:cs="Arial" w:hint="cs"/>
           <w:sz w:val="26"/>
           <w:szCs w:val="26"/>
-          <w:highlight w:val="yellow"/>
           <w:rtl/>
         </w:rPr>
         <w:t>{#</w:t>
       </w:r>
-      <w:r>
-        <w:rPr>
-          <w:rFonts w:ascii="Arial" w:hAnsi="Arial" w:cs="Arial" w:hint="cs"/>
-          <w:sz w:val="26"/>
-          <w:szCs w:val="26"/>
-          <w:highlight w:val="yellow"/>
+      <w:proofErr w:type="spellStart"/>
+      <w:r>
+        <w:rPr>
+          <w:rFonts w:ascii="Arial" w:hAnsi="Arial" w:cs="Arial" w:hint="cs"/>
+          <w:sz w:val="26"/>
+          <w:szCs w:val="26"/>
         </w:rPr>
         <w:t>isProprietary</w:t>
       </w:r>
-      <w:r>
-        <w:rPr>
-          <w:rFonts w:ascii="Arial" w:hAnsi="Arial" w:cs="Arial" w:hint="cs"/>
-          <w:sz w:val="26"/>
-          <w:szCs w:val="26"/>
-          <w:highlight w:val="yellow"/>
+      <w:proofErr w:type="spellEnd"/>
+      <w:r>
+        <w:rPr>
+          <w:rFonts w:ascii="Arial" w:hAnsi="Arial" w:cs="Arial" w:hint="cs"/>
+          <w:sz w:val="26"/>
+          <w:szCs w:val="26"/>
           <w:rtl/>
         </w:rPr>
         <w:t>} ذات الغرض الخاص{/</w:t>
       </w:r>
-      <w:r>
-        <w:rPr>
-          <w:rFonts w:ascii="Arial" w:hAnsi="Arial" w:cs="Arial" w:hint="cs"/>
-          <w:sz w:val="26"/>
-          <w:szCs w:val="26"/>
-          <w:highlight w:val="yellow"/>
+      <w:proofErr w:type="spellStart"/>
+      <w:r>
+        <w:rPr>
+          <w:rFonts w:ascii="Arial" w:hAnsi="Arial" w:cs="Arial" w:hint="cs"/>
+          <w:sz w:val="26"/>
+          <w:szCs w:val="26"/>
         </w:rPr>
         <w:t>isProprietary</w:t>
       </w:r>
-      <w:r>
-        <w:rPr>
-          <w:rFonts w:ascii="Arial" w:hAnsi="Arial" w:cs="Arial" w:hint="cs"/>
-          <w:sz w:val="26"/>
-          <w:szCs w:val="26"/>
-          <w:highlight w:val="yellow"/>
+      <w:proofErr w:type="spellEnd"/>
+      <w:r>
+        <w:rPr>
+          <w:rFonts w:ascii="Arial" w:hAnsi="Arial" w:cs="Arial" w:hint="cs"/>
+          <w:sz w:val="26"/>
+          <w:szCs w:val="26"/>
           <w:rtl/>
         </w:rPr>
         <w:t>}</w:t>
@@ -10845,26 +11197,25 @@
           <w:rFonts w:ascii="Arial" w:hAnsi="Arial" w:cs="Arial" w:hint="cs"/>
           <w:sz w:val="26"/>
           <w:szCs w:val="26"/>
-          <w:highlight w:val="yellow"/>
           <w:rtl/>
         </w:rPr>
         <w:t>{</w:t>
       </w:r>
-      <w:r>
-        <w:rPr>
-          <w:rFonts w:ascii="Arial" w:hAnsi="Arial" w:cs="Arial" w:hint="cs"/>
-          <w:sz w:val="26"/>
-          <w:szCs w:val="26"/>
-          <w:highlight w:val="yellow"/>
+      <w:proofErr w:type="spellStart"/>
+      <w:r>
+        <w:rPr>
+          <w:rFonts w:ascii="Arial" w:hAnsi="Arial" w:cs="Arial" w:hint="cs"/>
+          <w:sz w:val="26"/>
+          <w:szCs w:val="26"/>
         </w:rPr>
         <w:t>entityWord</w:t>
       </w:r>
-      <w:r>
-        <w:rPr>
-          <w:rFonts w:ascii="Arial" w:hAnsi="Arial" w:cs="Arial" w:hint="cs"/>
-          <w:sz w:val="26"/>
-          <w:szCs w:val="26"/>
-          <w:highlight w:val="yellow"/>
+      <w:proofErr w:type="spellEnd"/>
+      <w:r>
+        <w:rPr>
+          <w:rFonts w:ascii="Arial" w:hAnsi="Arial" w:cs="Arial" w:hint="cs"/>
+          <w:sz w:val="26"/>
+          <w:szCs w:val="26"/>
           <w:rtl/>
         </w:rPr>
         <w:t>}</w:t>
@@ -10901,26 +11252,25 @@
           <w:rFonts w:ascii="Arial" w:hAnsi="Arial" w:cs="Arial" w:hint="cs"/>
           <w:sz w:val="26"/>
           <w:szCs w:val="26"/>
-          <w:highlight w:val="yellow"/>
           <w:rtl/>
         </w:rPr>
         <w:t>{</w:t>
       </w:r>
-      <w:r>
-        <w:rPr>
-          <w:rFonts w:ascii="Arial" w:hAnsi="Arial" w:cs="Arial" w:hint="cs"/>
-          <w:sz w:val="26"/>
-          <w:szCs w:val="26"/>
-          <w:highlight w:val="yellow"/>
+      <w:proofErr w:type="spellStart"/>
+      <w:r>
+        <w:rPr>
+          <w:rFonts w:ascii="Arial" w:hAnsi="Arial" w:cs="Arial" w:hint="cs"/>
+          <w:sz w:val="26"/>
+          <w:szCs w:val="26"/>
         </w:rPr>
         <w:t>entityWord</w:t>
       </w:r>
-      <w:r>
-        <w:rPr>
-          <w:rFonts w:ascii="Arial" w:hAnsi="Arial" w:cs="Arial" w:hint="cs"/>
-          <w:sz w:val="26"/>
-          <w:szCs w:val="26"/>
-          <w:highlight w:val="yellow"/>
+      <w:proofErr w:type="spellEnd"/>
+      <w:r>
+        <w:rPr>
+          <w:rFonts w:ascii="Arial" w:hAnsi="Arial" w:cs="Arial" w:hint="cs"/>
+          <w:sz w:val="26"/>
+          <w:szCs w:val="26"/>
           <w:rtl/>
         </w:rPr>
         <w:t>}</w:t>
@@ -10948,26 +11298,25 @@
           <w:rFonts w:ascii="Arial" w:hAnsi="Arial" w:cs="Arial" w:hint="cs"/>
           <w:sz w:val="26"/>
           <w:szCs w:val="26"/>
-          <w:highlight w:val="yellow"/>
           <w:rtl/>
         </w:rPr>
         <w:t>{</w:t>
       </w:r>
-      <w:r>
-        <w:rPr>
-          <w:rFonts w:ascii="Arial" w:hAnsi="Arial" w:cs="Arial" w:hint="cs"/>
-          <w:sz w:val="26"/>
-          <w:szCs w:val="26"/>
-          <w:highlight w:val="yellow"/>
+      <w:proofErr w:type="spellStart"/>
+      <w:r>
+        <w:rPr>
+          <w:rFonts w:ascii="Arial" w:hAnsi="Arial" w:cs="Arial" w:hint="cs"/>
+          <w:sz w:val="26"/>
+          <w:szCs w:val="26"/>
         </w:rPr>
         <w:t>entityWord</w:t>
       </w:r>
-      <w:r>
-        <w:rPr>
-          <w:rFonts w:ascii="Arial" w:hAnsi="Arial" w:cs="Arial" w:hint="cs"/>
-          <w:sz w:val="26"/>
-          <w:szCs w:val="26"/>
-          <w:highlight w:val="yellow"/>
+      <w:proofErr w:type="spellEnd"/>
+      <w:r>
+        <w:rPr>
+          <w:rFonts w:ascii="Arial" w:hAnsi="Arial" w:cs="Arial" w:hint="cs"/>
+          <w:sz w:val="26"/>
+          <w:szCs w:val="26"/>
           <w:rtl/>
         </w:rPr>
         <w:t>}</w:t>
@@ -11094,7 +11443,17 @@
           <w:szCs w:val="26"/>
           <w:rtl/>
         </w:rPr>
-        <w:t>فصاح عن جميع المطلوبات وا</w:t>
+        <w:t xml:space="preserve">فصاح عن جميع المطلوبات </w:t>
+      </w:r>
+      <w:proofErr w:type="spellStart"/>
+      <w:r>
+        <w:rPr>
+          <w:rFonts w:ascii="Arial" w:hAnsi="Arial" w:cs="Arial"/>
+          <w:sz w:val="26"/>
+          <w:szCs w:val="26"/>
+          <w:rtl/>
+        </w:rPr>
+        <w:t>وا</w:t>
       </w:r>
       <w:r>
         <w:rPr>
@@ -11112,8 +11471,19 @@
           <w:szCs w:val="26"/>
           <w:rtl/>
         </w:rPr>
-        <w:t xml:space="preserve">تزامات المحتملة، بما في ذلك </w:t>
-      </w:r>
+        <w:t>تزامات</w:t>
+      </w:r>
+      <w:proofErr w:type="spellEnd"/>
+      <w:r>
+        <w:rPr>
+          <w:rFonts w:ascii="Arial" w:hAnsi="Arial" w:cs="Arial"/>
+          <w:sz w:val="26"/>
+          <w:szCs w:val="26"/>
+          <w:rtl/>
+        </w:rPr>
+        <w:t xml:space="preserve"> المحتملة، بما في ذلك </w:t>
+      </w:r>
+      <w:proofErr w:type="spellStart"/>
       <w:r>
         <w:rPr>
           <w:rFonts w:ascii="Arial" w:hAnsi="Arial" w:cs="Arial" w:hint="cs"/>
@@ -11123,6 +11493,7 @@
         </w:rPr>
         <w:t>الإلتزامات</w:t>
       </w:r>
+      <w:proofErr w:type="spellEnd"/>
       <w:r>
         <w:rPr>
           <w:rFonts w:ascii="Arial" w:hAnsi="Arial" w:cs="Arial"/>
@@ -11200,45 +11571,44 @@
           <w:rFonts w:ascii="Arial" w:hAnsi="Arial" w:cs="Arial" w:hint="cs"/>
           <w:sz w:val="26"/>
           <w:szCs w:val="26"/>
-          <w:highlight w:val="yellow"/>
           <w:rtl/>
         </w:rPr>
         <w:t>{#</w:t>
       </w:r>
-      <w:r>
-        <w:rPr>
-          <w:rFonts w:ascii="Arial" w:hAnsi="Arial" w:cs="Arial" w:hint="cs"/>
-          <w:sz w:val="26"/>
-          <w:szCs w:val="26"/>
-          <w:highlight w:val="yellow"/>
+      <w:proofErr w:type="spellStart"/>
+      <w:r>
+        <w:rPr>
+          <w:rFonts w:ascii="Arial" w:hAnsi="Arial" w:cs="Arial" w:hint="cs"/>
+          <w:sz w:val="26"/>
+          <w:szCs w:val="26"/>
         </w:rPr>
         <w:t>isProprietary</w:t>
       </w:r>
-      <w:r>
-        <w:rPr>
-          <w:rFonts w:ascii="Arial" w:hAnsi="Arial" w:cs="Arial" w:hint="cs"/>
-          <w:sz w:val="26"/>
-          <w:szCs w:val="26"/>
-          <w:highlight w:val="yellow"/>
+      <w:proofErr w:type="spellEnd"/>
+      <w:r>
+        <w:rPr>
+          <w:rFonts w:ascii="Arial" w:hAnsi="Arial" w:cs="Arial" w:hint="cs"/>
+          <w:sz w:val="26"/>
+          <w:szCs w:val="26"/>
           <w:rtl/>
         </w:rPr>
         <w:t>} ذات الغرض الخاص{/</w:t>
       </w:r>
-      <w:r>
-        <w:rPr>
-          <w:rFonts w:ascii="Arial" w:hAnsi="Arial" w:cs="Arial" w:hint="cs"/>
-          <w:sz w:val="26"/>
-          <w:szCs w:val="26"/>
-          <w:highlight w:val="yellow"/>
+      <w:proofErr w:type="spellStart"/>
+      <w:r>
+        <w:rPr>
+          <w:rFonts w:ascii="Arial" w:hAnsi="Arial" w:cs="Arial" w:hint="cs"/>
+          <w:sz w:val="26"/>
+          <w:szCs w:val="26"/>
         </w:rPr>
         <w:t>isProprietary</w:t>
       </w:r>
-      <w:r>
-        <w:rPr>
-          <w:rFonts w:ascii="Arial" w:hAnsi="Arial" w:cs="Arial" w:hint="cs"/>
-          <w:sz w:val="26"/>
-          <w:szCs w:val="26"/>
-          <w:highlight w:val="yellow"/>
+      <w:proofErr w:type="spellEnd"/>
+      <w:r>
+        <w:rPr>
+          <w:rFonts w:ascii="Arial" w:hAnsi="Arial" w:cs="Arial" w:hint="cs"/>
+          <w:sz w:val="26"/>
+          <w:szCs w:val="26"/>
           <w:rtl/>
         </w:rPr>
         <w:t>}</w:t>
@@ -11301,7 +11671,27 @@
           <w:szCs w:val="26"/>
           <w:rtl/>
         </w:rPr>
-        <w:t>قمنا باعلامكم عن جميع الدعاوى القائمة والمحتملة سواء تم مناقشها مع مستشار قانوني او لا.</w:t>
+        <w:t xml:space="preserve">قمنا </w:t>
+      </w:r>
+      <w:proofErr w:type="spellStart"/>
+      <w:r>
+        <w:rPr>
+          <w:rFonts w:ascii="Arial" w:hAnsi="Arial" w:cs="Arial" w:hint="cs"/>
+          <w:sz w:val="26"/>
+          <w:szCs w:val="26"/>
+          <w:rtl/>
+        </w:rPr>
+        <w:t>باعلامكم</w:t>
+      </w:r>
+      <w:proofErr w:type="spellEnd"/>
+      <w:r>
+        <w:rPr>
+          <w:rFonts w:ascii="Arial" w:hAnsi="Arial" w:cs="Arial" w:hint="cs"/>
+          <w:sz w:val="26"/>
+          <w:szCs w:val="26"/>
+          <w:rtl/>
+        </w:rPr>
+        <w:t xml:space="preserve"> عن جميع الدعاوى القائمة والمحتملة سواء تم مناقشها مع مستشار قانوني او لا.</w:t>
       </w:r>
     </w:p>
     <w:p>
@@ -11325,7 +11715,7 @@
         <w:ind w:left="90" w:hanging="360"/>
         <w:jc w:val="both"/>
         <w:rPr>
-          <w:rFonts w:ascii="Arial" w:hAnsi="Arial" w:cs="Arial" w:hint="cs"/>
+          <w:rFonts w:ascii="Arial" w:hAnsi="Arial" w:cs="Arial"/>
           <w:sz w:val="26"/>
           <w:szCs w:val="26"/>
         </w:rPr>
@@ -11445,7 +11835,7 @@
       <w:pPr>
         <w:pStyle w:val="ListParagraph"/>
         <w:rPr>
-          <w:rFonts w:ascii="Arial" w:hAnsi="Arial" w:cs="Arial" w:hint="cs"/>
+          <w:rFonts w:ascii="Arial" w:hAnsi="Arial" w:cs="Arial"/>
           <w:sz w:val="26"/>
           <w:szCs w:val="26"/>
           <w:rtl/>
@@ -11568,45 +11958,44 @@
           <w:rFonts w:ascii="Arial" w:hAnsi="Arial" w:cs="Arial" w:hint="cs"/>
           <w:sz w:val="26"/>
           <w:szCs w:val="26"/>
-          <w:highlight w:val="yellow"/>
           <w:rtl/>
         </w:rPr>
         <w:t>{#</w:t>
       </w:r>
-      <w:r>
-        <w:rPr>
-          <w:rFonts w:ascii="Arial" w:hAnsi="Arial" w:cs="Arial" w:hint="cs"/>
-          <w:sz w:val="26"/>
-          <w:szCs w:val="26"/>
-          <w:highlight w:val="yellow"/>
+      <w:proofErr w:type="spellStart"/>
+      <w:r>
+        <w:rPr>
+          <w:rFonts w:ascii="Arial" w:hAnsi="Arial" w:cs="Arial" w:hint="cs"/>
+          <w:sz w:val="26"/>
+          <w:szCs w:val="26"/>
         </w:rPr>
         <w:t>isProprietary</w:t>
       </w:r>
-      <w:r>
-        <w:rPr>
-          <w:rFonts w:ascii="Arial" w:hAnsi="Arial" w:cs="Arial" w:hint="cs"/>
-          <w:sz w:val="26"/>
-          <w:szCs w:val="26"/>
-          <w:highlight w:val="yellow"/>
+      <w:proofErr w:type="spellEnd"/>
+      <w:r>
+        <w:rPr>
+          <w:rFonts w:ascii="Arial" w:hAnsi="Arial" w:cs="Arial" w:hint="cs"/>
+          <w:sz w:val="26"/>
+          <w:szCs w:val="26"/>
           <w:rtl/>
         </w:rPr>
         <w:t>} ذات الغرض الخاص{/</w:t>
       </w:r>
-      <w:r>
-        <w:rPr>
-          <w:rFonts w:ascii="Arial" w:hAnsi="Arial" w:cs="Arial" w:hint="cs"/>
-          <w:sz w:val="26"/>
-          <w:szCs w:val="26"/>
-          <w:highlight w:val="yellow"/>
+      <w:proofErr w:type="spellStart"/>
+      <w:r>
+        <w:rPr>
+          <w:rFonts w:ascii="Arial" w:hAnsi="Arial" w:cs="Arial" w:hint="cs"/>
+          <w:sz w:val="26"/>
+          <w:szCs w:val="26"/>
         </w:rPr>
         <w:t>isProprietary</w:t>
       </w:r>
-      <w:r>
-        <w:rPr>
-          <w:rFonts w:ascii="Arial" w:hAnsi="Arial" w:cs="Arial" w:hint="cs"/>
-          <w:sz w:val="26"/>
-          <w:szCs w:val="26"/>
-          <w:highlight w:val="yellow"/>
+      <w:proofErr w:type="spellEnd"/>
+      <w:r>
+        <w:rPr>
+          <w:rFonts w:ascii="Arial" w:hAnsi="Arial" w:cs="Arial" w:hint="cs"/>
+          <w:sz w:val="26"/>
+          <w:szCs w:val="26"/>
           <w:rtl/>
         </w:rPr>
         <w:t>}</w:t>
@@ -11689,26 +12078,25 @@
           <w:rFonts w:ascii="Arial" w:hAnsi="Arial" w:cs="Arial" w:hint="cs"/>
           <w:sz w:val="26"/>
           <w:szCs w:val="26"/>
-          <w:highlight w:val="yellow"/>
           <w:rtl/>
         </w:rPr>
         <w:t>{</w:t>
       </w:r>
-      <w:r>
-        <w:rPr>
-          <w:rFonts w:ascii="Arial" w:hAnsi="Arial" w:cs="Arial" w:hint="cs"/>
-          <w:sz w:val="26"/>
-          <w:szCs w:val="26"/>
-          <w:highlight w:val="yellow"/>
+      <w:proofErr w:type="spellStart"/>
+      <w:r>
+        <w:rPr>
+          <w:rFonts w:ascii="Arial" w:hAnsi="Arial" w:cs="Arial" w:hint="cs"/>
+          <w:sz w:val="26"/>
+          <w:szCs w:val="26"/>
         </w:rPr>
         <w:t>entityWord</w:t>
       </w:r>
-      <w:r>
-        <w:rPr>
-          <w:rFonts w:ascii="Arial" w:hAnsi="Arial" w:cs="Arial" w:hint="cs"/>
-          <w:sz w:val="26"/>
-          <w:szCs w:val="26"/>
-          <w:highlight w:val="yellow"/>
+      <w:proofErr w:type="spellEnd"/>
+      <w:r>
+        <w:rPr>
+          <w:rFonts w:ascii="Arial" w:hAnsi="Arial" w:cs="Arial" w:hint="cs"/>
+          <w:sz w:val="26"/>
+          <w:szCs w:val="26"/>
           <w:rtl/>
         </w:rPr>
         <w:t>}</w:t>
@@ -11772,26 +12160,25 @@
           <w:rFonts w:ascii="Arial" w:hAnsi="Arial" w:cs="Arial" w:hint="cs"/>
           <w:sz w:val="26"/>
           <w:szCs w:val="26"/>
-          <w:highlight w:val="yellow"/>
           <w:rtl/>
         </w:rPr>
         <w:t>{</w:t>
       </w:r>
-      <w:r>
-        <w:rPr>
-          <w:rFonts w:ascii="Arial" w:hAnsi="Arial" w:cs="Arial" w:hint="cs"/>
-          <w:sz w:val="26"/>
-          <w:szCs w:val="26"/>
-          <w:highlight w:val="yellow"/>
+      <w:proofErr w:type="spellStart"/>
+      <w:r>
+        <w:rPr>
+          <w:rFonts w:ascii="Arial" w:hAnsi="Arial" w:cs="Arial" w:hint="cs"/>
+          <w:sz w:val="26"/>
+          <w:szCs w:val="26"/>
         </w:rPr>
         <w:t>entityWord</w:t>
       </w:r>
-      <w:r>
-        <w:rPr>
-          <w:rFonts w:ascii="Arial" w:hAnsi="Arial" w:cs="Arial" w:hint="cs"/>
-          <w:sz w:val="26"/>
-          <w:szCs w:val="26"/>
-          <w:highlight w:val="yellow"/>
+      <w:proofErr w:type="spellEnd"/>
+      <w:r>
+        <w:rPr>
+          <w:rFonts w:ascii="Arial" w:hAnsi="Arial" w:cs="Arial" w:hint="cs"/>
+          <w:sz w:val="26"/>
+          <w:szCs w:val="26"/>
           <w:rtl/>
         </w:rPr>
         <w:t>}</w:t>
@@ -11810,26 +12197,25 @@
           <w:rFonts w:ascii="Arial" w:hAnsi="Arial" w:cs="Arial" w:hint="cs"/>
           <w:sz w:val="26"/>
           <w:szCs w:val="26"/>
-          <w:highlight w:val="yellow"/>
           <w:rtl/>
         </w:rPr>
         <w:t>{</w:t>
       </w:r>
-      <w:r>
-        <w:rPr>
-          <w:rFonts w:ascii="Arial" w:hAnsi="Arial" w:cs="Arial" w:hint="cs"/>
-          <w:sz w:val="26"/>
-          <w:szCs w:val="26"/>
-          <w:highlight w:val="yellow"/>
+      <w:proofErr w:type="spellStart"/>
+      <w:r>
+        <w:rPr>
+          <w:rFonts w:ascii="Arial" w:hAnsi="Arial" w:cs="Arial" w:hint="cs"/>
+          <w:sz w:val="26"/>
+          <w:szCs w:val="26"/>
         </w:rPr>
         <w:t>entityWord</w:t>
       </w:r>
-      <w:r>
-        <w:rPr>
-          <w:rFonts w:ascii="Arial" w:hAnsi="Arial" w:cs="Arial" w:hint="cs"/>
-          <w:sz w:val="26"/>
-          <w:szCs w:val="26"/>
-          <w:highlight w:val="yellow"/>
+      <w:proofErr w:type="spellEnd"/>
+      <w:r>
+        <w:rPr>
+          <w:rFonts w:ascii="Arial" w:hAnsi="Arial" w:cs="Arial" w:hint="cs"/>
+          <w:sz w:val="26"/>
+          <w:szCs w:val="26"/>
           <w:rtl/>
         </w:rPr>
         <w:t>}</w:t>
@@ -11875,26 +12261,25 @@
           <w:rFonts w:ascii="Arial" w:hAnsi="Arial" w:cs="Arial" w:hint="cs"/>
           <w:sz w:val="26"/>
           <w:szCs w:val="26"/>
-          <w:highlight w:val="yellow"/>
           <w:rtl/>
         </w:rPr>
         <w:t>{</w:t>
       </w:r>
-      <w:r>
-        <w:rPr>
-          <w:rFonts w:ascii="Arial" w:hAnsi="Arial" w:cs="Arial" w:hint="cs"/>
-          <w:sz w:val="26"/>
-          <w:szCs w:val="26"/>
-          <w:highlight w:val="yellow"/>
+      <w:proofErr w:type="spellStart"/>
+      <w:r>
+        <w:rPr>
+          <w:rFonts w:ascii="Arial" w:hAnsi="Arial" w:cs="Arial" w:hint="cs"/>
+          <w:sz w:val="26"/>
+          <w:szCs w:val="26"/>
         </w:rPr>
         <w:t>entityWord</w:t>
       </w:r>
-      <w:r>
-        <w:rPr>
-          <w:rFonts w:ascii="Arial" w:hAnsi="Arial" w:cs="Arial" w:hint="cs"/>
-          <w:sz w:val="26"/>
-          <w:szCs w:val="26"/>
-          <w:highlight w:val="yellow"/>
+      <w:proofErr w:type="spellEnd"/>
+      <w:r>
+        <w:rPr>
+          <w:rFonts w:ascii="Arial" w:hAnsi="Arial" w:cs="Arial" w:hint="cs"/>
+          <w:sz w:val="26"/>
+          <w:szCs w:val="26"/>
           <w:rtl/>
         </w:rPr>
         <w:t>}</w:t>
@@ -11949,26 +12334,25 @@
           <w:rFonts w:ascii="Arial" w:hAnsi="Arial" w:cs="Arial" w:hint="cs"/>
           <w:sz w:val="26"/>
           <w:szCs w:val="26"/>
-          <w:highlight w:val="yellow"/>
           <w:rtl/>
         </w:rPr>
         <w:t>{</w:t>
       </w:r>
-      <w:r>
-        <w:rPr>
-          <w:rFonts w:ascii="Arial" w:hAnsi="Arial" w:cs="Arial" w:hint="cs"/>
-          <w:sz w:val="26"/>
-          <w:szCs w:val="26"/>
-          <w:highlight w:val="yellow"/>
+      <w:proofErr w:type="spellStart"/>
+      <w:r>
+        <w:rPr>
+          <w:rFonts w:ascii="Arial" w:hAnsi="Arial" w:cs="Arial" w:hint="cs"/>
+          <w:sz w:val="26"/>
+          <w:szCs w:val="26"/>
         </w:rPr>
         <w:t>entityWord</w:t>
       </w:r>
-      <w:r>
-        <w:rPr>
-          <w:rFonts w:ascii="Arial" w:hAnsi="Arial" w:cs="Arial" w:hint="cs"/>
-          <w:sz w:val="26"/>
-          <w:szCs w:val="26"/>
-          <w:highlight w:val="yellow"/>
+      <w:proofErr w:type="spellEnd"/>
+      <w:r>
+        <w:rPr>
+          <w:rFonts w:ascii="Arial" w:hAnsi="Arial" w:cs="Arial" w:hint="cs"/>
+          <w:sz w:val="26"/>
+          <w:szCs w:val="26"/>
           <w:rtl/>
         </w:rPr>
         <w:t>}</w:t>
@@ -12084,45 +12468,44 @@
           <w:rFonts w:ascii="Arial" w:hAnsi="Arial" w:cs="Arial" w:hint="cs"/>
           <w:sz w:val="26"/>
           <w:szCs w:val="26"/>
-          <w:highlight w:val="yellow"/>
           <w:rtl/>
         </w:rPr>
         <w:t>{#</w:t>
       </w:r>
-      <w:r>
-        <w:rPr>
-          <w:rFonts w:ascii="Arial" w:hAnsi="Arial" w:cs="Arial" w:hint="cs"/>
-          <w:sz w:val="26"/>
-          <w:szCs w:val="26"/>
-          <w:highlight w:val="yellow"/>
+      <w:proofErr w:type="spellStart"/>
+      <w:r>
+        <w:rPr>
+          <w:rFonts w:ascii="Arial" w:hAnsi="Arial" w:cs="Arial" w:hint="cs"/>
+          <w:sz w:val="26"/>
+          <w:szCs w:val="26"/>
         </w:rPr>
         <w:t>isProprietary</w:t>
       </w:r>
-      <w:r>
-        <w:rPr>
-          <w:rFonts w:ascii="Arial" w:hAnsi="Arial" w:cs="Arial" w:hint="cs"/>
-          <w:sz w:val="26"/>
-          <w:szCs w:val="26"/>
-          <w:highlight w:val="yellow"/>
+      <w:proofErr w:type="spellEnd"/>
+      <w:r>
+        <w:rPr>
+          <w:rFonts w:ascii="Arial" w:hAnsi="Arial" w:cs="Arial" w:hint="cs"/>
+          <w:sz w:val="26"/>
+          <w:szCs w:val="26"/>
           <w:rtl/>
         </w:rPr>
         <w:t>} ذات الغرض الخاص{/</w:t>
       </w:r>
-      <w:r>
-        <w:rPr>
-          <w:rFonts w:ascii="Arial" w:hAnsi="Arial" w:cs="Arial" w:hint="cs"/>
-          <w:sz w:val="26"/>
-          <w:szCs w:val="26"/>
-          <w:highlight w:val="yellow"/>
+      <w:proofErr w:type="spellStart"/>
+      <w:r>
+        <w:rPr>
+          <w:rFonts w:ascii="Arial" w:hAnsi="Arial" w:cs="Arial" w:hint="cs"/>
+          <w:sz w:val="26"/>
+          <w:szCs w:val="26"/>
         </w:rPr>
         <w:t>isProprietary</w:t>
       </w:r>
-      <w:r>
-        <w:rPr>
-          <w:rFonts w:ascii="Arial" w:hAnsi="Arial" w:cs="Arial" w:hint="cs"/>
-          <w:sz w:val="26"/>
-          <w:szCs w:val="26"/>
-          <w:highlight w:val="yellow"/>
+      <w:proofErr w:type="spellEnd"/>
+      <w:r>
+        <w:rPr>
+          <w:rFonts w:ascii="Arial" w:hAnsi="Arial" w:cs="Arial" w:hint="cs"/>
+          <w:sz w:val="26"/>
+          <w:szCs w:val="26"/>
           <w:rtl/>
         </w:rPr>
         <w:t>}</w:t>
@@ -12141,7 +12524,7 @@
       <w:pPr>
         <w:pStyle w:val="ListParagraph"/>
         <w:rPr>
-          <w:rFonts w:ascii="Arial" w:hAnsi="Arial" w:cs="Arial" w:hint="cs"/>
+          <w:rFonts w:ascii="Arial" w:hAnsi="Arial" w:cs="Arial"/>
           <w:sz w:val="26"/>
           <w:szCs w:val="26"/>
           <w:rtl/>
@@ -12286,26 +12669,25 @@
           <w:rFonts w:ascii="Arial" w:hAnsi="Arial" w:cs="Arial" w:hint="cs"/>
           <w:sz w:val="26"/>
           <w:szCs w:val="26"/>
-          <w:highlight w:val="yellow"/>
           <w:rtl/>
         </w:rPr>
         <w:t>{</w:t>
       </w:r>
-      <w:r>
-        <w:rPr>
-          <w:rFonts w:ascii="Arial" w:hAnsi="Arial" w:cs="Arial" w:hint="cs"/>
-          <w:sz w:val="26"/>
-          <w:szCs w:val="26"/>
-          <w:highlight w:val="yellow"/>
+      <w:proofErr w:type="spellStart"/>
+      <w:r>
+        <w:rPr>
+          <w:rFonts w:ascii="Arial" w:hAnsi="Arial" w:cs="Arial" w:hint="cs"/>
+          <w:sz w:val="26"/>
+          <w:szCs w:val="26"/>
         </w:rPr>
         <w:t>entityWord</w:t>
       </w:r>
-      <w:r>
-        <w:rPr>
-          <w:rFonts w:ascii="Arial" w:hAnsi="Arial" w:cs="Arial" w:hint="cs"/>
-          <w:sz w:val="26"/>
-          <w:szCs w:val="26"/>
-          <w:highlight w:val="yellow"/>
+      <w:proofErr w:type="spellEnd"/>
+      <w:r>
+        <w:rPr>
+          <w:rFonts w:ascii="Arial" w:hAnsi="Arial" w:cs="Arial" w:hint="cs"/>
+          <w:sz w:val="26"/>
+          <w:szCs w:val="26"/>
           <w:rtl/>
         </w:rPr>
         <w:t>}</w:t>
@@ -12474,45 +12856,44 @@
           <w:rFonts w:ascii="Arial" w:hAnsi="Arial" w:cs="Arial" w:hint="cs"/>
           <w:sz w:val="26"/>
           <w:szCs w:val="26"/>
-          <w:highlight w:val="yellow"/>
           <w:rtl/>
         </w:rPr>
         <w:t>{#</w:t>
       </w:r>
-      <w:r>
-        <w:rPr>
-          <w:rFonts w:ascii="Arial" w:hAnsi="Arial" w:cs="Arial" w:hint="cs"/>
-          <w:sz w:val="26"/>
-          <w:szCs w:val="26"/>
-          <w:highlight w:val="yellow"/>
+      <w:proofErr w:type="spellStart"/>
+      <w:r>
+        <w:rPr>
+          <w:rFonts w:ascii="Arial" w:hAnsi="Arial" w:cs="Arial" w:hint="cs"/>
+          <w:sz w:val="26"/>
+          <w:szCs w:val="26"/>
         </w:rPr>
         <w:t>isProprietary</w:t>
       </w:r>
-      <w:r>
-        <w:rPr>
-          <w:rFonts w:ascii="Arial" w:hAnsi="Arial" w:cs="Arial" w:hint="cs"/>
-          <w:sz w:val="26"/>
-          <w:szCs w:val="26"/>
-          <w:highlight w:val="yellow"/>
+      <w:proofErr w:type="spellEnd"/>
+      <w:r>
+        <w:rPr>
+          <w:rFonts w:ascii="Arial" w:hAnsi="Arial" w:cs="Arial" w:hint="cs"/>
+          <w:sz w:val="26"/>
+          <w:szCs w:val="26"/>
           <w:rtl/>
         </w:rPr>
         <w:t>} ذات الغرض الخاص{/</w:t>
       </w:r>
-      <w:r>
-        <w:rPr>
-          <w:rFonts w:ascii="Arial" w:hAnsi="Arial" w:cs="Arial" w:hint="cs"/>
-          <w:sz w:val="26"/>
-          <w:szCs w:val="26"/>
-          <w:highlight w:val="yellow"/>
+      <w:proofErr w:type="spellStart"/>
+      <w:r>
+        <w:rPr>
+          <w:rFonts w:ascii="Arial" w:hAnsi="Arial" w:cs="Arial" w:hint="cs"/>
+          <w:sz w:val="26"/>
+          <w:szCs w:val="26"/>
         </w:rPr>
         <w:t>isProprietary</w:t>
       </w:r>
-      <w:r>
-        <w:rPr>
-          <w:rFonts w:ascii="Arial" w:hAnsi="Arial" w:cs="Arial" w:hint="cs"/>
-          <w:sz w:val="26"/>
-          <w:szCs w:val="26"/>
-          <w:highlight w:val="yellow"/>
+      <w:proofErr w:type="spellEnd"/>
+      <w:r>
+        <w:rPr>
+          <w:rFonts w:ascii="Arial" w:hAnsi="Arial" w:cs="Arial" w:hint="cs"/>
+          <w:sz w:val="26"/>
+          <w:szCs w:val="26"/>
           <w:rtl/>
         </w:rPr>
         <w:t>}</w:t>
@@ -12554,7 +12935,7 @@
         <w:spacing w:line="300" w:lineRule="exact"/>
         <w:jc w:val="both"/>
         <w:rPr>
-          <w:rFonts w:ascii="Arial" w:hAnsi="Arial" w:cs="Arial" w:hint="cs"/>
+          <w:rFonts w:ascii="Arial" w:hAnsi="Arial" w:cs="Arial"/>
           <w:sz w:val="26"/>
           <w:szCs w:val="26"/>
         </w:rPr>
@@ -12566,7 +12947,7 @@
         <w:ind w:left="360" w:hanging="450"/>
         <w:jc w:val="both"/>
         <w:rPr>
-          <w:rFonts w:ascii="Arial" w:hAnsi="Arial" w:cs="Arial" w:hint="cs"/>
+          <w:rFonts w:ascii="Arial" w:hAnsi="Arial" w:cs="Arial"/>
           <w:sz w:val="26"/>
           <w:szCs w:val="26"/>
           <w:rtl/>
@@ -12614,26 +12995,25 @@
           <w:rFonts w:ascii="Arial" w:hAnsi="Arial" w:cs="Arial" w:hint="cs"/>
           <w:sz w:val="26"/>
           <w:szCs w:val="26"/>
-          <w:highlight w:val="yellow"/>
           <w:rtl/>
         </w:rPr>
         <w:t>{</w:t>
       </w:r>
-      <w:r>
-        <w:rPr>
-          <w:rFonts w:ascii="Arial" w:hAnsi="Arial" w:cs="Arial" w:hint="cs"/>
-          <w:sz w:val="26"/>
-          <w:szCs w:val="26"/>
-          <w:highlight w:val="yellow"/>
+      <w:proofErr w:type="spellStart"/>
+      <w:r>
+        <w:rPr>
+          <w:rFonts w:ascii="Arial" w:hAnsi="Arial" w:cs="Arial" w:hint="cs"/>
+          <w:sz w:val="26"/>
+          <w:szCs w:val="26"/>
         </w:rPr>
         <w:t>entityWord</w:t>
       </w:r>
-      <w:r>
-        <w:rPr>
-          <w:rFonts w:ascii="Arial" w:hAnsi="Arial" w:cs="Arial" w:hint="cs"/>
-          <w:sz w:val="26"/>
-          <w:szCs w:val="26"/>
-          <w:highlight w:val="yellow"/>
+      <w:proofErr w:type="spellEnd"/>
+      <w:r>
+        <w:rPr>
+          <w:rFonts w:ascii="Arial" w:hAnsi="Arial" w:cs="Arial" w:hint="cs"/>
+          <w:sz w:val="26"/>
+          <w:szCs w:val="26"/>
           <w:rtl/>
         </w:rPr>
         <w:t>}</w:t>
@@ -12689,91 +13069,91 @@
         <w:spacing w:line="300" w:lineRule="exact"/>
         <w:jc w:val="both"/>
         <w:rPr>
-          <w:rFonts w:ascii="Arial" w:hAnsi="Arial" w:cs="Arial" w:hint="cs"/>
-          <w:sz w:val="26"/>
-          <w:szCs w:val="26"/>
-          <w:rtl/>
-        </w:rPr>
-      </w:pPr>
-    </w:p>
-    <w:p>
-      <w:pPr>
-        <w:spacing w:line="300" w:lineRule="exact"/>
-        <w:jc w:val="both"/>
-        <w:rPr>
-          <w:rFonts w:ascii="Arial" w:hAnsi="Arial" w:cs="Arial"/>
-          <w:sz w:val="26"/>
-          <w:szCs w:val="26"/>
-          <w:rtl/>
-        </w:rPr>
-      </w:pPr>
-    </w:p>
-    <w:p>
-      <w:pPr>
-        <w:spacing w:line="300" w:lineRule="exact"/>
-        <w:jc w:val="both"/>
-        <w:rPr>
-          <w:rFonts w:ascii="Arial" w:hAnsi="Arial" w:cs="Arial"/>
-          <w:sz w:val="26"/>
-          <w:szCs w:val="26"/>
-          <w:rtl/>
-        </w:rPr>
-      </w:pPr>
-    </w:p>
-    <w:p>
-      <w:pPr>
-        <w:spacing w:line="300" w:lineRule="exact"/>
-        <w:jc w:val="both"/>
-        <w:rPr>
-          <w:rFonts w:ascii="Arial" w:hAnsi="Arial" w:cs="Arial"/>
-          <w:sz w:val="26"/>
-          <w:szCs w:val="26"/>
-          <w:rtl/>
-        </w:rPr>
-      </w:pPr>
-    </w:p>
-    <w:p>
-      <w:pPr>
-        <w:spacing w:line="300" w:lineRule="exact"/>
-        <w:jc w:val="both"/>
-        <w:rPr>
-          <w:rFonts w:ascii="Arial" w:hAnsi="Arial" w:cs="Arial"/>
-          <w:sz w:val="26"/>
-          <w:szCs w:val="26"/>
-          <w:rtl/>
-        </w:rPr>
-      </w:pPr>
-    </w:p>
-    <w:p>
-      <w:pPr>
-        <w:spacing w:line="300" w:lineRule="exact"/>
-        <w:jc w:val="both"/>
-        <w:rPr>
-          <w:rFonts w:ascii="Arial" w:hAnsi="Arial" w:cs="Arial"/>
-          <w:sz w:val="26"/>
-          <w:szCs w:val="26"/>
-          <w:rtl/>
-        </w:rPr>
-      </w:pPr>
-    </w:p>
-    <w:p>
-      <w:pPr>
-        <w:spacing w:line="300" w:lineRule="exact"/>
-        <w:jc w:val="both"/>
-        <w:rPr>
-          <w:rFonts w:ascii="Arial" w:hAnsi="Arial" w:cs="Arial"/>
-          <w:sz w:val="26"/>
-          <w:szCs w:val="26"/>
-          <w:rtl/>
-        </w:rPr>
-      </w:pPr>
-    </w:p>
-    <w:p>
-      <w:pPr>
-        <w:spacing w:line="300" w:lineRule="exact"/>
-        <w:jc w:val="both"/>
-        <w:rPr>
-          <w:rFonts w:ascii="Arial" w:hAnsi="Arial" w:cs="Arial" w:hint="cs"/>
+          <w:rFonts w:ascii="Arial" w:hAnsi="Arial" w:cs="Arial"/>
+          <w:sz w:val="26"/>
+          <w:szCs w:val="26"/>
+          <w:rtl/>
+        </w:rPr>
+      </w:pPr>
+    </w:p>
+    <w:p>
+      <w:pPr>
+        <w:spacing w:line="300" w:lineRule="exact"/>
+        <w:jc w:val="both"/>
+        <w:rPr>
+          <w:rFonts w:ascii="Arial" w:hAnsi="Arial" w:cs="Arial"/>
+          <w:sz w:val="26"/>
+          <w:szCs w:val="26"/>
+          <w:rtl/>
+        </w:rPr>
+      </w:pPr>
+    </w:p>
+    <w:p>
+      <w:pPr>
+        <w:spacing w:line="300" w:lineRule="exact"/>
+        <w:jc w:val="both"/>
+        <w:rPr>
+          <w:rFonts w:ascii="Arial" w:hAnsi="Arial" w:cs="Arial"/>
+          <w:sz w:val="26"/>
+          <w:szCs w:val="26"/>
+          <w:rtl/>
+        </w:rPr>
+      </w:pPr>
+    </w:p>
+    <w:p>
+      <w:pPr>
+        <w:spacing w:line="300" w:lineRule="exact"/>
+        <w:jc w:val="both"/>
+        <w:rPr>
+          <w:rFonts w:ascii="Arial" w:hAnsi="Arial" w:cs="Arial"/>
+          <w:sz w:val="26"/>
+          <w:szCs w:val="26"/>
+          <w:rtl/>
+        </w:rPr>
+      </w:pPr>
+    </w:p>
+    <w:p>
+      <w:pPr>
+        <w:spacing w:line="300" w:lineRule="exact"/>
+        <w:jc w:val="both"/>
+        <w:rPr>
+          <w:rFonts w:ascii="Arial" w:hAnsi="Arial" w:cs="Arial"/>
+          <w:sz w:val="26"/>
+          <w:szCs w:val="26"/>
+          <w:rtl/>
+        </w:rPr>
+      </w:pPr>
+    </w:p>
+    <w:p>
+      <w:pPr>
+        <w:spacing w:line="300" w:lineRule="exact"/>
+        <w:jc w:val="both"/>
+        <w:rPr>
+          <w:rFonts w:ascii="Arial" w:hAnsi="Arial" w:cs="Arial"/>
+          <w:sz w:val="26"/>
+          <w:szCs w:val="26"/>
+          <w:rtl/>
+        </w:rPr>
+      </w:pPr>
+    </w:p>
+    <w:p>
+      <w:pPr>
+        <w:spacing w:line="300" w:lineRule="exact"/>
+        <w:jc w:val="both"/>
+        <w:rPr>
+          <w:rFonts w:ascii="Arial" w:hAnsi="Arial" w:cs="Arial"/>
+          <w:sz w:val="26"/>
+          <w:szCs w:val="26"/>
+          <w:rtl/>
+        </w:rPr>
+      </w:pPr>
+    </w:p>
+    <w:p>
+      <w:pPr>
+        <w:spacing w:line="300" w:lineRule="exact"/>
+        <w:jc w:val="both"/>
+        <w:rPr>
+          <w:rFonts w:ascii="Arial" w:hAnsi="Arial" w:cs="Arial"/>
           <w:sz w:val="26"/>
           <w:szCs w:val="26"/>
           <w:rtl/>
@@ -14344,6 +14724,50 @@
     <w:lsdException w:name="Subtitle" w:qFormat="1"/>
     <w:lsdException w:name="Strong" w:qFormat="1"/>
     <w:lsdException w:name="Emphasis" w:qFormat="1"/>
+    <w:lsdException w:name="Normal Table" w:semiHidden="1" w:unhideWhenUsed="1"/>
+    <w:lsdException w:name="Table Simple 1" w:semiHidden="1" w:unhideWhenUsed="1"/>
+    <w:lsdException w:name="Table Simple 2" w:semiHidden="1" w:unhideWhenUsed="1"/>
+    <w:lsdException w:name="Table Simple 3" w:semiHidden="1" w:unhideWhenUsed="1"/>
+    <w:lsdException w:name="Table Classic 1" w:semiHidden="1" w:unhideWhenUsed="1"/>
+    <w:lsdException w:name="Table Classic 2" w:semiHidden="1" w:unhideWhenUsed="1"/>
+    <w:lsdException w:name="Table Classic 3" w:semiHidden="1" w:unhideWhenUsed="1"/>
+    <w:lsdException w:name="Table Classic 4" w:semiHidden="1" w:unhideWhenUsed="1"/>
+    <w:lsdException w:name="Table Colorful 1" w:semiHidden="1" w:unhideWhenUsed="1"/>
+    <w:lsdException w:name="Table Colorful 2" w:semiHidden="1" w:unhideWhenUsed="1"/>
+    <w:lsdException w:name="Table Colorful 3" w:semiHidden="1" w:unhideWhenUsed="1"/>
+    <w:lsdException w:name="Table Columns 1" w:semiHidden="1" w:unhideWhenUsed="1"/>
+    <w:lsdException w:name="Table Columns 2" w:semiHidden="1" w:unhideWhenUsed="1"/>
+    <w:lsdException w:name="Table Columns 3" w:semiHidden="1" w:unhideWhenUsed="1"/>
+    <w:lsdException w:name="Table Columns 4" w:semiHidden="1" w:unhideWhenUsed="1"/>
+    <w:lsdException w:name="Table Columns 5" w:semiHidden="1" w:unhideWhenUsed="1"/>
+    <w:lsdException w:name="Table Grid 1" w:semiHidden="1" w:unhideWhenUsed="1"/>
+    <w:lsdException w:name="Table Grid 2" w:semiHidden="1" w:unhideWhenUsed="1"/>
+    <w:lsdException w:name="Table Grid 3" w:semiHidden="1" w:unhideWhenUsed="1"/>
+    <w:lsdException w:name="Table Grid 4" w:semiHidden="1" w:unhideWhenUsed="1"/>
+    <w:lsdException w:name="Table Grid 5" w:semiHidden="1" w:unhideWhenUsed="1"/>
+    <w:lsdException w:name="Table Grid 6" w:semiHidden="1" w:unhideWhenUsed="1"/>
+    <w:lsdException w:name="Table Grid 7" w:semiHidden="1" w:unhideWhenUsed="1"/>
+    <w:lsdException w:name="Table Grid 8" w:semiHidden="1" w:unhideWhenUsed="1"/>
+    <w:lsdException w:name="Table List 1" w:semiHidden="1" w:unhideWhenUsed="1"/>
+    <w:lsdException w:name="Table List 2" w:semiHidden="1" w:unhideWhenUsed="1"/>
+    <w:lsdException w:name="Table List 3" w:semiHidden="1" w:unhideWhenUsed="1"/>
+    <w:lsdException w:name="Table List 4" w:semiHidden="1" w:unhideWhenUsed="1"/>
+    <w:lsdException w:name="Table List 5" w:semiHidden="1" w:unhideWhenUsed="1"/>
+    <w:lsdException w:name="Table List 6" w:semiHidden="1" w:unhideWhenUsed="1"/>
+    <w:lsdException w:name="Table List 7" w:semiHidden="1" w:unhideWhenUsed="1"/>
+    <w:lsdException w:name="Table List 8" w:semiHidden="1" w:unhideWhenUsed="1"/>
+    <w:lsdException w:name="Table 3D effects 1" w:semiHidden="1" w:unhideWhenUsed="1"/>
+    <w:lsdException w:name="Table 3D effects 2" w:semiHidden="1" w:unhideWhenUsed="1"/>
+    <w:lsdException w:name="Table 3D effects 3" w:semiHidden="1" w:unhideWhenUsed="1"/>
+    <w:lsdException w:name="Table Contemporary" w:semiHidden="1" w:unhideWhenUsed="1"/>
+    <w:lsdException w:name="Table Elegant" w:semiHidden="1" w:unhideWhenUsed="1"/>
+    <w:lsdException w:name="Table Professional" w:semiHidden="1" w:unhideWhenUsed="1"/>
+    <w:lsdException w:name="Table Subtle 1" w:semiHidden="1" w:unhideWhenUsed="1"/>
+    <w:lsdException w:name="Table Subtle 2" w:semiHidden="1" w:unhideWhenUsed="1"/>
+    <w:lsdException w:name="Table Web 1" w:semiHidden="1" w:unhideWhenUsed="1"/>
+    <w:lsdException w:name="Table Web 2" w:semiHidden="1" w:unhideWhenUsed="1"/>
+    <w:lsdException w:name="Table Web 3" w:semiHidden="1" w:unhideWhenUsed="1"/>
+    <w:lsdException w:name="Table Theme" w:semiHidden="1" w:unhideWhenUsed="1"/>
     <w:lsdException w:name="Placeholder Text" w:semiHidden="1" w:uiPriority="99"/>
     <w:lsdException w:name="No Spacing" w:uiPriority="1" w:qFormat="1"/>
     <w:lsdException w:name="Light Shading" w:uiPriority="60"/>
@@ -14628,11 +15052,15 @@
   </w:style>
   <w:style w:type="character" w:default="1" w:styleId="DefaultParagraphFont">
     <w:name w:val="Default Paragraph Font"/>
+    <w:uiPriority w:val="1"/>
     <w:semiHidden/>
+    <w:unhideWhenUsed/>
   </w:style>
   <w:style w:type="table" w:default="1" w:styleId="TableNormal">
     <w:name w:val="Normal Table"/>
+    <w:uiPriority w:val="99"/>
     <w:semiHidden/>
+    <w:unhideWhenUsed/>
     <w:tblPr>
       <w:tblInd w:w="0" w:type="dxa"/>
       <w:tblCellMar>
@@ -14645,7 +15073,9 @@
   </w:style>
   <w:style w:type="numbering" w:default="1" w:styleId="NoList">
     <w:name w:val="No List"/>
+    <w:uiPriority w:val="99"/>
     <w:semiHidden/>
+    <w:unhideWhenUsed/>
   </w:style>
   <w:style w:type="paragraph" w:styleId="ListParagraph">
     <w:name w:val="List Paragraph"/>

--- a/representation_letter.docx
+++ b/representation_letter.docx
@@ -24,34 +24,12 @@
       </w:r>
       <w:r>
         <w:rPr>
-          <w:rFonts w:ascii="Arial" w:hAnsi="Arial" w:cs="Arial" w:hint="cs"/>
+          <w:rFonts w:ascii="Arial" w:hAnsi="Arial" w:cs="Arial"/>
           <w:sz w:val="26"/>
           <w:szCs w:val="26"/>
           <w:highlight w:val="cyan"/>
-          <w:rtl/>
-        </w:rPr>
-        <w:t>{</w:t>
-      </w:r>
-      <w:proofErr w:type="spellStart"/>
-      <w:r>
-        <w:rPr>
-          <w:rFonts w:ascii="Arial" w:hAnsi="Arial" w:cs="Arial" w:hint="cs"/>
-          <w:sz w:val="26"/>
-          <w:szCs w:val="26"/>
-          <w:highlight w:val="cyan"/>
-        </w:rPr>
-        <w:t>entityWord</w:t>
-      </w:r>
-      <w:proofErr w:type="spellEnd"/>
-      <w:r>
-        <w:rPr>
-          <w:rFonts w:ascii="Arial" w:hAnsi="Arial" w:cs="Arial" w:hint="cs"/>
-          <w:sz w:val="26"/>
-          <w:szCs w:val="26"/>
-          <w:highlight w:val="cyan"/>
-          <w:rtl/>
-        </w:rPr>
-        <w:t>}</w:t>
+        </w:rPr>
+        <w:t>{entityThe}</w:t>
       </w:r>
       <w:r>
         <w:rPr>
@@ -158,10 +136,15 @@
           <w:rtl/>
           <w:lang w:bidi="ar-BH"/>
         </w:rPr>
-        <w:t xml:space="preserve">العساف </w:t>
-      </w:r>
-      <w:proofErr w:type="spellStart"/>
-      <w:r>
+        <w:t>العساف وأبانمي محاسبون ومراجعون قانونيون</w:t>
+      </w:r>
+    </w:p>
+    <w:p>
+      <w:pPr>
+        <w:tabs>
+          <w:tab w:val="center" w:pos="7139"/>
+        </w:tabs>
+        <w:jc w:val="both"/>
         <w:rPr>
           <w:rFonts w:cs="Arabic Transparent"/>
           <w:sz w:val="28"/>
@@ -169,10 +152,43 @@
           <w:rtl/>
           <w:lang w:bidi="ar-BH"/>
         </w:rPr>
-        <w:t>وأبانمي</w:t>
-      </w:r>
-      <w:proofErr w:type="spellEnd"/>
-      <w:r>
+      </w:pPr>
+      <w:r>
+        <w:rPr>
+          <w:rFonts w:cs="Arabic Transparent" w:hint="cs"/>
+          <w:sz w:val="28"/>
+          <w:szCs w:val="28"/>
+          <w:rtl/>
+          <w:lang w:bidi="ar-BH"/>
+        </w:rPr>
+        <w:t>ص.</w:t>
+      </w:r>
+      <w:r>
+        <w:rPr>
+          <w:rFonts w:cs="Arabic Transparent" w:hint="cs"/>
+          <w:sz w:val="28"/>
+          <w:szCs w:val="28"/>
+          <w:rtl/>
+          <w:lang w:bidi="ar-BH"/>
+        </w:rPr>
+        <w:t xml:space="preserve">ب </w:t>
+      </w:r>
+      <w:r>
+        <w:rPr>
+          <w:rFonts w:cs="Arabic Transparent" w:hint="cs"/>
+          <w:sz w:val="28"/>
+          <w:szCs w:val="28"/>
+          <w:rtl/>
+        </w:rPr>
+        <w:t>45297</w:t>
+      </w:r>
+    </w:p>
+    <w:p>
+      <w:pPr>
+        <w:tabs>
+          <w:tab w:val="center" w:pos="7139"/>
+        </w:tabs>
+        <w:jc w:val="both"/>
         <w:rPr>
           <w:rFonts w:cs="Arabic Transparent"/>
           <w:sz w:val="28"/>
@@ -180,7 +196,26 @@
           <w:rtl/>
           <w:lang w:bidi="ar-BH"/>
         </w:rPr>
-        <w:t xml:space="preserve"> محاسبون ومراجعون قانونيون</w:t>
+      </w:pPr>
+      <w:r>
+        <w:rPr>
+          <w:rFonts w:cs="Arabic Transparent" w:hint="cs"/>
+          <w:sz w:val="28"/>
+          <w:szCs w:val="28"/>
+          <w:rtl/>
+          <w:lang w:bidi="ar-BH"/>
+        </w:rPr>
+        <w:t>الرياض 11512</w:t>
+      </w:r>
+      <w:r>
+        <w:rPr>
+          <w:rFonts w:cs="Arabic Transparent" w:hint="cs"/>
+          <w:sz w:val="28"/>
+          <w:szCs w:val="28"/>
+          <w:rtl/>
+          <w:lang w:bidi="ar-BH"/>
+        </w:rPr>
+        <w:t xml:space="preserve"> </w:t>
       </w:r>
     </w:p>
     <w:p>
@@ -205,26 +240,77 @@
           <w:rtl/>
           <w:lang w:bidi="ar-BH"/>
         </w:rPr>
-        <w:t>ص.</w:t>
-      </w:r>
-      <w:r>
-        <w:rPr>
-          <w:rFonts w:cs="Arabic Transparent" w:hint="cs"/>
-          <w:sz w:val="28"/>
-          <w:szCs w:val="28"/>
-          <w:rtl/>
-          <w:lang w:bidi="ar-BH"/>
-        </w:rPr>
-        <w:t xml:space="preserve">ب </w:t>
-      </w:r>
-      <w:r>
-        <w:rPr>
-          <w:rFonts w:cs="Arabic Transparent" w:hint="cs"/>
-          <w:sz w:val="28"/>
-          <w:szCs w:val="28"/>
-          <w:rtl/>
-        </w:rPr>
-        <w:t>45297</w:t>
+        <w:t>المملكة العربية السعودية</w:t>
+      </w:r>
+    </w:p>
+    <w:p>
+      <w:pPr>
+        <w:spacing w:line="300" w:lineRule="exact"/>
+        <w:rPr>
+          <w:rFonts w:ascii="Arial" w:hAnsi="Arial" w:cs="Arial"/>
+          <w:sz w:val="26"/>
+          <w:szCs w:val="26"/>
+          <w:rtl/>
+        </w:rPr>
+      </w:pPr>
+    </w:p>
+    <w:p>
+      <w:pPr>
+        <w:spacing w:line="300" w:lineRule="exact"/>
+        <w:rPr>
+          <w:rFonts w:ascii="Arial" w:hAnsi="Arial" w:cs="Arial"/>
+          <w:sz w:val="26"/>
+          <w:szCs w:val="26"/>
+          <w:rtl/>
+        </w:rPr>
+      </w:pPr>
+      <w:r>
+        <w:rPr>
+          <w:rFonts w:ascii="Arial" w:hAnsi="Arial" w:cs="Arial" w:hint="cs"/>
+          <w:sz w:val="26"/>
+          <w:szCs w:val="26"/>
+          <w:rtl/>
+        </w:rPr>
+        <w:t xml:space="preserve">التاريخ: </w:t>
+      </w:r>
+      <w:r>
+        <w:rPr>
+          <w:rFonts w:ascii="Arial" w:hAnsi="Arial" w:cs="Arial"/>
+          <w:sz w:val="26"/>
+          <w:szCs w:val="26"/>
+        </w:rPr>
+        <w:t>{gDate}</w:t>
+      </w:r>
+    </w:p>
+    <w:p>
+      <w:pPr>
+        <w:spacing w:line="300" w:lineRule="exact"/>
+        <w:rPr>
+          <w:rFonts w:ascii="Arial" w:hAnsi="Arial" w:cs="Arial"/>
+          <w:sz w:val="26"/>
+          <w:szCs w:val="26"/>
+          <w:rtl/>
+        </w:rPr>
+      </w:pPr>
+    </w:p>
+    <w:p>
+      <w:pPr>
+        <w:spacing w:line="300" w:lineRule="exact"/>
+        <w:rPr>
+          <w:rFonts w:ascii="Arial" w:hAnsi="Arial" w:cs="Arial"/>
+          <w:sz w:val="26"/>
+          <w:szCs w:val="26"/>
+          <w:rtl/>
+        </w:rPr>
+      </w:pPr>
+      <w:r>
+        <w:rPr>
+          <w:rFonts w:ascii="Arial" w:hAnsi="Arial" w:cs="Arial"/>
+          <w:sz w:val="26"/>
+          <w:szCs w:val="26"/>
+          <w:rtl/>
+        </w:rPr>
+        <w:t xml:space="preserve">السلام عليكم ورحمة الله وبركاته، </w:t>
       </w:r>
     </w:p>
     <w:p>
@@ -232,147 +318,574 @@
         <w:tabs>
           <w:tab w:val="center" w:pos="7139"/>
         </w:tabs>
-        <w:jc w:val="both"/>
-        <w:rPr>
-          <w:rFonts w:cs="Arabic Transparent"/>
-          <w:sz w:val="28"/>
-          <w:szCs w:val="28"/>
-          <w:rtl/>
-          <w:lang w:bidi="ar-BH"/>
-        </w:rPr>
-      </w:pPr>
-      <w:r>
-        <w:rPr>
-          <w:rFonts w:cs="Arabic Transparent" w:hint="cs"/>
-          <w:sz w:val="28"/>
-          <w:szCs w:val="28"/>
-          <w:rtl/>
-          <w:lang w:bidi="ar-BH"/>
-        </w:rPr>
-        <w:t>الرياض 11512</w:t>
-      </w:r>
-      <w:r>
-        <w:rPr>
-          <w:rFonts w:cs="Arabic Transparent" w:hint="cs"/>
-          <w:sz w:val="28"/>
-          <w:szCs w:val="28"/>
-          <w:rtl/>
-          <w:lang w:bidi="ar-BH"/>
-        </w:rPr>
-        <w:t xml:space="preserve"> </w:t>
-      </w:r>
+        <w:spacing w:line="300" w:lineRule="exact"/>
+        <w:jc w:val="both"/>
+        <w:rPr>
+          <w:rFonts w:ascii="Arial" w:hAnsi="Arial" w:cs="Arial"/>
+          <w:sz w:val="26"/>
+          <w:szCs w:val="26"/>
+          <w:rtl/>
+        </w:rPr>
+      </w:pPr>
     </w:p>
     <w:p>
       <w:pPr>
         <w:tabs>
           <w:tab w:val="center" w:pos="7139"/>
         </w:tabs>
-        <w:jc w:val="both"/>
-        <w:rPr>
-          <w:rFonts w:cs="Arabic Transparent"/>
-          <w:sz w:val="28"/>
-          <w:szCs w:val="28"/>
-          <w:rtl/>
-          <w:lang w:bidi="ar-BH"/>
-        </w:rPr>
-      </w:pPr>
-      <w:r>
-        <w:rPr>
-          <w:rFonts w:cs="Arabic Transparent" w:hint="cs"/>
-          <w:sz w:val="28"/>
-          <w:szCs w:val="28"/>
-          <w:rtl/>
-          <w:lang w:bidi="ar-BH"/>
-        </w:rPr>
-        <w:t>المملكة العربية السعودية</w:t>
-      </w:r>
-    </w:p>
-    <w:p>
-      <w:pPr>
-        <w:spacing w:line="300" w:lineRule="exact"/>
-        <w:rPr>
-          <w:rFonts w:ascii="Arial" w:hAnsi="Arial" w:cs="Arial"/>
-          <w:sz w:val="26"/>
-          <w:szCs w:val="26"/>
-          <w:rtl/>
-        </w:rPr>
-      </w:pPr>
-    </w:p>
-    <w:p>
-      <w:pPr>
-        <w:spacing w:line="300" w:lineRule="exact"/>
-        <w:rPr>
-          <w:rFonts w:ascii="Arial" w:hAnsi="Arial" w:cs="Arial"/>
-          <w:sz w:val="26"/>
-          <w:szCs w:val="26"/>
-          <w:rtl/>
-        </w:rPr>
-      </w:pPr>
-      <w:r>
-        <w:rPr>
-          <w:rFonts w:ascii="Arial" w:hAnsi="Arial" w:cs="Arial" w:hint="cs"/>
-          <w:sz w:val="26"/>
-          <w:szCs w:val="26"/>
-          <w:rtl/>
-        </w:rPr>
-        <w:t xml:space="preserve">التاريخ: </w:t>
-      </w:r>
-      <w:r>
-        <w:rPr>
-          <w:rFonts w:ascii="Arial" w:hAnsi="Arial" w:cs="Arial"/>
-          <w:sz w:val="26"/>
-          <w:szCs w:val="26"/>
-        </w:rPr>
-        <w:t>{</w:t>
-      </w:r>
-      <w:proofErr w:type="spellStart"/>
-      <w:r>
-        <w:rPr>
-          <w:rFonts w:ascii="Arial" w:hAnsi="Arial" w:cs="Arial"/>
-          <w:sz w:val="26"/>
-          <w:szCs w:val="26"/>
-        </w:rPr>
-        <w:t>gDate</w:t>
-      </w:r>
-      <w:proofErr w:type="spellEnd"/>
-      <w:r>
-        <w:rPr>
-          <w:rFonts w:ascii="Arial" w:hAnsi="Arial" w:cs="Arial"/>
-          <w:sz w:val="26"/>
-          <w:szCs w:val="26"/>
-        </w:rPr>
-        <w:t>}</w:t>
-      </w:r>
-    </w:p>
-    <w:p>
-      <w:pPr>
-        <w:spacing w:line="300" w:lineRule="exact"/>
-        <w:rPr>
-          <w:rFonts w:ascii="Arial" w:hAnsi="Arial" w:cs="Arial"/>
-          <w:sz w:val="26"/>
-          <w:szCs w:val="26"/>
-          <w:rtl/>
-        </w:rPr>
-      </w:pPr>
-    </w:p>
-    <w:p>
-      <w:pPr>
-        <w:spacing w:line="300" w:lineRule="exact"/>
-        <w:rPr>
-          <w:rFonts w:ascii="Arial" w:hAnsi="Arial" w:cs="Arial"/>
-          <w:sz w:val="26"/>
-          <w:szCs w:val="26"/>
-          <w:rtl/>
-        </w:rPr>
-      </w:pPr>
-      <w:r>
-        <w:rPr>
-          <w:rFonts w:ascii="Arial" w:hAnsi="Arial" w:cs="Arial"/>
-          <w:sz w:val="26"/>
-          <w:szCs w:val="26"/>
-          <w:rtl/>
-        </w:rPr>
-        <w:t xml:space="preserve">السلام عليكم ورحمة الله وبركاته، </w:t>
+        <w:spacing w:line="300" w:lineRule="exact"/>
+        <w:jc w:val="both"/>
+        <w:rPr>
+          <w:rFonts w:ascii="Arial" w:hAnsi="Arial" w:cs="Arial"/>
+          <w:color w:val="000000"/>
+          <w:sz w:val="26"/>
+          <w:szCs w:val="26"/>
+        </w:rPr>
+      </w:pPr>
+      <w:r>
+        <w:rPr>
+          <w:rFonts w:ascii="Arial" w:hAnsi="Arial" w:cs="Arial" w:hint="cs"/>
+          <w:sz w:val="26"/>
+          <w:szCs w:val="26"/>
+          <w:rtl/>
+        </w:rPr>
+        <w:t>نقدم لكم كتاب التمثيل هذا لغايات مراجعتكم للقوائم المالية</w:t>
+      </w:r>
+      <w:r>
+        <w:rPr>
+          <w:rFonts w:ascii="Arial" w:hAnsi="Arial" w:cs="Arial" w:hint="cs"/>
+          <w:sz w:val="26"/>
+          <w:szCs w:val="26"/>
+          <w:rtl/>
+        </w:rPr>
+        <w:t xml:space="preserve"> </w:t>
+      </w:r>
+      <w:r>
+        <w:rPr>
+          <w:rFonts w:ascii="Arial" w:hAnsi="Arial" w:cs="Arial"/>
+          <w:sz w:val="26"/>
+          <w:szCs w:val="26"/>
+        </w:rPr>
+        <w:t xml:space="preserve">{#isProprietary} </w:t>
+      </w:r>
+      <w:r>
+        <w:rPr>
+          <w:rFonts w:ascii="Arial" w:hAnsi="Arial" w:cs="Arial"/>
+          <w:sz w:val="26"/>
+          <w:szCs w:val="26"/>
+        </w:rPr>
+        <w:t>{#isProprietary</w:t>
+      </w:r>
+      <w:r>
+        <w:rPr>
+          <w:rFonts w:ascii="Arial" w:hAnsi="Arial" w:cs="Arial"/>
+          <w:sz w:val="26"/>
+          <w:szCs w:val="26"/>
+          <w:rtl/>
+        </w:rPr>
+        <w:t>} ذات الغرض الخاص{/</w:t>
+      </w:r>
+      <w:r>
+        <w:rPr>
+          <w:rFonts w:ascii="Arial" w:hAnsi="Arial" w:cs="Arial"/>
+          <w:sz w:val="26"/>
+          <w:szCs w:val="26"/>
+        </w:rPr>
+        <w:t>isProprietary}</w:t>
+      </w:r>
+      <w:r>
+        <w:rPr>
+          <w:rFonts w:ascii="Arial" w:hAnsi="Arial" w:cs="Arial"/>
+          <w:sz w:val="26"/>
+          <w:szCs w:val="26"/>
+        </w:rPr>
+        <w:t>{/isProprietary}</w:t>
+      </w:r>
+      <w:r>
+        <w:rPr>
+          <w:rFonts w:ascii="Arial" w:hAnsi="Arial" w:cs="Arial" w:hint="cs"/>
+          <w:sz w:val="26"/>
+          <w:szCs w:val="26"/>
+          <w:rtl/>
+        </w:rPr>
+        <w:t xml:space="preserve"> </w:t>
+      </w:r>
+      <w:r>
+        <w:rPr>
+          <w:rFonts w:ascii="Arial" w:hAnsi="Arial" w:cs="Arial"/>
+          <w:sz w:val="26"/>
+          <w:szCs w:val="26"/>
+        </w:rPr>
+        <w:t>{entityFor}</w:t>
+      </w:r>
+      <w:r>
+        <w:rPr>
+          <w:rFonts w:ascii="Arial" w:hAnsi="Arial" w:cs="Arial"/>
+          <w:sz w:val="26"/>
+          <w:szCs w:val="26"/>
+          <w:rtl/>
+        </w:rPr>
+        <w:t xml:space="preserve"> </w:t>
+      </w:r>
+      <w:r>
+        <w:rPr>
+          <w:rFonts w:ascii="Arial" w:hAnsi="Arial" w:cs="Arial"/>
+          <w:sz w:val="26"/>
+          <w:szCs w:val="26"/>
+        </w:rPr>
+        <w:t>{companyName}</w:t>
+      </w:r>
+      <w:r>
+        <w:rPr>
+          <w:rFonts w:ascii="Arial" w:hAnsi="Arial" w:cs="Arial" w:hint="cs"/>
+          <w:sz w:val="26"/>
+          <w:szCs w:val="26"/>
+          <w:rtl/>
+        </w:rPr>
+        <w:t xml:space="preserve"> </w:t>
+      </w:r>
+      <w:r>
+        <w:rPr>
+          <w:rFonts w:ascii="Arial" w:hAnsi="Arial" w:cs="Arial" w:hint="cs"/>
+          <w:sz w:val="26"/>
+          <w:szCs w:val="26"/>
+          <w:rtl/>
+        </w:rPr>
+        <w:t>والتي تتكون من قائمة المركز المالي</w:t>
+      </w:r>
+      <w:r>
+        <w:rPr>
+          <w:rFonts w:ascii="Arial" w:hAnsi="Arial" w:cs="Arial" w:hint="cs"/>
+          <w:sz w:val="26"/>
+          <w:szCs w:val="26"/>
+          <w:rtl/>
+        </w:rPr>
+        <w:t xml:space="preserve"> </w:t>
+      </w:r>
+      <w:r>
+        <w:rPr>
+          <w:rFonts w:ascii="Arial" w:hAnsi="Arial" w:cs="Arial" w:hint="cs"/>
+          <w:sz w:val="26"/>
+          <w:szCs w:val="26"/>
+          <w:rtl/>
+        </w:rPr>
+        <w:t>كم</w:t>
+      </w:r>
+      <w:r>
+        <w:rPr>
+          <w:rFonts w:ascii="Arial" w:hAnsi="Arial" w:cs="Arial" w:hint="cs"/>
+          <w:sz w:val="26"/>
+          <w:szCs w:val="26"/>
+          <w:rtl/>
+        </w:rPr>
+        <w:t>ا</w:t>
+      </w:r>
+      <w:r>
+        <w:rPr>
+          <w:rFonts w:ascii="Arial" w:hAnsi="Arial" w:cs="Arial" w:hint="cs"/>
+          <w:sz w:val="26"/>
+          <w:szCs w:val="26"/>
+          <w:rtl/>
+        </w:rPr>
+        <w:t xml:space="preserve"> في </w:t>
+      </w:r>
+      <w:r>
+        <w:rPr>
+          <w:rFonts w:ascii="Arial" w:hAnsi="Arial" w:cs="Arial"/>
+          <w:sz w:val="26"/>
+          <w:szCs w:val="26"/>
+        </w:rPr>
+        <w:t>{yearEnd}</w:t>
+      </w:r>
+      <w:r>
+        <w:rPr>
+          <w:rFonts w:ascii="Arial" w:hAnsi="Arial" w:cs="Arial" w:hint="cs"/>
+          <w:sz w:val="26"/>
+          <w:szCs w:val="26"/>
+          <w:rtl/>
+        </w:rPr>
+        <w:t xml:space="preserve"> وكل من</w:t>
+      </w:r>
+      <w:r>
+        <w:rPr>
+          <w:rFonts w:ascii="Arial" w:hAnsi="Arial" w:cs="Arial" w:hint="cs"/>
+          <w:color w:val="000000"/>
+          <w:sz w:val="26"/>
+          <w:szCs w:val="26"/>
+          <w:rtl/>
+        </w:rPr>
+        <w:t xml:space="preserve"> </w:t>
+      </w:r>
+      <w:r>
+        <w:rPr>
+          <w:rFonts w:ascii="Arial" w:hAnsi="Arial" w:cs="Arial" w:hint="cs"/>
+          <w:color w:val="000000"/>
+          <w:sz w:val="26"/>
+          <w:szCs w:val="26"/>
+          <w:rtl/>
+        </w:rPr>
+        <w:t xml:space="preserve">قائمة </w:t>
+      </w:r>
+      <w:r>
+        <w:rPr>
+          <w:rFonts w:ascii="Arial" w:hAnsi="Arial" w:cs="Arial"/>
+          <w:color w:val="000000"/>
+          <w:sz w:val="26"/>
+          <w:szCs w:val="26"/>
+          <w:rtl/>
+        </w:rPr>
+        <w:t>الدخل الشامل</w:t>
+      </w:r>
+      <w:r>
+        <w:rPr>
+          <w:rFonts w:ascii="Arial" w:hAnsi="Arial" w:cs="Arial" w:hint="cs"/>
+          <w:color w:val="000000"/>
+          <w:sz w:val="26"/>
+          <w:szCs w:val="26"/>
+          <w:rtl/>
+        </w:rPr>
+        <w:t xml:space="preserve"> </w:t>
+      </w:r>
+      <w:r>
+        <w:rPr>
+          <w:rFonts w:ascii="Arial" w:hAnsi="Arial" w:cs="Arial" w:hint="cs"/>
+          <w:color w:val="000000"/>
+          <w:sz w:val="26"/>
+          <w:szCs w:val="26"/>
+          <w:rtl/>
+        </w:rPr>
+        <w:t xml:space="preserve">وقائمة </w:t>
+      </w:r>
+      <w:r>
+        <w:rPr>
+          <w:rFonts w:ascii="Arial" w:hAnsi="Arial" w:cs="Arial" w:hint="cs"/>
+          <w:sz w:val="26"/>
+          <w:szCs w:val="26"/>
+          <w:rtl/>
+        </w:rPr>
+        <w:t xml:space="preserve">حقوق </w:t>
+      </w:r>
+      <w:r>
+        <w:rPr>
+          <w:rFonts w:ascii="Arial" w:hAnsi="Arial" w:cs="Arial" w:hint="cs"/>
+          <w:sz w:val="26"/>
+          <w:szCs w:val="26"/>
+          <w:rtl/>
+        </w:rPr>
+        <w:t>الملكية</w:t>
+      </w:r>
+      <w:r>
+        <w:rPr>
+          <w:rFonts w:ascii="Arial" w:hAnsi="Arial" w:cs="Arial"/>
+          <w:sz w:val="26"/>
+          <w:szCs w:val="26"/>
+          <w:rtl/>
+        </w:rPr>
+        <w:t xml:space="preserve"> </w:t>
+      </w:r>
+      <w:r>
+        <w:rPr>
+          <w:rFonts w:ascii="Arial" w:hAnsi="Arial" w:cs="Arial" w:hint="cs"/>
+          <w:sz w:val="26"/>
+          <w:szCs w:val="26"/>
+          <w:rtl/>
+        </w:rPr>
+        <w:t>وقائمة التدفقات النقدية</w:t>
+      </w:r>
+      <w:r>
+        <w:rPr>
+          <w:rFonts w:ascii="Arial" w:hAnsi="Arial" w:cs="Arial" w:hint="cs"/>
+          <w:sz w:val="26"/>
+          <w:szCs w:val="26"/>
+          <w:rtl/>
+        </w:rPr>
+        <w:t xml:space="preserve"> </w:t>
+      </w:r>
+      <w:r>
+        <w:rPr>
+          <w:rFonts w:ascii="Arial" w:hAnsi="Arial" w:cs="Arial" w:hint="cs"/>
+          <w:sz w:val="26"/>
+          <w:szCs w:val="26"/>
+          <w:rtl/>
+        </w:rPr>
+        <w:t>لل</w:t>
+      </w:r>
+      <w:r>
+        <w:rPr>
+          <w:rFonts w:ascii="Arial" w:hAnsi="Arial" w:cs="Arial" w:hint="cs"/>
+          <w:sz w:val="26"/>
+          <w:szCs w:val="26"/>
+          <w:rtl/>
+        </w:rPr>
+        <w:t>سنة</w:t>
+      </w:r>
+      <w:r>
+        <w:rPr>
+          <w:rFonts w:ascii="Arial" w:hAnsi="Arial" w:cs="Arial" w:hint="cs"/>
+          <w:sz w:val="26"/>
+          <w:szCs w:val="26"/>
+          <w:rtl/>
+        </w:rPr>
+        <w:t xml:space="preserve"> المنتهية في ذلك التاريخ، وذلك لغرض ابداء الرأي فيما اذا كانت هذه القوائم المالية</w:t>
+      </w:r>
+      <w:r>
+        <w:rPr>
+          <w:rFonts w:ascii="Arial" w:hAnsi="Arial" w:cs="Arial" w:hint="cs"/>
+          <w:sz w:val="26"/>
+          <w:szCs w:val="26"/>
+          <w:rtl/>
+        </w:rPr>
+        <w:t xml:space="preserve"> </w:t>
+      </w:r>
+      <w:r>
+        <w:rPr>
+          <w:rFonts w:ascii="Arial" w:hAnsi="Arial" w:cs="Arial"/>
+          <w:sz w:val="26"/>
+          <w:szCs w:val="26"/>
+        </w:rPr>
+        <w:t xml:space="preserve">{#isProprietary} </w:t>
+      </w:r>
+      <w:r>
+        <w:rPr>
+          <w:rFonts w:ascii="Arial" w:hAnsi="Arial" w:cs="Arial"/>
+          <w:sz w:val="26"/>
+          <w:szCs w:val="26"/>
+        </w:rPr>
+        <w:t>{#isProprietary</w:t>
+      </w:r>
+      <w:r>
+        <w:rPr>
+          <w:rFonts w:ascii="Arial" w:hAnsi="Arial" w:cs="Arial"/>
+          <w:sz w:val="26"/>
+          <w:szCs w:val="26"/>
+          <w:rtl/>
+        </w:rPr>
+        <w:t>} ذات الغرض الخاص{/</w:t>
+      </w:r>
+      <w:r>
+        <w:rPr>
+          <w:rFonts w:ascii="Arial" w:hAnsi="Arial" w:cs="Arial"/>
+          <w:sz w:val="26"/>
+          <w:szCs w:val="26"/>
+        </w:rPr>
+        <w:t>isProprietary}</w:t>
+      </w:r>
+      <w:r>
+        <w:rPr>
+          <w:rFonts w:ascii="Arial" w:hAnsi="Arial" w:cs="Arial"/>
+          <w:sz w:val="26"/>
+          <w:szCs w:val="26"/>
+        </w:rPr>
+        <w:t>{/isProprietary}</w:t>
+      </w:r>
+      <w:r>
+        <w:rPr>
+          <w:rFonts w:ascii="Arial" w:hAnsi="Arial" w:cs="Arial" w:hint="cs"/>
+          <w:sz w:val="26"/>
+          <w:szCs w:val="26"/>
+          <w:rtl/>
+        </w:rPr>
+        <w:t xml:space="preserve"> </w:t>
+      </w:r>
+      <w:r>
+        <w:rPr>
+          <w:rFonts w:ascii="Arial" w:hAnsi="Arial" w:cs="Arial" w:hint="cs"/>
+          <w:sz w:val="26"/>
+          <w:szCs w:val="26"/>
+          <w:rtl/>
+        </w:rPr>
+        <w:t xml:space="preserve">تظهر بصورة عادلة من </w:t>
+      </w:r>
+      <w:r>
+        <w:rPr>
+          <w:rFonts w:ascii="Arial" w:hAnsi="Arial" w:cs="Arial" w:hint="cs"/>
+          <w:sz w:val="26"/>
+          <w:szCs w:val="26"/>
+          <w:rtl/>
+        </w:rPr>
+        <w:t>كافة</w:t>
+      </w:r>
+      <w:r>
+        <w:rPr>
+          <w:rFonts w:ascii="Arial" w:hAnsi="Arial" w:cs="Arial" w:hint="cs"/>
+          <w:sz w:val="26"/>
+          <w:szCs w:val="26"/>
+          <w:rtl/>
+        </w:rPr>
+        <w:t xml:space="preserve"> النواحي الجوهرية </w:t>
+      </w:r>
+      <w:r>
+        <w:rPr>
+          <w:rFonts w:ascii="Arial" w:hAnsi="Arial" w:cs="Arial"/>
+          <w:sz w:val="26"/>
+          <w:szCs w:val="26"/>
+          <w:rtl/>
+        </w:rPr>
+        <w:t>المركز المالي</w:t>
+      </w:r>
+      <w:r>
+        <w:rPr>
+          <w:rFonts w:ascii="Arial" w:hAnsi="Arial" w:cs="Arial" w:hint="cs"/>
+          <w:sz w:val="26"/>
+          <w:szCs w:val="26"/>
+          <w:rtl/>
+        </w:rPr>
+        <w:t xml:space="preserve"> </w:t>
+      </w:r>
+      <w:r>
+        <w:rPr>
+          <w:rFonts w:ascii="Arial" w:hAnsi="Arial" w:cs="Arial"/>
+          <w:sz w:val="26"/>
+          <w:szCs w:val="26"/>
+        </w:rPr>
+        <w:t>{entityFor}</w:t>
+      </w:r>
+      <w:r>
+        <w:rPr>
+          <w:rFonts w:ascii="Arial" w:hAnsi="Arial" w:cs="Arial"/>
+          <w:color w:val="000000"/>
+          <w:sz w:val="26"/>
+          <w:szCs w:val="26"/>
+          <w:rtl/>
+        </w:rPr>
+        <w:t xml:space="preserve"> </w:t>
+      </w:r>
+      <w:r>
+        <w:rPr>
+          <w:rFonts w:ascii="Arial" w:hAnsi="Arial" w:cs="Arial"/>
+          <w:color w:val="000000"/>
+          <w:sz w:val="26"/>
+          <w:szCs w:val="26"/>
+        </w:rPr>
+        <w:t>{companyName}</w:t>
+      </w:r>
+      <w:r>
+        <w:rPr>
+          <w:rFonts w:ascii="Arial" w:hAnsi="Arial" w:cs="Arial" w:hint="cs"/>
+          <w:color w:val="000000"/>
+          <w:sz w:val="26"/>
+          <w:szCs w:val="26"/>
+          <w:rtl/>
+        </w:rPr>
+        <w:t xml:space="preserve"> </w:t>
+      </w:r>
+      <w:r>
+        <w:rPr>
+          <w:rFonts w:ascii="Arial" w:hAnsi="Arial" w:cs="Arial"/>
+          <w:color w:val="000000"/>
+          <w:sz w:val="26"/>
+          <w:szCs w:val="26"/>
+          <w:rtl/>
+        </w:rPr>
+        <w:t xml:space="preserve">كما في </w:t>
+      </w:r>
+      <w:r>
+        <w:rPr>
+          <w:rFonts w:ascii="Arial" w:hAnsi="Arial" w:cs="Arial"/>
+          <w:color w:val="000000"/>
+          <w:sz w:val="26"/>
+          <w:szCs w:val="26"/>
+        </w:rPr>
+        <w:t>{yearEnd}</w:t>
+      </w:r>
+      <w:r>
+        <w:rPr>
+          <w:rFonts w:ascii="Arial" w:hAnsi="Arial" w:cs="Arial" w:hint="cs"/>
+          <w:color w:val="000000"/>
+          <w:sz w:val="26"/>
+          <w:szCs w:val="26"/>
+          <w:rtl/>
+        </w:rPr>
+        <w:t xml:space="preserve"> </w:t>
+      </w:r>
+      <w:r>
+        <w:rPr>
+          <w:rFonts w:ascii="Arial" w:hAnsi="Arial" w:cs="Arial"/>
+          <w:color w:val="000000"/>
+          <w:sz w:val="26"/>
+          <w:szCs w:val="26"/>
+          <w:rtl/>
+        </w:rPr>
+        <w:t>وأدائها المالي وتدفقاتها النقدية لل</w:t>
+      </w:r>
+      <w:r>
+        <w:rPr>
+          <w:rFonts w:ascii="Arial" w:hAnsi="Arial" w:cs="Arial" w:hint="cs"/>
+          <w:color w:val="000000"/>
+          <w:sz w:val="26"/>
+          <w:szCs w:val="26"/>
+          <w:rtl/>
+        </w:rPr>
+        <w:t>سنة</w:t>
+      </w:r>
+      <w:r>
+        <w:rPr>
+          <w:rFonts w:ascii="Arial" w:hAnsi="Arial" w:cs="Arial"/>
+          <w:color w:val="000000"/>
+          <w:sz w:val="26"/>
+          <w:szCs w:val="26"/>
+          <w:rtl/>
+        </w:rPr>
+        <w:t xml:space="preserve"> المنتهية بذلك التاريخ</w:t>
+      </w:r>
+      <w:r>
+        <w:rPr>
+          <w:rFonts w:ascii="Arial" w:hAnsi="Arial" w:cs="Arial" w:hint="cs"/>
+          <w:color w:val="000000"/>
+          <w:sz w:val="26"/>
+          <w:szCs w:val="26"/>
+          <w:rtl/>
+        </w:rPr>
+        <w:t xml:space="preserve"> </w:t>
+      </w:r>
+      <w:r>
+        <w:rPr>
+          <w:rFonts w:ascii="Arial" w:hAnsi="Arial" w:cs="Arial" w:hint="cs"/>
+          <w:color w:val="000000"/>
+          <w:sz w:val="26"/>
+          <w:szCs w:val="26"/>
+          <w:rtl/>
+        </w:rPr>
+        <w:t>وفقاً للمعيار الدولي للتقرير المالي للمنشآت صغ</w:t>
+      </w:r>
+      <w:r>
+        <w:rPr>
+          <w:rFonts w:ascii="Arial" w:hAnsi="Arial" w:cs="Arial" w:hint="cs"/>
+          <w:color w:val="000000"/>
+          <w:sz w:val="26"/>
+          <w:szCs w:val="26"/>
+          <w:rtl/>
+        </w:rPr>
+        <w:t>ي</w:t>
+      </w:r>
+      <w:r>
+        <w:rPr>
+          <w:rFonts w:ascii="Arial" w:hAnsi="Arial" w:cs="Arial" w:hint="cs"/>
+          <w:color w:val="000000"/>
+          <w:sz w:val="26"/>
+          <w:szCs w:val="26"/>
+          <w:rtl/>
+        </w:rPr>
+        <w:t>رة ومتوسطة الحجم المعتمد في المملكة العربية السعودية والمعايير والاصدارات الاخرى المعتمدة من الهيئة السعودية للمراجعين والمحاسبين.</w:t>
+      </w:r>
+      <w:r>
+        <w:rPr>
+          <w:rFonts w:ascii="Arial" w:hAnsi="Arial" w:cs="Arial"/>
+          <w:color w:val="000000"/>
+          <w:sz w:val="26"/>
+          <w:szCs w:val="26"/>
+        </w:rPr>
+        <w:t xml:space="preserve"> </w:t>
+      </w:r>
+      <w:r>
+        <w:rPr>
+          <w:rFonts w:ascii="Arial" w:hAnsi="Arial" w:cs="Arial" w:hint="cs"/>
+          <w:color w:val="000000"/>
+          <w:sz w:val="26"/>
+          <w:szCs w:val="26"/>
+          <w:rtl/>
+        </w:rPr>
+        <w:t xml:space="preserve"> </w:t>
       </w:r>
     </w:p>
     <w:p>
@@ -399,723 +912,36 @@
         <w:jc w:val="both"/>
         <w:rPr>
           <w:rFonts w:ascii="Arial" w:hAnsi="Arial" w:cs="Arial"/>
-          <w:color w:val="000000"/>
-          <w:sz w:val="26"/>
-          <w:szCs w:val="26"/>
-        </w:rPr>
-      </w:pPr>
-      <w:r>
-        <w:rPr>
-          <w:rFonts w:ascii="Arial" w:hAnsi="Arial" w:cs="Arial" w:hint="cs"/>
-          <w:sz w:val="26"/>
-          <w:szCs w:val="26"/>
-          <w:rtl/>
-        </w:rPr>
-        <w:t>نقدم لكم كتاب التمثيل هذا لغايات مراجعتكم للقوائم المالية</w:t>
-      </w:r>
-      <w:r>
-        <w:rPr>
-          <w:rFonts w:ascii="Arial" w:hAnsi="Arial" w:cs="Arial" w:hint="cs"/>
-          <w:sz w:val="26"/>
-          <w:szCs w:val="26"/>
-          <w:rtl/>
-        </w:rPr>
-        <w:t xml:space="preserve"> </w:t>
-      </w:r>
-      <w:r>
-        <w:rPr>
-          <w:rFonts w:ascii="Arial" w:hAnsi="Arial" w:cs="Arial"/>
-          <w:sz w:val="26"/>
-          <w:szCs w:val="26"/>
-        </w:rPr>
-        <w:t xml:space="preserve">{#isProprietary} </w:t>
-      </w:r>
-      <w:r>
-        <w:rPr>
-          <w:rFonts w:ascii="Arial" w:hAnsi="Arial" w:cs="Arial"/>
-          <w:sz w:val="26"/>
-          <w:szCs w:val="26"/>
-        </w:rPr>
-        <w:t>{#isProprietary</w:t>
-      </w:r>
-      <w:r>
-        <w:rPr>
-          <w:rFonts w:ascii="Arial" w:hAnsi="Arial" w:cs="Arial"/>
-          <w:sz w:val="26"/>
-          <w:szCs w:val="26"/>
-          <w:rtl/>
-        </w:rPr>
-        <w:t>} ذات الغرض الخاص{/</w:t>
-      </w:r>
-      <w:proofErr w:type="spellStart"/>
-      <w:r>
-        <w:rPr>
-          <w:rFonts w:ascii="Arial" w:hAnsi="Arial" w:cs="Arial"/>
-          <w:sz w:val="26"/>
-          <w:szCs w:val="26"/>
-        </w:rPr>
-        <w:t>isProprietary</w:t>
-      </w:r>
-      <w:proofErr w:type="spellEnd"/>
-      <w:r>
-        <w:rPr>
-          <w:rFonts w:ascii="Arial" w:hAnsi="Arial" w:cs="Arial"/>
-          <w:sz w:val="26"/>
-          <w:szCs w:val="26"/>
-        </w:rPr>
-        <w:t>}</w:t>
-      </w:r>
-      <w:r>
-        <w:rPr>
-          <w:rFonts w:ascii="Arial" w:hAnsi="Arial" w:cs="Arial"/>
-          <w:sz w:val="26"/>
-          <w:szCs w:val="26"/>
-        </w:rPr>
-        <w:t>{/</w:t>
-      </w:r>
-      <w:proofErr w:type="spellStart"/>
-      <w:r>
-        <w:rPr>
-          <w:rFonts w:ascii="Arial" w:hAnsi="Arial" w:cs="Arial"/>
-          <w:sz w:val="26"/>
-          <w:szCs w:val="26"/>
-        </w:rPr>
-        <w:t>isProprietary</w:t>
-      </w:r>
-      <w:proofErr w:type="spellEnd"/>
-      <w:r>
-        <w:rPr>
-          <w:rFonts w:ascii="Arial" w:hAnsi="Arial" w:cs="Arial"/>
-          <w:sz w:val="26"/>
-          <w:szCs w:val="26"/>
-        </w:rPr>
-        <w:t>}</w:t>
-      </w:r>
-      <w:r>
-        <w:rPr>
-          <w:rFonts w:ascii="Arial" w:hAnsi="Arial" w:cs="Arial" w:hint="cs"/>
-          <w:sz w:val="26"/>
-          <w:szCs w:val="26"/>
-          <w:rtl/>
-        </w:rPr>
-        <w:t xml:space="preserve"> </w:t>
-      </w:r>
-      <w:r>
-        <w:rPr>
-          <w:rFonts w:ascii="Arial" w:hAnsi="Arial" w:cs="Arial"/>
-          <w:sz w:val="26"/>
-          <w:szCs w:val="26"/>
-        </w:rPr>
-        <w:t>{</w:t>
-      </w:r>
-      <w:proofErr w:type="spellStart"/>
-      <w:r>
-        <w:rPr>
-          <w:rFonts w:ascii="Arial" w:hAnsi="Arial" w:cs="Arial"/>
-          <w:sz w:val="26"/>
-          <w:szCs w:val="26"/>
-        </w:rPr>
-        <w:t>entityWord</w:t>
-      </w:r>
-      <w:proofErr w:type="spellEnd"/>
-      <w:r>
-        <w:rPr>
-          <w:rFonts w:ascii="Arial" w:hAnsi="Arial" w:cs="Arial"/>
-          <w:sz w:val="26"/>
-          <w:szCs w:val="26"/>
-        </w:rPr>
-        <w:t>}</w:t>
-      </w:r>
-      <w:r>
-        <w:rPr>
-          <w:rFonts w:ascii="Arial" w:hAnsi="Arial" w:cs="Arial"/>
-          <w:sz w:val="26"/>
-          <w:szCs w:val="26"/>
-          <w:rtl/>
-        </w:rPr>
-        <w:t xml:space="preserve"> </w:t>
-      </w:r>
-      <w:r>
-        <w:rPr>
-          <w:rFonts w:ascii="Arial" w:hAnsi="Arial" w:cs="Arial"/>
-          <w:sz w:val="26"/>
-          <w:szCs w:val="26"/>
-        </w:rPr>
-        <w:t>{</w:t>
-      </w:r>
-      <w:proofErr w:type="spellStart"/>
-      <w:r>
-        <w:rPr>
-          <w:rFonts w:ascii="Arial" w:hAnsi="Arial" w:cs="Arial"/>
-          <w:sz w:val="26"/>
-          <w:szCs w:val="26"/>
-        </w:rPr>
-        <w:t>companyName</w:t>
-      </w:r>
-      <w:proofErr w:type="spellEnd"/>
-      <w:r>
-        <w:rPr>
-          <w:rFonts w:ascii="Arial" w:hAnsi="Arial" w:cs="Arial"/>
-          <w:sz w:val="26"/>
-          <w:szCs w:val="26"/>
-        </w:rPr>
-        <w:t>}</w:t>
-      </w:r>
-      <w:r>
-        <w:rPr>
-          <w:rFonts w:ascii="Arial" w:hAnsi="Arial" w:cs="Arial" w:hint="cs"/>
-          <w:sz w:val="26"/>
-          <w:szCs w:val="26"/>
-          <w:rtl/>
-        </w:rPr>
-        <w:t xml:space="preserve"> </w:t>
-      </w:r>
-      <w:r>
-        <w:rPr>
-          <w:rFonts w:ascii="Arial" w:hAnsi="Arial" w:cs="Arial" w:hint="cs"/>
-          <w:sz w:val="26"/>
-          <w:szCs w:val="26"/>
-          <w:rtl/>
-        </w:rPr>
-        <w:t>والتي تتكون من قائمة المركز المالي</w:t>
-      </w:r>
-      <w:r>
-        <w:rPr>
-          <w:rFonts w:ascii="Arial" w:hAnsi="Arial" w:cs="Arial" w:hint="cs"/>
-          <w:sz w:val="26"/>
-          <w:szCs w:val="26"/>
-          <w:rtl/>
-        </w:rPr>
-        <w:t xml:space="preserve"> </w:t>
-      </w:r>
-      <w:r>
-        <w:rPr>
-          <w:rFonts w:ascii="Arial" w:hAnsi="Arial" w:cs="Arial" w:hint="cs"/>
-          <w:sz w:val="26"/>
-          <w:szCs w:val="26"/>
-          <w:rtl/>
-        </w:rPr>
-        <w:t>كم</w:t>
-      </w:r>
-      <w:r>
-        <w:rPr>
-          <w:rFonts w:ascii="Arial" w:hAnsi="Arial" w:cs="Arial" w:hint="cs"/>
-          <w:sz w:val="26"/>
-          <w:szCs w:val="26"/>
-          <w:rtl/>
-        </w:rPr>
-        <w:t>ا</w:t>
-      </w:r>
-      <w:r>
-        <w:rPr>
-          <w:rFonts w:ascii="Arial" w:hAnsi="Arial" w:cs="Arial" w:hint="cs"/>
-          <w:sz w:val="26"/>
-          <w:szCs w:val="26"/>
-          <w:rtl/>
-        </w:rPr>
-        <w:t xml:space="preserve"> في </w:t>
-      </w:r>
-      <w:r>
-        <w:rPr>
-          <w:rFonts w:ascii="Arial" w:hAnsi="Arial" w:cs="Arial"/>
-          <w:sz w:val="26"/>
-          <w:szCs w:val="26"/>
-        </w:rPr>
-        <w:t>{</w:t>
-      </w:r>
-      <w:proofErr w:type="spellStart"/>
-      <w:r>
-        <w:rPr>
-          <w:rFonts w:ascii="Arial" w:hAnsi="Arial" w:cs="Arial"/>
-          <w:sz w:val="26"/>
-          <w:szCs w:val="26"/>
-        </w:rPr>
-        <w:t>yearEnd</w:t>
-      </w:r>
-      <w:proofErr w:type="spellEnd"/>
-      <w:r>
-        <w:rPr>
-          <w:rFonts w:ascii="Arial" w:hAnsi="Arial" w:cs="Arial"/>
-          <w:sz w:val="26"/>
-          <w:szCs w:val="26"/>
-        </w:rPr>
-        <w:t>}</w:t>
-      </w:r>
-      <w:r>
-        <w:rPr>
-          <w:rFonts w:ascii="Arial" w:hAnsi="Arial" w:cs="Arial" w:hint="cs"/>
-          <w:sz w:val="26"/>
-          <w:szCs w:val="26"/>
-          <w:rtl/>
-        </w:rPr>
-        <w:t xml:space="preserve"> وكل من</w:t>
-      </w:r>
-      <w:r>
-        <w:rPr>
-          <w:rFonts w:ascii="Arial" w:hAnsi="Arial" w:cs="Arial" w:hint="cs"/>
-          <w:color w:val="000000"/>
-          <w:sz w:val="26"/>
-          <w:szCs w:val="26"/>
-          <w:rtl/>
-        </w:rPr>
-        <w:t xml:space="preserve"> </w:t>
-      </w:r>
-      <w:r>
-        <w:rPr>
-          <w:rFonts w:ascii="Arial" w:hAnsi="Arial" w:cs="Arial" w:hint="cs"/>
-          <w:color w:val="000000"/>
-          <w:sz w:val="26"/>
-          <w:szCs w:val="26"/>
-          <w:rtl/>
-        </w:rPr>
-        <w:t xml:space="preserve">قائمة </w:t>
-      </w:r>
-      <w:r>
-        <w:rPr>
-          <w:rFonts w:ascii="Arial" w:hAnsi="Arial" w:cs="Arial"/>
-          <w:color w:val="000000"/>
-          <w:sz w:val="26"/>
-          <w:szCs w:val="26"/>
-          <w:rtl/>
-        </w:rPr>
-        <w:t>الدخل الشامل</w:t>
-      </w:r>
-      <w:r>
-        <w:rPr>
-          <w:rFonts w:ascii="Arial" w:hAnsi="Arial" w:cs="Arial" w:hint="cs"/>
-          <w:color w:val="000000"/>
-          <w:sz w:val="26"/>
-          <w:szCs w:val="26"/>
-          <w:rtl/>
-        </w:rPr>
-        <w:t xml:space="preserve"> </w:t>
-      </w:r>
-      <w:r>
-        <w:rPr>
-          <w:rFonts w:ascii="Arial" w:hAnsi="Arial" w:cs="Arial" w:hint="cs"/>
-          <w:color w:val="000000"/>
-          <w:sz w:val="26"/>
-          <w:szCs w:val="26"/>
-          <w:rtl/>
-        </w:rPr>
-        <w:t xml:space="preserve">وقائمة </w:t>
-      </w:r>
-      <w:r>
-        <w:rPr>
-          <w:rFonts w:ascii="Arial" w:hAnsi="Arial" w:cs="Arial" w:hint="cs"/>
-          <w:sz w:val="26"/>
-          <w:szCs w:val="26"/>
-          <w:rtl/>
-        </w:rPr>
-        <w:t xml:space="preserve">حقوق </w:t>
-      </w:r>
-      <w:r>
-        <w:rPr>
-          <w:rFonts w:ascii="Arial" w:hAnsi="Arial" w:cs="Arial" w:hint="cs"/>
-          <w:sz w:val="26"/>
-          <w:szCs w:val="26"/>
-          <w:rtl/>
-        </w:rPr>
-        <w:t>الملكية</w:t>
-      </w:r>
-      <w:r>
-        <w:rPr>
-          <w:rFonts w:ascii="Arial" w:hAnsi="Arial" w:cs="Arial"/>
-          <w:sz w:val="26"/>
-          <w:szCs w:val="26"/>
-          <w:rtl/>
-        </w:rPr>
-        <w:t xml:space="preserve"> </w:t>
-      </w:r>
-      <w:r>
-        <w:rPr>
-          <w:rFonts w:ascii="Arial" w:hAnsi="Arial" w:cs="Arial" w:hint="cs"/>
-          <w:sz w:val="26"/>
-          <w:szCs w:val="26"/>
-          <w:rtl/>
-        </w:rPr>
-        <w:t>وقائمة التدفقات النقدية</w:t>
-      </w:r>
-      <w:r>
-        <w:rPr>
-          <w:rFonts w:ascii="Arial" w:hAnsi="Arial" w:cs="Arial" w:hint="cs"/>
-          <w:sz w:val="26"/>
-          <w:szCs w:val="26"/>
-          <w:rtl/>
-        </w:rPr>
-        <w:t xml:space="preserve"> </w:t>
-      </w:r>
-      <w:r>
-        <w:rPr>
-          <w:rFonts w:ascii="Arial" w:hAnsi="Arial" w:cs="Arial" w:hint="cs"/>
-          <w:sz w:val="26"/>
-          <w:szCs w:val="26"/>
-          <w:rtl/>
-        </w:rPr>
-        <w:t>لل</w:t>
-      </w:r>
-      <w:r>
-        <w:rPr>
-          <w:rFonts w:ascii="Arial" w:hAnsi="Arial" w:cs="Arial" w:hint="cs"/>
-          <w:sz w:val="26"/>
-          <w:szCs w:val="26"/>
-          <w:rtl/>
-        </w:rPr>
-        <w:t>سنة</w:t>
-      </w:r>
-      <w:r>
-        <w:rPr>
-          <w:rFonts w:ascii="Arial" w:hAnsi="Arial" w:cs="Arial" w:hint="cs"/>
-          <w:sz w:val="26"/>
-          <w:szCs w:val="26"/>
-          <w:rtl/>
-        </w:rPr>
-        <w:t xml:space="preserve"> المنتهية في ذلك التاريخ، وذلك لغرض ابداء الرأي فيما اذا كانت هذه القوائم المالية</w:t>
-      </w:r>
-      <w:r>
-        <w:rPr>
-          <w:rFonts w:ascii="Arial" w:hAnsi="Arial" w:cs="Arial" w:hint="cs"/>
-          <w:sz w:val="26"/>
-          <w:szCs w:val="26"/>
-          <w:rtl/>
-        </w:rPr>
-        <w:t xml:space="preserve"> </w:t>
-      </w:r>
-      <w:r>
-        <w:rPr>
-          <w:rFonts w:ascii="Arial" w:hAnsi="Arial" w:cs="Arial"/>
-          <w:sz w:val="26"/>
-          <w:szCs w:val="26"/>
-        </w:rPr>
-        <w:t xml:space="preserve">{#isProprietary} </w:t>
-      </w:r>
-      <w:r>
-        <w:rPr>
-          <w:rFonts w:ascii="Arial" w:hAnsi="Arial" w:cs="Arial"/>
-          <w:sz w:val="26"/>
-          <w:szCs w:val="26"/>
-        </w:rPr>
-        <w:t>{#isProprietary</w:t>
-      </w:r>
-      <w:r>
-        <w:rPr>
-          <w:rFonts w:ascii="Arial" w:hAnsi="Arial" w:cs="Arial"/>
-          <w:sz w:val="26"/>
-          <w:szCs w:val="26"/>
-          <w:rtl/>
-        </w:rPr>
-        <w:t>} ذات الغرض الخاص{/</w:t>
-      </w:r>
-      <w:proofErr w:type="spellStart"/>
-      <w:r>
-        <w:rPr>
-          <w:rFonts w:ascii="Arial" w:hAnsi="Arial" w:cs="Arial"/>
-          <w:sz w:val="26"/>
-          <w:szCs w:val="26"/>
-        </w:rPr>
-        <w:t>isProprietary</w:t>
-      </w:r>
-      <w:proofErr w:type="spellEnd"/>
-      <w:r>
-        <w:rPr>
-          <w:rFonts w:ascii="Arial" w:hAnsi="Arial" w:cs="Arial"/>
-          <w:sz w:val="26"/>
-          <w:szCs w:val="26"/>
-        </w:rPr>
-        <w:t>}</w:t>
-      </w:r>
-      <w:r>
-        <w:rPr>
-          <w:rFonts w:ascii="Arial" w:hAnsi="Arial" w:cs="Arial"/>
-          <w:sz w:val="26"/>
-          <w:szCs w:val="26"/>
-        </w:rPr>
-        <w:t>{/</w:t>
-      </w:r>
-      <w:proofErr w:type="spellStart"/>
-      <w:r>
-        <w:rPr>
-          <w:rFonts w:ascii="Arial" w:hAnsi="Arial" w:cs="Arial"/>
-          <w:sz w:val="26"/>
-          <w:szCs w:val="26"/>
-        </w:rPr>
-        <w:t>isProprietary</w:t>
-      </w:r>
-      <w:proofErr w:type="spellEnd"/>
-      <w:r>
-        <w:rPr>
-          <w:rFonts w:ascii="Arial" w:hAnsi="Arial" w:cs="Arial"/>
-          <w:sz w:val="26"/>
-          <w:szCs w:val="26"/>
-        </w:rPr>
-        <w:t>}</w:t>
-      </w:r>
-      <w:r>
-        <w:rPr>
-          <w:rFonts w:ascii="Arial" w:hAnsi="Arial" w:cs="Arial" w:hint="cs"/>
-          <w:sz w:val="26"/>
-          <w:szCs w:val="26"/>
-          <w:rtl/>
-        </w:rPr>
-        <w:t xml:space="preserve"> </w:t>
-      </w:r>
-      <w:r>
-        <w:rPr>
-          <w:rFonts w:ascii="Arial" w:hAnsi="Arial" w:cs="Arial" w:hint="cs"/>
-          <w:sz w:val="26"/>
-          <w:szCs w:val="26"/>
-          <w:rtl/>
-        </w:rPr>
-        <w:t xml:space="preserve">تظهر بصورة عادلة من </w:t>
-      </w:r>
-      <w:r>
-        <w:rPr>
-          <w:rFonts w:ascii="Arial" w:hAnsi="Arial" w:cs="Arial" w:hint="cs"/>
-          <w:sz w:val="26"/>
-          <w:szCs w:val="26"/>
-          <w:rtl/>
-        </w:rPr>
-        <w:t>كافة</w:t>
-      </w:r>
-      <w:r>
-        <w:rPr>
-          <w:rFonts w:ascii="Arial" w:hAnsi="Arial" w:cs="Arial" w:hint="cs"/>
-          <w:sz w:val="26"/>
-          <w:szCs w:val="26"/>
-          <w:rtl/>
-        </w:rPr>
-        <w:t xml:space="preserve"> النواحي الجوهرية </w:t>
-      </w:r>
-      <w:r>
-        <w:rPr>
-          <w:rFonts w:ascii="Arial" w:hAnsi="Arial" w:cs="Arial"/>
-          <w:sz w:val="26"/>
-          <w:szCs w:val="26"/>
-          <w:rtl/>
-        </w:rPr>
-        <w:t>المركز المالي</w:t>
-      </w:r>
-      <w:r>
-        <w:rPr>
-          <w:rFonts w:ascii="Arial" w:hAnsi="Arial" w:cs="Arial" w:hint="cs"/>
-          <w:sz w:val="26"/>
-          <w:szCs w:val="26"/>
-          <w:rtl/>
-        </w:rPr>
-        <w:t xml:space="preserve"> </w:t>
-      </w:r>
-      <w:r>
-        <w:rPr>
-          <w:rFonts w:ascii="Arial" w:hAnsi="Arial" w:cs="Arial"/>
-          <w:sz w:val="26"/>
-          <w:szCs w:val="26"/>
-        </w:rPr>
-        <w:t>{</w:t>
-      </w:r>
-      <w:proofErr w:type="spellStart"/>
-      <w:r>
-        <w:rPr>
-          <w:rFonts w:ascii="Arial" w:hAnsi="Arial" w:cs="Arial"/>
-          <w:sz w:val="26"/>
-          <w:szCs w:val="26"/>
-        </w:rPr>
-        <w:t>entityWord</w:t>
-      </w:r>
-      <w:proofErr w:type="spellEnd"/>
-      <w:r>
-        <w:rPr>
-          <w:rFonts w:ascii="Arial" w:hAnsi="Arial" w:cs="Arial"/>
-          <w:sz w:val="26"/>
-          <w:szCs w:val="26"/>
-        </w:rPr>
-        <w:t>}</w:t>
-      </w:r>
-      <w:r>
-        <w:rPr>
-          <w:rFonts w:ascii="Arial" w:hAnsi="Arial" w:cs="Arial"/>
-          <w:color w:val="000000"/>
-          <w:sz w:val="26"/>
-          <w:szCs w:val="26"/>
-          <w:rtl/>
-        </w:rPr>
-        <w:t xml:space="preserve"> </w:t>
-      </w:r>
-      <w:r>
-        <w:rPr>
-          <w:rFonts w:ascii="Arial" w:hAnsi="Arial" w:cs="Arial"/>
-          <w:color w:val="000000"/>
-          <w:sz w:val="26"/>
-          <w:szCs w:val="26"/>
-        </w:rPr>
-        <w:t>{</w:t>
-      </w:r>
-      <w:proofErr w:type="spellStart"/>
-      <w:r>
-        <w:rPr>
-          <w:rFonts w:ascii="Arial" w:hAnsi="Arial" w:cs="Arial"/>
-          <w:color w:val="000000"/>
-          <w:sz w:val="26"/>
-          <w:szCs w:val="26"/>
-        </w:rPr>
-        <w:t>companyName</w:t>
-      </w:r>
-      <w:proofErr w:type="spellEnd"/>
-      <w:r>
-        <w:rPr>
-          <w:rFonts w:ascii="Arial" w:hAnsi="Arial" w:cs="Arial"/>
-          <w:color w:val="000000"/>
-          <w:sz w:val="26"/>
-          <w:szCs w:val="26"/>
-        </w:rPr>
-        <w:t>}</w:t>
-      </w:r>
-      <w:r>
-        <w:rPr>
-          <w:rFonts w:ascii="Arial" w:hAnsi="Arial" w:cs="Arial" w:hint="cs"/>
-          <w:color w:val="000000"/>
-          <w:sz w:val="26"/>
-          <w:szCs w:val="26"/>
-          <w:rtl/>
-        </w:rPr>
-        <w:t xml:space="preserve"> </w:t>
-      </w:r>
-      <w:r>
-        <w:rPr>
-          <w:rFonts w:ascii="Arial" w:hAnsi="Arial" w:cs="Arial"/>
-          <w:color w:val="000000"/>
-          <w:sz w:val="26"/>
-          <w:szCs w:val="26"/>
-          <w:rtl/>
-        </w:rPr>
-        <w:t xml:space="preserve">كما في </w:t>
-      </w:r>
-      <w:r>
-        <w:rPr>
-          <w:rFonts w:ascii="Arial" w:hAnsi="Arial" w:cs="Arial"/>
-          <w:color w:val="000000"/>
-          <w:sz w:val="26"/>
-          <w:szCs w:val="26"/>
-        </w:rPr>
-        <w:t>{</w:t>
-      </w:r>
-      <w:proofErr w:type="spellStart"/>
-      <w:r>
-        <w:rPr>
-          <w:rFonts w:ascii="Arial" w:hAnsi="Arial" w:cs="Arial"/>
-          <w:color w:val="000000"/>
-          <w:sz w:val="26"/>
-          <w:szCs w:val="26"/>
-        </w:rPr>
-        <w:t>yearEnd</w:t>
-      </w:r>
-      <w:proofErr w:type="spellEnd"/>
-      <w:r>
-        <w:rPr>
-          <w:rFonts w:ascii="Arial" w:hAnsi="Arial" w:cs="Arial"/>
-          <w:color w:val="000000"/>
-          <w:sz w:val="26"/>
-          <w:szCs w:val="26"/>
-        </w:rPr>
-        <w:t>}</w:t>
-      </w:r>
-      <w:r>
-        <w:rPr>
-          <w:rFonts w:ascii="Arial" w:hAnsi="Arial" w:cs="Arial" w:hint="cs"/>
-          <w:color w:val="000000"/>
-          <w:sz w:val="26"/>
-          <w:szCs w:val="26"/>
-          <w:rtl/>
-        </w:rPr>
-        <w:t xml:space="preserve"> </w:t>
-      </w:r>
-      <w:r>
-        <w:rPr>
-          <w:rFonts w:ascii="Arial" w:hAnsi="Arial" w:cs="Arial"/>
-          <w:color w:val="000000"/>
-          <w:sz w:val="26"/>
-          <w:szCs w:val="26"/>
-          <w:rtl/>
-        </w:rPr>
-        <w:t>وأدائها المالي وتدفقاتها النقدية لل</w:t>
-      </w:r>
-      <w:r>
-        <w:rPr>
-          <w:rFonts w:ascii="Arial" w:hAnsi="Arial" w:cs="Arial" w:hint="cs"/>
-          <w:color w:val="000000"/>
-          <w:sz w:val="26"/>
-          <w:szCs w:val="26"/>
-          <w:rtl/>
-        </w:rPr>
-        <w:t>سنة</w:t>
-      </w:r>
-      <w:r>
-        <w:rPr>
-          <w:rFonts w:ascii="Arial" w:hAnsi="Arial" w:cs="Arial"/>
-          <w:color w:val="000000"/>
-          <w:sz w:val="26"/>
-          <w:szCs w:val="26"/>
-          <w:rtl/>
-        </w:rPr>
-        <w:t xml:space="preserve"> المنتهية بذلك التاريخ</w:t>
-      </w:r>
-      <w:r>
-        <w:rPr>
-          <w:rFonts w:ascii="Arial" w:hAnsi="Arial" w:cs="Arial" w:hint="cs"/>
-          <w:color w:val="000000"/>
-          <w:sz w:val="26"/>
-          <w:szCs w:val="26"/>
-          <w:rtl/>
-        </w:rPr>
-        <w:t xml:space="preserve"> </w:t>
-      </w:r>
-      <w:r>
-        <w:rPr>
-          <w:rFonts w:ascii="Arial" w:hAnsi="Arial" w:cs="Arial" w:hint="cs"/>
-          <w:color w:val="000000"/>
-          <w:sz w:val="26"/>
-          <w:szCs w:val="26"/>
-          <w:rtl/>
-        </w:rPr>
-        <w:t>وفقاً للمعيار الدولي للتقرير المالي للمنشآت صغ</w:t>
-      </w:r>
-      <w:r>
-        <w:rPr>
-          <w:rFonts w:ascii="Arial" w:hAnsi="Arial" w:cs="Arial" w:hint="cs"/>
-          <w:color w:val="000000"/>
-          <w:sz w:val="26"/>
-          <w:szCs w:val="26"/>
-          <w:rtl/>
-        </w:rPr>
-        <w:t>ي</w:t>
-      </w:r>
-      <w:r>
-        <w:rPr>
-          <w:rFonts w:ascii="Arial" w:hAnsi="Arial" w:cs="Arial" w:hint="cs"/>
-          <w:color w:val="000000"/>
-          <w:sz w:val="26"/>
-          <w:szCs w:val="26"/>
-          <w:rtl/>
-        </w:rPr>
-        <w:t>رة ومتوسطة الحجم المعتمد في المملكة العربية السعودية والمعايير والاصدارات الاخرى المعتمدة من الهيئة السعودية للمراجعين والمحاسبين.</w:t>
-      </w:r>
-      <w:r>
-        <w:rPr>
-          <w:rFonts w:ascii="Arial" w:hAnsi="Arial" w:cs="Arial"/>
-          <w:color w:val="000000"/>
-          <w:sz w:val="26"/>
-          <w:szCs w:val="26"/>
-        </w:rPr>
-        <w:t xml:space="preserve"> </w:t>
-      </w:r>
-      <w:r>
-        <w:rPr>
-          <w:rFonts w:ascii="Arial" w:hAnsi="Arial" w:cs="Arial" w:hint="cs"/>
-          <w:color w:val="000000"/>
-          <w:sz w:val="26"/>
-          <w:szCs w:val="26"/>
-          <w:rtl/>
-        </w:rPr>
-        <w:t xml:space="preserve"> </w:t>
+          <w:sz w:val="26"/>
+          <w:szCs w:val="26"/>
+          <w:rtl/>
+        </w:rPr>
+      </w:pPr>
+      <w:r>
+        <w:rPr>
+          <w:rFonts w:ascii="Arial" w:hAnsi="Arial" w:cs="Arial"/>
+          <w:sz w:val="26"/>
+          <w:szCs w:val="26"/>
+          <w:rtl/>
+        </w:rPr>
+        <w:t xml:space="preserve">نؤكد، حسب علمنا واعتقادنا، صحة التأكيدات التالية المتعلقة بطلبكم لتعزيز المعلومات التي حصلتم عليها من دفاتر وسجلات </w:t>
+      </w:r>
+      <w:r>
+        <w:rPr>
+          <w:rFonts w:ascii="Arial" w:hAnsi="Arial" w:cs="Arial"/>
+          <w:sz w:val="26"/>
+          <w:szCs w:val="26"/>
+        </w:rPr>
+        <w:t>{entityThe}</w:t>
+      </w:r>
+      <w:r>
+        <w:rPr>
+          <w:rFonts w:ascii="Arial" w:hAnsi="Arial" w:cs="Arial"/>
+          <w:sz w:val="26"/>
+          <w:szCs w:val="26"/>
+          <w:rtl/>
+        </w:rPr>
+        <w:t xml:space="preserve"> وتأكيداً للمعلومات التي أعطيت لكم:</w:t>
       </w:r>
     </w:p>
     <w:p>
@@ -1142,54 +968,175 @@
         <w:jc w:val="both"/>
         <w:rPr>
           <w:rFonts w:ascii="Arial" w:hAnsi="Arial" w:cs="Arial"/>
-          <w:sz w:val="26"/>
-          <w:szCs w:val="26"/>
-          <w:rtl/>
-        </w:rPr>
-      </w:pPr>
-      <w:r>
-        <w:rPr>
-          <w:rFonts w:ascii="Arial" w:hAnsi="Arial" w:cs="Arial"/>
-          <w:sz w:val="26"/>
-          <w:szCs w:val="26"/>
-          <w:rtl/>
-        </w:rPr>
-        <w:t xml:space="preserve">نؤكد، حسب علمنا واعتقادنا، صحة التأكيدات التالية المتعلقة بطلبكم لتعزيز المعلومات التي حصلتم عليها من دفاتر وسجلات </w:t>
-      </w:r>
-      <w:r>
-        <w:rPr>
-          <w:rFonts w:ascii="Arial" w:hAnsi="Arial" w:cs="Arial"/>
-          <w:sz w:val="26"/>
-          <w:szCs w:val="26"/>
+          <w:b/>
+          <w:bCs/>
+          <w:sz w:val="26"/>
+          <w:szCs w:val="26"/>
+          <w:rtl/>
+        </w:rPr>
+      </w:pPr>
+      <w:r>
+        <w:rPr>
+          <w:rFonts w:ascii="Arial" w:hAnsi="Arial" w:cs="Arial"/>
+          <w:b/>
+          <w:bCs/>
+          <w:sz w:val="26"/>
+          <w:szCs w:val="26"/>
+          <w:rtl/>
+        </w:rPr>
+        <w:t>القوائم المالية</w:t>
+      </w:r>
+      <w:r>
+        <w:rPr>
+          <w:rFonts w:ascii="Arial" w:hAnsi="Arial" w:cs="Arial" w:hint="cs"/>
+          <w:b/>
+          <w:bCs/>
+          <w:sz w:val="26"/>
+          <w:szCs w:val="26"/>
+          <w:rtl/>
+        </w:rPr>
+        <w:t xml:space="preserve"> </w:t>
+      </w:r>
+      <w:r>
+        <w:rPr>
+          <w:rFonts w:ascii="Arial" w:hAnsi="Arial" w:cs="Arial"/>
+          <w:b/>
+          <w:bCs/>
+          <w:sz w:val="26"/>
+          <w:szCs w:val="26"/>
+          <w:rtl/>
+        </w:rPr>
+        <w:t>{#</w:t>
+      </w:r>
+      <w:r>
+        <w:rPr>
+          <w:rFonts w:ascii="Arial" w:hAnsi="Arial" w:cs="Arial"/>
+          <w:b/>
+          <w:bCs/>
+          <w:sz w:val="26"/>
+          <w:szCs w:val="26"/>
+        </w:rPr>
+        <w:t>isProprietary</w:t>
+      </w:r>
+      <w:r>
+        <w:rPr>
+          <w:rFonts w:ascii="Arial" w:hAnsi="Arial" w:cs="Arial"/>
+          <w:b/>
+          <w:bCs/>
+          <w:sz w:val="26"/>
+          <w:szCs w:val="26"/>
+          <w:rtl/>
+        </w:rPr>
+        <w:t xml:space="preserve">} </w:t>
+      </w:r>
+      <w:r>
+        <w:rPr>
+          <w:rFonts w:ascii="Arial" w:hAnsi="Arial" w:cs="Arial"/>
+          <w:b/>
+          <w:bCs/>
+          <w:sz w:val="26"/>
+          <w:szCs w:val="26"/>
+          <w:rtl/>
+        </w:rPr>
+        <w:t>{#</w:t>
+      </w:r>
+      <w:r>
+        <w:rPr>
+          <w:rFonts w:ascii="Arial" w:hAnsi="Arial" w:cs="Arial"/>
+          <w:b/>
+          <w:bCs/>
+          <w:sz w:val="26"/>
+          <w:szCs w:val="26"/>
+        </w:rPr>
+        <w:t>isProprietary</w:t>
+      </w:r>
+      <w:r>
+        <w:rPr>
+          <w:rFonts w:ascii="Arial" w:hAnsi="Arial" w:cs="Arial"/>
+          <w:b/>
+          <w:bCs/>
+          <w:sz w:val="26"/>
+          <w:szCs w:val="26"/>
+          <w:rtl/>
+        </w:rPr>
+        <w:t>} ذات الغرض الخاص{/</w:t>
+      </w:r>
+      <w:proofErr w:type="gramStart"/>
+      <w:r>
+        <w:rPr>
+          <w:rFonts w:ascii="Arial" w:hAnsi="Arial" w:cs="Arial"/>
+          <w:b/>
+          <w:bCs/>
+          <w:sz w:val="26"/>
+          <w:szCs w:val="26"/>
+        </w:rPr>
+        <w:t>isProprietary</w:t>
+      </w:r>
+      <w:r>
+        <w:rPr>
+          <w:rFonts w:ascii="Arial" w:hAnsi="Arial" w:cs="Arial"/>
+          <w:b/>
+          <w:bCs/>
+          <w:sz w:val="26"/>
+          <w:szCs w:val="26"/>
+          <w:rtl/>
+        </w:rPr>
+        <w:t>}</w:t>
+      </w:r>
+      <w:r>
+        <w:rPr>
+          <w:rFonts w:ascii="Arial" w:hAnsi="Arial" w:cs="Arial"/>
+          <w:b/>
+          <w:bCs/>
+          <w:sz w:val="26"/>
+          <w:szCs w:val="26"/>
+          <w:rtl/>
         </w:rPr>
         <w:t>{</w:t>
       </w:r>
-      <w:proofErr w:type="spellStart"/>
-      <w:r>
-        <w:rPr>
-          <w:rFonts w:ascii="Arial" w:hAnsi="Arial" w:cs="Arial"/>
-          <w:sz w:val="26"/>
-          <w:szCs w:val="26"/>
-        </w:rPr>
-        <w:t>entityWord</w:t>
-      </w:r>
-      <w:proofErr w:type="spellEnd"/>
-      <w:r>
-        <w:rPr>
-          <w:rFonts w:ascii="Arial" w:hAnsi="Arial" w:cs="Arial"/>
-          <w:sz w:val="26"/>
-          <w:szCs w:val="26"/>
+      <w:proofErr w:type="gramEnd"/>
+      <w:r>
+        <w:rPr>
+          <w:rFonts w:ascii="Arial" w:hAnsi="Arial" w:cs="Arial"/>
+          <w:b/>
+          <w:bCs/>
+          <w:sz w:val="26"/>
+          <w:szCs w:val="26"/>
+          <w:rtl/>
+        </w:rPr>
+        <w:t>/</w:t>
+      </w:r>
+      <w:r>
+        <w:rPr>
+          <w:rFonts w:ascii="Arial" w:hAnsi="Arial" w:cs="Arial"/>
+          <w:b/>
+          <w:bCs/>
+          <w:sz w:val="26"/>
+          <w:szCs w:val="26"/>
+        </w:rPr>
+        <w:t>isProprietary</w:t>
+      </w:r>
+      <w:r>
+        <w:rPr>
+          <w:rFonts w:ascii="Arial" w:hAnsi="Arial" w:cs="Arial"/>
+          <w:b/>
+          <w:bCs/>
+          <w:sz w:val="26"/>
+          <w:szCs w:val="26"/>
+          <w:rtl/>
         </w:rPr>
         <w:t>}</w:t>
       </w:r>
       <w:r>
         <w:rPr>
           <w:rFonts w:ascii="Arial" w:hAnsi="Arial" w:cs="Arial"/>
-          <w:sz w:val="26"/>
-          <w:szCs w:val="26"/>
-          <w:rtl/>
-        </w:rPr>
-        <w:t xml:space="preserve"> وتأكيداً للمعلومات التي أعطيت لكم:</w:t>
+          <w:b/>
+          <w:bCs/>
+          <w:sz w:val="26"/>
+          <w:szCs w:val="26"/>
+          <w:rtl/>
+        </w:rPr>
+        <w:t xml:space="preserve"> والسجلات المالية</w:t>
       </w:r>
     </w:p>
     <w:p>
@@ -1201,6 +1148,8 @@
         <w:jc w:val="both"/>
         <w:rPr>
           <w:rFonts w:ascii="Arial" w:hAnsi="Arial" w:cs="Arial"/>
+          <w:b/>
+          <w:bCs/>
           <w:sz w:val="26"/>
           <w:szCs w:val="26"/>
           <w:rtl/>
@@ -1213,211 +1162,6 @@
           <w:tab w:val="center" w:pos="7139"/>
         </w:tabs>
         <w:spacing w:line="300" w:lineRule="exact"/>
-        <w:jc w:val="both"/>
-        <w:rPr>
-          <w:rFonts w:ascii="Arial" w:hAnsi="Arial" w:cs="Arial"/>
-          <w:b/>
-          <w:bCs/>
-          <w:sz w:val="26"/>
-          <w:szCs w:val="26"/>
-          <w:rtl/>
-        </w:rPr>
-      </w:pPr>
-      <w:r>
-        <w:rPr>
-          <w:rFonts w:ascii="Arial" w:hAnsi="Arial" w:cs="Arial"/>
-          <w:b/>
-          <w:bCs/>
-          <w:sz w:val="26"/>
-          <w:szCs w:val="26"/>
-          <w:rtl/>
-        </w:rPr>
-        <w:t>القوائم المالية</w:t>
-      </w:r>
-      <w:r>
-        <w:rPr>
-          <w:rFonts w:ascii="Arial" w:hAnsi="Arial" w:cs="Arial" w:hint="cs"/>
-          <w:b/>
-          <w:bCs/>
-          <w:sz w:val="26"/>
-          <w:szCs w:val="26"/>
-          <w:rtl/>
-        </w:rPr>
-        <w:t xml:space="preserve"> </w:t>
-      </w:r>
-      <w:r>
-        <w:rPr>
-          <w:rFonts w:ascii="Arial" w:hAnsi="Arial" w:cs="Arial"/>
-          <w:b/>
-          <w:bCs/>
-          <w:sz w:val="26"/>
-          <w:szCs w:val="26"/>
-          <w:rtl/>
-        </w:rPr>
-        <w:t>{#</w:t>
-      </w:r>
-      <w:proofErr w:type="spellStart"/>
-      <w:r>
-        <w:rPr>
-          <w:rFonts w:ascii="Arial" w:hAnsi="Arial" w:cs="Arial"/>
-          <w:b/>
-          <w:bCs/>
-          <w:sz w:val="26"/>
-          <w:szCs w:val="26"/>
-        </w:rPr>
-        <w:t>isProprietary</w:t>
-      </w:r>
-      <w:proofErr w:type="spellEnd"/>
-      <w:r>
-        <w:rPr>
-          <w:rFonts w:ascii="Arial" w:hAnsi="Arial" w:cs="Arial"/>
-          <w:b/>
-          <w:bCs/>
-          <w:sz w:val="26"/>
-          <w:szCs w:val="26"/>
-          <w:rtl/>
-        </w:rPr>
-        <w:t xml:space="preserve">} </w:t>
-      </w:r>
-      <w:r>
-        <w:rPr>
-          <w:rFonts w:ascii="Arial" w:hAnsi="Arial" w:cs="Arial"/>
-          <w:b/>
-          <w:bCs/>
-          <w:sz w:val="26"/>
-          <w:szCs w:val="26"/>
-          <w:rtl/>
-        </w:rPr>
-        <w:t>{#</w:t>
-      </w:r>
-      <w:proofErr w:type="spellStart"/>
-      <w:r>
-        <w:rPr>
-          <w:rFonts w:ascii="Arial" w:hAnsi="Arial" w:cs="Arial"/>
-          <w:b/>
-          <w:bCs/>
-          <w:sz w:val="26"/>
-          <w:szCs w:val="26"/>
-        </w:rPr>
-        <w:t>isProprietary</w:t>
-      </w:r>
-      <w:proofErr w:type="spellEnd"/>
-      <w:r>
-        <w:rPr>
-          <w:rFonts w:ascii="Arial" w:hAnsi="Arial" w:cs="Arial"/>
-          <w:b/>
-          <w:bCs/>
-          <w:sz w:val="26"/>
-          <w:szCs w:val="26"/>
-          <w:rtl/>
-        </w:rPr>
-        <w:t>} ذات الغرض الخاص{/</w:t>
-      </w:r>
-      <w:proofErr w:type="spellStart"/>
-      <w:proofErr w:type="gramStart"/>
-      <w:r>
-        <w:rPr>
-          <w:rFonts w:ascii="Arial" w:hAnsi="Arial" w:cs="Arial"/>
-          <w:b/>
-          <w:bCs/>
-          <w:sz w:val="26"/>
-          <w:szCs w:val="26"/>
-        </w:rPr>
-        <w:t>isProprietary</w:t>
-      </w:r>
-      <w:proofErr w:type="spellEnd"/>
-      <w:r>
-        <w:rPr>
-          <w:rFonts w:ascii="Arial" w:hAnsi="Arial" w:cs="Arial"/>
-          <w:b/>
-          <w:bCs/>
-          <w:sz w:val="26"/>
-          <w:szCs w:val="26"/>
-          <w:rtl/>
-        </w:rPr>
-        <w:t>}</w:t>
-      </w:r>
-      <w:r>
-        <w:rPr>
-          <w:rFonts w:ascii="Arial" w:hAnsi="Arial" w:cs="Arial"/>
-          <w:b/>
-          <w:bCs/>
-          <w:sz w:val="26"/>
-          <w:szCs w:val="26"/>
-          <w:rtl/>
-        </w:rPr>
-        <w:t>{</w:t>
-      </w:r>
-      <w:proofErr w:type="gramEnd"/>
-      <w:r>
-        <w:rPr>
-          <w:rFonts w:ascii="Arial" w:hAnsi="Arial" w:cs="Arial"/>
-          <w:b/>
-          <w:bCs/>
-          <w:sz w:val="26"/>
-          <w:szCs w:val="26"/>
-          <w:rtl/>
-        </w:rPr>
-        <w:t>/</w:t>
-      </w:r>
-      <w:proofErr w:type="spellStart"/>
-      <w:r>
-        <w:rPr>
-          <w:rFonts w:ascii="Arial" w:hAnsi="Arial" w:cs="Arial"/>
-          <w:b/>
-          <w:bCs/>
-          <w:sz w:val="26"/>
-          <w:szCs w:val="26"/>
-        </w:rPr>
-        <w:t>isProprietary</w:t>
-      </w:r>
-      <w:proofErr w:type="spellEnd"/>
-      <w:r>
-        <w:rPr>
-          <w:rFonts w:ascii="Arial" w:hAnsi="Arial" w:cs="Arial"/>
-          <w:b/>
-          <w:bCs/>
-          <w:sz w:val="26"/>
-          <w:szCs w:val="26"/>
-          <w:rtl/>
-        </w:rPr>
-        <w:t>}</w:t>
-      </w:r>
-      <w:r>
-        <w:rPr>
-          <w:rFonts w:ascii="Arial" w:hAnsi="Arial" w:cs="Arial"/>
-          <w:b/>
-          <w:bCs/>
-          <w:sz w:val="26"/>
-          <w:szCs w:val="26"/>
-          <w:rtl/>
-        </w:rPr>
-        <w:t xml:space="preserve"> والسجلات المالية</w:t>
-      </w:r>
-    </w:p>
-    <w:p>
-      <w:pPr>
-        <w:tabs>
-          <w:tab w:val="center" w:pos="7139"/>
-        </w:tabs>
-        <w:spacing w:line="300" w:lineRule="exact"/>
-        <w:jc w:val="both"/>
-        <w:rPr>
-          <w:rFonts w:ascii="Arial" w:hAnsi="Arial" w:cs="Arial"/>
-          <w:b/>
-          <w:bCs/>
-          <w:sz w:val="26"/>
-          <w:szCs w:val="26"/>
-          <w:rtl/>
-        </w:rPr>
-      </w:pPr>
-    </w:p>
-    <w:p>
-      <w:pPr>
-        <w:tabs>
-          <w:tab w:val="center" w:pos="7139"/>
-        </w:tabs>
-        <w:spacing w:line="300" w:lineRule="exact"/>
         <w:ind w:left="90" w:hanging="360"/>
         <w:jc w:val="both"/>
         <w:rPr>
@@ -1495,28 +1239,402 @@
           <w:sz w:val="26"/>
           <w:szCs w:val="26"/>
         </w:rPr>
+        <w:t>{engagementDate}</w:t>
+      </w:r>
+      <w:r>
+        <w:rPr>
+          <w:rFonts w:ascii="Arial" w:hAnsi="Arial" w:cs="Arial" w:hint="cs"/>
+          <w:sz w:val="26"/>
+          <w:szCs w:val="26"/>
+          <w:rtl/>
+        </w:rPr>
+        <w:t xml:space="preserve"> </w:t>
+      </w:r>
+      <w:r>
+        <w:rPr>
+          <w:rFonts w:ascii="Arial" w:hAnsi="Arial" w:cs="Arial"/>
+          <w:sz w:val="26"/>
+          <w:szCs w:val="26"/>
+          <w:rtl/>
+        </w:rPr>
+        <w:t>لغرض إعداد القوائم المالية</w:t>
+      </w:r>
+      <w:r>
+        <w:rPr>
+          <w:rFonts w:ascii="Arial" w:hAnsi="Arial" w:cs="Arial" w:hint="cs"/>
+          <w:sz w:val="26"/>
+          <w:szCs w:val="26"/>
+          <w:rtl/>
+        </w:rPr>
+        <w:t xml:space="preserve"> </w:t>
+      </w:r>
+      <w:r>
+        <w:rPr>
+          <w:rFonts w:ascii="Arial" w:hAnsi="Arial" w:cs="Arial"/>
+          <w:sz w:val="26"/>
+          <w:szCs w:val="26"/>
+        </w:rPr>
+        <w:t xml:space="preserve">{#isProprietary} </w:t>
+      </w:r>
+      <w:r>
+        <w:rPr>
+          <w:rFonts w:ascii="Arial" w:hAnsi="Arial" w:cs="Arial"/>
+          <w:sz w:val="26"/>
+          <w:szCs w:val="26"/>
+        </w:rPr>
+        <w:t>{#isProprietary</w:t>
+      </w:r>
+      <w:r>
+        <w:rPr>
+          <w:rFonts w:ascii="Arial" w:hAnsi="Arial" w:cs="Arial"/>
+          <w:sz w:val="26"/>
+          <w:szCs w:val="26"/>
+          <w:rtl/>
+        </w:rPr>
+        <w:t>} ذات الغرض الخاص{/</w:t>
+      </w:r>
+      <w:proofErr w:type="gramStart"/>
+      <w:r>
+        <w:rPr>
+          <w:rFonts w:ascii="Arial" w:hAnsi="Arial" w:cs="Arial"/>
+          <w:sz w:val="26"/>
+          <w:szCs w:val="26"/>
+        </w:rPr>
+        <w:t>isProprietary}</w:t>
+      </w:r>
+      <w:r>
+        <w:rPr>
+          <w:rFonts w:ascii="Arial" w:hAnsi="Arial" w:cs="Arial"/>
+          <w:sz w:val="26"/>
+          <w:szCs w:val="26"/>
+        </w:rPr>
         <w:t>{</w:t>
       </w:r>
-      <w:proofErr w:type="spellStart"/>
-      <w:r>
-        <w:rPr>
-          <w:rFonts w:ascii="Arial" w:hAnsi="Arial" w:cs="Arial"/>
-          <w:sz w:val="26"/>
-          <w:szCs w:val="26"/>
-        </w:rPr>
-        <w:t>engagementDate</w:t>
-      </w:r>
-      <w:proofErr w:type="spellEnd"/>
-      <w:r>
-        <w:rPr>
-          <w:rFonts w:ascii="Arial" w:hAnsi="Arial" w:cs="Arial"/>
-          <w:sz w:val="26"/>
-          <w:szCs w:val="26"/>
+      <w:proofErr w:type="gramEnd"/>
+      <w:r>
+        <w:rPr>
+          <w:rFonts w:ascii="Arial" w:hAnsi="Arial" w:cs="Arial"/>
+          <w:sz w:val="26"/>
+          <w:szCs w:val="26"/>
+        </w:rPr>
+        <w:t>/isProprietary}</w:t>
+      </w:r>
+      <w:r>
+        <w:rPr>
+          <w:rFonts w:ascii="Arial" w:hAnsi="Arial" w:cs="Arial" w:hint="cs"/>
+          <w:sz w:val="26"/>
+          <w:szCs w:val="26"/>
+          <w:rtl/>
+        </w:rPr>
+        <w:t xml:space="preserve"> </w:t>
+      </w:r>
+      <w:r>
+        <w:rPr>
+          <w:rFonts w:ascii="Arial" w:hAnsi="Arial" w:cs="Arial" w:hint="cs"/>
+          <w:sz w:val="26"/>
+          <w:szCs w:val="26"/>
+          <w:rtl/>
+        </w:rPr>
+        <w:t>وفقاً للمعيار الدولي للتقرير المالي للمنشآت صغ</w:t>
+      </w:r>
+      <w:r>
+        <w:rPr>
+          <w:rFonts w:ascii="Arial" w:hAnsi="Arial" w:cs="Arial" w:hint="cs"/>
+          <w:sz w:val="26"/>
+          <w:szCs w:val="26"/>
+          <w:rtl/>
+        </w:rPr>
+        <w:t>ي</w:t>
+      </w:r>
+      <w:r>
+        <w:rPr>
+          <w:rFonts w:ascii="Arial" w:hAnsi="Arial" w:cs="Arial" w:hint="cs"/>
+          <w:sz w:val="26"/>
+          <w:szCs w:val="26"/>
+          <w:rtl/>
+        </w:rPr>
+        <w:t>رة ومتوسطة الحجم المعتمد في المملكة العربية السعودية والمعايير والاصدارات الاخرى المعتمدة من الهيئة السعودية للمراجعين والمحاسبين</w:t>
+      </w:r>
+      <w:r>
+        <w:rPr>
+          <w:rFonts w:ascii="Arial" w:hAnsi="Arial" w:cs="Arial" w:hint="cs"/>
+          <w:sz w:val="26"/>
+          <w:szCs w:val="26"/>
+          <w:rtl/>
+        </w:rPr>
+        <w:t xml:space="preserve">، </w:t>
+      </w:r>
+      <w:r>
+        <w:rPr>
+          <w:rFonts w:ascii="Arial" w:hAnsi="Arial" w:cs="Arial"/>
+          <w:sz w:val="26"/>
+          <w:szCs w:val="26"/>
+          <w:rtl/>
+        </w:rPr>
+        <w:t>ووفقاً للأنظمة والتعليمات ذات العلاقة السارية في المملكة العربية السعودية</w:t>
+      </w:r>
+      <w:r>
+        <w:rPr>
+          <w:rFonts w:ascii="Arial" w:hAnsi="Arial" w:cs="Arial" w:hint="cs"/>
+          <w:sz w:val="26"/>
+          <w:szCs w:val="26"/>
+          <w:rtl/>
+        </w:rPr>
+        <w:t>.</w:t>
+      </w:r>
+    </w:p>
+    <w:p>
+      <w:pPr>
+        <w:spacing w:line="300" w:lineRule="exact"/>
+        <w:ind w:left="90" w:hanging="360"/>
+        <w:jc w:val="both"/>
+        <w:rPr>
+          <w:rFonts w:ascii="Arial" w:hAnsi="Arial" w:cs="Arial"/>
+          <w:sz w:val="26"/>
+          <w:szCs w:val="26"/>
+        </w:rPr>
+      </w:pPr>
+    </w:p>
+    <w:p>
+      <w:pPr>
+        <w:spacing w:line="300" w:lineRule="exact"/>
+        <w:ind w:left="90" w:hanging="360"/>
+        <w:jc w:val="both"/>
+        <w:rPr>
+          <w:rFonts w:ascii="Arial" w:hAnsi="Arial" w:cs="Arial"/>
+          <w:sz w:val="26"/>
+          <w:szCs w:val="26"/>
+        </w:rPr>
+      </w:pPr>
+      <w:r>
+        <w:rPr>
+          <w:rFonts w:ascii="Arial" w:hAnsi="Arial" w:cs="Arial" w:hint="cs"/>
+          <w:sz w:val="26"/>
+          <w:szCs w:val="26"/>
+          <w:rtl/>
+        </w:rPr>
+        <w:t xml:space="preserve">2. </w:t>
+      </w:r>
+      <w:r>
+        <w:rPr>
+          <w:rFonts w:ascii="Arial" w:hAnsi="Arial" w:cs="Arial"/>
+          <w:sz w:val="26"/>
+          <w:szCs w:val="26"/>
+          <w:rtl/>
+        </w:rPr>
+        <w:t xml:space="preserve">أننا نؤكد </w:t>
+      </w:r>
+      <w:r>
+        <w:rPr>
+          <w:rFonts w:ascii="Arial" w:hAnsi="Arial" w:cs="Arial" w:hint="cs"/>
+          <w:sz w:val="26"/>
+          <w:szCs w:val="26"/>
+          <w:rtl/>
+        </w:rPr>
+        <w:t xml:space="preserve">كإدارة </w:t>
+      </w:r>
+      <w:r>
+        <w:rPr>
+          <w:rFonts w:ascii="Arial" w:hAnsi="Arial" w:cs="Arial"/>
+          <w:sz w:val="26"/>
+          <w:szCs w:val="26"/>
+        </w:rPr>
+        <w:t>{entityFor}</w:t>
+      </w:r>
+      <w:r>
+        <w:rPr>
+          <w:rFonts w:ascii="Arial" w:hAnsi="Arial" w:cs="Arial"/>
+          <w:sz w:val="26"/>
+          <w:szCs w:val="26"/>
+          <w:rtl/>
+        </w:rPr>
+        <w:t xml:space="preserve"> مسئوليتنا عن العرض العادل للقوائم المالية</w:t>
+      </w:r>
+      <w:r>
+        <w:rPr>
+          <w:rFonts w:ascii="Arial" w:hAnsi="Arial" w:cs="Arial" w:hint="cs"/>
+          <w:sz w:val="26"/>
+          <w:szCs w:val="26"/>
+          <w:rtl/>
+        </w:rPr>
+        <w:t xml:space="preserve"> </w:t>
+      </w:r>
+      <w:r>
+        <w:rPr>
+          <w:rFonts w:ascii="Arial" w:hAnsi="Arial" w:cs="Arial"/>
+          <w:sz w:val="26"/>
+          <w:szCs w:val="26"/>
+        </w:rPr>
+        <w:t xml:space="preserve">{#isProprietary} </w:t>
+      </w:r>
+      <w:r>
+        <w:rPr>
+          <w:rFonts w:ascii="Arial" w:hAnsi="Arial" w:cs="Arial"/>
+          <w:sz w:val="26"/>
+          <w:szCs w:val="26"/>
+        </w:rPr>
+        <w:t>{#isProprietary</w:t>
+      </w:r>
+      <w:r>
+        <w:rPr>
+          <w:rFonts w:ascii="Arial" w:hAnsi="Arial" w:cs="Arial"/>
+          <w:sz w:val="26"/>
+          <w:szCs w:val="26"/>
+          <w:rtl/>
+        </w:rPr>
+        <w:t>} ذات الغرض الخاص{/</w:t>
+      </w:r>
+      <w:proofErr w:type="gramStart"/>
+      <w:r>
+        <w:rPr>
+          <w:rFonts w:ascii="Arial" w:hAnsi="Arial" w:cs="Arial"/>
+          <w:sz w:val="26"/>
+          <w:szCs w:val="26"/>
+        </w:rPr>
+        <w:t>isProprietary}</w:t>
+      </w:r>
+      <w:r>
+        <w:rPr>
+          <w:rFonts w:ascii="Arial" w:hAnsi="Arial" w:cs="Arial"/>
+          <w:sz w:val="26"/>
+          <w:szCs w:val="26"/>
+        </w:rPr>
+        <w:t>{</w:t>
+      </w:r>
+      <w:proofErr w:type="gramEnd"/>
+      <w:r>
+        <w:rPr>
+          <w:rFonts w:ascii="Arial" w:hAnsi="Arial" w:cs="Arial"/>
+          <w:sz w:val="26"/>
+          <w:szCs w:val="26"/>
+        </w:rPr>
+        <w:t>/isProprietary}</w:t>
+      </w:r>
+      <w:r>
+        <w:rPr>
+          <w:rFonts w:ascii="Arial" w:hAnsi="Arial" w:cs="Arial" w:hint="cs"/>
+          <w:sz w:val="26"/>
+          <w:szCs w:val="26"/>
+          <w:rtl/>
+        </w:rPr>
+        <w:t xml:space="preserve"> </w:t>
+      </w:r>
+      <w:r>
+        <w:rPr>
+          <w:rFonts w:ascii="Arial" w:hAnsi="Arial" w:cs="Arial" w:hint="cs"/>
+          <w:sz w:val="26"/>
+          <w:szCs w:val="26"/>
+          <w:rtl/>
+        </w:rPr>
+        <w:t>وفقاً للمعيار الدولي للتقرير المالي للمنشآت صغ</w:t>
+      </w:r>
+      <w:r>
+        <w:rPr>
+          <w:rFonts w:ascii="Arial" w:hAnsi="Arial" w:cs="Arial" w:hint="cs"/>
+          <w:sz w:val="26"/>
+          <w:szCs w:val="26"/>
+          <w:rtl/>
+        </w:rPr>
+        <w:t>ي</w:t>
+      </w:r>
+      <w:r>
+        <w:rPr>
+          <w:rFonts w:ascii="Arial" w:hAnsi="Arial" w:cs="Arial" w:hint="cs"/>
+          <w:sz w:val="26"/>
+          <w:szCs w:val="26"/>
+          <w:rtl/>
+        </w:rPr>
+        <w:t>رة ومتوسطة الحجم المعتمد في المملكة العربية السعودية والمعايير والاصدارات الاخرى المعتمدة من الهيئة السعودية للمراجعين والمحاسبين.</w:t>
+      </w:r>
+      <w:r>
+        <w:rPr>
+          <w:rFonts w:ascii="Arial" w:hAnsi="Arial" w:cs="Arial"/>
+          <w:sz w:val="26"/>
+          <w:szCs w:val="26"/>
+        </w:rPr>
+        <w:t xml:space="preserve"> </w:t>
+      </w:r>
+      <w:r>
+        <w:rPr>
+          <w:rFonts w:ascii="Arial" w:hAnsi="Arial" w:cs="Arial" w:hint="cs"/>
+          <w:sz w:val="26"/>
+          <w:szCs w:val="26"/>
+          <w:rtl/>
+        </w:rPr>
+        <w:t xml:space="preserve"> </w:t>
+      </w:r>
+      <w:r>
+        <w:rPr>
+          <w:rFonts w:ascii="Arial" w:hAnsi="Arial" w:cs="Arial"/>
+          <w:sz w:val="26"/>
+          <w:szCs w:val="26"/>
+          <w:rtl/>
+        </w:rPr>
+        <w:t>نعتقد بأن القوائم المالية</w:t>
+      </w:r>
+      <w:r>
+        <w:rPr>
+          <w:rFonts w:ascii="Arial" w:hAnsi="Arial" w:cs="Arial" w:hint="cs"/>
+          <w:sz w:val="26"/>
+          <w:szCs w:val="26"/>
+          <w:rtl/>
+        </w:rPr>
+        <w:t xml:space="preserve"> </w:t>
+      </w:r>
+      <w:r>
+        <w:rPr>
+          <w:rFonts w:ascii="Arial" w:hAnsi="Arial" w:cs="Arial" w:hint="cs"/>
+          <w:sz w:val="26"/>
+          <w:szCs w:val="26"/>
+          <w:rtl/>
+        </w:rPr>
+        <w:t>{#</w:t>
+      </w:r>
+      <w:r>
+        <w:rPr>
+          <w:rFonts w:ascii="Arial" w:hAnsi="Arial" w:cs="Arial" w:hint="cs"/>
+          <w:sz w:val="26"/>
+          <w:szCs w:val="26"/>
+        </w:rPr>
+        <w:t>isProprietary</w:t>
+      </w:r>
+      <w:r>
+        <w:rPr>
+          <w:rFonts w:ascii="Arial" w:hAnsi="Arial" w:cs="Arial" w:hint="cs"/>
+          <w:sz w:val="26"/>
+          <w:szCs w:val="26"/>
+          <w:rtl/>
+        </w:rPr>
+        <w:t>} ذات الغرض الخاص{/</w:t>
+      </w:r>
+      <w:r>
+        <w:rPr>
+          <w:rFonts w:ascii="Arial" w:hAnsi="Arial" w:cs="Arial" w:hint="cs"/>
+          <w:sz w:val="26"/>
+          <w:szCs w:val="26"/>
+        </w:rPr>
+        <w:t>isProprietary</w:t>
+      </w:r>
+      <w:r>
+        <w:rPr>
+          <w:rFonts w:ascii="Arial" w:hAnsi="Arial" w:cs="Arial" w:hint="cs"/>
+          <w:sz w:val="26"/>
+          <w:szCs w:val="26"/>
+          <w:rtl/>
         </w:rPr>
         <w:t>}</w:t>
       </w:r>
       <w:r>
         <w:rPr>
+          <w:rFonts w:ascii="Arial" w:hAnsi="Arial" w:cs="Arial"/>
+          <w:sz w:val="26"/>
+          <w:szCs w:val="26"/>
+          <w:rtl/>
+        </w:rPr>
+        <w:t xml:space="preserve"> المشار إليها أعلاه تظهر بعدل، من كافة النواحي الجوهرية، المركز المالي</w:t>
+      </w:r>
+      <w:r>
+        <w:rPr>
           <w:rFonts w:ascii="Arial" w:hAnsi="Arial" w:cs="Arial" w:hint="cs"/>
           <w:sz w:val="26"/>
           <w:szCs w:val="26"/>
@@ -1529,9 +1647,17 @@
           <w:rFonts w:ascii="Arial" w:hAnsi="Arial" w:cs="Arial"/>
           <w:sz w:val="26"/>
           <w:szCs w:val="26"/>
-          <w:rtl/>
-        </w:rPr>
-        <w:t>لغرض إعداد القوائم المالية</w:t>
+        </w:rPr>
+        <w:t>{entityForThe}</w:t>
+      </w:r>
+      <w:r>
+        <w:rPr>
+          <w:rFonts w:ascii="Arial" w:hAnsi="Arial" w:cs="Arial"/>
+          <w:sz w:val="26"/>
+          <w:szCs w:val="26"/>
+          <w:rtl/>
+        </w:rPr>
+        <w:t>وأدائها المالي</w:t>
       </w:r>
       <w:r>
         <w:rPr>
@@ -1547,635 +1673,133 @@
           <w:rFonts w:ascii="Arial" w:hAnsi="Arial" w:cs="Arial"/>
           <w:sz w:val="26"/>
           <w:szCs w:val="26"/>
-        </w:rPr>
-        <w:t xml:space="preserve">{#isProprietary} </w:t>
-      </w:r>
-      <w:r>
-        <w:rPr>
-          <w:rFonts w:ascii="Arial" w:hAnsi="Arial" w:cs="Arial"/>
-          <w:sz w:val="26"/>
-          <w:szCs w:val="26"/>
-        </w:rPr>
-        <w:t>{#isProprietary</w:t>
-      </w:r>
-      <w:r>
-        <w:rPr>
-          <w:rFonts w:ascii="Arial" w:hAnsi="Arial" w:cs="Arial"/>
+          <w:rtl/>
+        </w:rPr>
+        <w:t>وتدفقاتها النقدية</w:t>
+      </w:r>
+      <w:r>
+        <w:rPr>
+          <w:rFonts w:ascii="Arial" w:hAnsi="Arial" w:cs="Arial" w:hint="cs"/>
+          <w:sz w:val="26"/>
+          <w:szCs w:val="26"/>
+          <w:rtl/>
+        </w:rPr>
+        <w:t xml:space="preserve"> </w:t>
+      </w:r>
+      <w:r>
+        <w:rPr>
+          <w:rFonts w:ascii="Arial" w:hAnsi="Arial" w:cs="Arial" w:hint="cs"/>
+          <w:sz w:val="26"/>
+          <w:szCs w:val="26"/>
+          <w:rtl/>
+        </w:rPr>
+        <w:t>وفقاً للمعيار الدولي للتقرير المالي للمنشآت صغ</w:t>
+      </w:r>
+      <w:r>
+        <w:rPr>
+          <w:rFonts w:ascii="Arial" w:hAnsi="Arial" w:cs="Arial" w:hint="cs"/>
+          <w:sz w:val="26"/>
+          <w:szCs w:val="26"/>
+          <w:rtl/>
+        </w:rPr>
+        <w:t>ي</w:t>
+      </w:r>
+      <w:r>
+        <w:rPr>
+          <w:rFonts w:ascii="Arial" w:hAnsi="Arial" w:cs="Arial" w:hint="cs"/>
+          <w:sz w:val="26"/>
+          <w:szCs w:val="26"/>
+          <w:rtl/>
+        </w:rPr>
+        <w:t>رة ومتوسطة الحجم المعتمد في المملكة العربية السعودية والمعايير والاصدارات الاخرى المعتمدة من الهيئة السعودية للمراجعين والمحاسبين.</w:t>
+      </w:r>
+      <w:r>
+        <w:rPr>
+          <w:rFonts w:ascii="Arial" w:hAnsi="Arial" w:cs="Arial"/>
+          <w:sz w:val="26"/>
+          <w:szCs w:val="26"/>
+        </w:rPr>
+        <w:t xml:space="preserve"> </w:t>
+      </w:r>
+      <w:r>
+        <w:rPr>
+          <w:rFonts w:ascii="Arial" w:hAnsi="Arial" w:cs="Arial" w:hint="cs"/>
+          <w:sz w:val="26"/>
+          <w:szCs w:val="26"/>
+          <w:rtl/>
+        </w:rPr>
+        <w:t xml:space="preserve"> </w:t>
+      </w:r>
+      <w:r>
+        <w:rPr>
+          <w:rFonts w:ascii="Arial" w:hAnsi="Arial" w:cs="Arial"/>
+          <w:sz w:val="26"/>
+          <w:szCs w:val="26"/>
+          <w:rtl/>
+        </w:rPr>
+        <w:t xml:space="preserve">وأنها خالية من أية أخطاء جوهرية بما في ذلك حالات السهو. كما أننا </w:t>
+      </w:r>
+      <w:r>
+        <w:rPr>
+          <w:rFonts w:ascii="Arial" w:hAnsi="Arial" w:cs="Arial" w:hint="cs"/>
+          <w:sz w:val="26"/>
+          <w:szCs w:val="26"/>
+          <w:rtl/>
+        </w:rPr>
+        <w:t>نؤكد موافقتنا على</w:t>
+      </w:r>
+      <w:r>
+        <w:rPr>
+          <w:rFonts w:ascii="Arial" w:hAnsi="Arial" w:cs="Arial"/>
+          <w:sz w:val="26"/>
+          <w:szCs w:val="26"/>
+          <w:rtl/>
+        </w:rPr>
+        <w:t xml:space="preserve"> القوائم المالية</w:t>
+      </w:r>
+      <w:r>
+        <w:rPr>
+          <w:rFonts w:ascii="Arial" w:hAnsi="Arial" w:cs="Arial" w:hint="cs"/>
+          <w:sz w:val="26"/>
+          <w:szCs w:val="26"/>
+          <w:rtl/>
+        </w:rPr>
+        <w:t xml:space="preserve"> </w:t>
+      </w:r>
+      <w:r>
+        <w:rPr>
+          <w:rFonts w:ascii="Arial" w:hAnsi="Arial" w:cs="Arial" w:hint="cs"/>
+          <w:sz w:val="26"/>
+          <w:szCs w:val="26"/>
+          <w:rtl/>
+        </w:rPr>
+        <w:t>{#</w:t>
+      </w:r>
+      <w:r>
+        <w:rPr>
+          <w:rFonts w:ascii="Arial" w:hAnsi="Arial" w:cs="Arial" w:hint="cs"/>
+          <w:sz w:val="26"/>
+          <w:szCs w:val="26"/>
+        </w:rPr>
+        <w:t>isProprietary</w:t>
+      </w:r>
+      <w:r>
+        <w:rPr>
+          <w:rFonts w:ascii="Arial" w:hAnsi="Arial" w:cs="Arial" w:hint="cs"/>
           <w:sz w:val="26"/>
           <w:szCs w:val="26"/>
           <w:rtl/>
         </w:rPr>
         <w:t>} ذات الغرض الخاص{/</w:t>
       </w:r>
-      <w:proofErr w:type="spellStart"/>
-      <w:proofErr w:type="gramStart"/>
-      <w:r>
-        <w:rPr>
-          <w:rFonts w:ascii="Arial" w:hAnsi="Arial" w:cs="Arial"/>
+      <w:r>
+        <w:rPr>
+          <w:rFonts w:ascii="Arial" w:hAnsi="Arial" w:cs="Arial" w:hint="cs"/>
           <w:sz w:val="26"/>
           <w:szCs w:val="26"/>
         </w:rPr>
         <w:t>isProprietary</w:t>
       </w:r>
-      <w:proofErr w:type="spellEnd"/>
-      <w:r>
-        <w:rPr>
-          <w:rFonts w:ascii="Arial" w:hAnsi="Arial" w:cs="Arial"/>
-          <w:sz w:val="26"/>
-          <w:szCs w:val="26"/>
-        </w:rPr>
-        <w:t>}</w:t>
-      </w:r>
-      <w:r>
-        <w:rPr>
-          <w:rFonts w:ascii="Arial" w:hAnsi="Arial" w:cs="Arial"/>
-          <w:sz w:val="26"/>
-          <w:szCs w:val="26"/>
-        </w:rPr>
-        <w:t>{</w:t>
-      </w:r>
-      <w:proofErr w:type="gramEnd"/>
-      <w:r>
-        <w:rPr>
-          <w:rFonts w:ascii="Arial" w:hAnsi="Arial" w:cs="Arial"/>
-          <w:sz w:val="26"/>
-          <w:szCs w:val="26"/>
-        </w:rPr>
-        <w:t>/</w:t>
-      </w:r>
-      <w:proofErr w:type="spellStart"/>
-      <w:r>
-        <w:rPr>
-          <w:rFonts w:ascii="Arial" w:hAnsi="Arial" w:cs="Arial"/>
-          <w:sz w:val="26"/>
-          <w:szCs w:val="26"/>
-        </w:rPr>
-        <w:t>isProprietary</w:t>
-      </w:r>
-      <w:proofErr w:type="spellEnd"/>
-      <w:r>
-        <w:rPr>
-          <w:rFonts w:ascii="Arial" w:hAnsi="Arial" w:cs="Arial"/>
-          <w:sz w:val="26"/>
-          <w:szCs w:val="26"/>
-        </w:rPr>
-        <w:t>}</w:t>
-      </w:r>
-      <w:r>
-        <w:rPr>
-          <w:rFonts w:ascii="Arial" w:hAnsi="Arial" w:cs="Arial" w:hint="cs"/>
-          <w:sz w:val="26"/>
-          <w:szCs w:val="26"/>
-          <w:rtl/>
-        </w:rPr>
-        <w:t xml:space="preserve"> </w:t>
-      </w:r>
-      <w:r>
-        <w:rPr>
-          <w:rFonts w:ascii="Arial" w:hAnsi="Arial" w:cs="Arial" w:hint="cs"/>
-          <w:sz w:val="26"/>
-          <w:szCs w:val="26"/>
-          <w:rtl/>
-        </w:rPr>
-        <w:t>وفقاً للمعيار الدولي للتقرير المالي للمنشآت صغ</w:t>
-      </w:r>
-      <w:r>
-        <w:rPr>
-          <w:rFonts w:ascii="Arial" w:hAnsi="Arial" w:cs="Arial" w:hint="cs"/>
-          <w:sz w:val="26"/>
-          <w:szCs w:val="26"/>
-          <w:rtl/>
-        </w:rPr>
-        <w:t>ي</w:t>
-      </w:r>
-      <w:r>
-        <w:rPr>
-          <w:rFonts w:ascii="Arial" w:hAnsi="Arial" w:cs="Arial" w:hint="cs"/>
-          <w:sz w:val="26"/>
-          <w:szCs w:val="26"/>
-          <w:rtl/>
-        </w:rPr>
-        <w:t>رة ومتوسطة الحجم المعتمد في المملكة العربية السعودية والمعايير والاصدارات الاخرى المعتمدة من الهيئة السعودية للمراجعين والمحاسبين</w:t>
-      </w:r>
-      <w:r>
-        <w:rPr>
-          <w:rFonts w:ascii="Arial" w:hAnsi="Arial" w:cs="Arial" w:hint="cs"/>
-          <w:sz w:val="26"/>
-          <w:szCs w:val="26"/>
-          <w:rtl/>
-        </w:rPr>
-        <w:t xml:space="preserve">، </w:t>
-      </w:r>
-      <w:r>
-        <w:rPr>
-          <w:rFonts w:ascii="Arial" w:hAnsi="Arial" w:cs="Arial"/>
-          <w:sz w:val="26"/>
-          <w:szCs w:val="26"/>
-          <w:rtl/>
-        </w:rPr>
-        <w:t>ووفقاً للأنظمة والتعليمات ذات العلاقة السارية في المملكة العربية السعودية</w:t>
-      </w:r>
-      <w:r>
-        <w:rPr>
-          <w:rFonts w:ascii="Arial" w:hAnsi="Arial" w:cs="Arial" w:hint="cs"/>
-          <w:sz w:val="26"/>
-          <w:szCs w:val="26"/>
-          <w:rtl/>
-        </w:rPr>
-        <w:t>.</w:t>
-      </w:r>
-    </w:p>
-    <w:p>
-      <w:pPr>
-        <w:spacing w:line="300" w:lineRule="exact"/>
-        <w:ind w:left="90" w:hanging="360"/>
-        <w:jc w:val="both"/>
-        <w:rPr>
-          <w:rFonts w:ascii="Arial" w:hAnsi="Arial" w:cs="Arial"/>
-          <w:sz w:val="26"/>
-          <w:szCs w:val="26"/>
-        </w:rPr>
-      </w:pPr>
-    </w:p>
-    <w:p>
-      <w:pPr>
-        <w:spacing w:line="300" w:lineRule="exact"/>
-        <w:ind w:left="90" w:hanging="360"/>
-        <w:jc w:val="both"/>
-        <w:rPr>
-          <w:rFonts w:ascii="Arial" w:hAnsi="Arial" w:cs="Arial"/>
-          <w:sz w:val="26"/>
-          <w:szCs w:val="26"/>
-        </w:rPr>
-      </w:pPr>
-      <w:r>
-        <w:rPr>
-          <w:rFonts w:ascii="Arial" w:hAnsi="Arial" w:cs="Arial" w:hint="cs"/>
-          <w:sz w:val="26"/>
-          <w:szCs w:val="26"/>
-          <w:rtl/>
-        </w:rPr>
-        <w:t xml:space="preserve">2. </w:t>
-      </w:r>
-      <w:r>
-        <w:rPr>
-          <w:rFonts w:ascii="Arial" w:hAnsi="Arial" w:cs="Arial"/>
-          <w:sz w:val="26"/>
-          <w:szCs w:val="26"/>
-          <w:rtl/>
-        </w:rPr>
-        <w:t xml:space="preserve">أننا نؤكد </w:t>
-      </w:r>
-      <w:r>
-        <w:rPr>
-          <w:rFonts w:ascii="Arial" w:hAnsi="Arial" w:cs="Arial" w:hint="cs"/>
-          <w:sz w:val="26"/>
-          <w:szCs w:val="26"/>
-          <w:rtl/>
-        </w:rPr>
-        <w:t xml:space="preserve">كإدارة </w:t>
-      </w:r>
-      <w:r>
-        <w:rPr>
-          <w:rFonts w:ascii="Arial" w:hAnsi="Arial" w:cs="Arial"/>
-          <w:sz w:val="26"/>
-          <w:szCs w:val="26"/>
-        </w:rPr>
-        <w:t>{</w:t>
-      </w:r>
-      <w:proofErr w:type="spellStart"/>
-      <w:r>
-        <w:rPr>
-          <w:rFonts w:ascii="Arial" w:hAnsi="Arial" w:cs="Arial"/>
-          <w:sz w:val="26"/>
-          <w:szCs w:val="26"/>
-        </w:rPr>
-        <w:t>entityWord</w:t>
-      </w:r>
-      <w:proofErr w:type="spellEnd"/>
-      <w:r>
-        <w:rPr>
-          <w:rFonts w:ascii="Arial" w:hAnsi="Arial" w:cs="Arial"/>
-          <w:sz w:val="26"/>
-          <w:szCs w:val="26"/>
-        </w:rPr>
-        <w:t>}</w:t>
-      </w:r>
-      <w:r>
-        <w:rPr>
-          <w:rFonts w:ascii="Arial" w:hAnsi="Arial" w:cs="Arial"/>
-          <w:sz w:val="26"/>
-          <w:szCs w:val="26"/>
-          <w:rtl/>
-        </w:rPr>
-        <w:t xml:space="preserve"> مسئوليتنا عن العرض العادل للقوائم المالية</w:t>
-      </w:r>
-      <w:r>
-        <w:rPr>
-          <w:rFonts w:ascii="Arial" w:hAnsi="Arial" w:cs="Arial" w:hint="cs"/>
-          <w:sz w:val="26"/>
-          <w:szCs w:val="26"/>
-          <w:rtl/>
-        </w:rPr>
-        <w:t xml:space="preserve"> </w:t>
-      </w:r>
-      <w:r>
-        <w:rPr>
-          <w:rFonts w:ascii="Arial" w:hAnsi="Arial" w:cs="Arial"/>
-          <w:sz w:val="26"/>
-          <w:szCs w:val="26"/>
-        </w:rPr>
-        <w:t xml:space="preserve">{#isProprietary} </w:t>
-      </w:r>
-      <w:r>
-        <w:rPr>
-          <w:rFonts w:ascii="Arial" w:hAnsi="Arial" w:cs="Arial"/>
-          <w:sz w:val="26"/>
-          <w:szCs w:val="26"/>
-        </w:rPr>
-        <w:t>{#isProprietary</w:t>
-      </w:r>
-      <w:r>
-        <w:rPr>
-          <w:rFonts w:ascii="Arial" w:hAnsi="Arial" w:cs="Arial"/>
-          <w:sz w:val="26"/>
-          <w:szCs w:val="26"/>
-          <w:rtl/>
-        </w:rPr>
-        <w:t>} ذات الغرض الخاص{/</w:t>
-      </w:r>
-      <w:proofErr w:type="spellStart"/>
-      <w:proofErr w:type="gramStart"/>
-      <w:r>
-        <w:rPr>
-          <w:rFonts w:ascii="Arial" w:hAnsi="Arial" w:cs="Arial"/>
-          <w:sz w:val="26"/>
-          <w:szCs w:val="26"/>
-        </w:rPr>
-        <w:t>isProprietary</w:t>
-      </w:r>
-      <w:proofErr w:type="spellEnd"/>
-      <w:r>
-        <w:rPr>
-          <w:rFonts w:ascii="Arial" w:hAnsi="Arial" w:cs="Arial"/>
-          <w:sz w:val="26"/>
-          <w:szCs w:val="26"/>
-        </w:rPr>
-        <w:t>}</w:t>
-      </w:r>
-      <w:r>
-        <w:rPr>
-          <w:rFonts w:ascii="Arial" w:hAnsi="Arial" w:cs="Arial"/>
-          <w:sz w:val="26"/>
-          <w:szCs w:val="26"/>
-        </w:rPr>
-        <w:t>{</w:t>
-      </w:r>
-      <w:proofErr w:type="gramEnd"/>
-      <w:r>
-        <w:rPr>
-          <w:rFonts w:ascii="Arial" w:hAnsi="Arial" w:cs="Arial"/>
-          <w:sz w:val="26"/>
-          <w:szCs w:val="26"/>
-        </w:rPr>
-        <w:t>/</w:t>
-      </w:r>
-      <w:proofErr w:type="spellStart"/>
-      <w:r>
-        <w:rPr>
-          <w:rFonts w:ascii="Arial" w:hAnsi="Arial" w:cs="Arial"/>
-          <w:sz w:val="26"/>
-          <w:szCs w:val="26"/>
-        </w:rPr>
-        <w:t>isProprietary</w:t>
-      </w:r>
-      <w:proofErr w:type="spellEnd"/>
-      <w:r>
-        <w:rPr>
-          <w:rFonts w:ascii="Arial" w:hAnsi="Arial" w:cs="Arial"/>
-          <w:sz w:val="26"/>
-          <w:szCs w:val="26"/>
-        </w:rPr>
-        <w:t>}</w:t>
-      </w:r>
-      <w:r>
-        <w:rPr>
-          <w:rFonts w:ascii="Arial" w:hAnsi="Arial" w:cs="Arial" w:hint="cs"/>
-          <w:sz w:val="26"/>
-          <w:szCs w:val="26"/>
-          <w:rtl/>
-        </w:rPr>
-        <w:t xml:space="preserve"> </w:t>
-      </w:r>
-      <w:r>
-        <w:rPr>
-          <w:rFonts w:ascii="Arial" w:hAnsi="Arial" w:cs="Arial" w:hint="cs"/>
-          <w:sz w:val="26"/>
-          <w:szCs w:val="26"/>
-          <w:rtl/>
-        </w:rPr>
-        <w:t>وفقاً للمعيار الدولي للتقرير المالي للمنشآت صغ</w:t>
-      </w:r>
-      <w:r>
-        <w:rPr>
-          <w:rFonts w:ascii="Arial" w:hAnsi="Arial" w:cs="Arial" w:hint="cs"/>
-          <w:sz w:val="26"/>
-          <w:szCs w:val="26"/>
-          <w:rtl/>
-        </w:rPr>
-        <w:t>ي</w:t>
-      </w:r>
-      <w:r>
-        <w:rPr>
-          <w:rFonts w:ascii="Arial" w:hAnsi="Arial" w:cs="Arial" w:hint="cs"/>
-          <w:sz w:val="26"/>
-          <w:szCs w:val="26"/>
-          <w:rtl/>
-        </w:rPr>
-        <w:t>رة ومتوسطة الحجم المعتمد في المملكة العربية السعودية والمعايير والاصدارات الاخرى المعتمدة من الهيئة السعودية للمراجعين والمحاسبين.</w:t>
-      </w:r>
-      <w:r>
-        <w:rPr>
-          <w:rFonts w:ascii="Arial" w:hAnsi="Arial" w:cs="Arial"/>
-          <w:sz w:val="26"/>
-          <w:szCs w:val="26"/>
-        </w:rPr>
-        <w:t xml:space="preserve"> </w:t>
-      </w:r>
-      <w:r>
-        <w:rPr>
-          <w:rFonts w:ascii="Arial" w:hAnsi="Arial" w:cs="Arial" w:hint="cs"/>
-          <w:sz w:val="26"/>
-          <w:szCs w:val="26"/>
-          <w:rtl/>
-        </w:rPr>
-        <w:t xml:space="preserve"> </w:t>
-      </w:r>
-      <w:r>
-        <w:rPr>
-          <w:rFonts w:ascii="Arial" w:hAnsi="Arial" w:cs="Arial"/>
-          <w:sz w:val="26"/>
-          <w:szCs w:val="26"/>
-          <w:rtl/>
-        </w:rPr>
-        <w:t>نعتقد بأن القوائم المالية</w:t>
-      </w:r>
-      <w:r>
-        <w:rPr>
-          <w:rFonts w:ascii="Arial" w:hAnsi="Arial" w:cs="Arial" w:hint="cs"/>
-          <w:sz w:val="26"/>
-          <w:szCs w:val="26"/>
-          <w:rtl/>
-        </w:rPr>
-        <w:t xml:space="preserve"> </w:t>
-      </w:r>
-      <w:r>
-        <w:rPr>
-          <w:rFonts w:ascii="Arial" w:hAnsi="Arial" w:cs="Arial" w:hint="cs"/>
-          <w:sz w:val="26"/>
-          <w:szCs w:val="26"/>
-          <w:rtl/>
-        </w:rPr>
-        <w:t>{#</w:t>
-      </w:r>
-      <w:proofErr w:type="spellStart"/>
-      <w:r>
-        <w:rPr>
-          <w:rFonts w:ascii="Arial" w:hAnsi="Arial" w:cs="Arial" w:hint="cs"/>
-          <w:sz w:val="26"/>
-          <w:szCs w:val="26"/>
-        </w:rPr>
-        <w:t>isProprietary</w:t>
-      </w:r>
-      <w:proofErr w:type="spellEnd"/>
-      <w:r>
-        <w:rPr>
-          <w:rFonts w:ascii="Arial" w:hAnsi="Arial" w:cs="Arial" w:hint="cs"/>
-          <w:sz w:val="26"/>
-          <w:szCs w:val="26"/>
-          <w:rtl/>
-        </w:rPr>
-        <w:t>} ذات الغرض الخاص{/</w:t>
-      </w:r>
-      <w:proofErr w:type="spellStart"/>
-      <w:r>
-        <w:rPr>
-          <w:rFonts w:ascii="Arial" w:hAnsi="Arial" w:cs="Arial" w:hint="cs"/>
-          <w:sz w:val="26"/>
-          <w:szCs w:val="26"/>
-        </w:rPr>
-        <w:t>isProprietary</w:t>
-      </w:r>
-      <w:proofErr w:type="spellEnd"/>
-      <w:r>
-        <w:rPr>
-          <w:rFonts w:ascii="Arial" w:hAnsi="Arial" w:cs="Arial" w:hint="cs"/>
-          <w:sz w:val="26"/>
-          <w:szCs w:val="26"/>
-          <w:rtl/>
-        </w:rPr>
-        <w:t>}</w:t>
-      </w:r>
-      <w:r>
-        <w:rPr>
-          <w:rFonts w:ascii="Arial" w:hAnsi="Arial" w:cs="Arial"/>
-          <w:sz w:val="26"/>
-          <w:szCs w:val="26"/>
-          <w:rtl/>
-        </w:rPr>
-        <w:t xml:space="preserve"> المشار إليها أعلاه تظهر بعدل، من كافة النواحي الجوهرية، المركز المالي</w:t>
-      </w:r>
-      <w:r>
-        <w:rPr>
-          <w:rFonts w:ascii="Arial" w:hAnsi="Arial" w:cs="Arial" w:hint="cs"/>
-          <w:sz w:val="26"/>
-          <w:szCs w:val="26"/>
-          <w:rtl/>
-        </w:rPr>
-        <w:t xml:space="preserve"> </w:t>
-      </w:r>
-      <w:r>
-        <w:rPr>
-          <w:rFonts w:ascii="Arial" w:hAnsi="Arial" w:cs="Arial" w:hint="cs"/>
-          <w:sz w:val="26"/>
-          <w:szCs w:val="26"/>
-          <w:rtl/>
-        </w:rPr>
-        <w:t>{</w:t>
-      </w:r>
-      <w:proofErr w:type="spellStart"/>
-      <w:r>
-        <w:rPr>
-          <w:rFonts w:ascii="Arial" w:hAnsi="Arial" w:cs="Arial" w:hint="cs"/>
-          <w:sz w:val="26"/>
-          <w:szCs w:val="26"/>
-        </w:rPr>
-        <w:t>entityWord</w:t>
-      </w:r>
-      <w:proofErr w:type="spellEnd"/>
-      <w:r>
-        <w:rPr>
-          <w:rFonts w:ascii="Arial" w:hAnsi="Arial" w:cs="Arial" w:hint="cs"/>
-          <w:sz w:val="26"/>
-          <w:szCs w:val="26"/>
-          <w:rtl/>
-        </w:rPr>
-        <w:t>}</w:t>
-      </w:r>
-      <w:r>
-        <w:rPr>
-          <w:rFonts w:ascii="Arial" w:hAnsi="Arial" w:cs="Arial"/>
-          <w:sz w:val="26"/>
-          <w:szCs w:val="26"/>
-          <w:rtl/>
-        </w:rPr>
-        <w:t>وأدائها المالي</w:t>
-      </w:r>
-      <w:r>
-        <w:rPr>
-          <w:rFonts w:ascii="Arial" w:hAnsi="Arial" w:cs="Arial" w:hint="cs"/>
-          <w:sz w:val="26"/>
-          <w:szCs w:val="26"/>
-          <w:rtl/>
-        </w:rPr>
-        <w:t xml:space="preserve"> </w:t>
-      </w:r>
-      <w:r>
-        <w:rPr>
-          <w:rFonts w:ascii="Arial" w:hAnsi="Arial" w:cs="Arial"/>
-          <w:sz w:val="26"/>
-          <w:szCs w:val="26"/>
-          <w:rtl/>
-        </w:rPr>
-        <w:t>وتدفقاتها النقدية</w:t>
-      </w:r>
-      <w:r>
-        <w:rPr>
-          <w:rFonts w:ascii="Arial" w:hAnsi="Arial" w:cs="Arial" w:hint="cs"/>
-          <w:sz w:val="26"/>
-          <w:szCs w:val="26"/>
-          <w:rtl/>
-        </w:rPr>
-        <w:t xml:space="preserve"> </w:t>
-      </w:r>
-      <w:r>
-        <w:rPr>
-          <w:rFonts w:ascii="Arial" w:hAnsi="Arial" w:cs="Arial" w:hint="cs"/>
-          <w:sz w:val="26"/>
-          <w:szCs w:val="26"/>
-          <w:rtl/>
-        </w:rPr>
-        <w:t>وفقاً للمعيار الدولي للتقرير المالي للمنشآت صغ</w:t>
-      </w:r>
-      <w:r>
-        <w:rPr>
-          <w:rFonts w:ascii="Arial" w:hAnsi="Arial" w:cs="Arial" w:hint="cs"/>
-          <w:sz w:val="26"/>
-          <w:szCs w:val="26"/>
-          <w:rtl/>
-        </w:rPr>
-        <w:t>ي</w:t>
-      </w:r>
-      <w:r>
-        <w:rPr>
-          <w:rFonts w:ascii="Arial" w:hAnsi="Arial" w:cs="Arial" w:hint="cs"/>
-          <w:sz w:val="26"/>
-          <w:szCs w:val="26"/>
-          <w:rtl/>
-        </w:rPr>
-        <w:t>رة ومتوسطة الحجم المعتمد في المملكة العربية السعودية والمعايير والاصدارات الاخرى المعتمدة من الهيئة السعودية للمراجعين والمحاسبين.</w:t>
-      </w:r>
-      <w:r>
-        <w:rPr>
-          <w:rFonts w:ascii="Arial" w:hAnsi="Arial" w:cs="Arial"/>
-          <w:sz w:val="26"/>
-          <w:szCs w:val="26"/>
-        </w:rPr>
-        <w:t xml:space="preserve"> </w:t>
-      </w:r>
-      <w:r>
-        <w:rPr>
-          <w:rFonts w:ascii="Arial" w:hAnsi="Arial" w:cs="Arial" w:hint="cs"/>
-          <w:sz w:val="26"/>
-          <w:szCs w:val="26"/>
-          <w:rtl/>
-        </w:rPr>
-        <w:t xml:space="preserve"> </w:t>
-      </w:r>
-      <w:r>
-        <w:rPr>
-          <w:rFonts w:ascii="Arial" w:hAnsi="Arial" w:cs="Arial"/>
-          <w:sz w:val="26"/>
-          <w:szCs w:val="26"/>
-          <w:rtl/>
-        </w:rPr>
-        <w:t xml:space="preserve">وأنها خالية من أية أخطاء جوهرية بما في ذلك حالات السهو. كما أننا </w:t>
-      </w:r>
-      <w:r>
-        <w:rPr>
-          <w:rFonts w:ascii="Arial" w:hAnsi="Arial" w:cs="Arial" w:hint="cs"/>
-          <w:sz w:val="26"/>
-          <w:szCs w:val="26"/>
-          <w:rtl/>
-        </w:rPr>
-        <w:t>نؤكد موافقتنا على</w:t>
-      </w:r>
-      <w:r>
-        <w:rPr>
-          <w:rFonts w:ascii="Arial" w:hAnsi="Arial" w:cs="Arial"/>
-          <w:sz w:val="26"/>
-          <w:szCs w:val="26"/>
-          <w:rtl/>
-        </w:rPr>
-        <w:t xml:space="preserve"> القوائم المالية</w:t>
-      </w:r>
-      <w:r>
-        <w:rPr>
-          <w:rFonts w:ascii="Arial" w:hAnsi="Arial" w:cs="Arial" w:hint="cs"/>
-          <w:sz w:val="26"/>
-          <w:szCs w:val="26"/>
-          <w:rtl/>
-        </w:rPr>
-        <w:t xml:space="preserve"> </w:t>
-      </w:r>
-      <w:r>
-        <w:rPr>
-          <w:rFonts w:ascii="Arial" w:hAnsi="Arial" w:cs="Arial" w:hint="cs"/>
-          <w:sz w:val="26"/>
-          <w:szCs w:val="26"/>
-          <w:rtl/>
-        </w:rPr>
-        <w:t>{#</w:t>
-      </w:r>
-      <w:proofErr w:type="spellStart"/>
-      <w:r>
-        <w:rPr>
-          <w:rFonts w:ascii="Arial" w:hAnsi="Arial" w:cs="Arial" w:hint="cs"/>
-          <w:sz w:val="26"/>
-          <w:szCs w:val="26"/>
-        </w:rPr>
-        <w:t>isProprietary</w:t>
-      </w:r>
-      <w:proofErr w:type="spellEnd"/>
-      <w:r>
-        <w:rPr>
-          <w:rFonts w:ascii="Arial" w:hAnsi="Arial" w:cs="Arial" w:hint="cs"/>
-          <w:sz w:val="26"/>
-          <w:szCs w:val="26"/>
-          <w:rtl/>
-        </w:rPr>
-        <w:t>} ذات الغرض الخاص{/</w:t>
-      </w:r>
-      <w:proofErr w:type="spellStart"/>
-      <w:r>
-        <w:rPr>
-          <w:rFonts w:ascii="Arial" w:hAnsi="Arial" w:cs="Arial" w:hint="cs"/>
-          <w:sz w:val="26"/>
-          <w:szCs w:val="26"/>
-        </w:rPr>
-        <w:t>isProprietary</w:t>
-      </w:r>
-      <w:proofErr w:type="spellEnd"/>
       <w:r>
         <w:rPr>
           <w:rFonts w:ascii="Arial" w:hAnsi="Arial" w:cs="Arial" w:hint="cs"/>
@@ -2274,7 +1898,6 @@
         </w:rPr>
         <w:t>{#</w:t>
       </w:r>
-      <w:proofErr w:type="spellStart"/>
       <w:r>
         <w:rPr>
           <w:rFonts w:ascii="Arial" w:hAnsi="Arial" w:cs="Arial" w:hint="cs"/>
@@ -2283,7 +1906,6 @@
         </w:rPr>
         <w:t>isProprietary</w:t>
       </w:r>
-      <w:proofErr w:type="spellEnd"/>
       <w:r>
         <w:rPr>
           <w:rFonts w:ascii="Arial" w:hAnsi="Arial" w:cs="Arial" w:hint="cs"/>
@@ -2293,7 +1915,6 @@
         </w:rPr>
         <w:t>} ذات الغرض الخاص{/</w:t>
       </w:r>
-      <w:proofErr w:type="spellStart"/>
       <w:r>
         <w:rPr>
           <w:rFonts w:ascii="Arial" w:hAnsi="Arial" w:cs="Arial" w:hint="cs"/>
@@ -2302,7 +1923,6 @@
         </w:rPr>
         <w:t>isProprietary</w:t>
       </w:r>
-      <w:proofErr w:type="spellEnd"/>
       <w:r>
         <w:rPr>
           <w:rFonts w:ascii="Arial" w:hAnsi="Arial" w:cs="Arial" w:hint="cs"/>
@@ -2402,7 +2022,6 @@
         </w:rPr>
         <w:t>{#</w:t>
       </w:r>
-      <w:proofErr w:type="spellStart"/>
       <w:r>
         <w:rPr>
           <w:rFonts w:ascii="Arial" w:hAnsi="Arial" w:cs="Arial" w:hint="cs"/>
@@ -2411,7 +2030,6 @@
         </w:rPr>
         <w:t>isProprietary</w:t>
       </w:r>
-      <w:proofErr w:type="spellEnd"/>
       <w:r>
         <w:rPr>
           <w:rFonts w:ascii="Arial" w:hAnsi="Arial" w:cs="Arial" w:hint="cs"/>
@@ -2421,7 +2039,6 @@
         </w:rPr>
         <w:t>} ذات الغرض الخاص{/</w:t>
       </w:r>
-      <w:proofErr w:type="spellStart"/>
       <w:r>
         <w:rPr>
           <w:rFonts w:ascii="Arial" w:hAnsi="Arial" w:cs="Arial" w:hint="cs"/>
@@ -2430,7 +2047,6 @@
         </w:rPr>
         <w:t>isProprietary</w:t>
       </w:r>
-      <w:proofErr w:type="spellEnd"/>
       <w:r>
         <w:rPr>
           <w:rFonts w:ascii="Arial" w:hAnsi="Arial" w:cs="Arial" w:hint="cs"/>
@@ -2509,7 +2125,6 @@
         </w:rPr>
         <w:t>{#</w:t>
       </w:r>
-      <w:proofErr w:type="spellStart"/>
       <w:r>
         <w:rPr>
           <w:rFonts w:ascii="Arial" w:hAnsi="Arial" w:cs="Arial" w:hint="cs"/>
@@ -2518,7 +2133,6 @@
         </w:rPr>
         <w:t>isProprietary</w:t>
       </w:r>
-      <w:proofErr w:type="spellEnd"/>
       <w:r>
         <w:rPr>
           <w:rFonts w:ascii="Arial" w:hAnsi="Arial" w:cs="Arial" w:hint="cs"/>
@@ -2528,7 +2142,6 @@
         </w:rPr>
         <w:t>} ذات الغرض الخاص{/</w:t>
       </w:r>
-      <w:proofErr w:type="spellStart"/>
       <w:r>
         <w:rPr>
           <w:rFonts w:ascii="Arial" w:hAnsi="Arial" w:cs="Arial" w:hint="cs"/>
@@ -2537,7 +2150,6 @@
         </w:rPr>
         <w:t>isProprietary</w:t>
       </w:r>
-      <w:proofErr w:type="spellEnd"/>
       <w:r>
         <w:rPr>
           <w:rFonts w:ascii="Arial" w:hAnsi="Arial" w:cs="Arial" w:hint="cs"/>
@@ -2656,31 +2268,11 @@
       </w:r>
       <w:r>
         <w:rPr>
-          <w:rFonts w:ascii="Arial" w:hAnsi="Arial" w:cs="Arial" w:hint="cs"/>
-          <w:sz w:val="26"/>
-          <w:szCs w:val="26"/>
-          <w:rtl/>
-        </w:rPr>
-        <w:t>{</w:t>
-      </w:r>
-      <w:proofErr w:type="spellStart"/>
-      <w:r>
-        <w:rPr>
-          <w:rFonts w:ascii="Arial" w:hAnsi="Arial" w:cs="Arial" w:hint="cs"/>
-          <w:sz w:val="26"/>
-          <w:szCs w:val="26"/>
-        </w:rPr>
-        <w:t>entityWord</w:t>
-      </w:r>
-      <w:proofErr w:type="spellEnd"/>
-      <w:r>
-        <w:rPr>
-          <w:rFonts w:ascii="Arial" w:hAnsi="Arial" w:cs="Arial" w:hint="cs"/>
-          <w:sz w:val="26"/>
-          <w:szCs w:val="26"/>
-          <w:rtl/>
-        </w:rPr>
-        <w:t>}</w:t>
+          <w:rFonts w:ascii="Arial" w:hAnsi="Arial" w:cs="Arial"/>
+          <w:sz w:val="26"/>
+          <w:szCs w:val="26"/>
+        </w:rPr>
+        <w:t>{entityForThe}</w:t>
       </w:r>
       <w:r>
         <w:rPr>
@@ -2693,40 +2285,20 @@
       </w:r>
       <w:r>
         <w:rPr>
-          <w:rFonts w:ascii="Arial" w:hAnsi="Arial" w:cs="Arial" w:hint="cs"/>
-          <w:sz w:val="26"/>
-          <w:szCs w:val="26"/>
-          <w:rtl/>
-        </w:rPr>
-        <w:t>{</w:t>
-      </w:r>
-      <w:proofErr w:type="spellStart"/>
-      <w:r>
-        <w:rPr>
-          <w:rFonts w:ascii="Arial" w:hAnsi="Arial" w:cs="Arial" w:hint="cs"/>
-          <w:sz w:val="26"/>
-          <w:szCs w:val="26"/>
-        </w:rPr>
-        <w:t>entityWord</w:t>
-      </w:r>
-      <w:proofErr w:type="spellEnd"/>
-      <w:r>
-        <w:rPr>
-          <w:rFonts w:ascii="Arial" w:hAnsi="Arial" w:cs="Arial" w:hint="cs"/>
-          <w:sz w:val="26"/>
-          <w:szCs w:val="26"/>
-          <w:rtl/>
-        </w:rPr>
-        <w:t>}</w:t>
-      </w:r>
-      <w:r>
-        <w:rPr>
-          <w:rFonts w:ascii="Arial" w:hAnsi="Arial" w:cs="Arial"/>
-          <w:sz w:val="26"/>
-          <w:szCs w:val="26"/>
-          <w:rtl/>
-        </w:rPr>
-        <w:t xml:space="preserve"> نظام رقابة داخلية سليم وملائم يسمح بإعداد قوائم مالية</w:t>
+          <w:rFonts w:ascii="Arial" w:hAnsi="Arial" w:cs="Arial"/>
+          <w:sz w:val="26"/>
+          <w:szCs w:val="26"/>
+        </w:rPr>
+        <w:t>{entityThe}</w:t>
+      </w:r>
+      <w:r>
+        <w:rPr>
+          <w:rFonts w:ascii="Arial" w:hAnsi="Arial" w:cs="Arial"/>
+          <w:sz w:val="26"/>
+          <w:szCs w:val="26"/>
+          <w:rtl/>
+        </w:rPr>
+        <w:t>نظام رقابة داخلية سليم وملائم يسمح بإعداد قوائم مالية</w:t>
       </w:r>
       <w:r>
         <w:rPr>
@@ -2931,7 +2503,6 @@
         </w:rPr>
         <w:t>{#</w:t>
       </w:r>
-      <w:proofErr w:type="spellStart"/>
       <w:r>
         <w:rPr>
           <w:rFonts w:ascii="Arial" w:hAnsi="Arial" w:cs="Arial" w:hint="cs"/>
@@ -2940,7 +2511,6 @@
         </w:rPr>
         <w:t>isProprietary</w:t>
       </w:r>
-      <w:proofErr w:type="spellEnd"/>
       <w:r>
         <w:rPr>
           <w:rFonts w:ascii="Arial" w:hAnsi="Arial" w:cs="Arial" w:hint="cs"/>
@@ -2950,7 +2520,6 @@
         </w:rPr>
         <w:t>} ذات الغرض الخاص{/</w:t>
       </w:r>
-      <w:proofErr w:type="spellStart"/>
       <w:r>
         <w:rPr>
           <w:rFonts w:ascii="Arial" w:hAnsi="Arial" w:cs="Arial" w:hint="cs"/>
@@ -2959,7 +2528,6 @@
         </w:rPr>
         <w:t>isProprietary</w:t>
       </w:r>
-      <w:proofErr w:type="spellEnd"/>
       <w:r>
         <w:rPr>
           <w:rFonts w:ascii="Arial" w:hAnsi="Arial" w:cs="Arial" w:hint="cs"/>
@@ -3169,31 +2737,11 @@
       </w:r>
       <w:r>
         <w:rPr>
-          <w:rFonts w:ascii="Arial" w:hAnsi="Arial" w:cs="Arial" w:hint="cs"/>
-          <w:sz w:val="26"/>
-          <w:szCs w:val="26"/>
-          <w:rtl/>
-        </w:rPr>
-        <w:t>{</w:t>
-      </w:r>
-      <w:proofErr w:type="spellStart"/>
-      <w:r>
-        <w:rPr>
-          <w:rFonts w:ascii="Arial" w:hAnsi="Arial" w:cs="Arial" w:hint="cs"/>
-          <w:sz w:val="26"/>
-          <w:szCs w:val="26"/>
-        </w:rPr>
-        <w:t>entityWord</w:t>
-      </w:r>
-      <w:proofErr w:type="spellEnd"/>
-      <w:r>
-        <w:rPr>
-          <w:rFonts w:ascii="Arial" w:hAnsi="Arial" w:cs="Arial" w:hint="cs"/>
-          <w:sz w:val="26"/>
-          <w:szCs w:val="26"/>
-          <w:rtl/>
-        </w:rPr>
-        <w:t>}</w:t>
+          <w:rFonts w:ascii="Arial" w:hAnsi="Arial" w:cs="Arial"/>
+          <w:sz w:val="26"/>
+          <w:szCs w:val="26"/>
+        </w:rPr>
+        <w:t>{entityThe}</w:t>
       </w:r>
       <w:r>
         <w:rPr>
@@ -3457,26 +3005,24 @@
       </w:r>
       <w:r>
         <w:rPr>
-          <w:rFonts w:ascii="Arial" w:hAnsi="Arial" w:cs="Arial" w:hint="cs"/>
+          <w:rFonts w:ascii="Arial" w:hAnsi="Arial" w:cs="Arial"/>
           <w:sz w:val="26"/>
           <w:szCs w:val="26"/>
           <w:rtl/>
         </w:rPr>
         <w:t>{</w:t>
       </w:r>
-      <w:proofErr w:type="spellStart"/>
-      <w:r>
-        <w:rPr>
-          <w:rFonts w:ascii="Arial" w:hAnsi="Arial" w:cs="Arial" w:hint="cs"/>
-          <w:sz w:val="26"/>
-          <w:szCs w:val="26"/>
-        </w:rPr>
-        <w:t>entityWord</w:t>
-      </w:r>
-      <w:proofErr w:type="spellEnd"/>
-      <w:r>
-        <w:rPr>
-          <w:rFonts w:ascii="Arial" w:hAnsi="Arial" w:cs="Arial" w:hint="cs"/>
+      <w:r>
+        <w:rPr>
+          <w:rFonts w:ascii="Arial" w:hAnsi="Arial" w:cs="Arial"/>
+          <w:sz w:val="26"/>
+          <w:szCs w:val="26"/>
+        </w:rPr>
+        <w:t>entityThe</w:t>
+      </w:r>
+      <w:r>
+        <w:rPr>
+          <w:rFonts w:ascii="Arial" w:hAnsi="Arial" w:cs="Arial"/>
           <w:sz w:val="26"/>
           <w:szCs w:val="26"/>
           <w:rtl/>
@@ -3624,19 +3170,25 @@
           <w:szCs w:val="26"/>
           <w:rtl/>
         </w:rPr>
-        <w:t xml:space="preserve">ليس لدينا علم اي احتيال او اشتباه في حدوث احتيال </w:t>
-      </w:r>
-      <w:proofErr w:type="spellStart"/>
-      <w:r>
-        <w:rPr>
-          <w:rFonts w:ascii="Arial" w:hAnsi="Arial" w:cs="Arial" w:hint="cs"/>
-          <w:sz w:val="26"/>
-          <w:szCs w:val="26"/>
-          <w:rtl/>
-        </w:rPr>
-        <w:t>يؤثرعلى</w:t>
-      </w:r>
-      <w:proofErr w:type="spellEnd"/>
+        <w:t xml:space="preserve">ليس لدينا علم اي احتيال او اشتباه في حدوث احتيال يؤثرعلى </w:t>
+      </w:r>
+      <w:r>
+        <w:rPr>
+          <w:rFonts w:ascii="Arial" w:hAnsi="Arial" w:cs="Arial"/>
+          <w:sz w:val="26"/>
+          <w:szCs w:val="26"/>
+        </w:rPr>
+        <w:t>{entityThe}</w:t>
+      </w:r>
+      <w:r>
+        <w:rPr>
+          <w:rFonts w:ascii="Arial" w:hAnsi="Arial" w:cs="Arial" w:hint="cs"/>
+          <w:sz w:val="26"/>
+          <w:szCs w:val="26"/>
+          <w:rtl/>
+        </w:rPr>
+        <w:t xml:space="preserve"> من قبل الادارة او الموظفين الذين لهم دور مهم في الرقابة الداخلية او اي احتيال مهم ومادي يؤثر على القوائم المالية</w:t>
+      </w:r>
       <w:r>
         <w:rPr>
           <w:rFonts w:ascii="Arial" w:hAnsi="Arial" w:cs="Arial" w:hint="cs"/>
@@ -3653,18 +3205,33 @@
           <w:szCs w:val="26"/>
           <w:rtl/>
         </w:rPr>
-        <w:t>{</w:t>
-      </w:r>
-      <w:proofErr w:type="spellStart"/>
-      <w:r>
-        <w:rPr>
-          <w:rFonts w:ascii="Arial" w:hAnsi="Arial" w:cs="Arial" w:hint="cs"/>
-          <w:sz w:val="26"/>
-          <w:szCs w:val="26"/>
-        </w:rPr>
-        <w:t>entityWord</w:t>
-      </w:r>
-      <w:proofErr w:type="spellEnd"/>
+        <w:t>{#</w:t>
+      </w:r>
+      <w:r>
+        <w:rPr>
+          <w:rFonts w:ascii="Arial" w:hAnsi="Arial" w:cs="Arial" w:hint="cs"/>
+          <w:sz w:val="26"/>
+          <w:szCs w:val="26"/>
+        </w:rPr>
+        <w:t>isProprietary</w:t>
+      </w:r>
+      <w:r>
+        <w:rPr>
+          <w:rFonts w:ascii="Arial" w:hAnsi="Arial" w:cs="Arial" w:hint="cs"/>
+          <w:sz w:val="26"/>
+          <w:szCs w:val="26"/>
+          <w:rtl/>
+        </w:rPr>
+        <w:t>} ذات الغرض الخاص{/</w:t>
+      </w:r>
+      <w:r>
+        <w:rPr>
+          <w:rFonts w:ascii="Arial" w:hAnsi="Arial" w:cs="Arial" w:hint="cs"/>
+          <w:sz w:val="26"/>
+          <w:szCs w:val="26"/>
+        </w:rPr>
+        <w:t>isProprietary</w:t>
+      </w:r>
       <w:r>
         <w:rPr>
           <w:rFonts w:ascii="Arial" w:hAnsi="Arial" w:cs="Arial" w:hint="cs"/>
@@ -3681,7 +3248,113 @@
           <w:szCs w:val="26"/>
           <w:rtl/>
         </w:rPr>
-        <w:t xml:space="preserve"> من قبل الادارة او الموظفين الذين لهم دور مهم في الرقابة الداخلية او اي احتيال مهم ومادي يؤثر على القوائم المالية</w:t>
+        <w:t xml:space="preserve"> من اي طرف اخر.</w:t>
+      </w:r>
+    </w:p>
+    <w:p>
+      <w:pPr>
+        <w:spacing w:line="300" w:lineRule="exact"/>
+        <w:ind w:left="299"/>
+        <w:jc w:val="both"/>
+        <w:rPr>
+          <w:rFonts w:ascii="Arial" w:hAnsi="Arial" w:cs="Arial"/>
+          <w:sz w:val="26"/>
+          <w:szCs w:val="26"/>
+        </w:rPr>
+      </w:pPr>
+    </w:p>
+    <w:p>
+      <w:pPr>
+        <w:spacing w:line="300" w:lineRule="exact"/>
+        <w:ind w:left="-90" w:hanging="180"/>
+        <w:jc w:val="both"/>
+        <w:rPr>
+          <w:rFonts w:ascii="Arial" w:hAnsi="Arial" w:cs="Arial"/>
+          <w:sz w:val="26"/>
+          <w:szCs w:val="26"/>
+          <w:rtl/>
+        </w:rPr>
+      </w:pPr>
+      <w:r>
+        <w:rPr>
+          <w:rFonts w:ascii="Arial" w:hAnsi="Arial" w:cs="Arial" w:hint="cs"/>
+          <w:sz w:val="26"/>
+          <w:szCs w:val="26"/>
+          <w:rtl/>
+        </w:rPr>
+        <w:t>8</w:t>
+      </w:r>
+      <w:r>
+        <w:rPr>
+          <w:rFonts w:ascii="Arial" w:hAnsi="Arial" w:cs="Arial" w:hint="cs"/>
+          <w:sz w:val="26"/>
+          <w:szCs w:val="26"/>
+          <w:rtl/>
+        </w:rPr>
+        <w:t xml:space="preserve">. </w:t>
+      </w:r>
+      <w:r>
+        <w:rPr>
+          <w:rFonts w:ascii="Arial" w:hAnsi="Arial" w:cs="Arial"/>
+          <w:sz w:val="26"/>
+          <w:szCs w:val="26"/>
+          <w:rtl/>
+        </w:rPr>
+        <w:t xml:space="preserve">ليس لدينا أي علم بأي ادعاءات بحدوث </w:t>
+      </w:r>
+      <w:r>
+        <w:rPr>
+          <w:rFonts w:ascii="Arial" w:hAnsi="Arial" w:cs="Arial" w:hint="cs"/>
+          <w:sz w:val="26"/>
+          <w:szCs w:val="26"/>
+          <w:rtl/>
+        </w:rPr>
+        <w:t>احتيال</w:t>
+      </w:r>
+      <w:r>
+        <w:rPr>
+          <w:rFonts w:ascii="Arial" w:hAnsi="Arial" w:cs="Arial"/>
+          <w:sz w:val="26"/>
+          <w:szCs w:val="26"/>
+          <w:rtl/>
+        </w:rPr>
+        <w:t xml:space="preserve"> أو اشتباه في حدوث </w:t>
+      </w:r>
+      <w:r>
+        <w:rPr>
+          <w:rFonts w:ascii="Arial" w:hAnsi="Arial" w:cs="Arial" w:hint="cs"/>
+          <w:sz w:val="26"/>
+          <w:szCs w:val="26"/>
+          <w:rtl/>
+        </w:rPr>
+        <w:t>احتيال</w:t>
+      </w:r>
+      <w:r>
+        <w:rPr>
+          <w:rFonts w:ascii="Arial" w:hAnsi="Arial" w:cs="Arial"/>
+          <w:sz w:val="26"/>
+          <w:szCs w:val="26"/>
+          <w:rtl/>
+        </w:rPr>
+        <w:t xml:space="preserve"> يؤثر على ال</w:t>
+      </w:r>
+      <w:r>
+        <w:rPr>
+          <w:rFonts w:ascii="Arial" w:hAnsi="Arial" w:cs="Arial" w:hint="cs"/>
+          <w:sz w:val="26"/>
+          <w:szCs w:val="26"/>
+          <w:rtl/>
+        </w:rPr>
+        <w:t>قوائم</w:t>
+      </w:r>
+      <w:r>
+        <w:rPr>
+          <w:rFonts w:ascii="Arial" w:hAnsi="Arial" w:cs="Arial"/>
+          <w:sz w:val="26"/>
+          <w:szCs w:val="26"/>
+          <w:rtl/>
+        </w:rPr>
+        <w:t xml:space="preserve"> المالية</w:t>
       </w:r>
       <w:r>
         <w:rPr>
@@ -3701,7 +3374,6 @@
         </w:rPr>
         <w:t>{#</w:t>
       </w:r>
-      <w:proofErr w:type="spellStart"/>
       <w:r>
         <w:rPr>
           <w:rFonts w:ascii="Arial" w:hAnsi="Arial" w:cs="Arial" w:hint="cs"/>
@@ -3710,7 +3382,6 @@
         </w:rPr>
         <w:t>isProprietary</w:t>
       </w:r>
-      <w:proofErr w:type="spellEnd"/>
       <w:r>
         <w:rPr>
           <w:rFonts w:ascii="Arial" w:hAnsi="Arial" w:cs="Arial" w:hint="cs"/>
@@ -3720,7 +3391,6 @@
         </w:rPr>
         <w:t>} ذات الغرض الخاص{/</w:t>
       </w:r>
-      <w:proofErr w:type="spellStart"/>
       <w:r>
         <w:rPr>
           <w:rFonts w:ascii="Arial" w:hAnsi="Arial" w:cs="Arial" w:hint="cs"/>
@@ -3729,7 +3399,6 @@
         </w:rPr>
         <w:t>isProprietary</w:t>
       </w:r>
-      <w:proofErr w:type="spellEnd"/>
       <w:r>
         <w:rPr>
           <w:rFonts w:ascii="Arial" w:hAnsi="Arial" w:cs="Arial" w:hint="cs"/>
@@ -3741,122 +3410,7 @@
       </w:r>
       <w:r>
         <w:rPr>
-          <w:rFonts w:ascii="Arial" w:hAnsi="Arial" w:cs="Arial" w:hint="cs"/>
-          <w:sz w:val="26"/>
-          <w:szCs w:val="26"/>
-          <w:rtl/>
-        </w:rPr>
-        <w:t xml:space="preserve"> من اي طرف اخر.</w:t>
-      </w:r>
-    </w:p>
-    <w:p>
-      <w:pPr>
-        <w:spacing w:line="300" w:lineRule="exact"/>
-        <w:ind w:left="299"/>
-        <w:jc w:val="both"/>
-        <w:rPr>
-          <w:rFonts w:ascii="Arial" w:hAnsi="Arial" w:cs="Arial"/>
-          <w:sz w:val="26"/>
-          <w:szCs w:val="26"/>
-        </w:rPr>
-      </w:pPr>
-    </w:p>
-    <w:p>
-      <w:pPr>
-        <w:spacing w:line="300" w:lineRule="exact"/>
-        <w:ind w:left="-90" w:hanging="180"/>
-        <w:jc w:val="both"/>
-        <w:rPr>
-          <w:rFonts w:ascii="Arial" w:hAnsi="Arial" w:cs="Arial"/>
-          <w:sz w:val="26"/>
-          <w:szCs w:val="26"/>
-          <w:rtl/>
-        </w:rPr>
-      </w:pPr>
-      <w:r>
-        <w:rPr>
-          <w:rFonts w:ascii="Arial" w:hAnsi="Arial" w:cs="Arial" w:hint="cs"/>
-          <w:sz w:val="26"/>
-          <w:szCs w:val="26"/>
-          <w:rtl/>
-        </w:rPr>
-        <w:t>8</w:t>
-      </w:r>
-      <w:r>
-        <w:rPr>
-          <w:rFonts w:ascii="Arial" w:hAnsi="Arial" w:cs="Arial" w:hint="cs"/>
-          <w:sz w:val="26"/>
-          <w:szCs w:val="26"/>
-          <w:rtl/>
-        </w:rPr>
-        <w:t xml:space="preserve">. </w:t>
-      </w:r>
-      <w:r>
-        <w:rPr>
-          <w:rFonts w:ascii="Arial" w:hAnsi="Arial" w:cs="Arial"/>
-          <w:sz w:val="26"/>
-          <w:szCs w:val="26"/>
-          <w:rtl/>
-        </w:rPr>
-        <w:t xml:space="preserve">ليس لدينا أي علم بأي ادعاءات بحدوث </w:t>
-      </w:r>
-      <w:r>
-        <w:rPr>
-          <w:rFonts w:ascii="Arial" w:hAnsi="Arial" w:cs="Arial" w:hint="cs"/>
-          <w:sz w:val="26"/>
-          <w:szCs w:val="26"/>
-          <w:rtl/>
-        </w:rPr>
-        <w:t>احتيال</w:t>
-      </w:r>
-      <w:r>
-        <w:rPr>
-          <w:rFonts w:ascii="Arial" w:hAnsi="Arial" w:cs="Arial"/>
-          <w:sz w:val="26"/>
-          <w:szCs w:val="26"/>
-          <w:rtl/>
-        </w:rPr>
-        <w:t xml:space="preserve"> أو اشتباه في حدوث </w:t>
-      </w:r>
-      <w:r>
-        <w:rPr>
-          <w:rFonts w:ascii="Arial" w:hAnsi="Arial" w:cs="Arial" w:hint="cs"/>
-          <w:sz w:val="26"/>
-          <w:szCs w:val="26"/>
-          <w:rtl/>
-        </w:rPr>
-        <w:t>احتيال</w:t>
-      </w:r>
-      <w:r>
-        <w:rPr>
-          <w:rFonts w:ascii="Arial" w:hAnsi="Arial" w:cs="Arial"/>
-          <w:sz w:val="26"/>
-          <w:szCs w:val="26"/>
-          <w:rtl/>
-        </w:rPr>
-        <w:t xml:space="preserve"> يؤثر على ال</w:t>
-      </w:r>
-      <w:r>
-        <w:rPr>
-          <w:rFonts w:ascii="Arial" w:hAnsi="Arial" w:cs="Arial" w:hint="cs"/>
-          <w:sz w:val="26"/>
-          <w:szCs w:val="26"/>
-          <w:rtl/>
-        </w:rPr>
-        <w:t>قوائم</w:t>
-      </w:r>
-      <w:r>
-        <w:rPr>
-          <w:rFonts w:ascii="Arial" w:hAnsi="Arial" w:cs="Arial"/>
-          <w:sz w:val="26"/>
-          <w:szCs w:val="26"/>
-          <w:rtl/>
-        </w:rPr>
-        <w:t xml:space="preserve"> المالية</w:t>
-      </w:r>
-      <w:r>
-        <w:rPr>
-          <w:rFonts w:ascii="Arial" w:hAnsi="Arial" w:cs="Arial" w:hint="cs"/>
+          <w:rFonts w:ascii="Arial" w:hAnsi="Arial" w:cs="Arial"/>
           <w:sz w:val="26"/>
           <w:szCs w:val="26"/>
           <w:rtl/>
@@ -3865,54 +3419,51 @@
       </w:r>
       <w:r>
         <w:rPr>
-          <w:rFonts w:ascii="Arial" w:hAnsi="Arial" w:cs="Arial" w:hint="cs"/>
-          <w:sz w:val="26"/>
-          <w:szCs w:val="26"/>
-          <w:rtl/>
-        </w:rPr>
-        <w:t>{#</w:t>
-      </w:r>
-      <w:proofErr w:type="spellStart"/>
-      <w:r>
-        <w:rPr>
-          <w:rFonts w:ascii="Arial" w:hAnsi="Arial" w:cs="Arial" w:hint="cs"/>
-          <w:sz w:val="26"/>
-          <w:szCs w:val="26"/>
-        </w:rPr>
-        <w:t>isProprietary</w:t>
-      </w:r>
-      <w:proofErr w:type="spellEnd"/>
-      <w:r>
-        <w:rPr>
-          <w:rFonts w:ascii="Arial" w:hAnsi="Arial" w:cs="Arial" w:hint="cs"/>
-          <w:sz w:val="26"/>
-          <w:szCs w:val="26"/>
-          <w:rtl/>
-        </w:rPr>
-        <w:t>} ذات الغرض الخاص{/</w:t>
-      </w:r>
-      <w:proofErr w:type="spellStart"/>
-      <w:r>
-        <w:rPr>
-          <w:rFonts w:ascii="Arial" w:hAnsi="Arial" w:cs="Arial" w:hint="cs"/>
-          <w:sz w:val="26"/>
-          <w:szCs w:val="26"/>
-        </w:rPr>
-        <w:t>isProprietary</w:t>
-      </w:r>
-      <w:proofErr w:type="spellEnd"/>
-      <w:r>
-        <w:rPr>
-          <w:rFonts w:ascii="Arial" w:hAnsi="Arial" w:cs="Arial" w:hint="cs"/>
-          <w:sz w:val="26"/>
-          <w:szCs w:val="26"/>
-          <w:rtl/>
-        </w:rPr>
-        <w:t>}</w:t>
-      </w:r>
-      <w:r>
-        <w:rPr>
-          <w:rFonts w:ascii="Arial" w:hAnsi="Arial" w:cs="Arial"/>
+          <w:rFonts w:ascii="Arial" w:hAnsi="Arial" w:cs="Arial"/>
+          <w:sz w:val="26"/>
+          <w:szCs w:val="26"/>
+        </w:rPr>
+        <w:t>{entityForThe}</w:t>
+      </w:r>
+      <w:r>
+        <w:rPr>
+          <w:rFonts w:ascii="Arial" w:hAnsi="Arial" w:cs="Arial" w:hint="cs"/>
+          <w:sz w:val="26"/>
+          <w:szCs w:val="26"/>
+          <w:rtl/>
+        </w:rPr>
+        <w:t>و</w:t>
+      </w:r>
+      <w:r>
+        <w:rPr>
+          <w:rFonts w:ascii="Arial" w:hAnsi="Arial" w:cs="Arial"/>
+          <w:sz w:val="26"/>
+          <w:szCs w:val="26"/>
+          <w:rtl/>
+        </w:rPr>
+        <w:t xml:space="preserve">التي </w:t>
+      </w:r>
+      <w:r>
+        <w:rPr>
+          <w:rFonts w:ascii="Arial" w:hAnsi="Arial" w:cs="Arial" w:hint="cs"/>
+          <w:sz w:val="26"/>
+          <w:szCs w:val="26"/>
+          <w:rtl/>
+        </w:rPr>
+        <w:t>وردت الينا من قبل</w:t>
+      </w:r>
+      <w:r>
+        <w:rPr>
+          <w:rFonts w:ascii="Arial" w:hAnsi="Arial" w:cs="Arial"/>
+          <w:sz w:val="26"/>
+          <w:szCs w:val="26"/>
+          <w:rtl/>
+        </w:rPr>
+        <w:t xml:space="preserve"> الموظفون، أو ادعاءات المبلغين عن المخالفات، أو</w:t>
+      </w:r>
+      <w:r>
+        <w:rPr>
+          <w:rFonts w:ascii="Arial" w:hAnsi="Arial" w:cs="Arial" w:hint="cs"/>
           <w:sz w:val="26"/>
           <w:szCs w:val="26"/>
           <w:rtl/>
@@ -3921,79 +3472,6 @@
       </w:r>
       <w:r>
         <w:rPr>
-          <w:rFonts w:ascii="Arial" w:hAnsi="Arial" w:cs="Arial" w:hint="cs"/>
-          <w:sz w:val="26"/>
-          <w:szCs w:val="26"/>
-          <w:rtl/>
-        </w:rPr>
-        <w:t>{</w:t>
-      </w:r>
-      <w:proofErr w:type="spellStart"/>
-      <w:r>
-        <w:rPr>
-          <w:rFonts w:ascii="Arial" w:hAnsi="Arial" w:cs="Arial" w:hint="cs"/>
-          <w:sz w:val="26"/>
-          <w:szCs w:val="26"/>
-        </w:rPr>
-        <w:t>entityWord</w:t>
-      </w:r>
-      <w:proofErr w:type="spellEnd"/>
-      <w:r>
-        <w:rPr>
-          <w:rFonts w:ascii="Arial" w:hAnsi="Arial" w:cs="Arial" w:hint="cs"/>
-          <w:sz w:val="26"/>
-          <w:szCs w:val="26"/>
-          <w:rtl/>
-        </w:rPr>
-        <w:t>}</w:t>
-      </w:r>
-      <w:r>
-        <w:rPr>
-          <w:rFonts w:ascii="Arial" w:hAnsi="Arial" w:cs="Arial" w:hint="cs"/>
-          <w:sz w:val="26"/>
-          <w:szCs w:val="26"/>
-          <w:rtl/>
-        </w:rPr>
-        <w:t>و</w:t>
-      </w:r>
-      <w:r>
-        <w:rPr>
-          <w:rFonts w:ascii="Arial" w:hAnsi="Arial" w:cs="Arial"/>
-          <w:sz w:val="26"/>
-          <w:szCs w:val="26"/>
-          <w:rtl/>
-        </w:rPr>
-        <w:t xml:space="preserve">التي </w:t>
-      </w:r>
-      <w:r>
-        <w:rPr>
-          <w:rFonts w:ascii="Arial" w:hAnsi="Arial" w:cs="Arial" w:hint="cs"/>
-          <w:sz w:val="26"/>
-          <w:szCs w:val="26"/>
-          <w:rtl/>
-        </w:rPr>
-        <w:t>وردت الينا من قبل</w:t>
-      </w:r>
-      <w:r>
-        <w:rPr>
-          <w:rFonts w:ascii="Arial" w:hAnsi="Arial" w:cs="Arial"/>
-          <w:sz w:val="26"/>
-          <w:szCs w:val="26"/>
-          <w:rtl/>
-        </w:rPr>
-        <w:t xml:space="preserve"> الموظفون، أو ادعاءات المبلغين عن المخالفات، أو</w:t>
-      </w:r>
-      <w:r>
-        <w:rPr>
-          <w:rFonts w:ascii="Arial" w:hAnsi="Arial" w:cs="Arial" w:hint="cs"/>
-          <w:sz w:val="26"/>
-          <w:szCs w:val="26"/>
-          <w:rtl/>
-        </w:rPr>
-        <w:t xml:space="preserve"> </w:t>
-      </w:r>
-      <w:r>
-        <w:rPr>
           <w:rFonts w:ascii="Arial" w:hAnsi="Arial" w:cs="Arial"/>
           <w:sz w:val="26"/>
           <w:szCs w:val="26"/>
@@ -4007,25 +3485,7 @@
           <w:sz w:val="26"/>
           <w:szCs w:val="26"/>
         </w:rPr>
-        <w:t>{</w:t>
-      </w:r>
-      <w:proofErr w:type="spellStart"/>
-      <w:r>
-        <w:rPr>
-          <w:rFonts w:ascii="Arial" w:hAnsi="Arial" w:cs="Arial"/>
-          <w:sz w:val="26"/>
-          <w:szCs w:val="26"/>
-        </w:rPr>
-        <w:t>entityWord</w:t>
-      </w:r>
-      <w:proofErr w:type="spellEnd"/>
-      <w:r>
-        <w:rPr>
-          <w:rFonts w:ascii="Arial" w:hAnsi="Arial" w:cs="Arial"/>
-          <w:sz w:val="26"/>
-          <w:szCs w:val="26"/>
-        </w:rPr>
-        <w:t>}</w:t>
+        <w:t>{entityForThe}</w:t>
       </w:r>
       <w:r>
         <w:rPr>
@@ -4192,7 +3652,6 @@
         </w:rPr>
         <w:t>{#</w:t>
       </w:r>
-      <w:proofErr w:type="spellStart"/>
       <w:r>
         <w:rPr>
           <w:rFonts w:ascii="Arial" w:hAnsi="Arial" w:cs="Arial" w:hint="cs"/>
@@ -4201,7 +3660,6 @@
         </w:rPr>
         <w:t>isProprietary</w:t>
       </w:r>
-      <w:proofErr w:type="spellEnd"/>
       <w:r>
         <w:rPr>
           <w:rFonts w:ascii="Arial" w:hAnsi="Arial" w:cs="Arial" w:hint="cs"/>
@@ -4211,7 +3669,6 @@
         </w:rPr>
         <w:t>} ذات الغرض الخاص{/</w:t>
       </w:r>
-      <w:proofErr w:type="spellStart"/>
       <w:r>
         <w:rPr>
           <w:rFonts w:ascii="Arial" w:hAnsi="Arial" w:cs="Arial" w:hint="cs"/>
@@ -4220,7 +3677,6 @@
         </w:rPr>
         <w:t>isProprietary</w:t>
       </w:r>
-      <w:proofErr w:type="spellEnd"/>
       <w:r>
         <w:rPr>
           <w:rFonts w:ascii="Arial" w:hAnsi="Arial" w:cs="Arial" w:hint="cs"/>
@@ -4365,7 +3821,6 @@
         </w:rPr>
         <w:t>{#</w:t>
       </w:r>
-      <w:proofErr w:type="spellStart"/>
       <w:r>
         <w:rPr>
           <w:rFonts w:ascii="Arial" w:hAnsi="Arial" w:cs="Arial" w:hint="cs"/>
@@ -4374,7 +3829,6 @@
         </w:rPr>
         <w:t>isProprietary</w:t>
       </w:r>
-      <w:proofErr w:type="spellEnd"/>
       <w:r>
         <w:rPr>
           <w:rFonts w:ascii="Arial" w:hAnsi="Arial" w:cs="Arial" w:hint="cs"/>
@@ -4384,7 +3838,6 @@
         </w:rPr>
         <w:t>} ذات الغرض الخاص{/</w:t>
       </w:r>
-      <w:proofErr w:type="spellStart"/>
       <w:r>
         <w:rPr>
           <w:rFonts w:ascii="Arial" w:hAnsi="Arial" w:cs="Arial" w:hint="cs"/>
@@ -4393,7 +3846,6 @@
         </w:rPr>
         <w:t>isProprietary</w:t>
       </w:r>
-      <w:proofErr w:type="spellEnd"/>
       <w:r>
         <w:rPr>
           <w:rFonts w:ascii="Arial" w:hAnsi="Arial" w:cs="Arial" w:hint="cs"/>
@@ -4632,7 +4084,6 @@
         </w:rPr>
         <w:t>{#</w:t>
       </w:r>
-      <w:proofErr w:type="spellStart"/>
       <w:r>
         <w:rPr>
           <w:rFonts w:ascii="Arial" w:hAnsi="Arial" w:cs="Arial" w:hint="cs"/>
@@ -4641,7 +4092,6 @@
         </w:rPr>
         <w:t>isProprietary</w:t>
       </w:r>
-      <w:proofErr w:type="spellEnd"/>
       <w:r>
         <w:rPr>
           <w:rFonts w:ascii="Arial" w:hAnsi="Arial" w:cs="Arial" w:hint="cs"/>
@@ -4651,7 +4101,6 @@
         </w:rPr>
         <w:t>} ذات الغرض الخاص{/</w:t>
       </w:r>
-      <w:proofErr w:type="spellStart"/>
       <w:r>
         <w:rPr>
           <w:rFonts w:ascii="Arial" w:hAnsi="Arial" w:cs="Arial" w:hint="cs"/>
@@ -4660,7 +4109,6 @@
         </w:rPr>
         <w:t>isProprietary</w:t>
       </w:r>
-      <w:proofErr w:type="spellEnd"/>
       <w:r>
         <w:rPr>
           <w:rFonts w:ascii="Arial" w:hAnsi="Arial" w:cs="Arial" w:hint="cs"/>
@@ -4764,7 +4212,6 @@
         </w:rPr>
         <w:t>{#</w:t>
       </w:r>
-      <w:proofErr w:type="spellStart"/>
       <w:r>
         <w:rPr>
           <w:rFonts w:ascii="Arial" w:hAnsi="Arial" w:cs="Arial" w:hint="cs"/>
@@ -4773,7 +4220,6 @@
         </w:rPr>
         <w:t>isProprietary</w:t>
       </w:r>
-      <w:proofErr w:type="spellEnd"/>
       <w:r>
         <w:rPr>
           <w:rFonts w:ascii="Arial" w:hAnsi="Arial" w:cs="Arial" w:hint="cs"/>
@@ -4783,7 +4229,6 @@
         </w:rPr>
         <w:t>} ذات الغرض الخاص{/</w:t>
       </w:r>
-      <w:proofErr w:type="spellStart"/>
       <w:r>
         <w:rPr>
           <w:rFonts w:ascii="Arial" w:hAnsi="Arial" w:cs="Arial" w:hint="cs"/>
@@ -4792,7 +4237,6 @@
         </w:rPr>
         <w:t>isProprietary</w:t>
       </w:r>
-      <w:proofErr w:type="spellEnd"/>
       <w:r>
         <w:rPr>
           <w:rFonts w:ascii="Arial" w:hAnsi="Arial" w:cs="Arial" w:hint="cs"/>
@@ -5187,7 +4631,6 @@
         </w:rPr>
         <w:t>{#</w:t>
       </w:r>
-      <w:proofErr w:type="spellStart"/>
       <w:r>
         <w:rPr>
           <w:rFonts w:ascii="Arial" w:hAnsi="Arial" w:cs="Arial" w:hint="cs"/>
@@ -5196,7 +4639,6 @@
         </w:rPr>
         <w:t>isProprietary</w:t>
       </w:r>
-      <w:proofErr w:type="spellEnd"/>
       <w:r>
         <w:rPr>
           <w:rFonts w:ascii="Arial" w:hAnsi="Arial" w:cs="Arial" w:hint="cs"/>
@@ -5206,7 +4648,6 @@
         </w:rPr>
         <w:t>} ذات الغرض الخاص{/</w:t>
       </w:r>
-      <w:proofErr w:type="spellStart"/>
       <w:r>
         <w:rPr>
           <w:rFonts w:ascii="Arial" w:hAnsi="Arial" w:cs="Arial" w:hint="cs"/>
@@ -5215,7 +4656,6 @@
         </w:rPr>
         <w:t>isProprietary</w:t>
       </w:r>
-      <w:proofErr w:type="spellEnd"/>
       <w:r>
         <w:rPr>
           <w:rFonts w:ascii="Arial" w:hAnsi="Arial" w:cs="Arial" w:hint="cs"/>
@@ -5327,7 +4767,6 @@
         </w:rPr>
         <w:t>{#</w:t>
       </w:r>
-      <w:proofErr w:type="spellStart"/>
       <w:r>
         <w:rPr>
           <w:rFonts w:ascii="Arial" w:hAnsi="Arial" w:cs="Arial" w:hint="cs"/>
@@ -5336,7 +4775,6 @@
         </w:rPr>
         <w:t>isProprietary</w:t>
       </w:r>
-      <w:proofErr w:type="spellEnd"/>
       <w:r>
         <w:rPr>
           <w:rFonts w:ascii="Arial" w:hAnsi="Arial" w:cs="Arial" w:hint="cs"/>
@@ -5346,7 +4784,6 @@
         </w:rPr>
         <w:t>} ذات الغرض الخاص{/</w:t>
       </w:r>
-      <w:proofErr w:type="spellStart"/>
       <w:r>
         <w:rPr>
           <w:rFonts w:ascii="Arial" w:hAnsi="Arial" w:cs="Arial" w:hint="cs"/>
@@ -5355,7 +4792,6 @@
         </w:rPr>
         <w:t>isProprietary</w:t>
       </w:r>
-      <w:proofErr w:type="spellEnd"/>
       <w:r>
         <w:rPr>
           <w:rFonts w:ascii="Arial" w:hAnsi="Arial" w:cs="Arial" w:hint="cs"/>
@@ -5526,31 +4962,11 @@
       </w:r>
       <w:r>
         <w:rPr>
-          <w:rFonts w:ascii="Arial" w:hAnsi="Arial" w:cs="Arial" w:hint="cs"/>
-          <w:sz w:val="26"/>
-          <w:szCs w:val="26"/>
-          <w:rtl/>
-        </w:rPr>
-        <w:t>{</w:t>
-      </w:r>
-      <w:proofErr w:type="spellStart"/>
-      <w:r>
-        <w:rPr>
-          <w:rFonts w:ascii="Arial" w:hAnsi="Arial" w:cs="Arial" w:hint="cs"/>
-          <w:sz w:val="26"/>
-          <w:szCs w:val="26"/>
-        </w:rPr>
-        <w:t>entityWord</w:t>
-      </w:r>
-      <w:proofErr w:type="spellEnd"/>
-      <w:r>
-        <w:rPr>
-          <w:rFonts w:ascii="Arial" w:hAnsi="Arial" w:cs="Arial" w:hint="cs"/>
-          <w:sz w:val="26"/>
-          <w:szCs w:val="26"/>
-          <w:rtl/>
-        </w:rPr>
-        <w:t>}</w:t>
+          <w:rFonts w:ascii="Arial" w:hAnsi="Arial" w:cs="Arial"/>
+          <w:sz w:val="26"/>
+          <w:szCs w:val="26"/>
+        </w:rPr>
+        <w:t>{entityThe}</w:t>
       </w:r>
       <w:r>
         <w:rPr>
@@ -5657,31 +5073,11 @@
       </w:r>
       <w:r>
         <w:rPr>
-          <w:rFonts w:ascii="Arial" w:hAnsi="Arial" w:cs="Arial" w:hint="cs"/>
-          <w:sz w:val="26"/>
-          <w:szCs w:val="26"/>
-          <w:rtl/>
-        </w:rPr>
-        <w:t>{</w:t>
-      </w:r>
-      <w:proofErr w:type="spellStart"/>
-      <w:r>
-        <w:rPr>
-          <w:rFonts w:ascii="Arial" w:hAnsi="Arial" w:cs="Arial" w:hint="cs"/>
-          <w:sz w:val="26"/>
-          <w:szCs w:val="26"/>
-        </w:rPr>
-        <w:t>entityWord</w:t>
-      </w:r>
-      <w:proofErr w:type="spellEnd"/>
-      <w:r>
-        <w:rPr>
-          <w:rFonts w:ascii="Arial" w:hAnsi="Arial" w:cs="Arial" w:hint="cs"/>
-          <w:sz w:val="26"/>
-          <w:szCs w:val="26"/>
-          <w:rtl/>
-        </w:rPr>
-        <w:t>}</w:t>
+          <w:rFonts w:ascii="Arial" w:hAnsi="Arial" w:cs="Arial"/>
+          <w:sz w:val="26"/>
+          <w:szCs w:val="26"/>
+        </w:rPr>
+        <w:t>{entityFor}</w:t>
       </w:r>
       <w:r>
         <w:rPr>
@@ -5818,7 +5214,6 @@
         </w:rPr>
         <w:t>{#</w:t>
       </w:r>
-      <w:proofErr w:type="spellStart"/>
       <w:r>
         <w:rPr>
           <w:rFonts w:ascii="Arial" w:hAnsi="Arial" w:cs="Arial" w:hint="cs"/>
@@ -5827,7 +5222,6 @@
         </w:rPr>
         <w:t>isProprietary</w:t>
       </w:r>
-      <w:proofErr w:type="spellEnd"/>
       <w:r>
         <w:rPr>
           <w:rFonts w:ascii="Arial" w:hAnsi="Arial" w:cs="Arial" w:hint="cs"/>
@@ -5837,7 +5231,6 @@
         </w:rPr>
         <w:t>} ذات الغرض الخاص{/</w:t>
       </w:r>
-      <w:proofErr w:type="spellStart"/>
       <w:r>
         <w:rPr>
           <w:rFonts w:ascii="Arial" w:hAnsi="Arial" w:cs="Arial" w:hint="cs"/>
@@ -5846,7 +5239,6 @@
         </w:rPr>
         <w:t>isProprietary</w:t>
       </w:r>
-      <w:proofErr w:type="spellEnd"/>
       <w:r>
         <w:rPr>
           <w:rFonts w:ascii="Arial" w:hAnsi="Arial" w:cs="Arial" w:hint="cs"/>
@@ -6112,7 +5504,6 @@
         </w:rPr>
         <w:t>{#</w:t>
       </w:r>
-      <w:proofErr w:type="spellStart"/>
       <w:r>
         <w:rPr>
           <w:rFonts w:ascii="Arial" w:hAnsi="Arial" w:cs="Arial" w:hint="cs"/>
@@ -6121,7 +5512,6 @@
         </w:rPr>
         <w:t>isProprietary</w:t>
       </w:r>
-      <w:proofErr w:type="spellEnd"/>
       <w:r>
         <w:rPr>
           <w:rFonts w:ascii="Arial" w:hAnsi="Arial" w:cs="Arial" w:hint="cs"/>
@@ -6131,7 +5521,6 @@
         </w:rPr>
         <w:t>} ذات الغرض الخاص{/</w:t>
       </w:r>
-      <w:proofErr w:type="spellStart"/>
       <w:r>
         <w:rPr>
           <w:rFonts w:ascii="Arial" w:hAnsi="Arial" w:cs="Arial" w:hint="cs"/>
@@ -6140,7 +5529,6 @@
         </w:rPr>
         <w:t>isProprietary</w:t>
       </w:r>
-      <w:proofErr w:type="spellEnd"/>
       <w:r>
         <w:rPr>
           <w:rFonts w:ascii="Arial" w:hAnsi="Arial" w:cs="Arial" w:hint="cs"/>
@@ -6543,28 +5931,8 @@
           <w:rFonts w:ascii="Arial" w:hAnsi="Arial" w:cs="Arial"/>
           <w:sz w:val="26"/>
           <w:szCs w:val="26"/>
-          <w:rtl/>
-        </w:rPr>
-        <w:t>{</w:t>
-      </w:r>
-      <w:proofErr w:type="spellStart"/>
-      <w:r>
-        <w:rPr>
-          <w:rFonts w:ascii="Arial" w:hAnsi="Arial" w:cs="Arial"/>
-          <w:sz w:val="26"/>
-          <w:szCs w:val="26"/>
-        </w:rPr>
-        <w:t>entityWord</w:t>
-      </w:r>
-      <w:proofErr w:type="spellEnd"/>
-      <w:r>
-        <w:rPr>
-          <w:rFonts w:ascii="Arial" w:hAnsi="Arial" w:cs="Arial"/>
-          <w:sz w:val="26"/>
-          <w:szCs w:val="26"/>
-          <w:rtl/>
-        </w:rPr>
-        <w:t>}</w:t>
+        </w:rPr>
+        <w:t>{entityThe}</w:t>
       </w:r>
       <w:r>
         <w:rPr>
@@ -6677,7 +6045,6 @@
         </w:rPr>
         <w:t>{#</w:t>
       </w:r>
-      <w:proofErr w:type="spellStart"/>
       <w:r>
         <w:rPr>
           <w:rFonts w:ascii="Arial" w:hAnsi="Arial" w:cs="Arial" w:hint="cs"/>
@@ -6686,7 +6053,6 @@
         </w:rPr>
         <w:t>isProprietary</w:t>
       </w:r>
-      <w:proofErr w:type="spellEnd"/>
       <w:r>
         <w:rPr>
           <w:rFonts w:ascii="Arial" w:hAnsi="Arial" w:cs="Arial" w:hint="cs"/>
@@ -6696,7 +6062,6 @@
         </w:rPr>
         <w:t>} ذات الغرض الخاص{/</w:t>
       </w:r>
-      <w:proofErr w:type="spellStart"/>
       <w:r>
         <w:rPr>
           <w:rFonts w:ascii="Arial" w:hAnsi="Arial" w:cs="Arial" w:hint="cs"/>
@@ -6705,7 +6070,6 @@
         </w:rPr>
         <w:t>isProprietary</w:t>
       </w:r>
-      <w:proofErr w:type="spellEnd"/>
       <w:r>
         <w:rPr>
           <w:rFonts w:ascii="Arial" w:hAnsi="Arial" w:cs="Arial" w:hint="cs"/>
@@ -6929,7 +6293,6 @@
         </w:rPr>
         <w:t>{#</w:t>
       </w:r>
-      <w:proofErr w:type="spellStart"/>
       <w:r>
         <w:rPr>
           <w:rFonts w:ascii="Arial" w:hAnsi="Arial" w:cs="Arial" w:hint="cs"/>
@@ -6938,7 +6301,6 @@
         </w:rPr>
         <w:t>isProprietary</w:t>
       </w:r>
-      <w:proofErr w:type="spellEnd"/>
       <w:r>
         <w:rPr>
           <w:rFonts w:ascii="Arial" w:hAnsi="Arial" w:cs="Arial" w:hint="cs"/>
@@ -6948,7 +6310,6 @@
         </w:rPr>
         <w:t>} ذات الغرض الخاص{/</w:t>
       </w:r>
-      <w:proofErr w:type="spellStart"/>
       <w:r>
         <w:rPr>
           <w:rFonts w:ascii="Arial" w:hAnsi="Arial" w:cs="Arial" w:hint="cs"/>
@@ -6957,7 +6318,6 @@
         </w:rPr>
         <w:t>isProprietary</w:t>
       </w:r>
-      <w:proofErr w:type="spellEnd"/>
       <w:r>
         <w:rPr>
           <w:rFonts w:ascii="Arial" w:hAnsi="Arial" w:cs="Arial" w:hint="cs"/>
@@ -7221,7 +6581,6 @@
         </w:rPr>
         <w:t>{#</w:t>
       </w:r>
-      <w:proofErr w:type="spellStart"/>
       <w:r>
         <w:rPr>
           <w:rFonts w:ascii="Arial" w:hAnsi="Arial" w:cs="Arial" w:hint="cs"/>
@@ -7230,7 +6589,6 @@
         </w:rPr>
         <w:t>isProprietary</w:t>
       </w:r>
-      <w:proofErr w:type="spellEnd"/>
       <w:r>
         <w:rPr>
           <w:rFonts w:ascii="Arial" w:hAnsi="Arial" w:cs="Arial" w:hint="cs"/>
@@ -7240,7 +6598,6 @@
         </w:rPr>
         <w:t>} ذات الغرض الخاص{/</w:t>
       </w:r>
-      <w:proofErr w:type="spellStart"/>
       <w:r>
         <w:rPr>
           <w:rFonts w:ascii="Arial" w:hAnsi="Arial" w:cs="Arial" w:hint="cs"/>
@@ -7249,7 +6606,6 @@
         </w:rPr>
         <w:t>isProprietary</w:t>
       </w:r>
-      <w:proofErr w:type="spellEnd"/>
       <w:r>
         <w:rPr>
           <w:rFonts w:ascii="Arial" w:hAnsi="Arial" w:cs="Arial" w:hint="cs"/>
@@ -7412,7 +6768,6 @@
         </w:rPr>
         <w:t>{#</w:t>
       </w:r>
-      <w:proofErr w:type="spellStart"/>
       <w:r>
         <w:rPr>
           <w:rFonts w:ascii="Arial" w:hAnsi="Arial" w:cs="Arial" w:hint="cs"/>
@@ -7421,7 +6776,6 @@
         </w:rPr>
         <w:t>isProprietary</w:t>
       </w:r>
-      <w:proofErr w:type="spellEnd"/>
       <w:r>
         <w:rPr>
           <w:rFonts w:ascii="Arial" w:hAnsi="Arial" w:cs="Arial" w:hint="cs"/>
@@ -7431,7 +6785,6 @@
         </w:rPr>
         <w:t>} ذات الغرض الخاص{/</w:t>
       </w:r>
-      <w:proofErr w:type="spellStart"/>
       <w:r>
         <w:rPr>
           <w:rFonts w:ascii="Arial" w:hAnsi="Arial" w:cs="Arial" w:hint="cs"/>
@@ -7440,7 +6793,6 @@
         </w:rPr>
         <w:t>isProprietary</w:t>
       </w:r>
-      <w:proofErr w:type="spellEnd"/>
       <w:r>
         <w:rPr>
           <w:rFonts w:ascii="Arial" w:hAnsi="Arial" w:cs="Arial" w:hint="cs"/>
@@ -7850,23 +7202,118 @@
       </w:r>
       <w:r>
         <w:rPr>
-          <w:rFonts w:ascii="Arial" w:hAnsi="Arial" w:cs="Arial" w:hint="cs"/>
-          <w:sz w:val="26"/>
-          <w:szCs w:val="26"/>
-          <w:rtl/>
-        </w:rPr>
-        <w:t>{</w:t>
-      </w:r>
-      <w:proofErr w:type="spellStart"/>
-      <w:r>
-        <w:rPr>
-          <w:rFonts w:ascii="Arial" w:hAnsi="Arial" w:cs="Arial" w:hint="cs"/>
-          <w:sz w:val="26"/>
-          <w:szCs w:val="26"/>
-        </w:rPr>
-        <w:t>entityWord</w:t>
-      </w:r>
-      <w:proofErr w:type="spellEnd"/>
+          <w:rFonts w:ascii="Arial" w:hAnsi="Arial" w:cs="Arial"/>
+          <w:sz w:val="26"/>
+          <w:szCs w:val="26"/>
+        </w:rPr>
+        <w:t>{entityThe}</w:t>
+      </w:r>
+      <w:r>
+        <w:rPr>
+          <w:rFonts w:ascii="Arial" w:hAnsi="Arial" w:cs="Arial" w:hint="cs"/>
+          <w:sz w:val="26"/>
+          <w:szCs w:val="26"/>
+          <w:rtl/>
+        </w:rPr>
+        <w:t xml:space="preserve"> إل</w:t>
+      </w:r>
+      <w:r>
+        <w:rPr>
+          <w:rFonts w:ascii="Arial" w:hAnsi="Arial" w:cs="Arial" w:hint="cs"/>
+          <w:sz w:val="26"/>
+          <w:szCs w:val="26"/>
+          <w:rtl/>
+        </w:rPr>
+        <w:t>ا</w:t>
+      </w:r>
+      <w:r>
+        <w:rPr>
+          <w:rFonts w:ascii="Arial" w:hAnsi="Arial" w:cs="Arial"/>
+          <w:sz w:val="26"/>
+          <w:szCs w:val="26"/>
+          <w:rtl/>
+        </w:rPr>
+        <w:t xml:space="preserve"> على أسس تجارية بحتة والتي تتطلب الإفصاح</w:t>
+      </w:r>
+      <w:r>
+        <w:rPr>
+          <w:rFonts w:ascii="Arial" w:hAnsi="Arial" w:cs="Arial" w:hint="cs"/>
+          <w:sz w:val="26"/>
+          <w:szCs w:val="26"/>
+          <w:rtl/>
+        </w:rPr>
+        <w:t xml:space="preserve"> عنها</w:t>
+      </w:r>
+      <w:r>
+        <w:rPr>
+          <w:rFonts w:ascii="Arial" w:hAnsi="Arial" w:cs="Arial"/>
+          <w:sz w:val="26"/>
+          <w:szCs w:val="26"/>
+          <w:rtl/>
+        </w:rPr>
+        <w:t xml:space="preserve"> في </w:t>
+      </w:r>
+      <w:r>
+        <w:rPr>
+          <w:rFonts w:ascii="Arial" w:hAnsi="Arial" w:cs="Arial" w:hint="cs"/>
+          <w:sz w:val="26"/>
+          <w:szCs w:val="26"/>
+          <w:rtl/>
+        </w:rPr>
+        <w:t>القوائم</w:t>
+      </w:r>
+      <w:r>
+        <w:rPr>
+          <w:rFonts w:ascii="Arial" w:hAnsi="Arial" w:cs="Arial"/>
+          <w:sz w:val="26"/>
+          <w:szCs w:val="26"/>
+          <w:rtl/>
+        </w:rPr>
+        <w:t xml:space="preserve"> المالية</w:t>
+      </w:r>
+      <w:r>
+        <w:rPr>
+          <w:rFonts w:ascii="Arial" w:hAnsi="Arial" w:cs="Arial" w:hint="cs"/>
+          <w:sz w:val="26"/>
+          <w:szCs w:val="26"/>
+          <w:rtl/>
+        </w:rPr>
+        <w:t xml:space="preserve"> </w:t>
+      </w:r>
+      <w:r>
+        <w:rPr>
+          <w:rFonts w:ascii="Arial" w:hAnsi="Arial" w:cs="Arial" w:hint="cs"/>
+          <w:sz w:val="26"/>
+          <w:szCs w:val="26"/>
+          <w:rtl/>
+        </w:rPr>
+        <w:t>{#</w:t>
+      </w:r>
+      <w:r>
+        <w:rPr>
+          <w:rFonts w:ascii="Arial" w:hAnsi="Arial" w:cs="Arial" w:hint="cs"/>
+          <w:sz w:val="26"/>
+          <w:szCs w:val="26"/>
+        </w:rPr>
+        <w:t>isProprietary</w:t>
+      </w:r>
+      <w:r>
+        <w:rPr>
+          <w:rFonts w:ascii="Arial" w:hAnsi="Arial" w:cs="Arial" w:hint="cs"/>
+          <w:sz w:val="26"/>
+          <w:szCs w:val="26"/>
+          <w:rtl/>
+        </w:rPr>
+        <w:t>} ذات الغرض الخاص{/</w:t>
+      </w:r>
+      <w:r>
+        <w:rPr>
+          <w:rFonts w:ascii="Arial" w:hAnsi="Arial" w:cs="Arial" w:hint="cs"/>
+          <w:sz w:val="26"/>
+          <w:szCs w:val="26"/>
+        </w:rPr>
+        <w:t>isProprietary</w:t>
+      </w:r>
       <w:r>
         <w:rPr>
           <w:rFonts w:ascii="Arial" w:hAnsi="Arial" w:cs="Arial" w:hint="cs"/>
@@ -7883,43 +7330,121 @@
           <w:szCs w:val="26"/>
           <w:rtl/>
         </w:rPr>
-        <w:t xml:space="preserve"> إل</w:t>
-      </w:r>
-      <w:r>
-        <w:rPr>
-          <w:rFonts w:ascii="Arial" w:hAnsi="Arial" w:cs="Arial" w:hint="cs"/>
-          <w:sz w:val="26"/>
-          <w:szCs w:val="26"/>
-          <w:rtl/>
-        </w:rPr>
-        <w:t>ا</w:t>
-      </w:r>
-      <w:r>
-        <w:rPr>
-          <w:rFonts w:ascii="Arial" w:hAnsi="Arial" w:cs="Arial"/>
-          <w:sz w:val="26"/>
-          <w:szCs w:val="26"/>
-          <w:rtl/>
-        </w:rPr>
-        <w:t xml:space="preserve"> على أسس تجارية بحتة والتي تتطلب الإفصاح</w:t>
-      </w:r>
-      <w:r>
-        <w:rPr>
-          <w:rFonts w:ascii="Arial" w:hAnsi="Arial" w:cs="Arial" w:hint="cs"/>
-          <w:sz w:val="26"/>
-          <w:szCs w:val="26"/>
-          <w:rtl/>
-        </w:rPr>
-        <w:t xml:space="preserve"> عنها</w:t>
-      </w:r>
-      <w:r>
-        <w:rPr>
-          <w:rFonts w:ascii="Arial" w:hAnsi="Arial" w:cs="Arial"/>
-          <w:sz w:val="26"/>
-          <w:szCs w:val="26"/>
-          <w:rtl/>
-        </w:rPr>
-        <w:t xml:space="preserve"> في </w:t>
+        <w:t>.</w:t>
+      </w:r>
+    </w:p>
+    <w:p>
+      <w:pPr>
+        <w:spacing w:line="300" w:lineRule="exact"/>
+        <w:ind w:left="270" w:hanging="360"/>
+        <w:jc w:val="both"/>
+        <w:rPr>
+          <w:rFonts w:ascii="Arial" w:hAnsi="Arial" w:cs="Arial"/>
+          <w:sz w:val="26"/>
+          <w:szCs w:val="26"/>
+          <w:rtl/>
+        </w:rPr>
+      </w:pPr>
+    </w:p>
+    <w:p>
+      <w:pPr>
+        <w:spacing w:line="300" w:lineRule="exact"/>
+        <w:ind w:left="270" w:hanging="360"/>
+        <w:jc w:val="both"/>
+        <w:rPr>
+          <w:rFonts w:ascii="Arial" w:hAnsi="Arial" w:cs="Arial"/>
+          <w:sz w:val="26"/>
+          <w:szCs w:val="26"/>
+          <w:rtl/>
+        </w:rPr>
+      </w:pPr>
+      <w:r>
+        <w:rPr>
+          <w:rFonts w:ascii="Arial" w:hAnsi="Arial" w:cs="Arial"/>
+          <w:sz w:val="26"/>
+          <w:szCs w:val="26"/>
+          <w:rtl/>
+        </w:rPr>
+        <w:t>2</w:t>
+      </w:r>
+      <w:r>
+        <w:rPr>
+          <w:rFonts w:ascii="Arial" w:hAnsi="Arial" w:cs="Arial" w:hint="cs"/>
+          <w:sz w:val="26"/>
+          <w:szCs w:val="26"/>
+          <w:rtl/>
+        </w:rPr>
+        <w:t>3</w:t>
+      </w:r>
+      <w:r>
+        <w:rPr>
+          <w:rFonts w:ascii="Arial" w:hAnsi="Arial" w:cs="Arial"/>
+          <w:sz w:val="26"/>
+          <w:szCs w:val="26"/>
+          <w:rtl/>
+        </w:rPr>
+        <w:t xml:space="preserve">. </w:t>
+      </w:r>
+      <w:r>
+        <w:rPr>
+          <w:rFonts w:ascii="Arial" w:hAnsi="Arial" w:cs="Arial"/>
+          <w:sz w:val="26"/>
+          <w:szCs w:val="26"/>
+          <w:rtl/>
+        </w:rPr>
+        <w:t xml:space="preserve">يتعهد مالك </w:t>
+      </w:r>
+      <w:r>
+        <w:rPr>
+          <w:rFonts w:ascii="Arial" w:hAnsi="Arial" w:cs="Arial"/>
+          <w:sz w:val="26"/>
+          <w:szCs w:val="26"/>
+        </w:rPr>
+        <w:t>{entityThe}</w:t>
+      </w:r>
+      <w:r>
+        <w:rPr>
+          <w:rFonts w:ascii="Arial" w:hAnsi="Arial" w:cs="Arial"/>
+          <w:sz w:val="26"/>
+          <w:szCs w:val="26"/>
+          <w:rtl/>
+        </w:rPr>
+        <w:t xml:space="preserve"> </w:t>
+      </w:r>
+      <w:r>
+        <w:rPr>
+          <w:rFonts w:ascii="Arial" w:hAnsi="Arial" w:cs="Arial" w:hint="cs"/>
+          <w:sz w:val="26"/>
+          <w:szCs w:val="26"/>
+          <w:rtl/>
+        </w:rPr>
+        <w:t xml:space="preserve">بالإفصاح </w:t>
+      </w:r>
+      <w:r>
+        <w:rPr>
+          <w:rFonts w:ascii="Arial" w:hAnsi="Arial" w:cs="Arial"/>
+          <w:sz w:val="26"/>
+          <w:szCs w:val="26"/>
+          <w:rtl/>
+        </w:rPr>
+        <w:t xml:space="preserve">بما له من مصلحة في الأعمال والعقود المبرمة مع </w:t>
+      </w:r>
+      <w:r>
+        <w:rPr>
+          <w:rFonts w:ascii="Arial" w:hAnsi="Arial" w:cs="Arial"/>
+          <w:sz w:val="26"/>
+          <w:szCs w:val="26"/>
+        </w:rPr>
+        <w:t>{entityThe}</w:t>
+      </w:r>
+      <w:r>
+        <w:rPr>
+          <w:rFonts w:ascii="Arial" w:hAnsi="Arial" w:cs="Arial"/>
+          <w:sz w:val="26"/>
+          <w:szCs w:val="26"/>
+          <w:rtl/>
+        </w:rPr>
+        <w:t xml:space="preserve"> والموضحة في هذه </w:t>
       </w:r>
       <w:r>
         <w:rPr>
@@ -7937,15 +7462,6 @@
           <w:szCs w:val="26"/>
           <w:rtl/>
         </w:rPr>
-        <w:t xml:space="preserve"> المالية</w:t>
-      </w:r>
-      <w:r>
-        <w:rPr>
-          <w:rFonts w:ascii="Arial" w:hAnsi="Arial" w:cs="Arial" w:hint="cs"/>
-          <w:sz w:val="26"/>
-          <w:szCs w:val="26"/>
-          <w:rtl/>
-        </w:rPr>
         <w:t xml:space="preserve"> </w:t>
       </w:r>
       <w:r>
@@ -7955,9 +7471,26 @@
           <w:szCs w:val="26"/>
           <w:rtl/>
         </w:rPr>
+        <w:t>المالية</w:t>
+      </w:r>
+      <w:r>
+        <w:rPr>
+          <w:rFonts w:ascii="Arial" w:hAnsi="Arial" w:cs="Arial" w:hint="cs"/>
+          <w:sz w:val="26"/>
+          <w:szCs w:val="26"/>
+          <w:rtl/>
+        </w:rPr>
+        <w:t xml:space="preserve"> </w:t>
+      </w:r>
+      <w:r>
+        <w:rPr>
+          <w:rFonts w:ascii="Arial" w:hAnsi="Arial" w:cs="Arial" w:hint="cs"/>
+          <w:sz w:val="26"/>
+          <w:szCs w:val="26"/>
+          <w:rtl/>
+        </w:rPr>
         <w:t>{#</w:t>
       </w:r>
-      <w:proofErr w:type="spellStart"/>
       <w:r>
         <w:rPr>
           <w:rFonts w:ascii="Arial" w:hAnsi="Arial" w:cs="Arial" w:hint="cs"/>
@@ -7966,7 +7499,6 @@
         </w:rPr>
         <w:t>isProprietary</w:t>
       </w:r>
-      <w:proofErr w:type="spellEnd"/>
       <w:r>
         <w:rPr>
           <w:rFonts w:ascii="Arial" w:hAnsi="Arial" w:cs="Arial" w:hint="cs"/>
@@ -7976,7 +7508,6 @@
         </w:rPr>
         <w:t>} ذات الغرض الخاص{/</w:t>
       </w:r>
-      <w:proofErr w:type="spellStart"/>
       <w:r>
         <w:rPr>
           <w:rFonts w:ascii="Arial" w:hAnsi="Arial" w:cs="Arial" w:hint="cs"/>
@@ -7985,7 +7516,6 @@
         </w:rPr>
         <w:t>isProprietary</w:t>
       </w:r>
-      <w:proofErr w:type="spellEnd"/>
       <w:r>
         <w:rPr>
           <w:rFonts w:ascii="Arial" w:hAnsi="Arial" w:cs="Arial" w:hint="cs"/>
@@ -8002,6 +7532,24 @@
           <w:szCs w:val="26"/>
           <w:rtl/>
         </w:rPr>
+        <w:t>،</w:t>
+      </w:r>
+      <w:r>
+        <w:rPr>
+          <w:rFonts w:ascii="Arial" w:hAnsi="Arial" w:cs="Arial"/>
+          <w:sz w:val="26"/>
+          <w:szCs w:val="26"/>
+          <w:rtl/>
+        </w:rPr>
+        <w:t xml:space="preserve"> وتم إثبات هذا الإفصاح في السجلات النظامية للمؤسسة</w:t>
+      </w:r>
+      <w:r>
+        <w:rPr>
+          <w:rFonts w:ascii="Arial" w:hAnsi="Arial" w:cs="Arial"/>
+          <w:sz w:val="26"/>
+          <w:szCs w:val="26"/>
+          <w:rtl/>
+        </w:rPr>
         <w:t>.</w:t>
       </w:r>
     </w:p>
@@ -8046,7 +7594,7 @@
           <w:szCs w:val="26"/>
           <w:rtl/>
         </w:rPr>
-        <w:t>3</w:t>
+        <w:t>4</w:t>
       </w:r>
       <w:r>
         <w:rPr>
@@ -8071,28 +7619,78 @@
           <w:rFonts w:ascii="Arial" w:hAnsi="Arial" w:cs="Arial"/>
           <w:sz w:val="26"/>
           <w:szCs w:val="26"/>
-          <w:rtl/>
-        </w:rPr>
-        <w:t>{</w:t>
-      </w:r>
-      <w:proofErr w:type="spellStart"/>
-      <w:r>
-        <w:rPr>
-          <w:rFonts w:ascii="Arial" w:hAnsi="Arial" w:cs="Arial"/>
-          <w:sz w:val="26"/>
-          <w:szCs w:val="26"/>
-        </w:rPr>
-        <w:t>entityWord</w:t>
-      </w:r>
-      <w:proofErr w:type="spellEnd"/>
-      <w:r>
-        <w:rPr>
-          <w:rFonts w:ascii="Arial" w:hAnsi="Arial" w:cs="Arial"/>
-          <w:sz w:val="26"/>
-          <w:szCs w:val="26"/>
-          <w:rtl/>
-        </w:rPr>
-        <w:t>}</w:t>
+        </w:rPr>
+        <w:t>{entityThe}</w:t>
+      </w:r>
+      <w:r>
+        <w:rPr>
+          <w:rFonts w:ascii="Arial" w:hAnsi="Arial" w:cs="Arial"/>
+          <w:sz w:val="26"/>
+          <w:szCs w:val="26"/>
+          <w:rtl/>
+        </w:rPr>
+        <w:t xml:space="preserve"> بالإفصاح عن كافة الأعمال الأنشطة التنافسية التي يزاولها (إن وجدت)، وتم توثيق وإظهار أثر تلك التعاملات إن وجدت في السجلات النظامية للمؤسسة.</w:t>
+      </w:r>
+    </w:p>
+    <w:p>
+      <w:pPr>
+        <w:spacing w:line="300" w:lineRule="exact"/>
+        <w:ind w:left="270" w:hanging="360"/>
+        <w:jc w:val="both"/>
+        <w:rPr>
+          <w:rFonts w:ascii="Arial" w:hAnsi="Arial" w:cs="Arial"/>
+          <w:sz w:val="26"/>
+          <w:szCs w:val="26"/>
+          <w:rtl/>
+        </w:rPr>
+      </w:pPr>
+    </w:p>
+    <w:p>
+      <w:pPr>
+        <w:spacing w:line="300" w:lineRule="exact"/>
+        <w:ind w:left="360" w:hanging="450"/>
+        <w:jc w:val="both"/>
+        <w:rPr>
+          <w:rFonts w:ascii="Arial" w:hAnsi="Arial" w:cs="Arial"/>
+          <w:sz w:val="26"/>
+          <w:szCs w:val="26"/>
+        </w:rPr>
+      </w:pPr>
+      <w:r>
+        <w:rPr>
+          <w:rFonts w:ascii="Arial" w:hAnsi="Arial" w:cs="Arial" w:hint="cs"/>
+          <w:sz w:val="26"/>
+          <w:szCs w:val="26"/>
+          <w:rtl/>
+        </w:rPr>
+        <w:t>2</w:t>
+      </w:r>
+      <w:r>
+        <w:rPr>
+          <w:rFonts w:ascii="Arial" w:hAnsi="Arial" w:cs="Arial" w:hint="cs"/>
+          <w:sz w:val="26"/>
+          <w:szCs w:val="26"/>
+          <w:rtl/>
+        </w:rPr>
+        <w:t>5</w:t>
+      </w:r>
+      <w:r>
+        <w:rPr>
+          <w:rFonts w:ascii="Arial" w:hAnsi="Arial" w:cs="Arial" w:hint="cs"/>
+          <w:sz w:val="26"/>
+          <w:szCs w:val="26"/>
+          <w:rtl/>
+        </w:rPr>
+        <w:t xml:space="preserve">. </w:t>
+      </w:r>
+      <w:r>
+        <w:rPr>
+          <w:rFonts w:ascii="Arial" w:hAnsi="Arial" w:cs="Arial" w:hint="cs"/>
+          <w:sz w:val="26"/>
+          <w:szCs w:val="26"/>
+          <w:rtl/>
+        </w:rPr>
+        <w:t>إن تعاملات</w:t>
       </w:r>
       <w:r>
         <w:rPr>
@@ -8105,365 +7703,11 @@
       </w:r>
       <w:r>
         <w:rPr>
-          <w:rFonts w:ascii="Arial" w:hAnsi="Arial" w:cs="Arial" w:hint="cs"/>
-          <w:sz w:val="26"/>
-          <w:szCs w:val="26"/>
-          <w:rtl/>
-        </w:rPr>
-        <w:t xml:space="preserve">بالإفصاح </w:t>
-      </w:r>
-      <w:r>
-        <w:rPr>
-          <w:rFonts w:ascii="Arial" w:hAnsi="Arial" w:cs="Arial"/>
-          <w:sz w:val="26"/>
-          <w:szCs w:val="26"/>
-          <w:rtl/>
-        </w:rPr>
-        <w:t xml:space="preserve">بما له من مصلحة في الأعمال والعقود المبرمة مع </w:t>
-      </w:r>
-      <w:r>
-        <w:rPr>
-          <w:rFonts w:ascii="Arial" w:hAnsi="Arial" w:cs="Arial" w:hint="cs"/>
-          <w:sz w:val="26"/>
-          <w:szCs w:val="26"/>
-          <w:rtl/>
-        </w:rPr>
-        <w:t>{</w:t>
-      </w:r>
-      <w:proofErr w:type="spellStart"/>
-      <w:r>
-        <w:rPr>
-          <w:rFonts w:ascii="Arial" w:hAnsi="Arial" w:cs="Arial" w:hint="cs"/>
-          <w:sz w:val="26"/>
-          <w:szCs w:val="26"/>
-        </w:rPr>
-        <w:t>entityWord</w:t>
-      </w:r>
-      <w:proofErr w:type="spellEnd"/>
-      <w:r>
-        <w:rPr>
-          <w:rFonts w:ascii="Arial" w:hAnsi="Arial" w:cs="Arial" w:hint="cs"/>
-          <w:sz w:val="26"/>
-          <w:szCs w:val="26"/>
-          <w:rtl/>
-        </w:rPr>
-        <w:t>}</w:t>
-      </w:r>
-      <w:r>
-        <w:rPr>
-          <w:rFonts w:ascii="Arial" w:hAnsi="Arial" w:cs="Arial"/>
-          <w:sz w:val="26"/>
-          <w:szCs w:val="26"/>
-          <w:rtl/>
-        </w:rPr>
-        <w:t xml:space="preserve"> والموضحة في هذه </w:t>
-      </w:r>
-      <w:r>
-        <w:rPr>
-          <w:rFonts w:ascii="Arial" w:hAnsi="Arial" w:cs="Arial" w:hint="cs"/>
-          <w:sz w:val="26"/>
-          <w:szCs w:val="26"/>
-          <w:rtl/>
-        </w:rPr>
-        <w:t>القوائم</w:t>
-      </w:r>
-      <w:r>
-        <w:rPr>
-          <w:rFonts w:ascii="Arial" w:hAnsi="Arial" w:cs="Arial"/>
-          <w:sz w:val="26"/>
-          <w:szCs w:val="26"/>
-          <w:rtl/>
-        </w:rPr>
-        <w:t xml:space="preserve"> </w:t>
-      </w:r>
-      <w:r>
-        <w:rPr>
-          <w:rFonts w:ascii="Arial" w:hAnsi="Arial" w:cs="Arial" w:hint="cs"/>
-          <w:sz w:val="26"/>
-          <w:szCs w:val="26"/>
-          <w:rtl/>
-        </w:rPr>
-        <w:t>المالية</w:t>
-      </w:r>
-      <w:r>
-        <w:rPr>
-          <w:rFonts w:ascii="Arial" w:hAnsi="Arial" w:cs="Arial" w:hint="cs"/>
-          <w:sz w:val="26"/>
-          <w:szCs w:val="26"/>
-          <w:rtl/>
-        </w:rPr>
-        <w:t xml:space="preserve"> </w:t>
-      </w:r>
-      <w:r>
-        <w:rPr>
-          <w:rFonts w:ascii="Arial" w:hAnsi="Arial" w:cs="Arial" w:hint="cs"/>
-          <w:sz w:val="26"/>
-          <w:szCs w:val="26"/>
-          <w:rtl/>
-        </w:rPr>
-        <w:t>{#</w:t>
-      </w:r>
-      <w:proofErr w:type="spellStart"/>
-      <w:r>
-        <w:rPr>
-          <w:rFonts w:ascii="Arial" w:hAnsi="Arial" w:cs="Arial" w:hint="cs"/>
-          <w:sz w:val="26"/>
-          <w:szCs w:val="26"/>
-        </w:rPr>
-        <w:t>isProprietary</w:t>
-      </w:r>
-      <w:proofErr w:type="spellEnd"/>
-      <w:r>
-        <w:rPr>
-          <w:rFonts w:ascii="Arial" w:hAnsi="Arial" w:cs="Arial" w:hint="cs"/>
-          <w:sz w:val="26"/>
-          <w:szCs w:val="26"/>
-          <w:rtl/>
-        </w:rPr>
-        <w:t>} ذات الغرض الخاص{/</w:t>
-      </w:r>
-      <w:proofErr w:type="spellStart"/>
-      <w:r>
-        <w:rPr>
-          <w:rFonts w:ascii="Arial" w:hAnsi="Arial" w:cs="Arial" w:hint="cs"/>
-          <w:sz w:val="26"/>
-          <w:szCs w:val="26"/>
-        </w:rPr>
-        <w:t>isProprietary</w:t>
-      </w:r>
-      <w:proofErr w:type="spellEnd"/>
-      <w:r>
-        <w:rPr>
-          <w:rFonts w:ascii="Arial" w:hAnsi="Arial" w:cs="Arial" w:hint="cs"/>
-          <w:sz w:val="26"/>
-          <w:szCs w:val="26"/>
-          <w:rtl/>
-        </w:rPr>
-        <w:t>}</w:t>
-      </w:r>
-      <w:r>
-        <w:rPr>
-          <w:rFonts w:ascii="Arial" w:hAnsi="Arial" w:cs="Arial" w:hint="cs"/>
-          <w:sz w:val="26"/>
-          <w:szCs w:val="26"/>
-          <w:rtl/>
-        </w:rPr>
-        <w:t>،</w:t>
-      </w:r>
-      <w:r>
-        <w:rPr>
-          <w:rFonts w:ascii="Arial" w:hAnsi="Arial" w:cs="Arial"/>
-          <w:sz w:val="26"/>
-          <w:szCs w:val="26"/>
-          <w:rtl/>
-        </w:rPr>
-        <w:t xml:space="preserve"> وتم إثبات هذا الإفصاح في السجلات النظامية للمؤسسة</w:t>
-      </w:r>
-      <w:r>
-        <w:rPr>
-          <w:rFonts w:ascii="Arial" w:hAnsi="Arial" w:cs="Arial"/>
-          <w:sz w:val="26"/>
-          <w:szCs w:val="26"/>
-          <w:rtl/>
-        </w:rPr>
-        <w:t>.</w:t>
-      </w:r>
-    </w:p>
-    <w:p>
-      <w:pPr>
-        <w:spacing w:line="300" w:lineRule="exact"/>
-        <w:ind w:left="270" w:hanging="360"/>
-        <w:jc w:val="both"/>
-        <w:rPr>
-          <w:rFonts w:ascii="Arial" w:hAnsi="Arial" w:cs="Arial"/>
-          <w:sz w:val="26"/>
-          <w:szCs w:val="26"/>
-          <w:rtl/>
-        </w:rPr>
-      </w:pPr>
-    </w:p>
-    <w:p>
-      <w:pPr>
-        <w:spacing w:line="300" w:lineRule="exact"/>
-        <w:ind w:left="270" w:hanging="360"/>
-        <w:jc w:val="both"/>
-        <w:rPr>
-          <w:rFonts w:ascii="Arial" w:hAnsi="Arial" w:cs="Arial"/>
-          <w:sz w:val="26"/>
-          <w:szCs w:val="26"/>
-          <w:rtl/>
-        </w:rPr>
-      </w:pPr>
-      <w:r>
-        <w:rPr>
-          <w:rFonts w:ascii="Arial" w:hAnsi="Arial" w:cs="Arial"/>
-          <w:sz w:val="26"/>
-          <w:szCs w:val="26"/>
-          <w:rtl/>
-        </w:rPr>
-        <w:t>2</w:t>
-      </w:r>
-      <w:r>
-        <w:rPr>
-          <w:rFonts w:ascii="Arial" w:hAnsi="Arial" w:cs="Arial" w:hint="cs"/>
-          <w:sz w:val="26"/>
-          <w:szCs w:val="26"/>
-          <w:rtl/>
-        </w:rPr>
-        <w:t>4</w:t>
-      </w:r>
-      <w:r>
-        <w:rPr>
-          <w:rFonts w:ascii="Arial" w:hAnsi="Arial" w:cs="Arial"/>
-          <w:sz w:val="26"/>
-          <w:szCs w:val="26"/>
-          <w:rtl/>
-        </w:rPr>
-        <w:t xml:space="preserve">. </w:t>
-      </w:r>
-      <w:r>
-        <w:rPr>
-          <w:rFonts w:ascii="Arial" w:hAnsi="Arial" w:cs="Arial"/>
-          <w:sz w:val="26"/>
-          <w:szCs w:val="26"/>
-          <w:rtl/>
-        </w:rPr>
-        <w:t xml:space="preserve">يتعهد مالك </w:t>
-      </w:r>
-      <w:r>
-        <w:rPr>
-          <w:rFonts w:ascii="Arial" w:hAnsi="Arial" w:cs="Arial"/>
-          <w:sz w:val="26"/>
-          <w:szCs w:val="26"/>
-          <w:rtl/>
-        </w:rPr>
-        <w:t>{</w:t>
-      </w:r>
-      <w:proofErr w:type="spellStart"/>
-      <w:r>
-        <w:rPr>
-          <w:rFonts w:ascii="Arial" w:hAnsi="Arial" w:cs="Arial"/>
-          <w:sz w:val="26"/>
-          <w:szCs w:val="26"/>
-        </w:rPr>
-        <w:t>entityWord</w:t>
-      </w:r>
-      <w:proofErr w:type="spellEnd"/>
-      <w:r>
-        <w:rPr>
-          <w:rFonts w:ascii="Arial" w:hAnsi="Arial" w:cs="Arial"/>
-          <w:sz w:val="26"/>
-          <w:szCs w:val="26"/>
-          <w:rtl/>
-        </w:rPr>
-        <w:t>}</w:t>
-      </w:r>
-      <w:r>
-        <w:rPr>
-          <w:rFonts w:ascii="Arial" w:hAnsi="Arial" w:cs="Arial"/>
-          <w:sz w:val="26"/>
-          <w:szCs w:val="26"/>
-          <w:rtl/>
-        </w:rPr>
-        <w:t xml:space="preserve"> بالإفصاح عن كافة الأعمال الأنشطة التنافسية التي يزاولها (إن وجدت)، وتم توثيق وإظهار أثر تلك التعاملات إن وجدت في السجلات النظامية للمؤسسة.</w:t>
-      </w:r>
-    </w:p>
-    <w:p>
-      <w:pPr>
-        <w:spacing w:line="300" w:lineRule="exact"/>
-        <w:ind w:left="270" w:hanging="360"/>
-        <w:jc w:val="both"/>
-        <w:rPr>
-          <w:rFonts w:ascii="Arial" w:hAnsi="Arial" w:cs="Arial"/>
-          <w:sz w:val="26"/>
-          <w:szCs w:val="26"/>
-          <w:rtl/>
-        </w:rPr>
-      </w:pPr>
-    </w:p>
-    <w:p>
-      <w:pPr>
-        <w:spacing w:line="300" w:lineRule="exact"/>
-        <w:ind w:left="360" w:hanging="450"/>
-        <w:jc w:val="both"/>
-        <w:rPr>
-          <w:rFonts w:ascii="Arial" w:hAnsi="Arial" w:cs="Arial"/>
-          <w:sz w:val="26"/>
-          <w:szCs w:val="26"/>
-        </w:rPr>
-      </w:pPr>
-      <w:r>
-        <w:rPr>
-          <w:rFonts w:ascii="Arial" w:hAnsi="Arial" w:cs="Arial" w:hint="cs"/>
-          <w:sz w:val="26"/>
-          <w:szCs w:val="26"/>
-          <w:rtl/>
-        </w:rPr>
-        <w:t>2</w:t>
-      </w:r>
-      <w:r>
-        <w:rPr>
-          <w:rFonts w:ascii="Arial" w:hAnsi="Arial" w:cs="Arial" w:hint="cs"/>
-          <w:sz w:val="26"/>
-          <w:szCs w:val="26"/>
-          <w:rtl/>
-        </w:rPr>
-        <w:t>5</w:t>
-      </w:r>
-      <w:r>
-        <w:rPr>
-          <w:rFonts w:ascii="Arial" w:hAnsi="Arial" w:cs="Arial" w:hint="cs"/>
-          <w:sz w:val="26"/>
-          <w:szCs w:val="26"/>
-          <w:rtl/>
-        </w:rPr>
-        <w:t xml:space="preserve">. </w:t>
-      </w:r>
-      <w:r>
-        <w:rPr>
-          <w:rFonts w:ascii="Arial" w:hAnsi="Arial" w:cs="Arial" w:hint="cs"/>
-          <w:sz w:val="26"/>
-          <w:szCs w:val="26"/>
-          <w:rtl/>
-        </w:rPr>
-        <w:t>إن تعاملات</w:t>
-      </w:r>
-      <w:r>
-        <w:rPr>
-          <w:rFonts w:ascii="Arial" w:hAnsi="Arial" w:cs="Arial"/>
-          <w:sz w:val="26"/>
-          <w:szCs w:val="26"/>
-          <w:rtl/>
-        </w:rPr>
-        <w:t xml:space="preserve"> </w:t>
-      </w:r>
-      <w:r>
-        <w:rPr>
-          <w:rFonts w:ascii="Arial" w:hAnsi="Arial" w:cs="Arial" w:hint="cs"/>
-          <w:sz w:val="26"/>
-          <w:szCs w:val="26"/>
-          <w:rtl/>
-        </w:rPr>
-        <w:t>{</w:t>
-      </w:r>
-      <w:proofErr w:type="spellStart"/>
-      <w:r>
-        <w:rPr>
-          <w:rFonts w:ascii="Arial" w:hAnsi="Arial" w:cs="Arial" w:hint="cs"/>
-          <w:sz w:val="26"/>
-          <w:szCs w:val="26"/>
-        </w:rPr>
-        <w:t>entityWord</w:t>
-      </w:r>
-      <w:proofErr w:type="spellEnd"/>
-      <w:r>
-        <w:rPr>
-          <w:rFonts w:ascii="Arial" w:hAnsi="Arial" w:cs="Arial" w:hint="cs"/>
-          <w:sz w:val="26"/>
-          <w:szCs w:val="26"/>
-          <w:rtl/>
-        </w:rPr>
-        <w:t>}</w:t>
+          <w:rFonts w:ascii="Arial" w:hAnsi="Arial" w:cs="Arial"/>
+          <w:sz w:val="26"/>
+          <w:szCs w:val="26"/>
+        </w:rPr>
+        <w:t>{entityThe}</w:t>
       </w:r>
       <w:r>
         <w:rPr>
@@ -8537,7 +7781,6 @@
         </w:rPr>
         <w:t xml:space="preserve">سياق أنشطتها </w:t>
       </w:r>
-      <w:proofErr w:type="spellStart"/>
       <w:r>
         <w:rPr>
           <w:rFonts w:ascii="Arial" w:hAnsi="Arial" w:cs="Arial" w:hint="cs"/>
@@ -8547,7 +7790,6 @@
         </w:rPr>
         <w:t>الإعتيادية</w:t>
       </w:r>
-      <w:proofErr w:type="spellEnd"/>
       <w:r>
         <w:rPr>
           <w:rFonts w:ascii="Arial" w:hAnsi="Arial" w:cs="Arial"/>
@@ -8696,27 +7938,7 @@
           <w:szCs w:val="26"/>
           <w:rtl/>
         </w:rPr>
-        <w:t xml:space="preserve">نعتقد بأن كافة الافتراضات الهامة المتعلقة بقياس القيمة العادلة </w:t>
-      </w:r>
-      <w:proofErr w:type="spellStart"/>
-      <w:r>
-        <w:rPr>
-          <w:rFonts w:ascii="Arial" w:hAnsi="Arial" w:cs="Arial"/>
-          <w:sz w:val="26"/>
-          <w:szCs w:val="26"/>
-          <w:rtl/>
-        </w:rPr>
-        <w:t>والافصاحات</w:t>
-      </w:r>
-      <w:proofErr w:type="spellEnd"/>
-      <w:r>
-        <w:rPr>
-          <w:rFonts w:ascii="Arial" w:hAnsi="Arial" w:cs="Arial"/>
-          <w:sz w:val="26"/>
-          <w:szCs w:val="26"/>
-          <w:rtl/>
-        </w:rPr>
-        <w:t xml:space="preserve"> المستخدمة في</w:t>
+        <w:t>نعتقد بأن كافة الافتراضات الهامة المتعلقة بقياس القيمة العادلة والافصاحات المستخدمة في</w:t>
       </w:r>
       <w:r>
         <w:rPr>
@@ -8754,7 +7976,6 @@
         </w:rPr>
         <w:t>{#</w:t>
       </w:r>
-      <w:proofErr w:type="spellStart"/>
       <w:r>
         <w:rPr>
           <w:rFonts w:ascii="Arial" w:hAnsi="Arial" w:cs="Arial" w:hint="cs"/>
@@ -8763,7 +7984,6 @@
         </w:rPr>
         <w:t>isProprietary</w:t>
       </w:r>
-      <w:proofErr w:type="spellEnd"/>
       <w:r>
         <w:rPr>
           <w:rFonts w:ascii="Arial" w:hAnsi="Arial" w:cs="Arial" w:hint="cs"/>
@@ -8773,7 +7993,6 @@
         </w:rPr>
         <w:t>} ذات الغرض الخاص{/</w:t>
       </w:r>
-      <w:proofErr w:type="spellStart"/>
       <w:r>
         <w:rPr>
           <w:rFonts w:ascii="Arial" w:hAnsi="Arial" w:cs="Arial" w:hint="cs"/>
@@ -8782,7 +8001,6 @@
         </w:rPr>
         <w:t>isProprietary</w:t>
       </w:r>
-      <w:proofErr w:type="spellEnd"/>
       <w:r>
         <w:rPr>
           <w:rFonts w:ascii="Arial" w:hAnsi="Arial" w:cs="Arial" w:hint="cs"/>
@@ -8923,23 +8141,82 @@
       </w:r>
       <w:r>
         <w:rPr>
-          <w:rFonts w:ascii="Arial" w:hAnsi="Arial" w:cs="Arial" w:hint="cs"/>
-          <w:sz w:val="26"/>
-          <w:szCs w:val="26"/>
-          <w:rtl/>
-        </w:rPr>
-        <w:t>{</w:t>
-      </w:r>
-      <w:proofErr w:type="spellStart"/>
-      <w:r>
-        <w:rPr>
-          <w:rFonts w:ascii="Arial" w:hAnsi="Arial" w:cs="Arial" w:hint="cs"/>
-          <w:sz w:val="26"/>
-          <w:szCs w:val="26"/>
-        </w:rPr>
-        <w:t>entityWord</w:t>
-      </w:r>
-      <w:proofErr w:type="spellEnd"/>
+          <w:rFonts w:ascii="Arial" w:hAnsi="Arial" w:cs="Arial"/>
+          <w:sz w:val="26"/>
+          <w:szCs w:val="26"/>
+        </w:rPr>
+        <w:t>{entityThe}</w:t>
+      </w:r>
+      <w:r>
+        <w:rPr>
+          <w:rFonts w:ascii="Arial" w:hAnsi="Arial" w:cs="Arial"/>
+          <w:sz w:val="26"/>
+          <w:szCs w:val="26"/>
+          <w:rtl/>
+        </w:rPr>
+        <w:t xml:space="preserve"> بجميع شروط الاتفاقيات التعاقدية التي قد يكون لها تأثير جوهري على</w:t>
+      </w:r>
+      <w:r>
+        <w:rPr>
+          <w:rFonts w:ascii="Arial" w:hAnsi="Arial" w:cs="Arial" w:hint="cs"/>
+          <w:sz w:val="26"/>
+          <w:szCs w:val="26"/>
+          <w:rtl/>
+        </w:rPr>
+        <w:t xml:space="preserve"> </w:t>
+      </w:r>
+      <w:r>
+        <w:rPr>
+          <w:rFonts w:ascii="Arial" w:hAnsi="Arial" w:cs="Arial"/>
+          <w:sz w:val="26"/>
+          <w:szCs w:val="26"/>
+          <w:rtl/>
+        </w:rPr>
+        <w:t>القوائم المالية</w:t>
+      </w:r>
+      <w:r>
+        <w:rPr>
+          <w:rFonts w:ascii="Arial" w:hAnsi="Arial" w:cs="Arial" w:hint="cs"/>
+          <w:sz w:val="26"/>
+          <w:szCs w:val="26"/>
+          <w:rtl/>
+        </w:rPr>
+        <w:t xml:space="preserve"> </w:t>
+      </w:r>
+      <w:r>
+        <w:rPr>
+          <w:rFonts w:ascii="Arial" w:hAnsi="Arial" w:cs="Arial" w:hint="cs"/>
+          <w:sz w:val="26"/>
+          <w:szCs w:val="26"/>
+          <w:rtl/>
+        </w:rPr>
+        <w:t>{#</w:t>
+      </w:r>
+      <w:r>
+        <w:rPr>
+          <w:rFonts w:ascii="Arial" w:hAnsi="Arial" w:cs="Arial" w:hint="cs"/>
+          <w:sz w:val="26"/>
+          <w:szCs w:val="26"/>
+        </w:rPr>
+        <w:t>isProprietary</w:t>
+      </w:r>
+      <w:r>
+        <w:rPr>
+          <w:rFonts w:ascii="Arial" w:hAnsi="Arial" w:cs="Arial" w:hint="cs"/>
+          <w:sz w:val="26"/>
+          <w:szCs w:val="26"/>
+          <w:rtl/>
+        </w:rPr>
+        <w:t>} ذات الغرض الخاص{/</w:t>
+      </w:r>
+      <w:r>
+        <w:rPr>
+          <w:rFonts w:ascii="Arial" w:hAnsi="Arial" w:cs="Arial" w:hint="cs"/>
+          <w:sz w:val="26"/>
+          <w:szCs w:val="26"/>
+        </w:rPr>
+        <w:t>isProprietary</w:t>
+      </w:r>
       <w:r>
         <w:rPr>
           <w:rFonts w:ascii="Arial" w:hAnsi="Arial" w:cs="Arial" w:hint="cs"/>
@@ -8956,7 +8233,25 @@
           <w:szCs w:val="26"/>
           <w:rtl/>
         </w:rPr>
-        <w:t xml:space="preserve"> بجميع شروط الاتفاقيات التعاقدية التي قد يكون لها تأثير جوهري على</w:t>
+        <w:t xml:space="preserve">، </w:t>
+      </w:r>
+      <w:r>
+        <w:rPr>
+          <w:rFonts w:ascii="Arial" w:hAnsi="Arial" w:cs="Arial" w:hint="cs"/>
+          <w:sz w:val="26"/>
+          <w:szCs w:val="26"/>
+          <w:rtl/>
+        </w:rPr>
+        <w:t>و</w:t>
+      </w:r>
+      <w:r>
+        <w:rPr>
+          <w:rFonts w:ascii="Arial" w:hAnsi="Arial" w:cs="Arial"/>
+          <w:sz w:val="26"/>
+          <w:szCs w:val="26"/>
+          <w:rtl/>
+        </w:rPr>
+        <w:t>في حالة عدم الالتزام بها.</w:t>
       </w:r>
       <w:r>
         <w:rPr>
@@ -8974,107 +8269,6 @@
           <w:szCs w:val="26"/>
           <w:rtl/>
         </w:rPr>
-        <w:t>القوائم المالية</w:t>
-      </w:r>
-      <w:r>
-        <w:rPr>
-          <w:rFonts w:ascii="Arial" w:hAnsi="Arial" w:cs="Arial" w:hint="cs"/>
-          <w:sz w:val="26"/>
-          <w:szCs w:val="26"/>
-          <w:rtl/>
-        </w:rPr>
-        <w:t xml:space="preserve"> </w:t>
-      </w:r>
-      <w:r>
-        <w:rPr>
-          <w:rFonts w:ascii="Arial" w:hAnsi="Arial" w:cs="Arial" w:hint="cs"/>
-          <w:sz w:val="26"/>
-          <w:szCs w:val="26"/>
-          <w:rtl/>
-        </w:rPr>
-        <w:t>{#</w:t>
-      </w:r>
-      <w:proofErr w:type="spellStart"/>
-      <w:r>
-        <w:rPr>
-          <w:rFonts w:ascii="Arial" w:hAnsi="Arial" w:cs="Arial" w:hint="cs"/>
-          <w:sz w:val="26"/>
-          <w:szCs w:val="26"/>
-        </w:rPr>
-        <w:t>isProprietary</w:t>
-      </w:r>
-      <w:proofErr w:type="spellEnd"/>
-      <w:r>
-        <w:rPr>
-          <w:rFonts w:ascii="Arial" w:hAnsi="Arial" w:cs="Arial" w:hint="cs"/>
-          <w:sz w:val="26"/>
-          <w:szCs w:val="26"/>
-          <w:rtl/>
-        </w:rPr>
-        <w:t>} ذات الغرض الخاص{/</w:t>
-      </w:r>
-      <w:proofErr w:type="spellStart"/>
-      <w:r>
-        <w:rPr>
-          <w:rFonts w:ascii="Arial" w:hAnsi="Arial" w:cs="Arial" w:hint="cs"/>
-          <w:sz w:val="26"/>
-          <w:szCs w:val="26"/>
-        </w:rPr>
-        <w:t>isProprietary</w:t>
-      </w:r>
-      <w:proofErr w:type="spellEnd"/>
-      <w:r>
-        <w:rPr>
-          <w:rFonts w:ascii="Arial" w:hAnsi="Arial" w:cs="Arial" w:hint="cs"/>
-          <w:sz w:val="26"/>
-          <w:szCs w:val="26"/>
-          <w:rtl/>
-        </w:rPr>
-        <w:t>}</w:t>
-      </w:r>
-      <w:r>
-        <w:rPr>
-          <w:rFonts w:ascii="Arial" w:hAnsi="Arial" w:cs="Arial"/>
-          <w:sz w:val="26"/>
-          <w:szCs w:val="26"/>
-          <w:rtl/>
-        </w:rPr>
-        <w:t xml:space="preserve">، </w:t>
-      </w:r>
-      <w:r>
-        <w:rPr>
-          <w:rFonts w:ascii="Arial" w:hAnsi="Arial" w:cs="Arial" w:hint="cs"/>
-          <w:sz w:val="26"/>
-          <w:szCs w:val="26"/>
-          <w:rtl/>
-        </w:rPr>
-        <w:t>و</w:t>
-      </w:r>
-      <w:r>
-        <w:rPr>
-          <w:rFonts w:ascii="Arial" w:hAnsi="Arial" w:cs="Arial"/>
-          <w:sz w:val="26"/>
-          <w:szCs w:val="26"/>
-          <w:rtl/>
-        </w:rPr>
-        <w:t>في حالة عدم الالتزام بها.</w:t>
-      </w:r>
-      <w:r>
-        <w:rPr>
-          <w:rFonts w:ascii="Arial" w:hAnsi="Arial" w:cs="Arial" w:hint="cs"/>
-          <w:sz w:val="26"/>
-          <w:szCs w:val="26"/>
-          <w:rtl/>
-        </w:rPr>
-        <w:t xml:space="preserve"> </w:t>
-      </w:r>
-      <w:r>
-        <w:rPr>
-          <w:rFonts w:ascii="Arial" w:hAnsi="Arial" w:cs="Arial"/>
-          <w:sz w:val="26"/>
-          <w:szCs w:val="26"/>
-          <w:rtl/>
-        </w:rPr>
         <w:t>بما في ذلك جميع التعهدات والشروط أو المتطلبات ا</w:t>
       </w:r>
       <w:r>
@@ -9140,60 +8334,20 @@
       </w:r>
       <w:r>
         <w:rPr>
-          <w:rFonts w:ascii="Arial" w:hAnsi="Arial" w:cs="Arial" w:hint="cs"/>
-          <w:sz w:val="26"/>
-          <w:szCs w:val="26"/>
-          <w:rtl/>
-        </w:rPr>
-        <w:t>{</w:t>
-      </w:r>
-      <w:proofErr w:type="spellStart"/>
-      <w:r>
-        <w:rPr>
-          <w:rFonts w:ascii="Arial" w:hAnsi="Arial" w:cs="Arial" w:hint="cs"/>
-          <w:sz w:val="26"/>
-          <w:szCs w:val="26"/>
-        </w:rPr>
-        <w:t>entityWord</w:t>
-      </w:r>
-      <w:proofErr w:type="spellEnd"/>
-      <w:r>
-        <w:rPr>
-          <w:rFonts w:ascii="Arial" w:hAnsi="Arial" w:cs="Arial" w:hint="cs"/>
-          <w:sz w:val="26"/>
-          <w:szCs w:val="26"/>
-          <w:rtl/>
-        </w:rPr>
-        <w:t>}</w:t>
-      </w:r>
-      <w:r>
-        <w:rPr>
-          <w:rFonts w:ascii="Arial" w:hAnsi="Arial" w:cs="Arial"/>
-          <w:sz w:val="26"/>
-          <w:szCs w:val="26"/>
-          <w:rtl/>
-        </w:rPr>
-        <w:t xml:space="preserve"> مسؤولة عن تحديد والحفاظ على كفاية مخصص الذمم المدينة المشكوك في تحصيلها وكذلك التقديرات المستخدمة لتحديد هذه المبالغ. إن مبلغ المخصص </w:t>
-      </w:r>
-      <w:proofErr w:type="spellStart"/>
-      <w:r>
-        <w:rPr>
-          <w:rFonts w:ascii="Arial" w:hAnsi="Arial" w:cs="Arial"/>
-          <w:sz w:val="26"/>
-          <w:szCs w:val="26"/>
-          <w:rtl/>
-        </w:rPr>
-        <w:t>المخصص</w:t>
-      </w:r>
-      <w:proofErr w:type="spellEnd"/>
-      <w:r>
-        <w:rPr>
-          <w:rFonts w:ascii="Arial" w:hAnsi="Arial" w:cs="Arial"/>
-          <w:sz w:val="26"/>
-          <w:szCs w:val="26"/>
-          <w:rtl/>
-        </w:rPr>
-        <w:t xml:space="preserve"> للديون المشكوك في تحصيلها يكفي لتغطية أية خسائر قد تتكبدها عند تحقيق الذمم المدينة.</w:t>
+          <w:rFonts w:ascii="Arial" w:hAnsi="Arial" w:cs="Arial"/>
+          <w:sz w:val="26"/>
+          <w:szCs w:val="26"/>
+        </w:rPr>
+        <w:t>{entityThe}</w:t>
+      </w:r>
+      <w:r>
+        <w:rPr>
+          <w:rFonts w:ascii="Arial" w:hAnsi="Arial" w:cs="Arial"/>
+          <w:sz w:val="26"/>
+          <w:szCs w:val="26"/>
+          <w:rtl/>
+        </w:rPr>
+        <w:t xml:space="preserve"> مسؤولة عن تحديد والحفاظ على كفاية مخصص الذمم المدينة المشكوك في تحصيلها وكذلك التقديرات المستخدمة لتحديد هذه المبالغ. إن مبلغ المخصص المخصص للديون المشكوك في تحصيلها يكفي لتغطية أية خسائر قد تتكبدها عند تحقيق الذمم المدينة.</w:t>
       </w:r>
     </w:p>
     <w:p>
@@ -9265,31 +8419,11 @@
       </w:r>
       <w:r>
         <w:rPr>
-          <w:rFonts w:ascii="Arial" w:hAnsi="Arial" w:cs="Arial" w:hint="cs"/>
-          <w:sz w:val="26"/>
-          <w:szCs w:val="26"/>
-          <w:rtl/>
-        </w:rPr>
-        <w:t>{</w:t>
-      </w:r>
-      <w:proofErr w:type="spellStart"/>
-      <w:r>
-        <w:rPr>
-          <w:rFonts w:ascii="Arial" w:hAnsi="Arial" w:cs="Arial" w:hint="cs"/>
-          <w:sz w:val="26"/>
-          <w:szCs w:val="26"/>
-        </w:rPr>
-        <w:t>entityWord</w:t>
-      </w:r>
-      <w:proofErr w:type="spellEnd"/>
-      <w:r>
-        <w:rPr>
-          <w:rFonts w:ascii="Arial" w:hAnsi="Arial" w:cs="Arial" w:hint="cs"/>
-          <w:sz w:val="26"/>
-          <w:szCs w:val="26"/>
-          <w:rtl/>
-        </w:rPr>
-        <w:t>}</w:t>
+          <w:rFonts w:ascii="Arial" w:hAnsi="Arial" w:cs="Arial"/>
+          <w:sz w:val="26"/>
+          <w:szCs w:val="26"/>
+        </w:rPr>
+        <w:t>{entityThe}</w:t>
       </w:r>
       <w:r>
         <w:rPr>
@@ -9307,27 +8441,7 @@
           <w:szCs w:val="26"/>
           <w:rtl/>
         </w:rPr>
-        <w:t xml:space="preserve">مواد </w:t>
-      </w:r>
-      <w:proofErr w:type="spellStart"/>
-      <w:r>
-        <w:rPr>
-          <w:rFonts w:ascii="Arial" w:hAnsi="Arial" w:cs="Arial" w:hint="cs"/>
-          <w:sz w:val="26"/>
-          <w:szCs w:val="26"/>
-          <w:rtl/>
-        </w:rPr>
-        <w:t>مفوترة</w:t>
-      </w:r>
-      <w:proofErr w:type="spellEnd"/>
-      <w:r>
-        <w:rPr>
-          <w:rFonts w:ascii="Arial" w:hAnsi="Arial" w:cs="Arial" w:hint="cs"/>
-          <w:sz w:val="26"/>
-          <w:szCs w:val="26"/>
-          <w:rtl/>
-        </w:rPr>
-        <w:t xml:space="preserve"> لعملاء او أي مواد لم يتم تسجيل التزامها.</w:t>
+        <w:t>مواد مفوترة لعملاء او أي مواد لم يتم تسجيل التزامها.</w:t>
       </w:r>
     </w:p>
     <w:p>
@@ -9519,7 +8633,6 @@
         </w:rPr>
         <w:t xml:space="preserve"> </w:t>
       </w:r>
-      <w:proofErr w:type="spellStart"/>
       <w:r>
         <w:rPr>
           <w:rFonts w:ascii="Arial" w:hAnsi="Arial" w:cs="Arial" w:hint="cs"/>
@@ -9529,7 +8642,6 @@
         </w:rPr>
         <w:t>الإنتاجيه</w:t>
       </w:r>
-      <w:proofErr w:type="spellEnd"/>
       <w:r>
         <w:rPr>
           <w:rFonts w:ascii="Arial" w:hAnsi="Arial" w:cs="Arial"/>
@@ -9590,31 +8702,11 @@
       </w:r>
       <w:r>
         <w:rPr>
-          <w:rFonts w:ascii="Arial" w:hAnsi="Arial" w:cs="Arial" w:hint="cs"/>
-          <w:sz w:val="26"/>
-          <w:szCs w:val="26"/>
-          <w:rtl/>
-        </w:rPr>
-        <w:t>{</w:t>
-      </w:r>
-      <w:proofErr w:type="spellStart"/>
-      <w:r>
-        <w:rPr>
-          <w:rFonts w:ascii="Arial" w:hAnsi="Arial" w:cs="Arial" w:hint="cs"/>
-          <w:sz w:val="26"/>
-          <w:szCs w:val="26"/>
-        </w:rPr>
-        <w:t>entityWord</w:t>
-      </w:r>
-      <w:proofErr w:type="spellEnd"/>
-      <w:r>
-        <w:rPr>
-          <w:rFonts w:ascii="Arial" w:hAnsi="Arial" w:cs="Arial" w:hint="cs"/>
-          <w:sz w:val="26"/>
-          <w:szCs w:val="26"/>
-          <w:rtl/>
-        </w:rPr>
-        <w:t>}</w:t>
+          <w:rFonts w:ascii="Arial" w:hAnsi="Arial" w:cs="Arial"/>
+          <w:sz w:val="26"/>
+          <w:szCs w:val="26"/>
+        </w:rPr>
+        <w:t>{entityThe}</w:t>
       </w:r>
       <w:r>
         <w:rPr>
@@ -9762,7 +8854,6 @@
         </w:rPr>
         <w:t>{#</w:t>
       </w:r>
-      <w:proofErr w:type="spellStart"/>
       <w:r>
         <w:rPr>
           <w:rFonts w:ascii="Arial" w:hAnsi="Arial" w:cs="Arial" w:hint="cs"/>
@@ -9771,7 +8862,6 @@
         </w:rPr>
         <w:t>isProprietary</w:t>
       </w:r>
-      <w:proofErr w:type="spellEnd"/>
       <w:r>
         <w:rPr>
           <w:rFonts w:ascii="Arial" w:hAnsi="Arial" w:cs="Arial" w:hint="cs"/>
@@ -9781,7 +8871,6 @@
         </w:rPr>
         <w:t>} ذات الغرض الخاص{/</w:t>
       </w:r>
-      <w:proofErr w:type="spellStart"/>
       <w:r>
         <w:rPr>
           <w:rFonts w:ascii="Arial" w:hAnsi="Arial" w:cs="Arial" w:hint="cs"/>
@@ -9790,7 +8879,6 @@
         </w:rPr>
         <w:t>isProprietary</w:t>
       </w:r>
-      <w:proofErr w:type="spellEnd"/>
       <w:r>
         <w:rPr>
           <w:rFonts w:ascii="Arial" w:hAnsi="Arial" w:cs="Arial" w:hint="cs"/>
@@ -9963,27 +9051,7 @@
           <w:szCs w:val="26"/>
           <w:rtl/>
         </w:rPr>
-        <w:t xml:space="preserve">قياس القيمة العادلة </w:t>
-      </w:r>
-      <w:proofErr w:type="spellStart"/>
-      <w:r>
-        <w:rPr>
-          <w:rFonts w:ascii="Arial" w:hAnsi="Arial" w:cs="Arial" w:hint="cs"/>
-          <w:sz w:val="26"/>
-          <w:szCs w:val="26"/>
-          <w:rtl/>
-        </w:rPr>
-        <w:t>والافصاحات</w:t>
-      </w:r>
-      <w:proofErr w:type="spellEnd"/>
-      <w:r>
-        <w:rPr>
-          <w:rFonts w:ascii="Arial" w:hAnsi="Arial" w:cs="Arial" w:hint="cs"/>
-          <w:sz w:val="26"/>
-          <w:szCs w:val="26"/>
-          <w:rtl/>
-        </w:rPr>
-        <w:t xml:space="preserve"> </w:t>
+        <w:t xml:space="preserve">قياس القيمة العادلة والافصاحات </w:t>
       </w:r>
       <w:r>
         <w:rPr>
@@ -10152,27 +9220,7 @@
           <w:szCs w:val="26"/>
           <w:rtl/>
         </w:rPr>
-        <w:t xml:space="preserve">اكتمال وكفاية </w:t>
-      </w:r>
-      <w:proofErr w:type="spellStart"/>
-      <w:r>
-        <w:rPr>
-          <w:rFonts w:ascii="Arial" w:hAnsi="Arial" w:cs="Arial" w:hint="cs"/>
-          <w:sz w:val="26"/>
-          <w:szCs w:val="26"/>
-          <w:rtl/>
-        </w:rPr>
-        <w:t>الافصاحات</w:t>
-      </w:r>
-      <w:proofErr w:type="spellEnd"/>
-      <w:r>
-        <w:rPr>
-          <w:rFonts w:ascii="Arial" w:hAnsi="Arial" w:cs="Arial" w:hint="cs"/>
-          <w:sz w:val="26"/>
-          <w:szCs w:val="26"/>
-          <w:rtl/>
-        </w:rPr>
-        <w:t xml:space="preserve"> المتعلقة بالقيمة العادلة </w:t>
+        <w:t xml:space="preserve">اكتمال وكفاية الافصاحات المتعلقة بالقيمة العادلة </w:t>
       </w:r>
       <w:r>
         <w:rPr>
@@ -10301,7 +9349,6 @@
         </w:rPr>
         <w:t>{#</w:t>
       </w:r>
-      <w:proofErr w:type="spellStart"/>
       <w:r>
         <w:rPr>
           <w:rFonts w:ascii="Arial" w:hAnsi="Arial" w:cs="Arial" w:hint="cs"/>
@@ -10310,7 +9357,6 @@
         </w:rPr>
         <w:t>isProprietary</w:t>
       </w:r>
-      <w:proofErr w:type="spellEnd"/>
       <w:r>
         <w:rPr>
           <w:rFonts w:ascii="Arial" w:hAnsi="Arial" w:cs="Arial" w:hint="cs"/>
@@ -10320,7 +9366,6 @@
         </w:rPr>
         <w:t>} ذات الغرض الخاص{/</w:t>
       </w:r>
-      <w:proofErr w:type="spellStart"/>
       <w:r>
         <w:rPr>
           <w:rFonts w:ascii="Arial" w:hAnsi="Arial" w:cs="Arial" w:hint="cs"/>
@@ -10329,7 +9374,6 @@
         </w:rPr>
         <w:t>isProprietary</w:t>
       </w:r>
-      <w:proofErr w:type="spellEnd"/>
       <w:r>
         <w:rPr>
           <w:rFonts w:ascii="Arial" w:hAnsi="Arial" w:cs="Arial" w:hint="cs"/>
@@ -10394,31 +9438,11 @@
       </w:r>
       <w:r>
         <w:rPr>
-          <w:rFonts w:ascii="Arial" w:hAnsi="Arial" w:cs="Arial" w:hint="cs"/>
-          <w:sz w:val="26"/>
-          <w:szCs w:val="26"/>
-          <w:rtl/>
-        </w:rPr>
-        <w:t>{</w:t>
-      </w:r>
-      <w:proofErr w:type="spellStart"/>
-      <w:r>
-        <w:rPr>
-          <w:rFonts w:ascii="Arial" w:hAnsi="Arial" w:cs="Arial" w:hint="cs"/>
-          <w:sz w:val="26"/>
-          <w:szCs w:val="26"/>
-        </w:rPr>
-        <w:t>entityWord</w:t>
-      </w:r>
-      <w:proofErr w:type="spellEnd"/>
-      <w:r>
-        <w:rPr>
-          <w:rFonts w:ascii="Arial" w:hAnsi="Arial" w:cs="Arial" w:hint="cs"/>
-          <w:sz w:val="26"/>
-          <w:szCs w:val="26"/>
-          <w:rtl/>
-        </w:rPr>
-        <w:t>}</w:t>
+          <w:rFonts w:ascii="Arial" w:hAnsi="Arial" w:cs="Arial"/>
+          <w:sz w:val="26"/>
+          <w:szCs w:val="26"/>
+        </w:rPr>
+        <w:t>{entityThe}</w:t>
       </w:r>
       <w:r>
         <w:rPr>
@@ -10803,7 +9827,6 @@
         </w:rPr>
         <w:t>{#</w:t>
       </w:r>
-      <w:proofErr w:type="spellStart"/>
       <w:r>
         <w:rPr>
           <w:rFonts w:ascii="Arial" w:hAnsi="Arial" w:cs="Arial" w:hint="cs"/>
@@ -10812,7 +9835,6 @@
         </w:rPr>
         <w:t>isProprietary</w:t>
       </w:r>
-      <w:proofErr w:type="spellEnd"/>
       <w:r>
         <w:rPr>
           <w:rFonts w:ascii="Arial" w:hAnsi="Arial" w:cs="Arial" w:hint="cs"/>
@@ -10822,7 +9844,6 @@
         </w:rPr>
         <w:t>} ذات الغرض الخاص{/</w:t>
       </w:r>
-      <w:proofErr w:type="spellStart"/>
       <w:r>
         <w:rPr>
           <w:rFonts w:ascii="Arial" w:hAnsi="Arial" w:cs="Arial" w:hint="cs"/>
@@ -10831,7 +9852,6 @@
         </w:rPr>
         <w:t>isProprietary</w:t>
       </w:r>
-      <w:proofErr w:type="spellEnd"/>
       <w:r>
         <w:rPr>
           <w:rFonts w:ascii="Arial" w:hAnsi="Arial" w:cs="Arial" w:hint="cs"/>
@@ -10959,7 +9979,6 @@
         </w:rPr>
         <w:t>{#</w:t>
       </w:r>
-      <w:proofErr w:type="spellStart"/>
       <w:r>
         <w:rPr>
           <w:rFonts w:ascii="Arial" w:hAnsi="Arial" w:cs="Arial" w:hint="cs"/>
@@ -10968,7 +9987,6 @@
         </w:rPr>
         <w:t>isProprietary</w:t>
       </w:r>
-      <w:proofErr w:type="spellEnd"/>
       <w:r>
         <w:rPr>
           <w:rFonts w:ascii="Arial" w:hAnsi="Arial" w:cs="Arial" w:hint="cs"/>
@@ -10978,7 +9996,6 @@
         </w:rPr>
         <w:t>} ذات الغرض الخاص{/</w:t>
       </w:r>
-      <w:proofErr w:type="spellStart"/>
       <w:r>
         <w:rPr>
           <w:rFonts w:ascii="Arial" w:hAnsi="Arial" w:cs="Arial" w:hint="cs"/>
@@ -10987,7 +10004,6 @@
         </w:rPr>
         <w:t>isProprietary</w:t>
       </w:r>
-      <w:proofErr w:type="spellEnd"/>
       <w:r>
         <w:rPr>
           <w:rFonts w:ascii="Arial" w:hAnsi="Arial" w:cs="Arial" w:hint="cs"/>
@@ -11194,26 +10210,24 @@
       </w:r>
       <w:r>
         <w:rPr>
-          <w:rFonts w:ascii="Arial" w:hAnsi="Arial" w:cs="Arial" w:hint="cs"/>
+          <w:rFonts w:ascii="Arial" w:hAnsi="Arial" w:cs="Arial"/>
           <w:sz w:val="26"/>
           <w:szCs w:val="26"/>
           <w:rtl/>
         </w:rPr>
         <w:t>{</w:t>
       </w:r>
-      <w:proofErr w:type="spellStart"/>
-      <w:r>
-        <w:rPr>
-          <w:rFonts w:ascii="Arial" w:hAnsi="Arial" w:cs="Arial" w:hint="cs"/>
-          <w:sz w:val="26"/>
-          <w:szCs w:val="26"/>
-        </w:rPr>
-        <w:t>entityWord</w:t>
-      </w:r>
-      <w:proofErr w:type="spellEnd"/>
-      <w:r>
-        <w:rPr>
-          <w:rFonts w:ascii="Arial" w:hAnsi="Arial" w:cs="Arial" w:hint="cs"/>
+      <w:r>
+        <w:rPr>
+          <w:rFonts w:ascii="Arial" w:hAnsi="Arial" w:cs="Arial"/>
+          <w:sz w:val="26"/>
+          <w:szCs w:val="26"/>
+        </w:rPr>
+        <w:t>entityThe</w:t>
+      </w:r>
+      <w:r>
+        <w:rPr>
+          <w:rFonts w:ascii="Arial" w:hAnsi="Arial" w:cs="Arial"/>
           <w:sz w:val="26"/>
           <w:szCs w:val="26"/>
           <w:rtl/>
@@ -11249,31 +10263,11 @@
       </w:r>
       <w:r>
         <w:rPr>
-          <w:rFonts w:ascii="Arial" w:hAnsi="Arial" w:cs="Arial" w:hint="cs"/>
-          <w:sz w:val="26"/>
-          <w:szCs w:val="26"/>
-          <w:rtl/>
-        </w:rPr>
-        <w:t>{</w:t>
-      </w:r>
-      <w:proofErr w:type="spellStart"/>
-      <w:r>
-        <w:rPr>
-          <w:rFonts w:ascii="Arial" w:hAnsi="Arial" w:cs="Arial" w:hint="cs"/>
-          <w:sz w:val="26"/>
-          <w:szCs w:val="26"/>
-        </w:rPr>
-        <w:t>entityWord</w:t>
-      </w:r>
-      <w:proofErr w:type="spellEnd"/>
-      <w:r>
-        <w:rPr>
-          <w:rFonts w:ascii="Arial" w:hAnsi="Arial" w:cs="Arial" w:hint="cs"/>
-          <w:sz w:val="26"/>
-          <w:szCs w:val="26"/>
-          <w:rtl/>
-        </w:rPr>
-        <w:t>}</w:t>
+          <w:rFonts w:ascii="Arial" w:hAnsi="Arial" w:cs="Arial"/>
+          <w:sz w:val="26"/>
+          <w:szCs w:val="26"/>
+        </w:rPr>
+        <w:t>{entityThe}</w:t>
       </w:r>
       <w:r>
         <w:rPr>
@@ -11295,31 +10289,11 @@
       </w:r>
       <w:r>
         <w:rPr>
-          <w:rFonts w:ascii="Arial" w:hAnsi="Arial" w:cs="Arial" w:hint="cs"/>
-          <w:sz w:val="26"/>
-          <w:szCs w:val="26"/>
-          <w:rtl/>
-        </w:rPr>
-        <w:t>{</w:t>
-      </w:r>
-      <w:proofErr w:type="spellStart"/>
-      <w:r>
-        <w:rPr>
-          <w:rFonts w:ascii="Arial" w:hAnsi="Arial" w:cs="Arial" w:hint="cs"/>
-          <w:sz w:val="26"/>
-          <w:szCs w:val="26"/>
-        </w:rPr>
-        <w:t>entityWord</w:t>
-      </w:r>
-      <w:proofErr w:type="spellEnd"/>
-      <w:r>
-        <w:rPr>
-          <w:rFonts w:ascii="Arial" w:hAnsi="Arial" w:cs="Arial" w:hint="cs"/>
-          <w:sz w:val="26"/>
-          <w:szCs w:val="26"/>
-          <w:rtl/>
-        </w:rPr>
-        <w:t>}</w:t>
+          <w:rFonts w:ascii="Arial" w:hAnsi="Arial" w:cs="Arial"/>
+          <w:sz w:val="26"/>
+          <w:szCs w:val="26"/>
+        </w:rPr>
+        <w:t>{entityThe}</w:t>
       </w:r>
       <w:r>
         <w:rPr>
@@ -11443,17 +10417,7 @@
           <w:szCs w:val="26"/>
           <w:rtl/>
         </w:rPr>
-        <w:t xml:space="preserve">فصاح عن جميع المطلوبات </w:t>
-      </w:r>
-      <w:proofErr w:type="spellStart"/>
-      <w:r>
-        <w:rPr>
-          <w:rFonts w:ascii="Arial" w:hAnsi="Arial" w:cs="Arial"/>
-          <w:sz w:val="26"/>
-          <w:szCs w:val="26"/>
-          <w:rtl/>
-        </w:rPr>
-        <w:t>وا</w:t>
+        <w:t>فصاح عن جميع المطلوبات وا</w:t>
       </w:r>
       <w:r>
         <w:rPr>
@@ -11471,19 +10435,8 @@
           <w:szCs w:val="26"/>
           <w:rtl/>
         </w:rPr>
-        <w:t>تزامات</w:t>
-      </w:r>
-      <w:proofErr w:type="spellEnd"/>
-      <w:r>
-        <w:rPr>
-          <w:rFonts w:ascii="Arial" w:hAnsi="Arial" w:cs="Arial"/>
-          <w:sz w:val="26"/>
-          <w:szCs w:val="26"/>
-          <w:rtl/>
-        </w:rPr>
-        <w:t xml:space="preserve"> المحتملة، بما في ذلك </w:t>
-      </w:r>
-      <w:proofErr w:type="spellStart"/>
+        <w:t xml:space="preserve">تزامات المحتملة، بما في ذلك </w:t>
+      </w:r>
       <w:r>
         <w:rPr>
           <w:rFonts w:ascii="Arial" w:hAnsi="Arial" w:cs="Arial" w:hint="cs"/>
@@ -11493,7 +10446,6 @@
         </w:rPr>
         <w:t>الإلتزامات</w:t>
       </w:r>
-      <w:proofErr w:type="spellEnd"/>
       <w:r>
         <w:rPr>
           <w:rFonts w:ascii="Arial" w:hAnsi="Arial" w:cs="Arial"/>
@@ -11575,7 +10527,6 @@
         </w:rPr>
         <w:t>{#</w:t>
       </w:r>
-      <w:proofErr w:type="spellStart"/>
       <w:r>
         <w:rPr>
           <w:rFonts w:ascii="Arial" w:hAnsi="Arial" w:cs="Arial" w:hint="cs"/>
@@ -11584,7 +10535,6 @@
         </w:rPr>
         <w:t>isProprietary</w:t>
       </w:r>
-      <w:proofErr w:type="spellEnd"/>
       <w:r>
         <w:rPr>
           <w:rFonts w:ascii="Arial" w:hAnsi="Arial" w:cs="Arial" w:hint="cs"/>
@@ -11594,7 +10544,6 @@
         </w:rPr>
         <w:t>} ذات الغرض الخاص{/</w:t>
       </w:r>
-      <w:proofErr w:type="spellStart"/>
       <w:r>
         <w:rPr>
           <w:rFonts w:ascii="Arial" w:hAnsi="Arial" w:cs="Arial" w:hint="cs"/>
@@ -11603,7 +10552,6 @@
         </w:rPr>
         <w:t>isProprietary</w:t>
       </w:r>
-      <w:proofErr w:type="spellEnd"/>
       <w:r>
         <w:rPr>
           <w:rFonts w:ascii="Arial" w:hAnsi="Arial" w:cs="Arial" w:hint="cs"/>
@@ -11671,27 +10619,7 @@
           <w:szCs w:val="26"/>
           <w:rtl/>
         </w:rPr>
-        <w:t xml:space="preserve">قمنا </w:t>
-      </w:r>
-      <w:proofErr w:type="spellStart"/>
-      <w:r>
-        <w:rPr>
-          <w:rFonts w:ascii="Arial" w:hAnsi="Arial" w:cs="Arial" w:hint="cs"/>
-          <w:sz w:val="26"/>
-          <w:szCs w:val="26"/>
-          <w:rtl/>
-        </w:rPr>
-        <w:t>باعلامكم</w:t>
-      </w:r>
-      <w:proofErr w:type="spellEnd"/>
-      <w:r>
-        <w:rPr>
-          <w:rFonts w:ascii="Arial" w:hAnsi="Arial" w:cs="Arial" w:hint="cs"/>
-          <w:sz w:val="26"/>
-          <w:szCs w:val="26"/>
-          <w:rtl/>
-        </w:rPr>
-        <w:t xml:space="preserve"> عن جميع الدعاوى القائمة والمحتملة سواء تم مناقشها مع مستشار قانوني او لا.</w:t>
+        <w:t>قمنا باعلامكم عن جميع الدعاوى القائمة والمحتملة سواء تم مناقشها مع مستشار قانوني او لا.</w:t>
       </w:r>
     </w:p>
     <w:p>
@@ -11962,7 +10890,6 @@
         </w:rPr>
         <w:t>{#</w:t>
       </w:r>
-      <w:proofErr w:type="spellStart"/>
       <w:r>
         <w:rPr>
           <w:rFonts w:ascii="Arial" w:hAnsi="Arial" w:cs="Arial" w:hint="cs"/>
@@ -11971,7 +10898,6 @@
         </w:rPr>
         <w:t>isProprietary</w:t>
       </w:r>
-      <w:proofErr w:type="spellEnd"/>
       <w:r>
         <w:rPr>
           <w:rFonts w:ascii="Arial" w:hAnsi="Arial" w:cs="Arial" w:hint="cs"/>
@@ -11981,7 +10907,6 @@
         </w:rPr>
         <w:t>} ذات الغرض الخاص{/</w:t>
       </w:r>
-      <w:proofErr w:type="spellStart"/>
       <w:r>
         <w:rPr>
           <w:rFonts w:ascii="Arial" w:hAnsi="Arial" w:cs="Arial" w:hint="cs"/>
@@ -11990,7 +10915,6 @@
         </w:rPr>
         <w:t>isProprietary</w:t>
       </w:r>
-      <w:proofErr w:type="spellEnd"/>
       <w:r>
         <w:rPr>
           <w:rFonts w:ascii="Arial" w:hAnsi="Arial" w:cs="Arial" w:hint="cs"/>
@@ -12075,31 +10999,11 @@
       </w:r>
       <w:r>
         <w:rPr>
-          <w:rFonts w:ascii="Arial" w:hAnsi="Arial" w:cs="Arial" w:hint="cs"/>
-          <w:sz w:val="26"/>
-          <w:szCs w:val="26"/>
-          <w:rtl/>
-        </w:rPr>
-        <w:t>{</w:t>
-      </w:r>
-      <w:proofErr w:type="spellStart"/>
-      <w:r>
-        <w:rPr>
-          <w:rFonts w:ascii="Arial" w:hAnsi="Arial" w:cs="Arial" w:hint="cs"/>
-          <w:sz w:val="26"/>
-          <w:szCs w:val="26"/>
-        </w:rPr>
-        <w:t>entityWord</w:t>
-      </w:r>
-      <w:proofErr w:type="spellEnd"/>
-      <w:r>
-        <w:rPr>
-          <w:rFonts w:ascii="Arial" w:hAnsi="Arial" w:cs="Arial" w:hint="cs"/>
-          <w:sz w:val="26"/>
-          <w:szCs w:val="26"/>
-          <w:rtl/>
-        </w:rPr>
-        <w:t>}</w:t>
+          <w:rFonts w:ascii="Arial" w:hAnsi="Arial" w:cs="Arial"/>
+          <w:sz w:val="26"/>
+          <w:szCs w:val="26"/>
+        </w:rPr>
+        <w:t>{entityThe}</w:t>
       </w:r>
       <w:r>
         <w:rPr>
@@ -12157,31 +11061,11 @@
       </w:r>
       <w:r>
         <w:rPr>
-          <w:rFonts w:ascii="Arial" w:hAnsi="Arial" w:cs="Arial" w:hint="cs"/>
-          <w:sz w:val="26"/>
-          <w:szCs w:val="26"/>
-          <w:rtl/>
-        </w:rPr>
-        <w:t>{</w:t>
-      </w:r>
-      <w:proofErr w:type="spellStart"/>
-      <w:r>
-        <w:rPr>
-          <w:rFonts w:ascii="Arial" w:hAnsi="Arial" w:cs="Arial" w:hint="cs"/>
-          <w:sz w:val="26"/>
-          <w:szCs w:val="26"/>
-        </w:rPr>
-        <w:t>entityWord</w:t>
-      </w:r>
-      <w:proofErr w:type="spellEnd"/>
-      <w:r>
-        <w:rPr>
-          <w:rFonts w:ascii="Arial" w:hAnsi="Arial" w:cs="Arial" w:hint="cs"/>
-          <w:sz w:val="26"/>
-          <w:szCs w:val="26"/>
-          <w:rtl/>
-        </w:rPr>
-        <w:t>}</w:t>
+          <w:rFonts w:ascii="Arial" w:hAnsi="Arial" w:cs="Arial"/>
+          <w:sz w:val="26"/>
+          <w:szCs w:val="26"/>
+        </w:rPr>
+        <w:t>{entityThe}</w:t>
       </w:r>
       <w:r>
         <w:rPr>
@@ -12194,31 +11078,11 @@
       </w:r>
       <w:r>
         <w:rPr>
-          <w:rFonts w:ascii="Arial" w:hAnsi="Arial" w:cs="Arial" w:hint="cs"/>
-          <w:sz w:val="26"/>
-          <w:szCs w:val="26"/>
-          <w:rtl/>
-        </w:rPr>
-        <w:t>{</w:t>
-      </w:r>
-      <w:proofErr w:type="spellStart"/>
-      <w:r>
-        <w:rPr>
-          <w:rFonts w:ascii="Arial" w:hAnsi="Arial" w:cs="Arial" w:hint="cs"/>
-          <w:sz w:val="26"/>
-          <w:szCs w:val="26"/>
-        </w:rPr>
-        <w:t>entityWord</w:t>
-      </w:r>
-      <w:proofErr w:type="spellEnd"/>
-      <w:r>
-        <w:rPr>
-          <w:rFonts w:ascii="Arial" w:hAnsi="Arial" w:cs="Arial" w:hint="cs"/>
-          <w:sz w:val="26"/>
-          <w:szCs w:val="26"/>
-          <w:rtl/>
-        </w:rPr>
-        <w:t>}</w:t>
+          <w:rFonts w:ascii="Arial" w:hAnsi="Arial" w:cs="Arial"/>
+          <w:sz w:val="26"/>
+          <w:szCs w:val="26"/>
+        </w:rPr>
+        <w:t>{entityThe}</w:t>
       </w:r>
       <w:r>
         <w:rPr>
@@ -12258,31 +11122,11 @@
       </w:r>
       <w:r>
         <w:rPr>
-          <w:rFonts w:ascii="Arial" w:hAnsi="Arial" w:cs="Arial" w:hint="cs"/>
-          <w:sz w:val="26"/>
-          <w:szCs w:val="26"/>
-          <w:rtl/>
-        </w:rPr>
-        <w:t>{</w:t>
-      </w:r>
-      <w:proofErr w:type="spellStart"/>
-      <w:r>
-        <w:rPr>
-          <w:rFonts w:ascii="Arial" w:hAnsi="Arial" w:cs="Arial" w:hint="cs"/>
-          <w:sz w:val="26"/>
-          <w:szCs w:val="26"/>
-        </w:rPr>
-        <w:t>entityWord</w:t>
-      </w:r>
-      <w:proofErr w:type="spellEnd"/>
-      <w:r>
-        <w:rPr>
-          <w:rFonts w:ascii="Arial" w:hAnsi="Arial" w:cs="Arial" w:hint="cs"/>
-          <w:sz w:val="26"/>
-          <w:szCs w:val="26"/>
-          <w:rtl/>
-        </w:rPr>
-        <w:t>}</w:t>
+          <w:rFonts w:ascii="Arial" w:hAnsi="Arial" w:cs="Arial"/>
+          <w:sz w:val="26"/>
+          <w:szCs w:val="26"/>
+        </w:rPr>
+        <w:t>{entityThe}</w:t>
       </w:r>
       <w:r>
         <w:rPr>
@@ -12331,31 +11175,11 @@
       </w:r>
       <w:r>
         <w:rPr>
-          <w:rFonts w:ascii="Arial" w:hAnsi="Arial" w:cs="Arial" w:hint="cs"/>
-          <w:sz w:val="26"/>
-          <w:szCs w:val="26"/>
-          <w:rtl/>
-        </w:rPr>
-        <w:t>{</w:t>
-      </w:r>
-      <w:proofErr w:type="spellStart"/>
-      <w:r>
-        <w:rPr>
-          <w:rFonts w:ascii="Arial" w:hAnsi="Arial" w:cs="Arial" w:hint="cs"/>
-          <w:sz w:val="26"/>
-          <w:szCs w:val="26"/>
-        </w:rPr>
-        <w:t>entityWord</w:t>
-      </w:r>
-      <w:proofErr w:type="spellEnd"/>
-      <w:r>
-        <w:rPr>
-          <w:rFonts w:ascii="Arial" w:hAnsi="Arial" w:cs="Arial" w:hint="cs"/>
-          <w:sz w:val="26"/>
-          <w:szCs w:val="26"/>
-          <w:rtl/>
-        </w:rPr>
-        <w:t>}</w:t>
+          <w:rFonts w:ascii="Arial" w:hAnsi="Arial" w:cs="Arial"/>
+          <w:sz w:val="26"/>
+          <w:szCs w:val="26"/>
+        </w:rPr>
+        <w:t>{entityForThe}</w:t>
       </w:r>
       <w:r>
         <w:rPr>
@@ -12472,7 +11296,6 @@
         </w:rPr>
         <w:t>{#</w:t>
       </w:r>
-      <w:proofErr w:type="spellStart"/>
       <w:r>
         <w:rPr>
           <w:rFonts w:ascii="Arial" w:hAnsi="Arial" w:cs="Arial" w:hint="cs"/>
@@ -12481,7 +11304,6 @@
         </w:rPr>
         <w:t>isProprietary</w:t>
       </w:r>
-      <w:proofErr w:type="spellEnd"/>
       <w:r>
         <w:rPr>
           <w:rFonts w:ascii="Arial" w:hAnsi="Arial" w:cs="Arial" w:hint="cs"/>
@@ -12491,7 +11313,6 @@
         </w:rPr>
         <w:t>} ذات الغرض الخاص{/</w:t>
       </w:r>
-      <w:proofErr w:type="spellStart"/>
       <w:r>
         <w:rPr>
           <w:rFonts w:ascii="Arial" w:hAnsi="Arial" w:cs="Arial" w:hint="cs"/>
@@ -12500,7 +11321,6 @@
         </w:rPr>
         <w:t>isProprietary</w:t>
       </w:r>
-      <w:proofErr w:type="spellEnd"/>
       <w:r>
         <w:rPr>
           <w:rFonts w:ascii="Arial" w:hAnsi="Arial" w:cs="Arial" w:hint="cs"/>
@@ -12666,31 +11486,11 @@
       </w:r>
       <w:r>
         <w:rPr>
-          <w:rFonts w:ascii="Arial" w:hAnsi="Arial" w:cs="Arial" w:hint="cs"/>
-          <w:sz w:val="26"/>
-          <w:szCs w:val="26"/>
-          <w:rtl/>
-        </w:rPr>
-        <w:t>{</w:t>
-      </w:r>
-      <w:proofErr w:type="spellStart"/>
-      <w:r>
-        <w:rPr>
-          <w:rFonts w:ascii="Arial" w:hAnsi="Arial" w:cs="Arial" w:hint="cs"/>
-          <w:sz w:val="26"/>
-          <w:szCs w:val="26"/>
-        </w:rPr>
-        <w:t>entityWord</w:t>
-      </w:r>
-      <w:proofErr w:type="spellEnd"/>
-      <w:r>
-        <w:rPr>
-          <w:rFonts w:ascii="Arial" w:hAnsi="Arial" w:cs="Arial" w:hint="cs"/>
-          <w:sz w:val="26"/>
-          <w:szCs w:val="26"/>
-          <w:rtl/>
-        </w:rPr>
-        <w:t>}</w:t>
+          <w:rFonts w:ascii="Arial" w:hAnsi="Arial" w:cs="Arial"/>
+          <w:sz w:val="26"/>
+          <w:szCs w:val="26"/>
+        </w:rPr>
+        <w:t>{entityThe}</w:t>
       </w:r>
       <w:r>
         <w:rPr>
@@ -12860,7 +11660,6 @@
         </w:rPr>
         <w:t>{#</w:t>
       </w:r>
-      <w:proofErr w:type="spellStart"/>
       <w:r>
         <w:rPr>
           <w:rFonts w:ascii="Arial" w:hAnsi="Arial" w:cs="Arial" w:hint="cs"/>
@@ -12869,7 +11668,6 @@
         </w:rPr>
         <w:t>isProprietary</w:t>
       </w:r>
-      <w:proofErr w:type="spellEnd"/>
       <w:r>
         <w:rPr>
           <w:rFonts w:ascii="Arial" w:hAnsi="Arial" w:cs="Arial" w:hint="cs"/>
@@ -12879,7 +11677,6 @@
         </w:rPr>
         <w:t>} ذات الغرض الخاص{/</w:t>
       </w:r>
-      <w:proofErr w:type="spellStart"/>
       <w:r>
         <w:rPr>
           <w:rFonts w:ascii="Arial" w:hAnsi="Arial" w:cs="Arial" w:hint="cs"/>
@@ -12888,7 +11685,6 @@
         </w:rPr>
         <w:t>isProprietary</w:t>
       </w:r>
-      <w:proofErr w:type="spellEnd"/>
       <w:r>
         <w:rPr>
           <w:rFonts w:ascii="Arial" w:hAnsi="Arial" w:cs="Arial" w:hint="cs"/>
@@ -12960,7 +11756,6 @@
           <w:szCs w:val="26"/>
           <w:rtl/>
         </w:rPr>
-        <w:lastRenderedPageBreak/>
         <w:t>4</w:t>
       </w:r>
       <w:r>
@@ -12992,31 +11787,11 @@
       </w:r>
       <w:r>
         <w:rPr>
-          <w:rFonts w:ascii="Arial" w:hAnsi="Arial" w:cs="Arial" w:hint="cs"/>
-          <w:sz w:val="26"/>
-          <w:szCs w:val="26"/>
-          <w:rtl/>
-        </w:rPr>
-        <w:t>{</w:t>
-      </w:r>
-      <w:proofErr w:type="spellStart"/>
-      <w:r>
-        <w:rPr>
-          <w:rFonts w:ascii="Arial" w:hAnsi="Arial" w:cs="Arial" w:hint="cs"/>
-          <w:sz w:val="26"/>
-          <w:szCs w:val="26"/>
-        </w:rPr>
-        <w:t>entityWord</w:t>
-      </w:r>
-      <w:proofErr w:type="spellEnd"/>
-      <w:r>
-        <w:rPr>
-          <w:rFonts w:ascii="Arial" w:hAnsi="Arial" w:cs="Arial" w:hint="cs"/>
-          <w:sz w:val="26"/>
-          <w:szCs w:val="26"/>
-          <w:rtl/>
-        </w:rPr>
-        <w:t>}</w:t>
+          <w:rFonts w:ascii="Arial" w:hAnsi="Arial" w:cs="Arial"/>
+          <w:sz w:val="26"/>
+          <w:szCs w:val="26"/>
+        </w:rPr>
+        <w:t>{entityThe}</w:t>
       </w:r>
       <w:r>
         <w:rPr>
@@ -15053,7 +13828,6 @@
   <w:style w:type="character" w:default="1" w:styleId="DefaultParagraphFont">
     <w:name w:val="Default Paragraph Font"/>
     <w:uiPriority w:val="1"/>
-    <w:semiHidden/>
     <w:unhideWhenUsed/>
   </w:style>
   <w:style w:type="table" w:default="1" w:styleId="TableNormal">

--- a/representation_letter.docx
+++ b/representation_letter.docx
@@ -373,25 +373,9 @@
           <w:rFonts w:ascii="Arial" w:hAnsi="Arial" w:cs="Arial"/>
           <w:sz w:val="26"/>
           <w:szCs w:val="26"/>
-        </w:rPr>
-        <w:t>{#isProprietary</w:t>
-      </w:r>
-      <w:r>
-        <w:rPr>
-          <w:rFonts w:ascii="Arial" w:hAnsi="Arial" w:cs="Arial"/>
-          <w:sz w:val="26"/>
-          <w:szCs w:val="26"/>
-          <w:rtl/>
-        </w:rPr>
-        <w:t>} ذات الغرض الخاص{/</w:t>
-      </w:r>
-      <w:r>
-        <w:rPr>
-          <w:rFonts w:ascii="Arial" w:hAnsi="Arial" w:cs="Arial"/>
-          <w:sz w:val="26"/>
-          <w:szCs w:val="26"/>
-        </w:rPr>
-        <w:t>isProprietary}</w:t>
+          <w:rtl/>
+        </w:rPr>
+        <w:t>ذات الغرض الخاص</w:t>
       </w:r>
       <w:r>
         <w:rPr>
@@ -650,25 +634,9 @@
           <w:rFonts w:ascii="Arial" w:hAnsi="Arial" w:cs="Arial"/>
           <w:sz w:val="26"/>
           <w:szCs w:val="26"/>
-        </w:rPr>
-        <w:t>{#isProprietary</w:t>
-      </w:r>
-      <w:r>
-        <w:rPr>
-          <w:rFonts w:ascii="Arial" w:hAnsi="Arial" w:cs="Arial"/>
-          <w:sz w:val="26"/>
-          <w:szCs w:val="26"/>
-          <w:rtl/>
-        </w:rPr>
-        <w:t>} ذات الغرض الخاص{/</w:t>
-      </w:r>
-      <w:r>
-        <w:rPr>
-          <w:rFonts w:ascii="Arial" w:hAnsi="Arial" w:cs="Arial"/>
-          <w:sz w:val="26"/>
-          <w:szCs w:val="26"/>
-        </w:rPr>
-        <w:t>isProprietary}</w:t>
+          <w:rtl/>
+        </w:rPr>
+        <w:t>ذات الغرض الخاص</w:t>
       </w:r>
       <w:r>
         <w:rPr>
@@ -677,15 +645,6 @@
           <w:szCs w:val="26"/>
         </w:rPr>
         <w:t>{/isProprietary}</w:t>
-      </w:r>
-      <w:r>
-        <w:rPr>
-          <w:rFonts w:ascii="Arial" w:hAnsi="Arial" w:cs="Arial" w:hint="cs"/>
-          <w:sz w:val="26"/>
-          <w:szCs w:val="26"/>
-          <w:rtl/>
-        </w:rPr>
-        <w:t xml:space="preserve"> </w:t>
       </w:r>
       <w:r>
         <w:rPr>
@@ -1004,9 +963,8 @@
           <w:bCs/>
           <w:sz w:val="26"/>
           <w:szCs w:val="26"/>
-          <w:rtl/>
-        </w:rPr>
-        <w:t>{#</w:t>
+        </w:rPr>
+        <w:t xml:space="preserve">{#isProprietary} </w:t>
       </w:r>
       <w:r>
         <w:rPr>
@@ -1015,8 +973,9 @@
           <w:bCs/>
           <w:sz w:val="26"/>
           <w:szCs w:val="26"/>
-        </w:rPr>
-        <w:t>isProprietary</w:t>
+          <w:rtl/>
+        </w:rPr>
+        <w:t>ذات الغرض الخاص</w:t>
       </w:r>
       <w:r>
         <w:rPr>
@@ -1025,9 +984,8 @@
           <w:bCs/>
           <w:sz w:val="26"/>
           <w:szCs w:val="26"/>
-          <w:rtl/>
-        </w:rPr>
-        <w:t xml:space="preserve">} </w:t>
+        </w:rPr>
+        <w:t>{/isProprietary}</w:t>
       </w:r>
       <w:r>
         <w:rPr>
@@ -1038,105 +996,7 @@
           <w:szCs w:val="26"/>
           <w:rtl/>
         </w:rPr>
-        <w:t>{#</w:t>
-      </w:r>
-      <w:r>
-        <w:rPr>
-          <w:rFonts w:ascii="Arial" w:hAnsi="Arial" w:cs="Arial"/>
-          <w:b/>
-          <w:bCs/>
-          <w:sz w:val="26"/>
-          <w:szCs w:val="26"/>
-        </w:rPr>
-        <w:t>isProprietary</w:t>
-      </w:r>
-      <w:r>
-        <w:rPr>
-          <w:rFonts w:ascii="Arial" w:hAnsi="Arial" w:cs="Arial"/>
-          <w:b/>
-          <w:bCs/>
-          <w:sz w:val="26"/>
-          <w:szCs w:val="26"/>
-          <w:rtl/>
-        </w:rPr>
-        <w:t>} ذات الغرض الخاص{/</w:t>
-      </w:r>
-      <w:proofErr w:type="gramStart"/>
-      <w:r>
-        <w:rPr>
-          <w:rFonts w:ascii="Arial" w:hAnsi="Arial" w:cs="Arial"/>
-          <w:b/>
-          <w:bCs/>
-          <w:sz w:val="26"/>
-          <w:szCs w:val="26"/>
-        </w:rPr>
-        <w:t>isProprietary</w:t>
-      </w:r>
-      <w:r>
-        <w:rPr>
-          <w:rFonts w:ascii="Arial" w:hAnsi="Arial" w:cs="Arial"/>
-          <w:b/>
-          <w:bCs/>
-          <w:sz w:val="26"/>
-          <w:szCs w:val="26"/>
-          <w:rtl/>
-        </w:rPr>
-        <w:t>}</w:t>
-      </w:r>
-      <w:r>
-        <w:rPr>
-          <w:rFonts w:ascii="Arial" w:hAnsi="Arial" w:cs="Arial"/>
-          <w:b/>
-          <w:bCs/>
-          <w:sz w:val="26"/>
-          <w:szCs w:val="26"/>
-          <w:rtl/>
-        </w:rPr>
-        <w:t>{</w:t>
-      </w:r>
-      <w:proofErr w:type="gramEnd"/>
-      <w:r>
-        <w:rPr>
-          <w:rFonts w:ascii="Arial" w:hAnsi="Arial" w:cs="Arial"/>
-          <w:b/>
-          <w:bCs/>
-          <w:sz w:val="26"/>
-          <w:szCs w:val="26"/>
-          <w:rtl/>
-        </w:rPr>
-        <w:t>/</w:t>
-      </w:r>
-      <w:r>
-        <w:rPr>
-          <w:rFonts w:ascii="Arial" w:hAnsi="Arial" w:cs="Arial"/>
-          <w:b/>
-          <w:bCs/>
-          <w:sz w:val="26"/>
-          <w:szCs w:val="26"/>
-        </w:rPr>
-        <w:t>isProprietary</w:t>
-      </w:r>
-      <w:r>
-        <w:rPr>
-          <w:rFonts w:ascii="Arial" w:hAnsi="Arial" w:cs="Arial"/>
-          <w:b/>
-          <w:bCs/>
-          <w:sz w:val="26"/>
-          <w:szCs w:val="26"/>
-          <w:rtl/>
-        </w:rPr>
-        <w:t>}</w:t>
-      </w:r>
-      <w:r>
-        <w:rPr>
-          <w:rFonts w:ascii="Arial" w:hAnsi="Arial" w:cs="Arial"/>
-          <w:b/>
-          <w:bCs/>
-          <w:sz w:val="26"/>
-          <w:szCs w:val="26"/>
-          <w:rtl/>
-        </w:rPr>
-        <w:t xml:space="preserve"> والسجلات المالية</w:t>
+        <w:t>والسجلات المالية</w:t>
       </w:r>
     </w:p>
     <w:p>
@@ -1281,43 +1141,139 @@
           <w:rFonts w:ascii="Arial" w:hAnsi="Arial" w:cs="Arial"/>
           <w:sz w:val="26"/>
           <w:szCs w:val="26"/>
-        </w:rPr>
-        <w:t>{#isProprietary</w:t>
-      </w:r>
-      <w:r>
-        <w:rPr>
-          <w:rFonts w:ascii="Arial" w:hAnsi="Arial" w:cs="Arial"/>
-          <w:sz w:val="26"/>
-          <w:szCs w:val="26"/>
-          <w:rtl/>
-        </w:rPr>
-        <w:t>} ذات الغرض الخاص{/</w:t>
-      </w:r>
-      <w:proofErr w:type="gramStart"/>
-      <w:r>
-        <w:rPr>
-          <w:rFonts w:ascii="Arial" w:hAnsi="Arial" w:cs="Arial"/>
-          <w:sz w:val="26"/>
-          <w:szCs w:val="26"/>
-        </w:rPr>
-        <w:t>isProprietary}</w:t>
-      </w:r>
-      <w:r>
-        <w:rPr>
-          <w:rFonts w:ascii="Arial" w:hAnsi="Arial" w:cs="Arial"/>
-          <w:sz w:val="26"/>
-          <w:szCs w:val="26"/>
-        </w:rPr>
-        <w:t>{</w:t>
-      </w:r>
-      <w:proofErr w:type="gramEnd"/>
-      <w:r>
-        <w:rPr>
-          <w:rFonts w:ascii="Arial" w:hAnsi="Arial" w:cs="Arial"/>
-          <w:sz w:val="26"/>
-          <w:szCs w:val="26"/>
-        </w:rPr>
-        <w:t>/isProprietary}</w:t>
+          <w:rtl/>
+        </w:rPr>
+        <w:t>ذات الغرض الخاص</w:t>
+      </w:r>
+      <w:r>
+        <w:rPr>
+          <w:rFonts w:ascii="Arial" w:hAnsi="Arial" w:cs="Arial"/>
+          <w:sz w:val="26"/>
+          <w:szCs w:val="26"/>
+        </w:rPr>
+        <w:t>{/isProprietary}</w:t>
+      </w:r>
+      <w:r>
+        <w:rPr>
+          <w:rFonts w:ascii="Arial" w:hAnsi="Arial" w:cs="Arial" w:hint="cs"/>
+          <w:sz w:val="26"/>
+          <w:szCs w:val="26"/>
+          <w:rtl/>
+        </w:rPr>
+        <w:t>وفقاً للمعيار الدولي للتقرير المالي للمنشآت صغ</w:t>
+      </w:r>
+      <w:r>
+        <w:rPr>
+          <w:rFonts w:ascii="Arial" w:hAnsi="Arial" w:cs="Arial" w:hint="cs"/>
+          <w:sz w:val="26"/>
+          <w:szCs w:val="26"/>
+          <w:rtl/>
+        </w:rPr>
+        <w:t>ي</w:t>
+      </w:r>
+      <w:r>
+        <w:rPr>
+          <w:rFonts w:ascii="Arial" w:hAnsi="Arial" w:cs="Arial" w:hint="cs"/>
+          <w:sz w:val="26"/>
+          <w:szCs w:val="26"/>
+          <w:rtl/>
+        </w:rPr>
+        <w:t>رة ومتوسطة الحجم المعتمد في المملكة العربية السعودية والمعايير والاصدارات الاخرى المعتمدة من الهيئة السعودية للمراجعين والمحاسبين</w:t>
+      </w:r>
+      <w:r>
+        <w:rPr>
+          <w:rFonts w:ascii="Arial" w:hAnsi="Arial" w:cs="Arial" w:hint="cs"/>
+          <w:sz w:val="26"/>
+          <w:szCs w:val="26"/>
+          <w:rtl/>
+        </w:rPr>
+        <w:t xml:space="preserve">، </w:t>
+      </w:r>
+      <w:r>
+        <w:rPr>
+          <w:rFonts w:ascii="Arial" w:hAnsi="Arial" w:cs="Arial"/>
+          <w:sz w:val="26"/>
+          <w:szCs w:val="26"/>
+          <w:rtl/>
+        </w:rPr>
+        <w:t>ووفقاً للأنظمة والتعليمات ذات العلاقة السارية في المملكة العربية السعودية</w:t>
+      </w:r>
+      <w:r>
+        <w:rPr>
+          <w:rFonts w:ascii="Arial" w:hAnsi="Arial" w:cs="Arial" w:hint="cs"/>
+          <w:sz w:val="26"/>
+          <w:szCs w:val="26"/>
+          <w:rtl/>
+        </w:rPr>
+        <w:t>.</w:t>
+      </w:r>
+    </w:p>
+    <w:p>
+      <w:pPr>
+        <w:spacing w:line="300" w:lineRule="exact"/>
+        <w:ind w:left="90" w:hanging="360"/>
+        <w:jc w:val="both"/>
+        <w:rPr>
+          <w:rFonts w:ascii="Arial" w:hAnsi="Arial" w:cs="Arial"/>
+          <w:sz w:val="26"/>
+          <w:szCs w:val="26"/>
+        </w:rPr>
+      </w:pPr>
+    </w:p>
+    <w:p>
+      <w:pPr>
+        <w:spacing w:line="300" w:lineRule="exact"/>
+        <w:ind w:left="90" w:hanging="360"/>
+        <w:jc w:val="both"/>
+        <w:rPr>
+          <w:rFonts w:ascii="Arial" w:hAnsi="Arial" w:cs="Arial"/>
+          <w:sz w:val="26"/>
+          <w:szCs w:val="26"/>
+        </w:rPr>
+      </w:pPr>
+      <w:r>
+        <w:rPr>
+          <w:rFonts w:ascii="Arial" w:hAnsi="Arial" w:cs="Arial" w:hint="cs"/>
+          <w:sz w:val="26"/>
+          <w:szCs w:val="26"/>
+          <w:rtl/>
+        </w:rPr>
+        <w:t xml:space="preserve">2. </w:t>
+      </w:r>
+      <w:r>
+        <w:rPr>
+          <w:rFonts w:ascii="Arial" w:hAnsi="Arial" w:cs="Arial"/>
+          <w:sz w:val="26"/>
+          <w:szCs w:val="26"/>
+          <w:rtl/>
+        </w:rPr>
+        <w:t xml:space="preserve">أننا نؤكد </w:t>
+      </w:r>
+      <w:r>
+        <w:rPr>
+          <w:rFonts w:ascii="Arial" w:hAnsi="Arial" w:cs="Arial" w:hint="cs"/>
+          <w:sz w:val="26"/>
+          <w:szCs w:val="26"/>
+          <w:rtl/>
+        </w:rPr>
+        <w:t xml:space="preserve">كإدارة </w:t>
+      </w:r>
+      <w:r>
+        <w:rPr>
+          <w:rFonts w:ascii="Arial" w:hAnsi="Arial" w:cs="Arial"/>
+          <w:sz w:val="26"/>
+          <w:szCs w:val="26"/>
+        </w:rPr>
+        <w:t>{entityFor}</w:t>
+      </w:r>
+      <w:r>
+        <w:rPr>
+          <w:rFonts w:ascii="Arial" w:hAnsi="Arial" w:cs="Arial"/>
+          <w:sz w:val="26"/>
+          <w:szCs w:val="26"/>
+          <w:rtl/>
+        </w:rPr>
+        <w:t xml:space="preserve"> مسئوليتنا عن العرض العادل للقوائم المالية</w:t>
       </w:r>
       <w:r>
         <w:rPr>
@@ -1330,6 +1286,40 @@
       </w:r>
       <w:r>
         <w:rPr>
+          <w:rFonts w:ascii="Arial" w:hAnsi="Arial" w:cs="Arial"/>
+          <w:sz w:val="26"/>
+          <w:szCs w:val="26"/>
+        </w:rPr>
+        <w:t xml:space="preserve">{#isProprietary} </w:t>
+      </w:r>
+      <w:r>
+        <w:rPr>
+          <w:rFonts w:ascii="Arial" w:hAnsi="Arial" w:cs="Arial"/>
+          <w:sz w:val="26"/>
+          <w:szCs w:val="26"/>
+          <w:rtl/>
+        </w:rPr>
+        <w:t>ذات الغرض الخاص</w:t>
+      </w:r>
+      <w:r>
+        <w:rPr>
+          <w:rFonts w:ascii="Arial" w:hAnsi="Arial" w:cs="Arial"/>
+          <w:sz w:val="26"/>
+          <w:szCs w:val="26"/>
+        </w:rPr>
+        <w:t>{/isProprietary}</w:t>
+      </w:r>
+      <w:r>
+        <w:rPr>
+          <w:rFonts w:ascii="Arial" w:hAnsi="Arial" w:cs="Arial" w:hint="cs"/>
+          <w:sz w:val="26"/>
+          <w:szCs w:val="26"/>
+          <w:rtl/>
+        </w:rPr>
+        <w:t xml:space="preserve"> </w:t>
+      </w:r>
+      <w:r>
+        <w:rPr>
           <w:rFonts w:ascii="Arial" w:hAnsi="Arial" w:cs="Arial" w:hint="cs"/>
           <w:sz w:val="26"/>
           <w:szCs w:val="26"/>
@@ -1353,35 +1343,256 @@
           <w:szCs w:val="26"/>
           <w:rtl/>
         </w:rPr>
-        <w:t>رة ومتوسطة الحجم المعتمد في المملكة العربية السعودية والمعايير والاصدارات الاخرى المعتمدة من الهيئة السعودية للمراجعين والمحاسبين</w:t>
-      </w:r>
-      <w:r>
-        <w:rPr>
-          <w:rFonts w:ascii="Arial" w:hAnsi="Arial" w:cs="Arial" w:hint="cs"/>
-          <w:sz w:val="26"/>
-          <w:szCs w:val="26"/>
-          <w:rtl/>
-        </w:rPr>
-        <w:t xml:space="preserve">، </w:t>
-      </w:r>
-      <w:r>
-        <w:rPr>
-          <w:rFonts w:ascii="Arial" w:hAnsi="Arial" w:cs="Arial"/>
-          <w:sz w:val="26"/>
-          <w:szCs w:val="26"/>
-          <w:rtl/>
-        </w:rPr>
-        <w:t>ووفقاً للأنظمة والتعليمات ذات العلاقة السارية في المملكة العربية السعودية</w:t>
-      </w:r>
-      <w:r>
-        <w:rPr>
-          <w:rFonts w:ascii="Arial" w:hAnsi="Arial" w:cs="Arial" w:hint="cs"/>
-          <w:sz w:val="26"/>
-          <w:szCs w:val="26"/>
-          <w:rtl/>
-        </w:rPr>
-        <w:t>.</w:t>
-      </w:r>
+        <w:t>رة ومتوسطة الحجم المعتمد في المملكة العربية السعودية والمعايير والاصدارات الاخرى المعتمدة من الهيئة السعودية للمراجعين والمحاسبين.</w:t>
+      </w:r>
+      <w:r>
+        <w:rPr>
+          <w:rFonts w:ascii="Arial" w:hAnsi="Arial" w:cs="Arial"/>
+          <w:sz w:val="26"/>
+          <w:szCs w:val="26"/>
+        </w:rPr>
+        <w:t xml:space="preserve"> </w:t>
+      </w:r>
+      <w:r>
+        <w:rPr>
+          <w:rFonts w:ascii="Arial" w:hAnsi="Arial" w:cs="Arial" w:hint="cs"/>
+          <w:sz w:val="26"/>
+          <w:szCs w:val="26"/>
+          <w:rtl/>
+        </w:rPr>
+        <w:t xml:space="preserve"> </w:t>
+      </w:r>
+      <w:r>
+        <w:rPr>
+          <w:rFonts w:ascii="Arial" w:hAnsi="Arial" w:cs="Arial"/>
+          <w:sz w:val="26"/>
+          <w:szCs w:val="26"/>
+          <w:rtl/>
+        </w:rPr>
+        <w:t>نعتقد بأن القوائم المالية</w:t>
+      </w:r>
+      <w:r>
+        <w:rPr>
+          <w:rFonts w:ascii="Arial" w:hAnsi="Arial" w:cs="Arial" w:hint="cs"/>
+          <w:sz w:val="26"/>
+          <w:szCs w:val="26"/>
+          <w:rtl/>
+        </w:rPr>
+        <w:t xml:space="preserve"> </w:t>
+      </w:r>
+      <w:r>
+        <w:rPr>
+          <w:rFonts w:ascii="Arial" w:hAnsi="Arial" w:cs="Arial"/>
+          <w:sz w:val="26"/>
+          <w:szCs w:val="26"/>
+        </w:rPr>
+        <w:t xml:space="preserve">{#isProprietary} </w:t>
+      </w:r>
+      <w:r>
+        <w:rPr>
+          <w:rFonts w:ascii="Arial" w:hAnsi="Arial" w:cs="Arial"/>
+          <w:sz w:val="26"/>
+          <w:szCs w:val="26"/>
+          <w:rtl/>
+        </w:rPr>
+        <w:t>ذات الغرض الخاص</w:t>
+      </w:r>
+      <w:r>
+        <w:rPr>
+          <w:rFonts w:ascii="Arial" w:hAnsi="Arial" w:cs="Arial"/>
+          <w:sz w:val="26"/>
+          <w:szCs w:val="26"/>
+        </w:rPr>
+        <w:t>{/isProprietary}</w:t>
+      </w:r>
+      <w:r>
+        <w:rPr>
+          <w:rFonts w:ascii="Arial" w:hAnsi="Arial" w:cs="Arial" w:hint="cs"/>
+          <w:sz w:val="26"/>
+          <w:szCs w:val="26"/>
+          <w:rtl/>
+        </w:rPr>
+        <w:t xml:space="preserve"> </w:t>
+      </w:r>
+      <w:r>
+        <w:rPr>
+          <w:rFonts w:ascii="Arial" w:hAnsi="Arial" w:cs="Arial"/>
+          <w:sz w:val="26"/>
+          <w:szCs w:val="26"/>
+          <w:rtl/>
+        </w:rPr>
+        <w:t>المشار إليها أعلاه تظهر بعدل، من كافة النواحي الجوهرية، المركز المالي</w:t>
+      </w:r>
+      <w:r>
+        <w:rPr>
+          <w:rFonts w:ascii="Arial" w:hAnsi="Arial" w:cs="Arial" w:hint="cs"/>
+          <w:sz w:val="26"/>
+          <w:szCs w:val="26"/>
+          <w:rtl/>
+        </w:rPr>
+        <w:t xml:space="preserve"> </w:t>
+      </w:r>
+      <w:r>
+        <w:rPr>
+          <w:rFonts w:ascii="Arial" w:hAnsi="Arial" w:cs="Arial"/>
+          <w:sz w:val="26"/>
+          <w:szCs w:val="26"/>
+        </w:rPr>
+        <w:t>{entityForThe}</w:t>
+      </w:r>
+      <w:r>
+        <w:rPr>
+          <w:rFonts w:ascii="Arial" w:hAnsi="Arial" w:cs="Arial"/>
+          <w:sz w:val="26"/>
+          <w:szCs w:val="26"/>
+          <w:rtl/>
+        </w:rPr>
+        <w:t>وأدائها المالي</w:t>
+      </w:r>
+      <w:r>
+        <w:rPr>
+          <w:rFonts w:ascii="Arial" w:hAnsi="Arial" w:cs="Arial" w:hint="cs"/>
+          <w:sz w:val="26"/>
+          <w:szCs w:val="26"/>
+          <w:rtl/>
+        </w:rPr>
+        <w:t xml:space="preserve"> </w:t>
+      </w:r>
+      <w:r>
+        <w:rPr>
+          <w:rFonts w:ascii="Arial" w:hAnsi="Arial" w:cs="Arial"/>
+          <w:sz w:val="26"/>
+          <w:szCs w:val="26"/>
+          <w:rtl/>
+        </w:rPr>
+        <w:t>وتدفقاتها النقدية</w:t>
+      </w:r>
+      <w:r>
+        <w:rPr>
+          <w:rFonts w:ascii="Arial" w:hAnsi="Arial" w:cs="Arial" w:hint="cs"/>
+          <w:sz w:val="26"/>
+          <w:szCs w:val="26"/>
+          <w:rtl/>
+        </w:rPr>
+        <w:t xml:space="preserve"> </w:t>
+      </w:r>
+      <w:r>
+        <w:rPr>
+          <w:rFonts w:ascii="Arial" w:hAnsi="Arial" w:cs="Arial" w:hint="cs"/>
+          <w:sz w:val="26"/>
+          <w:szCs w:val="26"/>
+          <w:rtl/>
+        </w:rPr>
+        <w:t>وفقاً للمعيار الدولي للتقرير المالي للمنشآت صغ</w:t>
+      </w:r>
+      <w:r>
+        <w:rPr>
+          <w:rFonts w:ascii="Arial" w:hAnsi="Arial" w:cs="Arial" w:hint="cs"/>
+          <w:sz w:val="26"/>
+          <w:szCs w:val="26"/>
+          <w:rtl/>
+        </w:rPr>
+        <w:t>ي</w:t>
+      </w:r>
+      <w:r>
+        <w:rPr>
+          <w:rFonts w:ascii="Arial" w:hAnsi="Arial" w:cs="Arial" w:hint="cs"/>
+          <w:sz w:val="26"/>
+          <w:szCs w:val="26"/>
+          <w:rtl/>
+        </w:rPr>
+        <w:t>رة ومتوسطة الحجم المعتمد في المملكة العربية السعودية والمعايير والاصدارات الاخرى المعتمدة من الهيئة السعودية للمراجعين والمحاسبين.</w:t>
+      </w:r>
+      <w:r>
+        <w:rPr>
+          <w:rFonts w:ascii="Arial" w:hAnsi="Arial" w:cs="Arial"/>
+          <w:sz w:val="26"/>
+          <w:szCs w:val="26"/>
+        </w:rPr>
+        <w:t xml:space="preserve"> </w:t>
+      </w:r>
+      <w:r>
+        <w:rPr>
+          <w:rFonts w:ascii="Arial" w:hAnsi="Arial" w:cs="Arial" w:hint="cs"/>
+          <w:sz w:val="26"/>
+          <w:szCs w:val="26"/>
+          <w:rtl/>
+        </w:rPr>
+        <w:t xml:space="preserve"> </w:t>
+      </w:r>
+      <w:r>
+        <w:rPr>
+          <w:rFonts w:ascii="Arial" w:hAnsi="Arial" w:cs="Arial"/>
+          <w:sz w:val="26"/>
+          <w:szCs w:val="26"/>
+          <w:rtl/>
+        </w:rPr>
+        <w:t xml:space="preserve">وأنها خالية من أية أخطاء جوهرية بما في ذلك حالات السهو. كما أننا </w:t>
+      </w:r>
+      <w:r>
+        <w:rPr>
+          <w:rFonts w:ascii="Arial" w:hAnsi="Arial" w:cs="Arial" w:hint="cs"/>
+          <w:sz w:val="26"/>
+          <w:szCs w:val="26"/>
+          <w:rtl/>
+        </w:rPr>
+        <w:t>نؤكد موافقتنا على</w:t>
+      </w:r>
+      <w:r>
+        <w:rPr>
+          <w:rFonts w:ascii="Arial" w:hAnsi="Arial" w:cs="Arial"/>
+          <w:sz w:val="26"/>
+          <w:szCs w:val="26"/>
+          <w:rtl/>
+        </w:rPr>
+        <w:t xml:space="preserve"> القوائم المالية</w:t>
+      </w:r>
+      <w:r>
+        <w:rPr>
+          <w:rFonts w:ascii="Arial" w:hAnsi="Arial" w:cs="Arial" w:hint="cs"/>
+          <w:sz w:val="26"/>
+          <w:szCs w:val="26"/>
+          <w:rtl/>
+        </w:rPr>
+        <w:t xml:space="preserve"> </w:t>
+      </w:r>
+      <w:r>
+        <w:rPr>
+          <w:rFonts w:ascii="Arial" w:hAnsi="Arial" w:cs="Arial"/>
+          <w:sz w:val="26"/>
+          <w:szCs w:val="26"/>
+        </w:rPr>
+        <w:t xml:space="preserve">{#isProprietary} </w:t>
+      </w:r>
+      <w:r>
+        <w:rPr>
+          <w:rFonts w:ascii="Arial" w:hAnsi="Arial" w:cs="Arial"/>
+          <w:sz w:val="26"/>
+          <w:szCs w:val="26"/>
+          <w:rtl/>
+        </w:rPr>
+        <w:t>ذات الغرض الخاص</w:t>
+      </w:r>
+      <w:r>
+        <w:rPr>
+          <w:rFonts w:ascii="Arial" w:hAnsi="Arial" w:cs="Arial"/>
+          <w:sz w:val="26"/>
+          <w:szCs w:val="26"/>
+        </w:rPr>
+        <w:t>{/isProprietary}</w:t>
+      </w:r>
+    </w:p>
+    <w:p>
+      <w:pPr>
+        <w:spacing w:line="300" w:lineRule="exact"/>
+        <w:ind w:left="720"/>
+        <w:jc w:val="both"/>
+        <w:rPr>
+          <w:rFonts w:ascii="Arial" w:hAnsi="Arial" w:cs="Arial"/>
+          <w:sz w:val="26"/>
+          <w:szCs w:val="26"/>
+        </w:rPr>
+      </w:pPr>
     </w:p>
     <w:p>
       <w:pPr>
@@ -1392,63 +1603,44 @@
           <w:rFonts w:ascii="Arial" w:hAnsi="Arial" w:cs="Arial"/>
           <w:sz w:val="26"/>
           <w:szCs w:val="26"/>
-        </w:rPr>
-      </w:pPr>
-    </w:p>
-    <w:p>
-      <w:pPr>
-        <w:spacing w:line="300" w:lineRule="exact"/>
-        <w:ind w:left="90" w:hanging="360"/>
-        <w:jc w:val="both"/>
-        <w:rPr>
-          <w:rFonts w:ascii="Arial" w:hAnsi="Arial" w:cs="Arial"/>
-          <w:sz w:val="26"/>
-          <w:szCs w:val="26"/>
-        </w:rPr>
-      </w:pPr>
-      <w:r>
-        <w:rPr>
-          <w:rFonts w:ascii="Arial" w:hAnsi="Arial" w:cs="Arial" w:hint="cs"/>
-          <w:sz w:val="26"/>
-          <w:szCs w:val="26"/>
-          <w:rtl/>
-        </w:rPr>
-        <w:t xml:space="preserve">2. </w:t>
-      </w:r>
-      <w:r>
-        <w:rPr>
-          <w:rFonts w:ascii="Arial" w:hAnsi="Arial" w:cs="Arial"/>
-          <w:sz w:val="26"/>
-          <w:szCs w:val="26"/>
-          <w:rtl/>
-        </w:rPr>
-        <w:t xml:space="preserve">أننا نؤكد </w:t>
-      </w:r>
-      <w:r>
-        <w:rPr>
-          <w:rFonts w:ascii="Arial" w:hAnsi="Arial" w:cs="Arial" w:hint="cs"/>
-          <w:sz w:val="26"/>
-          <w:szCs w:val="26"/>
-          <w:rtl/>
-        </w:rPr>
-        <w:t xml:space="preserve">كإدارة </w:t>
-      </w:r>
-      <w:r>
-        <w:rPr>
-          <w:rFonts w:ascii="Arial" w:hAnsi="Arial" w:cs="Arial"/>
-          <w:sz w:val="26"/>
-          <w:szCs w:val="26"/>
-        </w:rPr>
-        <w:t>{entityFor}</w:t>
-      </w:r>
-      <w:r>
-        <w:rPr>
-          <w:rFonts w:ascii="Arial" w:hAnsi="Arial" w:cs="Arial"/>
-          <w:sz w:val="26"/>
-          <w:szCs w:val="26"/>
-          <w:rtl/>
-        </w:rPr>
-        <w:t xml:space="preserve"> مسئوليتنا عن العرض العادل للقوائم المالية</w:t>
+          <w:rtl/>
+        </w:rPr>
+      </w:pPr>
+      <w:r>
+        <w:rPr>
+          <w:rFonts w:ascii="Arial" w:hAnsi="Arial" w:cs="Arial" w:hint="cs"/>
+          <w:sz w:val="26"/>
+          <w:szCs w:val="26"/>
+          <w:rtl/>
+        </w:rPr>
+        <w:t xml:space="preserve">3. </w:t>
+      </w:r>
+      <w:r>
+        <w:rPr>
+          <w:rFonts w:ascii="Arial" w:hAnsi="Arial" w:cs="Arial"/>
+          <w:sz w:val="26"/>
+          <w:szCs w:val="26"/>
+          <w:rtl/>
+        </w:rPr>
+        <w:t xml:space="preserve">تم </w:t>
+      </w:r>
+      <w:r>
+        <w:rPr>
+          <w:rFonts w:ascii="Arial" w:hAnsi="Arial" w:cs="Arial" w:hint="cs"/>
+          <w:sz w:val="26"/>
+          <w:szCs w:val="26"/>
+          <w:rtl/>
+        </w:rPr>
+        <w:t>توضيح</w:t>
+      </w:r>
+      <w:r>
+        <w:rPr>
+          <w:rFonts w:ascii="Arial" w:hAnsi="Arial" w:cs="Arial"/>
+          <w:sz w:val="26"/>
+          <w:szCs w:val="26"/>
+          <w:rtl/>
+        </w:rPr>
+        <w:t xml:space="preserve"> السياسات المحاسبية الهامة المتبعة في القوائم المالية</w:t>
       </w:r>
       <w:r>
         <w:rPr>
@@ -1472,43 +1664,17 @@
           <w:rFonts w:ascii="Arial" w:hAnsi="Arial" w:cs="Arial"/>
           <w:sz w:val="26"/>
           <w:szCs w:val="26"/>
-        </w:rPr>
-        <w:t>{#isProprietary</w:t>
-      </w:r>
-      <w:r>
-        <w:rPr>
-          <w:rFonts w:ascii="Arial" w:hAnsi="Arial" w:cs="Arial"/>
-          <w:sz w:val="26"/>
-          <w:szCs w:val="26"/>
-          <w:rtl/>
-        </w:rPr>
-        <w:t>} ذات الغرض الخاص{/</w:t>
-      </w:r>
-      <w:proofErr w:type="gramStart"/>
-      <w:r>
-        <w:rPr>
-          <w:rFonts w:ascii="Arial" w:hAnsi="Arial" w:cs="Arial"/>
-          <w:sz w:val="26"/>
-          <w:szCs w:val="26"/>
-        </w:rPr>
-        <w:t>isProprietary}</w:t>
-      </w:r>
-      <w:r>
-        <w:rPr>
-          <w:rFonts w:ascii="Arial" w:hAnsi="Arial" w:cs="Arial"/>
-          <w:sz w:val="26"/>
-          <w:szCs w:val="26"/>
-        </w:rPr>
-        <w:t>{</w:t>
-      </w:r>
-      <w:proofErr w:type="gramEnd"/>
-      <w:r>
-        <w:rPr>
-          <w:rFonts w:ascii="Arial" w:hAnsi="Arial" w:cs="Arial"/>
-          <w:sz w:val="26"/>
-          <w:szCs w:val="26"/>
-        </w:rPr>
-        <w:t>/isProprietary}</w:t>
+          <w:rtl/>
+        </w:rPr>
+        <w:t>ذات الغرض الخاص</w:t>
+      </w:r>
+      <w:r>
+        <w:rPr>
+          <w:rFonts w:ascii="Arial" w:hAnsi="Arial" w:cs="Arial"/>
+          <w:sz w:val="26"/>
+          <w:szCs w:val="26"/>
+        </w:rPr>
+        <w:t>{/isProprietary}</w:t>
       </w:r>
       <w:r>
         <w:rPr>
@@ -1526,544 +1692,95 @@
           <w:szCs w:val="26"/>
           <w:rtl/>
         </w:rPr>
-        <w:t>وفقاً للمعيار الدولي للتقرير المالي للمنشآت صغ</w:t>
-      </w:r>
-      <w:r>
-        <w:rPr>
-          <w:rFonts w:ascii="Arial" w:hAnsi="Arial" w:cs="Arial" w:hint="cs"/>
-          <w:sz w:val="26"/>
-          <w:szCs w:val="26"/>
-          <w:rtl/>
-        </w:rPr>
-        <w:t>ي</w:t>
-      </w:r>
-      <w:r>
-        <w:rPr>
-          <w:rFonts w:ascii="Arial" w:hAnsi="Arial" w:cs="Arial" w:hint="cs"/>
-          <w:sz w:val="26"/>
-          <w:szCs w:val="26"/>
-          <w:rtl/>
-        </w:rPr>
-        <w:t>رة ومتوسطة الحجم المعتمد في المملكة العربية السعودية والمعايير والاصدارات الاخرى المعتمدة من الهيئة السعودية للمراجعين والمحاسبين.</w:t>
-      </w:r>
-      <w:r>
-        <w:rPr>
-          <w:rFonts w:ascii="Arial" w:hAnsi="Arial" w:cs="Arial"/>
-          <w:sz w:val="26"/>
-          <w:szCs w:val="26"/>
+        <w:t>المعدة من قبل الإدارة</w:t>
+      </w:r>
+      <w:r>
+        <w:rPr>
+          <w:rFonts w:ascii="Arial" w:hAnsi="Arial" w:cs="Arial"/>
+          <w:sz w:val="26"/>
+          <w:szCs w:val="26"/>
+          <w:rtl/>
+        </w:rPr>
+        <w:t xml:space="preserve"> بصورة ملائمة </w:t>
+      </w:r>
+      <w:r>
+        <w:rPr>
+          <w:rFonts w:ascii="Arial" w:hAnsi="Arial" w:cs="Arial" w:hint="cs"/>
+          <w:sz w:val="26"/>
+          <w:szCs w:val="26"/>
+          <w:rtl/>
+        </w:rPr>
+        <w:t>و</w:t>
+      </w:r>
+      <w:r>
+        <w:rPr>
+          <w:rFonts w:ascii="Arial" w:hAnsi="Arial" w:cs="Arial" w:hint="cs"/>
+          <w:sz w:val="26"/>
+          <w:szCs w:val="26"/>
+          <w:rtl/>
+        </w:rPr>
+        <w:t xml:space="preserve">التي </w:t>
+      </w:r>
+      <w:r>
+        <w:rPr>
+          <w:rFonts w:ascii="Arial" w:hAnsi="Arial" w:cs="Arial" w:hint="cs"/>
+          <w:sz w:val="26"/>
+          <w:szCs w:val="26"/>
+          <w:rtl/>
+        </w:rPr>
+        <w:t>تعتبر جزءاً لا يتجزأ من</w:t>
+      </w:r>
+      <w:r>
+        <w:rPr>
+          <w:rFonts w:ascii="Arial" w:hAnsi="Arial" w:cs="Arial" w:hint="cs"/>
+          <w:sz w:val="26"/>
+          <w:szCs w:val="26"/>
+          <w:rtl/>
+        </w:rPr>
+        <w:t xml:space="preserve"> هذه</w:t>
+      </w:r>
+      <w:r>
+        <w:rPr>
+          <w:rFonts w:ascii="Arial" w:hAnsi="Arial" w:cs="Arial" w:hint="cs"/>
+          <w:sz w:val="26"/>
+          <w:szCs w:val="26"/>
+          <w:rtl/>
+        </w:rPr>
+        <w:t xml:space="preserve"> القوائم المالية</w:t>
+      </w:r>
+      <w:r>
+        <w:rPr>
+          <w:rFonts w:ascii="Arial" w:hAnsi="Arial" w:cs="Arial" w:hint="cs"/>
+          <w:sz w:val="26"/>
+          <w:szCs w:val="26"/>
+          <w:rtl/>
         </w:rPr>
         <w:t xml:space="preserve"> </w:t>
       </w:r>
       <w:r>
         <w:rPr>
-          <w:rFonts w:ascii="Arial" w:hAnsi="Arial" w:cs="Arial" w:hint="cs"/>
-          <w:sz w:val="26"/>
-          <w:szCs w:val="26"/>
-          <w:rtl/>
-        </w:rPr>
-        <w:t xml:space="preserve"> </w:t>
-      </w:r>
-      <w:r>
-        <w:rPr>
-          <w:rFonts w:ascii="Arial" w:hAnsi="Arial" w:cs="Arial"/>
-          <w:sz w:val="26"/>
-          <w:szCs w:val="26"/>
-          <w:rtl/>
-        </w:rPr>
-        <w:t>نعتقد بأن القوائم المالية</w:t>
-      </w:r>
-      <w:r>
-        <w:rPr>
-          <w:rFonts w:ascii="Arial" w:hAnsi="Arial" w:cs="Arial" w:hint="cs"/>
-          <w:sz w:val="26"/>
-          <w:szCs w:val="26"/>
-          <w:rtl/>
-        </w:rPr>
-        <w:t xml:space="preserve"> </w:t>
-      </w:r>
-      <w:r>
-        <w:rPr>
-          <w:rFonts w:ascii="Arial" w:hAnsi="Arial" w:cs="Arial" w:hint="cs"/>
-          <w:sz w:val="26"/>
-          <w:szCs w:val="26"/>
-          <w:rtl/>
-        </w:rPr>
-        <w:t>{#</w:t>
-      </w:r>
-      <w:r>
-        <w:rPr>
-          <w:rFonts w:ascii="Arial" w:hAnsi="Arial" w:cs="Arial" w:hint="cs"/>
-          <w:sz w:val="26"/>
-          <w:szCs w:val="26"/>
-        </w:rPr>
-        <w:t>isProprietary</w:t>
-      </w:r>
-      <w:r>
-        <w:rPr>
-          <w:rFonts w:ascii="Arial" w:hAnsi="Arial" w:cs="Arial" w:hint="cs"/>
-          <w:sz w:val="26"/>
-          <w:szCs w:val="26"/>
-          <w:rtl/>
-        </w:rPr>
-        <w:t>} ذات الغرض الخاص{/</w:t>
-      </w:r>
-      <w:r>
-        <w:rPr>
-          <w:rFonts w:ascii="Arial" w:hAnsi="Arial" w:cs="Arial" w:hint="cs"/>
-          <w:sz w:val="26"/>
-          <w:szCs w:val="26"/>
-        </w:rPr>
-        <w:t>isProprietary</w:t>
-      </w:r>
-      <w:r>
-        <w:rPr>
-          <w:rFonts w:ascii="Arial" w:hAnsi="Arial" w:cs="Arial" w:hint="cs"/>
-          <w:sz w:val="26"/>
-          <w:szCs w:val="26"/>
-          <w:rtl/>
-        </w:rPr>
-        <w:t>}</w:t>
-      </w:r>
-      <w:r>
-        <w:rPr>
-          <w:rFonts w:ascii="Arial" w:hAnsi="Arial" w:cs="Arial"/>
-          <w:sz w:val="26"/>
-          <w:szCs w:val="26"/>
-          <w:rtl/>
-        </w:rPr>
-        <w:t xml:space="preserve"> المشار إليها أعلاه تظهر بعدل، من كافة النواحي الجوهرية، المركز المالي</w:t>
-      </w:r>
-      <w:r>
-        <w:rPr>
-          <w:rFonts w:ascii="Arial" w:hAnsi="Arial" w:cs="Arial" w:hint="cs"/>
-          <w:sz w:val="26"/>
-          <w:szCs w:val="26"/>
-          <w:rtl/>
-        </w:rPr>
-        <w:t xml:space="preserve"> </w:t>
-      </w:r>
-      <w:r>
-        <w:rPr>
-          <w:rFonts w:ascii="Arial" w:hAnsi="Arial" w:cs="Arial"/>
-          <w:sz w:val="26"/>
-          <w:szCs w:val="26"/>
-        </w:rPr>
-        <w:t>{entityForThe}</w:t>
-      </w:r>
-      <w:r>
-        <w:rPr>
-          <w:rFonts w:ascii="Arial" w:hAnsi="Arial" w:cs="Arial"/>
-          <w:sz w:val="26"/>
-          <w:szCs w:val="26"/>
-          <w:rtl/>
-        </w:rPr>
-        <w:t>وأدائها المالي</w:t>
-      </w:r>
-      <w:r>
-        <w:rPr>
-          <w:rFonts w:ascii="Arial" w:hAnsi="Arial" w:cs="Arial" w:hint="cs"/>
-          <w:sz w:val="26"/>
-          <w:szCs w:val="26"/>
-          <w:rtl/>
-        </w:rPr>
-        <w:t xml:space="preserve"> </w:t>
-      </w:r>
-      <w:r>
-        <w:rPr>
-          <w:rFonts w:ascii="Arial" w:hAnsi="Arial" w:cs="Arial"/>
-          <w:sz w:val="26"/>
-          <w:szCs w:val="26"/>
-          <w:rtl/>
-        </w:rPr>
-        <w:t>وتدفقاتها النقدية</w:t>
-      </w:r>
-      <w:r>
-        <w:rPr>
-          <w:rFonts w:ascii="Arial" w:hAnsi="Arial" w:cs="Arial" w:hint="cs"/>
-          <w:sz w:val="26"/>
-          <w:szCs w:val="26"/>
-          <w:rtl/>
-        </w:rPr>
-        <w:t xml:space="preserve"> </w:t>
-      </w:r>
-      <w:r>
-        <w:rPr>
-          <w:rFonts w:ascii="Arial" w:hAnsi="Arial" w:cs="Arial" w:hint="cs"/>
-          <w:sz w:val="26"/>
-          <w:szCs w:val="26"/>
-          <w:rtl/>
-        </w:rPr>
-        <w:t>وفقاً للمعيار الدولي للتقرير المالي للمنشآت صغ</w:t>
-      </w:r>
-      <w:r>
-        <w:rPr>
-          <w:rFonts w:ascii="Arial" w:hAnsi="Arial" w:cs="Arial" w:hint="cs"/>
-          <w:sz w:val="26"/>
-          <w:szCs w:val="26"/>
-          <w:rtl/>
-        </w:rPr>
-        <w:t>ي</w:t>
-      </w:r>
-      <w:r>
-        <w:rPr>
-          <w:rFonts w:ascii="Arial" w:hAnsi="Arial" w:cs="Arial" w:hint="cs"/>
-          <w:sz w:val="26"/>
-          <w:szCs w:val="26"/>
-          <w:rtl/>
-        </w:rPr>
-        <w:t>رة ومتوسطة الحجم المعتمد في المملكة العربية السعودية والمعايير والاصدارات الاخرى المعتمدة من الهيئة السعودية للمراجعين والمحاسبين.</w:t>
-      </w:r>
-      <w:r>
-        <w:rPr>
-          <w:rFonts w:ascii="Arial" w:hAnsi="Arial" w:cs="Arial"/>
-          <w:sz w:val="26"/>
-          <w:szCs w:val="26"/>
-        </w:rPr>
-        <w:t xml:space="preserve"> </w:t>
-      </w:r>
-      <w:r>
-        <w:rPr>
-          <w:rFonts w:ascii="Arial" w:hAnsi="Arial" w:cs="Arial" w:hint="cs"/>
-          <w:sz w:val="26"/>
-          <w:szCs w:val="26"/>
-          <w:rtl/>
-        </w:rPr>
-        <w:t xml:space="preserve"> </w:t>
-      </w:r>
-      <w:r>
-        <w:rPr>
-          <w:rFonts w:ascii="Arial" w:hAnsi="Arial" w:cs="Arial"/>
-          <w:sz w:val="26"/>
-          <w:szCs w:val="26"/>
-          <w:rtl/>
-        </w:rPr>
-        <w:t xml:space="preserve">وأنها خالية من أية أخطاء جوهرية بما في ذلك حالات السهو. كما أننا </w:t>
-      </w:r>
-      <w:r>
-        <w:rPr>
-          <w:rFonts w:ascii="Arial" w:hAnsi="Arial" w:cs="Arial" w:hint="cs"/>
-          <w:sz w:val="26"/>
-          <w:szCs w:val="26"/>
-          <w:rtl/>
-        </w:rPr>
-        <w:t>نؤكد موافقتنا على</w:t>
-      </w:r>
-      <w:r>
-        <w:rPr>
-          <w:rFonts w:ascii="Arial" w:hAnsi="Arial" w:cs="Arial"/>
-          <w:sz w:val="26"/>
-          <w:szCs w:val="26"/>
-          <w:rtl/>
-        </w:rPr>
-        <w:t xml:space="preserve"> القوائم المالية</w:t>
-      </w:r>
-      <w:r>
-        <w:rPr>
-          <w:rFonts w:ascii="Arial" w:hAnsi="Arial" w:cs="Arial" w:hint="cs"/>
-          <w:sz w:val="26"/>
-          <w:szCs w:val="26"/>
-          <w:rtl/>
-        </w:rPr>
-        <w:t xml:space="preserve"> </w:t>
-      </w:r>
-      <w:r>
-        <w:rPr>
-          <w:rFonts w:ascii="Arial" w:hAnsi="Arial" w:cs="Arial" w:hint="cs"/>
-          <w:sz w:val="26"/>
-          <w:szCs w:val="26"/>
-          <w:rtl/>
-        </w:rPr>
-        <w:t>{#</w:t>
-      </w:r>
-      <w:r>
-        <w:rPr>
-          <w:rFonts w:ascii="Arial" w:hAnsi="Arial" w:cs="Arial" w:hint="cs"/>
-          <w:sz w:val="26"/>
-          <w:szCs w:val="26"/>
-        </w:rPr>
-        <w:t>isProprietary</w:t>
-      </w:r>
-      <w:r>
-        <w:rPr>
-          <w:rFonts w:ascii="Arial" w:hAnsi="Arial" w:cs="Arial" w:hint="cs"/>
-          <w:sz w:val="26"/>
-          <w:szCs w:val="26"/>
-          <w:rtl/>
-        </w:rPr>
-        <w:t>} ذات الغرض الخاص{/</w:t>
-      </w:r>
-      <w:r>
-        <w:rPr>
-          <w:rFonts w:ascii="Arial" w:hAnsi="Arial" w:cs="Arial" w:hint="cs"/>
-          <w:sz w:val="26"/>
-          <w:szCs w:val="26"/>
-        </w:rPr>
-        <w:t>isProprietary</w:t>
-      </w:r>
-      <w:r>
-        <w:rPr>
-          <w:rFonts w:ascii="Arial" w:hAnsi="Arial" w:cs="Arial" w:hint="cs"/>
-          <w:sz w:val="26"/>
-          <w:szCs w:val="26"/>
-          <w:rtl/>
-        </w:rPr>
-        <w:t>}</w:t>
-      </w:r>
-      <w:r>
-        <w:rPr>
-          <w:rFonts w:ascii="Arial" w:hAnsi="Arial" w:cs="Arial"/>
-          <w:sz w:val="26"/>
-          <w:szCs w:val="26"/>
-          <w:rtl/>
-        </w:rPr>
-        <w:t xml:space="preserve">. </w:t>
-      </w:r>
-    </w:p>
-    <w:p>
-      <w:pPr>
-        <w:spacing w:line="300" w:lineRule="exact"/>
-        <w:ind w:left="720"/>
-        <w:jc w:val="both"/>
-        <w:rPr>
-          <w:rFonts w:ascii="Arial" w:hAnsi="Arial" w:cs="Arial"/>
-          <w:sz w:val="26"/>
-          <w:szCs w:val="26"/>
-        </w:rPr>
-      </w:pPr>
-    </w:p>
-    <w:p>
-      <w:pPr>
-        <w:spacing w:line="300" w:lineRule="exact"/>
-        <w:ind w:left="90" w:hanging="360"/>
-        <w:jc w:val="both"/>
-        <w:rPr>
-          <w:rFonts w:ascii="Arial" w:hAnsi="Arial" w:cs="Arial"/>
-          <w:sz w:val="26"/>
-          <w:szCs w:val="26"/>
-          <w:rtl/>
-        </w:rPr>
-      </w:pPr>
-      <w:r>
-        <w:rPr>
-          <w:rFonts w:ascii="Arial" w:hAnsi="Arial" w:cs="Arial" w:hint="cs"/>
-          <w:sz w:val="26"/>
-          <w:szCs w:val="26"/>
-          <w:rtl/>
-        </w:rPr>
-        <w:lastRenderedPageBreak/>
-        <w:t xml:space="preserve">3. </w:t>
-      </w:r>
-      <w:r>
-        <w:rPr>
-          <w:rFonts w:ascii="Arial" w:hAnsi="Arial" w:cs="Arial"/>
-          <w:sz w:val="26"/>
-          <w:szCs w:val="26"/>
-          <w:rtl/>
-        </w:rPr>
-        <w:t xml:space="preserve">تم </w:t>
-      </w:r>
-      <w:r>
-        <w:rPr>
-          <w:rFonts w:ascii="Arial" w:hAnsi="Arial" w:cs="Arial" w:hint="cs"/>
-          <w:sz w:val="26"/>
-          <w:szCs w:val="26"/>
-          <w:rtl/>
-        </w:rPr>
-        <w:t>توضيح</w:t>
-      </w:r>
-      <w:r>
-        <w:rPr>
-          <w:rFonts w:ascii="Arial" w:hAnsi="Arial" w:cs="Arial"/>
-          <w:sz w:val="26"/>
-          <w:szCs w:val="26"/>
-          <w:rtl/>
-        </w:rPr>
-        <w:t xml:space="preserve"> السياسات المحاسبية الهامة المتبعة في القوائم المالية</w:t>
-      </w:r>
-      <w:r>
-        <w:rPr>
-          <w:rFonts w:ascii="Arial" w:hAnsi="Arial" w:cs="Arial" w:hint="cs"/>
-          <w:sz w:val="26"/>
-          <w:szCs w:val="26"/>
-          <w:rtl/>
-        </w:rPr>
-        <w:t xml:space="preserve"> </w:t>
-      </w:r>
-      <w:r>
-        <w:rPr>
-          <w:rFonts w:ascii="Arial" w:hAnsi="Arial" w:cs="Arial" w:hint="cs"/>
-          <w:sz w:val="26"/>
-          <w:szCs w:val="26"/>
-          <w:rtl/>
-        </w:rPr>
-        <w:t>{#</w:t>
-      </w:r>
-      <w:r>
-        <w:rPr>
-          <w:rFonts w:ascii="Arial" w:hAnsi="Arial" w:cs="Arial" w:hint="cs"/>
-          <w:sz w:val="26"/>
-          <w:szCs w:val="26"/>
-        </w:rPr>
-        <w:t>isProprietary</w:t>
-      </w:r>
-      <w:r>
-        <w:rPr>
-          <w:rFonts w:ascii="Arial" w:hAnsi="Arial" w:cs="Arial" w:hint="cs"/>
-          <w:sz w:val="26"/>
-          <w:szCs w:val="26"/>
-          <w:rtl/>
-        </w:rPr>
-        <w:t>} ذات الغرض الخاص{/</w:t>
-      </w:r>
-      <w:r>
-        <w:rPr>
-          <w:rFonts w:ascii="Arial" w:hAnsi="Arial" w:cs="Arial" w:hint="cs"/>
-          <w:sz w:val="26"/>
-          <w:szCs w:val="26"/>
-        </w:rPr>
-        <w:t>isProprietary</w:t>
-      </w:r>
-      <w:r>
-        <w:rPr>
-          <w:rFonts w:ascii="Arial" w:hAnsi="Arial" w:cs="Arial" w:hint="cs"/>
-          <w:sz w:val="26"/>
-          <w:szCs w:val="26"/>
-          <w:rtl/>
-        </w:rPr>
-        <w:t>}</w:t>
-      </w:r>
-      <w:r>
-        <w:rPr>
-          <w:rFonts w:ascii="Arial" w:hAnsi="Arial" w:cs="Arial" w:hint="cs"/>
-          <w:sz w:val="26"/>
-          <w:szCs w:val="26"/>
-          <w:rtl/>
-        </w:rPr>
-        <w:t xml:space="preserve"> </w:t>
-      </w:r>
-      <w:r>
-        <w:rPr>
-          <w:rFonts w:ascii="Arial" w:hAnsi="Arial" w:cs="Arial" w:hint="cs"/>
-          <w:sz w:val="26"/>
-          <w:szCs w:val="26"/>
-          <w:rtl/>
-        </w:rPr>
-        <w:t>المعدة من قبل الإدارة</w:t>
-      </w:r>
-      <w:r>
-        <w:rPr>
-          <w:rFonts w:ascii="Arial" w:hAnsi="Arial" w:cs="Arial"/>
-          <w:sz w:val="26"/>
-          <w:szCs w:val="26"/>
-          <w:rtl/>
-        </w:rPr>
-        <w:t xml:space="preserve"> بصورة ملائمة </w:t>
-      </w:r>
-      <w:r>
-        <w:rPr>
-          <w:rFonts w:ascii="Arial" w:hAnsi="Arial" w:cs="Arial" w:hint="cs"/>
-          <w:sz w:val="26"/>
-          <w:szCs w:val="26"/>
-          <w:rtl/>
-        </w:rPr>
-        <w:t>و</w:t>
-      </w:r>
-      <w:r>
-        <w:rPr>
-          <w:rFonts w:ascii="Arial" w:hAnsi="Arial" w:cs="Arial" w:hint="cs"/>
-          <w:sz w:val="26"/>
-          <w:szCs w:val="26"/>
-          <w:rtl/>
-        </w:rPr>
-        <w:t xml:space="preserve">التي </w:t>
-      </w:r>
-      <w:r>
-        <w:rPr>
-          <w:rFonts w:ascii="Arial" w:hAnsi="Arial" w:cs="Arial" w:hint="cs"/>
-          <w:sz w:val="26"/>
-          <w:szCs w:val="26"/>
-          <w:rtl/>
-        </w:rPr>
-        <w:t>تعتبر جزءاً لا يتجزأ من</w:t>
-      </w:r>
-      <w:r>
-        <w:rPr>
-          <w:rFonts w:ascii="Arial" w:hAnsi="Arial" w:cs="Arial" w:hint="cs"/>
-          <w:sz w:val="26"/>
-          <w:szCs w:val="26"/>
-          <w:rtl/>
-        </w:rPr>
-        <w:t xml:space="preserve"> هذه</w:t>
-      </w:r>
-      <w:r>
-        <w:rPr>
-          <w:rFonts w:ascii="Arial" w:hAnsi="Arial" w:cs="Arial" w:hint="cs"/>
-          <w:sz w:val="26"/>
-          <w:szCs w:val="26"/>
-          <w:rtl/>
-        </w:rPr>
-        <w:t xml:space="preserve"> القوائم المالية</w:t>
-      </w:r>
-      <w:r>
-        <w:rPr>
-          <w:rFonts w:ascii="Arial" w:hAnsi="Arial" w:cs="Arial" w:hint="cs"/>
-          <w:sz w:val="26"/>
-          <w:szCs w:val="26"/>
-          <w:rtl/>
-        </w:rPr>
-        <w:t xml:space="preserve"> </w:t>
-      </w:r>
-      <w:r>
-        <w:rPr>
-          <w:rFonts w:ascii="Arial" w:hAnsi="Arial" w:cs="Arial" w:hint="cs"/>
-          <w:sz w:val="26"/>
-          <w:szCs w:val="26"/>
-          <w:rtl/>
-        </w:rPr>
-        <w:t>{#</w:t>
-      </w:r>
-      <w:r>
-        <w:rPr>
-          <w:rFonts w:ascii="Arial" w:hAnsi="Arial" w:cs="Arial" w:hint="cs"/>
-          <w:sz w:val="26"/>
-          <w:szCs w:val="26"/>
-        </w:rPr>
-        <w:t>isProprietary</w:t>
-      </w:r>
-      <w:r>
-        <w:rPr>
-          <w:rFonts w:ascii="Arial" w:hAnsi="Arial" w:cs="Arial" w:hint="cs"/>
-          <w:sz w:val="26"/>
-          <w:szCs w:val="26"/>
-          <w:rtl/>
-        </w:rPr>
-        <w:t>} ذات الغرض الخاص{/</w:t>
-      </w:r>
-      <w:r>
-        <w:rPr>
-          <w:rFonts w:ascii="Arial" w:hAnsi="Arial" w:cs="Arial" w:hint="cs"/>
-          <w:sz w:val="26"/>
-          <w:szCs w:val="26"/>
-        </w:rPr>
-        <w:t>isProprietary</w:t>
-      </w:r>
-      <w:r>
-        <w:rPr>
-          <w:rFonts w:ascii="Arial" w:hAnsi="Arial" w:cs="Arial" w:hint="cs"/>
-          <w:sz w:val="26"/>
-          <w:szCs w:val="26"/>
-          <w:rtl/>
-        </w:rPr>
-        <w:t>}</w:t>
-      </w:r>
-      <w:r>
-        <w:rPr>
-          <w:rFonts w:ascii="Arial" w:hAnsi="Arial" w:cs="Arial" w:hint="cs"/>
-          <w:sz w:val="26"/>
-          <w:szCs w:val="26"/>
-          <w:rtl/>
-        </w:rPr>
-        <w:t>.</w:t>
+          <w:rFonts w:ascii="Arial" w:hAnsi="Arial" w:cs="Arial"/>
+          <w:sz w:val="26"/>
+          <w:szCs w:val="26"/>
+        </w:rPr>
+        <w:t xml:space="preserve">{#isProprietary} </w:t>
+      </w:r>
+      <w:r>
+        <w:rPr>
+          <w:rFonts w:ascii="Arial" w:hAnsi="Arial" w:cs="Arial"/>
+          <w:sz w:val="26"/>
+          <w:szCs w:val="26"/>
+          <w:rtl/>
+        </w:rPr>
+        <w:t>ذات الغرض الخاص</w:t>
+      </w:r>
+      <w:r>
+        <w:rPr>
+          <w:rFonts w:ascii="Arial" w:hAnsi="Arial" w:cs="Arial"/>
+          <w:sz w:val="26"/>
+          <w:szCs w:val="26"/>
+        </w:rPr>
+        <w:t>{/isProprietary}</w:t>
       </w:r>
     </w:p>
     <w:p>
@@ -2096,6 +1813,7 @@
           <w:szCs w:val="26"/>
           <w:rtl/>
         </w:rPr>
+        <w:lastRenderedPageBreak/>
         <w:t xml:space="preserve">4. </w:t>
       </w:r>
       <w:r>
@@ -2118,50 +1836,32 @@
       </w:r>
       <w:r>
         <w:rPr>
-          <w:rFonts w:ascii="Arial" w:hAnsi="Arial" w:cs="Arial" w:hint="cs"/>
-          <w:sz w:val="26"/>
-          <w:szCs w:val="26"/>
-          <w:rtl/>
-        </w:rPr>
-        <w:t>{#</w:t>
-      </w:r>
-      <w:r>
-        <w:rPr>
-          <w:rFonts w:ascii="Arial" w:hAnsi="Arial" w:cs="Arial" w:hint="cs"/>
-          <w:sz w:val="26"/>
-          <w:szCs w:val="26"/>
-        </w:rPr>
-        <w:t>isProprietary</w:t>
-      </w:r>
-      <w:r>
-        <w:rPr>
-          <w:rFonts w:ascii="Arial" w:hAnsi="Arial" w:cs="Arial" w:hint="cs"/>
-          <w:sz w:val="26"/>
-          <w:szCs w:val="26"/>
-          <w:rtl/>
-        </w:rPr>
-        <w:t>} ذات الغرض الخاص{/</w:t>
-      </w:r>
-      <w:r>
-        <w:rPr>
-          <w:rFonts w:ascii="Arial" w:hAnsi="Arial" w:cs="Arial" w:hint="cs"/>
-          <w:sz w:val="26"/>
-          <w:szCs w:val="26"/>
-        </w:rPr>
-        <w:t>isProprietary</w:t>
-      </w:r>
-      <w:r>
-        <w:rPr>
-          <w:rFonts w:ascii="Arial" w:hAnsi="Arial" w:cs="Arial" w:hint="cs"/>
-          <w:sz w:val="26"/>
-          <w:szCs w:val="26"/>
-          <w:rtl/>
-        </w:rPr>
-        <w:t>}</w:t>
-      </w:r>
-      <w:r>
-        <w:rPr>
-          <w:rFonts w:ascii="Arial" w:hAnsi="Arial" w:cs="Arial"/>
+          <w:rFonts w:ascii="Arial" w:hAnsi="Arial" w:cs="Arial"/>
+          <w:sz w:val="26"/>
+          <w:szCs w:val="26"/>
+        </w:rPr>
+        <w:t xml:space="preserve">{#isProprietary} </w:t>
+      </w:r>
+      <w:r>
+        <w:rPr>
+          <w:rFonts w:ascii="Arial" w:hAnsi="Arial" w:cs="Arial"/>
+          <w:sz w:val="26"/>
+          <w:szCs w:val="26"/>
+          <w:rtl/>
+        </w:rPr>
+        <w:t>ذات الغرض الخاص</w:t>
+      </w:r>
+      <w:r>
+        <w:rPr>
+          <w:rFonts w:ascii="Arial" w:hAnsi="Arial" w:cs="Arial"/>
+          <w:sz w:val="26"/>
+          <w:szCs w:val="26"/>
+        </w:rPr>
+        <w:t>{/isProprietary}</w:t>
+      </w:r>
+      <w:r>
+        <w:rPr>
+          <w:rFonts w:ascii="Arial" w:hAnsi="Arial" w:cs="Arial" w:hint="cs"/>
           <w:sz w:val="26"/>
           <w:szCs w:val="26"/>
           <w:rtl/>
@@ -2496,55 +2196,28 @@
       </w:r>
       <w:r>
         <w:rPr>
-          <w:rFonts w:ascii="Arial" w:hAnsi="Arial" w:cs="Arial" w:hint="cs"/>
-          <w:sz w:val="26"/>
-          <w:szCs w:val="26"/>
-          <w:rtl/>
-        </w:rPr>
-        <w:t>{#</w:t>
-      </w:r>
-      <w:r>
-        <w:rPr>
-          <w:rFonts w:ascii="Arial" w:hAnsi="Arial" w:cs="Arial" w:hint="cs"/>
-          <w:sz w:val="26"/>
-          <w:szCs w:val="26"/>
-        </w:rPr>
-        <w:t>isProprietary</w:t>
-      </w:r>
-      <w:r>
-        <w:rPr>
-          <w:rFonts w:ascii="Arial" w:hAnsi="Arial" w:cs="Arial" w:hint="cs"/>
-          <w:sz w:val="26"/>
-          <w:szCs w:val="26"/>
-          <w:rtl/>
-        </w:rPr>
-        <w:t>} ذات الغرض الخاص{/</w:t>
-      </w:r>
-      <w:r>
-        <w:rPr>
-          <w:rFonts w:ascii="Arial" w:hAnsi="Arial" w:cs="Arial" w:hint="cs"/>
-          <w:sz w:val="26"/>
-          <w:szCs w:val="26"/>
-        </w:rPr>
-        <w:t>isProprietary</w:t>
-      </w:r>
-      <w:r>
-        <w:rPr>
-          <w:rFonts w:ascii="Arial" w:hAnsi="Arial" w:cs="Arial" w:hint="cs"/>
-          <w:sz w:val="26"/>
-          <w:szCs w:val="26"/>
-          <w:rtl/>
-        </w:rPr>
-        <w:t>}</w:t>
-      </w:r>
-      <w:r>
-        <w:rPr>
-          <w:rFonts w:ascii="Arial" w:hAnsi="Arial" w:cs="Arial" w:hint="cs"/>
-          <w:sz w:val="26"/>
-          <w:szCs w:val="26"/>
-          <w:rtl/>
-        </w:rPr>
-        <w:t>:</w:t>
+          <w:rFonts w:ascii="Arial" w:hAnsi="Arial" w:cs="Arial"/>
+          <w:sz w:val="26"/>
+          <w:szCs w:val="26"/>
+        </w:rPr>
+        <w:t xml:space="preserve">{#isProprietary} </w:t>
+      </w:r>
+      <w:r>
+        <w:rPr>
+          <w:rFonts w:ascii="Arial" w:hAnsi="Arial" w:cs="Arial"/>
+          <w:sz w:val="26"/>
+          <w:szCs w:val="26"/>
+          <w:rtl/>
+        </w:rPr>
+        <w:t>ذات الغرض الخاص</w:t>
+      </w:r>
+      <w:r>
+        <w:rPr>
+          <w:rFonts w:ascii="Arial" w:hAnsi="Arial" w:cs="Arial"/>
+          <w:sz w:val="26"/>
+          <w:szCs w:val="26"/>
+        </w:rPr>
+        <w:t>{/isProprietary}</w:t>
       </w:r>
     </w:p>
     <w:p>
@@ -3200,55 +2873,46 @@
       </w:r>
       <w:r>
         <w:rPr>
-          <w:rFonts w:ascii="Arial" w:hAnsi="Arial" w:cs="Arial" w:hint="cs"/>
-          <w:sz w:val="26"/>
-          <w:szCs w:val="26"/>
-          <w:rtl/>
-        </w:rPr>
-        <w:t>{#</w:t>
-      </w:r>
-      <w:r>
-        <w:rPr>
-          <w:rFonts w:ascii="Arial" w:hAnsi="Arial" w:cs="Arial" w:hint="cs"/>
-          <w:sz w:val="26"/>
-          <w:szCs w:val="26"/>
-        </w:rPr>
-        <w:t>isProprietary</w:t>
-      </w:r>
-      <w:r>
-        <w:rPr>
-          <w:rFonts w:ascii="Arial" w:hAnsi="Arial" w:cs="Arial" w:hint="cs"/>
-          <w:sz w:val="26"/>
-          <w:szCs w:val="26"/>
-          <w:rtl/>
-        </w:rPr>
-        <w:t>} ذات الغرض الخاص{/</w:t>
-      </w:r>
-      <w:r>
-        <w:rPr>
-          <w:rFonts w:ascii="Arial" w:hAnsi="Arial" w:cs="Arial" w:hint="cs"/>
-          <w:sz w:val="26"/>
-          <w:szCs w:val="26"/>
-        </w:rPr>
-        <w:t>isProprietary</w:t>
-      </w:r>
-      <w:r>
-        <w:rPr>
-          <w:rFonts w:ascii="Arial" w:hAnsi="Arial" w:cs="Arial" w:hint="cs"/>
-          <w:sz w:val="26"/>
-          <w:szCs w:val="26"/>
-          <w:rtl/>
-        </w:rPr>
-        <w:t>}</w:t>
-      </w:r>
-      <w:r>
-        <w:rPr>
-          <w:rFonts w:ascii="Arial" w:hAnsi="Arial" w:cs="Arial" w:hint="cs"/>
-          <w:sz w:val="26"/>
-          <w:szCs w:val="26"/>
-          <w:rtl/>
-        </w:rPr>
-        <w:t xml:space="preserve"> من اي طرف اخر.</w:t>
+          <w:rFonts w:ascii="Arial" w:hAnsi="Arial" w:cs="Arial"/>
+          <w:sz w:val="26"/>
+          <w:szCs w:val="26"/>
+        </w:rPr>
+        <w:t xml:space="preserve">{#isProprietary} </w:t>
+      </w:r>
+      <w:r>
+        <w:rPr>
+          <w:rFonts w:ascii="Arial" w:hAnsi="Arial" w:cs="Arial"/>
+          <w:sz w:val="26"/>
+          <w:szCs w:val="26"/>
+          <w:rtl/>
+        </w:rPr>
+        <w:t>ذات الغرض الخاص</w:t>
+      </w:r>
+      <w:r>
+        <w:rPr>
+          <w:rFonts w:ascii="Arial" w:hAnsi="Arial" w:cs="Arial"/>
+          <w:sz w:val="26"/>
+          <w:szCs w:val="26"/>
+        </w:rPr>
+        <w:t>{/isProprietary}</w:t>
+      </w:r>
+      <w:r>
+        <w:rPr>
+          <w:rFonts w:ascii="Arial" w:hAnsi="Arial" w:cs="Arial" w:hint="cs"/>
+          <w:sz w:val="26"/>
+          <w:szCs w:val="26"/>
+          <w:rtl/>
+        </w:rPr>
+        <w:t xml:space="preserve"> </w:t>
+      </w:r>
+      <w:r>
+        <w:rPr>
+          <w:rFonts w:ascii="Arial" w:hAnsi="Arial" w:cs="Arial" w:hint="cs"/>
+          <w:sz w:val="26"/>
+          <w:szCs w:val="26"/>
+          <w:rtl/>
+        </w:rPr>
+        <w:t>من اي طرف اخر.</w:t>
       </w:r>
     </w:p>
     <w:p>
@@ -3367,50 +3031,32 @@
       </w:r>
       <w:r>
         <w:rPr>
-          <w:rFonts w:ascii="Arial" w:hAnsi="Arial" w:cs="Arial" w:hint="cs"/>
-          <w:sz w:val="26"/>
-          <w:szCs w:val="26"/>
-          <w:rtl/>
-        </w:rPr>
-        <w:t>{#</w:t>
-      </w:r>
-      <w:r>
-        <w:rPr>
-          <w:rFonts w:ascii="Arial" w:hAnsi="Arial" w:cs="Arial" w:hint="cs"/>
-          <w:sz w:val="26"/>
-          <w:szCs w:val="26"/>
-        </w:rPr>
-        <w:t>isProprietary</w:t>
-      </w:r>
-      <w:r>
-        <w:rPr>
-          <w:rFonts w:ascii="Arial" w:hAnsi="Arial" w:cs="Arial" w:hint="cs"/>
-          <w:sz w:val="26"/>
-          <w:szCs w:val="26"/>
-          <w:rtl/>
-        </w:rPr>
-        <w:t>} ذات الغرض الخاص{/</w:t>
-      </w:r>
-      <w:r>
-        <w:rPr>
-          <w:rFonts w:ascii="Arial" w:hAnsi="Arial" w:cs="Arial" w:hint="cs"/>
-          <w:sz w:val="26"/>
-          <w:szCs w:val="26"/>
-        </w:rPr>
-        <w:t>isProprietary</w:t>
-      </w:r>
-      <w:r>
-        <w:rPr>
-          <w:rFonts w:ascii="Arial" w:hAnsi="Arial" w:cs="Arial" w:hint="cs"/>
-          <w:sz w:val="26"/>
-          <w:szCs w:val="26"/>
-          <w:rtl/>
-        </w:rPr>
-        <w:t>}</w:t>
-      </w:r>
-      <w:r>
-        <w:rPr>
-          <w:rFonts w:ascii="Arial" w:hAnsi="Arial" w:cs="Arial"/>
+          <w:rFonts w:ascii="Arial" w:hAnsi="Arial" w:cs="Arial"/>
+          <w:sz w:val="26"/>
+          <w:szCs w:val="26"/>
+        </w:rPr>
+        <w:t xml:space="preserve">{#isProprietary} </w:t>
+      </w:r>
+      <w:r>
+        <w:rPr>
+          <w:rFonts w:ascii="Arial" w:hAnsi="Arial" w:cs="Arial"/>
+          <w:sz w:val="26"/>
+          <w:szCs w:val="26"/>
+          <w:rtl/>
+        </w:rPr>
+        <w:t>ذات الغرض الخاص</w:t>
+      </w:r>
+      <w:r>
+        <w:rPr>
+          <w:rFonts w:ascii="Arial" w:hAnsi="Arial" w:cs="Arial"/>
+          <w:sz w:val="26"/>
+          <w:szCs w:val="26"/>
+        </w:rPr>
+        <w:t>{/isProprietary}</w:t>
+      </w:r>
+      <w:r>
+        <w:rPr>
+          <w:rFonts w:ascii="Arial" w:hAnsi="Arial" w:cs="Arial" w:hint="cs"/>
           <w:sz w:val="26"/>
           <w:szCs w:val="26"/>
           <w:rtl/>
@@ -3645,55 +3291,46 @@
       </w:r>
       <w:r>
         <w:rPr>
-          <w:rFonts w:ascii="Arial" w:hAnsi="Arial" w:cs="Arial" w:hint="cs"/>
-          <w:sz w:val="26"/>
-          <w:szCs w:val="26"/>
-          <w:rtl/>
-        </w:rPr>
-        <w:t>{#</w:t>
-      </w:r>
-      <w:r>
-        <w:rPr>
-          <w:rFonts w:ascii="Arial" w:hAnsi="Arial" w:cs="Arial" w:hint="cs"/>
-          <w:sz w:val="26"/>
-          <w:szCs w:val="26"/>
-        </w:rPr>
-        <w:t>isProprietary</w:t>
-      </w:r>
-      <w:r>
-        <w:rPr>
-          <w:rFonts w:ascii="Arial" w:hAnsi="Arial" w:cs="Arial" w:hint="cs"/>
-          <w:sz w:val="26"/>
-          <w:szCs w:val="26"/>
-          <w:rtl/>
-        </w:rPr>
-        <w:t>} ذات الغرض الخاص{/</w:t>
-      </w:r>
-      <w:r>
-        <w:rPr>
-          <w:rFonts w:ascii="Arial" w:hAnsi="Arial" w:cs="Arial" w:hint="cs"/>
-          <w:sz w:val="26"/>
-          <w:szCs w:val="26"/>
-        </w:rPr>
-        <w:t>isProprietary</w:t>
-      </w:r>
-      <w:r>
-        <w:rPr>
-          <w:rFonts w:ascii="Arial" w:hAnsi="Arial" w:cs="Arial" w:hint="cs"/>
-          <w:sz w:val="26"/>
-          <w:szCs w:val="26"/>
-          <w:rtl/>
-        </w:rPr>
-        <w:t>}</w:t>
-      </w:r>
-      <w:r>
-        <w:rPr>
-          <w:rFonts w:ascii="Arial" w:hAnsi="Arial" w:cs="Arial" w:hint="cs"/>
-          <w:sz w:val="26"/>
-          <w:szCs w:val="26"/>
-          <w:rtl/>
-        </w:rPr>
-        <w:t xml:space="preserve"> خالية من أية أخطاء جوهرية</w:t>
+          <w:rFonts w:ascii="Arial" w:hAnsi="Arial" w:cs="Arial"/>
+          <w:sz w:val="26"/>
+          <w:szCs w:val="26"/>
+        </w:rPr>
+        <w:t xml:space="preserve">{#isProprietary} </w:t>
+      </w:r>
+      <w:r>
+        <w:rPr>
+          <w:rFonts w:ascii="Arial" w:hAnsi="Arial" w:cs="Arial"/>
+          <w:sz w:val="26"/>
+          <w:szCs w:val="26"/>
+          <w:rtl/>
+        </w:rPr>
+        <w:t>ذات الغرض الخاص</w:t>
+      </w:r>
+      <w:r>
+        <w:rPr>
+          <w:rFonts w:ascii="Arial" w:hAnsi="Arial" w:cs="Arial"/>
+          <w:sz w:val="26"/>
+          <w:szCs w:val="26"/>
+        </w:rPr>
+        <w:t>{/isProprietary}</w:t>
+      </w:r>
+      <w:r>
+        <w:rPr>
+          <w:rFonts w:ascii="Arial" w:hAnsi="Arial" w:cs="Arial" w:hint="cs"/>
+          <w:sz w:val="26"/>
+          <w:szCs w:val="26"/>
+          <w:rtl/>
+        </w:rPr>
+        <w:t xml:space="preserve"> </w:t>
+      </w:r>
+      <w:r>
+        <w:rPr>
+          <w:rFonts w:ascii="Arial" w:hAnsi="Arial" w:cs="Arial" w:hint="cs"/>
+          <w:sz w:val="26"/>
+          <w:szCs w:val="26"/>
+          <w:rtl/>
+        </w:rPr>
+        <w:t>خالية من أية أخطاء جوهرية</w:t>
       </w:r>
       <w:r>
         <w:rPr>
@@ -3814,55 +3451,46 @@
       </w:r>
       <w:r>
         <w:rPr>
-          <w:rFonts w:ascii="Arial" w:hAnsi="Arial" w:cs="Arial" w:hint="cs"/>
-          <w:sz w:val="26"/>
-          <w:szCs w:val="26"/>
-          <w:rtl/>
-        </w:rPr>
-        <w:t>{#</w:t>
-      </w:r>
-      <w:r>
-        <w:rPr>
-          <w:rFonts w:ascii="Arial" w:hAnsi="Arial" w:cs="Arial" w:hint="cs"/>
-          <w:sz w:val="26"/>
-          <w:szCs w:val="26"/>
-        </w:rPr>
-        <w:t>isProprietary</w:t>
-      </w:r>
-      <w:r>
-        <w:rPr>
-          <w:rFonts w:ascii="Arial" w:hAnsi="Arial" w:cs="Arial" w:hint="cs"/>
-          <w:sz w:val="26"/>
-          <w:szCs w:val="26"/>
-          <w:rtl/>
-        </w:rPr>
-        <w:t>} ذات الغرض الخاص{/</w:t>
-      </w:r>
-      <w:r>
-        <w:rPr>
-          <w:rFonts w:ascii="Arial" w:hAnsi="Arial" w:cs="Arial" w:hint="cs"/>
-          <w:sz w:val="26"/>
-          <w:szCs w:val="26"/>
-        </w:rPr>
-        <w:t>isProprietary</w:t>
-      </w:r>
-      <w:r>
-        <w:rPr>
-          <w:rFonts w:ascii="Arial" w:hAnsi="Arial" w:cs="Arial" w:hint="cs"/>
-          <w:sz w:val="26"/>
-          <w:szCs w:val="26"/>
-          <w:rtl/>
-        </w:rPr>
-        <w:t>}</w:t>
-      </w:r>
-      <w:r>
-        <w:rPr>
-          <w:rFonts w:ascii="Arial" w:hAnsi="Arial" w:cs="Arial"/>
-          <w:sz w:val="26"/>
-          <w:szCs w:val="26"/>
-          <w:rtl/>
-        </w:rPr>
-        <w:t xml:space="preserve"> على أخطاء جوهرية نتيجة </w:t>
+          <w:rFonts w:ascii="Arial" w:hAnsi="Arial" w:cs="Arial"/>
+          <w:sz w:val="26"/>
+          <w:szCs w:val="26"/>
+        </w:rPr>
+        <w:t xml:space="preserve">{#isProprietary} </w:t>
+      </w:r>
+      <w:r>
+        <w:rPr>
+          <w:rFonts w:ascii="Arial" w:hAnsi="Arial" w:cs="Arial"/>
+          <w:sz w:val="26"/>
+          <w:szCs w:val="26"/>
+          <w:rtl/>
+        </w:rPr>
+        <w:t>ذات الغرض الخاص</w:t>
+      </w:r>
+      <w:r>
+        <w:rPr>
+          <w:rFonts w:ascii="Arial" w:hAnsi="Arial" w:cs="Arial"/>
+          <w:sz w:val="26"/>
+          <w:szCs w:val="26"/>
+        </w:rPr>
+        <w:t>{/isProprietary}</w:t>
+      </w:r>
+      <w:r>
+        <w:rPr>
+          <w:rFonts w:ascii="Arial" w:hAnsi="Arial" w:cs="Arial" w:hint="cs"/>
+          <w:sz w:val="26"/>
+          <w:szCs w:val="26"/>
+          <w:rtl/>
+        </w:rPr>
+        <w:t xml:space="preserve"> </w:t>
+      </w:r>
+      <w:r>
+        <w:rPr>
+          <w:rFonts w:ascii="Arial" w:hAnsi="Arial" w:cs="Arial"/>
+          <w:sz w:val="26"/>
+          <w:szCs w:val="26"/>
+          <w:rtl/>
+        </w:rPr>
+        <w:t xml:space="preserve">على أخطاء جوهرية نتيجة </w:t>
       </w:r>
       <w:r>
         <w:rPr>
@@ -4077,46 +3705,28 @@
       </w:r>
       <w:r>
         <w:rPr>
-          <w:rFonts w:ascii="Arial" w:hAnsi="Arial" w:cs="Arial" w:hint="cs"/>
-          <w:sz w:val="26"/>
-          <w:szCs w:val="26"/>
-          <w:rtl/>
-        </w:rPr>
-        <w:t>{#</w:t>
-      </w:r>
-      <w:r>
-        <w:rPr>
-          <w:rFonts w:ascii="Arial" w:hAnsi="Arial" w:cs="Arial" w:hint="cs"/>
-          <w:sz w:val="26"/>
-          <w:szCs w:val="26"/>
-        </w:rPr>
-        <w:t>isProprietary</w:t>
-      </w:r>
-      <w:r>
-        <w:rPr>
-          <w:rFonts w:ascii="Arial" w:hAnsi="Arial" w:cs="Arial" w:hint="cs"/>
-          <w:sz w:val="26"/>
-          <w:szCs w:val="26"/>
-          <w:rtl/>
-        </w:rPr>
-        <w:t>} ذات الغرض الخاص{/</w:t>
-      </w:r>
-      <w:r>
-        <w:rPr>
-          <w:rFonts w:ascii="Arial" w:hAnsi="Arial" w:cs="Arial" w:hint="cs"/>
-          <w:sz w:val="26"/>
-          <w:szCs w:val="26"/>
-        </w:rPr>
-        <w:t>isProprietary</w:t>
-      </w:r>
-      <w:r>
-        <w:rPr>
-          <w:rFonts w:ascii="Arial" w:hAnsi="Arial" w:cs="Arial" w:hint="cs"/>
-          <w:sz w:val="26"/>
-          <w:szCs w:val="26"/>
-          <w:rtl/>
-        </w:rPr>
-        <w:t>}</w:t>
+          <w:rFonts w:ascii="Arial" w:hAnsi="Arial" w:cs="Arial"/>
+          <w:sz w:val="26"/>
+          <w:szCs w:val="26"/>
+        </w:rPr>
+        <w:t xml:space="preserve">{#isProprietary} </w:t>
+      </w:r>
+      <w:r>
+        <w:rPr>
+          <w:rFonts w:ascii="Arial" w:hAnsi="Arial" w:cs="Arial"/>
+          <w:sz w:val="26"/>
+          <w:szCs w:val="26"/>
+          <w:rtl/>
+        </w:rPr>
+        <w:t>ذات الغرض الخاص</w:t>
+      </w:r>
+      <w:r>
+        <w:rPr>
+          <w:rFonts w:ascii="Arial" w:hAnsi="Arial" w:cs="Arial"/>
+          <w:sz w:val="26"/>
+          <w:szCs w:val="26"/>
+        </w:rPr>
+        <w:t>{/isProprietary}</w:t>
       </w:r>
       <w:r>
         <w:rPr>
@@ -4205,55 +3815,46 @@
       </w:r>
       <w:r>
         <w:rPr>
-          <w:rFonts w:ascii="Arial" w:hAnsi="Arial" w:cs="Arial" w:hint="cs"/>
-          <w:sz w:val="26"/>
-          <w:szCs w:val="26"/>
-          <w:rtl/>
-        </w:rPr>
-        <w:t>{#</w:t>
-      </w:r>
-      <w:r>
-        <w:rPr>
-          <w:rFonts w:ascii="Arial" w:hAnsi="Arial" w:cs="Arial" w:hint="cs"/>
-          <w:sz w:val="26"/>
-          <w:szCs w:val="26"/>
-        </w:rPr>
-        <w:t>isProprietary</w:t>
-      </w:r>
-      <w:r>
-        <w:rPr>
-          <w:rFonts w:ascii="Arial" w:hAnsi="Arial" w:cs="Arial" w:hint="cs"/>
-          <w:sz w:val="26"/>
-          <w:szCs w:val="26"/>
-          <w:rtl/>
-        </w:rPr>
-        <w:t>} ذات الغرض الخاص{/</w:t>
-      </w:r>
-      <w:r>
-        <w:rPr>
-          <w:rFonts w:ascii="Arial" w:hAnsi="Arial" w:cs="Arial" w:hint="cs"/>
-          <w:sz w:val="26"/>
-          <w:szCs w:val="26"/>
-        </w:rPr>
-        <w:t>isProprietary</w:t>
-      </w:r>
-      <w:r>
-        <w:rPr>
-          <w:rFonts w:ascii="Arial" w:hAnsi="Arial" w:cs="Arial" w:hint="cs"/>
-          <w:sz w:val="26"/>
-          <w:szCs w:val="26"/>
-          <w:rtl/>
-        </w:rPr>
-        <w:t>}</w:t>
-      </w:r>
-      <w:r>
-        <w:rPr>
-          <w:rFonts w:ascii="Arial" w:hAnsi="Arial" w:cs="Arial" w:hint="cs"/>
-          <w:sz w:val="26"/>
-          <w:szCs w:val="26"/>
-          <w:rtl/>
-        </w:rPr>
-        <w:t xml:space="preserve"> خالية من أية أخطاء جوهرية بما في ذلك السهو.</w:t>
+          <w:rFonts w:ascii="Arial" w:hAnsi="Arial" w:cs="Arial"/>
+          <w:sz w:val="26"/>
+          <w:szCs w:val="26"/>
+        </w:rPr>
+        <w:t xml:space="preserve">{#isProprietary} </w:t>
+      </w:r>
+      <w:r>
+        <w:rPr>
+          <w:rFonts w:ascii="Arial" w:hAnsi="Arial" w:cs="Arial"/>
+          <w:sz w:val="26"/>
+          <w:szCs w:val="26"/>
+          <w:rtl/>
+        </w:rPr>
+        <w:t>ذات الغرض الخاص</w:t>
+      </w:r>
+      <w:r>
+        <w:rPr>
+          <w:rFonts w:ascii="Arial" w:hAnsi="Arial" w:cs="Arial"/>
+          <w:sz w:val="26"/>
+          <w:szCs w:val="26"/>
+        </w:rPr>
+        <w:t>{/isProprietary}</w:t>
+      </w:r>
+      <w:r>
+        <w:rPr>
+          <w:rFonts w:ascii="Arial" w:hAnsi="Arial" w:cs="Arial" w:hint="cs"/>
+          <w:sz w:val="26"/>
+          <w:szCs w:val="26"/>
+          <w:rtl/>
+        </w:rPr>
+        <w:t xml:space="preserve"> </w:t>
+      </w:r>
+      <w:r>
+        <w:rPr>
+          <w:rFonts w:ascii="Arial" w:hAnsi="Arial" w:cs="Arial" w:hint="cs"/>
+          <w:sz w:val="26"/>
+          <w:szCs w:val="26"/>
+          <w:rtl/>
+        </w:rPr>
+        <w:t>خالية من أية أخطاء جوهرية بما في ذلك السهو.</w:t>
       </w:r>
     </w:p>
     <w:p>
@@ -4624,50 +4225,32 @@
       </w:r>
       <w:r>
         <w:rPr>
-          <w:rFonts w:ascii="Arial" w:hAnsi="Arial" w:cs="Arial" w:hint="cs"/>
-          <w:sz w:val="26"/>
-          <w:szCs w:val="26"/>
-          <w:rtl/>
-        </w:rPr>
-        <w:t>{#</w:t>
-      </w:r>
-      <w:r>
-        <w:rPr>
-          <w:rFonts w:ascii="Arial" w:hAnsi="Arial" w:cs="Arial" w:hint="cs"/>
-          <w:sz w:val="26"/>
-          <w:szCs w:val="26"/>
-        </w:rPr>
-        <w:t>isProprietary</w:t>
-      </w:r>
-      <w:r>
-        <w:rPr>
-          <w:rFonts w:ascii="Arial" w:hAnsi="Arial" w:cs="Arial" w:hint="cs"/>
-          <w:sz w:val="26"/>
-          <w:szCs w:val="26"/>
-          <w:rtl/>
-        </w:rPr>
-        <w:t>} ذات الغرض الخاص{/</w:t>
-      </w:r>
-      <w:r>
-        <w:rPr>
-          <w:rFonts w:ascii="Arial" w:hAnsi="Arial" w:cs="Arial" w:hint="cs"/>
-          <w:sz w:val="26"/>
-          <w:szCs w:val="26"/>
-        </w:rPr>
-        <w:t>isProprietary</w:t>
-      </w:r>
-      <w:r>
-        <w:rPr>
-          <w:rFonts w:ascii="Arial" w:hAnsi="Arial" w:cs="Arial" w:hint="cs"/>
-          <w:sz w:val="26"/>
-          <w:szCs w:val="26"/>
-          <w:rtl/>
-        </w:rPr>
-        <w:t>}</w:t>
-      </w:r>
-      <w:r>
-        <w:rPr>
-          <w:rFonts w:ascii="Arial" w:hAnsi="Arial" w:cs="Arial"/>
+          <w:rFonts w:ascii="Arial" w:hAnsi="Arial" w:cs="Arial"/>
+          <w:sz w:val="26"/>
+          <w:szCs w:val="26"/>
+        </w:rPr>
+        <w:t xml:space="preserve">{#isProprietary} </w:t>
+      </w:r>
+      <w:r>
+        <w:rPr>
+          <w:rFonts w:ascii="Arial" w:hAnsi="Arial" w:cs="Arial"/>
+          <w:sz w:val="26"/>
+          <w:szCs w:val="26"/>
+          <w:rtl/>
+        </w:rPr>
+        <w:t>ذات الغرض الخاص</w:t>
+      </w:r>
+      <w:r>
+        <w:rPr>
+          <w:rFonts w:ascii="Arial" w:hAnsi="Arial" w:cs="Arial"/>
+          <w:sz w:val="26"/>
+          <w:szCs w:val="26"/>
+        </w:rPr>
+        <w:t>{/isProprietary}</w:t>
+      </w:r>
+      <w:r>
+        <w:rPr>
+          <w:rFonts w:ascii="Arial" w:hAnsi="Arial" w:cs="Arial" w:hint="cs"/>
           <w:sz w:val="26"/>
           <w:szCs w:val="26"/>
           <w:rtl/>
@@ -4760,46 +4343,28 @@
       </w:r>
       <w:r>
         <w:rPr>
-          <w:rFonts w:ascii="Arial" w:hAnsi="Arial" w:cs="Arial" w:hint="cs"/>
-          <w:sz w:val="26"/>
-          <w:szCs w:val="26"/>
-          <w:rtl/>
-        </w:rPr>
-        <w:t>{#</w:t>
-      </w:r>
-      <w:r>
-        <w:rPr>
-          <w:rFonts w:ascii="Arial" w:hAnsi="Arial" w:cs="Arial" w:hint="cs"/>
-          <w:sz w:val="26"/>
-          <w:szCs w:val="26"/>
-        </w:rPr>
-        <w:t>isProprietary</w:t>
-      </w:r>
-      <w:r>
-        <w:rPr>
-          <w:rFonts w:ascii="Arial" w:hAnsi="Arial" w:cs="Arial" w:hint="cs"/>
-          <w:sz w:val="26"/>
-          <w:szCs w:val="26"/>
-          <w:rtl/>
-        </w:rPr>
-        <w:t>} ذات الغرض الخاص{/</w:t>
-      </w:r>
-      <w:r>
-        <w:rPr>
-          <w:rFonts w:ascii="Arial" w:hAnsi="Arial" w:cs="Arial" w:hint="cs"/>
-          <w:sz w:val="26"/>
-          <w:szCs w:val="26"/>
-        </w:rPr>
-        <w:t>isProprietary</w:t>
-      </w:r>
-      <w:r>
-        <w:rPr>
-          <w:rFonts w:ascii="Arial" w:hAnsi="Arial" w:cs="Arial" w:hint="cs"/>
-          <w:sz w:val="26"/>
-          <w:szCs w:val="26"/>
-          <w:rtl/>
-        </w:rPr>
-        <w:t>}</w:t>
+          <w:rFonts w:ascii="Arial" w:hAnsi="Arial" w:cs="Arial"/>
+          <w:sz w:val="26"/>
+          <w:szCs w:val="26"/>
+        </w:rPr>
+        <w:t xml:space="preserve">{#isProprietary} </w:t>
+      </w:r>
+      <w:r>
+        <w:rPr>
+          <w:rFonts w:ascii="Arial" w:hAnsi="Arial" w:cs="Arial"/>
+          <w:sz w:val="26"/>
+          <w:szCs w:val="26"/>
+          <w:rtl/>
+        </w:rPr>
+        <w:t>ذات الغرض الخاص</w:t>
+      </w:r>
+      <w:r>
+        <w:rPr>
+          <w:rFonts w:ascii="Arial" w:hAnsi="Arial" w:cs="Arial"/>
+          <w:sz w:val="26"/>
+          <w:szCs w:val="26"/>
+        </w:rPr>
+        <w:t>{/isProprietary}</w:t>
       </w:r>
       <w:r>
         <w:rPr>
@@ -5207,46 +4772,28 @@
       </w:r>
       <w:r>
         <w:rPr>
-          <w:rFonts w:ascii="Arial" w:hAnsi="Arial" w:cs="Arial" w:hint="cs"/>
-          <w:sz w:val="26"/>
-          <w:szCs w:val="26"/>
-          <w:rtl/>
-        </w:rPr>
-        <w:t>{#</w:t>
-      </w:r>
-      <w:r>
-        <w:rPr>
-          <w:rFonts w:ascii="Arial" w:hAnsi="Arial" w:cs="Arial" w:hint="cs"/>
-          <w:sz w:val="26"/>
-          <w:szCs w:val="26"/>
-        </w:rPr>
-        <w:t>isProprietary</w:t>
-      </w:r>
-      <w:r>
-        <w:rPr>
-          <w:rFonts w:ascii="Arial" w:hAnsi="Arial" w:cs="Arial" w:hint="cs"/>
-          <w:sz w:val="26"/>
-          <w:szCs w:val="26"/>
-          <w:rtl/>
-        </w:rPr>
-        <w:t>} ذات الغرض الخاص{/</w:t>
-      </w:r>
-      <w:r>
-        <w:rPr>
-          <w:rFonts w:ascii="Arial" w:hAnsi="Arial" w:cs="Arial" w:hint="cs"/>
-          <w:sz w:val="26"/>
-          <w:szCs w:val="26"/>
-        </w:rPr>
-        <w:t>isProprietary</w:t>
-      </w:r>
-      <w:r>
-        <w:rPr>
-          <w:rFonts w:ascii="Arial" w:hAnsi="Arial" w:cs="Arial" w:hint="cs"/>
-          <w:sz w:val="26"/>
-          <w:szCs w:val="26"/>
-          <w:rtl/>
-        </w:rPr>
-        <w:t>}</w:t>
+          <w:rFonts w:ascii="Arial" w:hAnsi="Arial" w:cs="Arial"/>
+          <w:sz w:val="26"/>
+          <w:szCs w:val="26"/>
+        </w:rPr>
+        <w:t xml:space="preserve">{#isProprietary} </w:t>
+      </w:r>
+      <w:r>
+        <w:rPr>
+          <w:rFonts w:ascii="Arial" w:hAnsi="Arial" w:cs="Arial"/>
+          <w:sz w:val="26"/>
+          <w:szCs w:val="26"/>
+          <w:rtl/>
+        </w:rPr>
+        <w:t>ذات الغرض الخاص</w:t>
+      </w:r>
+      <w:r>
+        <w:rPr>
+          <w:rFonts w:ascii="Arial" w:hAnsi="Arial" w:cs="Arial"/>
+          <w:sz w:val="26"/>
+          <w:szCs w:val="26"/>
+        </w:rPr>
+        <w:t>{/isProprietary}</w:t>
       </w:r>
       <w:r>
         <w:rPr>
@@ -5497,46 +5044,28 @@
       </w:r>
       <w:r>
         <w:rPr>
-          <w:rFonts w:ascii="Arial" w:hAnsi="Arial" w:cs="Arial" w:hint="cs"/>
-          <w:sz w:val="26"/>
-          <w:szCs w:val="26"/>
-          <w:rtl/>
-        </w:rPr>
-        <w:t>{#</w:t>
-      </w:r>
-      <w:r>
-        <w:rPr>
-          <w:rFonts w:ascii="Arial" w:hAnsi="Arial" w:cs="Arial" w:hint="cs"/>
-          <w:sz w:val="26"/>
-          <w:szCs w:val="26"/>
-        </w:rPr>
-        <w:t>isProprietary</w:t>
-      </w:r>
-      <w:r>
-        <w:rPr>
-          <w:rFonts w:ascii="Arial" w:hAnsi="Arial" w:cs="Arial" w:hint="cs"/>
-          <w:sz w:val="26"/>
-          <w:szCs w:val="26"/>
-          <w:rtl/>
-        </w:rPr>
-        <w:t>} ذات الغرض الخاص{/</w:t>
-      </w:r>
-      <w:r>
-        <w:rPr>
-          <w:rFonts w:ascii="Arial" w:hAnsi="Arial" w:cs="Arial" w:hint="cs"/>
-          <w:sz w:val="26"/>
-          <w:szCs w:val="26"/>
-        </w:rPr>
-        <w:t>isProprietary</w:t>
-      </w:r>
-      <w:r>
-        <w:rPr>
-          <w:rFonts w:ascii="Arial" w:hAnsi="Arial" w:cs="Arial" w:hint="cs"/>
-          <w:sz w:val="26"/>
-          <w:szCs w:val="26"/>
-          <w:rtl/>
-        </w:rPr>
-        <w:t>}</w:t>
+          <w:rFonts w:ascii="Arial" w:hAnsi="Arial" w:cs="Arial"/>
+          <w:sz w:val="26"/>
+          <w:szCs w:val="26"/>
+        </w:rPr>
+        <w:t xml:space="preserve">{#isProprietary} </w:t>
+      </w:r>
+      <w:r>
+        <w:rPr>
+          <w:rFonts w:ascii="Arial" w:hAnsi="Arial" w:cs="Arial"/>
+          <w:sz w:val="26"/>
+          <w:szCs w:val="26"/>
+          <w:rtl/>
+        </w:rPr>
+        <w:t>ذات الغرض الخاص</w:t>
+      </w:r>
+      <w:r>
+        <w:rPr>
+          <w:rFonts w:ascii="Arial" w:hAnsi="Arial" w:cs="Arial"/>
+          <w:sz w:val="26"/>
+          <w:szCs w:val="26"/>
+        </w:rPr>
+        <w:t>{/isProprietary}</w:t>
       </w:r>
       <w:r>
         <w:rPr>
@@ -5895,36 +5424,16 @@
           <w:szCs w:val="26"/>
           <w:rtl/>
         </w:rPr>
-        <w:t xml:space="preserve">جميع محاضر </w:t>
-      </w:r>
-      <w:proofErr w:type="gramStart"/>
-      <w:r>
-        <w:rPr>
-          <w:rFonts w:ascii="Arial" w:hAnsi="Arial" w:cs="Arial"/>
-          <w:sz w:val="26"/>
-          <w:szCs w:val="26"/>
-          <w:rtl/>
-        </w:rPr>
-        <w:t xml:space="preserve">اجتماعات </w:t>
-      </w:r>
-      <w:r>
-        <w:rPr>
-          <w:rFonts w:ascii="Arial" w:hAnsi="Arial" w:cs="Arial"/>
-          <w:sz w:val="26"/>
-          <w:szCs w:val="26"/>
-          <w:rtl/>
-        </w:rPr>
-        <w:t xml:space="preserve"> وإدارة</w:t>
-      </w:r>
-      <w:proofErr w:type="gramEnd"/>
-      <w:r>
-        <w:rPr>
-          <w:rFonts w:ascii="Arial" w:hAnsi="Arial" w:cs="Arial"/>
-          <w:sz w:val="26"/>
-          <w:szCs w:val="26"/>
-          <w:rtl/>
-        </w:rPr>
-        <w:t xml:space="preserve"> </w:t>
+        <w:t xml:space="preserve">جميع محاضر اجتماعات </w:t>
+      </w:r>
+      <w:r>
+        <w:rPr>
+          <w:rFonts w:ascii="Arial" w:hAnsi="Arial" w:cs="Arial"/>
+          <w:sz w:val="26"/>
+          <w:szCs w:val="26"/>
+          <w:rtl/>
+        </w:rPr>
+        <w:t xml:space="preserve"> وإدارة </w:t>
       </w:r>
       <w:r>
         <w:rPr>
@@ -6038,46 +5547,28 @@
       </w:r>
       <w:r>
         <w:rPr>
-          <w:rFonts w:ascii="Arial" w:hAnsi="Arial" w:cs="Arial" w:hint="cs"/>
-          <w:sz w:val="26"/>
-          <w:szCs w:val="26"/>
-          <w:rtl/>
-        </w:rPr>
-        <w:t>{#</w:t>
-      </w:r>
-      <w:r>
-        <w:rPr>
-          <w:rFonts w:ascii="Arial" w:hAnsi="Arial" w:cs="Arial" w:hint="cs"/>
-          <w:sz w:val="26"/>
-          <w:szCs w:val="26"/>
-        </w:rPr>
-        <w:t>isProprietary</w:t>
-      </w:r>
-      <w:r>
-        <w:rPr>
-          <w:rFonts w:ascii="Arial" w:hAnsi="Arial" w:cs="Arial" w:hint="cs"/>
-          <w:sz w:val="26"/>
-          <w:szCs w:val="26"/>
-          <w:rtl/>
-        </w:rPr>
-        <w:t>} ذات الغرض الخاص{/</w:t>
-      </w:r>
-      <w:r>
-        <w:rPr>
-          <w:rFonts w:ascii="Arial" w:hAnsi="Arial" w:cs="Arial" w:hint="cs"/>
-          <w:sz w:val="26"/>
-          <w:szCs w:val="26"/>
-        </w:rPr>
-        <w:t>isProprietary</w:t>
-      </w:r>
-      <w:r>
-        <w:rPr>
-          <w:rFonts w:ascii="Arial" w:hAnsi="Arial" w:cs="Arial" w:hint="cs"/>
-          <w:sz w:val="26"/>
-          <w:szCs w:val="26"/>
-          <w:rtl/>
-        </w:rPr>
-        <w:t>}</w:t>
+          <w:rFonts w:ascii="Arial" w:hAnsi="Arial" w:cs="Arial"/>
+          <w:sz w:val="26"/>
+          <w:szCs w:val="26"/>
+        </w:rPr>
+        <w:t xml:space="preserve">{#isProprietary} </w:t>
+      </w:r>
+      <w:r>
+        <w:rPr>
+          <w:rFonts w:ascii="Arial" w:hAnsi="Arial" w:cs="Arial"/>
+          <w:sz w:val="26"/>
+          <w:szCs w:val="26"/>
+          <w:rtl/>
+        </w:rPr>
+        <w:t>ذات الغرض الخاص</w:t>
+      </w:r>
+      <w:r>
+        <w:rPr>
+          <w:rFonts w:ascii="Arial" w:hAnsi="Arial" w:cs="Arial"/>
+          <w:sz w:val="26"/>
+          <w:szCs w:val="26"/>
+        </w:rPr>
+        <w:t>{/isProprietary}</w:t>
       </w:r>
       <w:r>
         <w:rPr>
@@ -6175,6 +5666,7 @@
           <w:szCs w:val="26"/>
           <w:rtl/>
         </w:rPr>
+        <w:lastRenderedPageBreak/>
         <w:t xml:space="preserve">        20</w:t>
       </w:r>
       <w:r>
@@ -6286,46 +5778,28 @@
       </w:r>
       <w:r>
         <w:rPr>
-          <w:rFonts w:ascii="Arial" w:hAnsi="Arial" w:cs="Arial" w:hint="cs"/>
-          <w:sz w:val="26"/>
-          <w:szCs w:val="26"/>
-          <w:rtl/>
-        </w:rPr>
-        <w:t>{#</w:t>
-      </w:r>
-      <w:r>
-        <w:rPr>
-          <w:rFonts w:ascii="Arial" w:hAnsi="Arial" w:cs="Arial" w:hint="cs"/>
-          <w:sz w:val="26"/>
-          <w:szCs w:val="26"/>
-        </w:rPr>
-        <w:t>isProprietary</w:t>
-      </w:r>
-      <w:r>
-        <w:rPr>
-          <w:rFonts w:ascii="Arial" w:hAnsi="Arial" w:cs="Arial" w:hint="cs"/>
-          <w:sz w:val="26"/>
-          <w:szCs w:val="26"/>
-          <w:rtl/>
-        </w:rPr>
-        <w:t>} ذات الغرض الخاص{/</w:t>
-      </w:r>
-      <w:r>
-        <w:rPr>
-          <w:rFonts w:ascii="Arial" w:hAnsi="Arial" w:cs="Arial" w:hint="cs"/>
-          <w:sz w:val="26"/>
-          <w:szCs w:val="26"/>
-        </w:rPr>
-        <w:t>isProprietary</w:t>
-      </w:r>
-      <w:r>
-        <w:rPr>
-          <w:rFonts w:ascii="Arial" w:hAnsi="Arial" w:cs="Arial" w:hint="cs"/>
-          <w:sz w:val="26"/>
-          <w:szCs w:val="26"/>
-          <w:rtl/>
-        </w:rPr>
-        <w:t>}</w:t>
+          <w:rFonts w:ascii="Arial" w:hAnsi="Arial" w:cs="Arial"/>
+          <w:sz w:val="26"/>
+          <w:szCs w:val="26"/>
+        </w:rPr>
+        <w:t xml:space="preserve">{#isProprietary} </w:t>
+      </w:r>
+      <w:r>
+        <w:rPr>
+          <w:rFonts w:ascii="Arial" w:hAnsi="Arial" w:cs="Arial"/>
+          <w:sz w:val="26"/>
+          <w:szCs w:val="26"/>
+          <w:rtl/>
+        </w:rPr>
+        <w:t>ذات الغرض الخاص</w:t>
+      </w:r>
+      <w:r>
+        <w:rPr>
+          <w:rFonts w:ascii="Arial" w:hAnsi="Arial" w:cs="Arial"/>
+          <w:sz w:val="26"/>
+          <w:szCs w:val="26"/>
+        </w:rPr>
+        <w:t>{/isProprietary}</w:t>
       </w:r>
       <w:r>
         <w:rPr>
@@ -6574,46 +6048,28 @@
       </w:r>
       <w:r>
         <w:rPr>
-          <w:rFonts w:ascii="Arial" w:hAnsi="Arial" w:cs="Arial" w:hint="cs"/>
-          <w:sz w:val="26"/>
-          <w:szCs w:val="26"/>
-          <w:rtl/>
-        </w:rPr>
-        <w:t>{#</w:t>
-      </w:r>
-      <w:r>
-        <w:rPr>
-          <w:rFonts w:ascii="Arial" w:hAnsi="Arial" w:cs="Arial" w:hint="cs"/>
-          <w:sz w:val="26"/>
-          <w:szCs w:val="26"/>
-        </w:rPr>
-        <w:t>isProprietary</w:t>
-      </w:r>
-      <w:r>
-        <w:rPr>
-          <w:rFonts w:ascii="Arial" w:hAnsi="Arial" w:cs="Arial" w:hint="cs"/>
-          <w:sz w:val="26"/>
-          <w:szCs w:val="26"/>
-          <w:rtl/>
-        </w:rPr>
-        <w:t>} ذات الغرض الخاص{/</w:t>
-      </w:r>
-      <w:r>
-        <w:rPr>
-          <w:rFonts w:ascii="Arial" w:hAnsi="Arial" w:cs="Arial" w:hint="cs"/>
-          <w:sz w:val="26"/>
-          <w:szCs w:val="26"/>
-        </w:rPr>
-        <w:t>isProprietary</w:t>
-      </w:r>
-      <w:r>
-        <w:rPr>
-          <w:rFonts w:ascii="Arial" w:hAnsi="Arial" w:cs="Arial" w:hint="cs"/>
-          <w:sz w:val="26"/>
-          <w:szCs w:val="26"/>
-          <w:rtl/>
-        </w:rPr>
-        <w:t>}</w:t>
+          <w:rFonts w:ascii="Arial" w:hAnsi="Arial" w:cs="Arial"/>
+          <w:sz w:val="26"/>
+          <w:szCs w:val="26"/>
+        </w:rPr>
+        <w:t xml:space="preserve">{#isProprietary} </w:t>
+      </w:r>
+      <w:r>
+        <w:rPr>
+          <w:rFonts w:ascii="Arial" w:hAnsi="Arial" w:cs="Arial"/>
+          <w:sz w:val="26"/>
+          <w:szCs w:val="26"/>
+          <w:rtl/>
+        </w:rPr>
+        <w:t>ذات الغرض الخاص</w:t>
+      </w:r>
+      <w:r>
+        <w:rPr>
+          <w:rFonts w:ascii="Arial" w:hAnsi="Arial" w:cs="Arial"/>
+          <w:sz w:val="26"/>
+          <w:szCs w:val="26"/>
+        </w:rPr>
+        <w:t>{/isProprietary}</w:t>
       </w:r>
       <w:r>
         <w:rPr>
@@ -6761,46 +6217,28 @@
       </w:r>
       <w:r>
         <w:rPr>
-          <w:rFonts w:ascii="Arial" w:hAnsi="Arial" w:cs="Arial" w:hint="cs"/>
-          <w:sz w:val="26"/>
-          <w:szCs w:val="26"/>
-          <w:rtl/>
-        </w:rPr>
-        <w:t>{#</w:t>
-      </w:r>
-      <w:r>
-        <w:rPr>
-          <w:rFonts w:ascii="Arial" w:hAnsi="Arial" w:cs="Arial" w:hint="cs"/>
-          <w:sz w:val="26"/>
-          <w:szCs w:val="26"/>
-        </w:rPr>
-        <w:t>isProprietary</w:t>
-      </w:r>
-      <w:r>
-        <w:rPr>
-          <w:rFonts w:ascii="Arial" w:hAnsi="Arial" w:cs="Arial" w:hint="cs"/>
-          <w:sz w:val="26"/>
-          <w:szCs w:val="26"/>
-          <w:rtl/>
-        </w:rPr>
-        <w:t>} ذات الغرض الخاص{/</w:t>
-      </w:r>
-      <w:r>
-        <w:rPr>
-          <w:rFonts w:ascii="Arial" w:hAnsi="Arial" w:cs="Arial" w:hint="cs"/>
-          <w:sz w:val="26"/>
-          <w:szCs w:val="26"/>
-        </w:rPr>
-        <w:t>isProprietary</w:t>
-      </w:r>
-      <w:r>
-        <w:rPr>
-          <w:rFonts w:ascii="Arial" w:hAnsi="Arial" w:cs="Arial" w:hint="cs"/>
-          <w:sz w:val="26"/>
-          <w:szCs w:val="26"/>
-          <w:rtl/>
-        </w:rPr>
-        <w:t>}</w:t>
+          <w:rFonts w:ascii="Arial" w:hAnsi="Arial" w:cs="Arial"/>
+          <w:sz w:val="26"/>
+          <w:szCs w:val="26"/>
+        </w:rPr>
+        <w:t xml:space="preserve">{#isProprietary} </w:t>
+      </w:r>
+      <w:r>
+        <w:rPr>
+          <w:rFonts w:ascii="Arial" w:hAnsi="Arial" w:cs="Arial"/>
+          <w:sz w:val="26"/>
+          <w:szCs w:val="26"/>
+          <w:rtl/>
+        </w:rPr>
+        <w:t>ذات الغرض الخاص</w:t>
+      </w:r>
+      <w:r>
+        <w:rPr>
+          <w:rFonts w:ascii="Arial" w:hAnsi="Arial" w:cs="Arial"/>
+          <w:sz w:val="26"/>
+          <w:szCs w:val="26"/>
+        </w:rPr>
+        <w:t>{/isProprietary}</w:t>
       </w:r>
       <w:r>
         <w:rPr>
@@ -7070,17 +6508,7 @@
           <w:szCs w:val="26"/>
           <w:rtl/>
         </w:rPr>
-        <w:t xml:space="preserve">، </w:t>
-      </w:r>
-      <w:proofErr w:type="gramStart"/>
-      <w:r>
-        <w:rPr>
-          <w:rFonts w:ascii="Arial" w:hAnsi="Arial" w:cs="Arial"/>
-          <w:sz w:val="26"/>
-          <w:szCs w:val="26"/>
-          <w:rtl/>
-        </w:rPr>
-        <w:t>أي  ا</w:t>
+        <w:t>، أي  ا</w:t>
       </w:r>
       <w:r>
         <w:rPr>
@@ -7098,17 +6526,7 @@
           <w:szCs w:val="26"/>
           <w:rtl/>
         </w:rPr>
-        <w:t>إدارة</w:t>
-      </w:r>
-      <w:proofErr w:type="gramEnd"/>
-      <w:r>
-        <w:rPr>
-          <w:rFonts w:ascii="Arial" w:hAnsi="Arial" w:cs="Arial"/>
-          <w:sz w:val="26"/>
-          <w:szCs w:val="26"/>
-          <w:rtl/>
-        </w:rPr>
-        <w:t xml:space="preserve"> العليا أو أي</w:t>
+        <w:t>إدارة العليا أو أي</w:t>
       </w:r>
       <w:r>
         <w:rPr>
@@ -7282,46 +6700,28 @@
       </w:r>
       <w:r>
         <w:rPr>
-          <w:rFonts w:ascii="Arial" w:hAnsi="Arial" w:cs="Arial" w:hint="cs"/>
-          <w:sz w:val="26"/>
-          <w:szCs w:val="26"/>
-          <w:rtl/>
-        </w:rPr>
-        <w:t>{#</w:t>
-      </w:r>
-      <w:r>
-        <w:rPr>
-          <w:rFonts w:ascii="Arial" w:hAnsi="Arial" w:cs="Arial" w:hint="cs"/>
-          <w:sz w:val="26"/>
-          <w:szCs w:val="26"/>
-        </w:rPr>
-        <w:t>isProprietary</w:t>
-      </w:r>
-      <w:r>
-        <w:rPr>
-          <w:rFonts w:ascii="Arial" w:hAnsi="Arial" w:cs="Arial" w:hint="cs"/>
-          <w:sz w:val="26"/>
-          <w:szCs w:val="26"/>
-          <w:rtl/>
-        </w:rPr>
-        <w:t>} ذات الغرض الخاص{/</w:t>
-      </w:r>
-      <w:r>
-        <w:rPr>
-          <w:rFonts w:ascii="Arial" w:hAnsi="Arial" w:cs="Arial" w:hint="cs"/>
-          <w:sz w:val="26"/>
-          <w:szCs w:val="26"/>
-        </w:rPr>
-        <w:t>isProprietary</w:t>
-      </w:r>
-      <w:r>
-        <w:rPr>
-          <w:rFonts w:ascii="Arial" w:hAnsi="Arial" w:cs="Arial" w:hint="cs"/>
-          <w:sz w:val="26"/>
-          <w:szCs w:val="26"/>
-          <w:rtl/>
-        </w:rPr>
-        <w:t>}</w:t>
+          <w:rFonts w:ascii="Arial" w:hAnsi="Arial" w:cs="Arial"/>
+          <w:sz w:val="26"/>
+          <w:szCs w:val="26"/>
+        </w:rPr>
+        <w:t xml:space="preserve">{#isProprietary} </w:t>
+      </w:r>
+      <w:r>
+        <w:rPr>
+          <w:rFonts w:ascii="Arial" w:hAnsi="Arial" w:cs="Arial"/>
+          <w:sz w:val="26"/>
+          <w:szCs w:val="26"/>
+          <w:rtl/>
+        </w:rPr>
+        <w:t>ذات الغرض الخاص</w:t>
+      </w:r>
+      <w:r>
+        <w:rPr>
+          <w:rFonts w:ascii="Arial" w:hAnsi="Arial" w:cs="Arial"/>
+          <w:sz w:val="26"/>
+          <w:szCs w:val="26"/>
+        </w:rPr>
+        <w:t>{/isProprietary}</w:t>
       </w:r>
       <w:r>
         <w:rPr>
@@ -7484,46 +6884,28 @@
       </w:r>
       <w:r>
         <w:rPr>
-          <w:rFonts w:ascii="Arial" w:hAnsi="Arial" w:cs="Arial" w:hint="cs"/>
-          <w:sz w:val="26"/>
-          <w:szCs w:val="26"/>
-          <w:rtl/>
-        </w:rPr>
-        <w:t>{#</w:t>
-      </w:r>
-      <w:r>
-        <w:rPr>
-          <w:rFonts w:ascii="Arial" w:hAnsi="Arial" w:cs="Arial" w:hint="cs"/>
-          <w:sz w:val="26"/>
-          <w:szCs w:val="26"/>
-        </w:rPr>
-        <w:t>isProprietary</w:t>
-      </w:r>
-      <w:r>
-        <w:rPr>
-          <w:rFonts w:ascii="Arial" w:hAnsi="Arial" w:cs="Arial" w:hint="cs"/>
-          <w:sz w:val="26"/>
-          <w:szCs w:val="26"/>
-          <w:rtl/>
-        </w:rPr>
-        <w:t>} ذات الغرض الخاص{/</w:t>
-      </w:r>
-      <w:r>
-        <w:rPr>
-          <w:rFonts w:ascii="Arial" w:hAnsi="Arial" w:cs="Arial" w:hint="cs"/>
-          <w:sz w:val="26"/>
-          <w:szCs w:val="26"/>
-        </w:rPr>
-        <w:t>isProprietary</w:t>
-      </w:r>
-      <w:r>
-        <w:rPr>
-          <w:rFonts w:ascii="Arial" w:hAnsi="Arial" w:cs="Arial" w:hint="cs"/>
-          <w:sz w:val="26"/>
-          <w:szCs w:val="26"/>
-          <w:rtl/>
-        </w:rPr>
-        <w:t>}</w:t>
+          <w:rFonts w:ascii="Arial" w:hAnsi="Arial" w:cs="Arial"/>
+          <w:sz w:val="26"/>
+          <w:szCs w:val="26"/>
+        </w:rPr>
+        <w:t xml:space="preserve">{#isProprietary} </w:t>
+      </w:r>
+      <w:r>
+        <w:rPr>
+          <w:rFonts w:ascii="Arial" w:hAnsi="Arial" w:cs="Arial"/>
+          <w:sz w:val="26"/>
+          <w:szCs w:val="26"/>
+          <w:rtl/>
+        </w:rPr>
+        <w:t>ذات الغرض الخاص</w:t>
+      </w:r>
+      <w:r>
+        <w:rPr>
+          <w:rFonts w:ascii="Arial" w:hAnsi="Arial" w:cs="Arial"/>
+          <w:sz w:val="26"/>
+          <w:szCs w:val="26"/>
+        </w:rPr>
+        <w:t>{/isProprietary}</w:t>
       </w:r>
       <w:r>
         <w:rPr>
@@ -7969,46 +7351,28 @@
       </w:r>
       <w:r>
         <w:rPr>
-          <w:rFonts w:ascii="Arial" w:hAnsi="Arial" w:cs="Arial" w:hint="cs"/>
-          <w:sz w:val="26"/>
-          <w:szCs w:val="26"/>
-          <w:rtl/>
-        </w:rPr>
-        <w:t>{#</w:t>
-      </w:r>
-      <w:r>
-        <w:rPr>
-          <w:rFonts w:ascii="Arial" w:hAnsi="Arial" w:cs="Arial" w:hint="cs"/>
-          <w:sz w:val="26"/>
-          <w:szCs w:val="26"/>
-        </w:rPr>
-        <w:t>isProprietary</w:t>
-      </w:r>
-      <w:r>
-        <w:rPr>
-          <w:rFonts w:ascii="Arial" w:hAnsi="Arial" w:cs="Arial" w:hint="cs"/>
-          <w:sz w:val="26"/>
-          <w:szCs w:val="26"/>
-          <w:rtl/>
-        </w:rPr>
-        <w:t>} ذات الغرض الخاص{/</w:t>
-      </w:r>
-      <w:r>
-        <w:rPr>
-          <w:rFonts w:ascii="Arial" w:hAnsi="Arial" w:cs="Arial" w:hint="cs"/>
-          <w:sz w:val="26"/>
-          <w:szCs w:val="26"/>
-        </w:rPr>
-        <w:t>isProprietary</w:t>
-      </w:r>
-      <w:r>
-        <w:rPr>
-          <w:rFonts w:ascii="Arial" w:hAnsi="Arial" w:cs="Arial" w:hint="cs"/>
-          <w:sz w:val="26"/>
-          <w:szCs w:val="26"/>
-          <w:rtl/>
-        </w:rPr>
-        <w:t>}</w:t>
+          <w:rFonts w:ascii="Arial" w:hAnsi="Arial" w:cs="Arial"/>
+          <w:sz w:val="26"/>
+          <w:szCs w:val="26"/>
+        </w:rPr>
+        <w:t xml:space="preserve">{#isProprietary} </w:t>
+      </w:r>
+      <w:r>
+        <w:rPr>
+          <w:rFonts w:ascii="Arial" w:hAnsi="Arial" w:cs="Arial"/>
+          <w:sz w:val="26"/>
+          <w:szCs w:val="26"/>
+          <w:rtl/>
+        </w:rPr>
+        <w:t>ذات الغرض الخاص</w:t>
+      </w:r>
+      <w:r>
+        <w:rPr>
+          <w:rFonts w:ascii="Arial" w:hAnsi="Arial" w:cs="Arial"/>
+          <w:sz w:val="26"/>
+          <w:szCs w:val="26"/>
+        </w:rPr>
+        <w:t>{/isProprietary}</w:t>
       </w:r>
       <w:r>
         <w:rPr>
@@ -8090,17 +7454,7 @@
           <w:szCs w:val="26"/>
           <w:rtl/>
         </w:rPr>
-        <w:t xml:space="preserve">لقد قمنا بالإفصاح </w:t>
-      </w:r>
-      <w:proofErr w:type="gramStart"/>
-      <w:r>
-        <w:rPr>
-          <w:rFonts w:ascii="Arial" w:hAnsi="Arial" w:cs="Arial" w:hint="cs"/>
-          <w:sz w:val="26"/>
-          <w:szCs w:val="26"/>
-          <w:rtl/>
-        </w:rPr>
-        <w:t>عن</w:t>
+        <w:t>لقد قمنا بالإفصاح عن</w:t>
       </w:r>
       <w:r>
         <w:rPr>
@@ -8118,17 +7472,7 @@
           <w:szCs w:val="26"/>
           <w:rtl/>
         </w:rPr>
-        <w:t>ما</w:t>
-      </w:r>
-      <w:proofErr w:type="gramEnd"/>
-      <w:r>
-        <w:rPr>
-          <w:rFonts w:ascii="Arial" w:hAnsi="Arial" w:cs="Arial" w:hint="cs"/>
-          <w:sz w:val="26"/>
-          <w:szCs w:val="26"/>
-          <w:rtl/>
-        </w:rPr>
-        <w:t xml:space="preserve"> إذا</w:t>
+        <w:t>ما إذا</w:t>
       </w:r>
       <w:r>
         <w:rPr>
@@ -8185,46 +7529,28 @@
       </w:r>
       <w:r>
         <w:rPr>
-          <w:rFonts w:ascii="Arial" w:hAnsi="Arial" w:cs="Arial" w:hint="cs"/>
-          <w:sz w:val="26"/>
-          <w:szCs w:val="26"/>
-          <w:rtl/>
-        </w:rPr>
-        <w:t>{#</w:t>
-      </w:r>
-      <w:r>
-        <w:rPr>
-          <w:rFonts w:ascii="Arial" w:hAnsi="Arial" w:cs="Arial" w:hint="cs"/>
-          <w:sz w:val="26"/>
-          <w:szCs w:val="26"/>
-        </w:rPr>
-        <w:t>isProprietary</w:t>
-      </w:r>
-      <w:r>
-        <w:rPr>
-          <w:rFonts w:ascii="Arial" w:hAnsi="Arial" w:cs="Arial" w:hint="cs"/>
-          <w:sz w:val="26"/>
-          <w:szCs w:val="26"/>
-          <w:rtl/>
-        </w:rPr>
-        <w:t>} ذات الغرض الخاص{/</w:t>
-      </w:r>
-      <w:r>
-        <w:rPr>
-          <w:rFonts w:ascii="Arial" w:hAnsi="Arial" w:cs="Arial" w:hint="cs"/>
-          <w:sz w:val="26"/>
-          <w:szCs w:val="26"/>
-        </w:rPr>
-        <w:t>isProprietary</w:t>
-      </w:r>
-      <w:r>
-        <w:rPr>
-          <w:rFonts w:ascii="Arial" w:hAnsi="Arial" w:cs="Arial" w:hint="cs"/>
-          <w:sz w:val="26"/>
-          <w:szCs w:val="26"/>
-          <w:rtl/>
-        </w:rPr>
-        <w:t>}</w:t>
+          <w:rFonts w:ascii="Arial" w:hAnsi="Arial" w:cs="Arial"/>
+          <w:sz w:val="26"/>
+          <w:szCs w:val="26"/>
+        </w:rPr>
+        <w:t xml:space="preserve">{#isProprietary} </w:t>
+      </w:r>
+      <w:r>
+        <w:rPr>
+          <w:rFonts w:ascii="Arial" w:hAnsi="Arial" w:cs="Arial"/>
+          <w:sz w:val="26"/>
+          <w:szCs w:val="26"/>
+          <w:rtl/>
+        </w:rPr>
+        <w:t>ذات الغرض الخاص</w:t>
+      </w:r>
+      <w:r>
+        <w:rPr>
+          <w:rFonts w:ascii="Arial" w:hAnsi="Arial" w:cs="Arial"/>
+          <w:sz w:val="26"/>
+          <w:szCs w:val="26"/>
+        </w:rPr>
+        <w:t>{/isProprietary}</w:t>
       </w:r>
       <w:r>
         <w:rPr>
@@ -8379,6 +7705,7 @@
           <w:szCs w:val="26"/>
           <w:rtl/>
         </w:rPr>
+        <w:lastRenderedPageBreak/>
         <w:t>29</w:t>
       </w:r>
       <w:r>
@@ -8796,17 +8123,7 @@
           <w:szCs w:val="26"/>
           <w:rtl/>
         </w:rPr>
-        <w:t xml:space="preserve">رة ومتوسطة الحجم المعتمد في المملكة العربية السعودية والمعايير والاصدارات الاخرى المعتمدة من الهيئة السعودية للمراجعين </w:t>
-      </w:r>
-      <w:proofErr w:type="gramStart"/>
-      <w:r>
-        <w:rPr>
-          <w:rFonts w:ascii="Arial" w:hAnsi="Arial" w:cs="Arial" w:hint="cs"/>
-          <w:sz w:val="26"/>
-          <w:szCs w:val="26"/>
-          <w:rtl/>
-        </w:rPr>
-        <w:t>والمحاسبين.</w:t>
+        <w:t>رة ومتوسطة الحجم المعتمد في المملكة العربية السعودية والمعايير والاصدارات الاخرى المعتمدة من الهيئة السعودية للمراجعين والمحاسبين.</w:t>
       </w:r>
       <w:r>
         <w:rPr>
@@ -8833,60 +8150,32 @@
           <w:szCs w:val="26"/>
           <w:rtl/>
         </w:rPr>
-        <w:t>.</w:t>
-      </w:r>
-      <w:proofErr w:type="gramEnd"/>
-      <w:r>
-        <w:rPr>
-          <w:rFonts w:ascii="Arial" w:hAnsi="Arial" w:cs="Arial" w:hint="cs"/>
-          <w:sz w:val="26"/>
-          <w:szCs w:val="26"/>
-          <w:rtl/>
-        </w:rPr>
-        <w:t xml:space="preserve"> القوائم المالية </w:t>
-      </w:r>
-      <w:r>
-        <w:rPr>
-          <w:rFonts w:ascii="Arial" w:hAnsi="Arial" w:cs="Arial" w:hint="cs"/>
-          <w:sz w:val="26"/>
-          <w:szCs w:val="26"/>
-          <w:rtl/>
-        </w:rPr>
-        <w:t>{#</w:t>
-      </w:r>
-      <w:r>
-        <w:rPr>
-          <w:rFonts w:ascii="Arial" w:hAnsi="Arial" w:cs="Arial" w:hint="cs"/>
-          <w:sz w:val="26"/>
-          <w:szCs w:val="26"/>
-        </w:rPr>
-        <w:t>isProprietary</w:t>
-      </w:r>
-      <w:r>
-        <w:rPr>
-          <w:rFonts w:ascii="Arial" w:hAnsi="Arial" w:cs="Arial" w:hint="cs"/>
-          <w:sz w:val="26"/>
-          <w:szCs w:val="26"/>
-          <w:rtl/>
-        </w:rPr>
-        <w:t>} ذات الغرض الخاص{/</w:t>
-      </w:r>
-      <w:r>
-        <w:rPr>
-          <w:rFonts w:ascii="Arial" w:hAnsi="Arial" w:cs="Arial" w:hint="cs"/>
-          <w:sz w:val="26"/>
-          <w:szCs w:val="26"/>
-        </w:rPr>
-        <w:t>isProprietary</w:t>
-      </w:r>
-      <w:r>
-        <w:rPr>
-          <w:rFonts w:ascii="Arial" w:hAnsi="Arial" w:cs="Arial" w:hint="cs"/>
-          <w:sz w:val="26"/>
-          <w:szCs w:val="26"/>
-          <w:rtl/>
-        </w:rPr>
-        <w:t>}</w:t>
+        <w:t xml:space="preserve">. القوائم المالية </w:t>
+      </w:r>
+      <w:r>
+        <w:rPr>
+          <w:rFonts w:ascii="Arial" w:hAnsi="Arial" w:cs="Arial"/>
+          <w:sz w:val="26"/>
+          <w:szCs w:val="26"/>
+        </w:rPr>
+        <w:t xml:space="preserve">{#isProprietary} </w:t>
+      </w:r>
+      <w:r>
+        <w:rPr>
+          <w:rFonts w:ascii="Arial" w:hAnsi="Arial" w:cs="Arial"/>
+          <w:sz w:val="26"/>
+          <w:szCs w:val="26"/>
+          <w:rtl/>
+        </w:rPr>
+        <w:t>ذات الغرض الخاص</w:t>
+      </w:r>
+      <w:r>
+        <w:rPr>
+          <w:rFonts w:ascii="Arial" w:hAnsi="Arial" w:cs="Arial"/>
+          <w:sz w:val="26"/>
+          <w:szCs w:val="26"/>
+        </w:rPr>
+        <w:t>{/isProprietary}</w:t>
       </w:r>
       <w:r>
         <w:rPr>
@@ -9342,46 +8631,28 @@
       </w:r>
       <w:r>
         <w:rPr>
-          <w:rFonts w:ascii="Arial" w:hAnsi="Arial" w:cs="Arial" w:hint="cs"/>
-          <w:sz w:val="26"/>
-          <w:szCs w:val="26"/>
-          <w:rtl/>
-        </w:rPr>
-        <w:t>{#</w:t>
-      </w:r>
-      <w:r>
-        <w:rPr>
-          <w:rFonts w:ascii="Arial" w:hAnsi="Arial" w:cs="Arial" w:hint="cs"/>
-          <w:sz w:val="26"/>
-          <w:szCs w:val="26"/>
-        </w:rPr>
-        <w:t>isProprietary</w:t>
-      </w:r>
-      <w:r>
-        <w:rPr>
-          <w:rFonts w:ascii="Arial" w:hAnsi="Arial" w:cs="Arial" w:hint="cs"/>
-          <w:sz w:val="26"/>
-          <w:szCs w:val="26"/>
-          <w:rtl/>
-        </w:rPr>
-        <w:t>} ذات الغرض الخاص{/</w:t>
-      </w:r>
-      <w:r>
-        <w:rPr>
-          <w:rFonts w:ascii="Arial" w:hAnsi="Arial" w:cs="Arial" w:hint="cs"/>
-          <w:sz w:val="26"/>
-          <w:szCs w:val="26"/>
-        </w:rPr>
-        <w:t>isProprietary</w:t>
-      </w:r>
-      <w:r>
-        <w:rPr>
-          <w:rFonts w:ascii="Arial" w:hAnsi="Arial" w:cs="Arial" w:hint="cs"/>
-          <w:sz w:val="26"/>
-          <w:szCs w:val="26"/>
-          <w:rtl/>
-        </w:rPr>
-        <w:t>}</w:t>
+          <w:rFonts w:ascii="Arial" w:hAnsi="Arial" w:cs="Arial"/>
+          <w:sz w:val="26"/>
+          <w:szCs w:val="26"/>
+        </w:rPr>
+        <w:t xml:space="preserve">{#isProprietary} </w:t>
+      </w:r>
+      <w:r>
+        <w:rPr>
+          <w:rFonts w:ascii="Arial" w:hAnsi="Arial" w:cs="Arial"/>
+          <w:sz w:val="26"/>
+          <w:szCs w:val="26"/>
+          <w:rtl/>
+        </w:rPr>
+        <w:t>ذات الغرض الخاص</w:t>
+      </w:r>
+      <w:r>
+        <w:rPr>
+          <w:rFonts w:ascii="Arial" w:hAnsi="Arial" w:cs="Arial"/>
+          <w:sz w:val="26"/>
+          <w:szCs w:val="26"/>
+        </w:rPr>
+        <w:t>{/isProprietary}</w:t>
       </w:r>
       <w:r>
         <w:rPr>
@@ -9820,46 +9091,28 @@
       </w:r>
       <w:r>
         <w:rPr>
-          <w:rFonts w:ascii="Arial" w:hAnsi="Arial" w:cs="Arial" w:hint="cs"/>
-          <w:sz w:val="26"/>
-          <w:szCs w:val="26"/>
-          <w:rtl/>
-        </w:rPr>
-        <w:t>{#</w:t>
-      </w:r>
-      <w:r>
-        <w:rPr>
-          <w:rFonts w:ascii="Arial" w:hAnsi="Arial" w:cs="Arial" w:hint="cs"/>
-          <w:sz w:val="26"/>
-          <w:szCs w:val="26"/>
-        </w:rPr>
-        <w:t>isProprietary</w:t>
-      </w:r>
-      <w:r>
-        <w:rPr>
-          <w:rFonts w:ascii="Arial" w:hAnsi="Arial" w:cs="Arial" w:hint="cs"/>
-          <w:sz w:val="26"/>
-          <w:szCs w:val="26"/>
-          <w:rtl/>
-        </w:rPr>
-        <w:t>} ذات الغرض الخاص{/</w:t>
-      </w:r>
-      <w:r>
-        <w:rPr>
-          <w:rFonts w:ascii="Arial" w:hAnsi="Arial" w:cs="Arial" w:hint="cs"/>
-          <w:sz w:val="26"/>
-          <w:szCs w:val="26"/>
-        </w:rPr>
-        <w:t>isProprietary</w:t>
-      </w:r>
-      <w:r>
-        <w:rPr>
-          <w:rFonts w:ascii="Arial" w:hAnsi="Arial" w:cs="Arial" w:hint="cs"/>
-          <w:sz w:val="26"/>
-          <w:szCs w:val="26"/>
-          <w:rtl/>
-        </w:rPr>
-        <w:t>}</w:t>
+          <w:rFonts w:ascii="Arial" w:hAnsi="Arial" w:cs="Arial"/>
+          <w:sz w:val="26"/>
+          <w:szCs w:val="26"/>
+        </w:rPr>
+        <w:t xml:space="preserve">{#isProprietary} </w:t>
+      </w:r>
+      <w:r>
+        <w:rPr>
+          <w:rFonts w:ascii="Arial" w:hAnsi="Arial" w:cs="Arial"/>
+          <w:sz w:val="26"/>
+          <w:szCs w:val="26"/>
+          <w:rtl/>
+        </w:rPr>
+        <w:t>ذات الغرض الخاص</w:t>
+      </w:r>
+      <w:r>
+        <w:rPr>
+          <w:rFonts w:ascii="Arial" w:hAnsi="Arial" w:cs="Arial"/>
+          <w:sz w:val="26"/>
+          <w:szCs w:val="26"/>
+        </w:rPr>
+        <w:t>{/isProprietary}</w:t>
       </w:r>
       <w:r>
         <w:rPr>
@@ -9972,46 +9225,28 @@
       </w:r>
       <w:r>
         <w:rPr>
-          <w:rFonts w:ascii="Arial" w:hAnsi="Arial" w:cs="Arial" w:hint="cs"/>
-          <w:sz w:val="26"/>
-          <w:szCs w:val="26"/>
-          <w:rtl/>
-        </w:rPr>
-        <w:t>{#</w:t>
-      </w:r>
-      <w:r>
-        <w:rPr>
-          <w:rFonts w:ascii="Arial" w:hAnsi="Arial" w:cs="Arial" w:hint="cs"/>
-          <w:sz w:val="26"/>
-          <w:szCs w:val="26"/>
-        </w:rPr>
-        <w:t>isProprietary</w:t>
-      </w:r>
-      <w:r>
-        <w:rPr>
-          <w:rFonts w:ascii="Arial" w:hAnsi="Arial" w:cs="Arial" w:hint="cs"/>
-          <w:sz w:val="26"/>
-          <w:szCs w:val="26"/>
-          <w:rtl/>
-        </w:rPr>
-        <w:t>} ذات الغرض الخاص{/</w:t>
-      </w:r>
-      <w:r>
-        <w:rPr>
-          <w:rFonts w:ascii="Arial" w:hAnsi="Arial" w:cs="Arial" w:hint="cs"/>
-          <w:sz w:val="26"/>
-          <w:szCs w:val="26"/>
-        </w:rPr>
-        <w:t>isProprietary</w:t>
-      </w:r>
-      <w:r>
-        <w:rPr>
-          <w:rFonts w:ascii="Arial" w:hAnsi="Arial" w:cs="Arial" w:hint="cs"/>
-          <w:sz w:val="26"/>
-          <w:szCs w:val="26"/>
-          <w:rtl/>
-        </w:rPr>
-        <w:t>}</w:t>
+          <w:rFonts w:ascii="Arial" w:hAnsi="Arial" w:cs="Arial"/>
+          <w:sz w:val="26"/>
+          <w:szCs w:val="26"/>
+        </w:rPr>
+        <w:t xml:space="preserve">{#isProprietary} </w:t>
+      </w:r>
+      <w:r>
+        <w:rPr>
+          <w:rFonts w:ascii="Arial" w:hAnsi="Arial" w:cs="Arial"/>
+          <w:sz w:val="26"/>
+          <w:szCs w:val="26"/>
+          <w:rtl/>
+        </w:rPr>
+        <w:t>ذات الغرض الخاص</w:t>
+      </w:r>
+      <w:r>
+        <w:rPr>
+          <w:rFonts w:ascii="Arial" w:hAnsi="Arial" w:cs="Arial"/>
+          <w:sz w:val="26"/>
+          <w:szCs w:val="26"/>
+        </w:rPr>
+        <w:t>{/isProprietary}</w:t>
       </w:r>
       <w:r>
         <w:rPr>
@@ -10520,46 +9755,28 @@
       </w:r>
       <w:r>
         <w:rPr>
-          <w:rFonts w:ascii="Arial" w:hAnsi="Arial" w:cs="Arial" w:hint="cs"/>
-          <w:sz w:val="26"/>
-          <w:szCs w:val="26"/>
-          <w:rtl/>
-        </w:rPr>
-        <w:t>{#</w:t>
-      </w:r>
-      <w:r>
-        <w:rPr>
-          <w:rFonts w:ascii="Arial" w:hAnsi="Arial" w:cs="Arial" w:hint="cs"/>
-          <w:sz w:val="26"/>
-          <w:szCs w:val="26"/>
-        </w:rPr>
-        <w:t>isProprietary</w:t>
-      </w:r>
-      <w:r>
-        <w:rPr>
-          <w:rFonts w:ascii="Arial" w:hAnsi="Arial" w:cs="Arial" w:hint="cs"/>
-          <w:sz w:val="26"/>
-          <w:szCs w:val="26"/>
-          <w:rtl/>
-        </w:rPr>
-        <w:t>} ذات الغرض الخاص{/</w:t>
-      </w:r>
-      <w:r>
-        <w:rPr>
-          <w:rFonts w:ascii="Arial" w:hAnsi="Arial" w:cs="Arial" w:hint="cs"/>
-          <w:sz w:val="26"/>
-          <w:szCs w:val="26"/>
-        </w:rPr>
-        <w:t>isProprietary</w:t>
-      </w:r>
-      <w:r>
-        <w:rPr>
-          <w:rFonts w:ascii="Arial" w:hAnsi="Arial" w:cs="Arial" w:hint="cs"/>
-          <w:sz w:val="26"/>
-          <w:szCs w:val="26"/>
-          <w:rtl/>
-        </w:rPr>
-        <w:t>}</w:t>
+          <w:rFonts w:ascii="Arial" w:hAnsi="Arial" w:cs="Arial"/>
+          <w:sz w:val="26"/>
+          <w:szCs w:val="26"/>
+        </w:rPr>
+        <w:t xml:space="preserve">{#isProprietary} </w:t>
+      </w:r>
+      <w:r>
+        <w:rPr>
+          <w:rFonts w:ascii="Arial" w:hAnsi="Arial" w:cs="Arial"/>
+          <w:sz w:val="26"/>
+          <w:szCs w:val="26"/>
+          <w:rtl/>
+        </w:rPr>
+        <w:t>ذات الغرض الخاص</w:t>
+      </w:r>
+      <w:r>
+        <w:rPr>
+          <w:rFonts w:ascii="Arial" w:hAnsi="Arial" w:cs="Arial"/>
+          <w:sz w:val="26"/>
+          <w:szCs w:val="26"/>
+        </w:rPr>
+        <w:t>{/isProprietary}</w:t>
       </w:r>
       <w:r>
         <w:rPr>
@@ -10883,46 +10100,28 @@
       </w:r>
       <w:r>
         <w:rPr>
-          <w:rFonts w:ascii="Arial" w:hAnsi="Arial" w:cs="Arial" w:hint="cs"/>
-          <w:sz w:val="26"/>
-          <w:szCs w:val="26"/>
-          <w:rtl/>
-        </w:rPr>
-        <w:t>{#</w:t>
-      </w:r>
-      <w:r>
-        <w:rPr>
-          <w:rFonts w:ascii="Arial" w:hAnsi="Arial" w:cs="Arial" w:hint="cs"/>
-          <w:sz w:val="26"/>
-          <w:szCs w:val="26"/>
-        </w:rPr>
-        <w:t>isProprietary</w:t>
-      </w:r>
-      <w:r>
-        <w:rPr>
-          <w:rFonts w:ascii="Arial" w:hAnsi="Arial" w:cs="Arial" w:hint="cs"/>
-          <w:sz w:val="26"/>
-          <w:szCs w:val="26"/>
-          <w:rtl/>
-        </w:rPr>
-        <w:t>} ذات الغرض الخاص{/</w:t>
-      </w:r>
-      <w:r>
-        <w:rPr>
-          <w:rFonts w:ascii="Arial" w:hAnsi="Arial" w:cs="Arial" w:hint="cs"/>
-          <w:sz w:val="26"/>
-          <w:szCs w:val="26"/>
-        </w:rPr>
-        <w:t>isProprietary</w:t>
-      </w:r>
-      <w:r>
-        <w:rPr>
-          <w:rFonts w:ascii="Arial" w:hAnsi="Arial" w:cs="Arial" w:hint="cs"/>
-          <w:sz w:val="26"/>
-          <w:szCs w:val="26"/>
-          <w:rtl/>
-        </w:rPr>
-        <w:t>}</w:t>
+          <w:rFonts w:ascii="Arial" w:hAnsi="Arial" w:cs="Arial"/>
+          <w:sz w:val="26"/>
+          <w:szCs w:val="26"/>
+        </w:rPr>
+        <w:t xml:space="preserve">{#isProprietary} </w:t>
+      </w:r>
+      <w:r>
+        <w:rPr>
+          <w:rFonts w:ascii="Arial" w:hAnsi="Arial" w:cs="Arial"/>
+          <w:sz w:val="26"/>
+          <w:szCs w:val="26"/>
+          <w:rtl/>
+        </w:rPr>
+        <w:t>ذات الغرض الخاص</w:t>
+      </w:r>
+      <w:r>
+        <w:rPr>
+          <w:rFonts w:ascii="Arial" w:hAnsi="Arial" w:cs="Arial"/>
+          <w:sz w:val="26"/>
+          <w:szCs w:val="26"/>
+        </w:rPr>
+        <w:t>{/isProprietary}</w:t>
       </w:r>
       <w:r>
         <w:rPr>
@@ -11289,46 +10488,28 @@
       </w:r>
       <w:r>
         <w:rPr>
-          <w:rFonts w:ascii="Arial" w:hAnsi="Arial" w:cs="Arial" w:hint="cs"/>
-          <w:sz w:val="26"/>
-          <w:szCs w:val="26"/>
-          <w:rtl/>
-        </w:rPr>
-        <w:t>{#</w:t>
-      </w:r>
-      <w:r>
-        <w:rPr>
-          <w:rFonts w:ascii="Arial" w:hAnsi="Arial" w:cs="Arial" w:hint="cs"/>
-          <w:sz w:val="26"/>
-          <w:szCs w:val="26"/>
-        </w:rPr>
-        <w:t>isProprietary</w:t>
-      </w:r>
-      <w:r>
-        <w:rPr>
-          <w:rFonts w:ascii="Arial" w:hAnsi="Arial" w:cs="Arial" w:hint="cs"/>
-          <w:sz w:val="26"/>
-          <w:szCs w:val="26"/>
-          <w:rtl/>
-        </w:rPr>
-        <w:t>} ذات الغرض الخاص{/</w:t>
-      </w:r>
-      <w:r>
-        <w:rPr>
-          <w:rFonts w:ascii="Arial" w:hAnsi="Arial" w:cs="Arial" w:hint="cs"/>
-          <w:sz w:val="26"/>
-          <w:szCs w:val="26"/>
-        </w:rPr>
-        <w:t>isProprietary</w:t>
-      </w:r>
-      <w:r>
-        <w:rPr>
-          <w:rFonts w:ascii="Arial" w:hAnsi="Arial" w:cs="Arial" w:hint="cs"/>
-          <w:sz w:val="26"/>
-          <w:szCs w:val="26"/>
-          <w:rtl/>
-        </w:rPr>
-        <w:t>}</w:t>
+          <w:rFonts w:ascii="Arial" w:hAnsi="Arial" w:cs="Arial"/>
+          <w:sz w:val="26"/>
+          <w:szCs w:val="26"/>
+        </w:rPr>
+        <w:t xml:space="preserve">{#isProprietary} </w:t>
+      </w:r>
+      <w:r>
+        <w:rPr>
+          <w:rFonts w:ascii="Arial" w:hAnsi="Arial" w:cs="Arial"/>
+          <w:sz w:val="26"/>
+          <w:szCs w:val="26"/>
+          <w:rtl/>
+        </w:rPr>
+        <w:t>ذات الغرض الخاص</w:t>
+      </w:r>
+      <w:r>
+        <w:rPr>
+          <w:rFonts w:ascii="Arial" w:hAnsi="Arial" w:cs="Arial"/>
+          <w:sz w:val="26"/>
+          <w:szCs w:val="26"/>
+        </w:rPr>
+        <w:t>{/isProprietary}</w:t>
       </w:r>
       <w:r>
         <w:rPr>
@@ -11653,46 +10834,28 @@
       </w:r>
       <w:r>
         <w:rPr>
-          <w:rFonts w:ascii="Arial" w:hAnsi="Arial" w:cs="Arial" w:hint="cs"/>
-          <w:sz w:val="26"/>
-          <w:szCs w:val="26"/>
-          <w:rtl/>
-        </w:rPr>
-        <w:t>{#</w:t>
-      </w:r>
-      <w:r>
-        <w:rPr>
-          <w:rFonts w:ascii="Arial" w:hAnsi="Arial" w:cs="Arial" w:hint="cs"/>
-          <w:sz w:val="26"/>
-          <w:szCs w:val="26"/>
-        </w:rPr>
-        <w:t>isProprietary</w:t>
-      </w:r>
-      <w:r>
-        <w:rPr>
-          <w:rFonts w:ascii="Arial" w:hAnsi="Arial" w:cs="Arial" w:hint="cs"/>
-          <w:sz w:val="26"/>
-          <w:szCs w:val="26"/>
-          <w:rtl/>
-        </w:rPr>
-        <w:t>} ذات الغرض الخاص{/</w:t>
-      </w:r>
-      <w:r>
-        <w:rPr>
-          <w:rFonts w:ascii="Arial" w:hAnsi="Arial" w:cs="Arial" w:hint="cs"/>
-          <w:sz w:val="26"/>
-          <w:szCs w:val="26"/>
-        </w:rPr>
-        <w:t>isProprietary</w:t>
-      </w:r>
-      <w:r>
-        <w:rPr>
-          <w:rFonts w:ascii="Arial" w:hAnsi="Arial" w:cs="Arial" w:hint="cs"/>
-          <w:sz w:val="26"/>
-          <w:szCs w:val="26"/>
-          <w:rtl/>
-        </w:rPr>
-        <w:t>}</w:t>
+          <w:rFonts w:ascii="Arial" w:hAnsi="Arial" w:cs="Arial"/>
+          <w:sz w:val="26"/>
+          <w:szCs w:val="26"/>
+        </w:rPr>
+        <w:t xml:space="preserve">{#isProprietary} </w:t>
+      </w:r>
+      <w:r>
+        <w:rPr>
+          <w:rFonts w:ascii="Arial" w:hAnsi="Arial" w:cs="Arial"/>
+          <w:sz w:val="26"/>
+          <w:szCs w:val="26"/>
+          <w:rtl/>
+        </w:rPr>
+        <w:t>ذات الغرض الخاص</w:t>
+      </w:r>
+      <w:r>
+        <w:rPr>
+          <w:rFonts w:ascii="Arial" w:hAnsi="Arial" w:cs="Arial"/>
+          <w:sz w:val="26"/>
+          <w:szCs w:val="26"/>
+        </w:rPr>
+        <w:t>{/isProprietary}</w:t>
       </w:r>
       <w:r>
         <w:rPr>

--- a/representation_letter.docx
+++ b/representation_letter.docx
@@ -29,7 +29,27 @@
           <w:szCs w:val="26"/>
           <w:highlight w:val="cyan"/>
         </w:rPr>
-        <w:t>{entityThe}</w:t>
+        <w:t>{</w:t>
+      </w:r>
+      <w:proofErr w:type="spellStart"/>
+      <w:r>
+        <w:rPr>
+          <w:rFonts w:ascii="Arial" w:hAnsi="Arial" w:cs="Arial"/>
+          <w:sz w:val="26"/>
+          <w:szCs w:val="26"/>
+          <w:highlight w:val="cyan"/>
+        </w:rPr>
+        <w:t>entityThe</w:t>
+      </w:r>
+      <w:proofErr w:type="spellEnd"/>
+      <w:r>
+        <w:rPr>
+          <w:rFonts w:ascii="Arial" w:hAnsi="Arial" w:cs="Arial"/>
+          <w:sz w:val="26"/>
+          <w:szCs w:val="26"/>
+          <w:highlight w:val="cyan"/>
+        </w:rPr>
+        <w:t>}</w:t>
       </w:r>
       <w:r>
         <w:rPr>
@@ -136,7 +156,29 @@
           <w:rtl/>
           <w:lang w:bidi="ar-BH"/>
         </w:rPr>
-        <w:t>العساف وأبانمي محاسبون ومراجعون قانونيون</w:t>
+        <w:t xml:space="preserve">العساف </w:t>
+      </w:r>
+      <w:proofErr w:type="spellStart"/>
+      <w:r>
+        <w:rPr>
+          <w:rFonts w:cs="Arabic Transparent"/>
+          <w:sz w:val="28"/>
+          <w:szCs w:val="28"/>
+          <w:rtl/>
+          <w:lang w:bidi="ar-BH"/>
+        </w:rPr>
+        <w:t>وأبانمي</w:t>
+      </w:r>
+      <w:proofErr w:type="spellEnd"/>
+      <w:r>
+        <w:rPr>
+          <w:rFonts w:cs="Arabic Transparent"/>
+          <w:sz w:val="28"/>
+          <w:szCs w:val="28"/>
+          <w:rtl/>
+          <w:lang w:bidi="ar-BH"/>
+        </w:rPr>
+        <w:t xml:space="preserve"> محاسبون ومراجعون قانونيون</w:t>
       </w:r>
     </w:p>
     <w:p>
@@ -279,7 +321,25 @@
           <w:sz w:val="26"/>
           <w:szCs w:val="26"/>
         </w:rPr>
-        <w:t>{gDate}</w:t>
+        <w:t>{</w:t>
+      </w:r>
+      <w:proofErr w:type="spellStart"/>
+      <w:r>
+        <w:rPr>
+          <w:rFonts w:ascii="Arial" w:hAnsi="Arial" w:cs="Arial"/>
+          <w:sz w:val="26"/>
+          <w:szCs w:val="26"/>
+        </w:rPr>
+        <w:t>gDate</w:t>
+      </w:r>
+      <w:proofErr w:type="spellEnd"/>
+      <w:r>
+        <w:rPr>
+          <w:rFonts w:ascii="Arial" w:hAnsi="Arial" w:cs="Arial"/>
+          <w:sz w:val="26"/>
+          <w:szCs w:val="26"/>
+        </w:rPr>
+        <w:t>}</w:t>
       </w:r>
     </w:p>
     <w:p>
@@ -382,8 +442,28 @@
           <w:rFonts w:ascii="Arial" w:hAnsi="Arial" w:cs="Arial"/>
           <w:sz w:val="26"/>
           <w:szCs w:val="26"/>
-        </w:rPr>
-        <w:t>{/isProprietary}</w:t>
+          <w:rtl/>
+        </w:rPr>
+        <w:t>{</w:t>
+      </w:r>
+      <w:proofErr w:type="spellStart"/>
+      <w:r>
+        <w:rPr>
+          <w:rFonts w:ascii="Arial" w:hAnsi="Arial" w:cs="Arial"/>
+          <w:sz w:val="26"/>
+          <w:szCs w:val="26"/>
+        </w:rPr>
+        <w:t>isProprietary</w:t>
+      </w:r>
+      <w:proofErr w:type="spellEnd"/>
+      <w:r>
+        <w:rPr>
+          <w:rFonts w:ascii="Arial" w:hAnsi="Arial" w:cs="Arial"/>
+          <w:sz w:val="26"/>
+          <w:szCs w:val="26"/>
+          <w:rtl/>
+        </w:rPr>
+        <w:t>/}</w:t>
       </w:r>
       <w:r>
         <w:rPr>
@@ -400,7 +480,25 @@
           <w:sz w:val="26"/>
           <w:szCs w:val="26"/>
         </w:rPr>
-        <w:t>{entityFor}</w:t>
+        <w:t>{</w:t>
+      </w:r>
+      <w:proofErr w:type="spellStart"/>
+      <w:r>
+        <w:rPr>
+          <w:rFonts w:ascii="Arial" w:hAnsi="Arial" w:cs="Arial"/>
+          <w:sz w:val="26"/>
+          <w:szCs w:val="26"/>
+        </w:rPr>
+        <w:t>entityFor</w:t>
+      </w:r>
+      <w:proofErr w:type="spellEnd"/>
+      <w:r>
+        <w:rPr>
+          <w:rFonts w:ascii="Arial" w:hAnsi="Arial" w:cs="Arial"/>
+          <w:sz w:val="26"/>
+          <w:szCs w:val="26"/>
+        </w:rPr>
+        <w:t>}</w:t>
       </w:r>
       <w:r>
         <w:rPr>
@@ -417,7 +515,25 @@
           <w:sz w:val="26"/>
           <w:szCs w:val="26"/>
         </w:rPr>
-        <w:t>{companyName}</w:t>
+        <w:t>{</w:t>
+      </w:r>
+      <w:proofErr w:type="spellStart"/>
+      <w:r>
+        <w:rPr>
+          <w:rFonts w:ascii="Arial" w:hAnsi="Arial" w:cs="Arial"/>
+          <w:sz w:val="26"/>
+          <w:szCs w:val="26"/>
+        </w:rPr>
+        <w:t>companyName</w:t>
+      </w:r>
+      <w:proofErr w:type="spellEnd"/>
+      <w:r>
+        <w:rPr>
+          <w:rFonts w:ascii="Arial" w:hAnsi="Arial" w:cs="Arial"/>
+          <w:sz w:val="26"/>
+          <w:szCs w:val="26"/>
+        </w:rPr>
+        <w:t>}</w:t>
       </w:r>
       <w:r>
         <w:rPr>
@@ -479,7 +595,25 @@
           <w:sz w:val="26"/>
           <w:szCs w:val="26"/>
         </w:rPr>
-        <w:t>{yearEnd}</w:t>
+        <w:t>{</w:t>
+      </w:r>
+      <w:proofErr w:type="spellStart"/>
+      <w:r>
+        <w:rPr>
+          <w:rFonts w:ascii="Arial" w:hAnsi="Arial" w:cs="Arial"/>
+          <w:sz w:val="26"/>
+          <w:szCs w:val="26"/>
+        </w:rPr>
+        <w:t>yearEnd</w:t>
+      </w:r>
+      <w:proofErr w:type="spellEnd"/>
+      <w:r>
+        <w:rPr>
+          <w:rFonts w:ascii="Arial" w:hAnsi="Arial" w:cs="Arial"/>
+          <w:sz w:val="26"/>
+          <w:szCs w:val="26"/>
+        </w:rPr>
+        <w:t>}</w:t>
       </w:r>
       <w:r>
         <w:rPr>
@@ -643,8 +777,28 @@
           <w:rFonts w:ascii="Arial" w:hAnsi="Arial" w:cs="Arial"/>
           <w:sz w:val="26"/>
           <w:szCs w:val="26"/>
-        </w:rPr>
-        <w:t>{/isProprietary}</w:t>
+          <w:rtl/>
+        </w:rPr>
+        <w:t>{</w:t>
+      </w:r>
+      <w:proofErr w:type="spellStart"/>
+      <w:r>
+        <w:rPr>
+          <w:rFonts w:ascii="Arial" w:hAnsi="Arial" w:cs="Arial"/>
+          <w:sz w:val="26"/>
+          <w:szCs w:val="26"/>
+        </w:rPr>
+        <w:t>isProprietary</w:t>
+      </w:r>
+      <w:proofErr w:type="spellEnd"/>
+      <w:r>
+        <w:rPr>
+          <w:rFonts w:ascii="Arial" w:hAnsi="Arial" w:cs="Arial"/>
+          <w:sz w:val="26"/>
+          <w:szCs w:val="26"/>
+          <w:rtl/>
+        </w:rPr>
+        <w:t>/}</w:t>
       </w:r>
       <w:r>
         <w:rPr>
@@ -697,7 +851,25 @@
           <w:sz w:val="26"/>
           <w:szCs w:val="26"/>
         </w:rPr>
-        <w:t>{entityFor}</w:t>
+        <w:t>{</w:t>
+      </w:r>
+      <w:proofErr w:type="spellStart"/>
+      <w:r>
+        <w:rPr>
+          <w:rFonts w:ascii="Arial" w:hAnsi="Arial" w:cs="Arial"/>
+          <w:sz w:val="26"/>
+          <w:szCs w:val="26"/>
+        </w:rPr>
+        <w:t>entityFor</w:t>
+      </w:r>
+      <w:proofErr w:type="spellEnd"/>
+      <w:r>
+        <w:rPr>
+          <w:rFonts w:ascii="Arial" w:hAnsi="Arial" w:cs="Arial"/>
+          <w:sz w:val="26"/>
+          <w:szCs w:val="26"/>
+        </w:rPr>
+        <w:t>}</w:t>
       </w:r>
       <w:r>
         <w:rPr>
@@ -716,14 +888,34 @@
           <w:sz w:val="26"/>
           <w:szCs w:val="26"/>
         </w:rPr>
-        <w:t>{companyName}</w:t>
-      </w:r>
-      <w:r>
-        <w:rPr>
-          <w:rFonts w:ascii="Arial" w:hAnsi="Arial" w:cs="Arial" w:hint="cs"/>
+        <w:t>{</w:t>
+      </w:r>
+      <w:proofErr w:type="spellStart"/>
+      <w:r>
+        <w:rPr>
+          <w:rFonts w:ascii="Arial" w:hAnsi="Arial" w:cs="Arial"/>
           <w:color w:val="000000"/>
           <w:sz w:val="26"/>
           <w:szCs w:val="26"/>
+        </w:rPr>
+        <w:t>companyName</w:t>
+      </w:r>
+      <w:proofErr w:type="spellEnd"/>
+      <w:r>
+        <w:rPr>
+          <w:rFonts w:ascii="Arial" w:hAnsi="Arial" w:cs="Arial"/>
+          <w:color w:val="000000"/>
+          <w:sz w:val="26"/>
+          <w:szCs w:val="26"/>
+        </w:rPr>
+        <w:t>}</w:t>
+      </w:r>
+      <w:r>
+        <w:rPr>
+          <w:rFonts w:ascii="Arial" w:hAnsi="Arial" w:cs="Arial" w:hint="cs"/>
+          <w:color w:val="000000"/>
+          <w:sz w:val="26"/>
+          <w:szCs w:val="26"/>
           <w:rtl/>
         </w:rPr>
         <w:t xml:space="preserve"> </w:t>
@@ -745,7 +937,27 @@
           <w:sz w:val="26"/>
           <w:szCs w:val="26"/>
         </w:rPr>
-        <w:t>{yearEnd}</w:t>
+        <w:t>{</w:t>
+      </w:r>
+      <w:proofErr w:type="spellStart"/>
+      <w:r>
+        <w:rPr>
+          <w:rFonts w:ascii="Arial" w:hAnsi="Arial" w:cs="Arial"/>
+          <w:color w:val="000000"/>
+          <w:sz w:val="26"/>
+          <w:szCs w:val="26"/>
+        </w:rPr>
+        <w:t>yearEnd</w:t>
+      </w:r>
+      <w:proofErr w:type="spellEnd"/>
+      <w:r>
+        <w:rPr>
+          <w:rFonts w:ascii="Arial" w:hAnsi="Arial" w:cs="Arial"/>
+          <w:color w:val="000000"/>
+          <w:sz w:val="26"/>
+          <w:szCs w:val="26"/>
+        </w:rPr>
+        <w:t>}</w:t>
       </w:r>
       <w:r>
         <w:rPr>
@@ -891,7 +1103,25 @@
           <w:sz w:val="26"/>
           <w:szCs w:val="26"/>
         </w:rPr>
-        <w:t>{entityThe}</w:t>
+        <w:t>{</w:t>
+      </w:r>
+      <w:proofErr w:type="spellStart"/>
+      <w:r>
+        <w:rPr>
+          <w:rFonts w:ascii="Arial" w:hAnsi="Arial" w:cs="Arial"/>
+          <w:sz w:val="26"/>
+          <w:szCs w:val="26"/>
+        </w:rPr>
+        <w:t>entityThe</w:t>
+      </w:r>
+      <w:proofErr w:type="spellEnd"/>
+      <w:r>
+        <w:rPr>
+          <w:rFonts w:ascii="Arial" w:hAnsi="Arial" w:cs="Arial"/>
+          <w:sz w:val="26"/>
+          <w:szCs w:val="26"/>
+        </w:rPr>
+        <w:t>}</w:t>
       </w:r>
       <w:r>
         <w:rPr>
@@ -984,9 +1214,11 @@
           <w:bCs/>
           <w:sz w:val="26"/>
           <w:szCs w:val="26"/>
-        </w:rPr>
-        <w:t>{/isProprietary}</w:t>
-      </w:r>
+          <w:rtl/>
+        </w:rPr>
+        <w:t>{</w:t>
+      </w:r>
+      <w:proofErr w:type="spellStart"/>
       <w:r>
         <w:rPr>
           <w:rFonts w:ascii="Arial" w:hAnsi="Arial" w:cs="Arial"/>
@@ -994,9 +1226,44 @@
           <w:bCs/>
           <w:sz w:val="26"/>
           <w:szCs w:val="26"/>
-          <w:rtl/>
-        </w:rPr>
-        <w:t>والسجلات المالية</w:t>
+        </w:rPr>
+        <w:t>isProprietary</w:t>
+      </w:r>
+      <w:proofErr w:type="spellEnd"/>
+      <w:proofErr w:type="gramStart"/>
+      <w:r>
+        <w:rPr>
+          <w:rFonts w:ascii="Arial" w:hAnsi="Arial" w:cs="Arial"/>
+          <w:b/>
+          <w:bCs/>
+          <w:sz w:val="26"/>
+          <w:szCs w:val="26"/>
+          <w:rtl/>
+        </w:rPr>
+        <w:t>/}</w:t>
+      </w:r>
+      <w:r>
+        <w:rPr>
+          <w:rFonts w:ascii="Arial" w:hAnsi="Arial" w:cs="Arial"/>
+          <w:b/>
+          <w:bCs/>
+          <w:sz w:val="26"/>
+          <w:szCs w:val="26"/>
+          <w:rtl/>
+        </w:rPr>
+        <w:t>والسجلات</w:t>
+      </w:r>
+      <w:proofErr w:type="gramEnd"/>
+      <w:r>
+        <w:rPr>
+          <w:rFonts w:ascii="Arial" w:hAnsi="Arial" w:cs="Arial"/>
+          <w:b/>
+          <w:bCs/>
+          <w:sz w:val="26"/>
+          <w:szCs w:val="26"/>
+          <w:rtl/>
+        </w:rPr>
+        <w:t xml:space="preserve"> المالية</w:t>
       </w:r>
     </w:p>
     <w:p>
@@ -1099,7 +1366,25 @@
           <w:sz w:val="26"/>
           <w:szCs w:val="26"/>
         </w:rPr>
-        <w:t>{engagementDate}</w:t>
+        <w:t>{</w:t>
+      </w:r>
+      <w:proofErr w:type="spellStart"/>
+      <w:r>
+        <w:rPr>
+          <w:rFonts w:ascii="Arial" w:hAnsi="Arial" w:cs="Arial"/>
+          <w:sz w:val="26"/>
+          <w:szCs w:val="26"/>
+        </w:rPr>
+        <w:t>engagementDate</w:t>
+      </w:r>
+      <w:proofErr w:type="spellEnd"/>
+      <w:r>
+        <w:rPr>
+          <w:rFonts w:ascii="Arial" w:hAnsi="Arial" w:cs="Arial"/>
+          <w:sz w:val="26"/>
+          <w:szCs w:val="26"/>
+        </w:rPr>
+        <w:t>}</w:t>
       </w:r>
       <w:r>
         <w:rPr>
@@ -1150,8 +1435,242 @@
           <w:rFonts w:ascii="Arial" w:hAnsi="Arial" w:cs="Arial"/>
           <w:sz w:val="26"/>
           <w:szCs w:val="26"/>
-        </w:rPr>
-        <w:t>{/isProprietary}</w:t>
+          <w:rtl/>
+        </w:rPr>
+        <w:t>{</w:t>
+      </w:r>
+      <w:proofErr w:type="spellStart"/>
+      <w:r>
+        <w:rPr>
+          <w:rFonts w:ascii="Arial" w:hAnsi="Arial" w:cs="Arial"/>
+          <w:sz w:val="26"/>
+          <w:szCs w:val="26"/>
+        </w:rPr>
+        <w:t>isProprietary</w:t>
+      </w:r>
+      <w:proofErr w:type="spellEnd"/>
+      <w:proofErr w:type="gramStart"/>
+      <w:r>
+        <w:rPr>
+          <w:rFonts w:ascii="Arial" w:hAnsi="Arial" w:cs="Arial"/>
+          <w:sz w:val="26"/>
+          <w:szCs w:val="26"/>
+          <w:rtl/>
+        </w:rPr>
+        <w:t>/}</w:t>
+      </w:r>
+      <w:r>
+        <w:rPr>
+          <w:rFonts w:ascii="Arial" w:hAnsi="Arial" w:cs="Arial" w:hint="cs"/>
+          <w:sz w:val="26"/>
+          <w:szCs w:val="26"/>
+          <w:rtl/>
+        </w:rPr>
+        <w:t>وفقاً</w:t>
+      </w:r>
+      <w:proofErr w:type="gramEnd"/>
+      <w:r>
+        <w:rPr>
+          <w:rFonts w:ascii="Arial" w:hAnsi="Arial" w:cs="Arial" w:hint="cs"/>
+          <w:sz w:val="26"/>
+          <w:szCs w:val="26"/>
+          <w:rtl/>
+        </w:rPr>
+        <w:t xml:space="preserve"> للمعيار الدولي للتقرير المالي للمنشآت صغ</w:t>
+      </w:r>
+      <w:r>
+        <w:rPr>
+          <w:rFonts w:ascii="Arial" w:hAnsi="Arial" w:cs="Arial" w:hint="cs"/>
+          <w:sz w:val="26"/>
+          <w:szCs w:val="26"/>
+          <w:rtl/>
+        </w:rPr>
+        <w:t>ي</w:t>
+      </w:r>
+      <w:r>
+        <w:rPr>
+          <w:rFonts w:ascii="Arial" w:hAnsi="Arial" w:cs="Arial" w:hint="cs"/>
+          <w:sz w:val="26"/>
+          <w:szCs w:val="26"/>
+          <w:rtl/>
+        </w:rPr>
+        <w:t>رة ومتوسطة الحجم المعتمد في المملكة العربية السعودية والمعايير والاصدارات الاخرى المعتمدة من الهيئة السعودية للمراجعين والمحاسبين</w:t>
+      </w:r>
+      <w:r>
+        <w:rPr>
+          <w:rFonts w:ascii="Arial" w:hAnsi="Arial" w:cs="Arial" w:hint="cs"/>
+          <w:sz w:val="26"/>
+          <w:szCs w:val="26"/>
+          <w:rtl/>
+        </w:rPr>
+        <w:t xml:space="preserve">، </w:t>
+      </w:r>
+      <w:r>
+        <w:rPr>
+          <w:rFonts w:ascii="Arial" w:hAnsi="Arial" w:cs="Arial"/>
+          <w:sz w:val="26"/>
+          <w:szCs w:val="26"/>
+          <w:rtl/>
+        </w:rPr>
+        <w:t>ووفقاً للأنظمة والتعليمات ذات العلاقة السارية في المملكة العربية السعودية</w:t>
+      </w:r>
+      <w:r>
+        <w:rPr>
+          <w:rFonts w:ascii="Arial" w:hAnsi="Arial" w:cs="Arial" w:hint="cs"/>
+          <w:sz w:val="26"/>
+          <w:szCs w:val="26"/>
+          <w:rtl/>
+        </w:rPr>
+        <w:t>.</w:t>
+      </w:r>
+    </w:p>
+    <w:p>
+      <w:pPr>
+        <w:spacing w:line="300" w:lineRule="exact"/>
+        <w:ind w:left="90" w:hanging="360"/>
+        <w:jc w:val="both"/>
+        <w:rPr>
+          <w:rFonts w:ascii="Arial" w:hAnsi="Arial" w:cs="Arial"/>
+          <w:sz w:val="26"/>
+          <w:szCs w:val="26"/>
+        </w:rPr>
+      </w:pPr>
+    </w:p>
+    <w:p>
+      <w:pPr>
+        <w:spacing w:line="300" w:lineRule="exact"/>
+        <w:ind w:left="90" w:hanging="360"/>
+        <w:jc w:val="both"/>
+        <w:rPr>
+          <w:rFonts w:ascii="Arial" w:hAnsi="Arial" w:cs="Arial"/>
+          <w:sz w:val="26"/>
+          <w:szCs w:val="26"/>
+        </w:rPr>
+      </w:pPr>
+      <w:r>
+        <w:rPr>
+          <w:rFonts w:ascii="Arial" w:hAnsi="Arial" w:cs="Arial" w:hint="cs"/>
+          <w:sz w:val="26"/>
+          <w:szCs w:val="26"/>
+          <w:rtl/>
+        </w:rPr>
+        <w:t xml:space="preserve">2. </w:t>
+      </w:r>
+      <w:r>
+        <w:rPr>
+          <w:rFonts w:ascii="Arial" w:hAnsi="Arial" w:cs="Arial"/>
+          <w:sz w:val="26"/>
+          <w:szCs w:val="26"/>
+          <w:rtl/>
+        </w:rPr>
+        <w:t xml:space="preserve">أننا نؤكد </w:t>
+      </w:r>
+      <w:r>
+        <w:rPr>
+          <w:rFonts w:ascii="Arial" w:hAnsi="Arial" w:cs="Arial" w:hint="cs"/>
+          <w:sz w:val="26"/>
+          <w:szCs w:val="26"/>
+          <w:rtl/>
+        </w:rPr>
+        <w:t xml:space="preserve">كإدارة </w:t>
+      </w:r>
+      <w:r>
+        <w:rPr>
+          <w:rFonts w:ascii="Arial" w:hAnsi="Arial" w:cs="Arial"/>
+          <w:sz w:val="26"/>
+          <w:szCs w:val="26"/>
+        </w:rPr>
+        <w:t>{</w:t>
+      </w:r>
+      <w:proofErr w:type="spellStart"/>
+      <w:r>
+        <w:rPr>
+          <w:rFonts w:ascii="Arial" w:hAnsi="Arial" w:cs="Arial"/>
+          <w:sz w:val="26"/>
+          <w:szCs w:val="26"/>
+        </w:rPr>
+        <w:t>entityFor</w:t>
+      </w:r>
+      <w:proofErr w:type="spellEnd"/>
+      <w:r>
+        <w:rPr>
+          <w:rFonts w:ascii="Arial" w:hAnsi="Arial" w:cs="Arial"/>
+          <w:sz w:val="26"/>
+          <w:szCs w:val="26"/>
+        </w:rPr>
+        <w:t>}</w:t>
+      </w:r>
+      <w:r>
+        <w:rPr>
+          <w:rFonts w:ascii="Arial" w:hAnsi="Arial" w:cs="Arial"/>
+          <w:sz w:val="26"/>
+          <w:szCs w:val="26"/>
+          <w:rtl/>
+        </w:rPr>
+        <w:t xml:space="preserve"> مسئوليتنا عن العرض العادل للقوائم المالية</w:t>
+      </w:r>
+      <w:r>
+        <w:rPr>
+          <w:rFonts w:ascii="Arial" w:hAnsi="Arial" w:cs="Arial" w:hint="cs"/>
+          <w:sz w:val="26"/>
+          <w:szCs w:val="26"/>
+          <w:rtl/>
+        </w:rPr>
+        <w:t xml:space="preserve"> </w:t>
+      </w:r>
+      <w:r>
+        <w:rPr>
+          <w:rFonts w:ascii="Arial" w:hAnsi="Arial" w:cs="Arial"/>
+          <w:sz w:val="26"/>
+          <w:szCs w:val="26"/>
+        </w:rPr>
+        <w:t xml:space="preserve">{#isProprietary} </w:t>
+      </w:r>
+      <w:r>
+        <w:rPr>
+          <w:rFonts w:ascii="Arial" w:hAnsi="Arial" w:cs="Arial"/>
+          <w:sz w:val="26"/>
+          <w:szCs w:val="26"/>
+          <w:rtl/>
+        </w:rPr>
+        <w:t>ذات الغرض الخاص</w:t>
+      </w:r>
+      <w:r>
+        <w:rPr>
+          <w:rFonts w:ascii="Arial" w:hAnsi="Arial" w:cs="Arial"/>
+          <w:sz w:val="26"/>
+          <w:szCs w:val="26"/>
+          <w:rtl/>
+        </w:rPr>
+        <w:t>{</w:t>
+      </w:r>
+      <w:proofErr w:type="spellStart"/>
+      <w:r>
+        <w:rPr>
+          <w:rFonts w:ascii="Arial" w:hAnsi="Arial" w:cs="Arial"/>
+          <w:sz w:val="26"/>
+          <w:szCs w:val="26"/>
+        </w:rPr>
+        <w:t>isProprietary</w:t>
+      </w:r>
+      <w:proofErr w:type="spellEnd"/>
+      <w:r>
+        <w:rPr>
+          <w:rFonts w:ascii="Arial" w:hAnsi="Arial" w:cs="Arial"/>
+          <w:sz w:val="26"/>
+          <w:szCs w:val="26"/>
+          <w:rtl/>
+        </w:rPr>
+        <w:t>/}</w:t>
+      </w:r>
+      <w:r>
+        <w:rPr>
+          <w:rFonts w:ascii="Arial" w:hAnsi="Arial" w:cs="Arial" w:hint="cs"/>
+          <w:sz w:val="26"/>
+          <w:szCs w:val="26"/>
+          <w:rtl/>
+        </w:rPr>
+        <w:t xml:space="preserve"> </w:t>
       </w:r>
       <w:r>
         <w:rPr>
@@ -1178,35 +1697,314 @@
           <w:szCs w:val="26"/>
           <w:rtl/>
         </w:rPr>
-        <w:t>رة ومتوسطة الحجم المعتمد في المملكة العربية السعودية والمعايير والاصدارات الاخرى المعتمدة من الهيئة السعودية للمراجعين والمحاسبين</w:t>
-      </w:r>
-      <w:r>
-        <w:rPr>
-          <w:rFonts w:ascii="Arial" w:hAnsi="Arial" w:cs="Arial" w:hint="cs"/>
-          <w:sz w:val="26"/>
-          <w:szCs w:val="26"/>
-          <w:rtl/>
-        </w:rPr>
-        <w:t xml:space="preserve">، </w:t>
-      </w:r>
-      <w:r>
-        <w:rPr>
-          <w:rFonts w:ascii="Arial" w:hAnsi="Arial" w:cs="Arial"/>
-          <w:sz w:val="26"/>
-          <w:szCs w:val="26"/>
-          <w:rtl/>
-        </w:rPr>
-        <w:t>ووفقاً للأنظمة والتعليمات ذات العلاقة السارية في المملكة العربية السعودية</w:t>
-      </w:r>
-      <w:r>
-        <w:rPr>
-          <w:rFonts w:ascii="Arial" w:hAnsi="Arial" w:cs="Arial" w:hint="cs"/>
-          <w:sz w:val="26"/>
-          <w:szCs w:val="26"/>
-          <w:rtl/>
-        </w:rPr>
-        <w:t>.</w:t>
-      </w:r>
+        <w:t>رة ومتوسطة الحجم المعتمد في المملكة العربية السعودية والمعايير والاصدارات الاخرى المعتمدة من الهيئة السعودية للمراجعين والمحاسبين.</w:t>
+      </w:r>
+      <w:r>
+        <w:rPr>
+          <w:rFonts w:ascii="Arial" w:hAnsi="Arial" w:cs="Arial"/>
+          <w:sz w:val="26"/>
+          <w:szCs w:val="26"/>
+        </w:rPr>
+        <w:t xml:space="preserve"> </w:t>
+      </w:r>
+      <w:r>
+        <w:rPr>
+          <w:rFonts w:ascii="Arial" w:hAnsi="Arial" w:cs="Arial" w:hint="cs"/>
+          <w:sz w:val="26"/>
+          <w:szCs w:val="26"/>
+          <w:rtl/>
+        </w:rPr>
+        <w:t xml:space="preserve"> </w:t>
+      </w:r>
+      <w:r>
+        <w:rPr>
+          <w:rFonts w:ascii="Arial" w:hAnsi="Arial" w:cs="Arial"/>
+          <w:sz w:val="26"/>
+          <w:szCs w:val="26"/>
+          <w:rtl/>
+        </w:rPr>
+        <w:t>نعتقد بأن القوائم المالية</w:t>
+      </w:r>
+      <w:r>
+        <w:rPr>
+          <w:rFonts w:ascii="Arial" w:hAnsi="Arial" w:cs="Arial" w:hint="cs"/>
+          <w:sz w:val="26"/>
+          <w:szCs w:val="26"/>
+          <w:rtl/>
+        </w:rPr>
+        <w:t xml:space="preserve"> </w:t>
+      </w:r>
+      <w:r>
+        <w:rPr>
+          <w:rFonts w:ascii="Arial" w:hAnsi="Arial" w:cs="Arial"/>
+          <w:sz w:val="26"/>
+          <w:szCs w:val="26"/>
+        </w:rPr>
+        <w:t xml:space="preserve">{#isProprietary} </w:t>
+      </w:r>
+      <w:r>
+        <w:rPr>
+          <w:rFonts w:ascii="Arial" w:hAnsi="Arial" w:cs="Arial"/>
+          <w:sz w:val="26"/>
+          <w:szCs w:val="26"/>
+          <w:rtl/>
+        </w:rPr>
+        <w:t>ذات الغرض الخاص</w:t>
+      </w:r>
+      <w:r>
+        <w:rPr>
+          <w:rFonts w:ascii="Arial" w:hAnsi="Arial" w:cs="Arial"/>
+          <w:sz w:val="26"/>
+          <w:szCs w:val="26"/>
+          <w:rtl/>
+        </w:rPr>
+        <w:t>{</w:t>
+      </w:r>
+      <w:proofErr w:type="spellStart"/>
+      <w:r>
+        <w:rPr>
+          <w:rFonts w:ascii="Arial" w:hAnsi="Arial" w:cs="Arial"/>
+          <w:sz w:val="26"/>
+          <w:szCs w:val="26"/>
+        </w:rPr>
+        <w:t>isProprietary</w:t>
+      </w:r>
+      <w:proofErr w:type="spellEnd"/>
+      <w:r>
+        <w:rPr>
+          <w:rFonts w:ascii="Arial" w:hAnsi="Arial" w:cs="Arial"/>
+          <w:sz w:val="26"/>
+          <w:szCs w:val="26"/>
+          <w:rtl/>
+        </w:rPr>
+        <w:t>/}</w:t>
+      </w:r>
+      <w:r>
+        <w:rPr>
+          <w:rFonts w:ascii="Arial" w:hAnsi="Arial" w:cs="Arial" w:hint="cs"/>
+          <w:sz w:val="26"/>
+          <w:szCs w:val="26"/>
+          <w:rtl/>
+        </w:rPr>
+        <w:t xml:space="preserve"> </w:t>
+      </w:r>
+      <w:r>
+        <w:rPr>
+          <w:rFonts w:ascii="Arial" w:hAnsi="Arial" w:cs="Arial"/>
+          <w:sz w:val="26"/>
+          <w:szCs w:val="26"/>
+          <w:rtl/>
+        </w:rPr>
+        <w:t>المشار إليها أعلاه تظهر بعدل، من كافة النواحي الجوهرية، المركز المالي</w:t>
+      </w:r>
+      <w:r>
+        <w:rPr>
+          <w:rFonts w:ascii="Arial" w:hAnsi="Arial" w:cs="Arial" w:hint="cs"/>
+          <w:sz w:val="26"/>
+          <w:szCs w:val="26"/>
+          <w:rtl/>
+        </w:rPr>
+        <w:t xml:space="preserve"> </w:t>
+      </w:r>
+      <w:r>
+        <w:rPr>
+          <w:rFonts w:ascii="Arial" w:hAnsi="Arial" w:cs="Arial"/>
+          <w:sz w:val="26"/>
+          <w:szCs w:val="26"/>
+        </w:rPr>
+        <w:t>{</w:t>
+      </w:r>
+      <w:proofErr w:type="spellStart"/>
+      <w:r>
+        <w:rPr>
+          <w:rFonts w:ascii="Arial" w:hAnsi="Arial" w:cs="Arial"/>
+          <w:sz w:val="26"/>
+          <w:szCs w:val="26"/>
+        </w:rPr>
+        <w:t>entityForThe</w:t>
+      </w:r>
+      <w:proofErr w:type="spellEnd"/>
+      <w:r>
+        <w:rPr>
+          <w:rFonts w:ascii="Arial" w:hAnsi="Arial" w:cs="Arial"/>
+          <w:sz w:val="26"/>
+          <w:szCs w:val="26"/>
+        </w:rPr>
+        <w:t>}</w:t>
+      </w:r>
+      <w:r>
+        <w:rPr>
+          <w:rFonts w:ascii="Arial" w:hAnsi="Arial" w:cs="Arial"/>
+          <w:sz w:val="26"/>
+          <w:szCs w:val="26"/>
+          <w:rtl/>
+        </w:rPr>
+        <w:t>وأدائها المالي</w:t>
+      </w:r>
+      <w:r>
+        <w:rPr>
+          <w:rFonts w:ascii="Arial" w:hAnsi="Arial" w:cs="Arial" w:hint="cs"/>
+          <w:sz w:val="26"/>
+          <w:szCs w:val="26"/>
+          <w:rtl/>
+        </w:rPr>
+        <w:t xml:space="preserve"> </w:t>
+      </w:r>
+      <w:r>
+        <w:rPr>
+          <w:rFonts w:ascii="Arial" w:hAnsi="Arial" w:cs="Arial"/>
+          <w:sz w:val="26"/>
+          <w:szCs w:val="26"/>
+          <w:rtl/>
+        </w:rPr>
+        <w:t>وتدفقاتها النقدية</w:t>
+      </w:r>
+      <w:r>
+        <w:rPr>
+          <w:rFonts w:ascii="Arial" w:hAnsi="Arial" w:cs="Arial" w:hint="cs"/>
+          <w:sz w:val="26"/>
+          <w:szCs w:val="26"/>
+          <w:rtl/>
+        </w:rPr>
+        <w:t xml:space="preserve"> </w:t>
+      </w:r>
+      <w:r>
+        <w:rPr>
+          <w:rFonts w:ascii="Arial" w:hAnsi="Arial" w:cs="Arial" w:hint="cs"/>
+          <w:sz w:val="26"/>
+          <w:szCs w:val="26"/>
+          <w:rtl/>
+        </w:rPr>
+        <w:t>وفقاً للمعيار الدولي للتقرير المالي للمنشآت صغ</w:t>
+      </w:r>
+      <w:r>
+        <w:rPr>
+          <w:rFonts w:ascii="Arial" w:hAnsi="Arial" w:cs="Arial" w:hint="cs"/>
+          <w:sz w:val="26"/>
+          <w:szCs w:val="26"/>
+          <w:rtl/>
+        </w:rPr>
+        <w:t>ي</w:t>
+      </w:r>
+      <w:r>
+        <w:rPr>
+          <w:rFonts w:ascii="Arial" w:hAnsi="Arial" w:cs="Arial" w:hint="cs"/>
+          <w:sz w:val="26"/>
+          <w:szCs w:val="26"/>
+          <w:rtl/>
+        </w:rPr>
+        <w:t>رة ومتوسطة الحجم المعتمد في المملكة العربية السعودية والمعايير والاصدارات الاخرى المعتمدة من الهيئة السعودية للمراجعين والمحاسبين.</w:t>
+      </w:r>
+      <w:r>
+        <w:rPr>
+          <w:rFonts w:ascii="Arial" w:hAnsi="Arial" w:cs="Arial"/>
+          <w:sz w:val="26"/>
+          <w:szCs w:val="26"/>
+        </w:rPr>
+        <w:t xml:space="preserve"> </w:t>
+      </w:r>
+      <w:r>
+        <w:rPr>
+          <w:rFonts w:ascii="Arial" w:hAnsi="Arial" w:cs="Arial" w:hint="cs"/>
+          <w:sz w:val="26"/>
+          <w:szCs w:val="26"/>
+          <w:rtl/>
+        </w:rPr>
+        <w:t xml:space="preserve"> </w:t>
+      </w:r>
+      <w:r>
+        <w:rPr>
+          <w:rFonts w:ascii="Arial" w:hAnsi="Arial" w:cs="Arial"/>
+          <w:sz w:val="26"/>
+          <w:szCs w:val="26"/>
+          <w:rtl/>
+        </w:rPr>
+        <w:t xml:space="preserve">وأنها خالية من أية أخطاء جوهرية بما في ذلك حالات السهو. كما أننا </w:t>
+      </w:r>
+      <w:r>
+        <w:rPr>
+          <w:rFonts w:ascii="Arial" w:hAnsi="Arial" w:cs="Arial" w:hint="cs"/>
+          <w:sz w:val="26"/>
+          <w:szCs w:val="26"/>
+          <w:rtl/>
+        </w:rPr>
+        <w:t>نؤكد موافقتنا على</w:t>
+      </w:r>
+      <w:r>
+        <w:rPr>
+          <w:rFonts w:ascii="Arial" w:hAnsi="Arial" w:cs="Arial"/>
+          <w:sz w:val="26"/>
+          <w:szCs w:val="26"/>
+          <w:rtl/>
+        </w:rPr>
+        <w:t xml:space="preserve"> القوائم المالية</w:t>
+      </w:r>
+      <w:r>
+        <w:rPr>
+          <w:rFonts w:ascii="Arial" w:hAnsi="Arial" w:cs="Arial" w:hint="cs"/>
+          <w:sz w:val="26"/>
+          <w:szCs w:val="26"/>
+          <w:rtl/>
+        </w:rPr>
+        <w:t xml:space="preserve"> </w:t>
+      </w:r>
+      <w:r>
+        <w:rPr>
+          <w:rFonts w:ascii="Arial" w:hAnsi="Arial" w:cs="Arial"/>
+          <w:sz w:val="26"/>
+          <w:szCs w:val="26"/>
+        </w:rPr>
+        <w:t xml:space="preserve">{#isProprietary} </w:t>
+      </w:r>
+      <w:r>
+        <w:rPr>
+          <w:rFonts w:ascii="Arial" w:hAnsi="Arial" w:cs="Arial"/>
+          <w:sz w:val="26"/>
+          <w:szCs w:val="26"/>
+          <w:rtl/>
+        </w:rPr>
+        <w:t>ذات الغرض الخاص</w:t>
+      </w:r>
+      <w:r>
+        <w:rPr>
+          <w:rFonts w:ascii="Arial" w:hAnsi="Arial" w:cs="Arial"/>
+          <w:sz w:val="26"/>
+          <w:szCs w:val="26"/>
+          <w:rtl/>
+        </w:rPr>
+        <w:t>{</w:t>
+      </w:r>
+      <w:proofErr w:type="spellStart"/>
+      <w:r>
+        <w:rPr>
+          <w:rFonts w:ascii="Arial" w:hAnsi="Arial" w:cs="Arial"/>
+          <w:sz w:val="26"/>
+          <w:szCs w:val="26"/>
+        </w:rPr>
+        <w:t>isProprietary</w:t>
+      </w:r>
+      <w:proofErr w:type="spellEnd"/>
+      <w:r>
+        <w:rPr>
+          <w:rFonts w:ascii="Arial" w:hAnsi="Arial" w:cs="Arial"/>
+          <w:sz w:val="26"/>
+          <w:szCs w:val="26"/>
+          <w:rtl/>
+        </w:rPr>
+        <w:t>/}</w:t>
+      </w:r>
+    </w:p>
+    <w:p>
+      <w:pPr>
+        <w:spacing w:line="300" w:lineRule="exact"/>
+        <w:ind w:left="720"/>
+        <w:jc w:val="both"/>
+        <w:rPr>
+          <w:rFonts w:ascii="Arial" w:hAnsi="Arial" w:cs="Arial"/>
+          <w:sz w:val="26"/>
+          <w:szCs w:val="26"/>
+        </w:rPr>
+      </w:pPr>
     </w:p>
     <w:p>
       <w:pPr>
@@ -1217,63 +2015,44 @@
           <w:rFonts w:ascii="Arial" w:hAnsi="Arial" w:cs="Arial"/>
           <w:sz w:val="26"/>
           <w:szCs w:val="26"/>
-        </w:rPr>
-      </w:pPr>
-    </w:p>
-    <w:p>
-      <w:pPr>
-        <w:spacing w:line="300" w:lineRule="exact"/>
-        <w:ind w:left="90" w:hanging="360"/>
-        <w:jc w:val="both"/>
-        <w:rPr>
-          <w:rFonts w:ascii="Arial" w:hAnsi="Arial" w:cs="Arial"/>
-          <w:sz w:val="26"/>
-          <w:szCs w:val="26"/>
-        </w:rPr>
-      </w:pPr>
-      <w:r>
-        <w:rPr>
-          <w:rFonts w:ascii="Arial" w:hAnsi="Arial" w:cs="Arial" w:hint="cs"/>
-          <w:sz w:val="26"/>
-          <w:szCs w:val="26"/>
-          <w:rtl/>
-        </w:rPr>
-        <w:t xml:space="preserve">2. </w:t>
-      </w:r>
-      <w:r>
-        <w:rPr>
-          <w:rFonts w:ascii="Arial" w:hAnsi="Arial" w:cs="Arial"/>
-          <w:sz w:val="26"/>
-          <w:szCs w:val="26"/>
-          <w:rtl/>
-        </w:rPr>
-        <w:t xml:space="preserve">أننا نؤكد </w:t>
-      </w:r>
-      <w:r>
-        <w:rPr>
-          <w:rFonts w:ascii="Arial" w:hAnsi="Arial" w:cs="Arial" w:hint="cs"/>
-          <w:sz w:val="26"/>
-          <w:szCs w:val="26"/>
-          <w:rtl/>
-        </w:rPr>
-        <w:t xml:space="preserve">كإدارة </w:t>
-      </w:r>
-      <w:r>
-        <w:rPr>
-          <w:rFonts w:ascii="Arial" w:hAnsi="Arial" w:cs="Arial"/>
-          <w:sz w:val="26"/>
-          <w:szCs w:val="26"/>
-        </w:rPr>
-        <w:t>{entityFor}</w:t>
-      </w:r>
-      <w:r>
-        <w:rPr>
-          <w:rFonts w:ascii="Arial" w:hAnsi="Arial" w:cs="Arial"/>
-          <w:sz w:val="26"/>
-          <w:szCs w:val="26"/>
-          <w:rtl/>
-        </w:rPr>
-        <w:t xml:space="preserve"> مسئوليتنا عن العرض العادل للقوائم المالية</w:t>
+          <w:rtl/>
+        </w:rPr>
+      </w:pPr>
+      <w:r>
+        <w:rPr>
+          <w:rFonts w:ascii="Arial" w:hAnsi="Arial" w:cs="Arial" w:hint="cs"/>
+          <w:sz w:val="26"/>
+          <w:szCs w:val="26"/>
+          <w:rtl/>
+        </w:rPr>
+        <w:t xml:space="preserve">3. </w:t>
+      </w:r>
+      <w:r>
+        <w:rPr>
+          <w:rFonts w:ascii="Arial" w:hAnsi="Arial" w:cs="Arial"/>
+          <w:sz w:val="26"/>
+          <w:szCs w:val="26"/>
+          <w:rtl/>
+        </w:rPr>
+        <w:t xml:space="preserve">تم </w:t>
+      </w:r>
+      <w:r>
+        <w:rPr>
+          <w:rFonts w:ascii="Arial" w:hAnsi="Arial" w:cs="Arial" w:hint="cs"/>
+          <w:sz w:val="26"/>
+          <w:szCs w:val="26"/>
+          <w:rtl/>
+        </w:rPr>
+        <w:t>توضيح</w:t>
+      </w:r>
+      <w:r>
+        <w:rPr>
+          <w:rFonts w:ascii="Arial" w:hAnsi="Arial" w:cs="Arial"/>
+          <w:sz w:val="26"/>
+          <w:szCs w:val="26"/>
+          <w:rtl/>
+        </w:rPr>
+        <w:t xml:space="preserve"> السياسات المحاسبية الهامة المتبعة في القوائم المالية</w:t>
       </w:r>
       <w:r>
         <w:rPr>
@@ -1306,8 +2085,28 @@
           <w:rFonts w:ascii="Arial" w:hAnsi="Arial" w:cs="Arial"/>
           <w:sz w:val="26"/>
           <w:szCs w:val="26"/>
-        </w:rPr>
-        <w:t>{/isProprietary}</w:t>
+          <w:rtl/>
+        </w:rPr>
+        <w:t>{</w:t>
+      </w:r>
+      <w:proofErr w:type="spellStart"/>
+      <w:r>
+        <w:rPr>
+          <w:rFonts w:ascii="Arial" w:hAnsi="Arial" w:cs="Arial"/>
+          <w:sz w:val="26"/>
+          <w:szCs w:val="26"/>
+        </w:rPr>
+        <w:t>isProprietary</w:t>
+      </w:r>
+      <w:proofErr w:type="spellEnd"/>
+      <w:r>
+        <w:rPr>
+          <w:rFonts w:ascii="Arial" w:hAnsi="Arial" w:cs="Arial"/>
+          <w:sz w:val="26"/>
+          <w:szCs w:val="26"/>
+          <w:rtl/>
+        </w:rPr>
+        <w:t>/}</w:t>
       </w:r>
       <w:r>
         <w:rPr>
@@ -1325,63 +2124,73 @@
           <w:szCs w:val="26"/>
           <w:rtl/>
         </w:rPr>
-        <w:t>وفقاً للمعيار الدولي للتقرير المالي للمنشآت صغ</w:t>
-      </w:r>
-      <w:r>
-        <w:rPr>
-          <w:rFonts w:ascii="Arial" w:hAnsi="Arial" w:cs="Arial" w:hint="cs"/>
-          <w:sz w:val="26"/>
-          <w:szCs w:val="26"/>
-          <w:rtl/>
-        </w:rPr>
-        <w:t>ي</w:t>
-      </w:r>
-      <w:r>
-        <w:rPr>
-          <w:rFonts w:ascii="Arial" w:hAnsi="Arial" w:cs="Arial" w:hint="cs"/>
-          <w:sz w:val="26"/>
-          <w:szCs w:val="26"/>
-          <w:rtl/>
-        </w:rPr>
-        <w:t>رة ومتوسطة الحجم المعتمد في المملكة العربية السعودية والمعايير والاصدارات الاخرى المعتمدة من الهيئة السعودية للمراجعين والمحاسبين.</w:t>
-      </w:r>
-      <w:r>
-        <w:rPr>
-          <w:rFonts w:ascii="Arial" w:hAnsi="Arial" w:cs="Arial"/>
-          <w:sz w:val="26"/>
-          <w:szCs w:val="26"/>
+        <w:t>المعدة من قبل الإدارة</w:t>
+      </w:r>
+      <w:r>
+        <w:rPr>
+          <w:rFonts w:ascii="Arial" w:hAnsi="Arial" w:cs="Arial"/>
+          <w:sz w:val="26"/>
+          <w:szCs w:val="26"/>
+          <w:rtl/>
+        </w:rPr>
+        <w:t xml:space="preserve"> بصورة ملائمة </w:t>
+      </w:r>
+      <w:r>
+        <w:rPr>
+          <w:rFonts w:ascii="Arial" w:hAnsi="Arial" w:cs="Arial" w:hint="cs"/>
+          <w:sz w:val="26"/>
+          <w:szCs w:val="26"/>
+          <w:rtl/>
+        </w:rPr>
+        <w:t>و</w:t>
+      </w:r>
+      <w:r>
+        <w:rPr>
+          <w:rFonts w:ascii="Arial" w:hAnsi="Arial" w:cs="Arial" w:hint="cs"/>
+          <w:sz w:val="26"/>
+          <w:szCs w:val="26"/>
+          <w:rtl/>
+        </w:rPr>
+        <w:t xml:space="preserve">التي </w:t>
+      </w:r>
+      <w:r>
+        <w:rPr>
+          <w:rFonts w:ascii="Arial" w:hAnsi="Arial" w:cs="Arial" w:hint="cs"/>
+          <w:sz w:val="26"/>
+          <w:szCs w:val="26"/>
+          <w:rtl/>
+        </w:rPr>
+        <w:t>تعتبر جزءاً لا يتجزأ من</w:t>
+      </w:r>
+      <w:r>
+        <w:rPr>
+          <w:rFonts w:ascii="Arial" w:hAnsi="Arial" w:cs="Arial" w:hint="cs"/>
+          <w:sz w:val="26"/>
+          <w:szCs w:val="26"/>
+          <w:rtl/>
+        </w:rPr>
+        <w:t xml:space="preserve"> هذه</w:t>
+      </w:r>
+      <w:r>
+        <w:rPr>
+          <w:rFonts w:ascii="Arial" w:hAnsi="Arial" w:cs="Arial" w:hint="cs"/>
+          <w:sz w:val="26"/>
+          <w:szCs w:val="26"/>
+          <w:rtl/>
+        </w:rPr>
+        <w:t xml:space="preserve"> القوائم المالية</w:t>
+      </w:r>
+      <w:r>
+        <w:rPr>
+          <w:rFonts w:ascii="Arial" w:hAnsi="Arial" w:cs="Arial" w:hint="cs"/>
+          <w:sz w:val="26"/>
+          <w:szCs w:val="26"/>
+          <w:rtl/>
         </w:rPr>
         <w:t xml:space="preserve"> </w:t>
       </w:r>
       <w:r>
         <w:rPr>
-          <w:rFonts w:ascii="Arial" w:hAnsi="Arial" w:cs="Arial" w:hint="cs"/>
-          <w:sz w:val="26"/>
-          <w:szCs w:val="26"/>
-          <w:rtl/>
-        </w:rPr>
-        <w:t xml:space="preserve"> </w:t>
-      </w:r>
-      <w:r>
-        <w:rPr>
-          <w:rFonts w:ascii="Arial" w:hAnsi="Arial" w:cs="Arial"/>
-          <w:sz w:val="26"/>
-          <w:szCs w:val="26"/>
-          <w:rtl/>
-        </w:rPr>
-        <w:t>نعتقد بأن القوائم المالية</w:t>
-      </w:r>
-      <w:r>
-        <w:rPr>
-          <w:rFonts w:ascii="Arial" w:hAnsi="Arial" w:cs="Arial" w:hint="cs"/>
-          <w:sz w:val="26"/>
-          <w:szCs w:val="26"/>
-          <w:rtl/>
-        </w:rPr>
-        <w:t xml:space="preserve"> </w:t>
-      </w:r>
-      <w:r>
-        <w:rPr>
           <w:rFonts w:ascii="Arial" w:hAnsi="Arial" w:cs="Arial"/>
           <w:sz w:val="26"/>
           <w:szCs w:val="26"/>
@@ -1402,385 +2211,28 @@
           <w:rFonts w:ascii="Arial" w:hAnsi="Arial" w:cs="Arial"/>
           <w:sz w:val="26"/>
           <w:szCs w:val="26"/>
-        </w:rPr>
-        <w:t>{/isProprietary}</w:t>
-      </w:r>
-      <w:r>
-        <w:rPr>
-          <w:rFonts w:ascii="Arial" w:hAnsi="Arial" w:cs="Arial" w:hint="cs"/>
-          <w:sz w:val="26"/>
-          <w:szCs w:val="26"/>
-          <w:rtl/>
-        </w:rPr>
-        <w:t xml:space="preserve"> </w:t>
-      </w:r>
-      <w:r>
-        <w:rPr>
-          <w:rFonts w:ascii="Arial" w:hAnsi="Arial" w:cs="Arial"/>
-          <w:sz w:val="26"/>
-          <w:szCs w:val="26"/>
-          <w:rtl/>
-        </w:rPr>
-        <w:t>المشار إليها أعلاه تظهر بعدل، من كافة النواحي الجوهرية، المركز المالي</w:t>
-      </w:r>
-      <w:r>
-        <w:rPr>
-          <w:rFonts w:ascii="Arial" w:hAnsi="Arial" w:cs="Arial" w:hint="cs"/>
-          <w:sz w:val="26"/>
-          <w:szCs w:val="26"/>
-          <w:rtl/>
-        </w:rPr>
-        <w:t xml:space="preserve"> </w:t>
-      </w:r>
-      <w:r>
-        <w:rPr>
-          <w:rFonts w:ascii="Arial" w:hAnsi="Arial" w:cs="Arial"/>
-          <w:sz w:val="26"/>
-          <w:szCs w:val="26"/>
-        </w:rPr>
-        <w:t>{entityForThe}</w:t>
-      </w:r>
-      <w:r>
-        <w:rPr>
-          <w:rFonts w:ascii="Arial" w:hAnsi="Arial" w:cs="Arial"/>
-          <w:sz w:val="26"/>
-          <w:szCs w:val="26"/>
-          <w:rtl/>
-        </w:rPr>
-        <w:t>وأدائها المالي</w:t>
-      </w:r>
-      <w:r>
-        <w:rPr>
-          <w:rFonts w:ascii="Arial" w:hAnsi="Arial" w:cs="Arial" w:hint="cs"/>
-          <w:sz w:val="26"/>
-          <w:szCs w:val="26"/>
-          <w:rtl/>
-        </w:rPr>
-        <w:t xml:space="preserve"> </w:t>
-      </w:r>
-      <w:r>
-        <w:rPr>
-          <w:rFonts w:ascii="Arial" w:hAnsi="Arial" w:cs="Arial"/>
-          <w:sz w:val="26"/>
-          <w:szCs w:val="26"/>
-          <w:rtl/>
-        </w:rPr>
-        <w:t>وتدفقاتها النقدية</w:t>
-      </w:r>
-      <w:r>
-        <w:rPr>
-          <w:rFonts w:ascii="Arial" w:hAnsi="Arial" w:cs="Arial" w:hint="cs"/>
-          <w:sz w:val="26"/>
-          <w:szCs w:val="26"/>
-          <w:rtl/>
-        </w:rPr>
-        <w:t xml:space="preserve"> </w:t>
-      </w:r>
-      <w:r>
-        <w:rPr>
-          <w:rFonts w:ascii="Arial" w:hAnsi="Arial" w:cs="Arial" w:hint="cs"/>
-          <w:sz w:val="26"/>
-          <w:szCs w:val="26"/>
-          <w:rtl/>
-        </w:rPr>
-        <w:t>وفقاً للمعيار الدولي للتقرير المالي للمنشآت صغ</w:t>
-      </w:r>
-      <w:r>
-        <w:rPr>
-          <w:rFonts w:ascii="Arial" w:hAnsi="Arial" w:cs="Arial" w:hint="cs"/>
-          <w:sz w:val="26"/>
-          <w:szCs w:val="26"/>
-          <w:rtl/>
-        </w:rPr>
-        <w:t>ي</w:t>
-      </w:r>
-      <w:r>
-        <w:rPr>
-          <w:rFonts w:ascii="Arial" w:hAnsi="Arial" w:cs="Arial" w:hint="cs"/>
-          <w:sz w:val="26"/>
-          <w:szCs w:val="26"/>
-          <w:rtl/>
-        </w:rPr>
-        <w:t>رة ومتوسطة الحجم المعتمد في المملكة العربية السعودية والمعايير والاصدارات الاخرى المعتمدة من الهيئة السعودية للمراجعين والمحاسبين.</w:t>
-      </w:r>
-      <w:r>
-        <w:rPr>
-          <w:rFonts w:ascii="Arial" w:hAnsi="Arial" w:cs="Arial"/>
-          <w:sz w:val="26"/>
-          <w:szCs w:val="26"/>
-        </w:rPr>
-        <w:t xml:space="preserve"> </w:t>
-      </w:r>
-      <w:r>
-        <w:rPr>
-          <w:rFonts w:ascii="Arial" w:hAnsi="Arial" w:cs="Arial" w:hint="cs"/>
-          <w:sz w:val="26"/>
-          <w:szCs w:val="26"/>
-          <w:rtl/>
-        </w:rPr>
-        <w:t xml:space="preserve"> </w:t>
-      </w:r>
-      <w:r>
-        <w:rPr>
-          <w:rFonts w:ascii="Arial" w:hAnsi="Arial" w:cs="Arial"/>
-          <w:sz w:val="26"/>
-          <w:szCs w:val="26"/>
-          <w:rtl/>
-        </w:rPr>
-        <w:t xml:space="preserve">وأنها خالية من أية أخطاء جوهرية بما في ذلك حالات السهو. كما أننا </w:t>
-      </w:r>
-      <w:r>
-        <w:rPr>
-          <w:rFonts w:ascii="Arial" w:hAnsi="Arial" w:cs="Arial" w:hint="cs"/>
-          <w:sz w:val="26"/>
-          <w:szCs w:val="26"/>
-          <w:rtl/>
-        </w:rPr>
-        <w:t>نؤكد موافقتنا على</w:t>
-      </w:r>
-      <w:r>
-        <w:rPr>
-          <w:rFonts w:ascii="Arial" w:hAnsi="Arial" w:cs="Arial"/>
-          <w:sz w:val="26"/>
-          <w:szCs w:val="26"/>
-          <w:rtl/>
-        </w:rPr>
-        <w:t xml:space="preserve"> القوائم المالية</w:t>
-      </w:r>
-      <w:r>
-        <w:rPr>
-          <w:rFonts w:ascii="Arial" w:hAnsi="Arial" w:cs="Arial" w:hint="cs"/>
-          <w:sz w:val="26"/>
-          <w:szCs w:val="26"/>
-          <w:rtl/>
-        </w:rPr>
-        <w:t xml:space="preserve"> </w:t>
-      </w:r>
-      <w:r>
-        <w:rPr>
-          <w:rFonts w:ascii="Arial" w:hAnsi="Arial" w:cs="Arial"/>
-          <w:sz w:val="26"/>
-          <w:szCs w:val="26"/>
-        </w:rPr>
-        <w:t xml:space="preserve">{#isProprietary} </w:t>
-      </w:r>
-      <w:r>
-        <w:rPr>
-          <w:rFonts w:ascii="Arial" w:hAnsi="Arial" w:cs="Arial"/>
-          <w:sz w:val="26"/>
-          <w:szCs w:val="26"/>
-          <w:rtl/>
-        </w:rPr>
-        <w:t>ذات الغرض الخاص</w:t>
-      </w:r>
-      <w:r>
-        <w:rPr>
-          <w:rFonts w:ascii="Arial" w:hAnsi="Arial" w:cs="Arial"/>
-          <w:sz w:val="26"/>
-          <w:szCs w:val="26"/>
-        </w:rPr>
-        <w:t>{/isProprietary}</w:t>
-      </w:r>
-    </w:p>
-    <w:p>
-      <w:pPr>
-        <w:spacing w:line="300" w:lineRule="exact"/>
-        <w:ind w:left="720"/>
-        <w:jc w:val="both"/>
-        <w:rPr>
-          <w:rFonts w:ascii="Arial" w:hAnsi="Arial" w:cs="Arial"/>
-          <w:sz w:val="26"/>
-          <w:szCs w:val="26"/>
-        </w:rPr>
-      </w:pPr>
-    </w:p>
-    <w:p>
-      <w:pPr>
-        <w:spacing w:line="300" w:lineRule="exact"/>
-        <w:ind w:left="90" w:hanging="360"/>
-        <w:jc w:val="both"/>
-        <w:rPr>
-          <w:rFonts w:ascii="Arial" w:hAnsi="Arial" w:cs="Arial"/>
-          <w:sz w:val="26"/>
-          <w:szCs w:val="26"/>
-          <w:rtl/>
-        </w:rPr>
-      </w:pPr>
-      <w:r>
-        <w:rPr>
-          <w:rFonts w:ascii="Arial" w:hAnsi="Arial" w:cs="Arial" w:hint="cs"/>
-          <w:sz w:val="26"/>
-          <w:szCs w:val="26"/>
-          <w:rtl/>
-        </w:rPr>
-        <w:t xml:space="preserve">3. </w:t>
-      </w:r>
-      <w:r>
-        <w:rPr>
-          <w:rFonts w:ascii="Arial" w:hAnsi="Arial" w:cs="Arial"/>
-          <w:sz w:val="26"/>
-          <w:szCs w:val="26"/>
-          <w:rtl/>
-        </w:rPr>
-        <w:t xml:space="preserve">تم </w:t>
-      </w:r>
-      <w:r>
-        <w:rPr>
-          <w:rFonts w:ascii="Arial" w:hAnsi="Arial" w:cs="Arial" w:hint="cs"/>
-          <w:sz w:val="26"/>
-          <w:szCs w:val="26"/>
-          <w:rtl/>
-        </w:rPr>
-        <w:t>توضيح</w:t>
-      </w:r>
-      <w:r>
-        <w:rPr>
-          <w:rFonts w:ascii="Arial" w:hAnsi="Arial" w:cs="Arial"/>
-          <w:sz w:val="26"/>
-          <w:szCs w:val="26"/>
-          <w:rtl/>
-        </w:rPr>
-        <w:t xml:space="preserve"> السياسات المحاسبية الهامة المتبعة في القوائم المالية</w:t>
-      </w:r>
-      <w:r>
-        <w:rPr>
-          <w:rFonts w:ascii="Arial" w:hAnsi="Arial" w:cs="Arial" w:hint="cs"/>
-          <w:sz w:val="26"/>
-          <w:szCs w:val="26"/>
-          <w:rtl/>
-        </w:rPr>
-        <w:t xml:space="preserve"> </w:t>
-      </w:r>
-      <w:r>
-        <w:rPr>
-          <w:rFonts w:ascii="Arial" w:hAnsi="Arial" w:cs="Arial"/>
-          <w:sz w:val="26"/>
-          <w:szCs w:val="26"/>
-        </w:rPr>
-        <w:t xml:space="preserve">{#isProprietary} </w:t>
-      </w:r>
-      <w:r>
-        <w:rPr>
-          <w:rFonts w:ascii="Arial" w:hAnsi="Arial" w:cs="Arial"/>
-          <w:sz w:val="26"/>
-          <w:szCs w:val="26"/>
-          <w:rtl/>
-        </w:rPr>
-        <w:t>ذات الغرض الخاص</w:t>
-      </w:r>
-      <w:r>
-        <w:rPr>
-          <w:rFonts w:ascii="Arial" w:hAnsi="Arial" w:cs="Arial"/>
-          <w:sz w:val="26"/>
-          <w:szCs w:val="26"/>
-        </w:rPr>
-        <w:t>{/isProprietary}</w:t>
-      </w:r>
-      <w:r>
-        <w:rPr>
-          <w:rFonts w:ascii="Arial" w:hAnsi="Arial" w:cs="Arial" w:hint="cs"/>
-          <w:sz w:val="26"/>
-          <w:szCs w:val="26"/>
-          <w:rtl/>
-        </w:rPr>
-        <w:t xml:space="preserve"> </w:t>
-      </w:r>
-      <w:r>
-        <w:rPr>
-          <w:rFonts w:ascii="Arial" w:hAnsi="Arial" w:cs="Arial" w:hint="cs"/>
-          <w:sz w:val="26"/>
-          <w:szCs w:val="26"/>
-          <w:rtl/>
-        </w:rPr>
-        <w:t>المعدة من قبل الإدارة</w:t>
-      </w:r>
-      <w:r>
-        <w:rPr>
-          <w:rFonts w:ascii="Arial" w:hAnsi="Arial" w:cs="Arial"/>
-          <w:sz w:val="26"/>
-          <w:szCs w:val="26"/>
-          <w:rtl/>
-        </w:rPr>
-        <w:t xml:space="preserve"> بصورة ملائمة </w:t>
-      </w:r>
-      <w:r>
-        <w:rPr>
-          <w:rFonts w:ascii="Arial" w:hAnsi="Arial" w:cs="Arial" w:hint="cs"/>
-          <w:sz w:val="26"/>
-          <w:szCs w:val="26"/>
-          <w:rtl/>
-        </w:rPr>
-        <w:t>و</w:t>
-      </w:r>
-      <w:r>
-        <w:rPr>
-          <w:rFonts w:ascii="Arial" w:hAnsi="Arial" w:cs="Arial" w:hint="cs"/>
-          <w:sz w:val="26"/>
-          <w:szCs w:val="26"/>
-          <w:rtl/>
-        </w:rPr>
-        <w:t xml:space="preserve">التي </w:t>
-      </w:r>
-      <w:r>
-        <w:rPr>
-          <w:rFonts w:ascii="Arial" w:hAnsi="Arial" w:cs="Arial" w:hint="cs"/>
-          <w:sz w:val="26"/>
-          <w:szCs w:val="26"/>
-          <w:rtl/>
-        </w:rPr>
-        <w:t>تعتبر جزءاً لا يتجزأ من</w:t>
-      </w:r>
-      <w:r>
-        <w:rPr>
-          <w:rFonts w:ascii="Arial" w:hAnsi="Arial" w:cs="Arial" w:hint="cs"/>
-          <w:sz w:val="26"/>
-          <w:szCs w:val="26"/>
-          <w:rtl/>
-        </w:rPr>
-        <w:t xml:space="preserve"> هذه</w:t>
-      </w:r>
-      <w:r>
-        <w:rPr>
-          <w:rFonts w:ascii="Arial" w:hAnsi="Arial" w:cs="Arial" w:hint="cs"/>
-          <w:sz w:val="26"/>
-          <w:szCs w:val="26"/>
-          <w:rtl/>
-        </w:rPr>
-        <w:t xml:space="preserve"> القوائم المالية</w:t>
-      </w:r>
-      <w:r>
-        <w:rPr>
-          <w:rFonts w:ascii="Arial" w:hAnsi="Arial" w:cs="Arial" w:hint="cs"/>
-          <w:sz w:val="26"/>
-          <w:szCs w:val="26"/>
-          <w:rtl/>
-        </w:rPr>
-        <w:t xml:space="preserve"> </w:t>
-      </w:r>
-      <w:r>
-        <w:rPr>
-          <w:rFonts w:ascii="Arial" w:hAnsi="Arial" w:cs="Arial"/>
-          <w:sz w:val="26"/>
-          <w:szCs w:val="26"/>
-        </w:rPr>
-        <w:t xml:space="preserve">{#isProprietary} </w:t>
-      </w:r>
-      <w:r>
-        <w:rPr>
-          <w:rFonts w:ascii="Arial" w:hAnsi="Arial" w:cs="Arial"/>
-          <w:sz w:val="26"/>
-          <w:szCs w:val="26"/>
-          <w:rtl/>
-        </w:rPr>
-        <w:t>ذات الغرض الخاص</w:t>
-      </w:r>
-      <w:r>
-        <w:rPr>
-          <w:rFonts w:ascii="Arial" w:hAnsi="Arial" w:cs="Arial"/>
-          <w:sz w:val="26"/>
-          <w:szCs w:val="26"/>
-        </w:rPr>
-        <w:t>{/isProprietary}</w:t>
+          <w:rtl/>
+        </w:rPr>
+        <w:t>{</w:t>
+      </w:r>
+      <w:proofErr w:type="spellStart"/>
+      <w:r>
+        <w:rPr>
+          <w:rFonts w:ascii="Arial" w:hAnsi="Arial" w:cs="Arial"/>
+          <w:sz w:val="26"/>
+          <w:szCs w:val="26"/>
+        </w:rPr>
+        <w:t>isProprietary</w:t>
+      </w:r>
+      <w:proofErr w:type="spellEnd"/>
+      <w:r>
+        <w:rPr>
+          <w:rFonts w:ascii="Arial" w:hAnsi="Arial" w:cs="Arial"/>
+          <w:sz w:val="26"/>
+          <w:szCs w:val="26"/>
+          <w:rtl/>
+        </w:rPr>
+        <w:t>/}</w:t>
       </w:r>
     </w:p>
     <w:p>
@@ -1856,8 +2308,28 @@
           <w:rFonts w:ascii="Arial" w:hAnsi="Arial" w:cs="Arial"/>
           <w:sz w:val="26"/>
           <w:szCs w:val="26"/>
-        </w:rPr>
-        <w:t>{/isProprietary}</w:t>
+          <w:rtl/>
+        </w:rPr>
+        <w:t>{</w:t>
+      </w:r>
+      <w:proofErr w:type="spellStart"/>
+      <w:r>
+        <w:rPr>
+          <w:rFonts w:ascii="Arial" w:hAnsi="Arial" w:cs="Arial"/>
+          <w:sz w:val="26"/>
+          <w:szCs w:val="26"/>
+        </w:rPr>
+        <w:t>isProprietary</w:t>
+      </w:r>
+      <w:proofErr w:type="spellEnd"/>
+      <w:r>
+        <w:rPr>
+          <w:rFonts w:ascii="Arial" w:hAnsi="Arial" w:cs="Arial"/>
+          <w:sz w:val="26"/>
+          <w:szCs w:val="26"/>
+          <w:rtl/>
+        </w:rPr>
+        <w:t>/}</w:t>
       </w:r>
       <w:r>
         <w:rPr>
@@ -1972,7 +2444,25 @@
           <w:sz w:val="26"/>
           <w:szCs w:val="26"/>
         </w:rPr>
-        <w:t>{entityForThe}</w:t>
+        <w:t>{</w:t>
+      </w:r>
+      <w:proofErr w:type="spellStart"/>
+      <w:r>
+        <w:rPr>
+          <w:rFonts w:ascii="Arial" w:hAnsi="Arial" w:cs="Arial"/>
+          <w:sz w:val="26"/>
+          <w:szCs w:val="26"/>
+        </w:rPr>
+        <w:t>entityForThe</w:t>
+      </w:r>
+      <w:proofErr w:type="spellEnd"/>
+      <w:r>
+        <w:rPr>
+          <w:rFonts w:ascii="Arial" w:hAnsi="Arial" w:cs="Arial"/>
+          <w:sz w:val="26"/>
+          <w:szCs w:val="26"/>
+        </w:rPr>
+        <w:t>}</w:t>
       </w:r>
       <w:r>
         <w:rPr>
@@ -1989,7 +2479,25 @@
           <w:sz w:val="26"/>
           <w:szCs w:val="26"/>
         </w:rPr>
-        <w:t>{entityThe}</w:t>
+        <w:t>{</w:t>
+      </w:r>
+      <w:proofErr w:type="spellStart"/>
+      <w:r>
+        <w:rPr>
+          <w:rFonts w:ascii="Arial" w:hAnsi="Arial" w:cs="Arial"/>
+          <w:sz w:val="26"/>
+          <w:szCs w:val="26"/>
+        </w:rPr>
+        <w:t>entityThe</w:t>
+      </w:r>
+      <w:proofErr w:type="spellEnd"/>
+      <w:r>
+        <w:rPr>
+          <w:rFonts w:ascii="Arial" w:hAnsi="Arial" w:cs="Arial"/>
+          <w:sz w:val="26"/>
+          <w:szCs w:val="26"/>
+        </w:rPr>
+        <w:t>}</w:t>
       </w:r>
       <w:r>
         <w:rPr>
@@ -2216,8 +2724,28 @@
           <w:rFonts w:ascii="Arial" w:hAnsi="Arial" w:cs="Arial"/>
           <w:sz w:val="26"/>
           <w:szCs w:val="26"/>
-        </w:rPr>
-        <w:t>{/isProprietary}</w:t>
+          <w:rtl/>
+        </w:rPr>
+        <w:t>{</w:t>
+      </w:r>
+      <w:proofErr w:type="spellStart"/>
+      <w:r>
+        <w:rPr>
+          <w:rFonts w:ascii="Arial" w:hAnsi="Arial" w:cs="Arial"/>
+          <w:sz w:val="26"/>
+          <w:szCs w:val="26"/>
+        </w:rPr>
+        <w:t>isProprietary</w:t>
+      </w:r>
+      <w:proofErr w:type="spellEnd"/>
+      <w:r>
+        <w:rPr>
+          <w:rFonts w:ascii="Arial" w:hAnsi="Arial" w:cs="Arial"/>
+          <w:sz w:val="26"/>
+          <w:szCs w:val="26"/>
+          <w:rtl/>
+        </w:rPr>
+        <w:t>/}</w:t>
       </w:r>
     </w:p>
     <w:p>
@@ -2414,7 +2942,25 @@
           <w:sz w:val="26"/>
           <w:szCs w:val="26"/>
         </w:rPr>
-        <w:t>{entityThe}</w:t>
+        <w:t>{</w:t>
+      </w:r>
+      <w:proofErr w:type="spellStart"/>
+      <w:r>
+        <w:rPr>
+          <w:rFonts w:ascii="Arial" w:hAnsi="Arial" w:cs="Arial"/>
+          <w:sz w:val="26"/>
+          <w:szCs w:val="26"/>
+        </w:rPr>
+        <w:t>entityThe</w:t>
+      </w:r>
+      <w:proofErr w:type="spellEnd"/>
+      <w:r>
+        <w:rPr>
+          <w:rFonts w:ascii="Arial" w:hAnsi="Arial" w:cs="Arial"/>
+          <w:sz w:val="26"/>
+          <w:szCs w:val="26"/>
+        </w:rPr>
+        <w:t>}</w:t>
       </w:r>
       <w:r>
         <w:rPr>
@@ -2685,6 +3231,7 @@
         </w:rPr>
         <w:t>{</w:t>
       </w:r>
+      <w:proofErr w:type="spellStart"/>
       <w:r>
         <w:rPr>
           <w:rFonts w:ascii="Arial" w:hAnsi="Arial" w:cs="Arial"/>
@@ -2693,6 +3240,7 @@
         </w:rPr>
         <w:t>entityThe</w:t>
       </w:r>
+      <w:proofErr w:type="spellEnd"/>
       <w:r>
         <w:rPr>
           <w:rFonts w:ascii="Arial" w:hAnsi="Arial" w:cs="Arial"/>
@@ -2843,15 +3391,53 @@
           <w:szCs w:val="26"/>
           <w:rtl/>
         </w:rPr>
-        <w:t xml:space="preserve">ليس لدينا علم اي احتيال او اشتباه في حدوث احتيال يؤثرعلى </w:t>
-      </w:r>
-      <w:r>
-        <w:rPr>
-          <w:rFonts w:ascii="Arial" w:hAnsi="Arial" w:cs="Arial"/>
-          <w:sz w:val="26"/>
-          <w:szCs w:val="26"/>
-        </w:rPr>
-        <w:t>{entityThe}</w:t>
+        <w:t xml:space="preserve">ليس لدينا علم اي احتيال او اشتباه في حدوث احتيال </w:t>
+      </w:r>
+      <w:proofErr w:type="spellStart"/>
+      <w:r>
+        <w:rPr>
+          <w:rFonts w:ascii="Arial" w:hAnsi="Arial" w:cs="Arial" w:hint="cs"/>
+          <w:sz w:val="26"/>
+          <w:szCs w:val="26"/>
+          <w:rtl/>
+        </w:rPr>
+        <w:t>يؤثرعلى</w:t>
+      </w:r>
+      <w:proofErr w:type="spellEnd"/>
+      <w:r>
+        <w:rPr>
+          <w:rFonts w:ascii="Arial" w:hAnsi="Arial" w:cs="Arial" w:hint="cs"/>
+          <w:sz w:val="26"/>
+          <w:szCs w:val="26"/>
+          <w:rtl/>
+        </w:rPr>
+        <w:t xml:space="preserve"> </w:t>
+      </w:r>
+      <w:r>
+        <w:rPr>
+          <w:rFonts w:ascii="Arial" w:hAnsi="Arial" w:cs="Arial"/>
+          <w:sz w:val="26"/>
+          <w:szCs w:val="26"/>
+        </w:rPr>
+        <w:t>{</w:t>
+      </w:r>
+      <w:proofErr w:type="spellStart"/>
+      <w:r>
+        <w:rPr>
+          <w:rFonts w:ascii="Arial" w:hAnsi="Arial" w:cs="Arial"/>
+          <w:sz w:val="26"/>
+          <w:szCs w:val="26"/>
+        </w:rPr>
+        <w:t>entityThe</w:t>
+      </w:r>
+      <w:proofErr w:type="spellEnd"/>
+      <w:r>
+        <w:rPr>
+          <w:rFonts w:ascii="Arial" w:hAnsi="Arial" w:cs="Arial"/>
+          <w:sz w:val="26"/>
+          <w:szCs w:val="26"/>
+        </w:rPr>
+        <w:t>}</w:t>
       </w:r>
       <w:r>
         <w:rPr>
@@ -2893,8 +3479,28 @@
           <w:rFonts w:ascii="Arial" w:hAnsi="Arial" w:cs="Arial"/>
           <w:sz w:val="26"/>
           <w:szCs w:val="26"/>
-        </w:rPr>
-        <w:t>{/isProprietary}</w:t>
+          <w:rtl/>
+        </w:rPr>
+        <w:t>{</w:t>
+      </w:r>
+      <w:proofErr w:type="spellStart"/>
+      <w:r>
+        <w:rPr>
+          <w:rFonts w:ascii="Arial" w:hAnsi="Arial" w:cs="Arial"/>
+          <w:sz w:val="26"/>
+          <w:szCs w:val="26"/>
+        </w:rPr>
+        <w:t>isProprietary</w:t>
+      </w:r>
+      <w:proofErr w:type="spellEnd"/>
+      <w:r>
+        <w:rPr>
+          <w:rFonts w:ascii="Arial" w:hAnsi="Arial" w:cs="Arial"/>
+          <w:sz w:val="26"/>
+          <w:szCs w:val="26"/>
+          <w:rtl/>
+        </w:rPr>
+        <w:t>/}</w:t>
       </w:r>
       <w:r>
         <w:rPr>
@@ -3051,8 +3657,28 @@
           <w:rFonts w:ascii="Arial" w:hAnsi="Arial" w:cs="Arial"/>
           <w:sz w:val="26"/>
           <w:szCs w:val="26"/>
-        </w:rPr>
-        <w:t>{/isProprietary}</w:t>
+          <w:rtl/>
+        </w:rPr>
+        <w:t>{</w:t>
+      </w:r>
+      <w:proofErr w:type="spellStart"/>
+      <w:r>
+        <w:rPr>
+          <w:rFonts w:ascii="Arial" w:hAnsi="Arial" w:cs="Arial"/>
+          <w:sz w:val="26"/>
+          <w:szCs w:val="26"/>
+        </w:rPr>
+        <w:t>isProprietary</w:t>
+      </w:r>
+      <w:proofErr w:type="spellEnd"/>
+      <w:r>
+        <w:rPr>
+          <w:rFonts w:ascii="Arial" w:hAnsi="Arial" w:cs="Arial"/>
+          <w:sz w:val="26"/>
+          <w:szCs w:val="26"/>
+          <w:rtl/>
+        </w:rPr>
+        <w:t>/}</w:t>
       </w:r>
       <w:r>
         <w:rPr>
@@ -3069,7 +3695,25 @@
           <w:sz w:val="26"/>
           <w:szCs w:val="26"/>
         </w:rPr>
-        <w:t>{entityForThe}</w:t>
+        <w:t>{</w:t>
+      </w:r>
+      <w:proofErr w:type="spellStart"/>
+      <w:r>
+        <w:rPr>
+          <w:rFonts w:ascii="Arial" w:hAnsi="Arial" w:cs="Arial"/>
+          <w:sz w:val="26"/>
+          <w:szCs w:val="26"/>
+        </w:rPr>
+        <w:t>entityForThe</w:t>
+      </w:r>
+      <w:proofErr w:type="spellEnd"/>
+      <w:r>
+        <w:rPr>
+          <w:rFonts w:ascii="Arial" w:hAnsi="Arial" w:cs="Arial"/>
+          <w:sz w:val="26"/>
+          <w:szCs w:val="26"/>
+        </w:rPr>
+        <w:t>}</w:t>
       </w:r>
       <w:r>
         <w:rPr>
@@ -3131,7 +3775,25 @@
           <w:sz w:val="26"/>
           <w:szCs w:val="26"/>
         </w:rPr>
-        <w:t>{entityForThe}</w:t>
+        <w:t>{</w:t>
+      </w:r>
+      <w:proofErr w:type="spellStart"/>
+      <w:r>
+        <w:rPr>
+          <w:rFonts w:ascii="Arial" w:hAnsi="Arial" w:cs="Arial"/>
+          <w:sz w:val="26"/>
+          <w:szCs w:val="26"/>
+        </w:rPr>
+        <w:t>entityForThe</w:t>
+      </w:r>
+      <w:proofErr w:type="spellEnd"/>
+      <w:r>
+        <w:rPr>
+          <w:rFonts w:ascii="Arial" w:hAnsi="Arial" w:cs="Arial"/>
+          <w:sz w:val="26"/>
+          <w:szCs w:val="26"/>
+        </w:rPr>
+        <w:t>}</w:t>
       </w:r>
       <w:r>
         <w:rPr>
@@ -3311,8 +3973,28 @@
           <w:rFonts w:ascii="Arial" w:hAnsi="Arial" w:cs="Arial"/>
           <w:sz w:val="26"/>
           <w:szCs w:val="26"/>
-        </w:rPr>
-        <w:t>{/isProprietary}</w:t>
+          <w:rtl/>
+        </w:rPr>
+        <w:t>{</w:t>
+      </w:r>
+      <w:proofErr w:type="spellStart"/>
+      <w:r>
+        <w:rPr>
+          <w:rFonts w:ascii="Arial" w:hAnsi="Arial" w:cs="Arial"/>
+          <w:sz w:val="26"/>
+          <w:szCs w:val="26"/>
+        </w:rPr>
+        <w:t>isProprietary</w:t>
+      </w:r>
+      <w:proofErr w:type="spellEnd"/>
+      <w:r>
+        <w:rPr>
+          <w:rFonts w:ascii="Arial" w:hAnsi="Arial" w:cs="Arial"/>
+          <w:sz w:val="26"/>
+          <w:szCs w:val="26"/>
+          <w:rtl/>
+        </w:rPr>
+        <w:t>/}</w:t>
       </w:r>
       <w:r>
         <w:rPr>
@@ -3471,8 +4153,28 @@
           <w:rFonts w:ascii="Arial" w:hAnsi="Arial" w:cs="Arial"/>
           <w:sz w:val="26"/>
           <w:szCs w:val="26"/>
-        </w:rPr>
-        <w:t>{/isProprietary}</w:t>
+          <w:rtl/>
+        </w:rPr>
+        <w:t>{</w:t>
+      </w:r>
+      <w:proofErr w:type="spellStart"/>
+      <w:r>
+        <w:rPr>
+          <w:rFonts w:ascii="Arial" w:hAnsi="Arial" w:cs="Arial"/>
+          <w:sz w:val="26"/>
+          <w:szCs w:val="26"/>
+        </w:rPr>
+        <w:t>isProprietary</w:t>
+      </w:r>
+      <w:proofErr w:type="spellEnd"/>
+      <w:r>
+        <w:rPr>
+          <w:rFonts w:ascii="Arial" w:hAnsi="Arial" w:cs="Arial"/>
+          <w:sz w:val="26"/>
+          <w:szCs w:val="26"/>
+          <w:rtl/>
+        </w:rPr>
+        <w:t>/}</w:t>
       </w:r>
       <w:r>
         <w:rPr>
@@ -3725,8 +4427,28 @@
           <w:rFonts w:ascii="Arial" w:hAnsi="Arial" w:cs="Arial"/>
           <w:sz w:val="26"/>
           <w:szCs w:val="26"/>
-        </w:rPr>
-        <w:t>{/isProprietary}</w:t>
+          <w:rtl/>
+        </w:rPr>
+        <w:t>{</w:t>
+      </w:r>
+      <w:proofErr w:type="spellStart"/>
+      <w:r>
+        <w:rPr>
+          <w:rFonts w:ascii="Arial" w:hAnsi="Arial" w:cs="Arial"/>
+          <w:sz w:val="26"/>
+          <w:szCs w:val="26"/>
+        </w:rPr>
+        <w:t>isProprietary</w:t>
+      </w:r>
+      <w:proofErr w:type="spellEnd"/>
+      <w:r>
+        <w:rPr>
+          <w:rFonts w:ascii="Arial" w:hAnsi="Arial" w:cs="Arial"/>
+          <w:sz w:val="26"/>
+          <w:szCs w:val="26"/>
+          <w:rtl/>
+        </w:rPr>
+        <w:t>/}</w:t>
       </w:r>
       <w:r>
         <w:rPr>
@@ -3835,8 +4557,28 @@
           <w:rFonts w:ascii="Arial" w:hAnsi="Arial" w:cs="Arial"/>
           <w:sz w:val="26"/>
           <w:szCs w:val="26"/>
-        </w:rPr>
-        <w:t>{/isProprietary}</w:t>
+          <w:rtl/>
+        </w:rPr>
+        <w:t>{</w:t>
+      </w:r>
+      <w:proofErr w:type="spellStart"/>
+      <w:r>
+        <w:rPr>
+          <w:rFonts w:ascii="Arial" w:hAnsi="Arial" w:cs="Arial"/>
+          <w:sz w:val="26"/>
+          <w:szCs w:val="26"/>
+        </w:rPr>
+        <w:t>isProprietary</w:t>
+      </w:r>
+      <w:proofErr w:type="spellEnd"/>
+      <w:r>
+        <w:rPr>
+          <w:rFonts w:ascii="Arial" w:hAnsi="Arial" w:cs="Arial"/>
+          <w:sz w:val="26"/>
+          <w:szCs w:val="26"/>
+          <w:rtl/>
+        </w:rPr>
+        <w:t>/}</w:t>
       </w:r>
       <w:r>
         <w:rPr>
@@ -4245,8 +4987,28 @@
           <w:rFonts w:ascii="Arial" w:hAnsi="Arial" w:cs="Arial"/>
           <w:sz w:val="26"/>
           <w:szCs w:val="26"/>
-        </w:rPr>
-        <w:t>{/isProprietary}</w:t>
+          <w:rtl/>
+        </w:rPr>
+        <w:t>{</w:t>
+      </w:r>
+      <w:proofErr w:type="spellStart"/>
+      <w:r>
+        <w:rPr>
+          <w:rFonts w:ascii="Arial" w:hAnsi="Arial" w:cs="Arial"/>
+          <w:sz w:val="26"/>
+          <w:szCs w:val="26"/>
+        </w:rPr>
+        <w:t>isProprietary</w:t>
+      </w:r>
+      <w:proofErr w:type="spellEnd"/>
+      <w:r>
+        <w:rPr>
+          <w:rFonts w:ascii="Arial" w:hAnsi="Arial" w:cs="Arial"/>
+          <w:sz w:val="26"/>
+          <w:szCs w:val="26"/>
+          <w:rtl/>
+        </w:rPr>
+        <w:t>/}</w:t>
       </w:r>
       <w:r>
         <w:rPr>
@@ -4363,8 +5125,28 @@
           <w:rFonts w:ascii="Arial" w:hAnsi="Arial" w:cs="Arial"/>
           <w:sz w:val="26"/>
           <w:szCs w:val="26"/>
-        </w:rPr>
-        <w:t>{/isProprietary}</w:t>
+          <w:rtl/>
+        </w:rPr>
+        <w:t>{</w:t>
+      </w:r>
+      <w:proofErr w:type="spellStart"/>
+      <w:r>
+        <w:rPr>
+          <w:rFonts w:ascii="Arial" w:hAnsi="Arial" w:cs="Arial"/>
+          <w:sz w:val="26"/>
+          <w:szCs w:val="26"/>
+        </w:rPr>
+        <w:t>isProprietary</w:t>
+      </w:r>
+      <w:proofErr w:type="spellEnd"/>
+      <w:r>
+        <w:rPr>
+          <w:rFonts w:ascii="Arial" w:hAnsi="Arial" w:cs="Arial"/>
+          <w:sz w:val="26"/>
+          <w:szCs w:val="26"/>
+          <w:rtl/>
+        </w:rPr>
+        <w:t>/}</w:t>
       </w:r>
       <w:r>
         <w:rPr>
@@ -4531,7 +5313,25 @@
           <w:sz w:val="26"/>
           <w:szCs w:val="26"/>
         </w:rPr>
-        <w:t>{entityThe}</w:t>
+        <w:t>{</w:t>
+      </w:r>
+      <w:proofErr w:type="spellStart"/>
+      <w:r>
+        <w:rPr>
+          <w:rFonts w:ascii="Arial" w:hAnsi="Arial" w:cs="Arial"/>
+          <w:sz w:val="26"/>
+          <w:szCs w:val="26"/>
+        </w:rPr>
+        <w:t>entityThe</w:t>
+      </w:r>
+      <w:proofErr w:type="spellEnd"/>
+      <w:r>
+        <w:rPr>
+          <w:rFonts w:ascii="Arial" w:hAnsi="Arial" w:cs="Arial"/>
+          <w:sz w:val="26"/>
+          <w:szCs w:val="26"/>
+        </w:rPr>
+        <w:t>}</w:t>
       </w:r>
       <w:r>
         <w:rPr>
@@ -4642,7 +5442,25 @@
           <w:sz w:val="26"/>
           <w:szCs w:val="26"/>
         </w:rPr>
-        <w:t>{entityFor}</w:t>
+        <w:t>{</w:t>
+      </w:r>
+      <w:proofErr w:type="spellStart"/>
+      <w:r>
+        <w:rPr>
+          <w:rFonts w:ascii="Arial" w:hAnsi="Arial" w:cs="Arial"/>
+          <w:sz w:val="26"/>
+          <w:szCs w:val="26"/>
+        </w:rPr>
+        <w:t>entityFor</w:t>
+      </w:r>
+      <w:proofErr w:type="spellEnd"/>
+      <w:r>
+        <w:rPr>
+          <w:rFonts w:ascii="Arial" w:hAnsi="Arial" w:cs="Arial"/>
+          <w:sz w:val="26"/>
+          <w:szCs w:val="26"/>
+        </w:rPr>
+        <w:t>}</w:t>
       </w:r>
       <w:r>
         <w:rPr>
@@ -4792,8 +5610,28 @@
           <w:rFonts w:ascii="Arial" w:hAnsi="Arial" w:cs="Arial"/>
           <w:sz w:val="26"/>
           <w:szCs w:val="26"/>
-        </w:rPr>
-        <w:t>{/isProprietary}</w:t>
+          <w:rtl/>
+        </w:rPr>
+        <w:t>{</w:t>
+      </w:r>
+      <w:proofErr w:type="spellStart"/>
+      <w:r>
+        <w:rPr>
+          <w:rFonts w:ascii="Arial" w:hAnsi="Arial" w:cs="Arial"/>
+          <w:sz w:val="26"/>
+          <w:szCs w:val="26"/>
+        </w:rPr>
+        <w:t>isProprietary</w:t>
+      </w:r>
+      <w:proofErr w:type="spellEnd"/>
+      <w:r>
+        <w:rPr>
+          <w:rFonts w:ascii="Arial" w:hAnsi="Arial" w:cs="Arial"/>
+          <w:sz w:val="26"/>
+          <w:szCs w:val="26"/>
+          <w:rtl/>
+        </w:rPr>
+        <w:t>/}</w:t>
       </w:r>
       <w:r>
         <w:rPr>
@@ -5064,8 +5902,28 @@
           <w:rFonts w:ascii="Arial" w:hAnsi="Arial" w:cs="Arial"/>
           <w:sz w:val="26"/>
           <w:szCs w:val="26"/>
-        </w:rPr>
-        <w:t>{/isProprietary}</w:t>
+          <w:rtl/>
+        </w:rPr>
+        <w:t>{</w:t>
+      </w:r>
+      <w:proofErr w:type="spellStart"/>
+      <w:r>
+        <w:rPr>
+          <w:rFonts w:ascii="Arial" w:hAnsi="Arial" w:cs="Arial"/>
+          <w:sz w:val="26"/>
+          <w:szCs w:val="26"/>
+        </w:rPr>
+        <w:t>isProprietary</w:t>
+      </w:r>
+      <w:proofErr w:type="spellEnd"/>
+      <w:r>
+        <w:rPr>
+          <w:rFonts w:ascii="Arial" w:hAnsi="Arial" w:cs="Arial"/>
+          <w:sz w:val="26"/>
+          <w:szCs w:val="26"/>
+          <w:rtl/>
+        </w:rPr>
+        <w:t>/}</w:t>
       </w:r>
       <w:r>
         <w:rPr>
@@ -5424,24 +6282,62 @@
           <w:szCs w:val="26"/>
           <w:rtl/>
         </w:rPr>
-        <w:t xml:space="preserve">جميع محاضر اجتماعات </w:t>
-      </w:r>
-      <w:r>
-        <w:rPr>
-          <w:rFonts w:ascii="Arial" w:hAnsi="Arial" w:cs="Arial"/>
-          <w:sz w:val="26"/>
-          <w:szCs w:val="26"/>
-          <w:rtl/>
-        </w:rPr>
-        <w:t xml:space="preserve"> وإدارة </w:t>
-      </w:r>
-      <w:r>
-        <w:rPr>
-          <w:rFonts w:ascii="Arial" w:hAnsi="Arial" w:cs="Arial"/>
-          <w:sz w:val="26"/>
-          <w:szCs w:val="26"/>
-        </w:rPr>
-        <w:t>{entityThe}</w:t>
+        <w:t xml:space="preserve">جميع محاضر </w:t>
+      </w:r>
+      <w:proofErr w:type="gramStart"/>
+      <w:r>
+        <w:rPr>
+          <w:rFonts w:ascii="Arial" w:hAnsi="Arial" w:cs="Arial"/>
+          <w:sz w:val="26"/>
+          <w:szCs w:val="26"/>
+          <w:rtl/>
+        </w:rPr>
+        <w:t xml:space="preserve">اجتماعات </w:t>
+      </w:r>
+      <w:r>
+        <w:rPr>
+          <w:rFonts w:ascii="Arial" w:hAnsi="Arial" w:cs="Arial"/>
+          <w:sz w:val="26"/>
+          <w:szCs w:val="26"/>
+          <w:rtl/>
+        </w:rPr>
+        <w:t xml:space="preserve"> وإدارة</w:t>
+      </w:r>
+      <w:proofErr w:type="gramEnd"/>
+      <w:r>
+        <w:rPr>
+          <w:rFonts w:ascii="Arial" w:hAnsi="Arial" w:cs="Arial"/>
+          <w:sz w:val="26"/>
+          <w:szCs w:val="26"/>
+          <w:rtl/>
+        </w:rPr>
+        <w:t xml:space="preserve"> </w:t>
+      </w:r>
+      <w:r>
+        <w:rPr>
+          <w:rFonts w:ascii="Arial" w:hAnsi="Arial" w:cs="Arial"/>
+          <w:sz w:val="26"/>
+          <w:szCs w:val="26"/>
+        </w:rPr>
+        <w:t>{</w:t>
+      </w:r>
+      <w:proofErr w:type="spellStart"/>
+      <w:r>
+        <w:rPr>
+          <w:rFonts w:ascii="Arial" w:hAnsi="Arial" w:cs="Arial"/>
+          <w:sz w:val="26"/>
+          <w:szCs w:val="26"/>
+        </w:rPr>
+        <w:t>entityThe</w:t>
+      </w:r>
+      <w:proofErr w:type="spellEnd"/>
+      <w:r>
+        <w:rPr>
+          <w:rFonts w:ascii="Arial" w:hAnsi="Arial" w:cs="Arial"/>
+          <w:sz w:val="26"/>
+          <w:szCs w:val="26"/>
+        </w:rPr>
+        <w:t>}</w:t>
       </w:r>
       <w:r>
         <w:rPr>
@@ -5567,8 +6463,28 @@
           <w:rFonts w:ascii="Arial" w:hAnsi="Arial" w:cs="Arial"/>
           <w:sz w:val="26"/>
           <w:szCs w:val="26"/>
-        </w:rPr>
-        <w:t>{/isProprietary}</w:t>
+          <w:rtl/>
+        </w:rPr>
+        <w:t>{</w:t>
+      </w:r>
+      <w:proofErr w:type="spellStart"/>
+      <w:r>
+        <w:rPr>
+          <w:rFonts w:ascii="Arial" w:hAnsi="Arial" w:cs="Arial"/>
+          <w:sz w:val="26"/>
+          <w:szCs w:val="26"/>
+        </w:rPr>
+        <w:t>isProprietary</w:t>
+      </w:r>
+      <w:proofErr w:type="spellEnd"/>
+      <w:r>
+        <w:rPr>
+          <w:rFonts w:ascii="Arial" w:hAnsi="Arial" w:cs="Arial"/>
+          <w:sz w:val="26"/>
+          <w:szCs w:val="26"/>
+          <w:rtl/>
+        </w:rPr>
+        <w:t>/}</w:t>
       </w:r>
       <w:r>
         <w:rPr>
@@ -5798,8 +6714,28 @@
           <w:rFonts w:ascii="Arial" w:hAnsi="Arial" w:cs="Arial"/>
           <w:sz w:val="26"/>
           <w:szCs w:val="26"/>
-        </w:rPr>
-        <w:t>{/isProprietary}</w:t>
+          <w:rtl/>
+        </w:rPr>
+        <w:t>{</w:t>
+      </w:r>
+      <w:proofErr w:type="spellStart"/>
+      <w:r>
+        <w:rPr>
+          <w:rFonts w:ascii="Arial" w:hAnsi="Arial" w:cs="Arial"/>
+          <w:sz w:val="26"/>
+          <w:szCs w:val="26"/>
+        </w:rPr>
+        <w:t>isProprietary</w:t>
+      </w:r>
+      <w:proofErr w:type="spellEnd"/>
+      <w:r>
+        <w:rPr>
+          <w:rFonts w:ascii="Arial" w:hAnsi="Arial" w:cs="Arial"/>
+          <w:sz w:val="26"/>
+          <w:szCs w:val="26"/>
+          <w:rtl/>
+        </w:rPr>
+        <w:t>/}</w:t>
       </w:r>
       <w:r>
         <w:rPr>
@@ -6068,8 +7004,28 @@
           <w:rFonts w:ascii="Arial" w:hAnsi="Arial" w:cs="Arial"/>
           <w:sz w:val="26"/>
           <w:szCs w:val="26"/>
-        </w:rPr>
-        <w:t>{/isProprietary}</w:t>
+          <w:rtl/>
+        </w:rPr>
+        <w:t>{</w:t>
+      </w:r>
+      <w:proofErr w:type="spellStart"/>
+      <w:r>
+        <w:rPr>
+          <w:rFonts w:ascii="Arial" w:hAnsi="Arial" w:cs="Arial"/>
+          <w:sz w:val="26"/>
+          <w:szCs w:val="26"/>
+        </w:rPr>
+        <w:t>isProprietary</w:t>
+      </w:r>
+      <w:proofErr w:type="spellEnd"/>
+      <w:r>
+        <w:rPr>
+          <w:rFonts w:ascii="Arial" w:hAnsi="Arial" w:cs="Arial"/>
+          <w:sz w:val="26"/>
+          <w:szCs w:val="26"/>
+          <w:rtl/>
+        </w:rPr>
+        <w:t>/}</w:t>
       </w:r>
       <w:r>
         <w:rPr>
@@ -6237,8 +7193,28 @@
           <w:rFonts w:ascii="Arial" w:hAnsi="Arial" w:cs="Arial"/>
           <w:sz w:val="26"/>
           <w:szCs w:val="26"/>
-        </w:rPr>
-        <w:t>{/isProprietary}</w:t>
+          <w:rtl/>
+        </w:rPr>
+        <w:t>{</w:t>
+      </w:r>
+      <w:proofErr w:type="spellStart"/>
+      <w:r>
+        <w:rPr>
+          <w:rFonts w:ascii="Arial" w:hAnsi="Arial" w:cs="Arial"/>
+          <w:sz w:val="26"/>
+          <w:szCs w:val="26"/>
+        </w:rPr>
+        <w:t>isProprietary</w:t>
+      </w:r>
+      <w:proofErr w:type="spellEnd"/>
+      <w:r>
+        <w:rPr>
+          <w:rFonts w:ascii="Arial" w:hAnsi="Arial" w:cs="Arial"/>
+          <w:sz w:val="26"/>
+          <w:szCs w:val="26"/>
+          <w:rtl/>
+        </w:rPr>
+        <w:t>/}</w:t>
       </w:r>
       <w:r>
         <w:rPr>
@@ -6508,7 +7484,17 @@
           <w:szCs w:val="26"/>
           <w:rtl/>
         </w:rPr>
-        <w:t>، أي  ا</w:t>
+        <w:t xml:space="preserve">، </w:t>
+      </w:r>
+      <w:proofErr w:type="gramStart"/>
+      <w:r>
+        <w:rPr>
+          <w:rFonts w:ascii="Arial" w:hAnsi="Arial" w:cs="Arial"/>
+          <w:sz w:val="26"/>
+          <w:szCs w:val="26"/>
+          <w:rtl/>
+        </w:rPr>
+        <w:t>أي  ا</w:t>
       </w:r>
       <w:r>
         <w:rPr>
@@ -6526,7 +7512,17 @@
           <w:szCs w:val="26"/>
           <w:rtl/>
         </w:rPr>
-        <w:t>إدارة العليا أو أي</w:t>
+        <w:t>إدارة</w:t>
+      </w:r>
+      <w:proofErr w:type="gramEnd"/>
+      <w:r>
+        <w:rPr>
+          <w:rFonts w:ascii="Arial" w:hAnsi="Arial" w:cs="Arial"/>
+          <w:sz w:val="26"/>
+          <w:szCs w:val="26"/>
+          <w:rtl/>
+        </w:rPr>
+        <w:t xml:space="preserve"> العليا أو أي</w:t>
       </w:r>
       <w:r>
         <w:rPr>
@@ -6624,7 +7620,25 @@
           <w:sz w:val="26"/>
           <w:szCs w:val="26"/>
         </w:rPr>
-        <w:t>{entityThe}</w:t>
+        <w:t>{</w:t>
+      </w:r>
+      <w:proofErr w:type="spellStart"/>
+      <w:r>
+        <w:rPr>
+          <w:rFonts w:ascii="Arial" w:hAnsi="Arial" w:cs="Arial"/>
+          <w:sz w:val="26"/>
+          <w:szCs w:val="26"/>
+        </w:rPr>
+        <w:t>entityThe</w:t>
+      </w:r>
+      <w:proofErr w:type="spellEnd"/>
+      <w:r>
+        <w:rPr>
+          <w:rFonts w:ascii="Arial" w:hAnsi="Arial" w:cs="Arial"/>
+          <w:sz w:val="26"/>
+          <w:szCs w:val="26"/>
+        </w:rPr>
+        <w:t>}</w:t>
       </w:r>
       <w:r>
         <w:rPr>
@@ -6720,8 +7734,28 @@
           <w:rFonts w:ascii="Arial" w:hAnsi="Arial" w:cs="Arial"/>
           <w:sz w:val="26"/>
           <w:szCs w:val="26"/>
-        </w:rPr>
-        <w:t>{/isProprietary}</w:t>
+          <w:rtl/>
+        </w:rPr>
+        <w:t>{</w:t>
+      </w:r>
+      <w:proofErr w:type="spellStart"/>
+      <w:r>
+        <w:rPr>
+          <w:rFonts w:ascii="Arial" w:hAnsi="Arial" w:cs="Arial"/>
+          <w:sz w:val="26"/>
+          <w:szCs w:val="26"/>
+        </w:rPr>
+        <w:t>isProprietary</w:t>
+      </w:r>
+      <w:proofErr w:type="spellEnd"/>
+      <w:r>
+        <w:rPr>
+          <w:rFonts w:ascii="Arial" w:hAnsi="Arial" w:cs="Arial"/>
+          <w:sz w:val="26"/>
+          <w:szCs w:val="26"/>
+          <w:rtl/>
+        </w:rPr>
+        <w:t>/}</w:t>
       </w:r>
       <w:r>
         <w:rPr>
@@ -6800,7 +7834,25 @@
           <w:sz w:val="26"/>
           <w:szCs w:val="26"/>
         </w:rPr>
-        <w:t>{entityThe}</w:t>
+        <w:t>{</w:t>
+      </w:r>
+      <w:proofErr w:type="spellStart"/>
+      <w:r>
+        <w:rPr>
+          <w:rFonts w:ascii="Arial" w:hAnsi="Arial" w:cs="Arial"/>
+          <w:sz w:val="26"/>
+          <w:szCs w:val="26"/>
+        </w:rPr>
+        <w:t>entityThe</w:t>
+      </w:r>
+      <w:proofErr w:type="spellEnd"/>
+      <w:r>
+        <w:rPr>
+          <w:rFonts w:ascii="Arial" w:hAnsi="Arial" w:cs="Arial"/>
+          <w:sz w:val="26"/>
+          <w:szCs w:val="26"/>
+        </w:rPr>
+        <w:t>}</w:t>
       </w:r>
       <w:r>
         <w:rPr>
@@ -6835,7 +7887,25 @@
           <w:sz w:val="26"/>
           <w:szCs w:val="26"/>
         </w:rPr>
-        <w:t>{entityThe}</w:t>
+        <w:t>{</w:t>
+      </w:r>
+      <w:proofErr w:type="spellStart"/>
+      <w:r>
+        <w:rPr>
+          <w:rFonts w:ascii="Arial" w:hAnsi="Arial" w:cs="Arial"/>
+          <w:sz w:val="26"/>
+          <w:szCs w:val="26"/>
+        </w:rPr>
+        <w:t>entityThe</w:t>
+      </w:r>
+      <w:proofErr w:type="spellEnd"/>
+      <w:r>
+        <w:rPr>
+          <w:rFonts w:ascii="Arial" w:hAnsi="Arial" w:cs="Arial"/>
+          <w:sz w:val="26"/>
+          <w:szCs w:val="26"/>
+        </w:rPr>
+        <w:t>}</w:t>
       </w:r>
       <w:r>
         <w:rPr>
@@ -6904,8 +7974,28 @@
           <w:rFonts w:ascii="Arial" w:hAnsi="Arial" w:cs="Arial"/>
           <w:sz w:val="26"/>
           <w:szCs w:val="26"/>
-        </w:rPr>
-        <w:t>{/isProprietary}</w:t>
+          <w:rtl/>
+        </w:rPr>
+        <w:t>{</w:t>
+      </w:r>
+      <w:proofErr w:type="spellStart"/>
+      <w:r>
+        <w:rPr>
+          <w:rFonts w:ascii="Arial" w:hAnsi="Arial" w:cs="Arial"/>
+          <w:sz w:val="26"/>
+          <w:szCs w:val="26"/>
+        </w:rPr>
+        <w:t>isProprietary</w:t>
+      </w:r>
+      <w:proofErr w:type="spellEnd"/>
+      <w:r>
+        <w:rPr>
+          <w:rFonts w:ascii="Arial" w:hAnsi="Arial" w:cs="Arial"/>
+          <w:sz w:val="26"/>
+          <w:szCs w:val="26"/>
+          <w:rtl/>
+        </w:rPr>
+        <w:t>/}</w:t>
       </w:r>
       <w:r>
         <w:rPr>
@@ -7002,7 +8092,25 @@
           <w:sz w:val="26"/>
           <w:szCs w:val="26"/>
         </w:rPr>
-        <w:t>{entityThe}</w:t>
+        <w:t>{</w:t>
+      </w:r>
+      <w:proofErr w:type="spellStart"/>
+      <w:r>
+        <w:rPr>
+          <w:rFonts w:ascii="Arial" w:hAnsi="Arial" w:cs="Arial"/>
+          <w:sz w:val="26"/>
+          <w:szCs w:val="26"/>
+        </w:rPr>
+        <w:t>entityThe</w:t>
+      </w:r>
+      <w:proofErr w:type="spellEnd"/>
+      <w:r>
+        <w:rPr>
+          <w:rFonts w:ascii="Arial" w:hAnsi="Arial" w:cs="Arial"/>
+          <w:sz w:val="26"/>
+          <w:szCs w:val="26"/>
+        </w:rPr>
+        <w:t>}</w:t>
       </w:r>
       <w:r>
         <w:rPr>
@@ -7089,7 +8197,25 @@
           <w:sz w:val="26"/>
           <w:szCs w:val="26"/>
         </w:rPr>
-        <w:t>{entityThe}</w:t>
+        <w:t>{</w:t>
+      </w:r>
+      <w:proofErr w:type="spellStart"/>
+      <w:r>
+        <w:rPr>
+          <w:rFonts w:ascii="Arial" w:hAnsi="Arial" w:cs="Arial"/>
+          <w:sz w:val="26"/>
+          <w:szCs w:val="26"/>
+        </w:rPr>
+        <w:t>entityThe</w:t>
+      </w:r>
+      <w:proofErr w:type="spellEnd"/>
+      <w:r>
+        <w:rPr>
+          <w:rFonts w:ascii="Arial" w:hAnsi="Arial" w:cs="Arial"/>
+          <w:sz w:val="26"/>
+          <w:szCs w:val="26"/>
+        </w:rPr>
+        <w:t>}</w:t>
       </w:r>
       <w:r>
         <w:rPr>
@@ -7163,6 +8289,7 @@
         </w:rPr>
         <w:t xml:space="preserve">سياق أنشطتها </w:t>
       </w:r>
+      <w:proofErr w:type="spellStart"/>
       <w:r>
         <w:rPr>
           <w:rFonts w:ascii="Arial" w:hAnsi="Arial" w:cs="Arial" w:hint="cs"/>
@@ -7172,6 +8299,7 @@
         </w:rPr>
         <w:t>الإعتيادية</w:t>
       </w:r>
+      <w:proofErr w:type="spellEnd"/>
       <w:r>
         <w:rPr>
           <w:rFonts w:ascii="Arial" w:hAnsi="Arial" w:cs="Arial"/>
@@ -7320,7 +8448,27 @@
           <w:szCs w:val="26"/>
           <w:rtl/>
         </w:rPr>
-        <w:t>نعتقد بأن كافة الافتراضات الهامة المتعلقة بقياس القيمة العادلة والافصاحات المستخدمة في</w:t>
+        <w:t xml:space="preserve">نعتقد بأن كافة الافتراضات الهامة المتعلقة بقياس القيمة العادلة </w:t>
+      </w:r>
+      <w:proofErr w:type="spellStart"/>
+      <w:r>
+        <w:rPr>
+          <w:rFonts w:ascii="Arial" w:hAnsi="Arial" w:cs="Arial"/>
+          <w:sz w:val="26"/>
+          <w:szCs w:val="26"/>
+          <w:rtl/>
+        </w:rPr>
+        <w:t>والافصاحات</w:t>
+      </w:r>
+      <w:proofErr w:type="spellEnd"/>
+      <w:r>
+        <w:rPr>
+          <w:rFonts w:ascii="Arial" w:hAnsi="Arial" w:cs="Arial"/>
+          <w:sz w:val="26"/>
+          <w:szCs w:val="26"/>
+          <w:rtl/>
+        </w:rPr>
+        <w:t xml:space="preserve"> المستخدمة في</w:t>
       </w:r>
       <w:r>
         <w:rPr>
@@ -7371,8 +8519,28 @@
           <w:rFonts w:ascii="Arial" w:hAnsi="Arial" w:cs="Arial"/>
           <w:sz w:val="26"/>
           <w:szCs w:val="26"/>
-        </w:rPr>
-        <w:t>{/isProprietary}</w:t>
+          <w:rtl/>
+        </w:rPr>
+        <w:t>{</w:t>
+      </w:r>
+      <w:proofErr w:type="spellStart"/>
+      <w:r>
+        <w:rPr>
+          <w:rFonts w:ascii="Arial" w:hAnsi="Arial" w:cs="Arial"/>
+          <w:sz w:val="26"/>
+          <w:szCs w:val="26"/>
+        </w:rPr>
+        <w:t>isProprietary</w:t>
+      </w:r>
+      <w:proofErr w:type="spellEnd"/>
+      <w:r>
+        <w:rPr>
+          <w:rFonts w:ascii="Arial" w:hAnsi="Arial" w:cs="Arial"/>
+          <w:sz w:val="26"/>
+          <w:szCs w:val="26"/>
+          <w:rtl/>
+        </w:rPr>
+        <w:t>/}</w:t>
       </w:r>
       <w:r>
         <w:rPr>
@@ -7454,7 +8622,17 @@
           <w:szCs w:val="26"/>
           <w:rtl/>
         </w:rPr>
-        <w:t>لقد قمنا بالإفصاح عن</w:t>
+        <w:t xml:space="preserve">لقد قمنا بالإفصاح </w:t>
+      </w:r>
+      <w:proofErr w:type="gramStart"/>
+      <w:r>
+        <w:rPr>
+          <w:rFonts w:ascii="Arial" w:hAnsi="Arial" w:cs="Arial" w:hint="cs"/>
+          <w:sz w:val="26"/>
+          <w:szCs w:val="26"/>
+          <w:rtl/>
+        </w:rPr>
+        <w:t>عن</w:t>
       </w:r>
       <w:r>
         <w:rPr>
@@ -7472,7 +8650,17 @@
           <w:szCs w:val="26"/>
           <w:rtl/>
         </w:rPr>
-        <w:t>ما إذا</w:t>
+        <w:t>ما</w:t>
+      </w:r>
+      <w:proofErr w:type="gramEnd"/>
+      <w:r>
+        <w:rPr>
+          <w:rFonts w:ascii="Arial" w:hAnsi="Arial" w:cs="Arial" w:hint="cs"/>
+          <w:sz w:val="26"/>
+          <w:szCs w:val="26"/>
+          <w:rtl/>
+        </w:rPr>
+        <w:t xml:space="preserve"> إذا</w:t>
       </w:r>
       <w:r>
         <w:rPr>
@@ -7489,7 +8677,25 @@
           <w:sz w:val="26"/>
           <w:szCs w:val="26"/>
         </w:rPr>
-        <w:t>{entityThe}</w:t>
+        <w:t>{</w:t>
+      </w:r>
+      <w:proofErr w:type="spellStart"/>
+      <w:r>
+        <w:rPr>
+          <w:rFonts w:ascii="Arial" w:hAnsi="Arial" w:cs="Arial"/>
+          <w:sz w:val="26"/>
+          <w:szCs w:val="26"/>
+        </w:rPr>
+        <w:t>entityThe</w:t>
+      </w:r>
+      <w:proofErr w:type="spellEnd"/>
+      <w:r>
+        <w:rPr>
+          <w:rFonts w:ascii="Arial" w:hAnsi="Arial" w:cs="Arial"/>
+          <w:sz w:val="26"/>
+          <w:szCs w:val="26"/>
+        </w:rPr>
+        <w:t>}</w:t>
       </w:r>
       <w:r>
         <w:rPr>
@@ -7549,8 +8755,28 @@
           <w:rFonts w:ascii="Arial" w:hAnsi="Arial" w:cs="Arial"/>
           <w:sz w:val="26"/>
           <w:szCs w:val="26"/>
-        </w:rPr>
-        <w:t>{/isProprietary}</w:t>
+          <w:rtl/>
+        </w:rPr>
+        <w:t>{</w:t>
+      </w:r>
+      <w:proofErr w:type="spellStart"/>
+      <w:r>
+        <w:rPr>
+          <w:rFonts w:ascii="Arial" w:hAnsi="Arial" w:cs="Arial"/>
+          <w:sz w:val="26"/>
+          <w:szCs w:val="26"/>
+        </w:rPr>
+        <w:t>isProprietary</w:t>
+      </w:r>
+      <w:proofErr w:type="spellEnd"/>
+      <w:r>
+        <w:rPr>
+          <w:rFonts w:ascii="Arial" w:hAnsi="Arial" w:cs="Arial"/>
+          <w:sz w:val="26"/>
+          <w:szCs w:val="26"/>
+          <w:rtl/>
+        </w:rPr>
+        <w:t>/}</w:t>
       </w:r>
       <w:r>
         <w:rPr>
@@ -7664,16 +8890,54 @@
           <w:sz w:val="26"/>
           <w:szCs w:val="26"/>
         </w:rPr>
-        <w:t>{entityThe}</w:t>
-      </w:r>
-      <w:r>
-        <w:rPr>
-          <w:rFonts w:ascii="Arial" w:hAnsi="Arial" w:cs="Arial"/>
-          <w:sz w:val="26"/>
-          <w:szCs w:val="26"/>
-          <w:rtl/>
-        </w:rPr>
-        <w:t xml:space="preserve"> مسؤولة عن تحديد والحفاظ على كفاية مخصص الذمم المدينة المشكوك في تحصيلها وكذلك التقديرات المستخدمة لتحديد هذه المبالغ. إن مبلغ المخصص المخصص للديون المشكوك في تحصيلها يكفي لتغطية أية خسائر قد تتكبدها عند تحقيق الذمم المدينة.</w:t>
+        <w:t>{</w:t>
+      </w:r>
+      <w:proofErr w:type="spellStart"/>
+      <w:r>
+        <w:rPr>
+          <w:rFonts w:ascii="Arial" w:hAnsi="Arial" w:cs="Arial"/>
+          <w:sz w:val="26"/>
+          <w:szCs w:val="26"/>
+        </w:rPr>
+        <w:t>entityThe</w:t>
+      </w:r>
+      <w:proofErr w:type="spellEnd"/>
+      <w:r>
+        <w:rPr>
+          <w:rFonts w:ascii="Arial" w:hAnsi="Arial" w:cs="Arial"/>
+          <w:sz w:val="26"/>
+          <w:szCs w:val="26"/>
+        </w:rPr>
+        <w:t>}</w:t>
+      </w:r>
+      <w:r>
+        <w:rPr>
+          <w:rFonts w:ascii="Arial" w:hAnsi="Arial" w:cs="Arial"/>
+          <w:sz w:val="26"/>
+          <w:szCs w:val="26"/>
+          <w:rtl/>
+        </w:rPr>
+        <w:t xml:space="preserve"> مسؤولة عن تحديد والحفاظ على كفاية مخصص الذمم المدينة المشكوك في تحصيلها وكذلك التقديرات المستخدمة لتحديد هذه المبالغ. إن مبلغ المخصص </w:t>
+      </w:r>
+      <w:proofErr w:type="spellStart"/>
+      <w:r>
+        <w:rPr>
+          <w:rFonts w:ascii="Arial" w:hAnsi="Arial" w:cs="Arial"/>
+          <w:sz w:val="26"/>
+          <w:szCs w:val="26"/>
+          <w:rtl/>
+        </w:rPr>
+        <w:t>المخصص</w:t>
+      </w:r>
+      <w:proofErr w:type="spellEnd"/>
+      <w:r>
+        <w:rPr>
+          <w:rFonts w:ascii="Arial" w:hAnsi="Arial" w:cs="Arial"/>
+          <w:sz w:val="26"/>
+          <w:szCs w:val="26"/>
+          <w:rtl/>
+        </w:rPr>
+        <w:t xml:space="preserve"> للديون المشكوك في تحصيلها يكفي لتغطية أية خسائر قد تتكبدها عند تحقيق الذمم المدينة.</w:t>
       </w:r>
     </w:p>
     <w:p>
@@ -7750,7 +9014,25 @@
           <w:sz w:val="26"/>
           <w:szCs w:val="26"/>
         </w:rPr>
-        <w:t>{entityThe}</w:t>
+        <w:t>{</w:t>
+      </w:r>
+      <w:proofErr w:type="spellStart"/>
+      <w:r>
+        <w:rPr>
+          <w:rFonts w:ascii="Arial" w:hAnsi="Arial" w:cs="Arial"/>
+          <w:sz w:val="26"/>
+          <w:szCs w:val="26"/>
+        </w:rPr>
+        <w:t>entityThe</w:t>
+      </w:r>
+      <w:proofErr w:type="spellEnd"/>
+      <w:r>
+        <w:rPr>
+          <w:rFonts w:ascii="Arial" w:hAnsi="Arial" w:cs="Arial"/>
+          <w:sz w:val="26"/>
+          <w:szCs w:val="26"/>
+        </w:rPr>
+        <w:t>}</w:t>
       </w:r>
       <w:r>
         <w:rPr>
@@ -7768,7 +9050,27 @@
           <w:szCs w:val="26"/>
           <w:rtl/>
         </w:rPr>
-        <w:t>مواد مفوترة لعملاء او أي مواد لم يتم تسجيل التزامها.</w:t>
+        <w:t xml:space="preserve">مواد </w:t>
+      </w:r>
+      <w:proofErr w:type="spellStart"/>
+      <w:r>
+        <w:rPr>
+          <w:rFonts w:ascii="Arial" w:hAnsi="Arial" w:cs="Arial" w:hint="cs"/>
+          <w:sz w:val="26"/>
+          <w:szCs w:val="26"/>
+          <w:rtl/>
+        </w:rPr>
+        <w:t>مفوترة</w:t>
+      </w:r>
+      <w:proofErr w:type="spellEnd"/>
+      <w:r>
+        <w:rPr>
+          <w:rFonts w:ascii="Arial" w:hAnsi="Arial" w:cs="Arial" w:hint="cs"/>
+          <w:sz w:val="26"/>
+          <w:szCs w:val="26"/>
+          <w:rtl/>
+        </w:rPr>
+        <w:t xml:space="preserve"> لعملاء او أي مواد لم يتم تسجيل التزامها.</w:t>
       </w:r>
     </w:p>
     <w:p>
@@ -7960,6 +9262,7 @@
         </w:rPr>
         <w:t xml:space="preserve"> </w:t>
       </w:r>
+      <w:proofErr w:type="spellStart"/>
       <w:r>
         <w:rPr>
           <w:rFonts w:ascii="Arial" w:hAnsi="Arial" w:cs="Arial" w:hint="cs"/>
@@ -7969,6 +9272,7 @@
         </w:rPr>
         <w:t>الإنتاجيه</w:t>
       </w:r>
+      <w:proofErr w:type="spellEnd"/>
       <w:r>
         <w:rPr>
           <w:rFonts w:ascii="Arial" w:hAnsi="Arial" w:cs="Arial"/>
@@ -8033,7 +9337,25 @@
           <w:sz w:val="26"/>
           <w:szCs w:val="26"/>
         </w:rPr>
-        <w:t>{entityThe}</w:t>
+        <w:t>{</w:t>
+      </w:r>
+      <w:proofErr w:type="spellStart"/>
+      <w:r>
+        <w:rPr>
+          <w:rFonts w:ascii="Arial" w:hAnsi="Arial" w:cs="Arial"/>
+          <w:sz w:val="26"/>
+          <w:szCs w:val="26"/>
+        </w:rPr>
+        <w:t>entityThe</w:t>
+      </w:r>
+      <w:proofErr w:type="spellEnd"/>
+      <w:r>
+        <w:rPr>
+          <w:rFonts w:ascii="Arial" w:hAnsi="Arial" w:cs="Arial"/>
+          <w:sz w:val="26"/>
+          <w:szCs w:val="26"/>
+        </w:rPr>
+        <w:t>}</w:t>
       </w:r>
       <w:r>
         <w:rPr>
@@ -8123,7 +9445,17 @@
           <w:szCs w:val="26"/>
           <w:rtl/>
         </w:rPr>
-        <w:t>رة ومتوسطة الحجم المعتمد في المملكة العربية السعودية والمعايير والاصدارات الاخرى المعتمدة من الهيئة السعودية للمراجعين والمحاسبين.</w:t>
+        <w:t xml:space="preserve">رة ومتوسطة الحجم المعتمد في المملكة العربية السعودية والمعايير والاصدارات الاخرى المعتمدة من الهيئة السعودية للمراجعين </w:t>
+      </w:r>
+      <w:proofErr w:type="gramStart"/>
+      <w:r>
+        <w:rPr>
+          <w:rFonts w:ascii="Arial" w:hAnsi="Arial" w:cs="Arial" w:hint="cs"/>
+          <w:sz w:val="26"/>
+          <w:szCs w:val="26"/>
+          <w:rtl/>
+        </w:rPr>
+        <w:t>والمحاسبين.</w:t>
       </w:r>
       <w:r>
         <w:rPr>
@@ -8150,7 +9482,17 @@
           <w:szCs w:val="26"/>
           <w:rtl/>
         </w:rPr>
-        <w:t xml:space="preserve">. القوائم المالية </w:t>
+        <w:t>.</w:t>
+      </w:r>
+      <w:proofErr w:type="gramEnd"/>
+      <w:r>
+        <w:rPr>
+          <w:rFonts w:ascii="Arial" w:hAnsi="Arial" w:cs="Arial" w:hint="cs"/>
+          <w:sz w:val="26"/>
+          <w:szCs w:val="26"/>
+          <w:rtl/>
+        </w:rPr>
+        <w:t xml:space="preserve"> القوائم المالية </w:t>
       </w:r>
       <w:r>
         <w:rPr>
@@ -8174,8 +9516,28 @@
           <w:rFonts w:ascii="Arial" w:hAnsi="Arial" w:cs="Arial"/>
           <w:sz w:val="26"/>
           <w:szCs w:val="26"/>
-        </w:rPr>
-        <w:t>{/isProprietary}</w:t>
+          <w:rtl/>
+        </w:rPr>
+        <w:t>{</w:t>
+      </w:r>
+      <w:proofErr w:type="spellStart"/>
+      <w:r>
+        <w:rPr>
+          <w:rFonts w:ascii="Arial" w:hAnsi="Arial" w:cs="Arial"/>
+          <w:sz w:val="26"/>
+          <w:szCs w:val="26"/>
+        </w:rPr>
+        <w:t>isProprietary</w:t>
+      </w:r>
+      <w:proofErr w:type="spellEnd"/>
+      <w:r>
+        <w:rPr>
+          <w:rFonts w:ascii="Arial" w:hAnsi="Arial" w:cs="Arial"/>
+          <w:sz w:val="26"/>
+          <w:szCs w:val="26"/>
+          <w:rtl/>
+        </w:rPr>
+        <w:t>/}</w:t>
       </w:r>
       <w:r>
         <w:rPr>
@@ -8340,7 +9702,27 @@
           <w:szCs w:val="26"/>
           <w:rtl/>
         </w:rPr>
-        <w:t xml:space="preserve">قياس القيمة العادلة والافصاحات </w:t>
+        <w:t xml:space="preserve">قياس القيمة العادلة </w:t>
+      </w:r>
+      <w:proofErr w:type="spellStart"/>
+      <w:r>
+        <w:rPr>
+          <w:rFonts w:ascii="Arial" w:hAnsi="Arial" w:cs="Arial" w:hint="cs"/>
+          <w:sz w:val="26"/>
+          <w:szCs w:val="26"/>
+          <w:rtl/>
+        </w:rPr>
+        <w:t>والافصاحات</w:t>
+      </w:r>
+      <w:proofErr w:type="spellEnd"/>
+      <w:r>
+        <w:rPr>
+          <w:rFonts w:ascii="Arial" w:hAnsi="Arial" w:cs="Arial" w:hint="cs"/>
+          <w:sz w:val="26"/>
+          <w:szCs w:val="26"/>
+          <w:rtl/>
+        </w:rPr>
+        <w:t xml:space="preserve"> </w:t>
       </w:r>
       <w:r>
         <w:rPr>
@@ -8509,7 +9891,27 @@
           <w:szCs w:val="26"/>
           <w:rtl/>
         </w:rPr>
-        <w:t xml:space="preserve">اكتمال وكفاية الافصاحات المتعلقة بالقيمة العادلة </w:t>
+        <w:t xml:space="preserve">اكتمال وكفاية </w:t>
+      </w:r>
+      <w:proofErr w:type="spellStart"/>
+      <w:r>
+        <w:rPr>
+          <w:rFonts w:ascii="Arial" w:hAnsi="Arial" w:cs="Arial" w:hint="cs"/>
+          <w:sz w:val="26"/>
+          <w:szCs w:val="26"/>
+          <w:rtl/>
+        </w:rPr>
+        <w:t>الافصاحات</w:t>
+      </w:r>
+      <w:proofErr w:type="spellEnd"/>
+      <w:r>
+        <w:rPr>
+          <w:rFonts w:ascii="Arial" w:hAnsi="Arial" w:cs="Arial" w:hint="cs"/>
+          <w:sz w:val="26"/>
+          <w:szCs w:val="26"/>
+          <w:rtl/>
+        </w:rPr>
+        <w:t xml:space="preserve"> المتعلقة بالقيمة العادلة </w:t>
       </w:r>
       <w:r>
         <w:rPr>
@@ -8651,8 +10053,28 @@
           <w:rFonts w:ascii="Arial" w:hAnsi="Arial" w:cs="Arial"/>
           <w:sz w:val="26"/>
           <w:szCs w:val="26"/>
-        </w:rPr>
-        <w:t>{/isProprietary}</w:t>
+          <w:rtl/>
+        </w:rPr>
+        <w:t>{</w:t>
+      </w:r>
+      <w:proofErr w:type="spellStart"/>
+      <w:r>
+        <w:rPr>
+          <w:rFonts w:ascii="Arial" w:hAnsi="Arial" w:cs="Arial"/>
+          <w:sz w:val="26"/>
+          <w:szCs w:val="26"/>
+        </w:rPr>
+        <w:t>isProprietary</w:t>
+      </w:r>
+      <w:proofErr w:type="spellEnd"/>
+      <w:r>
+        <w:rPr>
+          <w:rFonts w:ascii="Arial" w:hAnsi="Arial" w:cs="Arial"/>
+          <w:sz w:val="26"/>
+          <w:szCs w:val="26"/>
+          <w:rtl/>
+        </w:rPr>
+        <w:t>/}</w:t>
       </w:r>
       <w:r>
         <w:rPr>
@@ -8713,7 +10135,25 @@
           <w:sz w:val="26"/>
           <w:szCs w:val="26"/>
         </w:rPr>
-        <w:t>{entityThe}</w:t>
+        <w:t>{</w:t>
+      </w:r>
+      <w:proofErr w:type="spellStart"/>
+      <w:r>
+        <w:rPr>
+          <w:rFonts w:ascii="Arial" w:hAnsi="Arial" w:cs="Arial"/>
+          <w:sz w:val="26"/>
+          <w:szCs w:val="26"/>
+        </w:rPr>
+        <w:t>entityThe</w:t>
+      </w:r>
+      <w:proofErr w:type="spellEnd"/>
+      <w:r>
+        <w:rPr>
+          <w:rFonts w:ascii="Arial" w:hAnsi="Arial" w:cs="Arial"/>
+          <w:sz w:val="26"/>
+          <w:szCs w:val="26"/>
+        </w:rPr>
+        <w:t>}</w:t>
       </w:r>
       <w:r>
         <w:rPr>
@@ -9111,8 +10551,28 @@
           <w:rFonts w:ascii="Arial" w:hAnsi="Arial" w:cs="Arial"/>
           <w:sz w:val="26"/>
           <w:szCs w:val="26"/>
-        </w:rPr>
-        <w:t>{/isProprietary}</w:t>
+          <w:rtl/>
+        </w:rPr>
+        <w:t>{</w:t>
+      </w:r>
+      <w:proofErr w:type="spellStart"/>
+      <w:r>
+        <w:rPr>
+          <w:rFonts w:ascii="Arial" w:hAnsi="Arial" w:cs="Arial"/>
+          <w:sz w:val="26"/>
+          <w:szCs w:val="26"/>
+        </w:rPr>
+        <w:t>isProprietary</w:t>
+      </w:r>
+      <w:proofErr w:type="spellEnd"/>
+      <w:r>
+        <w:rPr>
+          <w:rFonts w:ascii="Arial" w:hAnsi="Arial" w:cs="Arial"/>
+          <w:sz w:val="26"/>
+          <w:szCs w:val="26"/>
+          <w:rtl/>
+        </w:rPr>
+        <w:t>/}</w:t>
       </w:r>
       <w:r>
         <w:rPr>
@@ -9245,8 +10705,28 @@
           <w:rFonts w:ascii="Arial" w:hAnsi="Arial" w:cs="Arial"/>
           <w:sz w:val="26"/>
           <w:szCs w:val="26"/>
-        </w:rPr>
-        <w:t>{/isProprietary}</w:t>
+          <w:rtl/>
+        </w:rPr>
+        <w:t>{</w:t>
+      </w:r>
+      <w:proofErr w:type="spellStart"/>
+      <w:r>
+        <w:rPr>
+          <w:rFonts w:ascii="Arial" w:hAnsi="Arial" w:cs="Arial"/>
+          <w:sz w:val="26"/>
+          <w:szCs w:val="26"/>
+        </w:rPr>
+        <w:t>isProprietary</w:t>
+      </w:r>
+      <w:proofErr w:type="spellEnd"/>
+      <w:r>
+        <w:rPr>
+          <w:rFonts w:ascii="Arial" w:hAnsi="Arial" w:cs="Arial"/>
+          <w:sz w:val="26"/>
+          <w:szCs w:val="26"/>
+          <w:rtl/>
+        </w:rPr>
+        <w:t>/}</w:t>
       </w:r>
       <w:r>
         <w:rPr>
@@ -9452,6 +10932,7 @@
         </w:rPr>
         <w:t>{</w:t>
       </w:r>
+      <w:proofErr w:type="spellStart"/>
       <w:r>
         <w:rPr>
           <w:rFonts w:ascii="Arial" w:hAnsi="Arial" w:cs="Arial"/>
@@ -9460,6 +10941,7 @@
         </w:rPr>
         <w:t>entityThe</w:t>
       </w:r>
+      <w:proofErr w:type="spellEnd"/>
       <w:r>
         <w:rPr>
           <w:rFonts w:ascii="Arial" w:hAnsi="Arial" w:cs="Arial"/>
@@ -9502,7 +10984,25 @@
           <w:sz w:val="26"/>
           <w:szCs w:val="26"/>
         </w:rPr>
-        <w:t>{entityThe}</w:t>
+        <w:t>{</w:t>
+      </w:r>
+      <w:proofErr w:type="spellStart"/>
+      <w:r>
+        <w:rPr>
+          <w:rFonts w:ascii="Arial" w:hAnsi="Arial" w:cs="Arial"/>
+          <w:sz w:val="26"/>
+          <w:szCs w:val="26"/>
+        </w:rPr>
+        <w:t>entityThe</w:t>
+      </w:r>
+      <w:proofErr w:type="spellEnd"/>
+      <w:r>
+        <w:rPr>
+          <w:rFonts w:ascii="Arial" w:hAnsi="Arial" w:cs="Arial"/>
+          <w:sz w:val="26"/>
+          <w:szCs w:val="26"/>
+        </w:rPr>
+        <w:t>}</w:t>
       </w:r>
       <w:r>
         <w:rPr>
@@ -9528,7 +11028,25 @@
           <w:sz w:val="26"/>
           <w:szCs w:val="26"/>
         </w:rPr>
-        <w:t>{entityThe}</w:t>
+        <w:t>{</w:t>
+      </w:r>
+      <w:proofErr w:type="spellStart"/>
+      <w:r>
+        <w:rPr>
+          <w:rFonts w:ascii="Arial" w:hAnsi="Arial" w:cs="Arial"/>
+          <w:sz w:val="26"/>
+          <w:szCs w:val="26"/>
+        </w:rPr>
+        <w:t>entityThe</w:t>
+      </w:r>
+      <w:proofErr w:type="spellEnd"/>
+      <w:r>
+        <w:rPr>
+          <w:rFonts w:ascii="Arial" w:hAnsi="Arial" w:cs="Arial"/>
+          <w:sz w:val="26"/>
+          <w:szCs w:val="26"/>
+        </w:rPr>
+        <w:t>}</w:t>
       </w:r>
       <w:r>
         <w:rPr>
@@ -9652,7 +11170,17 @@
           <w:szCs w:val="26"/>
           <w:rtl/>
         </w:rPr>
-        <w:t>فصاح عن جميع المطلوبات وا</w:t>
+        <w:t xml:space="preserve">فصاح عن جميع المطلوبات </w:t>
+      </w:r>
+      <w:proofErr w:type="spellStart"/>
+      <w:r>
+        <w:rPr>
+          <w:rFonts w:ascii="Arial" w:hAnsi="Arial" w:cs="Arial"/>
+          <w:sz w:val="26"/>
+          <w:szCs w:val="26"/>
+          <w:rtl/>
+        </w:rPr>
+        <w:t>وا</w:t>
       </w:r>
       <w:r>
         <w:rPr>
@@ -9670,8 +11198,19 @@
           <w:szCs w:val="26"/>
           <w:rtl/>
         </w:rPr>
-        <w:t xml:space="preserve">تزامات المحتملة، بما في ذلك </w:t>
-      </w:r>
+        <w:t>تزامات</w:t>
+      </w:r>
+      <w:proofErr w:type="spellEnd"/>
+      <w:r>
+        <w:rPr>
+          <w:rFonts w:ascii="Arial" w:hAnsi="Arial" w:cs="Arial"/>
+          <w:sz w:val="26"/>
+          <w:szCs w:val="26"/>
+          <w:rtl/>
+        </w:rPr>
+        <w:t xml:space="preserve"> المحتملة، بما في ذلك </w:t>
+      </w:r>
+      <w:proofErr w:type="spellStart"/>
       <w:r>
         <w:rPr>
           <w:rFonts w:ascii="Arial" w:hAnsi="Arial" w:cs="Arial" w:hint="cs"/>
@@ -9681,6 +11220,7 @@
         </w:rPr>
         <w:t>الإلتزامات</w:t>
       </w:r>
+      <w:proofErr w:type="spellEnd"/>
       <w:r>
         <w:rPr>
           <w:rFonts w:ascii="Arial" w:hAnsi="Arial" w:cs="Arial"/>
@@ -9775,8 +11315,28 @@
           <w:rFonts w:ascii="Arial" w:hAnsi="Arial" w:cs="Arial"/>
           <w:sz w:val="26"/>
           <w:szCs w:val="26"/>
-        </w:rPr>
-        <w:t>{/isProprietary}</w:t>
+          <w:rtl/>
+        </w:rPr>
+        <w:t>{</w:t>
+      </w:r>
+      <w:proofErr w:type="spellStart"/>
+      <w:r>
+        <w:rPr>
+          <w:rFonts w:ascii="Arial" w:hAnsi="Arial" w:cs="Arial"/>
+          <w:sz w:val="26"/>
+          <w:szCs w:val="26"/>
+        </w:rPr>
+        <w:t>isProprietary</w:t>
+      </w:r>
+      <w:proofErr w:type="spellEnd"/>
+      <w:r>
+        <w:rPr>
+          <w:rFonts w:ascii="Arial" w:hAnsi="Arial" w:cs="Arial"/>
+          <w:sz w:val="26"/>
+          <w:szCs w:val="26"/>
+          <w:rtl/>
+        </w:rPr>
+        <w:t>/}</w:t>
       </w:r>
       <w:r>
         <w:rPr>
@@ -9836,7 +11396,27 @@
           <w:szCs w:val="26"/>
           <w:rtl/>
         </w:rPr>
-        <w:t>قمنا باعلامكم عن جميع الدعاوى القائمة والمحتملة سواء تم مناقشها مع مستشار قانوني او لا.</w:t>
+        <w:t xml:space="preserve">قمنا </w:t>
+      </w:r>
+      <w:proofErr w:type="spellStart"/>
+      <w:r>
+        <w:rPr>
+          <w:rFonts w:ascii="Arial" w:hAnsi="Arial" w:cs="Arial" w:hint="cs"/>
+          <w:sz w:val="26"/>
+          <w:szCs w:val="26"/>
+          <w:rtl/>
+        </w:rPr>
+        <w:t>باعلامكم</w:t>
+      </w:r>
+      <w:proofErr w:type="spellEnd"/>
+      <w:r>
+        <w:rPr>
+          <w:rFonts w:ascii="Arial" w:hAnsi="Arial" w:cs="Arial" w:hint="cs"/>
+          <w:sz w:val="26"/>
+          <w:szCs w:val="26"/>
+          <w:rtl/>
+        </w:rPr>
+        <w:t xml:space="preserve"> عن جميع الدعاوى القائمة والمحتملة سواء تم مناقشها مع مستشار قانوني او لا.</w:t>
       </w:r>
     </w:p>
     <w:p>
@@ -10120,8 +11700,28 @@
           <w:rFonts w:ascii="Arial" w:hAnsi="Arial" w:cs="Arial"/>
           <w:sz w:val="26"/>
           <w:szCs w:val="26"/>
-        </w:rPr>
-        <w:t>{/isProprietary}</w:t>
+          <w:rtl/>
+        </w:rPr>
+        <w:t>{</w:t>
+      </w:r>
+      <w:proofErr w:type="spellStart"/>
+      <w:r>
+        <w:rPr>
+          <w:rFonts w:ascii="Arial" w:hAnsi="Arial" w:cs="Arial"/>
+          <w:sz w:val="26"/>
+          <w:szCs w:val="26"/>
+        </w:rPr>
+        <w:t>isProprietary</w:t>
+      </w:r>
+      <w:proofErr w:type="spellEnd"/>
+      <w:r>
+        <w:rPr>
+          <w:rFonts w:ascii="Arial" w:hAnsi="Arial" w:cs="Arial"/>
+          <w:sz w:val="26"/>
+          <w:szCs w:val="26"/>
+          <w:rtl/>
+        </w:rPr>
+        <w:t>/}</w:t>
       </w:r>
       <w:r>
         <w:rPr>
@@ -10202,7 +11802,25 @@
           <w:sz w:val="26"/>
           <w:szCs w:val="26"/>
         </w:rPr>
-        <w:t>{entityThe}</w:t>
+        <w:t>{</w:t>
+      </w:r>
+      <w:proofErr w:type="spellStart"/>
+      <w:r>
+        <w:rPr>
+          <w:rFonts w:ascii="Arial" w:hAnsi="Arial" w:cs="Arial"/>
+          <w:sz w:val="26"/>
+          <w:szCs w:val="26"/>
+        </w:rPr>
+        <w:t>entityThe</w:t>
+      </w:r>
+      <w:proofErr w:type="spellEnd"/>
+      <w:r>
+        <w:rPr>
+          <w:rFonts w:ascii="Arial" w:hAnsi="Arial" w:cs="Arial"/>
+          <w:sz w:val="26"/>
+          <w:szCs w:val="26"/>
+        </w:rPr>
+        <w:t>}</w:t>
       </w:r>
       <w:r>
         <w:rPr>
@@ -10264,7 +11882,25 @@
           <w:sz w:val="26"/>
           <w:szCs w:val="26"/>
         </w:rPr>
-        <w:t>{entityThe}</w:t>
+        <w:t>{</w:t>
+      </w:r>
+      <w:proofErr w:type="spellStart"/>
+      <w:r>
+        <w:rPr>
+          <w:rFonts w:ascii="Arial" w:hAnsi="Arial" w:cs="Arial"/>
+          <w:sz w:val="26"/>
+          <w:szCs w:val="26"/>
+        </w:rPr>
+        <w:t>entityThe</w:t>
+      </w:r>
+      <w:proofErr w:type="spellEnd"/>
+      <w:r>
+        <w:rPr>
+          <w:rFonts w:ascii="Arial" w:hAnsi="Arial" w:cs="Arial"/>
+          <w:sz w:val="26"/>
+          <w:szCs w:val="26"/>
+        </w:rPr>
+        <w:t>}</w:t>
       </w:r>
       <w:r>
         <w:rPr>
@@ -10281,7 +11917,25 @@
           <w:sz w:val="26"/>
           <w:szCs w:val="26"/>
         </w:rPr>
-        <w:t>{entityThe}</w:t>
+        <w:t>{</w:t>
+      </w:r>
+      <w:proofErr w:type="spellStart"/>
+      <w:r>
+        <w:rPr>
+          <w:rFonts w:ascii="Arial" w:hAnsi="Arial" w:cs="Arial"/>
+          <w:sz w:val="26"/>
+          <w:szCs w:val="26"/>
+        </w:rPr>
+        <w:t>entityThe</w:t>
+      </w:r>
+      <w:proofErr w:type="spellEnd"/>
+      <w:r>
+        <w:rPr>
+          <w:rFonts w:ascii="Arial" w:hAnsi="Arial" w:cs="Arial"/>
+          <w:sz w:val="26"/>
+          <w:szCs w:val="26"/>
+        </w:rPr>
+        <w:t>}</w:t>
       </w:r>
       <w:r>
         <w:rPr>
@@ -10325,7 +11979,25 @@
           <w:sz w:val="26"/>
           <w:szCs w:val="26"/>
         </w:rPr>
-        <w:t>{entityThe}</w:t>
+        <w:t>{</w:t>
+      </w:r>
+      <w:proofErr w:type="spellStart"/>
+      <w:r>
+        <w:rPr>
+          <w:rFonts w:ascii="Arial" w:hAnsi="Arial" w:cs="Arial"/>
+          <w:sz w:val="26"/>
+          <w:szCs w:val="26"/>
+        </w:rPr>
+        <w:t>entityThe</w:t>
+      </w:r>
+      <w:proofErr w:type="spellEnd"/>
+      <w:r>
+        <w:rPr>
+          <w:rFonts w:ascii="Arial" w:hAnsi="Arial" w:cs="Arial"/>
+          <w:sz w:val="26"/>
+          <w:szCs w:val="26"/>
+        </w:rPr>
+        <w:t>}</w:t>
       </w:r>
       <w:r>
         <w:rPr>
@@ -10378,7 +12050,25 @@
           <w:sz w:val="26"/>
           <w:szCs w:val="26"/>
         </w:rPr>
-        <w:t>{entityForThe}</w:t>
+        <w:t>{</w:t>
+      </w:r>
+      <w:proofErr w:type="spellStart"/>
+      <w:r>
+        <w:rPr>
+          <w:rFonts w:ascii="Arial" w:hAnsi="Arial" w:cs="Arial"/>
+          <w:sz w:val="26"/>
+          <w:szCs w:val="26"/>
+        </w:rPr>
+        <w:t>entityForThe</w:t>
+      </w:r>
+      <w:proofErr w:type="spellEnd"/>
+      <w:r>
+        <w:rPr>
+          <w:rFonts w:ascii="Arial" w:hAnsi="Arial" w:cs="Arial"/>
+          <w:sz w:val="26"/>
+          <w:szCs w:val="26"/>
+        </w:rPr>
+        <w:t>}</w:t>
       </w:r>
       <w:r>
         <w:rPr>
@@ -10508,8 +12198,28 @@
           <w:rFonts w:ascii="Arial" w:hAnsi="Arial" w:cs="Arial"/>
           <w:sz w:val="26"/>
           <w:szCs w:val="26"/>
-        </w:rPr>
-        <w:t>{/isProprietary}</w:t>
+          <w:rtl/>
+        </w:rPr>
+        <w:t>{</w:t>
+      </w:r>
+      <w:proofErr w:type="spellStart"/>
+      <w:r>
+        <w:rPr>
+          <w:rFonts w:ascii="Arial" w:hAnsi="Arial" w:cs="Arial"/>
+          <w:sz w:val="26"/>
+          <w:szCs w:val="26"/>
+        </w:rPr>
+        <w:t>isProprietary</w:t>
+      </w:r>
+      <w:proofErr w:type="spellEnd"/>
+      <w:r>
+        <w:rPr>
+          <w:rFonts w:ascii="Arial" w:hAnsi="Arial" w:cs="Arial"/>
+          <w:sz w:val="26"/>
+          <w:szCs w:val="26"/>
+          <w:rtl/>
+        </w:rPr>
+        <w:t>/}</w:t>
       </w:r>
       <w:r>
         <w:rPr>
@@ -10671,7 +12381,25 @@
           <w:sz w:val="26"/>
           <w:szCs w:val="26"/>
         </w:rPr>
-        <w:t>{entityThe}</w:t>
+        <w:t>{</w:t>
+      </w:r>
+      <w:proofErr w:type="spellStart"/>
+      <w:r>
+        <w:rPr>
+          <w:rFonts w:ascii="Arial" w:hAnsi="Arial" w:cs="Arial"/>
+          <w:sz w:val="26"/>
+          <w:szCs w:val="26"/>
+        </w:rPr>
+        <w:t>entityThe</w:t>
+      </w:r>
+      <w:proofErr w:type="spellEnd"/>
+      <w:r>
+        <w:rPr>
+          <w:rFonts w:ascii="Arial" w:hAnsi="Arial" w:cs="Arial"/>
+          <w:sz w:val="26"/>
+          <w:szCs w:val="26"/>
+        </w:rPr>
+        <w:t>}</w:t>
       </w:r>
       <w:r>
         <w:rPr>
@@ -10854,8 +12582,28 @@
           <w:rFonts w:ascii="Arial" w:hAnsi="Arial" w:cs="Arial"/>
           <w:sz w:val="26"/>
           <w:szCs w:val="26"/>
-        </w:rPr>
-        <w:t>{/isProprietary}</w:t>
+          <w:rtl/>
+        </w:rPr>
+        <w:t>{</w:t>
+      </w:r>
+      <w:proofErr w:type="spellStart"/>
+      <w:r>
+        <w:rPr>
+          <w:rFonts w:ascii="Arial" w:hAnsi="Arial" w:cs="Arial"/>
+          <w:sz w:val="26"/>
+          <w:szCs w:val="26"/>
+        </w:rPr>
+        <w:t>isProprietary</w:t>
+      </w:r>
+      <w:proofErr w:type="spellEnd"/>
+      <w:r>
+        <w:rPr>
+          <w:rFonts w:ascii="Arial" w:hAnsi="Arial" w:cs="Arial"/>
+          <w:sz w:val="26"/>
+          <w:szCs w:val="26"/>
+          <w:rtl/>
+        </w:rPr>
+        <w:t>/}</w:t>
       </w:r>
       <w:r>
         <w:rPr>
@@ -10954,7 +12702,25 @@
           <w:sz w:val="26"/>
           <w:szCs w:val="26"/>
         </w:rPr>
-        <w:t>{entityThe}</w:t>
+        <w:t>{</w:t>
+      </w:r>
+      <w:proofErr w:type="spellStart"/>
+      <w:r>
+        <w:rPr>
+          <w:rFonts w:ascii="Arial" w:hAnsi="Arial" w:cs="Arial"/>
+          <w:sz w:val="26"/>
+          <w:szCs w:val="26"/>
+        </w:rPr>
+        <w:t>entityThe</w:t>
+      </w:r>
+      <w:proofErr w:type="spellEnd"/>
+      <w:r>
+        <w:rPr>
+          <w:rFonts w:ascii="Arial" w:hAnsi="Arial" w:cs="Arial"/>
+          <w:sz w:val="26"/>
+          <w:szCs w:val="26"/>
+        </w:rPr>
+        <w:t>}</w:t>
       </w:r>
       <w:r>
         <w:rPr>

--- a/representation_letter.docx
+++ b/representation_letter.docx
@@ -425,8 +425,17 @@
           <w:rFonts w:ascii="Arial" w:hAnsi="Arial" w:cs="Arial"/>
           <w:sz w:val="26"/>
           <w:szCs w:val="26"/>
-        </w:rPr>
-        <w:t xml:space="preserve">{#isProprietary} </w:t>
+          <w:rtl/>
+        </w:rPr>
+        <w:t>(فراغ/أزلها)</w:t>
+      </w:r>
+      <w:r>
+        <w:rPr>
+          <w:rFonts w:ascii="Arial" w:hAnsi="Arial" w:cs="Arial"/>
+          <w:sz w:val="26"/>
+          <w:szCs w:val="26"/>
+        </w:rPr>
+        <w:t xml:space="preserve"> </w:t>
       </w:r>
       <w:r>
         <w:rPr>
@@ -444,6 +453,23 @@
           <w:szCs w:val="26"/>
           <w:rtl/>
         </w:rPr>
+        <w:t>(فراغ/أزلها)</w:t>
+      </w:r>
+      <w:r>
+        <w:rPr>
+          <w:rFonts w:ascii="Arial" w:hAnsi="Arial" w:cs="Arial" w:hint="cs"/>
+          <w:sz w:val="26"/>
+          <w:szCs w:val="26"/>
+          <w:rtl/>
+        </w:rPr>
+        <w:t xml:space="preserve"> </w:t>
+      </w:r>
+      <w:r>
+        <w:rPr>
+          <w:rFonts w:ascii="Arial" w:hAnsi="Arial" w:cs="Arial"/>
+          <w:sz w:val="26"/>
+          <w:szCs w:val="26"/>
+        </w:rPr>
         <w:t>{</w:t>
       </w:r>
       <w:proofErr w:type="spellStart"/>
@@ -453,7 +479,7 @@
           <w:sz w:val="26"/>
           <w:szCs w:val="26"/>
         </w:rPr>
-        <w:t>isProprietary</w:t>
+        <w:t>entityFor</w:t>
       </w:r>
       <w:proofErr w:type="spellEnd"/>
       <w:r>
@@ -461,13 +487,12 @@
           <w:rFonts w:ascii="Arial" w:hAnsi="Arial" w:cs="Arial"/>
           <w:sz w:val="26"/>
           <w:szCs w:val="26"/>
-          <w:rtl/>
-        </w:rPr>
-        <w:t>/}</w:t>
-      </w:r>
-      <w:r>
-        <w:rPr>
-          <w:rFonts w:ascii="Arial" w:hAnsi="Arial" w:cs="Arial" w:hint="cs"/>
+        </w:rPr>
+        <w:t>}</w:t>
+      </w:r>
+      <w:r>
+        <w:rPr>
+          <w:rFonts w:ascii="Arial" w:hAnsi="Arial" w:cs="Arial"/>
           <w:sz w:val="26"/>
           <w:szCs w:val="26"/>
           <w:rtl/>
@@ -489,7 +514,7 @@
           <w:sz w:val="26"/>
           <w:szCs w:val="26"/>
         </w:rPr>
-        <w:t>entityFor</w:t>
+        <w:t>companyName</w:t>
       </w:r>
       <w:proofErr w:type="spellEnd"/>
       <w:r>
@@ -502,12 +527,57 @@
       </w:r>
       <w:r>
         <w:rPr>
-          <w:rFonts w:ascii="Arial" w:hAnsi="Arial" w:cs="Arial"/>
-          <w:sz w:val="26"/>
-          <w:szCs w:val="26"/>
-          <w:rtl/>
-        </w:rPr>
-        <w:t xml:space="preserve"> </w:t>
+          <w:rFonts w:ascii="Arial" w:hAnsi="Arial" w:cs="Arial" w:hint="cs"/>
+          <w:sz w:val="26"/>
+          <w:szCs w:val="26"/>
+          <w:rtl/>
+        </w:rPr>
+        <w:t xml:space="preserve"> </w:t>
+      </w:r>
+      <w:r>
+        <w:rPr>
+          <w:rFonts w:ascii="Arial" w:hAnsi="Arial" w:cs="Arial" w:hint="cs"/>
+          <w:sz w:val="26"/>
+          <w:szCs w:val="26"/>
+          <w:rtl/>
+        </w:rPr>
+        <w:t>والتي تتكون من قائمة المركز المالي</w:t>
+      </w:r>
+      <w:r>
+        <w:rPr>
+          <w:rFonts w:ascii="Arial" w:hAnsi="Arial" w:cs="Arial" w:hint="cs"/>
+          <w:sz w:val="26"/>
+          <w:szCs w:val="26"/>
+          <w:rtl/>
+        </w:rPr>
+        <w:t xml:space="preserve"> </w:t>
+      </w:r>
+      <w:r>
+        <w:rPr>
+          <w:rFonts w:ascii="Arial" w:hAnsi="Arial" w:cs="Arial" w:hint="cs"/>
+          <w:sz w:val="26"/>
+          <w:szCs w:val="26"/>
+          <w:rtl/>
+        </w:rPr>
+        <w:t>كم</w:t>
+      </w:r>
+      <w:r>
+        <w:rPr>
+          <w:rFonts w:ascii="Arial" w:hAnsi="Arial" w:cs="Arial" w:hint="cs"/>
+          <w:sz w:val="26"/>
+          <w:szCs w:val="26"/>
+          <w:rtl/>
+        </w:rPr>
+        <w:t>ا</w:t>
+      </w:r>
+      <w:r>
+        <w:rPr>
+          <w:rFonts w:ascii="Arial" w:hAnsi="Arial" w:cs="Arial" w:hint="cs"/>
+          <w:sz w:val="26"/>
+          <w:szCs w:val="26"/>
+          <w:rtl/>
+        </w:rPr>
+        <w:t xml:space="preserve"> في </w:t>
       </w:r>
       <w:r>
         <w:rPr>
@@ -524,7 +594,7 @@
           <w:sz w:val="26"/>
           <w:szCs w:val="26"/>
         </w:rPr>
-        <w:t>companyName</w:t>
+        <w:t>yearEnd</w:t>
       </w:r>
       <w:proofErr w:type="spellEnd"/>
       <w:r>
@@ -542,86 +612,6 @@
           <w:szCs w:val="26"/>
           <w:rtl/>
         </w:rPr>
-        <w:t xml:space="preserve"> </w:t>
-      </w:r>
-      <w:r>
-        <w:rPr>
-          <w:rFonts w:ascii="Arial" w:hAnsi="Arial" w:cs="Arial" w:hint="cs"/>
-          <w:sz w:val="26"/>
-          <w:szCs w:val="26"/>
-          <w:rtl/>
-        </w:rPr>
-        <w:t>والتي تتكون من قائمة المركز المالي</w:t>
-      </w:r>
-      <w:r>
-        <w:rPr>
-          <w:rFonts w:ascii="Arial" w:hAnsi="Arial" w:cs="Arial" w:hint="cs"/>
-          <w:sz w:val="26"/>
-          <w:szCs w:val="26"/>
-          <w:rtl/>
-        </w:rPr>
-        <w:t xml:space="preserve"> </w:t>
-      </w:r>
-      <w:r>
-        <w:rPr>
-          <w:rFonts w:ascii="Arial" w:hAnsi="Arial" w:cs="Arial" w:hint="cs"/>
-          <w:sz w:val="26"/>
-          <w:szCs w:val="26"/>
-          <w:rtl/>
-        </w:rPr>
-        <w:t>كم</w:t>
-      </w:r>
-      <w:r>
-        <w:rPr>
-          <w:rFonts w:ascii="Arial" w:hAnsi="Arial" w:cs="Arial" w:hint="cs"/>
-          <w:sz w:val="26"/>
-          <w:szCs w:val="26"/>
-          <w:rtl/>
-        </w:rPr>
-        <w:t>ا</w:t>
-      </w:r>
-      <w:r>
-        <w:rPr>
-          <w:rFonts w:ascii="Arial" w:hAnsi="Arial" w:cs="Arial" w:hint="cs"/>
-          <w:sz w:val="26"/>
-          <w:szCs w:val="26"/>
-          <w:rtl/>
-        </w:rPr>
-        <w:t xml:space="preserve"> في </w:t>
-      </w:r>
-      <w:r>
-        <w:rPr>
-          <w:rFonts w:ascii="Arial" w:hAnsi="Arial" w:cs="Arial"/>
-          <w:sz w:val="26"/>
-          <w:szCs w:val="26"/>
-        </w:rPr>
-        <w:t>{</w:t>
-      </w:r>
-      <w:proofErr w:type="spellStart"/>
-      <w:r>
-        <w:rPr>
-          <w:rFonts w:ascii="Arial" w:hAnsi="Arial" w:cs="Arial"/>
-          <w:sz w:val="26"/>
-          <w:szCs w:val="26"/>
-        </w:rPr>
-        <w:t>yearEnd</w:t>
-      </w:r>
-      <w:proofErr w:type="spellEnd"/>
-      <w:r>
-        <w:rPr>
-          <w:rFonts w:ascii="Arial" w:hAnsi="Arial" w:cs="Arial"/>
-          <w:sz w:val="26"/>
-          <w:szCs w:val="26"/>
-        </w:rPr>
-        <w:t>}</w:t>
-      </w:r>
-      <w:r>
-        <w:rPr>
-          <w:rFonts w:ascii="Arial" w:hAnsi="Arial" w:cs="Arial" w:hint="cs"/>
-          <w:sz w:val="26"/>
-          <w:szCs w:val="26"/>
-          <w:rtl/>
-        </w:rPr>
         <w:t xml:space="preserve"> وكل من</w:t>
       </w:r>
       <w:r>
@@ -760,8 +750,17 @@
           <w:rFonts w:ascii="Arial" w:hAnsi="Arial" w:cs="Arial"/>
           <w:sz w:val="26"/>
           <w:szCs w:val="26"/>
-        </w:rPr>
-        <w:t xml:space="preserve">{#isProprietary} </w:t>
+          <w:rtl/>
+        </w:rPr>
+        <w:t>(فراغ/أزلها)</w:t>
+      </w:r>
+      <w:r>
+        <w:rPr>
+          <w:rFonts w:ascii="Arial" w:hAnsi="Arial" w:cs="Arial"/>
+          <w:sz w:val="26"/>
+          <w:szCs w:val="26"/>
+        </w:rPr>
+        <w:t xml:space="preserve"> </w:t>
       </w:r>
       <w:r>
         <w:rPr>
@@ -779,26 +778,7 @@
           <w:szCs w:val="26"/>
           <w:rtl/>
         </w:rPr>
-        <w:t>{</w:t>
-      </w:r>
-      <w:proofErr w:type="spellStart"/>
-      <w:r>
-        <w:rPr>
-          <w:rFonts w:ascii="Arial" w:hAnsi="Arial" w:cs="Arial"/>
-          <w:sz w:val="26"/>
-          <w:szCs w:val="26"/>
-        </w:rPr>
-        <w:t>isProprietary</w:t>
-      </w:r>
-      <w:proofErr w:type="spellEnd"/>
-      <w:r>
-        <w:rPr>
-          <w:rFonts w:ascii="Arial" w:hAnsi="Arial" w:cs="Arial"/>
-          <w:sz w:val="26"/>
-          <w:szCs w:val="26"/>
-          <w:rtl/>
-        </w:rPr>
-        <w:t>/}</w:t>
+        <w:t>(فراغ/أزلها)</w:t>
       </w:r>
       <w:r>
         <w:rPr>
@@ -1193,8 +1173,9 @@
           <w:bCs/>
           <w:sz w:val="26"/>
           <w:szCs w:val="26"/>
-        </w:rPr>
-        <w:t xml:space="preserve">{#isProprietary} </w:t>
+          <w:rtl/>
+        </w:rPr>
+        <w:t>(فراغ/أزلها)</w:t>
       </w:r>
       <w:r>
         <w:rPr>
@@ -1203,9 +1184,8 @@
           <w:bCs/>
           <w:sz w:val="26"/>
           <w:szCs w:val="26"/>
-          <w:rtl/>
-        </w:rPr>
-        <w:t>ذات الغرض الخاص</w:t>
+        </w:rPr>
+        <w:t xml:space="preserve"> </w:t>
       </w:r>
       <w:r>
         <w:rPr>
@@ -1216,9 +1196,8 @@
           <w:szCs w:val="26"/>
           <w:rtl/>
         </w:rPr>
-        <w:t>{</w:t>
-      </w:r>
-      <w:proofErr w:type="spellStart"/>
+        <w:t>ذات الغرض الخاص</w:t>
+      </w:r>
       <w:r>
         <w:rPr>
           <w:rFonts w:ascii="Arial" w:hAnsi="Arial" w:cs="Arial"/>
@@ -1226,11 +1205,10 @@
           <w:bCs/>
           <w:sz w:val="26"/>
           <w:szCs w:val="26"/>
-        </w:rPr>
-        <w:t>isProprietary</w:t>
-      </w:r>
-      <w:proofErr w:type="spellEnd"/>
-      <w:proofErr w:type="gramStart"/>
+          <w:rtl/>
+        </w:rPr>
+        <w:t>(فراغ/أزلها)</w:t>
+      </w:r>
       <w:r>
         <w:rPr>
           <w:rFonts w:ascii="Arial" w:hAnsi="Arial" w:cs="Arial"/>
@@ -1240,30 +1218,7 @@
           <w:szCs w:val="26"/>
           <w:rtl/>
         </w:rPr>
-        <w:t>/}</w:t>
-      </w:r>
-      <w:r>
-        <w:rPr>
-          <w:rFonts w:ascii="Arial" w:hAnsi="Arial" w:cs="Arial"/>
-          <w:b/>
-          <w:bCs/>
-          <w:sz w:val="26"/>
-          <w:szCs w:val="26"/>
-          <w:rtl/>
-        </w:rPr>
-        <w:t>والسجلات</w:t>
-      </w:r>
-      <w:proofErr w:type="gramEnd"/>
-      <w:r>
-        <w:rPr>
-          <w:rFonts w:ascii="Arial" w:hAnsi="Arial" w:cs="Arial"/>
-          <w:b/>
-          <w:bCs/>
-          <w:sz w:val="26"/>
-          <w:szCs w:val="26"/>
-          <w:rtl/>
-        </w:rPr>
-        <w:t xml:space="preserve"> المالية</w:t>
+        <w:t>والسجلات المالية</w:t>
       </w:r>
     </w:p>
     <w:p>
@@ -1418,8 +1373,17 @@
           <w:rFonts w:ascii="Arial" w:hAnsi="Arial" w:cs="Arial"/>
           <w:sz w:val="26"/>
           <w:szCs w:val="26"/>
-        </w:rPr>
-        <w:t xml:space="preserve">{#isProprietary} </w:t>
+          <w:rtl/>
+        </w:rPr>
+        <w:t>(فراغ/أزلها)</w:t>
+      </w:r>
+      <w:r>
+        <w:rPr>
+          <w:rFonts w:ascii="Arial" w:hAnsi="Arial" w:cs="Arial"/>
+          <w:sz w:val="26"/>
+          <w:szCs w:val="26"/>
+        </w:rPr>
+        <w:t xml:space="preserve"> </w:t>
       </w:r>
       <w:r>
         <w:rPr>
@@ -1437,6 +1401,119 @@
           <w:szCs w:val="26"/>
           <w:rtl/>
         </w:rPr>
+        <w:t>(فراغ/أزلها)</w:t>
+      </w:r>
+      <w:r>
+        <w:rPr>
+          <w:rFonts w:ascii="Arial" w:hAnsi="Arial" w:cs="Arial" w:hint="cs"/>
+          <w:sz w:val="26"/>
+          <w:szCs w:val="26"/>
+          <w:rtl/>
+        </w:rPr>
+        <w:t>وفقاً للمعيار الدولي للتقرير المالي للمنشآت صغ</w:t>
+      </w:r>
+      <w:r>
+        <w:rPr>
+          <w:rFonts w:ascii="Arial" w:hAnsi="Arial" w:cs="Arial" w:hint="cs"/>
+          <w:sz w:val="26"/>
+          <w:szCs w:val="26"/>
+          <w:rtl/>
+        </w:rPr>
+        <w:t>ي</w:t>
+      </w:r>
+      <w:r>
+        <w:rPr>
+          <w:rFonts w:ascii="Arial" w:hAnsi="Arial" w:cs="Arial" w:hint="cs"/>
+          <w:sz w:val="26"/>
+          <w:szCs w:val="26"/>
+          <w:rtl/>
+        </w:rPr>
+        <w:t>رة ومتوسطة الحجم المعتمد في المملكة العربية السعودية والمعايير والاصدارات الاخرى المعتمدة من الهيئة السعودية للمراجعين والمحاسبين</w:t>
+      </w:r>
+      <w:r>
+        <w:rPr>
+          <w:rFonts w:ascii="Arial" w:hAnsi="Arial" w:cs="Arial" w:hint="cs"/>
+          <w:sz w:val="26"/>
+          <w:szCs w:val="26"/>
+          <w:rtl/>
+        </w:rPr>
+        <w:t xml:space="preserve">، </w:t>
+      </w:r>
+      <w:r>
+        <w:rPr>
+          <w:rFonts w:ascii="Arial" w:hAnsi="Arial" w:cs="Arial"/>
+          <w:sz w:val="26"/>
+          <w:szCs w:val="26"/>
+          <w:rtl/>
+        </w:rPr>
+        <w:t>ووفقاً للأنظمة والتعليمات ذات العلاقة السارية في المملكة العربية السعودية</w:t>
+      </w:r>
+      <w:r>
+        <w:rPr>
+          <w:rFonts w:ascii="Arial" w:hAnsi="Arial" w:cs="Arial" w:hint="cs"/>
+          <w:sz w:val="26"/>
+          <w:szCs w:val="26"/>
+          <w:rtl/>
+        </w:rPr>
+        <w:t>.</w:t>
+      </w:r>
+    </w:p>
+    <w:p>
+      <w:pPr>
+        <w:spacing w:line="300" w:lineRule="exact"/>
+        <w:ind w:left="90" w:hanging="360"/>
+        <w:jc w:val="both"/>
+        <w:rPr>
+          <w:rFonts w:ascii="Arial" w:hAnsi="Arial" w:cs="Arial"/>
+          <w:sz w:val="26"/>
+          <w:szCs w:val="26"/>
+        </w:rPr>
+      </w:pPr>
+    </w:p>
+    <w:p>
+      <w:pPr>
+        <w:spacing w:line="300" w:lineRule="exact"/>
+        <w:ind w:left="90" w:hanging="360"/>
+        <w:jc w:val="both"/>
+        <w:rPr>
+          <w:rFonts w:ascii="Arial" w:hAnsi="Arial" w:cs="Arial"/>
+          <w:sz w:val="26"/>
+          <w:szCs w:val="26"/>
+        </w:rPr>
+      </w:pPr>
+      <w:r>
+        <w:rPr>
+          <w:rFonts w:ascii="Arial" w:hAnsi="Arial" w:cs="Arial" w:hint="cs"/>
+          <w:sz w:val="26"/>
+          <w:szCs w:val="26"/>
+          <w:rtl/>
+        </w:rPr>
+        <w:t xml:space="preserve">2. </w:t>
+      </w:r>
+      <w:r>
+        <w:rPr>
+          <w:rFonts w:ascii="Arial" w:hAnsi="Arial" w:cs="Arial"/>
+          <w:sz w:val="26"/>
+          <w:szCs w:val="26"/>
+          <w:rtl/>
+        </w:rPr>
+        <w:t xml:space="preserve">أننا نؤكد </w:t>
+      </w:r>
+      <w:r>
+        <w:rPr>
+          <w:rFonts w:ascii="Arial" w:hAnsi="Arial" w:cs="Arial" w:hint="cs"/>
+          <w:sz w:val="26"/>
+          <w:szCs w:val="26"/>
+          <w:rtl/>
+        </w:rPr>
+        <w:t xml:space="preserve">كإدارة </w:t>
+      </w:r>
+      <w:r>
+        <w:rPr>
+          <w:rFonts w:ascii="Arial" w:hAnsi="Arial" w:cs="Arial"/>
+          <w:sz w:val="26"/>
+          <w:szCs w:val="26"/>
+        </w:rPr>
         <w:t>{</w:t>
       </w:r>
       <w:proofErr w:type="spellStart"/>
@@ -1446,37 +1523,87 @@
           <w:sz w:val="26"/>
           <w:szCs w:val="26"/>
         </w:rPr>
-        <w:t>isProprietary</w:t>
+        <w:t>entityFor</w:t>
       </w:r>
       <w:proofErr w:type="spellEnd"/>
-      <w:proofErr w:type="gramStart"/>
-      <w:r>
-        <w:rPr>
-          <w:rFonts w:ascii="Arial" w:hAnsi="Arial" w:cs="Arial"/>
-          <w:sz w:val="26"/>
-          <w:szCs w:val="26"/>
-          <w:rtl/>
-        </w:rPr>
-        <w:t>/}</w:t>
-      </w:r>
-      <w:r>
-        <w:rPr>
-          <w:rFonts w:ascii="Arial" w:hAnsi="Arial" w:cs="Arial" w:hint="cs"/>
-          <w:sz w:val="26"/>
-          <w:szCs w:val="26"/>
-          <w:rtl/>
-        </w:rPr>
-        <w:t>وفقاً</w:t>
-      </w:r>
-      <w:proofErr w:type="gramEnd"/>
-      <w:r>
-        <w:rPr>
-          <w:rFonts w:ascii="Arial" w:hAnsi="Arial" w:cs="Arial" w:hint="cs"/>
-          <w:sz w:val="26"/>
-          <w:szCs w:val="26"/>
-          <w:rtl/>
-        </w:rPr>
-        <w:t xml:space="preserve"> للمعيار الدولي للتقرير المالي للمنشآت صغ</w:t>
+      <w:r>
+        <w:rPr>
+          <w:rFonts w:ascii="Arial" w:hAnsi="Arial" w:cs="Arial"/>
+          <w:sz w:val="26"/>
+          <w:szCs w:val="26"/>
+        </w:rPr>
+        <w:t>}</w:t>
+      </w:r>
+      <w:r>
+        <w:rPr>
+          <w:rFonts w:ascii="Arial" w:hAnsi="Arial" w:cs="Arial"/>
+          <w:sz w:val="26"/>
+          <w:szCs w:val="26"/>
+          <w:rtl/>
+        </w:rPr>
+        <w:t xml:space="preserve"> مسئوليتنا عن العرض العادل للقوائم المالية</w:t>
+      </w:r>
+      <w:r>
+        <w:rPr>
+          <w:rFonts w:ascii="Arial" w:hAnsi="Arial" w:cs="Arial" w:hint="cs"/>
+          <w:sz w:val="26"/>
+          <w:szCs w:val="26"/>
+          <w:rtl/>
+        </w:rPr>
+        <w:t xml:space="preserve"> </w:t>
+      </w:r>
+      <w:r>
+        <w:rPr>
+          <w:rFonts w:ascii="Arial" w:hAnsi="Arial" w:cs="Arial"/>
+          <w:sz w:val="26"/>
+          <w:szCs w:val="26"/>
+          <w:rtl/>
+        </w:rPr>
+        <w:t>(فراغ/أزلها)</w:t>
+      </w:r>
+      <w:r>
+        <w:rPr>
+          <w:rFonts w:ascii="Arial" w:hAnsi="Arial" w:cs="Arial"/>
+          <w:sz w:val="26"/>
+          <w:szCs w:val="26"/>
+        </w:rPr>
+        <w:t xml:space="preserve"> </w:t>
+      </w:r>
+      <w:r>
+        <w:rPr>
+          <w:rFonts w:ascii="Arial" w:hAnsi="Arial" w:cs="Arial"/>
+          <w:sz w:val="26"/>
+          <w:szCs w:val="26"/>
+          <w:rtl/>
+        </w:rPr>
+        <w:t>ذات الغرض الخاص</w:t>
+      </w:r>
+      <w:r>
+        <w:rPr>
+          <w:rFonts w:ascii="Arial" w:hAnsi="Arial" w:cs="Arial"/>
+          <w:sz w:val="26"/>
+          <w:szCs w:val="26"/>
+          <w:rtl/>
+        </w:rPr>
+        <w:t>(فراغ/أزلها)</w:t>
+      </w:r>
+      <w:r>
+        <w:rPr>
+          <w:rFonts w:ascii="Arial" w:hAnsi="Arial" w:cs="Arial" w:hint="cs"/>
+          <w:sz w:val="26"/>
+          <w:szCs w:val="26"/>
+          <w:rtl/>
+        </w:rPr>
+        <w:t xml:space="preserve"> </w:t>
+      </w:r>
+      <w:r>
+        <w:rPr>
+          <w:rFonts w:ascii="Arial" w:hAnsi="Arial" w:cs="Arial" w:hint="cs"/>
+          <w:sz w:val="26"/>
+          <w:szCs w:val="26"/>
+          <w:rtl/>
+        </w:rPr>
+        <w:t>وفقاً للمعيار الدولي للتقرير المالي للمنشآت صغ</w:t>
       </w:r>
       <w:r>
         <w:rPr>
@@ -1494,35 +1621,294 @@
           <w:szCs w:val="26"/>
           <w:rtl/>
         </w:rPr>
-        <w:t>رة ومتوسطة الحجم المعتمد في المملكة العربية السعودية والمعايير والاصدارات الاخرى المعتمدة من الهيئة السعودية للمراجعين والمحاسبين</w:t>
-      </w:r>
-      <w:r>
-        <w:rPr>
-          <w:rFonts w:ascii="Arial" w:hAnsi="Arial" w:cs="Arial" w:hint="cs"/>
-          <w:sz w:val="26"/>
-          <w:szCs w:val="26"/>
-          <w:rtl/>
-        </w:rPr>
-        <w:t xml:space="preserve">، </w:t>
-      </w:r>
-      <w:r>
-        <w:rPr>
-          <w:rFonts w:ascii="Arial" w:hAnsi="Arial" w:cs="Arial"/>
-          <w:sz w:val="26"/>
-          <w:szCs w:val="26"/>
-          <w:rtl/>
-        </w:rPr>
-        <w:t>ووفقاً للأنظمة والتعليمات ذات العلاقة السارية في المملكة العربية السعودية</w:t>
-      </w:r>
-      <w:r>
-        <w:rPr>
-          <w:rFonts w:ascii="Arial" w:hAnsi="Arial" w:cs="Arial" w:hint="cs"/>
-          <w:sz w:val="26"/>
-          <w:szCs w:val="26"/>
-          <w:rtl/>
-        </w:rPr>
-        <w:t>.</w:t>
-      </w:r>
+        <w:t>رة ومتوسطة الحجم المعتمد في المملكة العربية السعودية والمعايير والاصدارات الاخرى المعتمدة من الهيئة السعودية للمراجعين والمحاسبين.</w:t>
+      </w:r>
+      <w:r>
+        <w:rPr>
+          <w:rFonts w:ascii="Arial" w:hAnsi="Arial" w:cs="Arial"/>
+          <w:sz w:val="26"/>
+          <w:szCs w:val="26"/>
+        </w:rPr>
+        <w:t xml:space="preserve"> </w:t>
+      </w:r>
+      <w:r>
+        <w:rPr>
+          <w:rFonts w:ascii="Arial" w:hAnsi="Arial" w:cs="Arial" w:hint="cs"/>
+          <w:sz w:val="26"/>
+          <w:szCs w:val="26"/>
+          <w:rtl/>
+        </w:rPr>
+        <w:t xml:space="preserve"> </w:t>
+      </w:r>
+      <w:r>
+        <w:rPr>
+          <w:rFonts w:ascii="Arial" w:hAnsi="Arial" w:cs="Arial"/>
+          <w:sz w:val="26"/>
+          <w:szCs w:val="26"/>
+          <w:rtl/>
+        </w:rPr>
+        <w:t>نعتقد بأن القوائم المالية</w:t>
+      </w:r>
+      <w:r>
+        <w:rPr>
+          <w:rFonts w:ascii="Arial" w:hAnsi="Arial" w:cs="Arial" w:hint="cs"/>
+          <w:sz w:val="26"/>
+          <w:szCs w:val="26"/>
+          <w:rtl/>
+        </w:rPr>
+        <w:t xml:space="preserve"> </w:t>
+      </w:r>
+      <w:r>
+        <w:rPr>
+          <w:rFonts w:ascii="Arial" w:hAnsi="Arial" w:cs="Arial"/>
+          <w:sz w:val="26"/>
+          <w:szCs w:val="26"/>
+          <w:rtl/>
+        </w:rPr>
+        <w:t>(فراغ/أزلها)</w:t>
+      </w:r>
+      <w:r>
+        <w:rPr>
+          <w:rFonts w:ascii="Arial" w:hAnsi="Arial" w:cs="Arial"/>
+          <w:sz w:val="26"/>
+          <w:szCs w:val="26"/>
+        </w:rPr>
+        <w:t xml:space="preserve"> </w:t>
+      </w:r>
+      <w:r>
+        <w:rPr>
+          <w:rFonts w:ascii="Arial" w:hAnsi="Arial" w:cs="Arial"/>
+          <w:sz w:val="26"/>
+          <w:szCs w:val="26"/>
+          <w:rtl/>
+        </w:rPr>
+        <w:t>ذات الغرض الخاص</w:t>
+      </w:r>
+      <w:r>
+        <w:rPr>
+          <w:rFonts w:ascii="Arial" w:hAnsi="Arial" w:cs="Arial"/>
+          <w:sz w:val="26"/>
+          <w:szCs w:val="26"/>
+          <w:rtl/>
+        </w:rPr>
+        <w:t>(فراغ/أزلها)</w:t>
+      </w:r>
+      <w:r>
+        <w:rPr>
+          <w:rFonts w:ascii="Arial" w:hAnsi="Arial" w:cs="Arial" w:hint="cs"/>
+          <w:sz w:val="26"/>
+          <w:szCs w:val="26"/>
+          <w:rtl/>
+        </w:rPr>
+        <w:t xml:space="preserve"> </w:t>
+      </w:r>
+      <w:r>
+        <w:rPr>
+          <w:rFonts w:ascii="Arial" w:hAnsi="Arial" w:cs="Arial"/>
+          <w:sz w:val="26"/>
+          <w:szCs w:val="26"/>
+          <w:rtl/>
+        </w:rPr>
+        <w:t>المشار إليها أعلاه تظهر بعدل، من كافة النواحي الجوهرية، المركز المالي</w:t>
+      </w:r>
+      <w:r>
+        <w:rPr>
+          <w:rFonts w:ascii="Arial" w:hAnsi="Arial" w:cs="Arial" w:hint="cs"/>
+          <w:sz w:val="26"/>
+          <w:szCs w:val="26"/>
+          <w:rtl/>
+        </w:rPr>
+        <w:t xml:space="preserve"> </w:t>
+      </w:r>
+      <w:r>
+        <w:rPr>
+          <w:rFonts w:ascii="Arial" w:hAnsi="Arial" w:cs="Arial"/>
+          <w:sz w:val="26"/>
+          <w:szCs w:val="26"/>
+        </w:rPr>
+        <w:t>{</w:t>
+      </w:r>
+      <w:proofErr w:type="spellStart"/>
+      <w:r>
+        <w:rPr>
+          <w:rFonts w:ascii="Arial" w:hAnsi="Arial" w:cs="Arial"/>
+          <w:sz w:val="26"/>
+          <w:szCs w:val="26"/>
+        </w:rPr>
+        <w:t>entityForThe</w:t>
+      </w:r>
+      <w:proofErr w:type="spellEnd"/>
+      <w:r>
+        <w:rPr>
+          <w:rFonts w:ascii="Arial" w:hAnsi="Arial" w:cs="Arial"/>
+          <w:sz w:val="26"/>
+          <w:szCs w:val="26"/>
+        </w:rPr>
+        <w:t>}</w:t>
+      </w:r>
+      <w:r>
+        <w:rPr>
+          <w:rFonts w:ascii="Arial" w:hAnsi="Arial" w:cs="Arial"/>
+          <w:sz w:val="26"/>
+          <w:szCs w:val="26"/>
+          <w:rtl/>
+        </w:rPr>
+        <w:t>وأدائها المالي</w:t>
+      </w:r>
+      <w:r>
+        <w:rPr>
+          <w:rFonts w:ascii="Arial" w:hAnsi="Arial" w:cs="Arial" w:hint="cs"/>
+          <w:sz w:val="26"/>
+          <w:szCs w:val="26"/>
+          <w:rtl/>
+        </w:rPr>
+        <w:t xml:space="preserve"> </w:t>
+      </w:r>
+      <w:r>
+        <w:rPr>
+          <w:rFonts w:ascii="Arial" w:hAnsi="Arial" w:cs="Arial"/>
+          <w:sz w:val="26"/>
+          <w:szCs w:val="26"/>
+          <w:rtl/>
+        </w:rPr>
+        <w:t>وتدفقاتها النقدية</w:t>
+      </w:r>
+      <w:r>
+        <w:rPr>
+          <w:rFonts w:ascii="Arial" w:hAnsi="Arial" w:cs="Arial" w:hint="cs"/>
+          <w:sz w:val="26"/>
+          <w:szCs w:val="26"/>
+          <w:rtl/>
+        </w:rPr>
+        <w:t xml:space="preserve"> </w:t>
+      </w:r>
+      <w:r>
+        <w:rPr>
+          <w:rFonts w:ascii="Arial" w:hAnsi="Arial" w:cs="Arial" w:hint="cs"/>
+          <w:sz w:val="26"/>
+          <w:szCs w:val="26"/>
+          <w:rtl/>
+        </w:rPr>
+        <w:t>وفقاً للمعيار الدولي للتقرير المالي للمنشآت صغ</w:t>
+      </w:r>
+      <w:r>
+        <w:rPr>
+          <w:rFonts w:ascii="Arial" w:hAnsi="Arial" w:cs="Arial" w:hint="cs"/>
+          <w:sz w:val="26"/>
+          <w:szCs w:val="26"/>
+          <w:rtl/>
+        </w:rPr>
+        <w:t>ي</w:t>
+      </w:r>
+      <w:r>
+        <w:rPr>
+          <w:rFonts w:ascii="Arial" w:hAnsi="Arial" w:cs="Arial" w:hint="cs"/>
+          <w:sz w:val="26"/>
+          <w:szCs w:val="26"/>
+          <w:rtl/>
+        </w:rPr>
+        <w:t>رة ومتوسطة الحجم المعتمد في المملكة العربية السعودية والمعايير والاصدارات الاخرى المعتمدة من الهيئة السعودية للمراجعين والمحاسبين.</w:t>
+      </w:r>
+      <w:r>
+        <w:rPr>
+          <w:rFonts w:ascii="Arial" w:hAnsi="Arial" w:cs="Arial"/>
+          <w:sz w:val="26"/>
+          <w:szCs w:val="26"/>
+        </w:rPr>
+        <w:t xml:space="preserve"> </w:t>
+      </w:r>
+      <w:r>
+        <w:rPr>
+          <w:rFonts w:ascii="Arial" w:hAnsi="Arial" w:cs="Arial" w:hint="cs"/>
+          <w:sz w:val="26"/>
+          <w:szCs w:val="26"/>
+          <w:rtl/>
+        </w:rPr>
+        <w:t xml:space="preserve"> </w:t>
+      </w:r>
+      <w:r>
+        <w:rPr>
+          <w:rFonts w:ascii="Arial" w:hAnsi="Arial" w:cs="Arial"/>
+          <w:sz w:val="26"/>
+          <w:szCs w:val="26"/>
+          <w:rtl/>
+        </w:rPr>
+        <w:t xml:space="preserve">وأنها خالية من أية أخطاء جوهرية بما في ذلك حالات السهو. كما أننا </w:t>
+      </w:r>
+      <w:r>
+        <w:rPr>
+          <w:rFonts w:ascii="Arial" w:hAnsi="Arial" w:cs="Arial" w:hint="cs"/>
+          <w:sz w:val="26"/>
+          <w:szCs w:val="26"/>
+          <w:rtl/>
+        </w:rPr>
+        <w:t>نؤكد موافقتنا على</w:t>
+      </w:r>
+      <w:r>
+        <w:rPr>
+          <w:rFonts w:ascii="Arial" w:hAnsi="Arial" w:cs="Arial"/>
+          <w:sz w:val="26"/>
+          <w:szCs w:val="26"/>
+          <w:rtl/>
+        </w:rPr>
+        <w:t xml:space="preserve"> القوائم المالية</w:t>
+      </w:r>
+      <w:r>
+        <w:rPr>
+          <w:rFonts w:ascii="Arial" w:hAnsi="Arial" w:cs="Arial" w:hint="cs"/>
+          <w:sz w:val="26"/>
+          <w:szCs w:val="26"/>
+          <w:rtl/>
+        </w:rPr>
+        <w:t xml:space="preserve"> </w:t>
+      </w:r>
+      <w:r>
+        <w:rPr>
+          <w:rFonts w:ascii="Arial" w:hAnsi="Arial" w:cs="Arial"/>
+          <w:sz w:val="26"/>
+          <w:szCs w:val="26"/>
+          <w:rtl/>
+        </w:rPr>
+        <w:t>(فراغ/أزلها)</w:t>
+      </w:r>
+      <w:r>
+        <w:rPr>
+          <w:rFonts w:ascii="Arial" w:hAnsi="Arial" w:cs="Arial"/>
+          <w:sz w:val="26"/>
+          <w:szCs w:val="26"/>
+        </w:rPr>
+        <w:t xml:space="preserve"> </w:t>
+      </w:r>
+      <w:r>
+        <w:rPr>
+          <w:rFonts w:ascii="Arial" w:hAnsi="Arial" w:cs="Arial"/>
+          <w:sz w:val="26"/>
+          <w:szCs w:val="26"/>
+          <w:rtl/>
+        </w:rPr>
+        <w:t>ذات الغرض الخاص</w:t>
+      </w:r>
+      <w:r>
+        <w:rPr>
+          <w:rFonts w:ascii="Arial" w:hAnsi="Arial" w:cs="Arial"/>
+          <w:sz w:val="26"/>
+          <w:szCs w:val="26"/>
+          <w:rtl/>
+        </w:rPr>
+        <w:t>(فراغ/أزلها)</w:t>
+      </w:r>
+    </w:p>
+    <w:p>
+      <w:pPr>
+        <w:spacing w:line="300" w:lineRule="exact"/>
+        <w:ind w:left="720"/>
+        <w:jc w:val="both"/>
+        <w:rPr>
+          <w:rFonts w:ascii="Arial" w:hAnsi="Arial" w:cs="Arial"/>
+          <w:sz w:val="26"/>
+          <w:szCs w:val="26"/>
+        </w:rPr>
+      </w:pPr>
     </w:p>
     <w:p>
       <w:pPr>
@@ -1533,98 +1919,70 @@
           <w:rFonts w:ascii="Arial" w:hAnsi="Arial" w:cs="Arial"/>
           <w:sz w:val="26"/>
           <w:szCs w:val="26"/>
-        </w:rPr>
-      </w:pPr>
-    </w:p>
-    <w:p>
-      <w:pPr>
-        <w:spacing w:line="300" w:lineRule="exact"/>
-        <w:ind w:left="90" w:hanging="360"/>
-        <w:jc w:val="both"/>
-        <w:rPr>
-          <w:rFonts w:ascii="Arial" w:hAnsi="Arial" w:cs="Arial"/>
-          <w:sz w:val="26"/>
-          <w:szCs w:val="26"/>
-        </w:rPr>
-      </w:pPr>
-      <w:r>
-        <w:rPr>
-          <w:rFonts w:ascii="Arial" w:hAnsi="Arial" w:cs="Arial" w:hint="cs"/>
-          <w:sz w:val="26"/>
-          <w:szCs w:val="26"/>
-          <w:rtl/>
-        </w:rPr>
-        <w:t xml:space="preserve">2. </w:t>
-      </w:r>
-      <w:r>
-        <w:rPr>
-          <w:rFonts w:ascii="Arial" w:hAnsi="Arial" w:cs="Arial"/>
-          <w:sz w:val="26"/>
-          <w:szCs w:val="26"/>
-          <w:rtl/>
-        </w:rPr>
-        <w:t xml:space="preserve">أننا نؤكد </w:t>
-      </w:r>
-      <w:r>
-        <w:rPr>
-          <w:rFonts w:ascii="Arial" w:hAnsi="Arial" w:cs="Arial" w:hint="cs"/>
-          <w:sz w:val="26"/>
-          <w:szCs w:val="26"/>
-          <w:rtl/>
-        </w:rPr>
-        <w:t xml:space="preserve">كإدارة </w:t>
-      </w:r>
-      <w:r>
-        <w:rPr>
-          <w:rFonts w:ascii="Arial" w:hAnsi="Arial" w:cs="Arial"/>
-          <w:sz w:val="26"/>
-          <w:szCs w:val="26"/>
-        </w:rPr>
-        <w:t>{</w:t>
-      </w:r>
-      <w:proofErr w:type="spellStart"/>
-      <w:r>
-        <w:rPr>
-          <w:rFonts w:ascii="Arial" w:hAnsi="Arial" w:cs="Arial"/>
-          <w:sz w:val="26"/>
-          <w:szCs w:val="26"/>
-        </w:rPr>
-        <w:t>entityFor</w:t>
-      </w:r>
-      <w:proofErr w:type="spellEnd"/>
-      <w:r>
-        <w:rPr>
-          <w:rFonts w:ascii="Arial" w:hAnsi="Arial" w:cs="Arial"/>
-          <w:sz w:val="26"/>
-          <w:szCs w:val="26"/>
-        </w:rPr>
-        <w:t>}</w:t>
-      </w:r>
-      <w:r>
-        <w:rPr>
-          <w:rFonts w:ascii="Arial" w:hAnsi="Arial" w:cs="Arial"/>
-          <w:sz w:val="26"/>
-          <w:szCs w:val="26"/>
-          <w:rtl/>
-        </w:rPr>
-        <w:t xml:space="preserve"> مسئوليتنا عن العرض العادل للقوائم المالية</w:t>
-      </w:r>
-      <w:r>
-        <w:rPr>
-          <w:rFonts w:ascii="Arial" w:hAnsi="Arial" w:cs="Arial" w:hint="cs"/>
-          <w:sz w:val="26"/>
-          <w:szCs w:val="26"/>
-          <w:rtl/>
-        </w:rPr>
-        <w:t xml:space="preserve"> </w:t>
-      </w:r>
-      <w:r>
-        <w:rPr>
-          <w:rFonts w:ascii="Arial" w:hAnsi="Arial" w:cs="Arial"/>
-          <w:sz w:val="26"/>
-          <w:szCs w:val="26"/>
-        </w:rPr>
-        <w:t xml:space="preserve">{#isProprietary} </w:t>
+          <w:rtl/>
+        </w:rPr>
+      </w:pPr>
+      <w:r>
+        <w:rPr>
+          <w:rFonts w:ascii="Arial" w:hAnsi="Arial" w:cs="Arial" w:hint="cs"/>
+          <w:sz w:val="26"/>
+          <w:szCs w:val="26"/>
+          <w:rtl/>
+        </w:rPr>
+        <w:t xml:space="preserve">3. </w:t>
+      </w:r>
+      <w:r>
+        <w:rPr>
+          <w:rFonts w:ascii="Arial" w:hAnsi="Arial" w:cs="Arial"/>
+          <w:sz w:val="26"/>
+          <w:szCs w:val="26"/>
+          <w:rtl/>
+        </w:rPr>
+        <w:t xml:space="preserve">تم </w:t>
+      </w:r>
+      <w:r>
+        <w:rPr>
+          <w:rFonts w:ascii="Arial" w:hAnsi="Arial" w:cs="Arial" w:hint="cs"/>
+          <w:sz w:val="26"/>
+          <w:szCs w:val="26"/>
+          <w:rtl/>
+        </w:rPr>
+        <w:t>توضيح</w:t>
+      </w:r>
+      <w:r>
+        <w:rPr>
+          <w:rFonts w:ascii="Arial" w:hAnsi="Arial" w:cs="Arial"/>
+          <w:sz w:val="26"/>
+          <w:szCs w:val="26"/>
+          <w:rtl/>
+        </w:rPr>
+        <w:t xml:space="preserve"> السياسات المحاسبية الهامة المتبعة في القوائم المالية</w:t>
+      </w:r>
+      <w:r>
+        <w:rPr>
+          <w:rFonts w:ascii="Arial" w:hAnsi="Arial" w:cs="Arial" w:hint="cs"/>
+          <w:sz w:val="26"/>
+          <w:szCs w:val="26"/>
+          <w:rtl/>
+        </w:rPr>
+        <w:t xml:space="preserve"> </w:t>
+      </w:r>
+      <w:r>
+        <w:rPr>
+          <w:rFonts w:ascii="Arial" w:hAnsi="Arial" w:cs="Arial"/>
+          <w:sz w:val="26"/>
+          <w:szCs w:val="26"/>
+          <w:rtl/>
+        </w:rPr>
+        <w:t>(فراغ/أزلها)</w:t>
+      </w:r>
+      <w:r>
+        <w:rPr>
+          <w:rFonts w:ascii="Arial" w:hAnsi="Arial" w:cs="Arial"/>
+          <w:sz w:val="26"/>
+          <w:szCs w:val="26"/>
+        </w:rPr>
+        <w:t xml:space="preserve"> </w:t>
       </w:r>
       <w:r>
         <w:rPr>
@@ -1642,105 +2000,105 @@
           <w:szCs w:val="26"/>
           <w:rtl/>
         </w:rPr>
-        <w:t>{</w:t>
-      </w:r>
-      <w:proofErr w:type="spellStart"/>
-      <w:r>
-        <w:rPr>
-          <w:rFonts w:ascii="Arial" w:hAnsi="Arial" w:cs="Arial"/>
-          <w:sz w:val="26"/>
-          <w:szCs w:val="26"/>
-        </w:rPr>
-        <w:t>isProprietary</w:t>
-      </w:r>
-      <w:proofErr w:type="spellEnd"/>
-      <w:r>
-        <w:rPr>
-          <w:rFonts w:ascii="Arial" w:hAnsi="Arial" w:cs="Arial"/>
-          <w:sz w:val="26"/>
-          <w:szCs w:val="26"/>
-          <w:rtl/>
-        </w:rPr>
-        <w:t>/}</w:t>
-      </w:r>
-      <w:r>
-        <w:rPr>
-          <w:rFonts w:ascii="Arial" w:hAnsi="Arial" w:cs="Arial" w:hint="cs"/>
-          <w:sz w:val="26"/>
-          <w:szCs w:val="26"/>
-          <w:rtl/>
-        </w:rPr>
-        <w:t xml:space="preserve"> </w:t>
-      </w:r>
-      <w:r>
-        <w:rPr>
-          <w:rFonts w:ascii="Arial" w:hAnsi="Arial" w:cs="Arial" w:hint="cs"/>
-          <w:sz w:val="26"/>
-          <w:szCs w:val="26"/>
-          <w:rtl/>
-        </w:rPr>
-        <w:t>وفقاً للمعيار الدولي للتقرير المالي للمنشآت صغ</w:t>
-      </w:r>
-      <w:r>
-        <w:rPr>
-          <w:rFonts w:ascii="Arial" w:hAnsi="Arial" w:cs="Arial" w:hint="cs"/>
-          <w:sz w:val="26"/>
-          <w:szCs w:val="26"/>
-          <w:rtl/>
-        </w:rPr>
-        <w:t>ي</w:t>
-      </w:r>
-      <w:r>
-        <w:rPr>
-          <w:rFonts w:ascii="Arial" w:hAnsi="Arial" w:cs="Arial" w:hint="cs"/>
-          <w:sz w:val="26"/>
-          <w:szCs w:val="26"/>
-          <w:rtl/>
-        </w:rPr>
-        <w:t>رة ومتوسطة الحجم المعتمد في المملكة العربية السعودية والمعايير والاصدارات الاخرى المعتمدة من الهيئة السعودية للمراجعين والمحاسبين.</w:t>
-      </w:r>
-      <w:r>
-        <w:rPr>
-          <w:rFonts w:ascii="Arial" w:hAnsi="Arial" w:cs="Arial"/>
-          <w:sz w:val="26"/>
-          <w:szCs w:val="26"/>
-        </w:rPr>
-        <w:t xml:space="preserve"> </w:t>
-      </w:r>
-      <w:r>
-        <w:rPr>
-          <w:rFonts w:ascii="Arial" w:hAnsi="Arial" w:cs="Arial" w:hint="cs"/>
-          <w:sz w:val="26"/>
-          <w:szCs w:val="26"/>
-          <w:rtl/>
-        </w:rPr>
-        <w:t xml:space="preserve"> </w:t>
-      </w:r>
-      <w:r>
-        <w:rPr>
-          <w:rFonts w:ascii="Arial" w:hAnsi="Arial" w:cs="Arial"/>
-          <w:sz w:val="26"/>
-          <w:szCs w:val="26"/>
-          <w:rtl/>
-        </w:rPr>
-        <w:t>نعتقد بأن القوائم المالية</w:t>
-      </w:r>
-      <w:r>
-        <w:rPr>
-          <w:rFonts w:ascii="Arial" w:hAnsi="Arial" w:cs="Arial" w:hint="cs"/>
-          <w:sz w:val="26"/>
-          <w:szCs w:val="26"/>
-          <w:rtl/>
-        </w:rPr>
-        <w:t xml:space="preserve"> </w:t>
-      </w:r>
-      <w:r>
-        <w:rPr>
-          <w:rFonts w:ascii="Arial" w:hAnsi="Arial" w:cs="Arial"/>
-          <w:sz w:val="26"/>
-          <w:szCs w:val="26"/>
-        </w:rPr>
-        <w:t xml:space="preserve">{#isProprietary} </w:t>
+        <w:t>(فراغ/أزلها)</w:t>
+      </w:r>
+      <w:r>
+        <w:rPr>
+          <w:rFonts w:ascii="Arial" w:hAnsi="Arial" w:cs="Arial" w:hint="cs"/>
+          <w:sz w:val="26"/>
+          <w:szCs w:val="26"/>
+          <w:rtl/>
+        </w:rPr>
+        <w:t xml:space="preserve"> </w:t>
+      </w:r>
+      <w:r>
+        <w:rPr>
+          <w:rFonts w:ascii="Arial" w:hAnsi="Arial" w:cs="Arial" w:hint="cs"/>
+          <w:sz w:val="26"/>
+          <w:szCs w:val="26"/>
+          <w:rtl/>
+        </w:rPr>
+        <w:t>المعدة من قبل الإدارة</w:t>
+      </w:r>
+      <w:r>
+        <w:rPr>
+          <w:rFonts w:ascii="Arial" w:hAnsi="Arial" w:cs="Arial"/>
+          <w:sz w:val="26"/>
+          <w:szCs w:val="26"/>
+          <w:rtl/>
+        </w:rPr>
+        <w:t xml:space="preserve"> بصورة ملائمة </w:t>
+      </w:r>
+      <w:r>
+        <w:rPr>
+          <w:rFonts w:ascii="Arial" w:hAnsi="Arial" w:cs="Arial" w:hint="cs"/>
+          <w:sz w:val="26"/>
+          <w:szCs w:val="26"/>
+          <w:rtl/>
+        </w:rPr>
+        <w:t>و</w:t>
+      </w:r>
+      <w:r>
+        <w:rPr>
+          <w:rFonts w:ascii="Arial" w:hAnsi="Arial" w:cs="Arial" w:hint="cs"/>
+          <w:sz w:val="26"/>
+          <w:szCs w:val="26"/>
+          <w:rtl/>
+        </w:rPr>
+        <w:t xml:space="preserve">التي </w:t>
+      </w:r>
+      <w:r>
+        <w:rPr>
+          <w:rFonts w:ascii="Arial" w:hAnsi="Arial" w:cs="Arial" w:hint="cs"/>
+          <w:sz w:val="26"/>
+          <w:szCs w:val="26"/>
+          <w:rtl/>
+        </w:rPr>
+        <w:t>تعتبر جزءاً لا يتجزأ من</w:t>
+      </w:r>
+      <w:r>
+        <w:rPr>
+          <w:rFonts w:ascii="Arial" w:hAnsi="Arial" w:cs="Arial" w:hint="cs"/>
+          <w:sz w:val="26"/>
+          <w:szCs w:val="26"/>
+          <w:rtl/>
+        </w:rPr>
+        <w:t xml:space="preserve"> هذه</w:t>
+      </w:r>
+      <w:r>
+        <w:rPr>
+          <w:rFonts w:ascii="Arial" w:hAnsi="Arial" w:cs="Arial" w:hint="cs"/>
+          <w:sz w:val="26"/>
+          <w:szCs w:val="26"/>
+          <w:rtl/>
+        </w:rPr>
+        <w:t xml:space="preserve"> القوائم المالية</w:t>
+      </w:r>
+      <w:r>
+        <w:rPr>
+          <w:rFonts w:ascii="Arial" w:hAnsi="Arial" w:cs="Arial" w:hint="cs"/>
+          <w:sz w:val="26"/>
+          <w:szCs w:val="26"/>
+          <w:rtl/>
+        </w:rPr>
+        <w:t xml:space="preserve"> </w:t>
+      </w:r>
+      <w:r>
+        <w:rPr>
+          <w:rFonts w:ascii="Arial" w:hAnsi="Arial" w:cs="Arial"/>
+          <w:sz w:val="26"/>
+          <w:szCs w:val="26"/>
+          <w:rtl/>
+        </w:rPr>
+        <w:t>(فراغ/أزلها)</w:t>
+      </w:r>
+      <w:r>
+        <w:rPr>
+          <w:rFonts w:ascii="Arial" w:hAnsi="Arial" w:cs="Arial"/>
+          <w:sz w:val="26"/>
+          <w:szCs w:val="26"/>
+        </w:rPr>
+        <w:t xml:space="preserve"> </w:t>
       </w:r>
       <w:r>
         <w:rPr>
@@ -1758,481 +2116,7 @@
           <w:szCs w:val="26"/>
           <w:rtl/>
         </w:rPr>
-        <w:t>{</w:t>
-      </w:r>
-      <w:proofErr w:type="spellStart"/>
-      <w:r>
-        <w:rPr>
-          <w:rFonts w:ascii="Arial" w:hAnsi="Arial" w:cs="Arial"/>
-          <w:sz w:val="26"/>
-          <w:szCs w:val="26"/>
-        </w:rPr>
-        <w:t>isProprietary</w:t>
-      </w:r>
-      <w:proofErr w:type="spellEnd"/>
-      <w:r>
-        <w:rPr>
-          <w:rFonts w:ascii="Arial" w:hAnsi="Arial" w:cs="Arial"/>
-          <w:sz w:val="26"/>
-          <w:szCs w:val="26"/>
-          <w:rtl/>
-        </w:rPr>
-        <w:t>/}</w:t>
-      </w:r>
-      <w:r>
-        <w:rPr>
-          <w:rFonts w:ascii="Arial" w:hAnsi="Arial" w:cs="Arial" w:hint="cs"/>
-          <w:sz w:val="26"/>
-          <w:szCs w:val="26"/>
-          <w:rtl/>
-        </w:rPr>
-        <w:t xml:space="preserve"> </w:t>
-      </w:r>
-      <w:r>
-        <w:rPr>
-          <w:rFonts w:ascii="Arial" w:hAnsi="Arial" w:cs="Arial"/>
-          <w:sz w:val="26"/>
-          <w:szCs w:val="26"/>
-          <w:rtl/>
-        </w:rPr>
-        <w:t>المشار إليها أعلاه تظهر بعدل، من كافة النواحي الجوهرية، المركز المالي</w:t>
-      </w:r>
-      <w:r>
-        <w:rPr>
-          <w:rFonts w:ascii="Arial" w:hAnsi="Arial" w:cs="Arial" w:hint="cs"/>
-          <w:sz w:val="26"/>
-          <w:szCs w:val="26"/>
-          <w:rtl/>
-        </w:rPr>
-        <w:t xml:space="preserve"> </w:t>
-      </w:r>
-      <w:r>
-        <w:rPr>
-          <w:rFonts w:ascii="Arial" w:hAnsi="Arial" w:cs="Arial"/>
-          <w:sz w:val="26"/>
-          <w:szCs w:val="26"/>
-        </w:rPr>
-        <w:t>{</w:t>
-      </w:r>
-      <w:proofErr w:type="spellStart"/>
-      <w:r>
-        <w:rPr>
-          <w:rFonts w:ascii="Arial" w:hAnsi="Arial" w:cs="Arial"/>
-          <w:sz w:val="26"/>
-          <w:szCs w:val="26"/>
-        </w:rPr>
-        <w:t>entityForThe</w:t>
-      </w:r>
-      <w:proofErr w:type="spellEnd"/>
-      <w:r>
-        <w:rPr>
-          <w:rFonts w:ascii="Arial" w:hAnsi="Arial" w:cs="Arial"/>
-          <w:sz w:val="26"/>
-          <w:szCs w:val="26"/>
-        </w:rPr>
-        <w:t>}</w:t>
-      </w:r>
-      <w:r>
-        <w:rPr>
-          <w:rFonts w:ascii="Arial" w:hAnsi="Arial" w:cs="Arial"/>
-          <w:sz w:val="26"/>
-          <w:szCs w:val="26"/>
-          <w:rtl/>
-        </w:rPr>
-        <w:t>وأدائها المالي</w:t>
-      </w:r>
-      <w:r>
-        <w:rPr>
-          <w:rFonts w:ascii="Arial" w:hAnsi="Arial" w:cs="Arial" w:hint="cs"/>
-          <w:sz w:val="26"/>
-          <w:szCs w:val="26"/>
-          <w:rtl/>
-        </w:rPr>
-        <w:t xml:space="preserve"> </w:t>
-      </w:r>
-      <w:r>
-        <w:rPr>
-          <w:rFonts w:ascii="Arial" w:hAnsi="Arial" w:cs="Arial"/>
-          <w:sz w:val="26"/>
-          <w:szCs w:val="26"/>
-          <w:rtl/>
-        </w:rPr>
-        <w:t>وتدفقاتها النقدية</w:t>
-      </w:r>
-      <w:r>
-        <w:rPr>
-          <w:rFonts w:ascii="Arial" w:hAnsi="Arial" w:cs="Arial" w:hint="cs"/>
-          <w:sz w:val="26"/>
-          <w:szCs w:val="26"/>
-          <w:rtl/>
-        </w:rPr>
-        <w:t xml:space="preserve"> </w:t>
-      </w:r>
-      <w:r>
-        <w:rPr>
-          <w:rFonts w:ascii="Arial" w:hAnsi="Arial" w:cs="Arial" w:hint="cs"/>
-          <w:sz w:val="26"/>
-          <w:szCs w:val="26"/>
-          <w:rtl/>
-        </w:rPr>
-        <w:t>وفقاً للمعيار الدولي للتقرير المالي للمنشآت صغ</w:t>
-      </w:r>
-      <w:r>
-        <w:rPr>
-          <w:rFonts w:ascii="Arial" w:hAnsi="Arial" w:cs="Arial" w:hint="cs"/>
-          <w:sz w:val="26"/>
-          <w:szCs w:val="26"/>
-          <w:rtl/>
-        </w:rPr>
-        <w:t>ي</w:t>
-      </w:r>
-      <w:r>
-        <w:rPr>
-          <w:rFonts w:ascii="Arial" w:hAnsi="Arial" w:cs="Arial" w:hint="cs"/>
-          <w:sz w:val="26"/>
-          <w:szCs w:val="26"/>
-          <w:rtl/>
-        </w:rPr>
-        <w:t>رة ومتوسطة الحجم المعتمد في المملكة العربية السعودية والمعايير والاصدارات الاخرى المعتمدة من الهيئة السعودية للمراجعين والمحاسبين.</w:t>
-      </w:r>
-      <w:r>
-        <w:rPr>
-          <w:rFonts w:ascii="Arial" w:hAnsi="Arial" w:cs="Arial"/>
-          <w:sz w:val="26"/>
-          <w:szCs w:val="26"/>
-        </w:rPr>
-        <w:t xml:space="preserve"> </w:t>
-      </w:r>
-      <w:r>
-        <w:rPr>
-          <w:rFonts w:ascii="Arial" w:hAnsi="Arial" w:cs="Arial" w:hint="cs"/>
-          <w:sz w:val="26"/>
-          <w:szCs w:val="26"/>
-          <w:rtl/>
-        </w:rPr>
-        <w:t xml:space="preserve"> </w:t>
-      </w:r>
-      <w:r>
-        <w:rPr>
-          <w:rFonts w:ascii="Arial" w:hAnsi="Arial" w:cs="Arial"/>
-          <w:sz w:val="26"/>
-          <w:szCs w:val="26"/>
-          <w:rtl/>
-        </w:rPr>
-        <w:t xml:space="preserve">وأنها خالية من أية أخطاء جوهرية بما في ذلك حالات السهو. كما أننا </w:t>
-      </w:r>
-      <w:r>
-        <w:rPr>
-          <w:rFonts w:ascii="Arial" w:hAnsi="Arial" w:cs="Arial" w:hint="cs"/>
-          <w:sz w:val="26"/>
-          <w:szCs w:val="26"/>
-          <w:rtl/>
-        </w:rPr>
-        <w:t>نؤكد موافقتنا على</w:t>
-      </w:r>
-      <w:r>
-        <w:rPr>
-          <w:rFonts w:ascii="Arial" w:hAnsi="Arial" w:cs="Arial"/>
-          <w:sz w:val="26"/>
-          <w:szCs w:val="26"/>
-          <w:rtl/>
-        </w:rPr>
-        <w:t xml:space="preserve"> القوائم المالية</w:t>
-      </w:r>
-      <w:r>
-        <w:rPr>
-          <w:rFonts w:ascii="Arial" w:hAnsi="Arial" w:cs="Arial" w:hint="cs"/>
-          <w:sz w:val="26"/>
-          <w:szCs w:val="26"/>
-          <w:rtl/>
-        </w:rPr>
-        <w:t xml:space="preserve"> </w:t>
-      </w:r>
-      <w:r>
-        <w:rPr>
-          <w:rFonts w:ascii="Arial" w:hAnsi="Arial" w:cs="Arial"/>
-          <w:sz w:val="26"/>
-          <w:szCs w:val="26"/>
-        </w:rPr>
-        <w:t xml:space="preserve">{#isProprietary} </w:t>
-      </w:r>
-      <w:r>
-        <w:rPr>
-          <w:rFonts w:ascii="Arial" w:hAnsi="Arial" w:cs="Arial"/>
-          <w:sz w:val="26"/>
-          <w:szCs w:val="26"/>
-          <w:rtl/>
-        </w:rPr>
-        <w:t>ذات الغرض الخاص</w:t>
-      </w:r>
-      <w:r>
-        <w:rPr>
-          <w:rFonts w:ascii="Arial" w:hAnsi="Arial" w:cs="Arial"/>
-          <w:sz w:val="26"/>
-          <w:szCs w:val="26"/>
-          <w:rtl/>
-        </w:rPr>
-        <w:t>{</w:t>
-      </w:r>
-      <w:proofErr w:type="spellStart"/>
-      <w:r>
-        <w:rPr>
-          <w:rFonts w:ascii="Arial" w:hAnsi="Arial" w:cs="Arial"/>
-          <w:sz w:val="26"/>
-          <w:szCs w:val="26"/>
-        </w:rPr>
-        <w:t>isProprietary</w:t>
-      </w:r>
-      <w:proofErr w:type="spellEnd"/>
-      <w:r>
-        <w:rPr>
-          <w:rFonts w:ascii="Arial" w:hAnsi="Arial" w:cs="Arial"/>
-          <w:sz w:val="26"/>
-          <w:szCs w:val="26"/>
-          <w:rtl/>
-        </w:rPr>
-        <w:t>/}</w:t>
-      </w:r>
-    </w:p>
-    <w:p>
-      <w:pPr>
-        <w:spacing w:line="300" w:lineRule="exact"/>
-        <w:ind w:left="720"/>
-        <w:jc w:val="both"/>
-        <w:rPr>
-          <w:rFonts w:ascii="Arial" w:hAnsi="Arial" w:cs="Arial"/>
-          <w:sz w:val="26"/>
-          <w:szCs w:val="26"/>
-        </w:rPr>
-      </w:pPr>
-    </w:p>
-    <w:p>
-      <w:pPr>
-        <w:spacing w:line="300" w:lineRule="exact"/>
-        <w:ind w:left="90" w:hanging="360"/>
-        <w:jc w:val="both"/>
-        <w:rPr>
-          <w:rFonts w:ascii="Arial" w:hAnsi="Arial" w:cs="Arial"/>
-          <w:sz w:val="26"/>
-          <w:szCs w:val="26"/>
-          <w:rtl/>
-        </w:rPr>
-      </w:pPr>
-      <w:r>
-        <w:rPr>
-          <w:rFonts w:ascii="Arial" w:hAnsi="Arial" w:cs="Arial" w:hint="cs"/>
-          <w:sz w:val="26"/>
-          <w:szCs w:val="26"/>
-          <w:rtl/>
-        </w:rPr>
-        <w:t xml:space="preserve">3. </w:t>
-      </w:r>
-      <w:r>
-        <w:rPr>
-          <w:rFonts w:ascii="Arial" w:hAnsi="Arial" w:cs="Arial"/>
-          <w:sz w:val="26"/>
-          <w:szCs w:val="26"/>
-          <w:rtl/>
-        </w:rPr>
-        <w:t xml:space="preserve">تم </w:t>
-      </w:r>
-      <w:r>
-        <w:rPr>
-          <w:rFonts w:ascii="Arial" w:hAnsi="Arial" w:cs="Arial" w:hint="cs"/>
-          <w:sz w:val="26"/>
-          <w:szCs w:val="26"/>
-          <w:rtl/>
-        </w:rPr>
-        <w:t>توضيح</w:t>
-      </w:r>
-      <w:r>
-        <w:rPr>
-          <w:rFonts w:ascii="Arial" w:hAnsi="Arial" w:cs="Arial"/>
-          <w:sz w:val="26"/>
-          <w:szCs w:val="26"/>
-          <w:rtl/>
-        </w:rPr>
-        <w:t xml:space="preserve"> السياسات المحاسبية الهامة المتبعة في القوائم المالية</w:t>
-      </w:r>
-      <w:r>
-        <w:rPr>
-          <w:rFonts w:ascii="Arial" w:hAnsi="Arial" w:cs="Arial" w:hint="cs"/>
-          <w:sz w:val="26"/>
-          <w:szCs w:val="26"/>
-          <w:rtl/>
-        </w:rPr>
-        <w:t xml:space="preserve"> </w:t>
-      </w:r>
-      <w:r>
-        <w:rPr>
-          <w:rFonts w:ascii="Arial" w:hAnsi="Arial" w:cs="Arial"/>
-          <w:sz w:val="26"/>
-          <w:szCs w:val="26"/>
-        </w:rPr>
-        <w:t xml:space="preserve">{#isProprietary} </w:t>
-      </w:r>
-      <w:r>
-        <w:rPr>
-          <w:rFonts w:ascii="Arial" w:hAnsi="Arial" w:cs="Arial"/>
-          <w:sz w:val="26"/>
-          <w:szCs w:val="26"/>
-          <w:rtl/>
-        </w:rPr>
-        <w:t>ذات الغرض الخاص</w:t>
-      </w:r>
-      <w:r>
-        <w:rPr>
-          <w:rFonts w:ascii="Arial" w:hAnsi="Arial" w:cs="Arial"/>
-          <w:sz w:val="26"/>
-          <w:szCs w:val="26"/>
-          <w:rtl/>
-        </w:rPr>
-        <w:t>{</w:t>
-      </w:r>
-      <w:proofErr w:type="spellStart"/>
-      <w:r>
-        <w:rPr>
-          <w:rFonts w:ascii="Arial" w:hAnsi="Arial" w:cs="Arial"/>
-          <w:sz w:val="26"/>
-          <w:szCs w:val="26"/>
-        </w:rPr>
-        <w:t>isProprietary</w:t>
-      </w:r>
-      <w:proofErr w:type="spellEnd"/>
-      <w:r>
-        <w:rPr>
-          <w:rFonts w:ascii="Arial" w:hAnsi="Arial" w:cs="Arial"/>
-          <w:sz w:val="26"/>
-          <w:szCs w:val="26"/>
-          <w:rtl/>
-        </w:rPr>
-        <w:t>/}</w:t>
-      </w:r>
-      <w:r>
-        <w:rPr>
-          <w:rFonts w:ascii="Arial" w:hAnsi="Arial" w:cs="Arial" w:hint="cs"/>
-          <w:sz w:val="26"/>
-          <w:szCs w:val="26"/>
-          <w:rtl/>
-        </w:rPr>
-        <w:t xml:space="preserve"> </w:t>
-      </w:r>
-      <w:r>
-        <w:rPr>
-          <w:rFonts w:ascii="Arial" w:hAnsi="Arial" w:cs="Arial" w:hint="cs"/>
-          <w:sz w:val="26"/>
-          <w:szCs w:val="26"/>
-          <w:rtl/>
-        </w:rPr>
-        <w:t>المعدة من قبل الإدارة</w:t>
-      </w:r>
-      <w:r>
-        <w:rPr>
-          <w:rFonts w:ascii="Arial" w:hAnsi="Arial" w:cs="Arial"/>
-          <w:sz w:val="26"/>
-          <w:szCs w:val="26"/>
-          <w:rtl/>
-        </w:rPr>
-        <w:t xml:space="preserve"> بصورة ملائمة </w:t>
-      </w:r>
-      <w:r>
-        <w:rPr>
-          <w:rFonts w:ascii="Arial" w:hAnsi="Arial" w:cs="Arial" w:hint="cs"/>
-          <w:sz w:val="26"/>
-          <w:szCs w:val="26"/>
-          <w:rtl/>
-        </w:rPr>
-        <w:t>و</w:t>
-      </w:r>
-      <w:r>
-        <w:rPr>
-          <w:rFonts w:ascii="Arial" w:hAnsi="Arial" w:cs="Arial" w:hint="cs"/>
-          <w:sz w:val="26"/>
-          <w:szCs w:val="26"/>
-          <w:rtl/>
-        </w:rPr>
-        <w:t xml:space="preserve">التي </w:t>
-      </w:r>
-      <w:r>
-        <w:rPr>
-          <w:rFonts w:ascii="Arial" w:hAnsi="Arial" w:cs="Arial" w:hint="cs"/>
-          <w:sz w:val="26"/>
-          <w:szCs w:val="26"/>
-          <w:rtl/>
-        </w:rPr>
-        <w:t>تعتبر جزءاً لا يتجزأ من</w:t>
-      </w:r>
-      <w:r>
-        <w:rPr>
-          <w:rFonts w:ascii="Arial" w:hAnsi="Arial" w:cs="Arial" w:hint="cs"/>
-          <w:sz w:val="26"/>
-          <w:szCs w:val="26"/>
-          <w:rtl/>
-        </w:rPr>
-        <w:t xml:space="preserve"> هذه</w:t>
-      </w:r>
-      <w:r>
-        <w:rPr>
-          <w:rFonts w:ascii="Arial" w:hAnsi="Arial" w:cs="Arial" w:hint="cs"/>
-          <w:sz w:val="26"/>
-          <w:szCs w:val="26"/>
-          <w:rtl/>
-        </w:rPr>
-        <w:t xml:space="preserve"> القوائم المالية</w:t>
-      </w:r>
-      <w:r>
-        <w:rPr>
-          <w:rFonts w:ascii="Arial" w:hAnsi="Arial" w:cs="Arial" w:hint="cs"/>
-          <w:sz w:val="26"/>
-          <w:szCs w:val="26"/>
-          <w:rtl/>
-        </w:rPr>
-        <w:t xml:space="preserve"> </w:t>
-      </w:r>
-      <w:r>
-        <w:rPr>
-          <w:rFonts w:ascii="Arial" w:hAnsi="Arial" w:cs="Arial"/>
-          <w:sz w:val="26"/>
-          <w:szCs w:val="26"/>
-        </w:rPr>
-        <w:t xml:space="preserve">{#isProprietary} </w:t>
-      </w:r>
-      <w:r>
-        <w:rPr>
-          <w:rFonts w:ascii="Arial" w:hAnsi="Arial" w:cs="Arial"/>
-          <w:sz w:val="26"/>
-          <w:szCs w:val="26"/>
-          <w:rtl/>
-        </w:rPr>
-        <w:t>ذات الغرض الخاص</w:t>
-      </w:r>
-      <w:r>
-        <w:rPr>
-          <w:rFonts w:ascii="Arial" w:hAnsi="Arial" w:cs="Arial"/>
-          <w:sz w:val="26"/>
-          <w:szCs w:val="26"/>
-          <w:rtl/>
-        </w:rPr>
-        <w:t>{</w:t>
-      </w:r>
-      <w:proofErr w:type="spellStart"/>
-      <w:r>
-        <w:rPr>
-          <w:rFonts w:ascii="Arial" w:hAnsi="Arial" w:cs="Arial"/>
-          <w:sz w:val="26"/>
-          <w:szCs w:val="26"/>
-        </w:rPr>
-        <w:t>isProprietary</w:t>
-      </w:r>
-      <w:proofErr w:type="spellEnd"/>
-      <w:r>
-        <w:rPr>
-          <w:rFonts w:ascii="Arial" w:hAnsi="Arial" w:cs="Arial"/>
-          <w:sz w:val="26"/>
-          <w:szCs w:val="26"/>
-          <w:rtl/>
-        </w:rPr>
-        <w:t>/}</w:t>
+        <w:t>(فراغ/أزلها)</w:t>
       </w:r>
     </w:p>
     <w:p>
@@ -2265,7 +2149,6 @@
           <w:szCs w:val="26"/>
           <w:rtl/>
         </w:rPr>
-        <w:lastRenderedPageBreak/>
         <w:t xml:space="preserve">4. </w:t>
       </w:r>
       <w:r>
@@ -2291,8 +2174,17 @@
           <w:rFonts w:ascii="Arial" w:hAnsi="Arial" w:cs="Arial"/>
           <w:sz w:val="26"/>
           <w:szCs w:val="26"/>
-        </w:rPr>
-        <w:t xml:space="preserve">{#isProprietary} </w:t>
+          <w:rtl/>
+        </w:rPr>
+        <w:t>(فراغ/أزلها)</w:t>
+      </w:r>
+      <w:r>
+        <w:rPr>
+          <w:rFonts w:ascii="Arial" w:hAnsi="Arial" w:cs="Arial"/>
+          <w:sz w:val="26"/>
+          <w:szCs w:val="26"/>
+        </w:rPr>
+        <w:t xml:space="preserve"> </w:t>
       </w:r>
       <w:r>
         <w:rPr>
@@ -2310,26 +2202,7 @@
           <w:szCs w:val="26"/>
           <w:rtl/>
         </w:rPr>
-        <w:t>{</w:t>
-      </w:r>
-      <w:proofErr w:type="spellStart"/>
-      <w:r>
-        <w:rPr>
-          <w:rFonts w:ascii="Arial" w:hAnsi="Arial" w:cs="Arial"/>
-          <w:sz w:val="26"/>
-          <w:szCs w:val="26"/>
-        </w:rPr>
-        <w:t>isProprietary</w:t>
-      </w:r>
-      <w:proofErr w:type="spellEnd"/>
-      <w:r>
-        <w:rPr>
-          <w:rFonts w:ascii="Arial" w:hAnsi="Arial" w:cs="Arial"/>
-          <w:sz w:val="26"/>
-          <w:szCs w:val="26"/>
-          <w:rtl/>
-        </w:rPr>
-        <w:t>/}</w:t>
+        <w:t>(فراغ/أزلها)</w:t>
       </w:r>
       <w:r>
         <w:rPr>
@@ -2707,8 +2580,17 @@
           <w:rFonts w:ascii="Arial" w:hAnsi="Arial" w:cs="Arial"/>
           <w:sz w:val="26"/>
           <w:szCs w:val="26"/>
-        </w:rPr>
-        <w:t xml:space="preserve">{#isProprietary} </w:t>
+          <w:rtl/>
+        </w:rPr>
+        <w:t>(فراغ/أزلها)</w:t>
+      </w:r>
+      <w:r>
+        <w:rPr>
+          <w:rFonts w:ascii="Arial" w:hAnsi="Arial" w:cs="Arial"/>
+          <w:sz w:val="26"/>
+          <w:szCs w:val="26"/>
+        </w:rPr>
+        <w:t xml:space="preserve"> </w:t>
       </w:r>
       <w:r>
         <w:rPr>
@@ -2726,26 +2608,7 @@
           <w:szCs w:val="26"/>
           <w:rtl/>
         </w:rPr>
-        <w:t>{</w:t>
-      </w:r>
-      <w:proofErr w:type="spellStart"/>
-      <w:r>
-        <w:rPr>
-          <w:rFonts w:ascii="Arial" w:hAnsi="Arial" w:cs="Arial"/>
-          <w:sz w:val="26"/>
-          <w:szCs w:val="26"/>
-        </w:rPr>
-        <w:t>isProprietary</w:t>
-      </w:r>
-      <w:proofErr w:type="spellEnd"/>
-      <w:r>
-        <w:rPr>
-          <w:rFonts w:ascii="Arial" w:hAnsi="Arial" w:cs="Arial"/>
-          <w:sz w:val="26"/>
-          <w:szCs w:val="26"/>
-          <w:rtl/>
-        </w:rPr>
-        <w:t>/}</w:t>
+        <w:t>(فراغ/أزلها)</w:t>
       </w:r>
     </w:p>
     <w:p>
@@ -3462,8 +3325,17 @@
           <w:rFonts w:ascii="Arial" w:hAnsi="Arial" w:cs="Arial"/>
           <w:sz w:val="26"/>
           <w:szCs w:val="26"/>
-        </w:rPr>
-        <w:t xml:space="preserve">{#isProprietary} </w:t>
+          <w:rtl/>
+        </w:rPr>
+        <w:t>(فراغ/أزلها)</w:t>
+      </w:r>
+      <w:r>
+        <w:rPr>
+          <w:rFonts w:ascii="Arial" w:hAnsi="Arial" w:cs="Arial"/>
+          <w:sz w:val="26"/>
+          <w:szCs w:val="26"/>
+        </w:rPr>
+        <w:t xml:space="preserve"> </w:t>
       </w:r>
       <w:r>
         <w:rPr>
@@ -3481,26 +3353,7 @@
           <w:szCs w:val="26"/>
           <w:rtl/>
         </w:rPr>
-        <w:t>{</w:t>
-      </w:r>
-      <w:proofErr w:type="spellStart"/>
-      <w:r>
-        <w:rPr>
-          <w:rFonts w:ascii="Arial" w:hAnsi="Arial" w:cs="Arial"/>
-          <w:sz w:val="26"/>
-          <w:szCs w:val="26"/>
-        </w:rPr>
-        <w:t>isProprietary</w:t>
-      </w:r>
-      <w:proofErr w:type="spellEnd"/>
-      <w:r>
-        <w:rPr>
-          <w:rFonts w:ascii="Arial" w:hAnsi="Arial" w:cs="Arial"/>
-          <w:sz w:val="26"/>
-          <w:szCs w:val="26"/>
-          <w:rtl/>
-        </w:rPr>
-        <w:t>/}</w:t>
+        <w:t>(فراغ/أزلها)</w:t>
       </w:r>
       <w:r>
         <w:rPr>
@@ -3640,8 +3493,17 @@
           <w:rFonts w:ascii="Arial" w:hAnsi="Arial" w:cs="Arial"/>
           <w:sz w:val="26"/>
           <w:szCs w:val="26"/>
-        </w:rPr>
-        <w:t xml:space="preserve">{#isProprietary} </w:t>
+          <w:rtl/>
+        </w:rPr>
+        <w:t>(فراغ/أزلها)</w:t>
+      </w:r>
+      <w:r>
+        <w:rPr>
+          <w:rFonts w:ascii="Arial" w:hAnsi="Arial" w:cs="Arial"/>
+          <w:sz w:val="26"/>
+          <w:szCs w:val="26"/>
+        </w:rPr>
+        <w:t xml:space="preserve"> </w:t>
       </w:r>
       <w:r>
         <w:rPr>
@@ -3659,26 +3521,7 @@
           <w:szCs w:val="26"/>
           <w:rtl/>
         </w:rPr>
-        <w:t>{</w:t>
-      </w:r>
-      <w:proofErr w:type="spellStart"/>
-      <w:r>
-        <w:rPr>
-          <w:rFonts w:ascii="Arial" w:hAnsi="Arial" w:cs="Arial"/>
-          <w:sz w:val="26"/>
-          <w:szCs w:val="26"/>
-        </w:rPr>
-        <w:t>isProprietary</w:t>
-      </w:r>
-      <w:proofErr w:type="spellEnd"/>
-      <w:r>
-        <w:rPr>
-          <w:rFonts w:ascii="Arial" w:hAnsi="Arial" w:cs="Arial"/>
-          <w:sz w:val="26"/>
-          <w:szCs w:val="26"/>
-          <w:rtl/>
-        </w:rPr>
-        <w:t>/}</w:t>
+        <w:t>(فراغ/أزلها)</w:t>
       </w:r>
       <w:r>
         <w:rPr>
@@ -3956,8 +3799,17 @@
           <w:rFonts w:ascii="Arial" w:hAnsi="Arial" w:cs="Arial"/>
           <w:sz w:val="26"/>
           <w:szCs w:val="26"/>
-        </w:rPr>
-        <w:t xml:space="preserve">{#isProprietary} </w:t>
+          <w:rtl/>
+        </w:rPr>
+        <w:t>(فراغ/أزلها)</w:t>
+      </w:r>
+      <w:r>
+        <w:rPr>
+          <w:rFonts w:ascii="Arial" w:hAnsi="Arial" w:cs="Arial"/>
+          <w:sz w:val="26"/>
+          <w:szCs w:val="26"/>
+        </w:rPr>
+        <w:t xml:space="preserve"> </w:t>
       </w:r>
       <w:r>
         <w:rPr>
@@ -3975,26 +3827,7 @@
           <w:szCs w:val="26"/>
           <w:rtl/>
         </w:rPr>
-        <w:t>{</w:t>
-      </w:r>
-      <w:proofErr w:type="spellStart"/>
-      <w:r>
-        <w:rPr>
-          <w:rFonts w:ascii="Arial" w:hAnsi="Arial" w:cs="Arial"/>
-          <w:sz w:val="26"/>
-          <w:szCs w:val="26"/>
-        </w:rPr>
-        <w:t>isProprietary</w:t>
-      </w:r>
-      <w:proofErr w:type="spellEnd"/>
-      <w:r>
-        <w:rPr>
-          <w:rFonts w:ascii="Arial" w:hAnsi="Arial" w:cs="Arial"/>
-          <w:sz w:val="26"/>
-          <w:szCs w:val="26"/>
-          <w:rtl/>
-        </w:rPr>
-        <w:t>/}</w:t>
+        <w:t>(فراغ/أزلها)</w:t>
       </w:r>
       <w:r>
         <w:rPr>
@@ -4136,8 +3969,17 @@
           <w:rFonts w:ascii="Arial" w:hAnsi="Arial" w:cs="Arial"/>
           <w:sz w:val="26"/>
           <w:szCs w:val="26"/>
-        </w:rPr>
-        <w:t xml:space="preserve">{#isProprietary} </w:t>
+          <w:rtl/>
+        </w:rPr>
+        <w:t>(فراغ/أزلها)</w:t>
+      </w:r>
+      <w:r>
+        <w:rPr>
+          <w:rFonts w:ascii="Arial" w:hAnsi="Arial" w:cs="Arial"/>
+          <w:sz w:val="26"/>
+          <w:szCs w:val="26"/>
+        </w:rPr>
+        <w:t xml:space="preserve"> </w:t>
       </w:r>
       <w:r>
         <w:rPr>
@@ -4155,26 +3997,7 @@
           <w:szCs w:val="26"/>
           <w:rtl/>
         </w:rPr>
-        <w:t>{</w:t>
-      </w:r>
-      <w:proofErr w:type="spellStart"/>
-      <w:r>
-        <w:rPr>
-          <w:rFonts w:ascii="Arial" w:hAnsi="Arial" w:cs="Arial"/>
-          <w:sz w:val="26"/>
-          <w:szCs w:val="26"/>
-        </w:rPr>
-        <w:t>isProprietary</w:t>
-      </w:r>
-      <w:proofErr w:type="spellEnd"/>
-      <w:r>
-        <w:rPr>
-          <w:rFonts w:ascii="Arial" w:hAnsi="Arial" w:cs="Arial"/>
-          <w:sz w:val="26"/>
-          <w:szCs w:val="26"/>
-          <w:rtl/>
-        </w:rPr>
-        <w:t>/}</w:t>
+        <w:t>(فراغ/أزلها)</w:t>
       </w:r>
       <w:r>
         <w:rPr>
@@ -4410,8 +4233,17 @@
           <w:rFonts w:ascii="Arial" w:hAnsi="Arial" w:cs="Arial"/>
           <w:sz w:val="26"/>
           <w:szCs w:val="26"/>
-        </w:rPr>
-        <w:t xml:space="preserve">{#isProprietary} </w:t>
+          <w:rtl/>
+        </w:rPr>
+        <w:t>(فراغ/أزلها)</w:t>
+      </w:r>
+      <w:r>
+        <w:rPr>
+          <w:rFonts w:ascii="Arial" w:hAnsi="Arial" w:cs="Arial"/>
+          <w:sz w:val="26"/>
+          <w:szCs w:val="26"/>
+        </w:rPr>
+        <w:t xml:space="preserve"> </w:t>
       </w:r>
       <w:r>
         <w:rPr>
@@ -4429,26 +4261,7 @@
           <w:szCs w:val="26"/>
           <w:rtl/>
         </w:rPr>
-        <w:t>{</w:t>
-      </w:r>
-      <w:proofErr w:type="spellStart"/>
-      <w:r>
-        <w:rPr>
-          <w:rFonts w:ascii="Arial" w:hAnsi="Arial" w:cs="Arial"/>
-          <w:sz w:val="26"/>
-          <w:szCs w:val="26"/>
-        </w:rPr>
-        <w:t>isProprietary</w:t>
-      </w:r>
-      <w:proofErr w:type="spellEnd"/>
-      <w:r>
-        <w:rPr>
-          <w:rFonts w:ascii="Arial" w:hAnsi="Arial" w:cs="Arial"/>
-          <w:sz w:val="26"/>
-          <w:szCs w:val="26"/>
-          <w:rtl/>
-        </w:rPr>
-        <w:t>/}</w:t>
+        <w:t>(فراغ/أزلها)</w:t>
       </w:r>
       <w:r>
         <w:rPr>
@@ -4506,6 +4319,7 @@
           <w:szCs w:val="26"/>
           <w:rtl/>
         </w:rPr>
+        <w:lastRenderedPageBreak/>
         <w:t>12</w:t>
       </w:r>
       <w:r>
@@ -4540,8 +4354,17 @@
           <w:rFonts w:ascii="Arial" w:hAnsi="Arial" w:cs="Arial"/>
           <w:sz w:val="26"/>
           <w:szCs w:val="26"/>
-        </w:rPr>
-        <w:t xml:space="preserve">{#isProprietary} </w:t>
+          <w:rtl/>
+        </w:rPr>
+        <w:t>(فراغ/أزلها)</w:t>
+      </w:r>
+      <w:r>
+        <w:rPr>
+          <w:rFonts w:ascii="Arial" w:hAnsi="Arial" w:cs="Arial"/>
+          <w:sz w:val="26"/>
+          <w:szCs w:val="26"/>
+        </w:rPr>
+        <w:t xml:space="preserve"> </w:t>
       </w:r>
       <w:r>
         <w:rPr>
@@ -4559,26 +4382,7 @@
           <w:szCs w:val="26"/>
           <w:rtl/>
         </w:rPr>
-        <w:t>{</w:t>
-      </w:r>
-      <w:proofErr w:type="spellStart"/>
-      <w:r>
-        <w:rPr>
-          <w:rFonts w:ascii="Arial" w:hAnsi="Arial" w:cs="Arial"/>
-          <w:sz w:val="26"/>
-          <w:szCs w:val="26"/>
-        </w:rPr>
-        <w:t>isProprietary</w:t>
-      </w:r>
-      <w:proofErr w:type="spellEnd"/>
-      <w:r>
-        <w:rPr>
-          <w:rFonts w:ascii="Arial" w:hAnsi="Arial" w:cs="Arial"/>
-          <w:sz w:val="26"/>
-          <w:szCs w:val="26"/>
-          <w:rtl/>
-        </w:rPr>
-        <w:t>/}</w:t>
+        <w:t>(فراغ/أزلها)</w:t>
       </w:r>
       <w:r>
         <w:rPr>
@@ -4970,8 +4774,17 @@
           <w:rFonts w:ascii="Arial" w:hAnsi="Arial" w:cs="Arial"/>
           <w:sz w:val="26"/>
           <w:szCs w:val="26"/>
-        </w:rPr>
-        <w:t xml:space="preserve">{#isProprietary} </w:t>
+          <w:rtl/>
+        </w:rPr>
+        <w:t>(فراغ/أزلها)</w:t>
+      </w:r>
+      <w:r>
+        <w:rPr>
+          <w:rFonts w:ascii="Arial" w:hAnsi="Arial" w:cs="Arial"/>
+          <w:sz w:val="26"/>
+          <w:szCs w:val="26"/>
+        </w:rPr>
+        <w:t xml:space="preserve"> </w:t>
       </w:r>
       <w:r>
         <w:rPr>
@@ -4989,26 +4802,7 @@
           <w:szCs w:val="26"/>
           <w:rtl/>
         </w:rPr>
-        <w:t>{</w:t>
-      </w:r>
-      <w:proofErr w:type="spellStart"/>
-      <w:r>
-        <w:rPr>
-          <w:rFonts w:ascii="Arial" w:hAnsi="Arial" w:cs="Arial"/>
-          <w:sz w:val="26"/>
-          <w:szCs w:val="26"/>
-        </w:rPr>
-        <w:t>isProprietary</w:t>
-      </w:r>
-      <w:proofErr w:type="spellEnd"/>
-      <w:r>
-        <w:rPr>
-          <w:rFonts w:ascii="Arial" w:hAnsi="Arial" w:cs="Arial"/>
-          <w:sz w:val="26"/>
-          <w:szCs w:val="26"/>
-          <w:rtl/>
-        </w:rPr>
-        <w:t>/}</w:t>
+        <w:t>(فراغ/أزلها)</w:t>
       </w:r>
       <w:r>
         <w:rPr>
@@ -5108,8 +4902,17 @@
           <w:rFonts w:ascii="Arial" w:hAnsi="Arial" w:cs="Arial"/>
           <w:sz w:val="26"/>
           <w:szCs w:val="26"/>
-        </w:rPr>
-        <w:t xml:space="preserve">{#isProprietary} </w:t>
+          <w:rtl/>
+        </w:rPr>
+        <w:t>(فراغ/أزلها)</w:t>
+      </w:r>
+      <w:r>
+        <w:rPr>
+          <w:rFonts w:ascii="Arial" w:hAnsi="Arial" w:cs="Arial"/>
+          <w:sz w:val="26"/>
+          <w:szCs w:val="26"/>
+        </w:rPr>
+        <w:t xml:space="preserve"> </w:t>
       </w:r>
       <w:r>
         <w:rPr>
@@ -5127,6 +4930,173 @@
           <w:szCs w:val="26"/>
           <w:rtl/>
         </w:rPr>
+        <w:t>(فراغ/أزلها)</w:t>
+      </w:r>
+      <w:r>
+        <w:rPr>
+          <w:rFonts w:ascii="Arial" w:hAnsi="Arial" w:cs="Arial"/>
+          <w:sz w:val="26"/>
+          <w:szCs w:val="26"/>
+          <w:rtl/>
+        </w:rPr>
+        <w:t>.</w:t>
+      </w:r>
+    </w:p>
+    <w:p>
+      <w:pPr>
+        <w:spacing w:line="300" w:lineRule="exact"/>
+        <w:ind w:left="740"/>
+        <w:jc w:val="both"/>
+        <w:rPr>
+          <w:rFonts w:ascii="Arial" w:hAnsi="Arial" w:cs="Arial"/>
+          <w:sz w:val="26"/>
+          <w:szCs w:val="26"/>
+        </w:rPr>
+      </w:pPr>
+    </w:p>
+    <w:p>
+      <w:pPr>
+        <w:spacing w:line="300" w:lineRule="exact"/>
+        <w:ind w:left="180" w:hanging="360"/>
+        <w:jc w:val="both"/>
+        <w:rPr>
+          <w:rFonts w:ascii="Arial" w:hAnsi="Arial" w:cs="Arial"/>
+          <w:sz w:val="26"/>
+          <w:szCs w:val="26"/>
+        </w:rPr>
+      </w:pPr>
+      <w:r>
+        <w:rPr>
+          <w:rFonts w:ascii="Arial" w:hAnsi="Arial" w:cs="Arial" w:hint="cs"/>
+          <w:sz w:val="26"/>
+          <w:szCs w:val="26"/>
+          <w:rtl/>
+        </w:rPr>
+        <w:t>15</w:t>
+      </w:r>
+      <w:r>
+        <w:rPr>
+          <w:rFonts w:ascii="Arial" w:hAnsi="Arial" w:cs="Arial" w:hint="cs"/>
+          <w:sz w:val="26"/>
+          <w:szCs w:val="26"/>
+          <w:rtl/>
+        </w:rPr>
+        <w:t xml:space="preserve">. </w:t>
+      </w:r>
+      <w:r>
+        <w:rPr>
+          <w:rFonts w:ascii="Arial" w:hAnsi="Arial" w:cs="Arial"/>
+          <w:sz w:val="26"/>
+          <w:szCs w:val="26"/>
+          <w:rtl/>
+        </w:rPr>
+        <w:t xml:space="preserve">لا </w:t>
+      </w:r>
+      <w:r>
+        <w:rPr>
+          <w:rFonts w:ascii="Arial" w:hAnsi="Arial" w:cs="Arial" w:hint="cs"/>
+          <w:sz w:val="26"/>
+          <w:szCs w:val="26"/>
+          <w:rtl/>
+        </w:rPr>
+        <w:t>علم لدينا</w:t>
+      </w:r>
+      <w:r>
+        <w:rPr>
+          <w:rFonts w:ascii="Arial" w:hAnsi="Arial" w:cs="Arial"/>
+          <w:sz w:val="26"/>
+          <w:szCs w:val="26"/>
+          <w:rtl/>
+        </w:rPr>
+        <w:t xml:space="preserve"> </w:t>
+      </w:r>
+      <w:r>
+        <w:rPr>
+          <w:rFonts w:ascii="Arial" w:hAnsi="Arial" w:cs="Arial" w:hint="cs"/>
+          <w:sz w:val="26"/>
+          <w:szCs w:val="26"/>
+          <w:rtl/>
+        </w:rPr>
+        <w:t>بوجود أية</w:t>
+      </w:r>
+      <w:r>
+        <w:rPr>
+          <w:rFonts w:ascii="Arial" w:hAnsi="Arial" w:cs="Arial"/>
+          <w:sz w:val="26"/>
+          <w:szCs w:val="26"/>
+          <w:rtl/>
+        </w:rPr>
+        <w:t xml:space="preserve"> مخالفات أو مخالفات محتملة للنظام الأساسي</w:t>
+      </w:r>
+      <w:r>
+        <w:rPr>
+          <w:rFonts w:ascii="Arial" w:hAnsi="Arial" w:cs="Arial" w:hint="cs"/>
+          <w:sz w:val="26"/>
+          <w:szCs w:val="26"/>
+          <w:rtl/>
+        </w:rPr>
+        <w:t xml:space="preserve"> </w:t>
+      </w:r>
+      <w:r>
+        <w:rPr>
+          <w:rFonts w:ascii="Arial" w:hAnsi="Arial" w:cs="Arial" w:hint="cs"/>
+          <w:sz w:val="26"/>
+          <w:szCs w:val="26"/>
+          <w:rtl/>
+        </w:rPr>
+        <w:t>للسجل التجاري</w:t>
+      </w:r>
+      <w:r>
+        <w:rPr>
+          <w:rFonts w:ascii="Arial" w:hAnsi="Arial" w:cs="Arial"/>
+          <w:sz w:val="26"/>
+          <w:szCs w:val="26"/>
+          <w:rtl/>
+        </w:rPr>
+        <w:t xml:space="preserve"> أو العقود أو الاتفاقيات </w:t>
+      </w:r>
+      <w:r>
+        <w:rPr>
+          <w:rFonts w:ascii="Arial" w:hAnsi="Arial" w:cs="Arial" w:hint="cs"/>
+          <w:sz w:val="26"/>
+          <w:szCs w:val="26"/>
+          <w:rtl/>
+        </w:rPr>
+        <w:t>البنكية</w:t>
+      </w:r>
+      <w:r>
+        <w:rPr>
+          <w:rFonts w:ascii="Arial" w:hAnsi="Arial" w:cs="Arial"/>
+          <w:sz w:val="26"/>
+          <w:szCs w:val="26"/>
+          <w:rtl/>
+        </w:rPr>
+        <w:t xml:space="preserve"> أو الاتفاقات التي قد تؤدي إلى </w:t>
+      </w:r>
+      <w:r>
+        <w:rPr>
+          <w:rFonts w:ascii="Arial" w:hAnsi="Arial" w:cs="Arial" w:hint="cs"/>
+          <w:sz w:val="26"/>
+          <w:szCs w:val="26"/>
+          <w:rtl/>
+        </w:rPr>
+        <w:t>تعرض</w:t>
+      </w:r>
+      <w:r>
+        <w:rPr>
+          <w:rFonts w:ascii="Arial" w:hAnsi="Arial" w:cs="Arial"/>
+          <w:sz w:val="26"/>
+          <w:szCs w:val="26"/>
+          <w:rtl/>
+        </w:rPr>
+        <w:t xml:space="preserve"> </w:t>
+      </w:r>
+      <w:r>
+        <w:rPr>
+          <w:rFonts w:ascii="Arial" w:hAnsi="Arial" w:cs="Arial"/>
+          <w:sz w:val="26"/>
+          <w:szCs w:val="26"/>
+        </w:rPr>
         <w:t>{</w:t>
       </w:r>
       <w:proofErr w:type="spellStart"/>
@@ -5136,7 +5106,7 @@
           <w:sz w:val="26"/>
           <w:szCs w:val="26"/>
         </w:rPr>
-        <w:t>isProprietary</w:t>
+        <w:t>entityThe</w:t>
       </w:r>
       <w:proofErr w:type="spellEnd"/>
       <w:r>
@@ -5144,9 +5114,62 @@
           <w:rFonts w:ascii="Arial" w:hAnsi="Arial" w:cs="Arial"/>
           <w:sz w:val="26"/>
           <w:szCs w:val="26"/>
-          <w:rtl/>
-        </w:rPr>
-        <w:t>/}</w:t>
+        </w:rPr>
+        <w:t>}</w:t>
+      </w:r>
+      <w:r>
+        <w:rPr>
+          <w:rFonts w:ascii="Arial" w:hAnsi="Arial" w:cs="Arial"/>
+          <w:sz w:val="26"/>
+          <w:szCs w:val="26"/>
+          <w:rtl/>
+        </w:rPr>
+        <w:t xml:space="preserve"> </w:t>
+      </w:r>
+      <w:r>
+        <w:rPr>
+          <w:rFonts w:ascii="Arial" w:hAnsi="Arial" w:cs="Arial" w:hint="cs"/>
+          <w:sz w:val="26"/>
+          <w:szCs w:val="26"/>
+          <w:rtl/>
+        </w:rPr>
+        <w:t>الى</w:t>
+      </w:r>
+      <w:r>
+        <w:rPr>
+          <w:rFonts w:ascii="Arial" w:hAnsi="Arial" w:cs="Arial"/>
+          <w:sz w:val="26"/>
+          <w:szCs w:val="26"/>
+          <w:rtl/>
+        </w:rPr>
+        <w:t xml:space="preserve"> </w:t>
+      </w:r>
+      <w:r>
+        <w:rPr>
+          <w:rFonts w:ascii="Arial" w:hAnsi="Arial" w:cs="Arial" w:hint="cs"/>
+          <w:sz w:val="26"/>
+          <w:szCs w:val="26"/>
+          <w:rtl/>
+        </w:rPr>
+        <w:t>جزاءات</w:t>
+      </w:r>
+      <w:r>
+        <w:rPr>
+          <w:rFonts w:ascii="Arial" w:hAnsi="Arial" w:cs="Arial"/>
+          <w:sz w:val="26"/>
+          <w:szCs w:val="26"/>
+          <w:rtl/>
+        </w:rPr>
+        <w:t xml:space="preserve"> كبيرة أو خسائر أخرى. ولم نلاحظ أي ادعاءات بحدوث مثل هذه </w:t>
+      </w:r>
+      <w:r>
+        <w:rPr>
+          <w:rFonts w:ascii="Arial" w:hAnsi="Arial" w:cs="Arial" w:hint="cs"/>
+          <w:sz w:val="26"/>
+          <w:szCs w:val="26"/>
+          <w:rtl/>
+        </w:rPr>
+        <w:t>المخالفات</w:t>
       </w:r>
       <w:r>
         <w:rPr>
@@ -5161,34 +5184,23 @@
     <w:p>
       <w:pPr>
         <w:spacing w:line="300" w:lineRule="exact"/>
-        <w:ind w:left="740"/>
-        <w:jc w:val="both"/>
-        <w:rPr>
-          <w:rFonts w:ascii="Arial" w:hAnsi="Arial" w:cs="Arial"/>
-          <w:sz w:val="26"/>
-          <w:szCs w:val="26"/>
-        </w:rPr>
-      </w:pPr>
-    </w:p>
-    <w:p>
-      <w:pPr>
-        <w:spacing w:line="300" w:lineRule="exact"/>
         <w:ind w:left="180" w:hanging="360"/>
         <w:jc w:val="both"/>
         <w:rPr>
           <w:rFonts w:ascii="Arial" w:hAnsi="Arial" w:cs="Arial"/>
           <w:sz w:val="26"/>
           <w:szCs w:val="26"/>
-        </w:rPr>
-      </w:pPr>
-      <w:r>
-        <w:rPr>
-          <w:rFonts w:ascii="Arial" w:hAnsi="Arial" w:cs="Arial" w:hint="cs"/>
-          <w:sz w:val="26"/>
-          <w:szCs w:val="26"/>
-          <w:rtl/>
-        </w:rPr>
-        <w:t>15</w:t>
+          <w:rtl/>
+        </w:rPr>
+      </w:pPr>
+      <w:r>
+        <w:rPr>
+          <w:rFonts w:ascii="Arial" w:hAnsi="Arial" w:cs="Arial" w:hint="cs"/>
+          <w:sz w:val="26"/>
+          <w:szCs w:val="26"/>
+          <w:rtl/>
+        </w:rPr>
+        <w:t>16</w:t>
       </w:r>
       <w:r>
         <w:rPr>
@@ -5206,106 +5218,7 @@
           <w:szCs w:val="26"/>
           <w:rtl/>
         </w:rPr>
-        <w:t xml:space="preserve">لا </w:t>
-      </w:r>
-      <w:r>
-        <w:rPr>
-          <w:rFonts w:ascii="Arial" w:hAnsi="Arial" w:cs="Arial" w:hint="cs"/>
-          <w:sz w:val="26"/>
-          <w:szCs w:val="26"/>
-          <w:rtl/>
-        </w:rPr>
-        <w:t>علم لدينا</w:t>
-      </w:r>
-      <w:r>
-        <w:rPr>
-          <w:rFonts w:ascii="Arial" w:hAnsi="Arial" w:cs="Arial"/>
-          <w:sz w:val="26"/>
-          <w:szCs w:val="26"/>
-          <w:rtl/>
-        </w:rPr>
-        <w:t xml:space="preserve"> </w:t>
-      </w:r>
-      <w:r>
-        <w:rPr>
-          <w:rFonts w:ascii="Arial" w:hAnsi="Arial" w:cs="Arial" w:hint="cs"/>
-          <w:sz w:val="26"/>
-          <w:szCs w:val="26"/>
-          <w:rtl/>
-        </w:rPr>
-        <w:t>بوجود أية</w:t>
-      </w:r>
-      <w:r>
-        <w:rPr>
-          <w:rFonts w:ascii="Arial" w:hAnsi="Arial" w:cs="Arial"/>
-          <w:sz w:val="26"/>
-          <w:szCs w:val="26"/>
-          <w:rtl/>
-        </w:rPr>
-        <w:t xml:space="preserve"> مخالفات أو مخالفات محتملة للنظام الأساسي</w:t>
-      </w:r>
-      <w:r>
-        <w:rPr>
-          <w:rFonts w:ascii="Arial" w:hAnsi="Arial" w:cs="Arial" w:hint="cs"/>
-          <w:sz w:val="26"/>
-          <w:szCs w:val="26"/>
-          <w:rtl/>
-        </w:rPr>
-        <w:t xml:space="preserve"> </w:t>
-      </w:r>
-      <w:r>
-        <w:rPr>
-          <w:rFonts w:ascii="Arial" w:hAnsi="Arial" w:cs="Arial" w:hint="cs"/>
-          <w:sz w:val="26"/>
-          <w:szCs w:val="26"/>
-          <w:rtl/>
-        </w:rPr>
-        <w:t>للسجل التجاري</w:t>
-      </w:r>
-      <w:r>
-        <w:rPr>
-          <w:rFonts w:ascii="Arial" w:hAnsi="Arial" w:cs="Arial"/>
-          <w:sz w:val="26"/>
-          <w:szCs w:val="26"/>
-          <w:rtl/>
-        </w:rPr>
-        <w:t xml:space="preserve"> أو العقود أو الاتفاقيات </w:t>
-      </w:r>
-      <w:r>
-        <w:rPr>
-          <w:rFonts w:ascii="Arial" w:hAnsi="Arial" w:cs="Arial" w:hint="cs"/>
-          <w:sz w:val="26"/>
-          <w:szCs w:val="26"/>
-          <w:rtl/>
-        </w:rPr>
-        <w:t>البنكية</w:t>
-      </w:r>
-      <w:r>
-        <w:rPr>
-          <w:rFonts w:ascii="Arial" w:hAnsi="Arial" w:cs="Arial"/>
-          <w:sz w:val="26"/>
-          <w:szCs w:val="26"/>
-          <w:rtl/>
-        </w:rPr>
-        <w:t xml:space="preserve"> أو الاتفاقات التي قد تؤدي إلى </w:t>
-      </w:r>
-      <w:r>
-        <w:rPr>
-          <w:rFonts w:ascii="Arial" w:hAnsi="Arial" w:cs="Arial" w:hint="cs"/>
-          <w:sz w:val="26"/>
-          <w:szCs w:val="26"/>
-          <w:rtl/>
-        </w:rPr>
-        <w:t>تعرض</w:t>
-      </w:r>
-      <w:r>
-        <w:rPr>
-          <w:rFonts w:ascii="Arial" w:hAnsi="Arial" w:cs="Arial"/>
-          <w:sz w:val="26"/>
-          <w:szCs w:val="26"/>
-          <w:rtl/>
-        </w:rPr>
-        <w:t xml:space="preserve"> </w:t>
+        <w:t xml:space="preserve">لم ترد </w:t>
       </w:r>
       <w:r>
         <w:rPr>
@@ -5322,7 +5235,7 @@
           <w:sz w:val="26"/>
           <w:szCs w:val="26"/>
         </w:rPr>
-        <w:t>entityThe</w:t>
+        <w:t>entityFor</w:t>
       </w:r>
       <w:proofErr w:type="spellEnd"/>
       <w:r>
@@ -5340,135 +5253,6 @@
           <w:szCs w:val="26"/>
           <w:rtl/>
         </w:rPr>
-        <w:t xml:space="preserve"> </w:t>
-      </w:r>
-      <w:r>
-        <w:rPr>
-          <w:rFonts w:ascii="Arial" w:hAnsi="Arial" w:cs="Arial" w:hint="cs"/>
-          <w:sz w:val="26"/>
-          <w:szCs w:val="26"/>
-          <w:rtl/>
-        </w:rPr>
-        <w:t>الى</w:t>
-      </w:r>
-      <w:r>
-        <w:rPr>
-          <w:rFonts w:ascii="Arial" w:hAnsi="Arial" w:cs="Arial"/>
-          <w:sz w:val="26"/>
-          <w:szCs w:val="26"/>
-          <w:rtl/>
-        </w:rPr>
-        <w:t xml:space="preserve"> </w:t>
-      </w:r>
-      <w:r>
-        <w:rPr>
-          <w:rFonts w:ascii="Arial" w:hAnsi="Arial" w:cs="Arial" w:hint="cs"/>
-          <w:sz w:val="26"/>
-          <w:szCs w:val="26"/>
-          <w:rtl/>
-        </w:rPr>
-        <w:t>جزاءات</w:t>
-      </w:r>
-      <w:r>
-        <w:rPr>
-          <w:rFonts w:ascii="Arial" w:hAnsi="Arial" w:cs="Arial"/>
-          <w:sz w:val="26"/>
-          <w:szCs w:val="26"/>
-          <w:rtl/>
-        </w:rPr>
-        <w:t xml:space="preserve"> كبيرة أو خسائر أخرى. ولم نلاحظ أي ادعاءات بحدوث مثل هذه </w:t>
-      </w:r>
-      <w:r>
-        <w:rPr>
-          <w:rFonts w:ascii="Arial" w:hAnsi="Arial" w:cs="Arial" w:hint="cs"/>
-          <w:sz w:val="26"/>
-          <w:szCs w:val="26"/>
-          <w:rtl/>
-        </w:rPr>
-        <w:t>المخالفات</w:t>
-      </w:r>
-      <w:r>
-        <w:rPr>
-          <w:rFonts w:ascii="Arial" w:hAnsi="Arial" w:cs="Arial"/>
-          <w:sz w:val="26"/>
-          <w:szCs w:val="26"/>
-          <w:rtl/>
-        </w:rPr>
-        <w:t>.</w:t>
-      </w:r>
-    </w:p>
-    <w:p>
-      <w:pPr>
-        <w:spacing w:line="300" w:lineRule="exact"/>
-        <w:ind w:left="180" w:hanging="360"/>
-        <w:jc w:val="both"/>
-        <w:rPr>
-          <w:rFonts w:ascii="Arial" w:hAnsi="Arial" w:cs="Arial"/>
-          <w:sz w:val="26"/>
-          <w:szCs w:val="26"/>
-          <w:rtl/>
-        </w:rPr>
-      </w:pPr>
-      <w:r>
-        <w:rPr>
-          <w:rFonts w:ascii="Arial" w:hAnsi="Arial" w:cs="Arial" w:hint="cs"/>
-          <w:sz w:val="26"/>
-          <w:szCs w:val="26"/>
-          <w:rtl/>
-        </w:rPr>
-        <w:t>16</w:t>
-      </w:r>
-      <w:r>
-        <w:rPr>
-          <w:rFonts w:ascii="Arial" w:hAnsi="Arial" w:cs="Arial" w:hint="cs"/>
-          <w:sz w:val="26"/>
-          <w:szCs w:val="26"/>
-          <w:rtl/>
-        </w:rPr>
-        <w:t xml:space="preserve">. </w:t>
-      </w:r>
-      <w:r>
-        <w:rPr>
-          <w:rFonts w:ascii="Arial" w:hAnsi="Arial" w:cs="Arial"/>
-          <w:sz w:val="26"/>
-          <w:szCs w:val="26"/>
-          <w:rtl/>
-        </w:rPr>
-        <w:t xml:space="preserve">لم ترد </w:t>
-      </w:r>
-      <w:r>
-        <w:rPr>
-          <w:rFonts w:ascii="Arial" w:hAnsi="Arial" w:cs="Arial"/>
-          <w:sz w:val="26"/>
-          <w:szCs w:val="26"/>
-        </w:rPr>
-        <w:t>{</w:t>
-      </w:r>
-      <w:proofErr w:type="spellStart"/>
-      <w:r>
-        <w:rPr>
-          <w:rFonts w:ascii="Arial" w:hAnsi="Arial" w:cs="Arial"/>
-          <w:sz w:val="26"/>
-          <w:szCs w:val="26"/>
-        </w:rPr>
-        <w:t>entityFor</w:t>
-      </w:r>
-      <w:proofErr w:type="spellEnd"/>
-      <w:r>
-        <w:rPr>
-          <w:rFonts w:ascii="Arial" w:hAnsi="Arial" w:cs="Arial"/>
-          <w:sz w:val="26"/>
-          <w:szCs w:val="26"/>
-        </w:rPr>
-        <w:t>}</w:t>
-      </w:r>
-      <w:r>
-        <w:rPr>
-          <w:rFonts w:ascii="Arial" w:hAnsi="Arial" w:cs="Arial"/>
-          <w:sz w:val="26"/>
-          <w:szCs w:val="26"/>
-          <w:rtl/>
-        </w:rPr>
         <w:t>أي</w:t>
       </w:r>
       <w:r>
@@ -5593,8 +5377,17 @@
           <w:rFonts w:ascii="Arial" w:hAnsi="Arial" w:cs="Arial"/>
           <w:sz w:val="26"/>
           <w:szCs w:val="26"/>
-        </w:rPr>
-        <w:t xml:space="preserve">{#isProprietary} </w:t>
+          <w:rtl/>
+        </w:rPr>
+        <w:t>(فراغ/أزلها)</w:t>
+      </w:r>
+      <w:r>
+        <w:rPr>
+          <w:rFonts w:ascii="Arial" w:hAnsi="Arial" w:cs="Arial"/>
+          <w:sz w:val="26"/>
+          <w:szCs w:val="26"/>
+        </w:rPr>
+        <w:t xml:space="preserve"> </w:t>
       </w:r>
       <w:r>
         <w:rPr>
@@ -5612,26 +5405,7 @@
           <w:szCs w:val="26"/>
           <w:rtl/>
         </w:rPr>
-        <w:t>{</w:t>
-      </w:r>
-      <w:proofErr w:type="spellStart"/>
-      <w:r>
-        <w:rPr>
-          <w:rFonts w:ascii="Arial" w:hAnsi="Arial" w:cs="Arial"/>
-          <w:sz w:val="26"/>
-          <w:szCs w:val="26"/>
-        </w:rPr>
-        <w:t>isProprietary</w:t>
-      </w:r>
-      <w:proofErr w:type="spellEnd"/>
-      <w:r>
-        <w:rPr>
-          <w:rFonts w:ascii="Arial" w:hAnsi="Arial" w:cs="Arial"/>
-          <w:sz w:val="26"/>
-          <w:szCs w:val="26"/>
-          <w:rtl/>
-        </w:rPr>
-        <w:t>/}</w:t>
+        <w:t>(فراغ/أزلها)</w:t>
       </w:r>
       <w:r>
         <w:rPr>
@@ -5885,8 +5659,17 @@
           <w:rFonts w:ascii="Arial" w:hAnsi="Arial" w:cs="Arial"/>
           <w:sz w:val="26"/>
           <w:szCs w:val="26"/>
-        </w:rPr>
-        <w:t xml:space="preserve">{#isProprietary} </w:t>
+          <w:rtl/>
+        </w:rPr>
+        <w:t>(فراغ/أزلها)</w:t>
+      </w:r>
+      <w:r>
+        <w:rPr>
+          <w:rFonts w:ascii="Arial" w:hAnsi="Arial" w:cs="Arial"/>
+          <w:sz w:val="26"/>
+          <w:szCs w:val="26"/>
+        </w:rPr>
+        <w:t xml:space="preserve"> </w:t>
       </w:r>
       <w:r>
         <w:rPr>
@@ -5904,26 +5687,7 @@
           <w:szCs w:val="26"/>
           <w:rtl/>
         </w:rPr>
-        <w:t>{</w:t>
-      </w:r>
-      <w:proofErr w:type="spellStart"/>
-      <w:r>
-        <w:rPr>
-          <w:rFonts w:ascii="Arial" w:hAnsi="Arial" w:cs="Arial"/>
-          <w:sz w:val="26"/>
-          <w:szCs w:val="26"/>
-        </w:rPr>
-        <w:t>isProprietary</w:t>
-      </w:r>
-      <w:proofErr w:type="spellEnd"/>
-      <w:r>
-        <w:rPr>
-          <w:rFonts w:ascii="Arial" w:hAnsi="Arial" w:cs="Arial"/>
-          <w:sz w:val="26"/>
-          <w:szCs w:val="26"/>
-          <w:rtl/>
-        </w:rPr>
-        <w:t>/}</w:t>
+        <w:t>(فراغ/أزلها)</w:t>
       </w:r>
       <w:r>
         <w:rPr>
@@ -6282,36 +6046,16 @@
           <w:szCs w:val="26"/>
           <w:rtl/>
         </w:rPr>
-        <w:t xml:space="preserve">جميع محاضر </w:t>
-      </w:r>
-      <w:proofErr w:type="gramStart"/>
-      <w:r>
-        <w:rPr>
-          <w:rFonts w:ascii="Arial" w:hAnsi="Arial" w:cs="Arial"/>
-          <w:sz w:val="26"/>
-          <w:szCs w:val="26"/>
-          <w:rtl/>
-        </w:rPr>
-        <w:t xml:space="preserve">اجتماعات </w:t>
-      </w:r>
-      <w:r>
-        <w:rPr>
-          <w:rFonts w:ascii="Arial" w:hAnsi="Arial" w:cs="Arial"/>
-          <w:sz w:val="26"/>
-          <w:szCs w:val="26"/>
-          <w:rtl/>
-        </w:rPr>
-        <w:t xml:space="preserve"> وإدارة</w:t>
-      </w:r>
-      <w:proofErr w:type="gramEnd"/>
-      <w:r>
-        <w:rPr>
-          <w:rFonts w:ascii="Arial" w:hAnsi="Arial" w:cs="Arial"/>
-          <w:sz w:val="26"/>
-          <w:szCs w:val="26"/>
-          <w:rtl/>
-        </w:rPr>
-        <w:t xml:space="preserve"> </w:t>
+        <w:t xml:space="preserve">جميع محاضر اجتماعات </w:t>
+      </w:r>
+      <w:r>
+        <w:rPr>
+          <w:rFonts w:ascii="Arial" w:hAnsi="Arial" w:cs="Arial"/>
+          <w:sz w:val="26"/>
+          <w:szCs w:val="26"/>
+          <w:rtl/>
+        </w:rPr>
+        <w:t xml:space="preserve"> وإدارة </w:t>
       </w:r>
       <w:r>
         <w:rPr>
@@ -6446,8 +6190,17 @@
           <w:rFonts w:ascii="Arial" w:hAnsi="Arial" w:cs="Arial"/>
           <w:sz w:val="26"/>
           <w:szCs w:val="26"/>
-        </w:rPr>
-        <w:t xml:space="preserve">{#isProprietary} </w:t>
+          <w:rtl/>
+        </w:rPr>
+        <w:t>(فراغ/أزلها)</w:t>
+      </w:r>
+      <w:r>
+        <w:rPr>
+          <w:rFonts w:ascii="Arial" w:hAnsi="Arial" w:cs="Arial"/>
+          <w:sz w:val="26"/>
+          <w:szCs w:val="26"/>
+        </w:rPr>
+        <w:t xml:space="preserve"> </w:t>
       </w:r>
       <w:r>
         <w:rPr>
@@ -6465,26 +6218,7 @@
           <w:szCs w:val="26"/>
           <w:rtl/>
         </w:rPr>
-        <w:t>{</w:t>
-      </w:r>
-      <w:proofErr w:type="spellStart"/>
-      <w:r>
-        <w:rPr>
-          <w:rFonts w:ascii="Arial" w:hAnsi="Arial" w:cs="Arial"/>
-          <w:sz w:val="26"/>
-          <w:szCs w:val="26"/>
-        </w:rPr>
-        <w:t>isProprietary</w:t>
-      </w:r>
-      <w:proofErr w:type="spellEnd"/>
-      <w:r>
-        <w:rPr>
-          <w:rFonts w:ascii="Arial" w:hAnsi="Arial" w:cs="Arial"/>
-          <w:sz w:val="26"/>
-          <w:szCs w:val="26"/>
-          <w:rtl/>
-        </w:rPr>
-        <w:t>/}</w:t>
+        <w:t>(فراغ/أزلها)</w:t>
       </w:r>
       <w:r>
         <w:rPr>
@@ -6582,7 +6316,6 @@
           <w:szCs w:val="26"/>
           <w:rtl/>
         </w:rPr>
-        <w:lastRenderedPageBreak/>
         <w:t xml:space="preserve">        20</w:t>
       </w:r>
       <w:r>
@@ -6697,8 +6430,17 @@
           <w:rFonts w:ascii="Arial" w:hAnsi="Arial" w:cs="Arial"/>
           <w:sz w:val="26"/>
           <w:szCs w:val="26"/>
-        </w:rPr>
-        <w:t xml:space="preserve">{#isProprietary} </w:t>
+          <w:rtl/>
+        </w:rPr>
+        <w:t>(فراغ/أزلها)</w:t>
+      </w:r>
+      <w:r>
+        <w:rPr>
+          <w:rFonts w:ascii="Arial" w:hAnsi="Arial" w:cs="Arial"/>
+          <w:sz w:val="26"/>
+          <w:szCs w:val="26"/>
+        </w:rPr>
+        <w:t xml:space="preserve"> </w:t>
       </w:r>
       <w:r>
         <w:rPr>
@@ -6716,26 +6458,7 @@
           <w:szCs w:val="26"/>
           <w:rtl/>
         </w:rPr>
-        <w:t>{</w:t>
-      </w:r>
-      <w:proofErr w:type="spellStart"/>
-      <w:r>
-        <w:rPr>
-          <w:rFonts w:ascii="Arial" w:hAnsi="Arial" w:cs="Arial"/>
-          <w:sz w:val="26"/>
-          <w:szCs w:val="26"/>
-        </w:rPr>
-        <w:t>isProprietary</w:t>
-      </w:r>
-      <w:proofErr w:type="spellEnd"/>
-      <w:r>
-        <w:rPr>
-          <w:rFonts w:ascii="Arial" w:hAnsi="Arial" w:cs="Arial"/>
-          <w:sz w:val="26"/>
-          <w:szCs w:val="26"/>
-          <w:rtl/>
-        </w:rPr>
-        <w:t>/}</w:t>
+        <w:t>(فراغ/أزلها)</w:t>
       </w:r>
       <w:r>
         <w:rPr>
@@ -6987,8 +6710,17 @@
           <w:rFonts w:ascii="Arial" w:hAnsi="Arial" w:cs="Arial"/>
           <w:sz w:val="26"/>
           <w:szCs w:val="26"/>
-        </w:rPr>
-        <w:t xml:space="preserve">{#isProprietary} </w:t>
+          <w:rtl/>
+        </w:rPr>
+        <w:t>(فراغ/أزلها)</w:t>
+      </w:r>
+      <w:r>
+        <w:rPr>
+          <w:rFonts w:ascii="Arial" w:hAnsi="Arial" w:cs="Arial"/>
+          <w:sz w:val="26"/>
+          <w:szCs w:val="26"/>
+        </w:rPr>
+        <w:t xml:space="preserve"> </w:t>
       </w:r>
       <w:r>
         <w:rPr>
@@ -7006,6 +6738,571 @@
           <w:szCs w:val="26"/>
           <w:rtl/>
         </w:rPr>
+        <w:t>(فراغ/أزلها)</w:t>
+      </w:r>
+      <w:r>
+        <w:rPr>
+          <w:rFonts w:ascii="Arial" w:hAnsi="Arial" w:cs="Arial" w:hint="cs"/>
+          <w:sz w:val="26"/>
+          <w:szCs w:val="26"/>
+          <w:rtl/>
+        </w:rPr>
+        <w:t xml:space="preserve"> </w:t>
+      </w:r>
+      <w:r>
+        <w:rPr>
+          <w:rFonts w:ascii="Arial" w:hAnsi="Arial" w:cs="Arial" w:hint="cs"/>
+          <w:sz w:val="26"/>
+          <w:szCs w:val="26"/>
+          <w:rtl/>
+        </w:rPr>
+        <w:t>مع الاوراق الثبوتية</w:t>
+      </w:r>
+      <w:r>
+        <w:rPr>
+          <w:rFonts w:ascii="Arial" w:hAnsi="Arial" w:cs="Arial"/>
+          <w:sz w:val="26"/>
+          <w:szCs w:val="26"/>
+          <w:rtl/>
+        </w:rPr>
+        <w:t xml:space="preserve"> ذات الصلة، </w:t>
+      </w:r>
+      <w:r>
+        <w:rPr>
+          <w:rFonts w:ascii="Arial" w:hAnsi="Arial" w:cs="Arial" w:hint="cs"/>
+          <w:sz w:val="26"/>
+          <w:szCs w:val="26"/>
+          <w:rtl/>
+        </w:rPr>
+        <w:t xml:space="preserve">ومثل: </w:t>
+      </w:r>
+      <w:r>
+        <w:rPr>
+          <w:rFonts w:ascii="Arial" w:hAnsi="Arial" w:cs="Arial"/>
+          <w:sz w:val="26"/>
+          <w:szCs w:val="26"/>
+          <w:rtl/>
+        </w:rPr>
+        <w:t xml:space="preserve">دفتر الأستاذ الفرعي </w:t>
+      </w:r>
+      <w:r>
+        <w:rPr>
+          <w:rFonts w:ascii="Arial" w:hAnsi="Arial" w:cs="Arial" w:hint="cs"/>
+          <w:sz w:val="26"/>
+          <w:szCs w:val="26"/>
+          <w:rtl/>
+        </w:rPr>
+        <w:t>مع</w:t>
+      </w:r>
+      <w:r>
+        <w:rPr>
+          <w:rFonts w:ascii="Arial" w:hAnsi="Arial" w:cs="Arial"/>
+          <w:sz w:val="26"/>
+          <w:szCs w:val="26"/>
+          <w:rtl/>
+        </w:rPr>
+        <w:t xml:space="preserve"> بيانات </w:t>
+      </w:r>
+      <w:r>
+        <w:rPr>
+          <w:rFonts w:ascii="Arial" w:hAnsi="Arial" w:cs="Arial" w:hint="cs"/>
+          <w:sz w:val="26"/>
+          <w:szCs w:val="26"/>
+          <w:rtl/>
+        </w:rPr>
+        <w:t>ال</w:t>
+      </w:r>
+      <w:r>
+        <w:rPr>
+          <w:rFonts w:ascii="Arial" w:hAnsi="Arial" w:cs="Arial"/>
+          <w:sz w:val="26"/>
+          <w:szCs w:val="26"/>
+          <w:rtl/>
+        </w:rPr>
+        <w:t xml:space="preserve">طرف </w:t>
+      </w:r>
+      <w:r>
+        <w:rPr>
+          <w:rFonts w:ascii="Arial" w:hAnsi="Arial" w:cs="Arial" w:hint="cs"/>
+          <w:sz w:val="26"/>
+          <w:szCs w:val="26"/>
+          <w:rtl/>
+        </w:rPr>
+        <w:t>ال</w:t>
+      </w:r>
+      <w:r>
+        <w:rPr>
+          <w:rFonts w:ascii="Arial" w:hAnsi="Arial" w:cs="Arial"/>
+          <w:sz w:val="26"/>
+          <w:szCs w:val="26"/>
+          <w:rtl/>
+        </w:rPr>
+        <w:t xml:space="preserve">ثالث. تم تحديد جميع بنود التسوية ذات الصلة التي تعتبر جوهرية وإدراجها في التسويات، وتم تعديلها بشكل </w:t>
+      </w:r>
+      <w:r>
+        <w:rPr>
+          <w:rFonts w:ascii="Arial" w:hAnsi="Arial" w:cs="Arial" w:hint="cs"/>
+          <w:sz w:val="26"/>
+          <w:szCs w:val="26"/>
+          <w:rtl/>
+        </w:rPr>
+        <w:t>ملائم</w:t>
+      </w:r>
+      <w:r>
+        <w:rPr>
+          <w:rFonts w:ascii="Arial" w:hAnsi="Arial" w:cs="Arial"/>
+          <w:sz w:val="26"/>
+          <w:szCs w:val="26"/>
+          <w:rtl/>
+        </w:rPr>
+        <w:t xml:space="preserve"> في </w:t>
+      </w:r>
+      <w:r>
+        <w:rPr>
+          <w:rFonts w:ascii="Arial" w:hAnsi="Arial" w:cs="Arial" w:hint="cs"/>
+          <w:sz w:val="26"/>
+          <w:szCs w:val="26"/>
+          <w:rtl/>
+        </w:rPr>
+        <w:t>القوائم</w:t>
+      </w:r>
+      <w:r>
+        <w:rPr>
+          <w:rFonts w:ascii="Arial" w:hAnsi="Arial" w:cs="Arial"/>
+          <w:sz w:val="26"/>
+          <w:szCs w:val="26"/>
+          <w:rtl/>
+        </w:rPr>
+        <w:t xml:space="preserve"> المالية</w:t>
+      </w:r>
+      <w:r>
+        <w:rPr>
+          <w:rFonts w:ascii="Arial" w:hAnsi="Arial" w:cs="Arial" w:hint="cs"/>
+          <w:sz w:val="26"/>
+          <w:szCs w:val="26"/>
+          <w:rtl/>
+        </w:rPr>
+        <w:t xml:space="preserve"> </w:t>
+      </w:r>
+      <w:r>
+        <w:rPr>
+          <w:rFonts w:ascii="Arial" w:hAnsi="Arial" w:cs="Arial"/>
+          <w:sz w:val="26"/>
+          <w:szCs w:val="26"/>
+          <w:rtl/>
+        </w:rPr>
+        <w:t>(فراغ/أزلها)</w:t>
+      </w:r>
+      <w:r>
+        <w:rPr>
+          <w:rFonts w:ascii="Arial" w:hAnsi="Arial" w:cs="Arial"/>
+          <w:sz w:val="26"/>
+          <w:szCs w:val="26"/>
+        </w:rPr>
+        <w:t xml:space="preserve"> </w:t>
+      </w:r>
+      <w:r>
+        <w:rPr>
+          <w:rFonts w:ascii="Arial" w:hAnsi="Arial" w:cs="Arial"/>
+          <w:sz w:val="26"/>
+          <w:szCs w:val="26"/>
+          <w:rtl/>
+        </w:rPr>
+        <w:t>ذات الغرض الخاص</w:t>
+      </w:r>
+      <w:r>
+        <w:rPr>
+          <w:rFonts w:ascii="Arial" w:hAnsi="Arial" w:cs="Arial"/>
+          <w:sz w:val="26"/>
+          <w:szCs w:val="26"/>
+          <w:rtl/>
+        </w:rPr>
+        <w:t>(فراغ/أزلها)</w:t>
+      </w:r>
+      <w:r>
+        <w:rPr>
+          <w:rFonts w:ascii="Arial" w:hAnsi="Arial" w:cs="Arial"/>
+          <w:sz w:val="26"/>
+          <w:szCs w:val="26"/>
+          <w:rtl/>
+        </w:rPr>
+        <w:t xml:space="preserve">. ولم تكن هناك فروق جوهرية لم تتم تسويتها أو بنود معلقة من دفتر الأستاذ العام </w:t>
+      </w:r>
+      <w:r>
+        <w:rPr>
+          <w:rFonts w:ascii="Arial" w:hAnsi="Arial" w:cs="Arial" w:hint="cs"/>
+          <w:sz w:val="26"/>
+          <w:szCs w:val="26"/>
+          <w:rtl/>
+        </w:rPr>
+        <w:t>و</w:t>
+      </w:r>
+      <w:r>
+        <w:rPr>
+          <w:rFonts w:ascii="Arial" w:hAnsi="Arial" w:cs="Arial"/>
+          <w:sz w:val="26"/>
+          <w:szCs w:val="26"/>
+          <w:rtl/>
+        </w:rPr>
+        <w:t>كان ينبغي تعديلها أو إعادة تصنيفها إلى رصيد حساب آخر</w:t>
+      </w:r>
+    </w:p>
+    <w:p>
+      <w:pPr>
+        <w:spacing w:line="300" w:lineRule="exact"/>
+        <w:ind w:left="270" w:hanging="360"/>
+        <w:jc w:val="both"/>
+        <w:rPr>
+          <w:rFonts w:ascii="Arial" w:hAnsi="Arial" w:cs="Arial"/>
+          <w:sz w:val="26"/>
+          <w:szCs w:val="26"/>
+          <w:rtl/>
+        </w:rPr>
+      </w:pPr>
+    </w:p>
+    <w:p>
+      <w:pPr>
+        <w:spacing w:line="300" w:lineRule="exact"/>
+        <w:ind w:left="270" w:hanging="360"/>
+        <w:jc w:val="both"/>
+        <w:rPr>
+          <w:rFonts w:ascii="Arial" w:hAnsi="Arial" w:cs="Arial"/>
+          <w:sz w:val="26"/>
+          <w:szCs w:val="26"/>
+          <w:rtl/>
+        </w:rPr>
+      </w:pPr>
+    </w:p>
+    <w:p>
+      <w:pPr>
+        <w:spacing w:line="300" w:lineRule="exact"/>
+        <w:ind w:left="270" w:hanging="360"/>
+        <w:jc w:val="both"/>
+        <w:rPr>
+          <w:rFonts w:ascii="Arial" w:hAnsi="Arial" w:cs="Arial"/>
+          <w:sz w:val="26"/>
+          <w:szCs w:val="26"/>
+          <w:rtl/>
+        </w:rPr>
+      </w:pPr>
+    </w:p>
+    <w:p>
+      <w:pPr>
+        <w:spacing w:line="300" w:lineRule="exact"/>
+        <w:ind w:left="270" w:hanging="360"/>
+        <w:jc w:val="both"/>
+        <w:rPr>
+          <w:rFonts w:ascii="Arial" w:hAnsi="Arial" w:cs="Arial"/>
+          <w:sz w:val="26"/>
+          <w:szCs w:val="26"/>
+          <w:rtl/>
+        </w:rPr>
+      </w:pPr>
+    </w:p>
+    <w:p>
+      <w:pPr>
+        <w:spacing w:line="300" w:lineRule="exact"/>
+        <w:ind w:left="270" w:hanging="360"/>
+        <w:jc w:val="both"/>
+        <w:rPr>
+          <w:rFonts w:ascii="Arial" w:hAnsi="Arial" w:cs="Arial"/>
+          <w:sz w:val="26"/>
+          <w:szCs w:val="26"/>
+          <w:rtl/>
+        </w:rPr>
+      </w:pPr>
+    </w:p>
+    <w:p>
+      <w:pPr>
+        <w:spacing w:line="300" w:lineRule="exact"/>
+        <w:ind w:left="740"/>
+        <w:jc w:val="both"/>
+        <w:rPr>
+          <w:rFonts w:ascii="Arial" w:hAnsi="Arial" w:cs="Arial"/>
+          <w:sz w:val="26"/>
+          <w:szCs w:val="26"/>
+        </w:rPr>
+      </w:pPr>
+    </w:p>
+    <w:p>
+      <w:pPr>
+        <w:spacing w:line="300" w:lineRule="exact"/>
+        <w:ind w:left="270" w:hanging="360"/>
+        <w:jc w:val="both"/>
+        <w:rPr>
+          <w:rFonts w:ascii="Arial" w:hAnsi="Arial" w:cs="Arial"/>
+          <w:sz w:val="26"/>
+          <w:szCs w:val="26"/>
+          <w:rtl/>
+        </w:rPr>
+      </w:pPr>
+      <w:r>
+        <w:rPr>
+          <w:rFonts w:ascii="Arial" w:hAnsi="Arial" w:cs="Arial" w:hint="cs"/>
+          <w:sz w:val="26"/>
+          <w:szCs w:val="26"/>
+          <w:rtl/>
+        </w:rPr>
+        <w:t>22</w:t>
+      </w:r>
+      <w:r>
+        <w:rPr>
+          <w:rFonts w:ascii="Arial" w:hAnsi="Arial" w:cs="Arial" w:hint="cs"/>
+          <w:sz w:val="26"/>
+          <w:szCs w:val="26"/>
+          <w:rtl/>
+        </w:rPr>
+        <w:t xml:space="preserve">. </w:t>
+      </w:r>
+      <w:r>
+        <w:rPr>
+          <w:rFonts w:ascii="Arial" w:hAnsi="Arial" w:cs="Arial" w:hint="cs"/>
+          <w:sz w:val="26"/>
+          <w:szCs w:val="26"/>
+          <w:rtl/>
+        </w:rPr>
+        <w:t xml:space="preserve">نحن </w:t>
+      </w:r>
+      <w:r>
+        <w:rPr>
+          <w:rFonts w:ascii="Arial" w:hAnsi="Arial" w:cs="Arial"/>
+          <w:sz w:val="26"/>
+          <w:szCs w:val="26"/>
+          <w:rtl/>
+        </w:rPr>
+        <w:t xml:space="preserve">نؤكد </w:t>
+      </w:r>
+      <w:r>
+        <w:rPr>
+          <w:rFonts w:ascii="Arial" w:hAnsi="Arial" w:cs="Arial" w:hint="cs"/>
+          <w:sz w:val="26"/>
+          <w:szCs w:val="26"/>
+          <w:rtl/>
+        </w:rPr>
+        <w:t xml:space="preserve">أنه </w:t>
+      </w:r>
+      <w:r>
+        <w:rPr>
+          <w:rFonts w:ascii="Arial" w:hAnsi="Arial" w:cs="Arial"/>
+          <w:sz w:val="26"/>
+          <w:szCs w:val="26"/>
+          <w:rtl/>
+        </w:rPr>
+        <w:t>لم تكن هنا</w:t>
+      </w:r>
+      <w:r>
+        <w:rPr>
+          <w:rFonts w:ascii="Arial" w:hAnsi="Arial" w:cs="Arial" w:hint="cs"/>
+          <w:sz w:val="26"/>
+          <w:szCs w:val="26"/>
+          <w:rtl/>
+        </w:rPr>
+        <w:t>ل</w:t>
+      </w:r>
+      <w:r>
+        <w:rPr>
+          <w:rFonts w:ascii="Arial" w:hAnsi="Arial" w:cs="Arial"/>
+          <w:sz w:val="26"/>
+          <w:szCs w:val="26"/>
+          <w:rtl/>
+        </w:rPr>
+        <w:t xml:space="preserve">ك </w:t>
+      </w:r>
+      <w:r>
+        <w:rPr>
+          <w:rFonts w:ascii="Arial" w:hAnsi="Arial" w:cs="Arial" w:hint="cs"/>
+          <w:sz w:val="26"/>
+          <w:szCs w:val="26"/>
+          <w:rtl/>
+        </w:rPr>
+        <w:t xml:space="preserve">أية </w:t>
+      </w:r>
+      <w:r>
+        <w:rPr>
+          <w:rFonts w:ascii="Arial" w:hAnsi="Arial" w:cs="Arial" w:hint="cs"/>
+          <w:sz w:val="26"/>
+          <w:szCs w:val="26"/>
+          <w:rtl/>
+        </w:rPr>
+        <w:t>تعاملات</w:t>
+      </w:r>
+      <w:r>
+        <w:rPr>
+          <w:rFonts w:ascii="Arial" w:hAnsi="Arial" w:cs="Arial"/>
+          <w:sz w:val="26"/>
+          <w:szCs w:val="26"/>
+          <w:rtl/>
+        </w:rPr>
+        <w:t xml:space="preserve"> غير </w:t>
+      </w:r>
+      <w:r>
+        <w:rPr>
+          <w:rFonts w:ascii="Arial" w:hAnsi="Arial" w:cs="Arial" w:hint="cs"/>
+          <w:sz w:val="26"/>
+          <w:szCs w:val="26"/>
+          <w:rtl/>
+        </w:rPr>
+        <w:t>عادية</w:t>
+      </w:r>
+      <w:r>
+        <w:rPr>
+          <w:rFonts w:ascii="Arial" w:hAnsi="Arial" w:cs="Arial"/>
+          <w:sz w:val="26"/>
+          <w:szCs w:val="26"/>
+          <w:rtl/>
+        </w:rPr>
+        <w:t xml:space="preserve"> مع أطراف ذات ع</w:t>
+      </w:r>
+      <w:r>
+        <w:rPr>
+          <w:rFonts w:ascii="Arial" w:hAnsi="Arial" w:cs="Arial" w:hint="cs"/>
+          <w:sz w:val="26"/>
+          <w:szCs w:val="26"/>
+          <w:rtl/>
+        </w:rPr>
+        <w:t>لا</w:t>
+      </w:r>
+      <w:r>
+        <w:rPr>
+          <w:rFonts w:ascii="Arial" w:hAnsi="Arial" w:cs="Arial"/>
+          <w:sz w:val="26"/>
+          <w:szCs w:val="26"/>
+          <w:rtl/>
+        </w:rPr>
+        <w:t>قة</w:t>
+      </w:r>
+      <w:r>
+        <w:rPr>
+          <w:rFonts w:ascii="Arial" w:hAnsi="Arial" w:cs="Arial" w:hint="cs"/>
+          <w:sz w:val="26"/>
+          <w:szCs w:val="26"/>
+          <w:rtl/>
+        </w:rPr>
+        <w:t xml:space="preserve"> خلال السنة</w:t>
+      </w:r>
+      <w:r>
+        <w:rPr>
+          <w:rFonts w:ascii="Arial" w:hAnsi="Arial" w:cs="Arial"/>
+          <w:sz w:val="26"/>
+          <w:szCs w:val="26"/>
+          <w:rtl/>
+        </w:rPr>
+        <w:t>، أي  ا</w:t>
+      </w:r>
+      <w:r>
+        <w:rPr>
+          <w:rFonts w:ascii="Arial" w:hAnsi="Arial" w:cs="Arial" w:hint="cs"/>
+          <w:sz w:val="26"/>
+          <w:szCs w:val="26"/>
+          <w:rtl/>
+        </w:rPr>
+        <w:t>ل</w:t>
+      </w:r>
+      <w:r>
+        <w:rPr>
+          <w:rFonts w:ascii="Arial" w:hAnsi="Arial" w:cs="Arial"/>
+          <w:sz w:val="26"/>
+          <w:szCs w:val="26"/>
+          <w:rtl/>
+        </w:rPr>
+        <w:t>إدارة العليا أو أي</w:t>
+      </w:r>
+      <w:r>
+        <w:rPr>
+          <w:rFonts w:ascii="Arial" w:hAnsi="Arial" w:cs="Arial" w:hint="cs"/>
+          <w:sz w:val="26"/>
+          <w:szCs w:val="26"/>
+          <w:rtl/>
+        </w:rPr>
+        <w:t>ة</w:t>
+      </w:r>
+      <w:r>
+        <w:rPr>
+          <w:rFonts w:ascii="Arial" w:hAnsi="Arial" w:cs="Arial"/>
+          <w:sz w:val="26"/>
+          <w:szCs w:val="26"/>
+          <w:rtl/>
+        </w:rPr>
+        <w:t xml:space="preserve"> أشخاص آخرين يمكن</w:t>
+      </w:r>
+      <w:r>
+        <w:rPr>
+          <w:rFonts w:ascii="Arial" w:hAnsi="Arial" w:cs="Arial" w:hint="cs"/>
+          <w:sz w:val="26"/>
+          <w:szCs w:val="26"/>
+          <w:rtl/>
+        </w:rPr>
+        <w:t>ه</w:t>
+      </w:r>
+      <w:r>
+        <w:rPr>
+          <w:rFonts w:ascii="Arial" w:hAnsi="Arial" w:cs="Arial" w:hint="cs"/>
+          <w:sz w:val="26"/>
+          <w:szCs w:val="26"/>
+          <w:rtl/>
+        </w:rPr>
+        <w:t>م</w:t>
+      </w:r>
+      <w:r>
+        <w:rPr>
+          <w:rFonts w:ascii="Arial" w:hAnsi="Arial" w:cs="Arial"/>
+          <w:sz w:val="26"/>
+          <w:szCs w:val="26"/>
+          <w:rtl/>
+        </w:rPr>
+        <w:t xml:space="preserve"> </w:t>
+      </w:r>
+      <w:r>
+        <w:rPr>
+          <w:rFonts w:ascii="Arial" w:hAnsi="Arial" w:cs="Arial" w:hint="cs"/>
+          <w:sz w:val="26"/>
+          <w:szCs w:val="26"/>
+          <w:rtl/>
+        </w:rPr>
+        <w:t>مركزه</w:t>
+      </w:r>
+      <w:r>
+        <w:rPr>
+          <w:rFonts w:ascii="Arial" w:hAnsi="Arial" w:cs="Arial" w:hint="cs"/>
+          <w:sz w:val="26"/>
+          <w:szCs w:val="26"/>
+          <w:rtl/>
+        </w:rPr>
+        <w:t>م</w:t>
+      </w:r>
+      <w:r>
+        <w:rPr>
+          <w:rFonts w:ascii="Arial" w:hAnsi="Arial" w:cs="Arial"/>
+          <w:sz w:val="26"/>
+          <w:szCs w:val="26"/>
+          <w:rtl/>
+        </w:rPr>
+        <w:t xml:space="preserve"> من الدخول في معام</w:t>
+      </w:r>
+      <w:r>
+        <w:rPr>
+          <w:rFonts w:ascii="Arial" w:hAnsi="Arial" w:cs="Arial" w:hint="cs"/>
+          <w:sz w:val="26"/>
+          <w:szCs w:val="26"/>
+          <w:rtl/>
+        </w:rPr>
+        <w:t>لا</w:t>
+      </w:r>
+      <w:r>
+        <w:rPr>
+          <w:rFonts w:ascii="Arial" w:hAnsi="Arial" w:cs="Arial"/>
+          <w:sz w:val="26"/>
+          <w:szCs w:val="26"/>
+          <w:rtl/>
+        </w:rPr>
+        <w:t xml:space="preserve">ت مع </w:t>
+      </w:r>
+      <w:r>
+        <w:rPr>
+          <w:rFonts w:ascii="Arial" w:hAnsi="Arial" w:cs="Arial"/>
+          <w:sz w:val="26"/>
+          <w:szCs w:val="26"/>
+        </w:rPr>
         <w:t>{</w:t>
       </w:r>
       <w:proofErr w:type="spellStart"/>
@@ -7015,7 +7312,7 @@
           <w:sz w:val="26"/>
           <w:szCs w:val="26"/>
         </w:rPr>
-        <w:t>isProprietary</w:t>
+        <w:t>entityThe</w:t>
       </w:r>
       <w:proofErr w:type="spellEnd"/>
       <w:r>
@@ -7023,117 +7320,44 @@
           <w:rFonts w:ascii="Arial" w:hAnsi="Arial" w:cs="Arial"/>
           <w:sz w:val="26"/>
           <w:szCs w:val="26"/>
-          <w:rtl/>
-        </w:rPr>
-        <w:t>/}</w:t>
-      </w:r>
-      <w:r>
-        <w:rPr>
-          <w:rFonts w:ascii="Arial" w:hAnsi="Arial" w:cs="Arial" w:hint="cs"/>
-          <w:sz w:val="26"/>
-          <w:szCs w:val="26"/>
-          <w:rtl/>
-        </w:rPr>
-        <w:t xml:space="preserve"> </w:t>
-      </w:r>
-      <w:r>
-        <w:rPr>
-          <w:rFonts w:ascii="Arial" w:hAnsi="Arial" w:cs="Arial" w:hint="cs"/>
-          <w:sz w:val="26"/>
-          <w:szCs w:val="26"/>
-          <w:rtl/>
-        </w:rPr>
-        <w:t>مع الاوراق الثبوتية</w:t>
-      </w:r>
-      <w:r>
-        <w:rPr>
-          <w:rFonts w:ascii="Arial" w:hAnsi="Arial" w:cs="Arial"/>
-          <w:sz w:val="26"/>
-          <w:szCs w:val="26"/>
-          <w:rtl/>
-        </w:rPr>
-        <w:t xml:space="preserve"> ذات الصلة، </w:t>
-      </w:r>
-      <w:r>
-        <w:rPr>
-          <w:rFonts w:ascii="Arial" w:hAnsi="Arial" w:cs="Arial" w:hint="cs"/>
-          <w:sz w:val="26"/>
-          <w:szCs w:val="26"/>
-          <w:rtl/>
-        </w:rPr>
-        <w:t xml:space="preserve">ومثل: </w:t>
-      </w:r>
-      <w:r>
-        <w:rPr>
-          <w:rFonts w:ascii="Arial" w:hAnsi="Arial" w:cs="Arial"/>
-          <w:sz w:val="26"/>
-          <w:szCs w:val="26"/>
-          <w:rtl/>
-        </w:rPr>
-        <w:t xml:space="preserve">دفتر الأستاذ الفرعي </w:t>
-      </w:r>
-      <w:r>
-        <w:rPr>
-          <w:rFonts w:ascii="Arial" w:hAnsi="Arial" w:cs="Arial" w:hint="cs"/>
-          <w:sz w:val="26"/>
-          <w:szCs w:val="26"/>
-          <w:rtl/>
-        </w:rPr>
-        <w:t>مع</w:t>
-      </w:r>
-      <w:r>
-        <w:rPr>
-          <w:rFonts w:ascii="Arial" w:hAnsi="Arial" w:cs="Arial"/>
-          <w:sz w:val="26"/>
-          <w:szCs w:val="26"/>
-          <w:rtl/>
-        </w:rPr>
-        <w:t xml:space="preserve"> بيانات </w:t>
-      </w:r>
-      <w:r>
-        <w:rPr>
-          <w:rFonts w:ascii="Arial" w:hAnsi="Arial" w:cs="Arial" w:hint="cs"/>
-          <w:sz w:val="26"/>
-          <w:szCs w:val="26"/>
-          <w:rtl/>
-        </w:rPr>
-        <w:t>ال</w:t>
-      </w:r>
-      <w:r>
-        <w:rPr>
-          <w:rFonts w:ascii="Arial" w:hAnsi="Arial" w:cs="Arial"/>
-          <w:sz w:val="26"/>
-          <w:szCs w:val="26"/>
-          <w:rtl/>
-        </w:rPr>
-        <w:t xml:space="preserve">طرف </w:t>
-      </w:r>
-      <w:r>
-        <w:rPr>
-          <w:rFonts w:ascii="Arial" w:hAnsi="Arial" w:cs="Arial" w:hint="cs"/>
-          <w:sz w:val="26"/>
-          <w:szCs w:val="26"/>
-          <w:rtl/>
-        </w:rPr>
-        <w:t>ال</w:t>
-      </w:r>
-      <w:r>
-        <w:rPr>
-          <w:rFonts w:ascii="Arial" w:hAnsi="Arial" w:cs="Arial"/>
-          <w:sz w:val="26"/>
-          <w:szCs w:val="26"/>
-          <w:rtl/>
-        </w:rPr>
-        <w:t xml:space="preserve">ثالث. تم تحديد جميع بنود التسوية ذات الصلة التي تعتبر جوهرية وإدراجها في التسويات، وتم تعديلها بشكل </w:t>
-      </w:r>
-      <w:r>
-        <w:rPr>
-          <w:rFonts w:ascii="Arial" w:hAnsi="Arial" w:cs="Arial" w:hint="cs"/>
-          <w:sz w:val="26"/>
-          <w:szCs w:val="26"/>
-          <w:rtl/>
-        </w:rPr>
-        <w:t>ملائم</w:t>
+        </w:rPr>
+        <w:t>}</w:t>
+      </w:r>
+      <w:r>
+        <w:rPr>
+          <w:rFonts w:ascii="Arial" w:hAnsi="Arial" w:cs="Arial" w:hint="cs"/>
+          <w:sz w:val="26"/>
+          <w:szCs w:val="26"/>
+          <w:rtl/>
+        </w:rPr>
+        <w:t xml:space="preserve"> إل</w:t>
+      </w:r>
+      <w:r>
+        <w:rPr>
+          <w:rFonts w:ascii="Arial" w:hAnsi="Arial" w:cs="Arial" w:hint="cs"/>
+          <w:sz w:val="26"/>
+          <w:szCs w:val="26"/>
+          <w:rtl/>
+        </w:rPr>
+        <w:t>ا</w:t>
+      </w:r>
+      <w:r>
+        <w:rPr>
+          <w:rFonts w:ascii="Arial" w:hAnsi="Arial" w:cs="Arial"/>
+          <w:sz w:val="26"/>
+          <w:szCs w:val="26"/>
+          <w:rtl/>
+        </w:rPr>
+        <w:t xml:space="preserve"> على أسس تجارية بحتة والتي تتطلب الإفصاح</w:t>
+      </w:r>
+      <w:r>
+        <w:rPr>
+          <w:rFonts w:ascii="Arial" w:hAnsi="Arial" w:cs="Arial" w:hint="cs"/>
+          <w:sz w:val="26"/>
+          <w:szCs w:val="26"/>
+          <w:rtl/>
+        </w:rPr>
+        <w:t xml:space="preserve"> عنها</w:t>
       </w:r>
       <w:r>
         <w:rPr>
@@ -7176,8 +7400,17 @@
           <w:rFonts w:ascii="Arial" w:hAnsi="Arial" w:cs="Arial"/>
           <w:sz w:val="26"/>
           <w:szCs w:val="26"/>
-        </w:rPr>
-        <w:t xml:space="preserve">{#isProprietary} </w:t>
+          <w:rtl/>
+        </w:rPr>
+        <w:t>(فراغ/أزلها)</w:t>
+      </w:r>
+      <w:r>
+        <w:rPr>
+          <w:rFonts w:ascii="Arial" w:hAnsi="Arial" w:cs="Arial"/>
+          <w:sz w:val="26"/>
+          <w:szCs w:val="26"/>
+        </w:rPr>
+        <w:t xml:space="preserve"> </w:t>
       </w:r>
       <w:r>
         <w:rPr>
@@ -7195,6 +7428,85 @@
           <w:szCs w:val="26"/>
           <w:rtl/>
         </w:rPr>
+        <w:t>(فراغ/أزلها)</w:t>
+      </w:r>
+      <w:r>
+        <w:rPr>
+          <w:rFonts w:ascii="Arial" w:hAnsi="Arial" w:cs="Arial" w:hint="cs"/>
+          <w:sz w:val="26"/>
+          <w:szCs w:val="26"/>
+          <w:rtl/>
+        </w:rPr>
+        <w:t>.</w:t>
+      </w:r>
+    </w:p>
+    <w:p>
+      <w:pPr>
+        <w:spacing w:line="300" w:lineRule="exact"/>
+        <w:ind w:left="270" w:hanging="360"/>
+        <w:jc w:val="both"/>
+        <w:rPr>
+          <w:rFonts w:ascii="Arial" w:hAnsi="Arial" w:cs="Arial"/>
+          <w:sz w:val="26"/>
+          <w:szCs w:val="26"/>
+          <w:rtl/>
+        </w:rPr>
+      </w:pPr>
+    </w:p>
+    <w:p>
+      <w:pPr>
+        <w:spacing w:line="300" w:lineRule="exact"/>
+        <w:ind w:left="270" w:hanging="360"/>
+        <w:jc w:val="both"/>
+        <w:rPr>
+          <w:rFonts w:ascii="Arial" w:hAnsi="Arial" w:cs="Arial"/>
+          <w:sz w:val="26"/>
+          <w:szCs w:val="26"/>
+          <w:rtl/>
+        </w:rPr>
+      </w:pPr>
+      <w:r>
+        <w:rPr>
+          <w:rFonts w:ascii="Arial" w:hAnsi="Arial" w:cs="Arial"/>
+          <w:sz w:val="26"/>
+          <w:szCs w:val="26"/>
+          <w:rtl/>
+        </w:rPr>
+        <w:t>2</w:t>
+      </w:r>
+      <w:r>
+        <w:rPr>
+          <w:rFonts w:ascii="Arial" w:hAnsi="Arial" w:cs="Arial" w:hint="cs"/>
+          <w:sz w:val="26"/>
+          <w:szCs w:val="26"/>
+          <w:rtl/>
+        </w:rPr>
+        <w:t>3</w:t>
+      </w:r>
+      <w:r>
+        <w:rPr>
+          <w:rFonts w:ascii="Arial" w:hAnsi="Arial" w:cs="Arial"/>
+          <w:sz w:val="26"/>
+          <w:szCs w:val="26"/>
+          <w:rtl/>
+        </w:rPr>
+        <w:t xml:space="preserve">. </w:t>
+      </w:r>
+      <w:r>
+        <w:rPr>
+          <w:rFonts w:ascii="Arial" w:hAnsi="Arial" w:cs="Arial"/>
+          <w:sz w:val="26"/>
+          <w:szCs w:val="26"/>
+          <w:rtl/>
+        </w:rPr>
+        <w:t xml:space="preserve">يتعهد مالك </w:t>
+      </w:r>
+      <w:r>
+        <w:rPr>
+          <w:rFonts w:ascii="Arial" w:hAnsi="Arial" w:cs="Arial"/>
+          <w:sz w:val="26"/>
+          <w:szCs w:val="26"/>
+        </w:rPr>
         <w:t>{</w:t>
       </w:r>
       <w:proofErr w:type="spellStart"/>
@@ -7204,7 +7516,7 @@
           <w:sz w:val="26"/>
           <w:szCs w:val="26"/>
         </w:rPr>
-        <w:t>isProprietary</w:t>
+        <w:t>entityThe</w:t>
       </w:r>
       <w:proofErr w:type="spellEnd"/>
       <w:r>
@@ -7212,407 +7524,35 @@
           <w:rFonts w:ascii="Arial" w:hAnsi="Arial" w:cs="Arial"/>
           <w:sz w:val="26"/>
           <w:szCs w:val="26"/>
-          <w:rtl/>
-        </w:rPr>
-        <w:t>/}</w:t>
-      </w:r>
-      <w:r>
-        <w:rPr>
-          <w:rFonts w:ascii="Arial" w:hAnsi="Arial" w:cs="Arial"/>
-          <w:sz w:val="26"/>
-          <w:szCs w:val="26"/>
-          <w:rtl/>
-        </w:rPr>
-        <w:t xml:space="preserve">. ولم تكن هناك فروق جوهرية لم تتم تسويتها أو بنود معلقة من دفتر الأستاذ العام </w:t>
-      </w:r>
-      <w:r>
-        <w:rPr>
-          <w:rFonts w:ascii="Arial" w:hAnsi="Arial" w:cs="Arial" w:hint="cs"/>
-          <w:sz w:val="26"/>
-          <w:szCs w:val="26"/>
-          <w:rtl/>
-        </w:rPr>
-        <w:t>و</w:t>
-      </w:r>
-      <w:r>
-        <w:rPr>
-          <w:rFonts w:ascii="Arial" w:hAnsi="Arial" w:cs="Arial"/>
-          <w:sz w:val="26"/>
-          <w:szCs w:val="26"/>
-          <w:rtl/>
-        </w:rPr>
-        <w:t>كان ينبغي تعديلها أو إعادة تصنيفها إلى رصيد حساب آخر</w:t>
-      </w:r>
-    </w:p>
-    <w:p>
-      <w:pPr>
-        <w:spacing w:line="300" w:lineRule="exact"/>
-        <w:ind w:left="270" w:hanging="360"/>
-        <w:jc w:val="both"/>
-        <w:rPr>
-          <w:rFonts w:ascii="Arial" w:hAnsi="Arial" w:cs="Arial"/>
-          <w:sz w:val="26"/>
-          <w:szCs w:val="26"/>
-          <w:rtl/>
-        </w:rPr>
-      </w:pPr>
-    </w:p>
-    <w:p>
-      <w:pPr>
-        <w:spacing w:line="300" w:lineRule="exact"/>
-        <w:ind w:left="270" w:hanging="360"/>
-        <w:jc w:val="both"/>
-        <w:rPr>
-          <w:rFonts w:ascii="Arial" w:hAnsi="Arial" w:cs="Arial"/>
-          <w:sz w:val="26"/>
-          <w:szCs w:val="26"/>
-          <w:rtl/>
-        </w:rPr>
-      </w:pPr>
-    </w:p>
-    <w:p>
-      <w:pPr>
-        <w:spacing w:line="300" w:lineRule="exact"/>
-        <w:ind w:left="270" w:hanging="360"/>
-        <w:jc w:val="both"/>
-        <w:rPr>
-          <w:rFonts w:ascii="Arial" w:hAnsi="Arial" w:cs="Arial"/>
-          <w:sz w:val="26"/>
-          <w:szCs w:val="26"/>
-          <w:rtl/>
-        </w:rPr>
-      </w:pPr>
-    </w:p>
-    <w:p>
-      <w:pPr>
-        <w:spacing w:line="300" w:lineRule="exact"/>
-        <w:ind w:left="270" w:hanging="360"/>
-        <w:jc w:val="both"/>
-        <w:rPr>
-          <w:rFonts w:ascii="Arial" w:hAnsi="Arial" w:cs="Arial"/>
-          <w:sz w:val="26"/>
-          <w:szCs w:val="26"/>
-          <w:rtl/>
-        </w:rPr>
-      </w:pPr>
-    </w:p>
-    <w:p>
-      <w:pPr>
-        <w:spacing w:line="300" w:lineRule="exact"/>
-        <w:ind w:left="270" w:hanging="360"/>
-        <w:jc w:val="both"/>
-        <w:rPr>
-          <w:rFonts w:ascii="Arial" w:hAnsi="Arial" w:cs="Arial"/>
-          <w:sz w:val="26"/>
-          <w:szCs w:val="26"/>
-          <w:rtl/>
-        </w:rPr>
-      </w:pPr>
-    </w:p>
-    <w:p>
-      <w:pPr>
-        <w:spacing w:line="300" w:lineRule="exact"/>
-        <w:ind w:left="740"/>
-        <w:jc w:val="both"/>
-        <w:rPr>
-          <w:rFonts w:ascii="Arial" w:hAnsi="Arial" w:cs="Arial"/>
-          <w:sz w:val="26"/>
-          <w:szCs w:val="26"/>
-        </w:rPr>
-      </w:pPr>
-    </w:p>
-    <w:p>
-      <w:pPr>
-        <w:spacing w:line="300" w:lineRule="exact"/>
-        <w:ind w:left="270" w:hanging="360"/>
-        <w:jc w:val="both"/>
-        <w:rPr>
-          <w:rFonts w:ascii="Arial" w:hAnsi="Arial" w:cs="Arial"/>
-          <w:sz w:val="26"/>
-          <w:szCs w:val="26"/>
-          <w:rtl/>
-        </w:rPr>
-      </w:pPr>
-      <w:r>
-        <w:rPr>
-          <w:rFonts w:ascii="Arial" w:hAnsi="Arial" w:cs="Arial" w:hint="cs"/>
-          <w:sz w:val="26"/>
-          <w:szCs w:val="26"/>
-          <w:rtl/>
-        </w:rPr>
-        <w:t>22</w:t>
-      </w:r>
-      <w:r>
-        <w:rPr>
-          <w:rFonts w:ascii="Arial" w:hAnsi="Arial" w:cs="Arial" w:hint="cs"/>
-          <w:sz w:val="26"/>
-          <w:szCs w:val="26"/>
-          <w:rtl/>
-        </w:rPr>
-        <w:t xml:space="preserve">. </w:t>
-      </w:r>
-      <w:r>
-        <w:rPr>
-          <w:rFonts w:ascii="Arial" w:hAnsi="Arial" w:cs="Arial" w:hint="cs"/>
-          <w:sz w:val="26"/>
-          <w:szCs w:val="26"/>
-          <w:rtl/>
-        </w:rPr>
-        <w:t xml:space="preserve">نحن </w:t>
-      </w:r>
-      <w:r>
-        <w:rPr>
-          <w:rFonts w:ascii="Arial" w:hAnsi="Arial" w:cs="Arial"/>
-          <w:sz w:val="26"/>
-          <w:szCs w:val="26"/>
-          <w:rtl/>
-        </w:rPr>
-        <w:t xml:space="preserve">نؤكد </w:t>
-      </w:r>
-      <w:r>
-        <w:rPr>
-          <w:rFonts w:ascii="Arial" w:hAnsi="Arial" w:cs="Arial" w:hint="cs"/>
-          <w:sz w:val="26"/>
-          <w:szCs w:val="26"/>
-          <w:rtl/>
-        </w:rPr>
-        <w:t xml:space="preserve">أنه </w:t>
-      </w:r>
-      <w:r>
-        <w:rPr>
-          <w:rFonts w:ascii="Arial" w:hAnsi="Arial" w:cs="Arial"/>
-          <w:sz w:val="26"/>
-          <w:szCs w:val="26"/>
-          <w:rtl/>
-        </w:rPr>
-        <w:t>لم تكن هنا</w:t>
-      </w:r>
-      <w:r>
-        <w:rPr>
-          <w:rFonts w:ascii="Arial" w:hAnsi="Arial" w:cs="Arial" w:hint="cs"/>
-          <w:sz w:val="26"/>
-          <w:szCs w:val="26"/>
-          <w:rtl/>
-        </w:rPr>
-        <w:t>ل</w:t>
-      </w:r>
-      <w:r>
-        <w:rPr>
-          <w:rFonts w:ascii="Arial" w:hAnsi="Arial" w:cs="Arial"/>
-          <w:sz w:val="26"/>
-          <w:szCs w:val="26"/>
-          <w:rtl/>
-        </w:rPr>
-        <w:t xml:space="preserve">ك </w:t>
-      </w:r>
-      <w:r>
-        <w:rPr>
-          <w:rFonts w:ascii="Arial" w:hAnsi="Arial" w:cs="Arial" w:hint="cs"/>
-          <w:sz w:val="26"/>
-          <w:szCs w:val="26"/>
-          <w:rtl/>
-        </w:rPr>
-        <w:t xml:space="preserve">أية </w:t>
-      </w:r>
-      <w:r>
-        <w:rPr>
-          <w:rFonts w:ascii="Arial" w:hAnsi="Arial" w:cs="Arial" w:hint="cs"/>
-          <w:sz w:val="26"/>
-          <w:szCs w:val="26"/>
-          <w:rtl/>
-        </w:rPr>
-        <w:t>تعاملات</w:t>
-      </w:r>
-      <w:r>
-        <w:rPr>
-          <w:rFonts w:ascii="Arial" w:hAnsi="Arial" w:cs="Arial"/>
-          <w:sz w:val="26"/>
-          <w:szCs w:val="26"/>
-          <w:rtl/>
-        </w:rPr>
-        <w:t xml:space="preserve"> غير </w:t>
-      </w:r>
-      <w:r>
-        <w:rPr>
-          <w:rFonts w:ascii="Arial" w:hAnsi="Arial" w:cs="Arial" w:hint="cs"/>
-          <w:sz w:val="26"/>
-          <w:szCs w:val="26"/>
-          <w:rtl/>
-        </w:rPr>
-        <w:t>عادية</w:t>
-      </w:r>
-      <w:r>
-        <w:rPr>
-          <w:rFonts w:ascii="Arial" w:hAnsi="Arial" w:cs="Arial"/>
-          <w:sz w:val="26"/>
-          <w:szCs w:val="26"/>
-          <w:rtl/>
-        </w:rPr>
-        <w:t xml:space="preserve"> مع أطراف ذات ع</w:t>
-      </w:r>
-      <w:r>
-        <w:rPr>
-          <w:rFonts w:ascii="Arial" w:hAnsi="Arial" w:cs="Arial" w:hint="cs"/>
-          <w:sz w:val="26"/>
-          <w:szCs w:val="26"/>
-          <w:rtl/>
-        </w:rPr>
-        <w:t>لا</w:t>
-      </w:r>
-      <w:r>
-        <w:rPr>
-          <w:rFonts w:ascii="Arial" w:hAnsi="Arial" w:cs="Arial"/>
-          <w:sz w:val="26"/>
-          <w:szCs w:val="26"/>
-          <w:rtl/>
-        </w:rPr>
-        <w:t>قة</w:t>
-      </w:r>
-      <w:r>
-        <w:rPr>
-          <w:rFonts w:ascii="Arial" w:hAnsi="Arial" w:cs="Arial" w:hint="cs"/>
-          <w:sz w:val="26"/>
-          <w:szCs w:val="26"/>
-          <w:rtl/>
-        </w:rPr>
-        <w:t xml:space="preserve"> خلال السنة</w:t>
-      </w:r>
-      <w:r>
-        <w:rPr>
-          <w:rFonts w:ascii="Arial" w:hAnsi="Arial" w:cs="Arial"/>
-          <w:sz w:val="26"/>
-          <w:szCs w:val="26"/>
-          <w:rtl/>
-        </w:rPr>
-        <w:t xml:space="preserve">، </w:t>
-      </w:r>
-      <w:proofErr w:type="gramStart"/>
-      <w:r>
-        <w:rPr>
-          <w:rFonts w:ascii="Arial" w:hAnsi="Arial" w:cs="Arial"/>
-          <w:sz w:val="26"/>
-          <w:szCs w:val="26"/>
-          <w:rtl/>
-        </w:rPr>
-        <w:t>أي  ا</w:t>
-      </w:r>
-      <w:r>
-        <w:rPr>
-          <w:rFonts w:ascii="Arial" w:hAnsi="Arial" w:cs="Arial" w:hint="cs"/>
-          <w:sz w:val="26"/>
-          <w:szCs w:val="26"/>
-          <w:rtl/>
-        </w:rPr>
-        <w:t>ل</w:t>
-      </w:r>
-      <w:r>
-        <w:rPr>
-          <w:rFonts w:ascii="Arial" w:hAnsi="Arial" w:cs="Arial"/>
-          <w:sz w:val="26"/>
-          <w:szCs w:val="26"/>
-          <w:rtl/>
-        </w:rPr>
-        <w:t>إدارة</w:t>
-      </w:r>
-      <w:proofErr w:type="gramEnd"/>
-      <w:r>
-        <w:rPr>
-          <w:rFonts w:ascii="Arial" w:hAnsi="Arial" w:cs="Arial"/>
-          <w:sz w:val="26"/>
-          <w:szCs w:val="26"/>
-          <w:rtl/>
-        </w:rPr>
-        <w:t xml:space="preserve"> العليا أو أي</w:t>
-      </w:r>
-      <w:r>
-        <w:rPr>
-          <w:rFonts w:ascii="Arial" w:hAnsi="Arial" w:cs="Arial" w:hint="cs"/>
-          <w:sz w:val="26"/>
-          <w:szCs w:val="26"/>
-          <w:rtl/>
-        </w:rPr>
-        <w:t>ة</w:t>
-      </w:r>
-      <w:r>
-        <w:rPr>
-          <w:rFonts w:ascii="Arial" w:hAnsi="Arial" w:cs="Arial"/>
-          <w:sz w:val="26"/>
-          <w:szCs w:val="26"/>
-          <w:rtl/>
-        </w:rPr>
-        <w:t xml:space="preserve"> أشخاص آخرين يمكن</w:t>
-      </w:r>
-      <w:r>
-        <w:rPr>
-          <w:rFonts w:ascii="Arial" w:hAnsi="Arial" w:cs="Arial" w:hint="cs"/>
-          <w:sz w:val="26"/>
-          <w:szCs w:val="26"/>
-          <w:rtl/>
-        </w:rPr>
-        <w:t>ه</w:t>
-      </w:r>
-      <w:r>
-        <w:rPr>
-          <w:rFonts w:ascii="Arial" w:hAnsi="Arial" w:cs="Arial" w:hint="cs"/>
-          <w:sz w:val="26"/>
-          <w:szCs w:val="26"/>
-          <w:rtl/>
-        </w:rPr>
-        <w:t>م</w:t>
-      </w:r>
-      <w:r>
-        <w:rPr>
-          <w:rFonts w:ascii="Arial" w:hAnsi="Arial" w:cs="Arial"/>
-          <w:sz w:val="26"/>
-          <w:szCs w:val="26"/>
-          <w:rtl/>
-        </w:rPr>
-        <w:t xml:space="preserve"> </w:t>
-      </w:r>
-      <w:r>
-        <w:rPr>
-          <w:rFonts w:ascii="Arial" w:hAnsi="Arial" w:cs="Arial" w:hint="cs"/>
-          <w:sz w:val="26"/>
-          <w:szCs w:val="26"/>
-          <w:rtl/>
-        </w:rPr>
-        <w:t>مركزه</w:t>
-      </w:r>
-      <w:r>
-        <w:rPr>
-          <w:rFonts w:ascii="Arial" w:hAnsi="Arial" w:cs="Arial" w:hint="cs"/>
-          <w:sz w:val="26"/>
-          <w:szCs w:val="26"/>
-          <w:rtl/>
-        </w:rPr>
-        <w:t>م</w:t>
-      </w:r>
-      <w:r>
-        <w:rPr>
-          <w:rFonts w:ascii="Arial" w:hAnsi="Arial" w:cs="Arial"/>
-          <w:sz w:val="26"/>
-          <w:szCs w:val="26"/>
-          <w:rtl/>
-        </w:rPr>
-        <w:t xml:space="preserve"> من الدخول في معام</w:t>
-      </w:r>
-      <w:r>
-        <w:rPr>
-          <w:rFonts w:ascii="Arial" w:hAnsi="Arial" w:cs="Arial" w:hint="cs"/>
-          <w:sz w:val="26"/>
-          <w:szCs w:val="26"/>
-          <w:rtl/>
-        </w:rPr>
-        <w:t>لا</w:t>
-      </w:r>
-      <w:r>
-        <w:rPr>
-          <w:rFonts w:ascii="Arial" w:hAnsi="Arial" w:cs="Arial"/>
-          <w:sz w:val="26"/>
-          <w:szCs w:val="26"/>
-          <w:rtl/>
-        </w:rPr>
-        <w:t xml:space="preserve">ت مع </w:t>
+        </w:rPr>
+        <w:t>}</w:t>
+      </w:r>
+      <w:r>
+        <w:rPr>
+          <w:rFonts w:ascii="Arial" w:hAnsi="Arial" w:cs="Arial"/>
+          <w:sz w:val="26"/>
+          <w:szCs w:val="26"/>
+          <w:rtl/>
+        </w:rPr>
+        <w:t xml:space="preserve"> </w:t>
+      </w:r>
+      <w:r>
+        <w:rPr>
+          <w:rFonts w:ascii="Arial" w:hAnsi="Arial" w:cs="Arial" w:hint="cs"/>
+          <w:sz w:val="26"/>
+          <w:szCs w:val="26"/>
+          <w:rtl/>
+        </w:rPr>
+        <w:t xml:space="preserve">بالإفصاح </w:t>
+      </w:r>
+      <w:r>
+        <w:rPr>
+          <w:rFonts w:ascii="Arial" w:hAnsi="Arial" w:cs="Arial"/>
+          <w:sz w:val="26"/>
+          <w:szCs w:val="26"/>
+          <w:rtl/>
+        </w:rPr>
+        <w:t xml:space="preserve">بما له من مصلحة في الأعمال والعقود المبرمة مع </w:t>
       </w:r>
       <w:r>
         <w:rPr>
@@ -7642,48 +7582,12 @@
       </w:r>
       <w:r>
         <w:rPr>
-          <w:rFonts w:ascii="Arial" w:hAnsi="Arial" w:cs="Arial" w:hint="cs"/>
-          <w:sz w:val="26"/>
-          <w:szCs w:val="26"/>
-          <w:rtl/>
-        </w:rPr>
-        <w:t xml:space="preserve"> إل</w:t>
-      </w:r>
-      <w:r>
-        <w:rPr>
-          <w:rFonts w:ascii="Arial" w:hAnsi="Arial" w:cs="Arial" w:hint="cs"/>
-          <w:sz w:val="26"/>
-          <w:szCs w:val="26"/>
-          <w:rtl/>
-        </w:rPr>
-        <w:t>ا</w:t>
-      </w:r>
-      <w:r>
-        <w:rPr>
-          <w:rFonts w:ascii="Arial" w:hAnsi="Arial" w:cs="Arial"/>
-          <w:sz w:val="26"/>
-          <w:szCs w:val="26"/>
-          <w:rtl/>
-        </w:rPr>
-        <w:t xml:space="preserve"> على أسس تجارية بحتة والتي تتطلب الإفصاح</w:t>
-      </w:r>
-      <w:r>
-        <w:rPr>
-          <w:rFonts w:ascii="Arial" w:hAnsi="Arial" w:cs="Arial" w:hint="cs"/>
-          <w:sz w:val="26"/>
-          <w:szCs w:val="26"/>
-          <w:rtl/>
-        </w:rPr>
-        <w:t xml:space="preserve"> عنها</w:t>
-      </w:r>
-      <w:r>
-        <w:rPr>
-          <w:rFonts w:ascii="Arial" w:hAnsi="Arial" w:cs="Arial"/>
-          <w:sz w:val="26"/>
-          <w:szCs w:val="26"/>
-          <w:rtl/>
-        </w:rPr>
-        <w:t xml:space="preserve"> في </w:t>
+          <w:rFonts w:ascii="Arial" w:hAnsi="Arial" w:cs="Arial"/>
+          <w:sz w:val="26"/>
+          <w:szCs w:val="26"/>
+          <w:rtl/>
+        </w:rPr>
+        <w:t xml:space="preserve"> والموضحة في هذه </w:t>
       </w:r>
       <w:r>
         <w:rPr>
@@ -7701,24 +7605,42 @@
           <w:szCs w:val="26"/>
           <w:rtl/>
         </w:rPr>
-        <w:t xml:space="preserve"> المالية</w:t>
-      </w:r>
-      <w:r>
-        <w:rPr>
-          <w:rFonts w:ascii="Arial" w:hAnsi="Arial" w:cs="Arial" w:hint="cs"/>
-          <w:sz w:val="26"/>
-          <w:szCs w:val="26"/>
-          <w:rtl/>
-        </w:rPr>
-        <w:t xml:space="preserve"> </w:t>
-      </w:r>
-      <w:r>
-        <w:rPr>
-          <w:rFonts w:ascii="Arial" w:hAnsi="Arial" w:cs="Arial"/>
-          <w:sz w:val="26"/>
-          <w:szCs w:val="26"/>
-        </w:rPr>
-        <w:t xml:space="preserve">{#isProprietary} </w:t>
+        <w:t xml:space="preserve"> </w:t>
+      </w:r>
+      <w:r>
+        <w:rPr>
+          <w:rFonts w:ascii="Arial" w:hAnsi="Arial" w:cs="Arial" w:hint="cs"/>
+          <w:sz w:val="26"/>
+          <w:szCs w:val="26"/>
+          <w:rtl/>
+        </w:rPr>
+        <w:t>المالية</w:t>
+      </w:r>
+      <w:r>
+        <w:rPr>
+          <w:rFonts w:ascii="Arial" w:hAnsi="Arial" w:cs="Arial" w:hint="cs"/>
+          <w:sz w:val="26"/>
+          <w:szCs w:val="26"/>
+          <w:rtl/>
+        </w:rPr>
+        <w:t xml:space="preserve"> </w:t>
+      </w:r>
+      <w:r>
+        <w:rPr>
+          <w:rFonts w:ascii="Arial" w:hAnsi="Arial" w:cs="Arial"/>
+          <w:sz w:val="26"/>
+          <w:szCs w:val="26"/>
+          <w:rtl/>
+        </w:rPr>
+        <w:t>(فراغ/أزلها)</w:t>
+      </w:r>
+      <w:r>
+        <w:rPr>
+          <w:rFonts w:ascii="Arial" w:hAnsi="Arial" w:cs="Arial"/>
+          <w:sz w:val="26"/>
+          <w:szCs w:val="26"/>
+        </w:rPr>
+        <w:t xml:space="preserve"> </w:t>
       </w:r>
       <w:r>
         <w:rPr>
@@ -7736,266 +7658,7 @@
           <w:szCs w:val="26"/>
           <w:rtl/>
         </w:rPr>
-        <w:t>{</w:t>
-      </w:r>
-      <w:proofErr w:type="spellStart"/>
-      <w:r>
-        <w:rPr>
-          <w:rFonts w:ascii="Arial" w:hAnsi="Arial" w:cs="Arial"/>
-          <w:sz w:val="26"/>
-          <w:szCs w:val="26"/>
-        </w:rPr>
-        <w:t>isProprietary</w:t>
-      </w:r>
-      <w:proofErr w:type="spellEnd"/>
-      <w:r>
-        <w:rPr>
-          <w:rFonts w:ascii="Arial" w:hAnsi="Arial" w:cs="Arial"/>
-          <w:sz w:val="26"/>
-          <w:szCs w:val="26"/>
-          <w:rtl/>
-        </w:rPr>
-        <w:t>/}</w:t>
-      </w:r>
-      <w:r>
-        <w:rPr>
-          <w:rFonts w:ascii="Arial" w:hAnsi="Arial" w:cs="Arial" w:hint="cs"/>
-          <w:sz w:val="26"/>
-          <w:szCs w:val="26"/>
-          <w:rtl/>
-        </w:rPr>
-        <w:t>.</w:t>
-      </w:r>
-    </w:p>
-    <w:p>
-      <w:pPr>
-        <w:spacing w:line="300" w:lineRule="exact"/>
-        <w:ind w:left="270" w:hanging="360"/>
-        <w:jc w:val="both"/>
-        <w:rPr>
-          <w:rFonts w:ascii="Arial" w:hAnsi="Arial" w:cs="Arial"/>
-          <w:sz w:val="26"/>
-          <w:szCs w:val="26"/>
-          <w:rtl/>
-        </w:rPr>
-      </w:pPr>
-    </w:p>
-    <w:p>
-      <w:pPr>
-        <w:spacing w:line="300" w:lineRule="exact"/>
-        <w:ind w:left="270" w:hanging="360"/>
-        <w:jc w:val="both"/>
-        <w:rPr>
-          <w:rFonts w:ascii="Arial" w:hAnsi="Arial" w:cs="Arial"/>
-          <w:sz w:val="26"/>
-          <w:szCs w:val="26"/>
-          <w:rtl/>
-        </w:rPr>
-      </w:pPr>
-      <w:r>
-        <w:rPr>
-          <w:rFonts w:ascii="Arial" w:hAnsi="Arial" w:cs="Arial"/>
-          <w:sz w:val="26"/>
-          <w:szCs w:val="26"/>
-          <w:rtl/>
-        </w:rPr>
-        <w:t>2</w:t>
-      </w:r>
-      <w:r>
-        <w:rPr>
-          <w:rFonts w:ascii="Arial" w:hAnsi="Arial" w:cs="Arial" w:hint="cs"/>
-          <w:sz w:val="26"/>
-          <w:szCs w:val="26"/>
-          <w:rtl/>
-        </w:rPr>
-        <w:t>3</w:t>
-      </w:r>
-      <w:r>
-        <w:rPr>
-          <w:rFonts w:ascii="Arial" w:hAnsi="Arial" w:cs="Arial"/>
-          <w:sz w:val="26"/>
-          <w:szCs w:val="26"/>
-          <w:rtl/>
-        </w:rPr>
-        <w:t xml:space="preserve">. </w:t>
-      </w:r>
-      <w:r>
-        <w:rPr>
-          <w:rFonts w:ascii="Arial" w:hAnsi="Arial" w:cs="Arial"/>
-          <w:sz w:val="26"/>
-          <w:szCs w:val="26"/>
-          <w:rtl/>
-        </w:rPr>
-        <w:t xml:space="preserve">يتعهد مالك </w:t>
-      </w:r>
-      <w:r>
-        <w:rPr>
-          <w:rFonts w:ascii="Arial" w:hAnsi="Arial" w:cs="Arial"/>
-          <w:sz w:val="26"/>
-          <w:szCs w:val="26"/>
-        </w:rPr>
-        <w:t>{</w:t>
-      </w:r>
-      <w:proofErr w:type="spellStart"/>
-      <w:r>
-        <w:rPr>
-          <w:rFonts w:ascii="Arial" w:hAnsi="Arial" w:cs="Arial"/>
-          <w:sz w:val="26"/>
-          <w:szCs w:val="26"/>
-        </w:rPr>
-        <w:t>entityThe</w:t>
-      </w:r>
-      <w:proofErr w:type="spellEnd"/>
-      <w:r>
-        <w:rPr>
-          <w:rFonts w:ascii="Arial" w:hAnsi="Arial" w:cs="Arial"/>
-          <w:sz w:val="26"/>
-          <w:szCs w:val="26"/>
-        </w:rPr>
-        <w:t>}</w:t>
-      </w:r>
-      <w:r>
-        <w:rPr>
-          <w:rFonts w:ascii="Arial" w:hAnsi="Arial" w:cs="Arial"/>
-          <w:sz w:val="26"/>
-          <w:szCs w:val="26"/>
-          <w:rtl/>
-        </w:rPr>
-        <w:t xml:space="preserve"> </w:t>
-      </w:r>
-      <w:r>
-        <w:rPr>
-          <w:rFonts w:ascii="Arial" w:hAnsi="Arial" w:cs="Arial" w:hint="cs"/>
-          <w:sz w:val="26"/>
-          <w:szCs w:val="26"/>
-          <w:rtl/>
-        </w:rPr>
-        <w:t xml:space="preserve">بالإفصاح </w:t>
-      </w:r>
-      <w:r>
-        <w:rPr>
-          <w:rFonts w:ascii="Arial" w:hAnsi="Arial" w:cs="Arial"/>
-          <w:sz w:val="26"/>
-          <w:szCs w:val="26"/>
-          <w:rtl/>
-        </w:rPr>
-        <w:t xml:space="preserve">بما له من مصلحة في الأعمال والعقود المبرمة مع </w:t>
-      </w:r>
-      <w:r>
-        <w:rPr>
-          <w:rFonts w:ascii="Arial" w:hAnsi="Arial" w:cs="Arial"/>
-          <w:sz w:val="26"/>
-          <w:szCs w:val="26"/>
-        </w:rPr>
-        <w:t>{</w:t>
-      </w:r>
-      <w:proofErr w:type="spellStart"/>
-      <w:r>
-        <w:rPr>
-          <w:rFonts w:ascii="Arial" w:hAnsi="Arial" w:cs="Arial"/>
-          <w:sz w:val="26"/>
-          <w:szCs w:val="26"/>
-        </w:rPr>
-        <w:t>entityThe</w:t>
-      </w:r>
-      <w:proofErr w:type="spellEnd"/>
-      <w:r>
-        <w:rPr>
-          <w:rFonts w:ascii="Arial" w:hAnsi="Arial" w:cs="Arial"/>
-          <w:sz w:val="26"/>
-          <w:szCs w:val="26"/>
-        </w:rPr>
-        <w:t>}</w:t>
-      </w:r>
-      <w:r>
-        <w:rPr>
-          <w:rFonts w:ascii="Arial" w:hAnsi="Arial" w:cs="Arial"/>
-          <w:sz w:val="26"/>
-          <w:szCs w:val="26"/>
-          <w:rtl/>
-        </w:rPr>
-        <w:t xml:space="preserve"> والموضحة في هذه </w:t>
-      </w:r>
-      <w:r>
-        <w:rPr>
-          <w:rFonts w:ascii="Arial" w:hAnsi="Arial" w:cs="Arial" w:hint="cs"/>
-          <w:sz w:val="26"/>
-          <w:szCs w:val="26"/>
-          <w:rtl/>
-        </w:rPr>
-        <w:t>القوائم</w:t>
-      </w:r>
-      <w:r>
-        <w:rPr>
-          <w:rFonts w:ascii="Arial" w:hAnsi="Arial" w:cs="Arial"/>
-          <w:sz w:val="26"/>
-          <w:szCs w:val="26"/>
-          <w:rtl/>
-        </w:rPr>
-        <w:t xml:space="preserve"> </w:t>
-      </w:r>
-      <w:r>
-        <w:rPr>
-          <w:rFonts w:ascii="Arial" w:hAnsi="Arial" w:cs="Arial" w:hint="cs"/>
-          <w:sz w:val="26"/>
-          <w:szCs w:val="26"/>
-          <w:rtl/>
-        </w:rPr>
-        <w:t>المالية</w:t>
-      </w:r>
-      <w:r>
-        <w:rPr>
-          <w:rFonts w:ascii="Arial" w:hAnsi="Arial" w:cs="Arial" w:hint="cs"/>
-          <w:sz w:val="26"/>
-          <w:szCs w:val="26"/>
-          <w:rtl/>
-        </w:rPr>
-        <w:t xml:space="preserve"> </w:t>
-      </w:r>
-      <w:r>
-        <w:rPr>
-          <w:rFonts w:ascii="Arial" w:hAnsi="Arial" w:cs="Arial"/>
-          <w:sz w:val="26"/>
-          <w:szCs w:val="26"/>
-        </w:rPr>
-        <w:t xml:space="preserve">{#isProprietary} </w:t>
-      </w:r>
-      <w:r>
-        <w:rPr>
-          <w:rFonts w:ascii="Arial" w:hAnsi="Arial" w:cs="Arial"/>
-          <w:sz w:val="26"/>
-          <w:szCs w:val="26"/>
-          <w:rtl/>
-        </w:rPr>
-        <w:t>ذات الغرض الخاص</w:t>
-      </w:r>
-      <w:r>
-        <w:rPr>
-          <w:rFonts w:ascii="Arial" w:hAnsi="Arial" w:cs="Arial"/>
-          <w:sz w:val="26"/>
-          <w:szCs w:val="26"/>
-          <w:rtl/>
-        </w:rPr>
-        <w:t>{</w:t>
-      </w:r>
-      <w:proofErr w:type="spellStart"/>
-      <w:r>
-        <w:rPr>
-          <w:rFonts w:ascii="Arial" w:hAnsi="Arial" w:cs="Arial"/>
-          <w:sz w:val="26"/>
-          <w:szCs w:val="26"/>
-        </w:rPr>
-        <w:t>isProprietary</w:t>
-      </w:r>
-      <w:proofErr w:type="spellEnd"/>
-      <w:r>
-        <w:rPr>
-          <w:rFonts w:ascii="Arial" w:hAnsi="Arial" w:cs="Arial"/>
-          <w:sz w:val="26"/>
-          <w:szCs w:val="26"/>
-          <w:rtl/>
-        </w:rPr>
-        <w:t>/}</w:t>
+        <w:t>(فراغ/أزلها)</w:t>
       </w:r>
       <w:r>
         <w:rPr>
@@ -8502,8 +8165,17 @@
           <w:rFonts w:ascii="Arial" w:hAnsi="Arial" w:cs="Arial"/>
           <w:sz w:val="26"/>
           <w:szCs w:val="26"/>
-        </w:rPr>
-        <w:t xml:space="preserve">{#isProprietary} </w:t>
+          <w:rtl/>
+        </w:rPr>
+        <w:t>(فراغ/أزلها)</w:t>
+      </w:r>
+      <w:r>
+        <w:rPr>
+          <w:rFonts w:ascii="Arial" w:hAnsi="Arial" w:cs="Arial"/>
+          <w:sz w:val="26"/>
+          <w:szCs w:val="26"/>
+        </w:rPr>
+        <w:t xml:space="preserve"> </w:t>
       </w:r>
       <w:r>
         <w:rPr>
@@ -8521,26 +8193,7 @@
           <w:szCs w:val="26"/>
           <w:rtl/>
         </w:rPr>
-        <w:t>{</w:t>
-      </w:r>
-      <w:proofErr w:type="spellStart"/>
-      <w:r>
-        <w:rPr>
-          <w:rFonts w:ascii="Arial" w:hAnsi="Arial" w:cs="Arial"/>
-          <w:sz w:val="26"/>
-          <w:szCs w:val="26"/>
-        </w:rPr>
-        <w:t>isProprietary</w:t>
-      </w:r>
-      <w:proofErr w:type="spellEnd"/>
-      <w:r>
-        <w:rPr>
-          <w:rFonts w:ascii="Arial" w:hAnsi="Arial" w:cs="Arial"/>
-          <w:sz w:val="26"/>
-          <w:szCs w:val="26"/>
-          <w:rtl/>
-        </w:rPr>
-        <w:t>/}</w:t>
+        <w:t>(فراغ/أزلها)</w:t>
       </w:r>
       <w:r>
         <w:rPr>
@@ -8622,45 +8275,25 @@
           <w:szCs w:val="26"/>
           <w:rtl/>
         </w:rPr>
-        <w:t xml:space="preserve">لقد قمنا بالإفصاح </w:t>
-      </w:r>
-      <w:proofErr w:type="gramStart"/>
-      <w:r>
-        <w:rPr>
-          <w:rFonts w:ascii="Arial" w:hAnsi="Arial" w:cs="Arial" w:hint="cs"/>
-          <w:sz w:val="26"/>
-          <w:szCs w:val="26"/>
-          <w:rtl/>
-        </w:rPr>
-        <w:t>عن</w:t>
-      </w:r>
-      <w:r>
-        <w:rPr>
-          <w:rFonts w:ascii="Arial" w:hAnsi="Arial" w:cs="Arial" w:hint="cs"/>
-          <w:sz w:val="26"/>
-          <w:szCs w:val="26"/>
-          <w:rtl/>
-        </w:rPr>
-        <w:t xml:space="preserve"> </w:t>
-      </w:r>
-      <w:r>
-        <w:rPr>
-          <w:rFonts w:ascii="Arial" w:hAnsi="Arial" w:cs="Arial" w:hint="cs"/>
-          <w:sz w:val="26"/>
-          <w:szCs w:val="26"/>
-          <w:rtl/>
-        </w:rPr>
-        <w:t>ما</w:t>
-      </w:r>
-      <w:proofErr w:type="gramEnd"/>
-      <w:r>
-        <w:rPr>
-          <w:rFonts w:ascii="Arial" w:hAnsi="Arial" w:cs="Arial" w:hint="cs"/>
-          <w:sz w:val="26"/>
-          <w:szCs w:val="26"/>
-          <w:rtl/>
-        </w:rPr>
-        <w:t xml:space="preserve"> إذا</w:t>
+        <w:t>لقد قمنا بالإفصاح عن</w:t>
+      </w:r>
+      <w:r>
+        <w:rPr>
+          <w:rFonts w:ascii="Arial" w:hAnsi="Arial" w:cs="Arial" w:hint="cs"/>
+          <w:sz w:val="26"/>
+          <w:szCs w:val="26"/>
+          <w:rtl/>
+        </w:rPr>
+        <w:t xml:space="preserve"> </w:t>
+      </w:r>
+      <w:r>
+        <w:rPr>
+          <w:rFonts w:ascii="Arial" w:hAnsi="Arial" w:cs="Arial" w:hint="cs"/>
+          <w:sz w:val="26"/>
+          <w:szCs w:val="26"/>
+          <w:rtl/>
+        </w:rPr>
+        <w:t>ما إذا</w:t>
       </w:r>
       <w:r>
         <w:rPr>
@@ -8738,8 +8371,17 @@
           <w:rFonts w:ascii="Arial" w:hAnsi="Arial" w:cs="Arial"/>
           <w:sz w:val="26"/>
           <w:szCs w:val="26"/>
-        </w:rPr>
-        <w:t xml:space="preserve">{#isProprietary} </w:t>
+          <w:rtl/>
+        </w:rPr>
+        <w:t>(فراغ/أزلها)</w:t>
+      </w:r>
+      <w:r>
+        <w:rPr>
+          <w:rFonts w:ascii="Arial" w:hAnsi="Arial" w:cs="Arial"/>
+          <w:sz w:val="26"/>
+          <w:szCs w:val="26"/>
+        </w:rPr>
+        <w:t xml:space="preserve"> </w:t>
       </w:r>
       <w:r>
         <w:rPr>
@@ -8757,6 +8399,120 @@
           <w:szCs w:val="26"/>
           <w:rtl/>
         </w:rPr>
+        <w:t>(فراغ/أزلها)</w:t>
+      </w:r>
+      <w:r>
+        <w:rPr>
+          <w:rFonts w:ascii="Arial" w:hAnsi="Arial" w:cs="Arial"/>
+          <w:sz w:val="26"/>
+          <w:szCs w:val="26"/>
+          <w:rtl/>
+        </w:rPr>
+        <w:t xml:space="preserve">، </w:t>
+      </w:r>
+      <w:r>
+        <w:rPr>
+          <w:rFonts w:ascii="Arial" w:hAnsi="Arial" w:cs="Arial" w:hint="cs"/>
+          <w:sz w:val="26"/>
+          <w:szCs w:val="26"/>
+          <w:rtl/>
+        </w:rPr>
+        <w:t>و</w:t>
+      </w:r>
+      <w:r>
+        <w:rPr>
+          <w:rFonts w:ascii="Arial" w:hAnsi="Arial" w:cs="Arial"/>
+          <w:sz w:val="26"/>
+          <w:szCs w:val="26"/>
+          <w:rtl/>
+        </w:rPr>
+        <w:t>في حالة عدم الالتزام بها.</w:t>
+      </w:r>
+      <w:r>
+        <w:rPr>
+          <w:rFonts w:ascii="Arial" w:hAnsi="Arial" w:cs="Arial" w:hint="cs"/>
+          <w:sz w:val="26"/>
+          <w:szCs w:val="26"/>
+          <w:rtl/>
+        </w:rPr>
+        <w:t xml:space="preserve"> </w:t>
+      </w:r>
+      <w:r>
+        <w:rPr>
+          <w:rFonts w:ascii="Arial" w:hAnsi="Arial" w:cs="Arial"/>
+          <w:sz w:val="26"/>
+          <w:szCs w:val="26"/>
+          <w:rtl/>
+        </w:rPr>
+        <w:t>بما في ذلك جميع التعهدات والشروط أو المتطلبات ا</w:t>
+      </w:r>
+      <w:r>
+        <w:rPr>
+          <w:rFonts w:ascii="Arial" w:hAnsi="Arial" w:cs="Arial" w:hint="cs"/>
+          <w:sz w:val="26"/>
+          <w:szCs w:val="26"/>
+          <w:rtl/>
+        </w:rPr>
+        <w:t>ل</w:t>
+      </w:r>
+      <w:r>
+        <w:rPr>
+          <w:rFonts w:ascii="Arial" w:hAnsi="Arial" w:cs="Arial"/>
+          <w:sz w:val="26"/>
+          <w:szCs w:val="26"/>
+          <w:rtl/>
+        </w:rPr>
+        <w:t>أخرى لجميع الديون القائمة.</w:t>
+      </w:r>
+    </w:p>
+    <w:p>
+      <w:pPr>
+        <w:spacing w:line="300" w:lineRule="exact"/>
+        <w:ind w:left="360" w:hanging="450"/>
+        <w:jc w:val="both"/>
+        <w:rPr>
+          <w:rFonts w:ascii="Arial" w:hAnsi="Arial" w:cs="Arial"/>
+          <w:sz w:val="26"/>
+          <w:szCs w:val="26"/>
+          <w:rtl/>
+        </w:rPr>
+      </w:pPr>
+    </w:p>
+    <w:p>
+      <w:pPr>
+        <w:spacing w:line="300" w:lineRule="exact"/>
+        <w:ind w:left="360" w:hanging="450"/>
+        <w:jc w:val="both"/>
+        <w:rPr>
+          <w:rFonts w:ascii="Arial" w:hAnsi="Arial" w:cs="Arial"/>
+          <w:sz w:val="26"/>
+          <w:szCs w:val="26"/>
+        </w:rPr>
+      </w:pPr>
+      <w:r>
+        <w:rPr>
+          <w:rFonts w:ascii="Arial" w:hAnsi="Arial" w:cs="Arial" w:hint="cs"/>
+          <w:sz w:val="26"/>
+          <w:szCs w:val="26"/>
+          <w:rtl/>
+        </w:rPr>
+        <w:t>28</w:t>
+      </w:r>
+      <w:r>
+        <w:rPr>
+          <w:rFonts w:ascii="Arial" w:hAnsi="Arial" w:cs="Arial"/>
+          <w:sz w:val="26"/>
+          <w:szCs w:val="26"/>
+          <w:rtl/>
+        </w:rPr>
+        <w:t xml:space="preserve">. نؤكد أن </w:t>
+      </w:r>
+      <w:r>
+        <w:rPr>
+          <w:rFonts w:ascii="Arial" w:hAnsi="Arial" w:cs="Arial"/>
+          <w:sz w:val="26"/>
+          <w:szCs w:val="26"/>
+        </w:rPr>
         <w:t>{</w:t>
       </w:r>
       <w:proofErr w:type="spellStart"/>
@@ -8766,7 +8522,7 @@
           <w:sz w:val="26"/>
           <w:szCs w:val="26"/>
         </w:rPr>
-        <w:t>isProprietary</w:t>
+        <w:t>entityThe</w:t>
       </w:r>
       <w:proofErr w:type="spellEnd"/>
       <w:r>
@@ -8774,123 +8530,17 @@
           <w:rFonts w:ascii="Arial" w:hAnsi="Arial" w:cs="Arial"/>
           <w:sz w:val="26"/>
           <w:szCs w:val="26"/>
-          <w:rtl/>
-        </w:rPr>
-        <w:t>/}</w:t>
-      </w:r>
-      <w:r>
-        <w:rPr>
-          <w:rFonts w:ascii="Arial" w:hAnsi="Arial" w:cs="Arial"/>
-          <w:sz w:val="26"/>
-          <w:szCs w:val="26"/>
-          <w:rtl/>
-        </w:rPr>
-        <w:t xml:space="preserve">، </w:t>
-      </w:r>
-      <w:r>
-        <w:rPr>
-          <w:rFonts w:ascii="Arial" w:hAnsi="Arial" w:cs="Arial" w:hint="cs"/>
-          <w:sz w:val="26"/>
-          <w:szCs w:val="26"/>
-          <w:rtl/>
-        </w:rPr>
-        <w:t>و</w:t>
-      </w:r>
-      <w:r>
-        <w:rPr>
-          <w:rFonts w:ascii="Arial" w:hAnsi="Arial" w:cs="Arial"/>
-          <w:sz w:val="26"/>
-          <w:szCs w:val="26"/>
-          <w:rtl/>
-        </w:rPr>
-        <w:t>في حالة عدم الالتزام بها.</w:t>
-      </w:r>
-      <w:r>
-        <w:rPr>
-          <w:rFonts w:ascii="Arial" w:hAnsi="Arial" w:cs="Arial" w:hint="cs"/>
-          <w:sz w:val="26"/>
-          <w:szCs w:val="26"/>
-          <w:rtl/>
-        </w:rPr>
-        <w:t xml:space="preserve"> </w:t>
-      </w:r>
-      <w:r>
-        <w:rPr>
-          <w:rFonts w:ascii="Arial" w:hAnsi="Arial" w:cs="Arial"/>
-          <w:sz w:val="26"/>
-          <w:szCs w:val="26"/>
-          <w:rtl/>
-        </w:rPr>
-        <w:t>بما في ذلك جميع التعهدات والشروط أو المتطلبات ا</w:t>
-      </w:r>
-      <w:r>
-        <w:rPr>
-          <w:rFonts w:ascii="Arial" w:hAnsi="Arial" w:cs="Arial" w:hint="cs"/>
-          <w:sz w:val="26"/>
-          <w:szCs w:val="26"/>
-          <w:rtl/>
-        </w:rPr>
-        <w:t>ل</w:t>
-      </w:r>
-      <w:r>
-        <w:rPr>
-          <w:rFonts w:ascii="Arial" w:hAnsi="Arial" w:cs="Arial"/>
-          <w:sz w:val="26"/>
-          <w:szCs w:val="26"/>
-          <w:rtl/>
-        </w:rPr>
-        <w:t>أخرى لجميع الديون القائمة.</w:t>
-      </w:r>
-    </w:p>
-    <w:p>
-      <w:pPr>
-        <w:spacing w:line="300" w:lineRule="exact"/>
-        <w:ind w:left="360" w:hanging="450"/>
-        <w:jc w:val="both"/>
-        <w:rPr>
-          <w:rFonts w:ascii="Arial" w:hAnsi="Arial" w:cs="Arial"/>
-          <w:sz w:val="26"/>
-          <w:szCs w:val="26"/>
-          <w:rtl/>
-        </w:rPr>
-      </w:pPr>
-    </w:p>
-    <w:p>
-      <w:pPr>
-        <w:spacing w:line="300" w:lineRule="exact"/>
-        <w:ind w:left="360" w:hanging="450"/>
-        <w:jc w:val="both"/>
-        <w:rPr>
-          <w:rFonts w:ascii="Arial" w:hAnsi="Arial" w:cs="Arial"/>
-          <w:sz w:val="26"/>
-          <w:szCs w:val="26"/>
-        </w:rPr>
-      </w:pPr>
-      <w:r>
-        <w:rPr>
-          <w:rFonts w:ascii="Arial" w:hAnsi="Arial" w:cs="Arial" w:hint="cs"/>
-          <w:sz w:val="26"/>
-          <w:szCs w:val="26"/>
-          <w:rtl/>
-        </w:rPr>
-        <w:t>28</w:t>
-      </w:r>
-      <w:r>
-        <w:rPr>
-          <w:rFonts w:ascii="Arial" w:hAnsi="Arial" w:cs="Arial"/>
-          <w:sz w:val="26"/>
-          <w:szCs w:val="26"/>
-          <w:rtl/>
-        </w:rPr>
-        <w:t xml:space="preserve">. نؤكد أن </w:t>
-      </w:r>
-      <w:r>
-        <w:rPr>
-          <w:rFonts w:ascii="Arial" w:hAnsi="Arial" w:cs="Arial"/>
-          <w:sz w:val="26"/>
-          <w:szCs w:val="26"/>
-        </w:rPr>
-        <w:t>{</w:t>
+        </w:rPr>
+        <w:t>}</w:t>
+      </w:r>
+      <w:r>
+        <w:rPr>
+          <w:rFonts w:ascii="Arial" w:hAnsi="Arial" w:cs="Arial"/>
+          <w:sz w:val="26"/>
+          <w:szCs w:val="26"/>
+          <w:rtl/>
+        </w:rPr>
+        <w:t xml:space="preserve"> مسؤولة عن تحديد والحفاظ على كفاية مخصص الذمم المدينة المشكوك في تحصيلها وكذلك التقديرات المستخدمة لتحديد هذه المبالغ. إن مبلغ المخصص </w:t>
       </w:r>
       <w:proofErr w:type="spellStart"/>
       <w:r>
@@ -8898,8 +8548,9 @@
           <w:rFonts w:ascii="Arial" w:hAnsi="Arial" w:cs="Arial"/>
           <w:sz w:val="26"/>
           <w:szCs w:val="26"/>
-        </w:rPr>
-        <w:t>entityThe</w:t>
+          <w:rtl/>
+        </w:rPr>
+        <w:t>المخصص</w:t>
       </w:r>
       <w:proofErr w:type="spellEnd"/>
       <w:r>
@@ -8907,34 +8558,6 @@
           <w:rFonts w:ascii="Arial" w:hAnsi="Arial" w:cs="Arial"/>
           <w:sz w:val="26"/>
           <w:szCs w:val="26"/>
-        </w:rPr>
-        <w:t>}</w:t>
-      </w:r>
-      <w:r>
-        <w:rPr>
-          <w:rFonts w:ascii="Arial" w:hAnsi="Arial" w:cs="Arial"/>
-          <w:sz w:val="26"/>
-          <w:szCs w:val="26"/>
-          <w:rtl/>
-        </w:rPr>
-        <w:t xml:space="preserve"> مسؤولة عن تحديد والحفاظ على كفاية مخصص الذمم المدينة المشكوك في تحصيلها وكذلك التقديرات المستخدمة لتحديد هذه المبالغ. إن مبلغ المخصص </w:t>
-      </w:r>
-      <w:proofErr w:type="spellStart"/>
-      <w:r>
-        <w:rPr>
-          <w:rFonts w:ascii="Arial" w:hAnsi="Arial" w:cs="Arial"/>
-          <w:sz w:val="26"/>
-          <w:szCs w:val="26"/>
-          <w:rtl/>
-        </w:rPr>
-        <w:t>المخصص</w:t>
-      </w:r>
-      <w:proofErr w:type="spellEnd"/>
-      <w:r>
-        <w:rPr>
-          <w:rFonts w:ascii="Arial" w:hAnsi="Arial" w:cs="Arial"/>
-          <w:sz w:val="26"/>
-          <w:szCs w:val="26"/>
           <w:rtl/>
         </w:rPr>
         <w:t xml:space="preserve"> للديون المشكوك في تحصيلها يكفي لتغطية أية خسائر قد تتكبدها عند تحقيق الذمم المدينة.</w:t>
@@ -8969,7 +8592,6 @@
           <w:szCs w:val="26"/>
           <w:rtl/>
         </w:rPr>
-        <w:lastRenderedPageBreak/>
         <w:t>29</w:t>
       </w:r>
       <w:r>
@@ -9311,6 +8933,7 @@
           <w:szCs w:val="26"/>
           <w:rtl/>
         </w:rPr>
+        <w:lastRenderedPageBreak/>
         <w:t>31</w:t>
       </w:r>
       <w:r>
@@ -9445,17 +9068,7 @@
           <w:szCs w:val="26"/>
           <w:rtl/>
         </w:rPr>
-        <w:t xml:space="preserve">رة ومتوسطة الحجم المعتمد في المملكة العربية السعودية والمعايير والاصدارات الاخرى المعتمدة من الهيئة السعودية للمراجعين </w:t>
-      </w:r>
-      <w:proofErr w:type="gramStart"/>
-      <w:r>
-        <w:rPr>
-          <w:rFonts w:ascii="Arial" w:hAnsi="Arial" w:cs="Arial" w:hint="cs"/>
-          <w:sz w:val="26"/>
-          <w:szCs w:val="26"/>
-          <w:rtl/>
-        </w:rPr>
-        <w:t>والمحاسبين.</w:t>
+        <w:t>رة ومتوسطة الحجم المعتمد في المملكة العربية السعودية والمعايير والاصدارات الاخرى المعتمدة من الهيئة السعودية للمراجعين والمحاسبين.</w:t>
       </w:r>
       <w:r>
         <w:rPr>
@@ -9482,25 +9095,24 @@
           <w:szCs w:val="26"/>
           <w:rtl/>
         </w:rPr>
-        <w:t>.</w:t>
-      </w:r>
-      <w:proofErr w:type="gramEnd"/>
-      <w:r>
-        <w:rPr>
-          <w:rFonts w:ascii="Arial" w:hAnsi="Arial" w:cs="Arial" w:hint="cs"/>
-          <w:sz w:val="26"/>
-          <w:szCs w:val="26"/>
-          <w:rtl/>
-        </w:rPr>
-        <w:t xml:space="preserve"> القوائم المالية </w:t>
-      </w:r>
-      <w:r>
-        <w:rPr>
-          <w:rFonts w:ascii="Arial" w:hAnsi="Arial" w:cs="Arial"/>
-          <w:sz w:val="26"/>
-          <w:szCs w:val="26"/>
-        </w:rPr>
-        <w:t xml:space="preserve">{#isProprietary} </w:t>
+        <w:t xml:space="preserve">. القوائم المالية </w:t>
+      </w:r>
+      <w:r>
+        <w:rPr>
+          <w:rFonts w:ascii="Arial" w:hAnsi="Arial" w:cs="Arial"/>
+          <w:sz w:val="26"/>
+          <w:szCs w:val="26"/>
+          <w:rtl/>
+        </w:rPr>
+        <w:t>(فراغ/أزلها)</w:t>
+      </w:r>
+      <w:r>
+        <w:rPr>
+          <w:rFonts w:ascii="Arial" w:hAnsi="Arial" w:cs="Arial"/>
+          <w:sz w:val="26"/>
+          <w:szCs w:val="26"/>
+        </w:rPr>
+        <w:t xml:space="preserve"> </w:t>
       </w:r>
       <w:r>
         <w:rPr>
@@ -9518,26 +9130,7 @@
           <w:szCs w:val="26"/>
           <w:rtl/>
         </w:rPr>
-        <w:t>{</w:t>
-      </w:r>
-      <w:proofErr w:type="spellStart"/>
-      <w:r>
-        <w:rPr>
-          <w:rFonts w:ascii="Arial" w:hAnsi="Arial" w:cs="Arial"/>
-          <w:sz w:val="26"/>
-          <w:szCs w:val="26"/>
-        </w:rPr>
-        <w:t>isProprietary</w:t>
-      </w:r>
-      <w:proofErr w:type="spellEnd"/>
-      <w:r>
-        <w:rPr>
-          <w:rFonts w:ascii="Arial" w:hAnsi="Arial" w:cs="Arial"/>
-          <w:sz w:val="26"/>
-          <w:szCs w:val="26"/>
-          <w:rtl/>
-        </w:rPr>
-        <w:t>/}</w:t>
+        <w:t>(فراغ/أزلها)</w:t>
       </w:r>
       <w:r>
         <w:rPr>
@@ -10036,8 +9629,17 @@
           <w:rFonts w:ascii="Arial" w:hAnsi="Arial" w:cs="Arial"/>
           <w:sz w:val="26"/>
           <w:szCs w:val="26"/>
-        </w:rPr>
-        <w:t xml:space="preserve">{#isProprietary} </w:t>
+          <w:rtl/>
+        </w:rPr>
+        <w:t>(فراغ/أزلها)</w:t>
+      </w:r>
+      <w:r>
+        <w:rPr>
+          <w:rFonts w:ascii="Arial" w:hAnsi="Arial" w:cs="Arial"/>
+          <w:sz w:val="26"/>
+          <w:szCs w:val="26"/>
+        </w:rPr>
+        <w:t xml:space="preserve"> </w:t>
       </w:r>
       <w:r>
         <w:rPr>
@@ -10055,26 +9657,7 @@
           <w:szCs w:val="26"/>
           <w:rtl/>
         </w:rPr>
-        <w:t>{</w:t>
-      </w:r>
-      <w:proofErr w:type="spellStart"/>
-      <w:r>
-        <w:rPr>
-          <w:rFonts w:ascii="Arial" w:hAnsi="Arial" w:cs="Arial"/>
-          <w:sz w:val="26"/>
-          <w:szCs w:val="26"/>
-        </w:rPr>
-        <w:t>isProprietary</w:t>
-      </w:r>
-      <w:proofErr w:type="spellEnd"/>
-      <w:r>
-        <w:rPr>
-          <w:rFonts w:ascii="Arial" w:hAnsi="Arial" w:cs="Arial"/>
-          <w:sz w:val="26"/>
-          <w:szCs w:val="26"/>
-          <w:rtl/>
-        </w:rPr>
-        <w:t>/}</w:t>
+        <w:t>(فراغ/أزلها)</w:t>
       </w:r>
       <w:r>
         <w:rPr>
@@ -10534,8 +10117,17 @@
           <w:rFonts w:ascii="Arial" w:hAnsi="Arial" w:cs="Arial"/>
           <w:sz w:val="26"/>
           <w:szCs w:val="26"/>
-        </w:rPr>
-        <w:t xml:space="preserve">{#isProprietary} </w:t>
+          <w:rtl/>
+        </w:rPr>
+        <w:t>(فراغ/أزلها)</w:t>
+      </w:r>
+      <w:r>
+        <w:rPr>
+          <w:rFonts w:ascii="Arial" w:hAnsi="Arial" w:cs="Arial"/>
+          <w:sz w:val="26"/>
+          <w:szCs w:val="26"/>
+        </w:rPr>
+        <w:t xml:space="preserve"> </w:t>
       </w:r>
       <w:r>
         <w:rPr>
@@ -10553,26 +10145,7 @@
           <w:szCs w:val="26"/>
           <w:rtl/>
         </w:rPr>
-        <w:t>{</w:t>
-      </w:r>
-      <w:proofErr w:type="spellStart"/>
-      <w:r>
-        <w:rPr>
-          <w:rFonts w:ascii="Arial" w:hAnsi="Arial" w:cs="Arial"/>
-          <w:sz w:val="26"/>
-          <w:szCs w:val="26"/>
-        </w:rPr>
-        <w:t>isProprietary</w:t>
-      </w:r>
-      <w:proofErr w:type="spellEnd"/>
-      <w:r>
-        <w:rPr>
-          <w:rFonts w:ascii="Arial" w:hAnsi="Arial" w:cs="Arial"/>
-          <w:sz w:val="26"/>
-          <w:szCs w:val="26"/>
-          <w:rtl/>
-        </w:rPr>
-        <w:t>/}</w:t>
+        <w:t>(فراغ/أزلها)</w:t>
       </w:r>
       <w:r>
         <w:rPr>
@@ -10688,8 +10261,17 @@
           <w:rFonts w:ascii="Arial" w:hAnsi="Arial" w:cs="Arial"/>
           <w:sz w:val="26"/>
           <w:szCs w:val="26"/>
-        </w:rPr>
-        <w:t xml:space="preserve">{#isProprietary} </w:t>
+          <w:rtl/>
+        </w:rPr>
+        <w:t>(فراغ/أزلها)</w:t>
+      </w:r>
+      <w:r>
+        <w:rPr>
+          <w:rFonts w:ascii="Arial" w:hAnsi="Arial" w:cs="Arial"/>
+          <w:sz w:val="26"/>
+          <w:szCs w:val="26"/>
+        </w:rPr>
+        <w:t xml:space="preserve"> </w:t>
       </w:r>
       <w:r>
         <w:rPr>
@@ -10707,26 +10289,7 @@
           <w:szCs w:val="26"/>
           <w:rtl/>
         </w:rPr>
-        <w:t>{</w:t>
-      </w:r>
-      <w:proofErr w:type="spellStart"/>
-      <w:r>
-        <w:rPr>
-          <w:rFonts w:ascii="Arial" w:hAnsi="Arial" w:cs="Arial"/>
-          <w:sz w:val="26"/>
-          <w:szCs w:val="26"/>
-        </w:rPr>
-        <w:t>isProprietary</w:t>
-      </w:r>
-      <w:proofErr w:type="spellEnd"/>
-      <w:r>
-        <w:rPr>
-          <w:rFonts w:ascii="Arial" w:hAnsi="Arial" w:cs="Arial"/>
-          <w:sz w:val="26"/>
-          <w:szCs w:val="26"/>
-          <w:rtl/>
-        </w:rPr>
-        <w:t>/}</w:t>
+        <w:t>(فراغ/أزلها)</w:t>
       </w:r>
       <w:r>
         <w:rPr>
@@ -10902,7 +10465,6 @@
           <w:szCs w:val="26"/>
           <w:rtl/>
         </w:rPr>
-        <w:lastRenderedPageBreak/>
         <w:t>36</w:t>
       </w:r>
       <w:r>
@@ -11298,8 +10860,17 @@
           <w:rFonts w:ascii="Arial" w:hAnsi="Arial" w:cs="Arial"/>
           <w:sz w:val="26"/>
           <w:szCs w:val="26"/>
-        </w:rPr>
-        <w:t xml:space="preserve">{#isProprietary} </w:t>
+          <w:rtl/>
+        </w:rPr>
+        <w:t>(فراغ/أزلها)</w:t>
+      </w:r>
+      <w:r>
+        <w:rPr>
+          <w:rFonts w:ascii="Arial" w:hAnsi="Arial" w:cs="Arial"/>
+          <w:sz w:val="26"/>
+          <w:szCs w:val="26"/>
+        </w:rPr>
+        <w:t xml:space="preserve"> </w:t>
       </w:r>
       <w:r>
         <w:rPr>
@@ -11317,26 +10888,7 @@
           <w:szCs w:val="26"/>
           <w:rtl/>
         </w:rPr>
-        <w:t>{</w:t>
-      </w:r>
-      <w:proofErr w:type="spellStart"/>
-      <w:r>
-        <w:rPr>
-          <w:rFonts w:ascii="Arial" w:hAnsi="Arial" w:cs="Arial"/>
-          <w:sz w:val="26"/>
-          <w:szCs w:val="26"/>
-        </w:rPr>
-        <w:t>isProprietary</w:t>
-      </w:r>
-      <w:proofErr w:type="spellEnd"/>
-      <w:r>
-        <w:rPr>
-          <w:rFonts w:ascii="Arial" w:hAnsi="Arial" w:cs="Arial"/>
-          <w:sz w:val="26"/>
-          <w:szCs w:val="26"/>
-          <w:rtl/>
-        </w:rPr>
-        <w:t>/}</w:t>
+        <w:t>(فراغ/أزلها)</w:t>
       </w:r>
       <w:r>
         <w:rPr>
@@ -11452,6 +11004,7 @@
           <w:szCs w:val="26"/>
           <w:rtl/>
         </w:rPr>
+        <w:lastRenderedPageBreak/>
         <w:t>39</w:t>
       </w:r>
       <w:r>
@@ -11683,8 +11236,17 @@
           <w:rFonts w:ascii="Arial" w:hAnsi="Arial" w:cs="Arial"/>
           <w:sz w:val="26"/>
           <w:szCs w:val="26"/>
-        </w:rPr>
-        <w:t xml:space="preserve">{#isProprietary} </w:t>
+          <w:rtl/>
+        </w:rPr>
+        <w:t>(فراغ/أزلها)</w:t>
+      </w:r>
+      <w:r>
+        <w:rPr>
+          <w:rFonts w:ascii="Arial" w:hAnsi="Arial" w:cs="Arial"/>
+          <w:sz w:val="26"/>
+          <w:szCs w:val="26"/>
+        </w:rPr>
+        <w:t xml:space="preserve"> </w:t>
       </w:r>
       <w:r>
         <w:rPr>
@@ -11702,6 +11264,87 @@
           <w:szCs w:val="26"/>
           <w:rtl/>
         </w:rPr>
+        <w:t>(فراغ/أزلها)</w:t>
+      </w:r>
+      <w:r>
+        <w:rPr>
+          <w:rFonts w:ascii="Arial" w:hAnsi="Arial" w:cs="Arial"/>
+          <w:sz w:val="26"/>
+          <w:szCs w:val="26"/>
+          <w:rtl/>
+        </w:rPr>
+        <w:t>.</w:t>
+      </w:r>
+    </w:p>
+    <w:p>
+      <w:pPr>
+        <w:spacing w:line="300" w:lineRule="exact"/>
+        <w:jc w:val="both"/>
+        <w:rPr>
+          <w:rFonts w:ascii="Arial" w:hAnsi="Arial" w:cs="Arial"/>
+          <w:sz w:val="26"/>
+          <w:szCs w:val="26"/>
+          <w:rtl/>
+        </w:rPr>
+      </w:pPr>
+    </w:p>
+    <w:p>
+      <w:pPr>
+        <w:spacing w:line="300" w:lineRule="exact"/>
+        <w:jc w:val="both"/>
+        <w:rPr>
+          <w:rFonts w:ascii="Arial" w:hAnsi="Arial" w:cs="Arial"/>
+          <w:sz w:val="26"/>
+          <w:szCs w:val="26"/>
+          <w:rtl/>
+        </w:rPr>
+      </w:pPr>
+    </w:p>
+    <w:p>
+      <w:pPr>
+        <w:spacing w:line="300" w:lineRule="exact"/>
+        <w:ind w:left="180" w:hanging="450"/>
+        <w:jc w:val="both"/>
+        <w:rPr>
+          <w:rFonts w:ascii="Arial" w:hAnsi="Arial" w:cs="Arial"/>
+          <w:sz w:val="26"/>
+          <w:szCs w:val="26"/>
+          <w:rtl/>
+        </w:rPr>
+      </w:pPr>
+      <w:r>
+        <w:rPr>
+          <w:rFonts w:ascii="Arial" w:hAnsi="Arial" w:cs="Arial" w:hint="cs"/>
+          <w:sz w:val="26"/>
+          <w:szCs w:val="26"/>
+          <w:rtl/>
+        </w:rPr>
+        <w:t>41</w:t>
+      </w:r>
+      <w:r>
+        <w:rPr>
+          <w:rFonts w:ascii="Arial" w:hAnsi="Arial" w:cs="Arial" w:hint="cs"/>
+          <w:sz w:val="26"/>
+          <w:szCs w:val="26"/>
+          <w:rtl/>
+        </w:rPr>
+        <w:t xml:space="preserve">. </w:t>
+      </w:r>
+      <w:r>
+        <w:rPr>
+          <w:rFonts w:ascii="Arial" w:hAnsi="Arial" w:cs="Arial"/>
+          <w:sz w:val="26"/>
+          <w:szCs w:val="26"/>
+          <w:rtl/>
+        </w:rPr>
+        <w:t xml:space="preserve">لا يوجد لدى </w:t>
+      </w:r>
+      <w:r>
+        <w:rPr>
+          <w:rFonts w:ascii="Arial" w:hAnsi="Arial" w:cs="Arial"/>
+          <w:sz w:val="26"/>
+          <w:szCs w:val="26"/>
+        </w:rPr>
         <w:t>{</w:t>
       </w:r>
       <w:proofErr w:type="spellStart"/>
@@ -11711,7 +11354,7 @@
           <w:sz w:val="26"/>
           <w:szCs w:val="26"/>
         </w:rPr>
-        <w:t>isProprietary</w:t>
+        <w:t>entityThe</w:t>
       </w:r>
       <w:proofErr w:type="spellEnd"/>
       <w:r>
@@ -11719,43 +11362,284 @@
           <w:rFonts w:ascii="Arial" w:hAnsi="Arial" w:cs="Arial"/>
           <w:sz w:val="26"/>
           <w:szCs w:val="26"/>
-          <w:rtl/>
-        </w:rPr>
-        <w:t>/}</w:t>
-      </w:r>
-      <w:r>
-        <w:rPr>
-          <w:rFonts w:ascii="Arial" w:hAnsi="Arial" w:cs="Arial"/>
-          <w:sz w:val="26"/>
-          <w:szCs w:val="26"/>
-          <w:rtl/>
-        </w:rPr>
-        <w:t>.</w:t>
-      </w:r>
-    </w:p>
-    <w:p>
-      <w:pPr>
-        <w:spacing w:line="300" w:lineRule="exact"/>
-        <w:jc w:val="both"/>
-        <w:rPr>
-          <w:rFonts w:ascii="Arial" w:hAnsi="Arial" w:cs="Arial"/>
-          <w:sz w:val="26"/>
-          <w:szCs w:val="26"/>
-          <w:rtl/>
-        </w:rPr>
-      </w:pPr>
-    </w:p>
-    <w:p>
-      <w:pPr>
-        <w:spacing w:line="300" w:lineRule="exact"/>
-        <w:jc w:val="both"/>
-        <w:rPr>
-          <w:rFonts w:ascii="Arial" w:hAnsi="Arial" w:cs="Arial"/>
-          <w:sz w:val="26"/>
-          <w:szCs w:val="26"/>
-          <w:rtl/>
-        </w:rPr>
-      </w:pPr>
+        </w:rPr>
+        <w:t>}</w:t>
+      </w:r>
+      <w:r>
+        <w:rPr>
+          <w:rFonts w:ascii="Arial" w:hAnsi="Arial" w:cs="Arial"/>
+          <w:sz w:val="26"/>
+          <w:szCs w:val="26"/>
+          <w:rtl/>
+        </w:rPr>
+        <w:t xml:space="preserve"> في نهاية </w:t>
+      </w:r>
+      <w:r>
+        <w:rPr>
+          <w:rFonts w:ascii="Arial" w:hAnsi="Arial" w:cs="Arial"/>
+          <w:sz w:val="26"/>
+          <w:szCs w:val="26"/>
+          <w:rtl/>
+        </w:rPr>
+        <w:t>السنة</w:t>
+      </w:r>
+      <w:r>
+        <w:rPr>
+          <w:rFonts w:ascii="Arial" w:hAnsi="Arial" w:cs="Arial"/>
+          <w:sz w:val="26"/>
+          <w:szCs w:val="26"/>
+          <w:rtl/>
+        </w:rPr>
+        <w:t xml:space="preserve"> أية ارتباطات غير اعتيادية أو التزامات تعاقدية </w:t>
+      </w:r>
+      <w:r>
+        <w:rPr>
+          <w:rFonts w:ascii="Arial" w:hAnsi="Arial" w:cs="Arial" w:hint="cs"/>
+          <w:sz w:val="26"/>
+          <w:szCs w:val="26"/>
+          <w:rtl/>
+        </w:rPr>
+        <w:t>من أي نوع</w:t>
+      </w:r>
+      <w:r>
+        <w:rPr>
+          <w:rFonts w:ascii="Arial" w:hAnsi="Arial" w:cs="Arial"/>
+          <w:sz w:val="26"/>
+          <w:szCs w:val="26"/>
+          <w:rtl/>
+        </w:rPr>
+        <w:t xml:space="preserve"> خا</w:t>
+      </w:r>
+      <w:r>
+        <w:rPr>
+          <w:rFonts w:ascii="Arial" w:hAnsi="Arial" w:cs="Arial"/>
+          <w:sz w:val="26"/>
+          <w:szCs w:val="26"/>
+          <w:rtl/>
+        </w:rPr>
+        <w:t xml:space="preserve">رج الدورة العادية لأعمال </w:t>
+      </w:r>
+      <w:r>
+        <w:rPr>
+          <w:rFonts w:ascii="Arial" w:hAnsi="Arial" w:cs="Arial"/>
+          <w:sz w:val="26"/>
+          <w:szCs w:val="26"/>
+        </w:rPr>
+        <w:t>{</w:t>
+      </w:r>
+      <w:proofErr w:type="spellStart"/>
+      <w:r>
+        <w:rPr>
+          <w:rFonts w:ascii="Arial" w:hAnsi="Arial" w:cs="Arial"/>
+          <w:sz w:val="26"/>
+          <w:szCs w:val="26"/>
+        </w:rPr>
+        <w:t>entityThe</w:t>
+      </w:r>
+      <w:proofErr w:type="spellEnd"/>
+      <w:r>
+        <w:rPr>
+          <w:rFonts w:ascii="Arial" w:hAnsi="Arial" w:cs="Arial"/>
+          <w:sz w:val="26"/>
+          <w:szCs w:val="26"/>
+        </w:rPr>
+        <w:t>}</w:t>
+      </w:r>
+      <w:r>
+        <w:rPr>
+          <w:rFonts w:ascii="Arial" w:hAnsi="Arial" w:cs="Arial"/>
+          <w:sz w:val="26"/>
+          <w:szCs w:val="26"/>
+          <w:rtl/>
+        </w:rPr>
+        <w:t xml:space="preserve">، والتي يمكن أن يكون لها تأثير سلبي على </w:t>
+      </w:r>
+      <w:r>
+        <w:rPr>
+          <w:rFonts w:ascii="Arial" w:hAnsi="Arial" w:cs="Arial"/>
+          <w:sz w:val="26"/>
+          <w:szCs w:val="26"/>
+        </w:rPr>
+        <w:t>{</w:t>
+      </w:r>
+      <w:proofErr w:type="spellStart"/>
+      <w:r>
+        <w:rPr>
+          <w:rFonts w:ascii="Arial" w:hAnsi="Arial" w:cs="Arial"/>
+          <w:sz w:val="26"/>
+          <w:szCs w:val="26"/>
+        </w:rPr>
+        <w:t>entityThe</w:t>
+      </w:r>
+      <w:proofErr w:type="spellEnd"/>
+      <w:r>
+        <w:rPr>
+          <w:rFonts w:ascii="Arial" w:hAnsi="Arial" w:cs="Arial"/>
+          <w:sz w:val="26"/>
+          <w:szCs w:val="26"/>
+        </w:rPr>
+        <w:t>}</w:t>
+      </w:r>
+      <w:r>
+        <w:rPr>
+          <w:rFonts w:ascii="Arial" w:hAnsi="Arial" w:cs="Arial"/>
+          <w:sz w:val="26"/>
+          <w:szCs w:val="26"/>
+          <w:rtl/>
+        </w:rPr>
+        <w:t xml:space="preserve"> (مثل عقود أو اتفاقيات ال</w:t>
+      </w:r>
+      <w:r>
+        <w:rPr>
+          <w:rFonts w:ascii="Arial" w:hAnsi="Arial" w:cs="Arial"/>
+          <w:sz w:val="26"/>
+          <w:szCs w:val="26"/>
+          <w:rtl/>
+        </w:rPr>
+        <w:t>شراء بالزيادة عن القيمة السوقية</w:t>
+      </w:r>
+      <w:r>
+        <w:rPr>
+          <w:rFonts w:ascii="Arial" w:hAnsi="Arial" w:cs="Arial"/>
+          <w:sz w:val="26"/>
+          <w:szCs w:val="26"/>
+          <w:rtl/>
+        </w:rPr>
+        <w:t>، اتفاقيات اعادة الشراء أو غيرها خا</w:t>
+      </w:r>
+      <w:r>
+        <w:rPr>
+          <w:rFonts w:ascii="Arial" w:hAnsi="Arial" w:cs="Arial"/>
+          <w:sz w:val="26"/>
+          <w:szCs w:val="26"/>
+          <w:rtl/>
+        </w:rPr>
+        <w:t xml:space="preserve">رج الدورة العادية لأعمال </w:t>
+      </w:r>
+      <w:r>
+        <w:rPr>
+          <w:rFonts w:ascii="Arial" w:hAnsi="Arial" w:cs="Arial"/>
+          <w:sz w:val="26"/>
+          <w:szCs w:val="26"/>
+        </w:rPr>
+        <w:t>{</w:t>
+      </w:r>
+      <w:proofErr w:type="spellStart"/>
+      <w:r>
+        <w:rPr>
+          <w:rFonts w:ascii="Arial" w:hAnsi="Arial" w:cs="Arial"/>
+          <w:sz w:val="26"/>
+          <w:szCs w:val="26"/>
+        </w:rPr>
+        <w:t>entityThe</w:t>
+      </w:r>
+      <w:proofErr w:type="spellEnd"/>
+      <w:r>
+        <w:rPr>
+          <w:rFonts w:ascii="Arial" w:hAnsi="Arial" w:cs="Arial"/>
+          <w:sz w:val="26"/>
+          <w:szCs w:val="26"/>
+        </w:rPr>
+        <w:t>}</w:t>
+      </w:r>
+      <w:r>
+        <w:rPr>
+          <w:rFonts w:ascii="Arial" w:hAnsi="Arial" w:cs="Arial"/>
+          <w:sz w:val="26"/>
+          <w:szCs w:val="26"/>
+          <w:rtl/>
+        </w:rPr>
+        <w:t>، أو ارتباطات جوهرية ت</w:t>
+      </w:r>
+      <w:r>
+        <w:rPr>
+          <w:rFonts w:ascii="Arial" w:hAnsi="Arial" w:cs="Arial"/>
+          <w:sz w:val="26"/>
+          <w:szCs w:val="26"/>
+          <w:rtl/>
+        </w:rPr>
+        <w:t>تعلق بشراء ممتلكات وآلات ومعدات، أو عقود صرف أجنبية هامة</w:t>
+      </w:r>
+      <w:r>
+        <w:rPr>
+          <w:rFonts w:ascii="Arial" w:hAnsi="Arial" w:cs="Arial"/>
+          <w:sz w:val="26"/>
+          <w:szCs w:val="26"/>
+          <w:rtl/>
+        </w:rPr>
+        <w:t>، أو خطابات الاع</w:t>
+      </w:r>
+      <w:r>
+        <w:rPr>
+          <w:rFonts w:ascii="Arial" w:hAnsi="Arial" w:cs="Arial"/>
+          <w:sz w:val="26"/>
+          <w:szCs w:val="26"/>
+          <w:rtl/>
+        </w:rPr>
+        <w:t>تماد بأرصدة غير محددة أو مفتوحة</w:t>
+      </w:r>
+      <w:r>
+        <w:rPr>
+          <w:rFonts w:ascii="Arial" w:hAnsi="Arial" w:cs="Arial"/>
+          <w:sz w:val="26"/>
+          <w:szCs w:val="26"/>
+          <w:rtl/>
+        </w:rPr>
+        <w:t xml:space="preserve">، أو التزامات شراء بصناعة بكميات تزيد عن الاحتياجات العادية </w:t>
+      </w:r>
+      <w:r>
+        <w:rPr>
+          <w:rFonts w:ascii="Arial" w:hAnsi="Arial" w:cs="Arial"/>
+          <w:sz w:val="26"/>
+          <w:szCs w:val="26"/>
+        </w:rPr>
+        <w:t>{</w:t>
+      </w:r>
+      <w:proofErr w:type="spellStart"/>
+      <w:r>
+        <w:rPr>
+          <w:rFonts w:ascii="Arial" w:hAnsi="Arial" w:cs="Arial"/>
+          <w:sz w:val="26"/>
+          <w:szCs w:val="26"/>
+        </w:rPr>
+        <w:t>entityForThe</w:t>
+      </w:r>
+      <w:proofErr w:type="spellEnd"/>
+      <w:r>
+        <w:rPr>
+          <w:rFonts w:ascii="Arial" w:hAnsi="Arial" w:cs="Arial"/>
+          <w:sz w:val="26"/>
+          <w:szCs w:val="26"/>
+        </w:rPr>
+        <w:t>}</w:t>
+      </w:r>
+      <w:r>
+        <w:rPr>
+          <w:rFonts w:ascii="Arial" w:hAnsi="Arial" w:cs="Arial"/>
+          <w:sz w:val="26"/>
+          <w:szCs w:val="26"/>
+          <w:rtl/>
+        </w:rPr>
+        <w:t>، أو بأسعار</w:t>
+      </w:r>
+      <w:r>
+        <w:rPr>
+          <w:rFonts w:ascii="Arial" w:hAnsi="Arial" w:cs="Arial"/>
+          <w:sz w:val="26"/>
+          <w:szCs w:val="26"/>
+          <w:rtl/>
+        </w:rPr>
+        <w:t xml:space="preserve"> تزيد عن الاسعار السائدة بالسوق</w:t>
+      </w:r>
+      <w:r>
+        <w:rPr>
+          <w:rFonts w:ascii="Arial" w:hAnsi="Arial" w:cs="Arial"/>
+          <w:sz w:val="26"/>
+          <w:szCs w:val="26"/>
+          <w:rtl/>
+        </w:rPr>
+        <w:t>، أو خسائر نتيجة الوفاء أو عدم المقدرة على الوفاء بالتزامات المبيعات).</w:t>
+      </w:r>
     </w:p>
     <w:p>
       <w:pPr>
@@ -11769,14 +11653,26 @@
           <w:rtl/>
         </w:rPr>
       </w:pPr>
-      <w:r>
-        <w:rPr>
-          <w:rFonts w:ascii="Arial" w:hAnsi="Arial" w:cs="Arial" w:hint="cs"/>
-          <w:sz w:val="26"/>
-          <w:szCs w:val="26"/>
-          <w:rtl/>
-        </w:rPr>
-        <w:t>41</w:t>
+    </w:p>
+    <w:p>
+      <w:pPr>
+        <w:spacing w:line="300" w:lineRule="exact"/>
+        <w:ind w:left="180" w:hanging="450"/>
+        <w:jc w:val="both"/>
+        <w:rPr>
+          <w:rFonts w:ascii="Arial" w:hAnsi="Arial" w:cs="Arial"/>
+          <w:sz w:val="26"/>
+          <w:szCs w:val="26"/>
+        </w:rPr>
+      </w:pPr>
+      <w:r>
+        <w:rPr>
+          <w:rFonts w:ascii="Arial" w:hAnsi="Arial" w:cs="Arial" w:hint="cs"/>
+          <w:sz w:val="26"/>
+          <w:szCs w:val="26"/>
+          <w:rtl/>
+        </w:rPr>
+        <w:t>42</w:t>
       </w:r>
       <w:r>
         <w:rPr>
@@ -11794,359 +11690,6 @@
           <w:szCs w:val="26"/>
           <w:rtl/>
         </w:rPr>
-        <w:t xml:space="preserve">لا يوجد لدى </w:t>
-      </w:r>
-      <w:r>
-        <w:rPr>
-          <w:rFonts w:ascii="Arial" w:hAnsi="Arial" w:cs="Arial"/>
-          <w:sz w:val="26"/>
-          <w:szCs w:val="26"/>
-        </w:rPr>
-        <w:t>{</w:t>
-      </w:r>
-      <w:proofErr w:type="spellStart"/>
-      <w:r>
-        <w:rPr>
-          <w:rFonts w:ascii="Arial" w:hAnsi="Arial" w:cs="Arial"/>
-          <w:sz w:val="26"/>
-          <w:szCs w:val="26"/>
-        </w:rPr>
-        <w:t>entityThe</w:t>
-      </w:r>
-      <w:proofErr w:type="spellEnd"/>
-      <w:r>
-        <w:rPr>
-          <w:rFonts w:ascii="Arial" w:hAnsi="Arial" w:cs="Arial"/>
-          <w:sz w:val="26"/>
-          <w:szCs w:val="26"/>
-        </w:rPr>
-        <w:t>}</w:t>
-      </w:r>
-      <w:r>
-        <w:rPr>
-          <w:rFonts w:ascii="Arial" w:hAnsi="Arial" w:cs="Arial"/>
-          <w:sz w:val="26"/>
-          <w:szCs w:val="26"/>
-          <w:rtl/>
-        </w:rPr>
-        <w:t xml:space="preserve"> في نهاية </w:t>
-      </w:r>
-      <w:r>
-        <w:rPr>
-          <w:rFonts w:ascii="Arial" w:hAnsi="Arial" w:cs="Arial"/>
-          <w:sz w:val="26"/>
-          <w:szCs w:val="26"/>
-          <w:rtl/>
-        </w:rPr>
-        <w:t>السنة</w:t>
-      </w:r>
-      <w:r>
-        <w:rPr>
-          <w:rFonts w:ascii="Arial" w:hAnsi="Arial" w:cs="Arial"/>
-          <w:sz w:val="26"/>
-          <w:szCs w:val="26"/>
-          <w:rtl/>
-        </w:rPr>
-        <w:t xml:space="preserve"> أية ارتباطات غير اعتيادية أو التزامات تعاقدية </w:t>
-      </w:r>
-      <w:r>
-        <w:rPr>
-          <w:rFonts w:ascii="Arial" w:hAnsi="Arial" w:cs="Arial" w:hint="cs"/>
-          <w:sz w:val="26"/>
-          <w:szCs w:val="26"/>
-          <w:rtl/>
-        </w:rPr>
-        <w:t>من أي نوع</w:t>
-      </w:r>
-      <w:r>
-        <w:rPr>
-          <w:rFonts w:ascii="Arial" w:hAnsi="Arial" w:cs="Arial"/>
-          <w:sz w:val="26"/>
-          <w:szCs w:val="26"/>
-          <w:rtl/>
-        </w:rPr>
-        <w:t xml:space="preserve"> خا</w:t>
-      </w:r>
-      <w:r>
-        <w:rPr>
-          <w:rFonts w:ascii="Arial" w:hAnsi="Arial" w:cs="Arial"/>
-          <w:sz w:val="26"/>
-          <w:szCs w:val="26"/>
-          <w:rtl/>
-        </w:rPr>
-        <w:t xml:space="preserve">رج الدورة العادية لأعمال </w:t>
-      </w:r>
-      <w:r>
-        <w:rPr>
-          <w:rFonts w:ascii="Arial" w:hAnsi="Arial" w:cs="Arial"/>
-          <w:sz w:val="26"/>
-          <w:szCs w:val="26"/>
-        </w:rPr>
-        <w:t>{</w:t>
-      </w:r>
-      <w:proofErr w:type="spellStart"/>
-      <w:r>
-        <w:rPr>
-          <w:rFonts w:ascii="Arial" w:hAnsi="Arial" w:cs="Arial"/>
-          <w:sz w:val="26"/>
-          <w:szCs w:val="26"/>
-        </w:rPr>
-        <w:t>entityThe</w:t>
-      </w:r>
-      <w:proofErr w:type="spellEnd"/>
-      <w:r>
-        <w:rPr>
-          <w:rFonts w:ascii="Arial" w:hAnsi="Arial" w:cs="Arial"/>
-          <w:sz w:val="26"/>
-          <w:szCs w:val="26"/>
-        </w:rPr>
-        <w:t>}</w:t>
-      </w:r>
-      <w:r>
-        <w:rPr>
-          <w:rFonts w:ascii="Arial" w:hAnsi="Arial" w:cs="Arial"/>
-          <w:sz w:val="26"/>
-          <w:szCs w:val="26"/>
-          <w:rtl/>
-        </w:rPr>
-        <w:t xml:space="preserve">، والتي يمكن أن يكون لها تأثير سلبي على </w:t>
-      </w:r>
-      <w:r>
-        <w:rPr>
-          <w:rFonts w:ascii="Arial" w:hAnsi="Arial" w:cs="Arial"/>
-          <w:sz w:val="26"/>
-          <w:szCs w:val="26"/>
-        </w:rPr>
-        <w:t>{</w:t>
-      </w:r>
-      <w:proofErr w:type="spellStart"/>
-      <w:r>
-        <w:rPr>
-          <w:rFonts w:ascii="Arial" w:hAnsi="Arial" w:cs="Arial"/>
-          <w:sz w:val="26"/>
-          <w:szCs w:val="26"/>
-        </w:rPr>
-        <w:t>entityThe</w:t>
-      </w:r>
-      <w:proofErr w:type="spellEnd"/>
-      <w:r>
-        <w:rPr>
-          <w:rFonts w:ascii="Arial" w:hAnsi="Arial" w:cs="Arial"/>
-          <w:sz w:val="26"/>
-          <w:szCs w:val="26"/>
-        </w:rPr>
-        <w:t>}</w:t>
-      </w:r>
-      <w:r>
-        <w:rPr>
-          <w:rFonts w:ascii="Arial" w:hAnsi="Arial" w:cs="Arial"/>
-          <w:sz w:val="26"/>
-          <w:szCs w:val="26"/>
-          <w:rtl/>
-        </w:rPr>
-        <w:t xml:space="preserve"> (مثل عقود أو اتفاقيات ال</w:t>
-      </w:r>
-      <w:r>
-        <w:rPr>
-          <w:rFonts w:ascii="Arial" w:hAnsi="Arial" w:cs="Arial"/>
-          <w:sz w:val="26"/>
-          <w:szCs w:val="26"/>
-          <w:rtl/>
-        </w:rPr>
-        <w:t>شراء بالزيادة عن القيمة السوقية</w:t>
-      </w:r>
-      <w:r>
-        <w:rPr>
-          <w:rFonts w:ascii="Arial" w:hAnsi="Arial" w:cs="Arial"/>
-          <w:sz w:val="26"/>
-          <w:szCs w:val="26"/>
-          <w:rtl/>
-        </w:rPr>
-        <w:t>، اتفاقيات اعادة الشراء أو غيرها خا</w:t>
-      </w:r>
-      <w:r>
-        <w:rPr>
-          <w:rFonts w:ascii="Arial" w:hAnsi="Arial" w:cs="Arial"/>
-          <w:sz w:val="26"/>
-          <w:szCs w:val="26"/>
-          <w:rtl/>
-        </w:rPr>
-        <w:t xml:space="preserve">رج الدورة العادية لأعمال </w:t>
-      </w:r>
-      <w:r>
-        <w:rPr>
-          <w:rFonts w:ascii="Arial" w:hAnsi="Arial" w:cs="Arial"/>
-          <w:sz w:val="26"/>
-          <w:szCs w:val="26"/>
-        </w:rPr>
-        <w:t>{</w:t>
-      </w:r>
-      <w:proofErr w:type="spellStart"/>
-      <w:r>
-        <w:rPr>
-          <w:rFonts w:ascii="Arial" w:hAnsi="Arial" w:cs="Arial"/>
-          <w:sz w:val="26"/>
-          <w:szCs w:val="26"/>
-        </w:rPr>
-        <w:t>entityThe</w:t>
-      </w:r>
-      <w:proofErr w:type="spellEnd"/>
-      <w:r>
-        <w:rPr>
-          <w:rFonts w:ascii="Arial" w:hAnsi="Arial" w:cs="Arial"/>
-          <w:sz w:val="26"/>
-          <w:szCs w:val="26"/>
-        </w:rPr>
-        <w:t>}</w:t>
-      </w:r>
-      <w:r>
-        <w:rPr>
-          <w:rFonts w:ascii="Arial" w:hAnsi="Arial" w:cs="Arial"/>
-          <w:sz w:val="26"/>
-          <w:szCs w:val="26"/>
-          <w:rtl/>
-        </w:rPr>
-        <w:t>، أو ارتباطات جوهرية ت</w:t>
-      </w:r>
-      <w:r>
-        <w:rPr>
-          <w:rFonts w:ascii="Arial" w:hAnsi="Arial" w:cs="Arial"/>
-          <w:sz w:val="26"/>
-          <w:szCs w:val="26"/>
-          <w:rtl/>
-        </w:rPr>
-        <w:t>تعلق بشراء ممتلكات وآلات ومعدات، أو عقود صرف أجنبية هامة</w:t>
-      </w:r>
-      <w:r>
-        <w:rPr>
-          <w:rFonts w:ascii="Arial" w:hAnsi="Arial" w:cs="Arial"/>
-          <w:sz w:val="26"/>
-          <w:szCs w:val="26"/>
-          <w:rtl/>
-        </w:rPr>
-        <w:t>، أو خطابات الاع</w:t>
-      </w:r>
-      <w:r>
-        <w:rPr>
-          <w:rFonts w:ascii="Arial" w:hAnsi="Arial" w:cs="Arial"/>
-          <w:sz w:val="26"/>
-          <w:szCs w:val="26"/>
-          <w:rtl/>
-        </w:rPr>
-        <w:t>تماد بأرصدة غير محددة أو مفتوحة</w:t>
-      </w:r>
-      <w:r>
-        <w:rPr>
-          <w:rFonts w:ascii="Arial" w:hAnsi="Arial" w:cs="Arial"/>
-          <w:sz w:val="26"/>
-          <w:szCs w:val="26"/>
-          <w:rtl/>
-        </w:rPr>
-        <w:t xml:space="preserve">، أو التزامات شراء بصناعة بكميات تزيد عن الاحتياجات العادية </w:t>
-      </w:r>
-      <w:r>
-        <w:rPr>
-          <w:rFonts w:ascii="Arial" w:hAnsi="Arial" w:cs="Arial"/>
-          <w:sz w:val="26"/>
-          <w:szCs w:val="26"/>
-        </w:rPr>
-        <w:t>{</w:t>
-      </w:r>
-      <w:proofErr w:type="spellStart"/>
-      <w:r>
-        <w:rPr>
-          <w:rFonts w:ascii="Arial" w:hAnsi="Arial" w:cs="Arial"/>
-          <w:sz w:val="26"/>
-          <w:szCs w:val="26"/>
-        </w:rPr>
-        <w:t>entityForThe</w:t>
-      </w:r>
-      <w:proofErr w:type="spellEnd"/>
-      <w:r>
-        <w:rPr>
-          <w:rFonts w:ascii="Arial" w:hAnsi="Arial" w:cs="Arial"/>
-          <w:sz w:val="26"/>
-          <w:szCs w:val="26"/>
-        </w:rPr>
-        <w:t>}</w:t>
-      </w:r>
-      <w:r>
-        <w:rPr>
-          <w:rFonts w:ascii="Arial" w:hAnsi="Arial" w:cs="Arial"/>
-          <w:sz w:val="26"/>
-          <w:szCs w:val="26"/>
-          <w:rtl/>
-        </w:rPr>
-        <w:t>، أو بأسعار</w:t>
-      </w:r>
-      <w:r>
-        <w:rPr>
-          <w:rFonts w:ascii="Arial" w:hAnsi="Arial" w:cs="Arial"/>
-          <w:sz w:val="26"/>
-          <w:szCs w:val="26"/>
-          <w:rtl/>
-        </w:rPr>
-        <w:t xml:space="preserve"> تزيد عن الاسعار السائدة بالسوق</w:t>
-      </w:r>
-      <w:r>
-        <w:rPr>
-          <w:rFonts w:ascii="Arial" w:hAnsi="Arial" w:cs="Arial"/>
-          <w:sz w:val="26"/>
-          <w:szCs w:val="26"/>
-          <w:rtl/>
-        </w:rPr>
-        <w:t>، أو خسائر نتيجة الوفاء أو عدم المقدرة على الوفاء بالتزامات المبيعات).</w:t>
-      </w:r>
-    </w:p>
-    <w:p>
-      <w:pPr>
-        <w:spacing w:line="300" w:lineRule="exact"/>
-        <w:ind w:left="180" w:hanging="450"/>
-        <w:jc w:val="both"/>
-        <w:rPr>
-          <w:rFonts w:ascii="Arial" w:hAnsi="Arial" w:cs="Arial"/>
-          <w:sz w:val="26"/>
-          <w:szCs w:val="26"/>
-          <w:rtl/>
-        </w:rPr>
-      </w:pPr>
-    </w:p>
-    <w:p>
-      <w:pPr>
-        <w:spacing w:line="300" w:lineRule="exact"/>
-        <w:ind w:left="180" w:hanging="450"/>
-        <w:jc w:val="both"/>
-        <w:rPr>
-          <w:rFonts w:ascii="Arial" w:hAnsi="Arial" w:cs="Arial"/>
-          <w:sz w:val="26"/>
-          <w:szCs w:val="26"/>
-        </w:rPr>
-      </w:pPr>
-      <w:r>
-        <w:rPr>
-          <w:rFonts w:ascii="Arial" w:hAnsi="Arial" w:cs="Arial" w:hint="cs"/>
-          <w:sz w:val="26"/>
-          <w:szCs w:val="26"/>
-          <w:rtl/>
-        </w:rPr>
-        <w:t>42</w:t>
-      </w:r>
-      <w:r>
-        <w:rPr>
-          <w:rFonts w:ascii="Arial" w:hAnsi="Arial" w:cs="Arial" w:hint="cs"/>
-          <w:sz w:val="26"/>
-          <w:szCs w:val="26"/>
-          <w:rtl/>
-        </w:rPr>
-        <w:t xml:space="preserve">. </w:t>
-      </w:r>
-      <w:r>
-        <w:rPr>
-          <w:rFonts w:ascii="Arial" w:hAnsi="Arial" w:cs="Arial"/>
-          <w:sz w:val="26"/>
-          <w:szCs w:val="26"/>
-          <w:rtl/>
-        </w:rPr>
         <w:t xml:space="preserve">لا توجد ترتيبات رسمية أو غير رسمية لرصيد التعويض مع أي من حساباتنا النقدية والاستثمارية. باستثناء ما تم الكشف عنه في الملاحظات على </w:t>
       </w:r>
       <w:r>
@@ -12181,8 +11724,17 @@
           <w:rFonts w:ascii="Arial" w:hAnsi="Arial" w:cs="Arial"/>
           <w:sz w:val="26"/>
           <w:szCs w:val="26"/>
-        </w:rPr>
-        <w:t xml:space="preserve">{#isProprietary} </w:t>
+          <w:rtl/>
+        </w:rPr>
+        <w:t>(فراغ/أزلها)</w:t>
+      </w:r>
+      <w:r>
+        <w:rPr>
+          <w:rFonts w:ascii="Arial" w:hAnsi="Arial" w:cs="Arial"/>
+          <w:sz w:val="26"/>
+          <w:szCs w:val="26"/>
+        </w:rPr>
+        <w:t xml:space="preserve"> </w:t>
       </w:r>
       <w:r>
         <w:rPr>
@@ -12200,26 +11752,7 @@
           <w:szCs w:val="26"/>
           <w:rtl/>
         </w:rPr>
-        <w:t>{</w:t>
-      </w:r>
-      <w:proofErr w:type="spellStart"/>
-      <w:r>
-        <w:rPr>
-          <w:rFonts w:ascii="Arial" w:hAnsi="Arial" w:cs="Arial"/>
-          <w:sz w:val="26"/>
-          <w:szCs w:val="26"/>
-        </w:rPr>
-        <w:t>isProprietary</w:t>
-      </w:r>
-      <w:proofErr w:type="spellEnd"/>
-      <w:r>
-        <w:rPr>
-          <w:rFonts w:ascii="Arial" w:hAnsi="Arial" w:cs="Arial"/>
-          <w:sz w:val="26"/>
-          <w:szCs w:val="26"/>
-          <w:rtl/>
-        </w:rPr>
-        <w:t>/}</w:t>
+        <w:t>(فراغ/أزلها)</w:t>
       </w:r>
       <w:r>
         <w:rPr>
@@ -12565,8 +12098,17 @@
           <w:rFonts w:ascii="Arial" w:hAnsi="Arial" w:cs="Arial"/>
           <w:sz w:val="26"/>
           <w:szCs w:val="26"/>
-        </w:rPr>
-        <w:t xml:space="preserve">{#isProprietary} </w:t>
+          <w:rtl/>
+        </w:rPr>
+        <w:t>(فراغ/أزلها)</w:t>
+      </w:r>
+      <w:r>
+        <w:rPr>
+          <w:rFonts w:ascii="Arial" w:hAnsi="Arial" w:cs="Arial"/>
+          <w:sz w:val="26"/>
+          <w:szCs w:val="26"/>
+        </w:rPr>
+        <w:t xml:space="preserve"> </w:t>
       </w:r>
       <w:r>
         <w:rPr>
@@ -12584,26 +12126,7 @@
           <w:szCs w:val="26"/>
           <w:rtl/>
         </w:rPr>
-        <w:t>{</w:t>
-      </w:r>
-      <w:proofErr w:type="spellStart"/>
-      <w:r>
-        <w:rPr>
-          <w:rFonts w:ascii="Arial" w:hAnsi="Arial" w:cs="Arial"/>
-          <w:sz w:val="26"/>
-          <w:szCs w:val="26"/>
-        </w:rPr>
-        <w:t>isProprietary</w:t>
-      </w:r>
-      <w:proofErr w:type="spellEnd"/>
-      <w:r>
-        <w:rPr>
-          <w:rFonts w:ascii="Arial" w:hAnsi="Arial" w:cs="Arial"/>
-          <w:sz w:val="26"/>
-          <w:szCs w:val="26"/>
-          <w:rtl/>
-        </w:rPr>
-        <w:t>/}</w:t>
+        <w:t>(فراغ/أزلها)</w:t>
       </w:r>
       <w:r>
         <w:rPr>

--- a/representation_letter.docx
+++ b/representation_letter.docx
@@ -425,15 +425,6 @@
           <w:rFonts w:ascii="Arial" w:hAnsi="Arial" w:cs="Arial"/>
           <w:sz w:val="26"/>
           <w:szCs w:val="26"/>
-          <w:rtl/>
-        </w:rPr>
-        <w:t>(فراغ/أزلها)</w:t>
-      </w:r>
-      <w:r>
-        <w:rPr>
-          <w:rFonts w:ascii="Arial" w:hAnsi="Arial" w:cs="Arial"/>
-          <w:sz w:val="26"/>
-          <w:szCs w:val="26"/>
         </w:rPr>
         <w:t xml:space="preserve"> </w:t>
       </w:r>
@@ -448,15 +439,6 @@
       </w:r>
       <w:r>
         <w:rPr>
-          <w:rFonts w:ascii="Arial" w:hAnsi="Arial" w:cs="Arial"/>
-          <w:sz w:val="26"/>
-          <w:szCs w:val="26"/>
-          <w:rtl/>
-        </w:rPr>
-        <w:t>(فراغ/أزلها)</w:t>
-      </w:r>
-      <w:r>
-        <w:rPr>
           <w:rFonts w:ascii="Arial" w:hAnsi="Arial" w:cs="Arial" w:hint="cs"/>
           <w:sz w:val="26"/>
           <w:szCs w:val="26"/>
@@ -750,44 +732,46 @@
           <w:rFonts w:ascii="Arial" w:hAnsi="Arial" w:cs="Arial"/>
           <w:sz w:val="26"/>
           <w:szCs w:val="26"/>
-          <w:rtl/>
-        </w:rPr>
-        <w:t>(فراغ/أزلها)</w:t>
-      </w:r>
-      <w:r>
-        <w:rPr>
-          <w:rFonts w:ascii="Arial" w:hAnsi="Arial" w:cs="Arial"/>
-          <w:sz w:val="26"/>
-          <w:szCs w:val="26"/>
-        </w:rPr>
-        <w:t xml:space="preserve"> </w:t>
-      </w:r>
-      <w:r>
-        <w:rPr>
-          <w:rFonts w:ascii="Arial" w:hAnsi="Arial" w:cs="Arial"/>
-          <w:sz w:val="26"/>
-          <w:szCs w:val="26"/>
-          <w:rtl/>
-        </w:rPr>
-        <w:t>ذات الغرض الخاص</w:t>
-      </w:r>
-      <w:r>
-        <w:rPr>
-          <w:rFonts w:ascii="Arial" w:hAnsi="Arial" w:cs="Arial"/>
-          <w:sz w:val="26"/>
-          <w:szCs w:val="26"/>
-          <w:rtl/>
-        </w:rPr>
-        <w:t>(فراغ/أزلها)</w:t>
-      </w:r>
-      <w:r>
-        <w:rPr>
-          <w:rFonts w:ascii="Arial" w:hAnsi="Arial" w:cs="Arial" w:hint="cs"/>
-          <w:sz w:val="26"/>
-          <w:szCs w:val="26"/>
-          <w:rtl/>
-        </w:rPr>
-        <w:t xml:space="preserve">تظهر بصورة عادلة من </w:t>
+        </w:rPr>
+        <w:t xml:space="preserve"> </w:t>
+      </w:r>
+      <w:r>
+        <w:rPr>
+          <w:rFonts w:ascii="Arial" w:hAnsi="Arial" w:cs="Arial"/>
+          <w:sz w:val="26"/>
+          <w:szCs w:val="26"/>
+          <w:rtl/>
+        </w:rPr>
+        <w:t xml:space="preserve">ذات الغرض </w:t>
+      </w:r>
+      <w:proofErr w:type="spellStart"/>
+      <w:r>
+        <w:rPr>
+          <w:rFonts w:ascii="Arial" w:hAnsi="Arial" w:cs="Arial"/>
+          <w:sz w:val="26"/>
+          <w:szCs w:val="26"/>
+          <w:rtl/>
+        </w:rPr>
+        <w:t>الخاص</w:t>
+      </w:r>
+      <w:r>
+        <w:rPr>
+          <w:rFonts w:ascii="Arial" w:hAnsi="Arial" w:cs="Arial" w:hint="cs"/>
+          <w:sz w:val="26"/>
+          <w:szCs w:val="26"/>
+          <w:rtl/>
+        </w:rPr>
+        <w:t>تظهر</w:t>
+      </w:r>
+      <w:proofErr w:type="spellEnd"/>
+      <w:r>
+        <w:rPr>
+          <w:rFonts w:ascii="Arial" w:hAnsi="Arial" w:cs="Arial" w:hint="cs"/>
+          <w:sz w:val="26"/>
+          <w:szCs w:val="26"/>
+          <w:rtl/>
+        </w:rPr>
+        <w:t xml:space="preserve"> بصورة عادلة من </w:t>
       </w:r>
       <w:r>
         <w:rPr>
@@ -1173,9 +1157,8 @@
           <w:bCs/>
           <w:sz w:val="26"/>
           <w:szCs w:val="26"/>
-          <w:rtl/>
-        </w:rPr>
-        <w:t>(فراغ/أزلها)</w:t>
+        </w:rPr>
+        <w:t xml:space="preserve"> </w:t>
       </w:r>
       <w:r>
         <w:rPr>
@@ -1184,9 +1167,11 @@
           <w:bCs/>
           <w:sz w:val="26"/>
           <w:szCs w:val="26"/>
-        </w:rPr>
-        <w:t xml:space="preserve"> </w:t>
-      </w:r>
+          <w:rtl/>
+        </w:rPr>
+        <w:t xml:space="preserve">ذات الغرض </w:t>
+      </w:r>
+      <w:proofErr w:type="spellStart"/>
       <w:r>
         <w:rPr>
           <w:rFonts w:ascii="Arial" w:hAnsi="Arial" w:cs="Arial"/>
@@ -1196,7 +1181,7 @@
           <w:szCs w:val="26"/>
           <w:rtl/>
         </w:rPr>
-        <w:t>ذات الغرض الخاص</w:t>
+        <w:t>الخاص</w:t>
       </w:r>
       <w:r>
         <w:rPr>
@@ -1207,8 +1192,9 @@
           <w:szCs w:val="26"/>
           <w:rtl/>
         </w:rPr>
-        <w:t>(فراغ/أزلها)</w:t>
-      </w:r>
+        <w:t>والسجلات</w:t>
+      </w:r>
+      <w:proofErr w:type="spellEnd"/>
       <w:r>
         <w:rPr>
           <w:rFonts w:ascii="Arial" w:hAnsi="Arial" w:cs="Arial"/>
@@ -1218,7 +1204,7 @@
           <w:szCs w:val="26"/>
           <w:rtl/>
         </w:rPr>
-        <w:t>والسجلات المالية</w:t>
+        <w:t xml:space="preserve"> المالية</w:t>
       </w:r>
     </w:p>
     <w:p>
@@ -1373,9 +1359,186 @@
           <w:rFonts w:ascii="Arial" w:hAnsi="Arial" w:cs="Arial"/>
           <w:sz w:val="26"/>
           <w:szCs w:val="26"/>
-          <w:rtl/>
-        </w:rPr>
-        <w:t>(فراغ/أزلها)</w:t>
+        </w:rPr>
+        <w:t xml:space="preserve"> </w:t>
+      </w:r>
+      <w:r>
+        <w:rPr>
+          <w:rFonts w:ascii="Arial" w:hAnsi="Arial" w:cs="Arial"/>
+          <w:sz w:val="26"/>
+          <w:szCs w:val="26"/>
+          <w:rtl/>
+        </w:rPr>
+        <w:t xml:space="preserve">ذات الغرض </w:t>
+      </w:r>
+      <w:proofErr w:type="spellStart"/>
+      <w:r>
+        <w:rPr>
+          <w:rFonts w:ascii="Arial" w:hAnsi="Arial" w:cs="Arial"/>
+          <w:sz w:val="26"/>
+          <w:szCs w:val="26"/>
+          <w:rtl/>
+        </w:rPr>
+        <w:t>الخاص</w:t>
+      </w:r>
+      <w:r>
+        <w:rPr>
+          <w:rFonts w:ascii="Arial" w:hAnsi="Arial" w:cs="Arial" w:hint="cs"/>
+          <w:sz w:val="26"/>
+          <w:szCs w:val="26"/>
+          <w:rtl/>
+        </w:rPr>
+        <w:t>وفقاً</w:t>
+      </w:r>
+      <w:proofErr w:type="spellEnd"/>
+      <w:r>
+        <w:rPr>
+          <w:rFonts w:ascii="Arial" w:hAnsi="Arial" w:cs="Arial" w:hint="cs"/>
+          <w:sz w:val="26"/>
+          <w:szCs w:val="26"/>
+          <w:rtl/>
+        </w:rPr>
+        <w:t xml:space="preserve"> للمعيار الدولي للتقرير المالي للمنشآت صغ</w:t>
+      </w:r>
+      <w:r>
+        <w:rPr>
+          <w:rFonts w:ascii="Arial" w:hAnsi="Arial" w:cs="Arial" w:hint="cs"/>
+          <w:sz w:val="26"/>
+          <w:szCs w:val="26"/>
+          <w:rtl/>
+        </w:rPr>
+        <w:t>ي</w:t>
+      </w:r>
+      <w:r>
+        <w:rPr>
+          <w:rFonts w:ascii="Arial" w:hAnsi="Arial" w:cs="Arial" w:hint="cs"/>
+          <w:sz w:val="26"/>
+          <w:szCs w:val="26"/>
+          <w:rtl/>
+        </w:rPr>
+        <w:t>رة ومتوسطة الحجم المعتمد في المملكة العربية السعودية والمعايير والاصدارات الاخرى المعتمدة من الهيئة السعودية للمراجعين والمحاسبين</w:t>
+      </w:r>
+      <w:r>
+        <w:rPr>
+          <w:rFonts w:ascii="Arial" w:hAnsi="Arial" w:cs="Arial" w:hint="cs"/>
+          <w:sz w:val="26"/>
+          <w:szCs w:val="26"/>
+          <w:rtl/>
+        </w:rPr>
+        <w:t xml:space="preserve">، </w:t>
+      </w:r>
+      <w:r>
+        <w:rPr>
+          <w:rFonts w:ascii="Arial" w:hAnsi="Arial" w:cs="Arial"/>
+          <w:sz w:val="26"/>
+          <w:szCs w:val="26"/>
+          <w:rtl/>
+        </w:rPr>
+        <w:t>ووفقاً للأنظمة والتعليمات ذات العلاقة السارية في المملكة العربية السعودية</w:t>
+      </w:r>
+      <w:r>
+        <w:rPr>
+          <w:rFonts w:ascii="Arial" w:hAnsi="Arial" w:cs="Arial" w:hint="cs"/>
+          <w:sz w:val="26"/>
+          <w:szCs w:val="26"/>
+          <w:rtl/>
+        </w:rPr>
+        <w:t>.</w:t>
+      </w:r>
+    </w:p>
+    <w:p>
+      <w:pPr>
+        <w:spacing w:line="300" w:lineRule="exact"/>
+        <w:ind w:left="90" w:hanging="360"/>
+        <w:jc w:val="both"/>
+        <w:rPr>
+          <w:rFonts w:ascii="Arial" w:hAnsi="Arial" w:cs="Arial"/>
+          <w:sz w:val="26"/>
+          <w:szCs w:val="26"/>
+        </w:rPr>
+      </w:pPr>
+    </w:p>
+    <w:p>
+      <w:pPr>
+        <w:spacing w:line="300" w:lineRule="exact"/>
+        <w:ind w:left="90" w:hanging="360"/>
+        <w:jc w:val="both"/>
+        <w:rPr>
+          <w:rFonts w:ascii="Arial" w:hAnsi="Arial" w:cs="Arial"/>
+          <w:sz w:val="26"/>
+          <w:szCs w:val="26"/>
+        </w:rPr>
+      </w:pPr>
+      <w:r>
+        <w:rPr>
+          <w:rFonts w:ascii="Arial" w:hAnsi="Arial" w:cs="Arial" w:hint="cs"/>
+          <w:sz w:val="26"/>
+          <w:szCs w:val="26"/>
+          <w:rtl/>
+        </w:rPr>
+        <w:t xml:space="preserve">2. </w:t>
+      </w:r>
+      <w:r>
+        <w:rPr>
+          <w:rFonts w:ascii="Arial" w:hAnsi="Arial" w:cs="Arial"/>
+          <w:sz w:val="26"/>
+          <w:szCs w:val="26"/>
+          <w:rtl/>
+        </w:rPr>
+        <w:t xml:space="preserve">أننا نؤكد </w:t>
+      </w:r>
+      <w:r>
+        <w:rPr>
+          <w:rFonts w:ascii="Arial" w:hAnsi="Arial" w:cs="Arial" w:hint="cs"/>
+          <w:sz w:val="26"/>
+          <w:szCs w:val="26"/>
+          <w:rtl/>
+        </w:rPr>
+        <w:t xml:space="preserve">كإدارة </w:t>
+      </w:r>
+      <w:r>
+        <w:rPr>
+          <w:rFonts w:ascii="Arial" w:hAnsi="Arial" w:cs="Arial"/>
+          <w:sz w:val="26"/>
+          <w:szCs w:val="26"/>
+        </w:rPr>
+        <w:t>{</w:t>
+      </w:r>
+      <w:proofErr w:type="spellStart"/>
+      <w:r>
+        <w:rPr>
+          <w:rFonts w:ascii="Arial" w:hAnsi="Arial" w:cs="Arial"/>
+          <w:sz w:val="26"/>
+          <w:szCs w:val="26"/>
+        </w:rPr>
+        <w:t>entityFor</w:t>
+      </w:r>
+      <w:proofErr w:type="spellEnd"/>
+      <w:r>
+        <w:rPr>
+          <w:rFonts w:ascii="Arial" w:hAnsi="Arial" w:cs="Arial"/>
+          <w:sz w:val="26"/>
+          <w:szCs w:val="26"/>
+        </w:rPr>
+        <w:t>}</w:t>
+      </w:r>
+      <w:r>
+        <w:rPr>
+          <w:rFonts w:ascii="Arial" w:hAnsi="Arial" w:cs="Arial"/>
+          <w:sz w:val="26"/>
+          <w:szCs w:val="26"/>
+          <w:rtl/>
+        </w:rPr>
+        <w:t xml:space="preserve"> مسئوليتنا عن العرض العادل للقوائم المالية</w:t>
+      </w:r>
+      <w:r>
+        <w:rPr>
+          <w:rFonts w:ascii="Arial" w:hAnsi="Arial" w:cs="Arial" w:hint="cs"/>
+          <w:sz w:val="26"/>
+          <w:szCs w:val="26"/>
+          <w:rtl/>
+        </w:rPr>
+        <w:t xml:space="preserve"> </w:t>
       </w:r>
       <w:r>
         <w:rPr>
@@ -1396,12 +1559,12 @@
       </w:r>
       <w:r>
         <w:rPr>
-          <w:rFonts w:ascii="Arial" w:hAnsi="Arial" w:cs="Arial"/>
-          <w:sz w:val="26"/>
-          <w:szCs w:val="26"/>
-          <w:rtl/>
-        </w:rPr>
-        <w:t>(فراغ/أزلها)</w:t>
+          <w:rFonts w:ascii="Arial" w:hAnsi="Arial" w:cs="Arial" w:hint="cs"/>
+          <w:sz w:val="26"/>
+          <w:szCs w:val="26"/>
+          <w:rtl/>
+        </w:rPr>
+        <w:t xml:space="preserve"> </w:t>
       </w:r>
       <w:r>
         <w:rPr>
@@ -1428,35 +1591,258 @@
           <w:szCs w:val="26"/>
           <w:rtl/>
         </w:rPr>
-        <w:t>رة ومتوسطة الحجم المعتمد في المملكة العربية السعودية والمعايير والاصدارات الاخرى المعتمدة من الهيئة السعودية للمراجعين والمحاسبين</w:t>
-      </w:r>
-      <w:r>
-        <w:rPr>
-          <w:rFonts w:ascii="Arial" w:hAnsi="Arial" w:cs="Arial" w:hint="cs"/>
-          <w:sz w:val="26"/>
-          <w:szCs w:val="26"/>
-          <w:rtl/>
-        </w:rPr>
-        <w:t xml:space="preserve">، </w:t>
-      </w:r>
-      <w:r>
-        <w:rPr>
-          <w:rFonts w:ascii="Arial" w:hAnsi="Arial" w:cs="Arial"/>
-          <w:sz w:val="26"/>
-          <w:szCs w:val="26"/>
-          <w:rtl/>
-        </w:rPr>
-        <w:t>ووفقاً للأنظمة والتعليمات ذات العلاقة السارية في المملكة العربية السعودية</w:t>
-      </w:r>
-      <w:r>
-        <w:rPr>
-          <w:rFonts w:ascii="Arial" w:hAnsi="Arial" w:cs="Arial" w:hint="cs"/>
-          <w:sz w:val="26"/>
-          <w:szCs w:val="26"/>
-          <w:rtl/>
-        </w:rPr>
-        <w:t>.</w:t>
-      </w:r>
+        <w:t>رة ومتوسطة الحجم المعتمد في المملكة العربية السعودية والمعايير والاصدارات الاخرى المعتمدة من الهيئة السعودية للمراجعين والمحاسبين.</w:t>
+      </w:r>
+      <w:r>
+        <w:rPr>
+          <w:rFonts w:ascii="Arial" w:hAnsi="Arial" w:cs="Arial"/>
+          <w:sz w:val="26"/>
+          <w:szCs w:val="26"/>
+        </w:rPr>
+        <w:t xml:space="preserve"> </w:t>
+      </w:r>
+      <w:r>
+        <w:rPr>
+          <w:rFonts w:ascii="Arial" w:hAnsi="Arial" w:cs="Arial" w:hint="cs"/>
+          <w:sz w:val="26"/>
+          <w:szCs w:val="26"/>
+          <w:rtl/>
+        </w:rPr>
+        <w:t xml:space="preserve"> </w:t>
+      </w:r>
+      <w:r>
+        <w:rPr>
+          <w:rFonts w:ascii="Arial" w:hAnsi="Arial" w:cs="Arial"/>
+          <w:sz w:val="26"/>
+          <w:szCs w:val="26"/>
+          <w:rtl/>
+        </w:rPr>
+        <w:t>نعتقد بأن القوائم المالية</w:t>
+      </w:r>
+      <w:r>
+        <w:rPr>
+          <w:rFonts w:ascii="Arial" w:hAnsi="Arial" w:cs="Arial" w:hint="cs"/>
+          <w:sz w:val="26"/>
+          <w:szCs w:val="26"/>
+          <w:rtl/>
+        </w:rPr>
+        <w:t xml:space="preserve"> </w:t>
+      </w:r>
+      <w:r>
+        <w:rPr>
+          <w:rFonts w:ascii="Arial" w:hAnsi="Arial" w:cs="Arial"/>
+          <w:sz w:val="26"/>
+          <w:szCs w:val="26"/>
+        </w:rPr>
+        <w:t xml:space="preserve"> </w:t>
+      </w:r>
+      <w:r>
+        <w:rPr>
+          <w:rFonts w:ascii="Arial" w:hAnsi="Arial" w:cs="Arial"/>
+          <w:sz w:val="26"/>
+          <w:szCs w:val="26"/>
+          <w:rtl/>
+        </w:rPr>
+        <w:t>ذات الغرض الخاص</w:t>
+      </w:r>
+      <w:r>
+        <w:rPr>
+          <w:rFonts w:ascii="Arial" w:hAnsi="Arial" w:cs="Arial" w:hint="cs"/>
+          <w:sz w:val="26"/>
+          <w:szCs w:val="26"/>
+          <w:rtl/>
+        </w:rPr>
+        <w:t xml:space="preserve"> </w:t>
+      </w:r>
+      <w:r>
+        <w:rPr>
+          <w:rFonts w:ascii="Arial" w:hAnsi="Arial" w:cs="Arial"/>
+          <w:sz w:val="26"/>
+          <w:szCs w:val="26"/>
+          <w:rtl/>
+        </w:rPr>
+        <w:t>المشار إليها أعلاه تظهر بعدل، من كافة النواحي الجوهرية، المركز المالي</w:t>
+      </w:r>
+      <w:r>
+        <w:rPr>
+          <w:rFonts w:ascii="Arial" w:hAnsi="Arial" w:cs="Arial" w:hint="cs"/>
+          <w:sz w:val="26"/>
+          <w:szCs w:val="26"/>
+          <w:rtl/>
+        </w:rPr>
+        <w:t xml:space="preserve"> </w:t>
+      </w:r>
+      <w:r>
+        <w:rPr>
+          <w:rFonts w:ascii="Arial" w:hAnsi="Arial" w:cs="Arial"/>
+          <w:sz w:val="26"/>
+          <w:szCs w:val="26"/>
+        </w:rPr>
+        <w:t>{</w:t>
+      </w:r>
+      <w:proofErr w:type="spellStart"/>
+      <w:r>
+        <w:rPr>
+          <w:rFonts w:ascii="Arial" w:hAnsi="Arial" w:cs="Arial"/>
+          <w:sz w:val="26"/>
+          <w:szCs w:val="26"/>
+        </w:rPr>
+        <w:t>entityForThe</w:t>
+      </w:r>
+      <w:proofErr w:type="spellEnd"/>
+      <w:r>
+        <w:rPr>
+          <w:rFonts w:ascii="Arial" w:hAnsi="Arial" w:cs="Arial"/>
+          <w:sz w:val="26"/>
+          <w:szCs w:val="26"/>
+        </w:rPr>
+        <w:t>}</w:t>
+      </w:r>
+      <w:r>
+        <w:rPr>
+          <w:rFonts w:ascii="Arial" w:hAnsi="Arial" w:cs="Arial"/>
+          <w:sz w:val="26"/>
+          <w:szCs w:val="26"/>
+          <w:rtl/>
+        </w:rPr>
+        <w:t>وأدائها المالي</w:t>
+      </w:r>
+      <w:r>
+        <w:rPr>
+          <w:rFonts w:ascii="Arial" w:hAnsi="Arial" w:cs="Arial" w:hint="cs"/>
+          <w:sz w:val="26"/>
+          <w:szCs w:val="26"/>
+          <w:rtl/>
+        </w:rPr>
+        <w:t xml:space="preserve"> </w:t>
+      </w:r>
+      <w:r>
+        <w:rPr>
+          <w:rFonts w:ascii="Arial" w:hAnsi="Arial" w:cs="Arial"/>
+          <w:sz w:val="26"/>
+          <w:szCs w:val="26"/>
+          <w:rtl/>
+        </w:rPr>
+        <w:t>وتدفقاتها النقدية</w:t>
+      </w:r>
+      <w:r>
+        <w:rPr>
+          <w:rFonts w:ascii="Arial" w:hAnsi="Arial" w:cs="Arial" w:hint="cs"/>
+          <w:sz w:val="26"/>
+          <w:szCs w:val="26"/>
+          <w:rtl/>
+        </w:rPr>
+        <w:t xml:space="preserve"> </w:t>
+      </w:r>
+      <w:r>
+        <w:rPr>
+          <w:rFonts w:ascii="Arial" w:hAnsi="Arial" w:cs="Arial" w:hint="cs"/>
+          <w:sz w:val="26"/>
+          <w:szCs w:val="26"/>
+          <w:rtl/>
+        </w:rPr>
+        <w:t>وفقاً للمعيار الدولي للتقرير المالي للمنشآت صغ</w:t>
+      </w:r>
+      <w:r>
+        <w:rPr>
+          <w:rFonts w:ascii="Arial" w:hAnsi="Arial" w:cs="Arial" w:hint="cs"/>
+          <w:sz w:val="26"/>
+          <w:szCs w:val="26"/>
+          <w:rtl/>
+        </w:rPr>
+        <w:t>ي</w:t>
+      </w:r>
+      <w:r>
+        <w:rPr>
+          <w:rFonts w:ascii="Arial" w:hAnsi="Arial" w:cs="Arial" w:hint="cs"/>
+          <w:sz w:val="26"/>
+          <w:szCs w:val="26"/>
+          <w:rtl/>
+        </w:rPr>
+        <w:t>رة ومتوسطة الحجم المعتمد في المملكة العربية السعودية والمعايير والاصدارات الاخرى المعتمدة من الهيئة السعودية للمراجعين والمحاسبين.</w:t>
+      </w:r>
+      <w:r>
+        <w:rPr>
+          <w:rFonts w:ascii="Arial" w:hAnsi="Arial" w:cs="Arial"/>
+          <w:sz w:val="26"/>
+          <w:szCs w:val="26"/>
+        </w:rPr>
+        <w:t xml:space="preserve"> </w:t>
+      </w:r>
+      <w:r>
+        <w:rPr>
+          <w:rFonts w:ascii="Arial" w:hAnsi="Arial" w:cs="Arial" w:hint="cs"/>
+          <w:sz w:val="26"/>
+          <w:szCs w:val="26"/>
+          <w:rtl/>
+        </w:rPr>
+        <w:t xml:space="preserve"> </w:t>
+      </w:r>
+      <w:r>
+        <w:rPr>
+          <w:rFonts w:ascii="Arial" w:hAnsi="Arial" w:cs="Arial"/>
+          <w:sz w:val="26"/>
+          <w:szCs w:val="26"/>
+          <w:rtl/>
+        </w:rPr>
+        <w:t xml:space="preserve">وأنها خالية من أية أخطاء جوهرية بما في ذلك حالات السهو. كما أننا </w:t>
+      </w:r>
+      <w:r>
+        <w:rPr>
+          <w:rFonts w:ascii="Arial" w:hAnsi="Arial" w:cs="Arial" w:hint="cs"/>
+          <w:sz w:val="26"/>
+          <w:szCs w:val="26"/>
+          <w:rtl/>
+        </w:rPr>
+        <w:t>نؤكد موافقتنا على</w:t>
+      </w:r>
+      <w:r>
+        <w:rPr>
+          <w:rFonts w:ascii="Arial" w:hAnsi="Arial" w:cs="Arial"/>
+          <w:sz w:val="26"/>
+          <w:szCs w:val="26"/>
+          <w:rtl/>
+        </w:rPr>
+        <w:t xml:space="preserve"> القوائم المالية</w:t>
+      </w:r>
+      <w:r>
+        <w:rPr>
+          <w:rFonts w:ascii="Arial" w:hAnsi="Arial" w:cs="Arial" w:hint="cs"/>
+          <w:sz w:val="26"/>
+          <w:szCs w:val="26"/>
+          <w:rtl/>
+        </w:rPr>
+        <w:t xml:space="preserve"> </w:t>
+      </w:r>
+      <w:r>
+        <w:rPr>
+          <w:rFonts w:ascii="Arial" w:hAnsi="Arial" w:cs="Arial"/>
+          <w:sz w:val="26"/>
+          <w:szCs w:val="26"/>
+        </w:rPr>
+        <w:t xml:space="preserve"> </w:t>
+      </w:r>
+      <w:r>
+        <w:rPr>
+          <w:rFonts w:ascii="Arial" w:hAnsi="Arial" w:cs="Arial"/>
+          <w:sz w:val="26"/>
+          <w:szCs w:val="26"/>
+          <w:rtl/>
+        </w:rPr>
+        <w:t>ذات الغرض الخاص</w:t>
+      </w:r>
+    </w:p>
+    <w:p>
+      <w:pPr>
+        <w:spacing w:line="300" w:lineRule="exact"/>
+        <w:ind w:left="720"/>
+        <w:jc w:val="both"/>
+        <w:rPr>
+          <w:rFonts w:ascii="Arial" w:hAnsi="Arial" w:cs="Arial"/>
+          <w:sz w:val="26"/>
+          <w:szCs w:val="26"/>
+        </w:rPr>
+      </w:pPr>
     </w:p>
     <w:p>
       <w:pPr>
@@ -1467,99 +1853,53 @@
           <w:rFonts w:ascii="Arial" w:hAnsi="Arial" w:cs="Arial"/>
           <w:sz w:val="26"/>
           <w:szCs w:val="26"/>
-        </w:rPr>
-      </w:pPr>
-    </w:p>
-    <w:p>
-      <w:pPr>
-        <w:spacing w:line="300" w:lineRule="exact"/>
-        <w:ind w:left="90" w:hanging="360"/>
-        <w:jc w:val="both"/>
-        <w:rPr>
-          <w:rFonts w:ascii="Arial" w:hAnsi="Arial" w:cs="Arial"/>
-          <w:sz w:val="26"/>
-          <w:szCs w:val="26"/>
-        </w:rPr>
-      </w:pPr>
-      <w:r>
-        <w:rPr>
-          <w:rFonts w:ascii="Arial" w:hAnsi="Arial" w:cs="Arial" w:hint="cs"/>
-          <w:sz w:val="26"/>
-          <w:szCs w:val="26"/>
-          <w:rtl/>
-        </w:rPr>
-        <w:t xml:space="preserve">2. </w:t>
-      </w:r>
-      <w:r>
-        <w:rPr>
-          <w:rFonts w:ascii="Arial" w:hAnsi="Arial" w:cs="Arial"/>
-          <w:sz w:val="26"/>
-          <w:szCs w:val="26"/>
-          <w:rtl/>
-        </w:rPr>
-        <w:t xml:space="preserve">أننا نؤكد </w:t>
-      </w:r>
-      <w:r>
-        <w:rPr>
-          <w:rFonts w:ascii="Arial" w:hAnsi="Arial" w:cs="Arial" w:hint="cs"/>
-          <w:sz w:val="26"/>
-          <w:szCs w:val="26"/>
-          <w:rtl/>
-        </w:rPr>
-        <w:t xml:space="preserve">كإدارة </w:t>
-      </w:r>
-      <w:r>
-        <w:rPr>
-          <w:rFonts w:ascii="Arial" w:hAnsi="Arial" w:cs="Arial"/>
-          <w:sz w:val="26"/>
-          <w:szCs w:val="26"/>
-        </w:rPr>
-        <w:t>{</w:t>
-      </w:r>
-      <w:proofErr w:type="spellStart"/>
-      <w:r>
-        <w:rPr>
-          <w:rFonts w:ascii="Arial" w:hAnsi="Arial" w:cs="Arial"/>
-          <w:sz w:val="26"/>
-          <w:szCs w:val="26"/>
-        </w:rPr>
-        <w:t>entityFor</w:t>
-      </w:r>
-      <w:proofErr w:type="spellEnd"/>
-      <w:r>
-        <w:rPr>
-          <w:rFonts w:ascii="Arial" w:hAnsi="Arial" w:cs="Arial"/>
-          <w:sz w:val="26"/>
-          <w:szCs w:val="26"/>
-        </w:rPr>
-        <w:t>}</w:t>
-      </w:r>
-      <w:r>
-        <w:rPr>
-          <w:rFonts w:ascii="Arial" w:hAnsi="Arial" w:cs="Arial"/>
-          <w:sz w:val="26"/>
-          <w:szCs w:val="26"/>
-          <w:rtl/>
-        </w:rPr>
-        <w:t xml:space="preserve"> مسئوليتنا عن العرض العادل للقوائم المالية</w:t>
-      </w:r>
-      <w:r>
-        <w:rPr>
-          <w:rFonts w:ascii="Arial" w:hAnsi="Arial" w:cs="Arial" w:hint="cs"/>
-          <w:sz w:val="26"/>
-          <w:szCs w:val="26"/>
-          <w:rtl/>
-        </w:rPr>
-        <w:t xml:space="preserve"> </w:t>
-      </w:r>
-      <w:r>
-        <w:rPr>
-          <w:rFonts w:ascii="Arial" w:hAnsi="Arial" w:cs="Arial"/>
-          <w:sz w:val="26"/>
-          <w:szCs w:val="26"/>
-          <w:rtl/>
-        </w:rPr>
-        <w:t>(فراغ/أزلها)</w:t>
+          <w:rtl/>
+        </w:rPr>
+      </w:pPr>
+      <w:r>
+        <w:rPr>
+          <w:rFonts w:ascii="Arial" w:hAnsi="Arial" w:cs="Arial" w:hint="cs"/>
+          <w:sz w:val="26"/>
+          <w:szCs w:val="26"/>
+          <w:rtl/>
+        </w:rPr>
+        <w:t xml:space="preserve">3. </w:t>
+      </w:r>
+      <w:r>
+        <w:rPr>
+          <w:rFonts w:ascii="Arial" w:hAnsi="Arial" w:cs="Arial"/>
+          <w:sz w:val="26"/>
+          <w:szCs w:val="26"/>
+          <w:rtl/>
+        </w:rPr>
+        <w:t xml:space="preserve">تم </w:t>
+      </w:r>
+      <w:r>
+        <w:rPr>
+          <w:rFonts w:ascii="Arial" w:hAnsi="Arial" w:cs="Arial" w:hint="cs"/>
+          <w:sz w:val="26"/>
+          <w:szCs w:val="26"/>
+          <w:rtl/>
+        </w:rPr>
+        <w:t>توضيح</w:t>
+      </w:r>
+      <w:r>
+        <w:rPr>
+          <w:rFonts w:ascii="Arial" w:hAnsi="Arial" w:cs="Arial"/>
+          <w:sz w:val="26"/>
+          <w:szCs w:val="26"/>
+          <w:rtl/>
+        </w:rPr>
+        <w:t xml:space="preserve"> السياسات المحاسبية الهامة المتبعة في القوائم المالية</w:t>
+      </w:r>
+      <w:r>
+        <w:rPr>
+          <w:rFonts w:ascii="Arial" w:hAnsi="Arial" w:cs="Arial" w:hint="cs"/>
+          <w:sz w:val="26"/>
+          <w:szCs w:val="26"/>
+          <w:rtl/>
+        </w:rPr>
+        <w:t xml:space="preserve"> </w:t>
       </w:r>
       <w:r>
         <w:rPr>
@@ -1580,92 +1920,84 @@
       </w:r>
       <w:r>
         <w:rPr>
-          <w:rFonts w:ascii="Arial" w:hAnsi="Arial" w:cs="Arial"/>
-          <w:sz w:val="26"/>
-          <w:szCs w:val="26"/>
-          <w:rtl/>
-        </w:rPr>
-        <w:t>(فراغ/أزلها)</w:t>
-      </w:r>
-      <w:r>
-        <w:rPr>
-          <w:rFonts w:ascii="Arial" w:hAnsi="Arial" w:cs="Arial" w:hint="cs"/>
-          <w:sz w:val="26"/>
-          <w:szCs w:val="26"/>
-          <w:rtl/>
-        </w:rPr>
-        <w:t xml:space="preserve"> </w:t>
-      </w:r>
-      <w:r>
-        <w:rPr>
-          <w:rFonts w:ascii="Arial" w:hAnsi="Arial" w:cs="Arial" w:hint="cs"/>
-          <w:sz w:val="26"/>
-          <w:szCs w:val="26"/>
-          <w:rtl/>
-        </w:rPr>
-        <w:t>وفقاً للمعيار الدولي للتقرير المالي للمنشآت صغ</w:t>
-      </w:r>
-      <w:r>
-        <w:rPr>
-          <w:rFonts w:ascii="Arial" w:hAnsi="Arial" w:cs="Arial" w:hint="cs"/>
-          <w:sz w:val="26"/>
-          <w:szCs w:val="26"/>
-          <w:rtl/>
-        </w:rPr>
-        <w:t>ي</w:t>
-      </w:r>
-      <w:r>
-        <w:rPr>
-          <w:rFonts w:ascii="Arial" w:hAnsi="Arial" w:cs="Arial" w:hint="cs"/>
-          <w:sz w:val="26"/>
-          <w:szCs w:val="26"/>
-          <w:rtl/>
-        </w:rPr>
-        <w:t>رة ومتوسطة الحجم المعتمد في المملكة العربية السعودية والمعايير والاصدارات الاخرى المعتمدة من الهيئة السعودية للمراجعين والمحاسبين.</w:t>
-      </w:r>
-      <w:r>
-        <w:rPr>
-          <w:rFonts w:ascii="Arial" w:hAnsi="Arial" w:cs="Arial"/>
-          <w:sz w:val="26"/>
-          <w:szCs w:val="26"/>
-        </w:rPr>
-        <w:t xml:space="preserve"> </w:t>
-      </w:r>
-      <w:r>
-        <w:rPr>
-          <w:rFonts w:ascii="Arial" w:hAnsi="Arial" w:cs="Arial" w:hint="cs"/>
-          <w:sz w:val="26"/>
-          <w:szCs w:val="26"/>
-          <w:rtl/>
-        </w:rPr>
-        <w:t xml:space="preserve"> </w:t>
-      </w:r>
-      <w:r>
-        <w:rPr>
-          <w:rFonts w:ascii="Arial" w:hAnsi="Arial" w:cs="Arial"/>
-          <w:sz w:val="26"/>
-          <w:szCs w:val="26"/>
-          <w:rtl/>
-        </w:rPr>
-        <w:t>نعتقد بأن القوائم المالية</w:t>
-      </w:r>
-      <w:r>
-        <w:rPr>
-          <w:rFonts w:ascii="Arial" w:hAnsi="Arial" w:cs="Arial" w:hint="cs"/>
-          <w:sz w:val="26"/>
-          <w:szCs w:val="26"/>
-          <w:rtl/>
-        </w:rPr>
-        <w:t xml:space="preserve"> </w:t>
-      </w:r>
-      <w:r>
-        <w:rPr>
-          <w:rFonts w:ascii="Arial" w:hAnsi="Arial" w:cs="Arial"/>
-          <w:sz w:val="26"/>
-          <w:szCs w:val="26"/>
-          <w:rtl/>
-        </w:rPr>
-        <w:t>(فراغ/أزلها)</w:t>
+          <w:rFonts w:ascii="Arial" w:hAnsi="Arial" w:cs="Arial" w:hint="cs"/>
+          <w:sz w:val="26"/>
+          <w:szCs w:val="26"/>
+          <w:rtl/>
+        </w:rPr>
+        <w:t xml:space="preserve"> </w:t>
+      </w:r>
+      <w:r>
+        <w:rPr>
+          <w:rFonts w:ascii="Arial" w:hAnsi="Arial" w:cs="Arial" w:hint="cs"/>
+          <w:sz w:val="26"/>
+          <w:szCs w:val="26"/>
+          <w:rtl/>
+        </w:rPr>
+        <w:t>المعدة من قبل الإدارة</w:t>
+      </w:r>
+      <w:r>
+        <w:rPr>
+          <w:rFonts w:ascii="Arial" w:hAnsi="Arial" w:cs="Arial"/>
+          <w:sz w:val="26"/>
+          <w:szCs w:val="26"/>
+          <w:rtl/>
+        </w:rPr>
+        <w:t xml:space="preserve"> بصورة ملائمة </w:t>
+      </w:r>
+      <w:r>
+        <w:rPr>
+          <w:rFonts w:ascii="Arial" w:hAnsi="Arial" w:cs="Arial" w:hint="cs"/>
+          <w:sz w:val="26"/>
+          <w:szCs w:val="26"/>
+          <w:rtl/>
+        </w:rPr>
+        <w:t>و</w:t>
+      </w:r>
+      <w:r>
+        <w:rPr>
+          <w:rFonts w:ascii="Arial" w:hAnsi="Arial" w:cs="Arial" w:hint="cs"/>
+          <w:sz w:val="26"/>
+          <w:szCs w:val="26"/>
+          <w:rtl/>
+        </w:rPr>
+        <w:t xml:space="preserve">التي </w:t>
+      </w:r>
+      <w:r>
+        <w:rPr>
+          <w:rFonts w:ascii="Arial" w:hAnsi="Arial" w:cs="Arial" w:hint="cs"/>
+          <w:sz w:val="26"/>
+          <w:szCs w:val="26"/>
+          <w:rtl/>
+        </w:rPr>
+        <w:t>تعتبر جزءاً لا يتجزأ من</w:t>
+      </w:r>
+      <w:r>
+        <w:rPr>
+          <w:rFonts w:ascii="Arial" w:hAnsi="Arial" w:cs="Arial" w:hint="cs"/>
+          <w:sz w:val="26"/>
+          <w:szCs w:val="26"/>
+          <w:rtl/>
+        </w:rPr>
+        <w:t xml:space="preserve"> هذه</w:t>
+      </w:r>
+      <w:r>
+        <w:rPr>
+          <w:rFonts w:ascii="Arial" w:hAnsi="Arial" w:cs="Arial" w:hint="cs"/>
+          <w:sz w:val="26"/>
+          <w:szCs w:val="26"/>
+          <w:rtl/>
+        </w:rPr>
+        <w:t xml:space="preserve"> القوائم المالية</w:t>
+      </w:r>
+      <w:r>
+        <w:rPr>
+          <w:rFonts w:ascii="Arial" w:hAnsi="Arial" w:cs="Arial" w:hint="cs"/>
+          <w:sz w:val="26"/>
+          <w:szCs w:val="26"/>
+          <w:rtl/>
+        </w:rPr>
+        <w:t xml:space="preserve"> </w:t>
       </w:r>
       <w:r>
         <w:rPr>
@@ -1683,440 +2015,6 @@
           <w:rtl/>
         </w:rPr>
         <w:t>ذات الغرض الخاص</w:t>
-      </w:r>
-      <w:r>
-        <w:rPr>
-          <w:rFonts w:ascii="Arial" w:hAnsi="Arial" w:cs="Arial"/>
-          <w:sz w:val="26"/>
-          <w:szCs w:val="26"/>
-          <w:rtl/>
-        </w:rPr>
-        <w:t>(فراغ/أزلها)</w:t>
-      </w:r>
-      <w:r>
-        <w:rPr>
-          <w:rFonts w:ascii="Arial" w:hAnsi="Arial" w:cs="Arial" w:hint="cs"/>
-          <w:sz w:val="26"/>
-          <w:szCs w:val="26"/>
-          <w:rtl/>
-        </w:rPr>
-        <w:t xml:space="preserve"> </w:t>
-      </w:r>
-      <w:r>
-        <w:rPr>
-          <w:rFonts w:ascii="Arial" w:hAnsi="Arial" w:cs="Arial"/>
-          <w:sz w:val="26"/>
-          <w:szCs w:val="26"/>
-          <w:rtl/>
-        </w:rPr>
-        <w:t>المشار إليها أعلاه تظهر بعدل، من كافة النواحي الجوهرية، المركز المالي</w:t>
-      </w:r>
-      <w:r>
-        <w:rPr>
-          <w:rFonts w:ascii="Arial" w:hAnsi="Arial" w:cs="Arial" w:hint="cs"/>
-          <w:sz w:val="26"/>
-          <w:szCs w:val="26"/>
-          <w:rtl/>
-        </w:rPr>
-        <w:t xml:space="preserve"> </w:t>
-      </w:r>
-      <w:r>
-        <w:rPr>
-          <w:rFonts w:ascii="Arial" w:hAnsi="Arial" w:cs="Arial"/>
-          <w:sz w:val="26"/>
-          <w:szCs w:val="26"/>
-        </w:rPr>
-        <w:t>{</w:t>
-      </w:r>
-      <w:proofErr w:type="spellStart"/>
-      <w:r>
-        <w:rPr>
-          <w:rFonts w:ascii="Arial" w:hAnsi="Arial" w:cs="Arial"/>
-          <w:sz w:val="26"/>
-          <w:szCs w:val="26"/>
-        </w:rPr>
-        <w:t>entityForThe</w:t>
-      </w:r>
-      <w:proofErr w:type="spellEnd"/>
-      <w:r>
-        <w:rPr>
-          <w:rFonts w:ascii="Arial" w:hAnsi="Arial" w:cs="Arial"/>
-          <w:sz w:val="26"/>
-          <w:szCs w:val="26"/>
-        </w:rPr>
-        <w:t>}</w:t>
-      </w:r>
-      <w:r>
-        <w:rPr>
-          <w:rFonts w:ascii="Arial" w:hAnsi="Arial" w:cs="Arial"/>
-          <w:sz w:val="26"/>
-          <w:szCs w:val="26"/>
-          <w:rtl/>
-        </w:rPr>
-        <w:t>وأدائها المالي</w:t>
-      </w:r>
-      <w:r>
-        <w:rPr>
-          <w:rFonts w:ascii="Arial" w:hAnsi="Arial" w:cs="Arial" w:hint="cs"/>
-          <w:sz w:val="26"/>
-          <w:szCs w:val="26"/>
-          <w:rtl/>
-        </w:rPr>
-        <w:t xml:space="preserve"> </w:t>
-      </w:r>
-      <w:r>
-        <w:rPr>
-          <w:rFonts w:ascii="Arial" w:hAnsi="Arial" w:cs="Arial"/>
-          <w:sz w:val="26"/>
-          <w:szCs w:val="26"/>
-          <w:rtl/>
-        </w:rPr>
-        <w:t>وتدفقاتها النقدية</w:t>
-      </w:r>
-      <w:r>
-        <w:rPr>
-          <w:rFonts w:ascii="Arial" w:hAnsi="Arial" w:cs="Arial" w:hint="cs"/>
-          <w:sz w:val="26"/>
-          <w:szCs w:val="26"/>
-          <w:rtl/>
-        </w:rPr>
-        <w:t xml:space="preserve"> </w:t>
-      </w:r>
-      <w:r>
-        <w:rPr>
-          <w:rFonts w:ascii="Arial" w:hAnsi="Arial" w:cs="Arial" w:hint="cs"/>
-          <w:sz w:val="26"/>
-          <w:szCs w:val="26"/>
-          <w:rtl/>
-        </w:rPr>
-        <w:t>وفقاً للمعيار الدولي للتقرير المالي للمنشآت صغ</w:t>
-      </w:r>
-      <w:r>
-        <w:rPr>
-          <w:rFonts w:ascii="Arial" w:hAnsi="Arial" w:cs="Arial" w:hint="cs"/>
-          <w:sz w:val="26"/>
-          <w:szCs w:val="26"/>
-          <w:rtl/>
-        </w:rPr>
-        <w:t>ي</w:t>
-      </w:r>
-      <w:r>
-        <w:rPr>
-          <w:rFonts w:ascii="Arial" w:hAnsi="Arial" w:cs="Arial" w:hint="cs"/>
-          <w:sz w:val="26"/>
-          <w:szCs w:val="26"/>
-          <w:rtl/>
-        </w:rPr>
-        <w:t>رة ومتوسطة الحجم المعتمد في المملكة العربية السعودية والمعايير والاصدارات الاخرى المعتمدة من الهيئة السعودية للمراجعين والمحاسبين.</w:t>
-      </w:r>
-      <w:r>
-        <w:rPr>
-          <w:rFonts w:ascii="Arial" w:hAnsi="Arial" w:cs="Arial"/>
-          <w:sz w:val="26"/>
-          <w:szCs w:val="26"/>
-        </w:rPr>
-        <w:t xml:space="preserve"> </w:t>
-      </w:r>
-      <w:r>
-        <w:rPr>
-          <w:rFonts w:ascii="Arial" w:hAnsi="Arial" w:cs="Arial" w:hint="cs"/>
-          <w:sz w:val="26"/>
-          <w:szCs w:val="26"/>
-          <w:rtl/>
-        </w:rPr>
-        <w:t xml:space="preserve"> </w:t>
-      </w:r>
-      <w:r>
-        <w:rPr>
-          <w:rFonts w:ascii="Arial" w:hAnsi="Arial" w:cs="Arial"/>
-          <w:sz w:val="26"/>
-          <w:szCs w:val="26"/>
-          <w:rtl/>
-        </w:rPr>
-        <w:t xml:space="preserve">وأنها خالية من أية أخطاء جوهرية بما في ذلك حالات السهو. كما أننا </w:t>
-      </w:r>
-      <w:r>
-        <w:rPr>
-          <w:rFonts w:ascii="Arial" w:hAnsi="Arial" w:cs="Arial" w:hint="cs"/>
-          <w:sz w:val="26"/>
-          <w:szCs w:val="26"/>
-          <w:rtl/>
-        </w:rPr>
-        <w:t>نؤكد موافقتنا على</w:t>
-      </w:r>
-      <w:r>
-        <w:rPr>
-          <w:rFonts w:ascii="Arial" w:hAnsi="Arial" w:cs="Arial"/>
-          <w:sz w:val="26"/>
-          <w:szCs w:val="26"/>
-          <w:rtl/>
-        </w:rPr>
-        <w:t xml:space="preserve"> القوائم المالية</w:t>
-      </w:r>
-      <w:r>
-        <w:rPr>
-          <w:rFonts w:ascii="Arial" w:hAnsi="Arial" w:cs="Arial" w:hint="cs"/>
-          <w:sz w:val="26"/>
-          <w:szCs w:val="26"/>
-          <w:rtl/>
-        </w:rPr>
-        <w:t xml:space="preserve"> </w:t>
-      </w:r>
-      <w:r>
-        <w:rPr>
-          <w:rFonts w:ascii="Arial" w:hAnsi="Arial" w:cs="Arial"/>
-          <w:sz w:val="26"/>
-          <w:szCs w:val="26"/>
-          <w:rtl/>
-        </w:rPr>
-        <w:t>(فراغ/أزلها)</w:t>
-      </w:r>
-      <w:r>
-        <w:rPr>
-          <w:rFonts w:ascii="Arial" w:hAnsi="Arial" w:cs="Arial"/>
-          <w:sz w:val="26"/>
-          <w:szCs w:val="26"/>
-        </w:rPr>
-        <w:t xml:space="preserve"> </w:t>
-      </w:r>
-      <w:r>
-        <w:rPr>
-          <w:rFonts w:ascii="Arial" w:hAnsi="Arial" w:cs="Arial"/>
-          <w:sz w:val="26"/>
-          <w:szCs w:val="26"/>
-          <w:rtl/>
-        </w:rPr>
-        <w:t>ذات الغرض الخاص</w:t>
-      </w:r>
-      <w:r>
-        <w:rPr>
-          <w:rFonts w:ascii="Arial" w:hAnsi="Arial" w:cs="Arial"/>
-          <w:sz w:val="26"/>
-          <w:szCs w:val="26"/>
-          <w:rtl/>
-        </w:rPr>
-        <w:t>(فراغ/أزلها)</w:t>
-      </w:r>
-    </w:p>
-    <w:p>
-      <w:pPr>
-        <w:spacing w:line="300" w:lineRule="exact"/>
-        <w:ind w:left="720"/>
-        <w:jc w:val="both"/>
-        <w:rPr>
-          <w:rFonts w:ascii="Arial" w:hAnsi="Arial" w:cs="Arial"/>
-          <w:sz w:val="26"/>
-          <w:szCs w:val="26"/>
-        </w:rPr>
-      </w:pPr>
-    </w:p>
-    <w:p>
-      <w:pPr>
-        <w:spacing w:line="300" w:lineRule="exact"/>
-        <w:ind w:left="90" w:hanging="360"/>
-        <w:jc w:val="both"/>
-        <w:rPr>
-          <w:rFonts w:ascii="Arial" w:hAnsi="Arial" w:cs="Arial"/>
-          <w:sz w:val="26"/>
-          <w:szCs w:val="26"/>
-          <w:rtl/>
-        </w:rPr>
-      </w:pPr>
-      <w:r>
-        <w:rPr>
-          <w:rFonts w:ascii="Arial" w:hAnsi="Arial" w:cs="Arial" w:hint="cs"/>
-          <w:sz w:val="26"/>
-          <w:szCs w:val="26"/>
-          <w:rtl/>
-        </w:rPr>
-        <w:t xml:space="preserve">3. </w:t>
-      </w:r>
-      <w:r>
-        <w:rPr>
-          <w:rFonts w:ascii="Arial" w:hAnsi="Arial" w:cs="Arial"/>
-          <w:sz w:val="26"/>
-          <w:szCs w:val="26"/>
-          <w:rtl/>
-        </w:rPr>
-        <w:t xml:space="preserve">تم </w:t>
-      </w:r>
-      <w:r>
-        <w:rPr>
-          <w:rFonts w:ascii="Arial" w:hAnsi="Arial" w:cs="Arial" w:hint="cs"/>
-          <w:sz w:val="26"/>
-          <w:szCs w:val="26"/>
-          <w:rtl/>
-        </w:rPr>
-        <w:t>توضيح</w:t>
-      </w:r>
-      <w:r>
-        <w:rPr>
-          <w:rFonts w:ascii="Arial" w:hAnsi="Arial" w:cs="Arial"/>
-          <w:sz w:val="26"/>
-          <w:szCs w:val="26"/>
-          <w:rtl/>
-        </w:rPr>
-        <w:t xml:space="preserve"> السياسات المحاسبية الهامة المتبعة في القوائم المالية</w:t>
-      </w:r>
-      <w:r>
-        <w:rPr>
-          <w:rFonts w:ascii="Arial" w:hAnsi="Arial" w:cs="Arial" w:hint="cs"/>
-          <w:sz w:val="26"/>
-          <w:szCs w:val="26"/>
-          <w:rtl/>
-        </w:rPr>
-        <w:t xml:space="preserve"> </w:t>
-      </w:r>
-      <w:r>
-        <w:rPr>
-          <w:rFonts w:ascii="Arial" w:hAnsi="Arial" w:cs="Arial"/>
-          <w:sz w:val="26"/>
-          <w:szCs w:val="26"/>
-          <w:rtl/>
-        </w:rPr>
-        <w:t>(فراغ/أزلها)</w:t>
-      </w:r>
-      <w:r>
-        <w:rPr>
-          <w:rFonts w:ascii="Arial" w:hAnsi="Arial" w:cs="Arial"/>
-          <w:sz w:val="26"/>
-          <w:szCs w:val="26"/>
-        </w:rPr>
-        <w:t xml:space="preserve"> </w:t>
-      </w:r>
-      <w:r>
-        <w:rPr>
-          <w:rFonts w:ascii="Arial" w:hAnsi="Arial" w:cs="Arial"/>
-          <w:sz w:val="26"/>
-          <w:szCs w:val="26"/>
-          <w:rtl/>
-        </w:rPr>
-        <w:t>ذات الغرض الخاص</w:t>
-      </w:r>
-      <w:r>
-        <w:rPr>
-          <w:rFonts w:ascii="Arial" w:hAnsi="Arial" w:cs="Arial"/>
-          <w:sz w:val="26"/>
-          <w:szCs w:val="26"/>
-          <w:rtl/>
-        </w:rPr>
-        <w:t>(فراغ/أزلها)</w:t>
-      </w:r>
-      <w:r>
-        <w:rPr>
-          <w:rFonts w:ascii="Arial" w:hAnsi="Arial" w:cs="Arial" w:hint="cs"/>
-          <w:sz w:val="26"/>
-          <w:szCs w:val="26"/>
-          <w:rtl/>
-        </w:rPr>
-        <w:t xml:space="preserve"> </w:t>
-      </w:r>
-      <w:r>
-        <w:rPr>
-          <w:rFonts w:ascii="Arial" w:hAnsi="Arial" w:cs="Arial" w:hint="cs"/>
-          <w:sz w:val="26"/>
-          <w:szCs w:val="26"/>
-          <w:rtl/>
-        </w:rPr>
-        <w:t>المعدة من قبل الإدارة</w:t>
-      </w:r>
-      <w:r>
-        <w:rPr>
-          <w:rFonts w:ascii="Arial" w:hAnsi="Arial" w:cs="Arial"/>
-          <w:sz w:val="26"/>
-          <w:szCs w:val="26"/>
-          <w:rtl/>
-        </w:rPr>
-        <w:t xml:space="preserve"> بصورة ملائمة </w:t>
-      </w:r>
-      <w:r>
-        <w:rPr>
-          <w:rFonts w:ascii="Arial" w:hAnsi="Arial" w:cs="Arial" w:hint="cs"/>
-          <w:sz w:val="26"/>
-          <w:szCs w:val="26"/>
-          <w:rtl/>
-        </w:rPr>
-        <w:t>و</w:t>
-      </w:r>
-      <w:r>
-        <w:rPr>
-          <w:rFonts w:ascii="Arial" w:hAnsi="Arial" w:cs="Arial" w:hint="cs"/>
-          <w:sz w:val="26"/>
-          <w:szCs w:val="26"/>
-          <w:rtl/>
-        </w:rPr>
-        <w:t xml:space="preserve">التي </w:t>
-      </w:r>
-      <w:r>
-        <w:rPr>
-          <w:rFonts w:ascii="Arial" w:hAnsi="Arial" w:cs="Arial" w:hint="cs"/>
-          <w:sz w:val="26"/>
-          <w:szCs w:val="26"/>
-          <w:rtl/>
-        </w:rPr>
-        <w:t>تعتبر جزءاً لا يتجزأ من</w:t>
-      </w:r>
-      <w:r>
-        <w:rPr>
-          <w:rFonts w:ascii="Arial" w:hAnsi="Arial" w:cs="Arial" w:hint="cs"/>
-          <w:sz w:val="26"/>
-          <w:szCs w:val="26"/>
-          <w:rtl/>
-        </w:rPr>
-        <w:t xml:space="preserve"> هذه</w:t>
-      </w:r>
-      <w:r>
-        <w:rPr>
-          <w:rFonts w:ascii="Arial" w:hAnsi="Arial" w:cs="Arial" w:hint="cs"/>
-          <w:sz w:val="26"/>
-          <w:szCs w:val="26"/>
-          <w:rtl/>
-        </w:rPr>
-        <w:t xml:space="preserve"> القوائم المالية</w:t>
-      </w:r>
-      <w:r>
-        <w:rPr>
-          <w:rFonts w:ascii="Arial" w:hAnsi="Arial" w:cs="Arial" w:hint="cs"/>
-          <w:sz w:val="26"/>
-          <w:szCs w:val="26"/>
-          <w:rtl/>
-        </w:rPr>
-        <w:t xml:space="preserve"> </w:t>
-      </w:r>
-      <w:r>
-        <w:rPr>
-          <w:rFonts w:ascii="Arial" w:hAnsi="Arial" w:cs="Arial"/>
-          <w:sz w:val="26"/>
-          <w:szCs w:val="26"/>
-          <w:rtl/>
-        </w:rPr>
-        <w:t>(فراغ/أزلها)</w:t>
-      </w:r>
-      <w:r>
-        <w:rPr>
-          <w:rFonts w:ascii="Arial" w:hAnsi="Arial" w:cs="Arial"/>
-          <w:sz w:val="26"/>
-          <w:szCs w:val="26"/>
-        </w:rPr>
-        <w:t xml:space="preserve"> </w:t>
-      </w:r>
-      <w:r>
-        <w:rPr>
-          <w:rFonts w:ascii="Arial" w:hAnsi="Arial" w:cs="Arial"/>
-          <w:sz w:val="26"/>
-          <w:szCs w:val="26"/>
-          <w:rtl/>
-        </w:rPr>
-        <w:t>ذات الغرض الخاص</w:t>
-      </w:r>
-      <w:r>
-        <w:rPr>
-          <w:rFonts w:ascii="Arial" w:hAnsi="Arial" w:cs="Arial"/>
-          <w:sz w:val="26"/>
-          <w:szCs w:val="26"/>
-          <w:rtl/>
-        </w:rPr>
-        <w:t>(فراغ/أزلها)</w:t>
       </w:r>
     </w:p>
     <w:p>
@@ -2174,15 +2072,6 @@
           <w:rFonts w:ascii="Arial" w:hAnsi="Arial" w:cs="Arial"/>
           <w:sz w:val="26"/>
           <w:szCs w:val="26"/>
-          <w:rtl/>
-        </w:rPr>
-        <w:t>(فراغ/أزلها)</w:t>
-      </w:r>
-      <w:r>
-        <w:rPr>
-          <w:rFonts w:ascii="Arial" w:hAnsi="Arial" w:cs="Arial"/>
-          <w:sz w:val="26"/>
-          <w:szCs w:val="26"/>
         </w:rPr>
         <w:t xml:space="preserve"> </w:t>
       </w:r>
@@ -2194,15 +2083,6 @@
           <w:rtl/>
         </w:rPr>
         <w:t>ذات الغرض الخاص</w:t>
-      </w:r>
-      <w:r>
-        <w:rPr>
-          <w:rFonts w:ascii="Arial" w:hAnsi="Arial" w:cs="Arial"/>
-          <w:sz w:val="26"/>
-          <w:szCs w:val="26"/>
-          <w:rtl/>
-        </w:rPr>
-        <w:t>(فراغ/أزلها)</w:t>
       </w:r>
       <w:r>
         <w:rPr>
@@ -2291,6 +2171,7 @@
           <w:szCs w:val="26"/>
           <w:rtl/>
         </w:rPr>
+        <w:lastRenderedPageBreak/>
         <w:t xml:space="preserve">5. </w:t>
       </w:r>
       <w:r>
@@ -2580,15 +2461,6 @@
           <w:rFonts w:ascii="Arial" w:hAnsi="Arial" w:cs="Arial"/>
           <w:sz w:val="26"/>
           <w:szCs w:val="26"/>
-          <w:rtl/>
-        </w:rPr>
-        <w:t>(فراغ/أزلها)</w:t>
-      </w:r>
-      <w:r>
-        <w:rPr>
-          <w:rFonts w:ascii="Arial" w:hAnsi="Arial" w:cs="Arial"/>
-          <w:sz w:val="26"/>
-          <w:szCs w:val="26"/>
         </w:rPr>
         <w:t xml:space="preserve"> </w:t>
       </w:r>
@@ -2600,15 +2472,6 @@
           <w:rtl/>
         </w:rPr>
         <w:t>ذات الغرض الخاص</w:t>
-      </w:r>
-      <w:r>
-        <w:rPr>
-          <w:rFonts w:ascii="Arial" w:hAnsi="Arial" w:cs="Arial"/>
-          <w:sz w:val="26"/>
-          <w:szCs w:val="26"/>
-          <w:rtl/>
-        </w:rPr>
-        <w:t>(فراغ/أزلها)</w:t>
       </w:r>
     </w:p>
     <w:p>
@@ -3325,15 +3188,6 @@
           <w:rFonts w:ascii="Arial" w:hAnsi="Arial" w:cs="Arial"/>
           <w:sz w:val="26"/>
           <w:szCs w:val="26"/>
-          <w:rtl/>
-        </w:rPr>
-        <w:t>(فراغ/أزلها)</w:t>
-      </w:r>
-      <w:r>
-        <w:rPr>
-          <w:rFonts w:ascii="Arial" w:hAnsi="Arial" w:cs="Arial"/>
-          <w:sz w:val="26"/>
-          <w:szCs w:val="26"/>
         </w:rPr>
         <w:t xml:space="preserve"> </w:t>
       </w:r>
@@ -3348,15 +3202,6 @@
       </w:r>
       <w:r>
         <w:rPr>
-          <w:rFonts w:ascii="Arial" w:hAnsi="Arial" w:cs="Arial"/>
-          <w:sz w:val="26"/>
-          <w:szCs w:val="26"/>
-          <w:rtl/>
-        </w:rPr>
-        <w:t>(فراغ/أزلها)</w:t>
-      </w:r>
-      <w:r>
-        <w:rPr>
           <w:rFonts w:ascii="Arial" w:hAnsi="Arial" w:cs="Arial" w:hint="cs"/>
           <w:sz w:val="26"/>
           <w:szCs w:val="26"/>
@@ -3493,15 +3338,6 @@
           <w:rFonts w:ascii="Arial" w:hAnsi="Arial" w:cs="Arial"/>
           <w:sz w:val="26"/>
           <w:szCs w:val="26"/>
-          <w:rtl/>
-        </w:rPr>
-        <w:t>(فراغ/أزلها)</w:t>
-      </w:r>
-      <w:r>
-        <w:rPr>
-          <w:rFonts w:ascii="Arial" w:hAnsi="Arial" w:cs="Arial"/>
-          <w:sz w:val="26"/>
-          <w:szCs w:val="26"/>
         </w:rPr>
         <w:t xml:space="preserve"> </w:t>
       </w:r>
@@ -3513,15 +3349,6 @@
           <w:rtl/>
         </w:rPr>
         <w:t>ذات الغرض الخاص</w:t>
-      </w:r>
-      <w:r>
-        <w:rPr>
-          <w:rFonts w:ascii="Arial" w:hAnsi="Arial" w:cs="Arial"/>
-          <w:sz w:val="26"/>
-          <w:szCs w:val="26"/>
-          <w:rtl/>
-        </w:rPr>
-        <w:t>(فراغ/أزلها)</w:t>
       </w:r>
       <w:r>
         <w:rPr>
@@ -3799,15 +3626,6 @@
           <w:rFonts w:ascii="Arial" w:hAnsi="Arial" w:cs="Arial"/>
           <w:sz w:val="26"/>
           <w:szCs w:val="26"/>
-          <w:rtl/>
-        </w:rPr>
-        <w:t>(فراغ/أزلها)</w:t>
-      </w:r>
-      <w:r>
-        <w:rPr>
-          <w:rFonts w:ascii="Arial" w:hAnsi="Arial" w:cs="Arial"/>
-          <w:sz w:val="26"/>
-          <w:szCs w:val="26"/>
         </w:rPr>
         <w:t xml:space="preserve"> </w:t>
       </w:r>
@@ -3822,15 +3640,6 @@
       </w:r>
       <w:r>
         <w:rPr>
-          <w:rFonts w:ascii="Arial" w:hAnsi="Arial" w:cs="Arial"/>
-          <w:sz w:val="26"/>
-          <w:szCs w:val="26"/>
-          <w:rtl/>
-        </w:rPr>
-        <w:t>(فراغ/أزلها)</w:t>
-      </w:r>
-      <w:r>
-        <w:rPr>
           <w:rFonts w:ascii="Arial" w:hAnsi="Arial" w:cs="Arial" w:hint="cs"/>
           <w:sz w:val="26"/>
           <w:szCs w:val="26"/>
@@ -3969,15 +3778,6 @@
           <w:rFonts w:ascii="Arial" w:hAnsi="Arial" w:cs="Arial"/>
           <w:sz w:val="26"/>
           <w:szCs w:val="26"/>
-          <w:rtl/>
-        </w:rPr>
-        <w:t>(فراغ/أزلها)</w:t>
-      </w:r>
-      <w:r>
-        <w:rPr>
-          <w:rFonts w:ascii="Arial" w:hAnsi="Arial" w:cs="Arial"/>
-          <w:sz w:val="26"/>
-          <w:szCs w:val="26"/>
         </w:rPr>
         <w:t xml:space="preserve"> </w:t>
       </w:r>
@@ -3989,15 +3789,6 @@
           <w:rtl/>
         </w:rPr>
         <w:t>ذات الغرض الخاص</w:t>
-      </w:r>
-      <w:r>
-        <w:rPr>
-          <w:rFonts w:ascii="Arial" w:hAnsi="Arial" w:cs="Arial"/>
-          <w:sz w:val="26"/>
-          <w:szCs w:val="26"/>
-          <w:rtl/>
-        </w:rPr>
-        <w:t>(فراغ/أزلها)</w:t>
       </w:r>
       <w:r>
         <w:rPr>
@@ -4233,15 +4024,6 @@
           <w:rFonts w:ascii="Arial" w:hAnsi="Arial" w:cs="Arial"/>
           <w:sz w:val="26"/>
           <w:szCs w:val="26"/>
-          <w:rtl/>
-        </w:rPr>
-        <w:t>(فراغ/أزلها)</w:t>
-      </w:r>
-      <w:r>
-        <w:rPr>
-          <w:rFonts w:ascii="Arial" w:hAnsi="Arial" w:cs="Arial"/>
-          <w:sz w:val="26"/>
-          <w:szCs w:val="26"/>
         </w:rPr>
         <w:t xml:space="preserve"> </w:t>
       </w:r>
@@ -4253,15 +4035,6 @@
           <w:rtl/>
         </w:rPr>
         <w:t>ذات الغرض الخاص</w:t>
-      </w:r>
-      <w:r>
-        <w:rPr>
-          <w:rFonts w:ascii="Arial" w:hAnsi="Arial" w:cs="Arial"/>
-          <w:sz w:val="26"/>
-          <w:szCs w:val="26"/>
-          <w:rtl/>
-        </w:rPr>
-        <w:t>(فراغ/أزلها)</w:t>
       </w:r>
       <w:r>
         <w:rPr>
@@ -4319,7 +4092,6 @@
           <w:szCs w:val="26"/>
           <w:rtl/>
         </w:rPr>
-        <w:lastRenderedPageBreak/>
         <w:t>12</w:t>
       </w:r>
       <w:r>
@@ -4354,15 +4126,6 @@
           <w:rFonts w:ascii="Arial" w:hAnsi="Arial" w:cs="Arial"/>
           <w:sz w:val="26"/>
           <w:szCs w:val="26"/>
-          <w:rtl/>
-        </w:rPr>
-        <w:t>(فراغ/أزلها)</w:t>
-      </w:r>
-      <w:r>
-        <w:rPr>
-          <w:rFonts w:ascii="Arial" w:hAnsi="Arial" w:cs="Arial"/>
-          <w:sz w:val="26"/>
-          <w:szCs w:val="26"/>
         </w:rPr>
         <w:t xml:space="preserve"> </w:t>
       </w:r>
@@ -4374,15 +4137,6 @@
           <w:rtl/>
         </w:rPr>
         <w:t>ذات الغرض الخاص</w:t>
-      </w:r>
-      <w:r>
-        <w:rPr>
-          <w:rFonts w:ascii="Arial" w:hAnsi="Arial" w:cs="Arial"/>
-          <w:sz w:val="26"/>
-          <w:szCs w:val="26"/>
-          <w:rtl/>
-        </w:rPr>
-        <w:t>(فراغ/أزلها)</w:t>
       </w:r>
       <w:r>
         <w:rPr>
@@ -4774,15 +4528,6 @@
           <w:rFonts w:ascii="Arial" w:hAnsi="Arial" w:cs="Arial"/>
           <w:sz w:val="26"/>
           <w:szCs w:val="26"/>
-          <w:rtl/>
-        </w:rPr>
-        <w:t>(فراغ/أزلها)</w:t>
-      </w:r>
-      <w:r>
-        <w:rPr>
-          <w:rFonts w:ascii="Arial" w:hAnsi="Arial" w:cs="Arial"/>
-          <w:sz w:val="26"/>
-          <w:szCs w:val="26"/>
         </w:rPr>
         <w:t xml:space="preserve"> </w:t>
       </w:r>
@@ -4794,15 +4539,6 @@
           <w:rtl/>
         </w:rPr>
         <w:t>ذات الغرض الخاص</w:t>
-      </w:r>
-      <w:r>
-        <w:rPr>
-          <w:rFonts w:ascii="Arial" w:hAnsi="Arial" w:cs="Arial"/>
-          <w:sz w:val="26"/>
-          <w:szCs w:val="26"/>
-          <w:rtl/>
-        </w:rPr>
-        <w:t>(فراغ/أزلها)</w:t>
       </w:r>
       <w:r>
         <w:rPr>
@@ -4902,15 +4638,6 @@
           <w:rFonts w:ascii="Arial" w:hAnsi="Arial" w:cs="Arial"/>
           <w:sz w:val="26"/>
           <w:szCs w:val="26"/>
-          <w:rtl/>
-        </w:rPr>
-        <w:t>(فراغ/أزلها)</w:t>
-      </w:r>
-      <w:r>
-        <w:rPr>
-          <w:rFonts w:ascii="Arial" w:hAnsi="Arial" w:cs="Arial"/>
-          <w:sz w:val="26"/>
-          <w:szCs w:val="26"/>
         </w:rPr>
         <w:t xml:space="preserve"> </w:t>
       </w:r>
@@ -4930,15 +4657,6 @@
           <w:szCs w:val="26"/>
           <w:rtl/>
         </w:rPr>
-        <w:t>(فراغ/أزلها)</w:t>
-      </w:r>
-      <w:r>
-        <w:rPr>
-          <w:rFonts w:ascii="Arial" w:hAnsi="Arial" w:cs="Arial"/>
-          <w:sz w:val="26"/>
-          <w:szCs w:val="26"/>
-          <w:rtl/>
-        </w:rPr>
         <w:t>.</w:t>
       </w:r>
     </w:p>
@@ -5377,15 +5095,6 @@
           <w:rFonts w:ascii="Arial" w:hAnsi="Arial" w:cs="Arial"/>
           <w:sz w:val="26"/>
           <w:szCs w:val="26"/>
-          <w:rtl/>
-        </w:rPr>
-        <w:t>(فراغ/أزلها)</w:t>
-      </w:r>
-      <w:r>
-        <w:rPr>
-          <w:rFonts w:ascii="Arial" w:hAnsi="Arial" w:cs="Arial"/>
-          <w:sz w:val="26"/>
-          <w:szCs w:val="26"/>
         </w:rPr>
         <w:t xml:space="preserve"> </w:t>
       </w:r>
@@ -5397,15 +5106,6 @@
           <w:rtl/>
         </w:rPr>
         <w:t>ذات الغرض الخاص</w:t>
-      </w:r>
-      <w:r>
-        <w:rPr>
-          <w:rFonts w:ascii="Arial" w:hAnsi="Arial" w:cs="Arial"/>
-          <w:sz w:val="26"/>
-          <w:szCs w:val="26"/>
-          <w:rtl/>
-        </w:rPr>
-        <w:t>(فراغ/أزلها)</w:t>
       </w:r>
       <w:r>
         <w:rPr>
@@ -5659,15 +5359,6 @@
           <w:rFonts w:ascii="Arial" w:hAnsi="Arial" w:cs="Arial"/>
           <w:sz w:val="26"/>
           <w:szCs w:val="26"/>
-          <w:rtl/>
-        </w:rPr>
-        <w:t>(فراغ/أزلها)</w:t>
-      </w:r>
-      <w:r>
-        <w:rPr>
-          <w:rFonts w:ascii="Arial" w:hAnsi="Arial" w:cs="Arial"/>
-          <w:sz w:val="26"/>
-          <w:szCs w:val="26"/>
         </w:rPr>
         <w:t xml:space="preserve"> </w:t>
       </w:r>
@@ -5679,15 +5370,6 @@
           <w:rtl/>
         </w:rPr>
         <w:t>ذات الغرض الخاص</w:t>
-      </w:r>
-      <w:r>
-        <w:rPr>
-          <w:rFonts w:ascii="Arial" w:hAnsi="Arial" w:cs="Arial"/>
-          <w:sz w:val="26"/>
-          <w:szCs w:val="26"/>
-          <w:rtl/>
-        </w:rPr>
-        <w:t>(فراغ/أزلها)</w:t>
       </w:r>
       <w:r>
         <w:rPr>
@@ -6190,15 +5872,6 @@
           <w:rFonts w:ascii="Arial" w:hAnsi="Arial" w:cs="Arial"/>
           <w:sz w:val="26"/>
           <w:szCs w:val="26"/>
-          <w:rtl/>
-        </w:rPr>
-        <w:t>(فراغ/أزلها)</w:t>
-      </w:r>
-      <w:r>
-        <w:rPr>
-          <w:rFonts w:ascii="Arial" w:hAnsi="Arial" w:cs="Arial"/>
-          <w:sz w:val="26"/>
-          <w:szCs w:val="26"/>
         </w:rPr>
         <w:t xml:space="preserve"> </w:t>
       </w:r>
@@ -6210,15 +5883,6 @@
           <w:rtl/>
         </w:rPr>
         <w:t>ذات الغرض الخاص</w:t>
-      </w:r>
-      <w:r>
-        <w:rPr>
-          <w:rFonts w:ascii="Arial" w:hAnsi="Arial" w:cs="Arial"/>
-          <w:sz w:val="26"/>
-          <w:szCs w:val="26"/>
-          <w:rtl/>
-        </w:rPr>
-        <w:t>(فراغ/أزلها)</w:t>
       </w:r>
       <w:r>
         <w:rPr>
@@ -6430,15 +6094,6 @@
           <w:rFonts w:ascii="Arial" w:hAnsi="Arial" w:cs="Arial"/>
           <w:sz w:val="26"/>
           <w:szCs w:val="26"/>
-          <w:rtl/>
-        </w:rPr>
-        <w:t>(فراغ/أزلها)</w:t>
-      </w:r>
-      <w:r>
-        <w:rPr>
-          <w:rFonts w:ascii="Arial" w:hAnsi="Arial" w:cs="Arial"/>
-          <w:sz w:val="26"/>
-          <w:szCs w:val="26"/>
         </w:rPr>
         <w:t xml:space="preserve"> </w:t>
       </w:r>
@@ -6450,15 +6105,6 @@
           <w:rtl/>
         </w:rPr>
         <w:t>ذات الغرض الخاص</w:t>
-      </w:r>
-      <w:r>
-        <w:rPr>
-          <w:rFonts w:ascii="Arial" w:hAnsi="Arial" w:cs="Arial"/>
-          <w:sz w:val="26"/>
-          <w:szCs w:val="26"/>
-          <w:rtl/>
-        </w:rPr>
-        <w:t>(فراغ/أزلها)</w:t>
       </w:r>
       <w:r>
         <w:rPr>
@@ -6710,15 +6356,6 @@
           <w:rFonts w:ascii="Arial" w:hAnsi="Arial" w:cs="Arial"/>
           <w:sz w:val="26"/>
           <w:szCs w:val="26"/>
-          <w:rtl/>
-        </w:rPr>
-        <w:t>(فراغ/أزلها)</w:t>
-      </w:r>
-      <w:r>
-        <w:rPr>
-          <w:rFonts w:ascii="Arial" w:hAnsi="Arial" w:cs="Arial"/>
-          <w:sz w:val="26"/>
-          <w:szCs w:val="26"/>
         </w:rPr>
         <w:t xml:space="preserve"> </w:t>
       </w:r>
@@ -6733,15 +6370,6 @@
       </w:r>
       <w:r>
         <w:rPr>
-          <w:rFonts w:ascii="Arial" w:hAnsi="Arial" w:cs="Arial"/>
-          <w:sz w:val="26"/>
-          <w:szCs w:val="26"/>
-          <w:rtl/>
-        </w:rPr>
-        <w:t>(فراغ/أزلها)</w:t>
-      </w:r>
-      <w:r>
-        <w:rPr>
           <w:rFonts w:ascii="Arial" w:hAnsi="Arial" w:cs="Arial" w:hint="cs"/>
           <w:sz w:val="26"/>
           <w:szCs w:val="26"/>
@@ -6810,6 +6438,7 @@
           <w:szCs w:val="26"/>
           <w:rtl/>
         </w:rPr>
+        <w:lastRenderedPageBreak/>
         <w:t>ال</w:t>
       </w:r>
       <w:r>
@@ -6889,15 +6518,6 @@
           <w:rFonts w:ascii="Arial" w:hAnsi="Arial" w:cs="Arial"/>
           <w:sz w:val="26"/>
           <w:szCs w:val="26"/>
-          <w:rtl/>
-        </w:rPr>
-        <w:t>(فراغ/أزلها)</w:t>
-      </w:r>
-      <w:r>
-        <w:rPr>
-          <w:rFonts w:ascii="Arial" w:hAnsi="Arial" w:cs="Arial"/>
-          <w:sz w:val="26"/>
-          <w:szCs w:val="26"/>
         </w:rPr>
         <w:t xml:space="preserve"> </w:t>
       </w:r>
@@ -6917,15 +6537,6 @@
           <w:szCs w:val="26"/>
           <w:rtl/>
         </w:rPr>
-        <w:t>(فراغ/أزلها)</w:t>
-      </w:r>
-      <w:r>
-        <w:rPr>
-          <w:rFonts w:ascii="Arial" w:hAnsi="Arial" w:cs="Arial"/>
-          <w:sz w:val="26"/>
-          <w:szCs w:val="26"/>
-          <w:rtl/>
-        </w:rPr>
         <w:t xml:space="preserve">. ولم تكن هناك فروق جوهرية لم تتم تسويتها أو بنود معلقة من دفتر الأستاذ العام </w:t>
       </w:r>
       <w:r>
@@ -7400,15 +7011,6 @@
           <w:rFonts w:ascii="Arial" w:hAnsi="Arial" w:cs="Arial"/>
           <w:sz w:val="26"/>
           <w:szCs w:val="26"/>
-          <w:rtl/>
-        </w:rPr>
-        <w:t>(فراغ/أزلها)</w:t>
-      </w:r>
-      <w:r>
-        <w:rPr>
-          <w:rFonts w:ascii="Arial" w:hAnsi="Arial" w:cs="Arial"/>
-          <w:sz w:val="26"/>
-          <w:szCs w:val="26"/>
         </w:rPr>
         <w:t xml:space="preserve"> </w:t>
       </w:r>
@@ -7423,15 +7025,6 @@
       </w:r>
       <w:r>
         <w:rPr>
-          <w:rFonts w:ascii="Arial" w:hAnsi="Arial" w:cs="Arial"/>
-          <w:sz w:val="26"/>
-          <w:szCs w:val="26"/>
-          <w:rtl/>
-        </w:rPr>
-        <w:t>(فراغ/أزلها)</w:t>
-      </w:r>
-      <w:r>
-        <w:rPr>
           <w:rFonts w:ascii="Arial" w:hAnsi="Arial" w:cs="Arial" w:hint="cs"/>
           <w:sz w:val="26"/>
           <w:szCs w:val="26"/>
@@ -7630,15 +7223,6 @@
           <w:rFonts w:ascii="Arial" w:hAnsi="Arial" w:cs="Arial"/>
           <w:sz w:val="26"/>
           <w:szCs w:val="26"/>
-          <w:rtl/>
-        </w:rPr>
-        <w:t>(فراغ/أزلها)</w:t>
-      </w:r>
-      <w:r>
-        <w:rPr>
-          <w:rFonts w:ascii="Arial" w:hAnsi="Arial" w:cs="Arial"/>
-          <w:sz w:val="26"/>
-          <w:szCs w:val="26"/>
         </w:rPr>
         <w:t xml:space="preserve"> </w:t>
       </w:r>
@@ -7650,15 +7234,6 @@
           <w:rtl/>
         </w:rPr>
         <w:t>ذات الغرض الخاص</w:t>
-      </w:r>
-      <w:r>
-        <w:rPr>
-          <w:rFonts w:ascii="Arial" w:hAnsi="Arial" w:cs="Arial"/>
-          <w:sz w:val="26"/>
-          <w:szCs w:val="26"/>
-          <w:rtl/>
-        </w:rPr>
-        <w:t>(فراغ/أزلها)</w:t>
       </w:r>
       <w:r>
         <w:rPr>
@@ -8165,15 +7740,6 @@
           <w:rFonts w:ascii="Arial" w:hAnsi="Arial" w:cs="Arial"/>
           <w:sz w:val="26"/>
           <w:szCs w:val="26"/>
-          <w:rtl/>
-        </w:rPr>
-        <w:t>(فراغ/أزلها)</w:t>
-      </w:r>
-      <w:r>
-        <w:rPr>
-          <w:rFonts w:ascii="Arial" w:hAnsi="Arial" w:cs="Arial"/>
-          <w:sz w:val="26"/>
-          <w:szCs w:val="26"/>
         </w:rPr>
         <w:t xml:space="preserve"> </w:t>
       </w:r>
@@ -8185,15 +7751,6 @@
           <w:rtl/>
         </w:rPr>
         <w:t>ذات الغرض الخاص</w:t>
-      </w:r>
-      <w:r>
-        <w:rPr>
-          <w:rFonts w:ascii="Arial" w:hAnsi="Arial" w:cs="Arial"/>
-          <w:sz w:val="26"/>
-          <w:szCs w:val="26"/>
-          <w:rtl/>
-        </w:rPr>
-        <w:t>(فراغ/أزلها)</w:t>
       </w:r>
       <w:r>
         <w:rPr>
@@ -8371,15 +7928,6 @@
           <w:rFonts w:ascii="Arial" w:hAnsi="Arial" w:cs="Arial"/>
           <w:sz w:val="26"/>
           <w:szCs w:val="26"/>
-          <w:rtl/>
-        </w:rPr>
-        <w:t>(فراغ/أزلها)</w:t>
-      </w:r>
-      <w:r>
-        <w:rPr>
-          <w:rFonts w:ascii="Arial" w:hAnsi="Arial" w:cs="Arial"/>
-          <w:sz w:val="26"/>
-          <w:szCs w:val="26"/>
         </w:rPr>
         <w:t xml:space="preserve"> </w:t>
       </w:r>
@@ -8391,15 +7939,6 @@
           <w:rtl/>
         </w:rPr>
         <w:t>ذات الغرض الخاص</w:t>
-      </w:r>
-      <w:r>
-        <w:rPr>
-          <w:rFonts w:ascii="Arial" w:hAnsi="Arial" w:cs="Arial"/>
-          <w:sz w:val="26"/>
-          <w:szCs w:val="26"/>
-          <w:rtl/>
-        </w:rPr>
-        <w:t>(فراغ/أزلها)</w:t>
       </w:r>
       <w:r>
         <w:rPr>
@@ -8933,7 +8472,6 @@
           <w:szCs w:val="26"/>
           <w:rtl/>
         </w:rPr>
-        <w:lastRenderedPageBreak/>
         <w:t>31</w:t>
       </w:r>
       <w:r>
@@ -9102,15 +8640,6 @@
           <w:rFonts w:ascii="Arial" w:hAnsi="Arial" w:cs="Arial"/>
           <w:sz w:val="26"/>
           <w:szCs w:val="26"/>
-          <w:rtl/>
-        </w:rPr>
-        <w:t>(فراغ/أزلها)</w:t>
-      </w:r>
-      <w:r>
-        <w:rPr>
-          <w:rFonts w:ascii="Arial" w:hAnsi="Arial" w:cs="Arial"/>
-          <w:sz w:val="26"/>
-          <w:szCs w:val="26"/>
         </w:rPr>
         <w:t xml:space="preserve"> </w:t>
       </w:r>
@@ -9122,15 +8651,6 @@
           <w:rtl/>
         </w:rPr>
         <w:t>ذات الغرض الخاص</w:t>
-      </w:r>
-      <w:r>
-        <w:rPr>
-          <w:rFonts w:ascii="Arial" w:hAnsi="Arial" w:cs="Arial"/>
-          <w:sz w:val="26"/>
-          <w:szCs w:val="26"/>
-          <w:rtl/>
-        </w:rPr>
-        <w:t>(فراغ/أزلها)</w:t>
       </w:r>
       <w:r>
         <w:rPr>
@@ -9629,15 +9149,6 @@
           <w:rFonts w:ascii="Arial" w:hAnsi="Arial" w:cs="Arial"/>
           <w:sz w:val="26"/>
           <w:szCs w:val="26"/>
-          <w:rtl/>
-        </w:rPr>
-        <w:t>(فراغ/أزلها)</w:t>
-      </w:r>
-      <w:r>
-        <w:rPr>
-          <w:rFonts w:ascii="Arial" w:hAnsi="Arial" w:cs="Arial"/>
-          <w:sz w:val="26"/>
-          <w:szCs w:val="26"/>
         </w:rPr>
         <w:t xml:space="preserve"> </w:t>
       </w:r>
@@ -9649,15 +9160,6 @@
           <w:rtl/>
         </w:rPr>
         <w:t>ذات الغرض الخاص</w:t>
-      </w:r>
-      <w:r>
-        <w:rPr>
-          <w:rFonts w:ascii="Arial" w:hAnsi="Arial" w:cs="Arial"/>
-          <w:sz w:val="26"/>
-          <w:szCs w:val="26"/>
-          <w:rtl/>
-        </w:rPr>
-        <w:t>(فراغ/أزلها)</w:t>
       </w:r>
       <w:r>
         <w:rPr>
@@ -10117,15 +9619,6 @@
           <w:rFonts w:ascii="Arial" w:hAnsi="Arial" w:cs="Arial"/>
           <w:sz w:val="26"/>
           <w:szCs w:val="26"/>
-          <w:rtl/>
-        </w:rPr>
-        <w:t>(فراغ/أزلها)</w:t>
-      </w:r>
-      <w:r>
-        <w:rPr>
-          <w:rFonts w:ascii="Arial" w:hAnsi="Arial" w:cs="Arial"/>
-          <w:sz w:val="26"/>
-          <w:szCs w:val="26"/>
         </w:rPr>
         <w:t xml:space="preserve"> </w:t>
       </w:r>
@@ -10137,15 +9630,6 @@
           <w:rtl/>
         </w:rPr>
         <w:t>ذات الغرض الخاص</w:t>
-      </w:r>
-      <w:r>
-        <w:rPr>
-          <w:rFonts w:ascii="Arial" w:hAnsi="Arial" w:cs="Arial"/>
-          <w:sz w:val="26"/>
-          <w:szCs w:val="26"/>
-          <w:rtl/>
-        </w:rPr>
-        <w:t>(فراغ/أزلها)</w:t>
       </w:r>
       <w:r>
         <w:rPr>
@@ -10261,15 +9745,6 @@
           <w:rFonts w:ascii="Arial" w:hAnsi="Arial" w:cs="Arial"/>
           <w:sz w:val="26"/>
           <w:szCs w:val="26"/>
-          <w:rtl/>
-        </w:rPr>
-        <w:t>(فراغ/أزلها)</w:t>
-      </w:r>
-      <w:r>
-        <w:rPr>
-          <w:rFonts w:ascii="Arial" w:hAnsi="Arial" w:cs="Arial"/>
-          <w:sz w:val="26"/>
-          <w:szCs w:val="26"/>
         </w:rPr>
         <w:t xml:space="preserve"> </w:t>
       </w:r>
@@ -10281,15 +9756,6 @@
           <w:rtl/>
         </w:rPr>
         <w:t>ذات الغرض الخاص</w:t>
-      </w:r>
-      <w:r>
-        <w:rPr>
-          <w:rFonts w:ascii="Arial" w:hAnsi="Arial" w:cs="Arial"/>
-          <w:sz w:val="26"/>
-          <w:szCs w:val="26"/>
-          <w:rtl/>
-        </w:rPr>
-        <w:t>(فراغ/أزلها)</w:t>
       </w:r>
       <w:r>
         <w:rPr>
@@ -10860,15 +10326,6 @@
           <w:rFonts w:ascii="Arial" w:hAnsi="Arial" w:cs="Arial"/>
           <w:sz w:val="26"/>
           <w:szCs w:val="26"/>
-          <w:rtl/>
-        </w:rPr>
-        <w:t>(فراغ/أزلها)</w:t>
-      </w:r>
-      <w:r>
-        <w:rPr>
-          <w:rFonts w:ascii="Arial" w:hAnsi="Arial" w:cs="Arial"/>
-          <w:sz w:val="26"/>
-          <w:szCs w:val="26"/>
         </w:rPr>
         <w:t xml:space="preserve"> </w:t>
       </w:r>
@@ -10880,15 +10337,6 @@
           <w:rtl/>
         </w:rPr>
         <w:t>ذات الغرض الخاص</w:t>
-      </w:r>
-      <w:r>
-        <w:rPr>
-          <w:rFonts w:ascii="Arial" w:hAnsi="Arial" w:cs="Arial"/>
-          <w:sz w:val="26"/>
-          <w:szCs w:val="26"/>
-          <w:rtl/>
-        </w:rPr>
-        <w:t>(فراغ/أزلها)</w:t>
       </w:r>
       <w:r>
         <w:rPr>
@@ -11004,8 +10452,142 @@
           <w:szCs w:val="26"/>
           <w:rtl/>
         </w:rPr>
+        <w:t>39</w:t>
+      </w:r>
+      <w:r>
+        <w:rPr>
+          <w:rFonts w:ascii="Arial" w:hAnsi="Arial" w:cs="Arial" w:hint="cs"/>
+          <w:sz w:val="26"/>
+          <w:szCs w:val="26"/>
+          <w:rtl/>
+        </w:rPr>
+        <w:t xml:space="preserve">. </w:t>
+      </w:r>
+      <w:r>
+        <w:rPr>
+          <w:rFonts w:ascii="Arial" w:hAnsi="Arial" w:cs="Arial"/>
+          <w:sz w:val="26"/>
+          <w:szCs w:val="26"/>
+          <w:rtl/>
+        </w:rPr>
+        <w:t xml:space="preserve">نحن لسنا على علم بأي دعاوى </w:t>
+      </w:r>
+      <w:r>
+        <w:rPr>
+          <w:rFonts w:ascii="Arial" w:hAnsi="Arial" w:cs="Arial" w:hint="cs"/>
+          <w:sz w:val="26"/>
+          <w:szCs w:val="26"/>
+          <w:rtl/>
+        </w:rPr>
+        <w:t>قائمة</w:t>
+      </w:r>
+      <w:r>
+        <w:rPr>
+          <w:rFonts w:ascii="Arial" w:hAnsi="Arial" w:cs="Arial"/>
+          <w:sz w:val="26"/>
+          <w:szCs w:val="26"/>
+          <w:rtl/>
+        </w:rPr>
+        <w:t xml:space="preserve"> أو </w:t>
+      </w:r>
+      <w:r>
+        <w:rPr>
+          <w:rFonts w:ascii="Arial" w:hAnsi="Arial" w:cs="Arial" w:hint="cs"/>
+          <w:sz w:val="26"/>
+          <w:szCs w:val="26"/>
+          <w:rtl/>
+        </w:rPr>
+        <w:t>محتملة</w:t>
+      </w:r>
+      <w:r>
+        <w:rPr>
+          <w:rFonts w:ascii="Arial" w:hAnsi="Arial" w:cs="Arial"/>
+          <w:sz w:val="26"/>
+          <w:szCs w:val="26"/>
+          <w:rtl/>
+        </w:rPr>
+        <w:t xml:space="preserve">، أو مطالبات أو تقييمات غير مطالبة يجب أن تكون مستحقة أو </w:t>
+      </w:r>
+      <w:r>
+        <w:rPr>
+          <w:rFonts w:ascii="Arial" w:hAnsi="Arial" w:cs="Arial" w:hint="cs"/>
+          <w:sz w:val="26"/>
+          <w:szCs w:val="26"/>
+          <w:rtl/>
+        </w:rPr>
+        <w:t>يتم الإفصاح عنها</w:t>
+      </w:r>
+      <w:r>
+        <w:rPr>
+          <w:rFonts w:ascii="Arial" w:hAnsi="Arial" w:cs="Arial"/>
+          <w:sz w:val="26"/>
+          <w:szCs w:val="26"/>
+          <w:rtl/>
+        </w:rPr>
+        <w:t xml:space="preserve">، </w:t>
+      </w:r>
+      <w:r>
+        <w:rPr>
+          <w:rFonts w:ascii="Arial" w:hAnsi="Arial" w:cs="Arial" w:hint="cs"/>
+          <w:sz w:val="26"/>
+          <w:szCs w:val="26"/>
+          <w:rtl/>
+        </w:rPr>
+        <w:t>سوى ما تم ذكره</w:t>
+      </w:r>
+      <w:r>
+        <w:rPr>
+          <w:rFonts w:ascii="Arial" w:hAnsi="Arial" w:cs="Arial" w:hint="cs"/>
+          <w:sz w:val="26"/>
+          <w:szCs w:val="26"/>
+          <w:rtl/>
+        </w:rPr>
+        <w:t xml:space="preserve"> في خطابات المحامين والمستشارين القانونين لدينا والتي تم تزويدكم بنسخه منها.</w:t>
+      </w:r>
+    </w:p>
+    <w:p>
+      <w:pPr>
+        <w:spacing w:line="300" w:lineRule="exact"/>
+        <w:jc w:val="both"/>
+        <w:rPr>
+          <w:rFonts w:ascii="Arial" w:hAnsi="Arial" w:cs="Arial"/>
+          <w:sz w:val="26"/>
+          <w:szCs w:val="26"/>
+        </w:rPr>
+      </w:pPr>
+    </w:p>
+    <w:p>
+      <w:pPr>
+        <w:pStyle w:val="ListParagraph"/>
+        <w:rPr>
+          <w:rFonts w:ascii="Arial" w:hAnsi="Arial" w:cs="Arial"/>
+          <w:sz w:val="26"/>
+          <w:szCs w:val="26"/>
+          <w:rtl/>
+        </w:rPr>
+      </w:pPr>
+    </w:p>
+    <w:p>
+      <w:pPr>
+        <w:spacing w:line="300" w:lineRule="exact"/>
+        <w:ind w:left="270" w:hanging="540"/>
+        <w:jc w:val="both"/>
+        <w:rPr>
+          <w:rFonts w:ascii="Arial" w:hAnsi="Arial" w:cs="Arial"/>
+          <w:sz w:val="26"/>
+          <w:szCs w:val="26"/>
+          <w:rtl/>
+        </w:rPr>
+      </w:pPr>
+      <w:r>
+        <w:rPr>
+          <w:rFonts w:ascii="Arial" w:hAnsi="Arial" w:cs="Arial" w:hint="cs"/>
+          <w:sz w:val="26"/>
+          <w:szCs w:val="26"/>
+          <w:rtl/>
+        </w:rPr>
         <w:lastRenderedPageBreak/>
-        <w:t>39</w:t>
+        <w:t>40</w:t>
       </w:r>
       <w:r>
         <w:rPr>
@@ -11018,128 +10600,156 @@
       </w:r>
       <w:r>
         <w:rPr>
-          <w:rFonts w:ascii="Arial" w:hAnsi="Arial" w:cs="Arial"/>
-          <w:sz w:val="26"/>
-          <w:szCs w:val="26"/>
-          <w:rtl/>
-        </w:rPr>
-        <w:t xml:space="preserve">نحن لسنا على علم بأي دعاوى </w:t>
-      </w:r>
-      <w:r>
-        <w:rPr>
-          <w:rFonts w:ascii="Arial" w:hAnsi="Arial" w:cs="Arial" w:hint="cs"/>
-          <w:sz w:val="26"/>
-          <w:szCs w:val="26"/>
-          <w:rtl/>
-        </w:rPr>
-        <w:t>قائمة</w:t>
-      </w:r>
-      <w:r>
-        <w:rPr>
-          <w:rFonts w:ascii="Arial" w:hAnsi="Arial" w:cs="Arial"/>
-          <w:sz w:val="26"/>
-          <w:szCs w:val="26"/>
-          <w:rtl/>
-        </w:rPr>
-        <w:t xml:space="preserve"> أو </w:t>
-      </w:r>
-      <w:r>
-        <w:rPr>
-          <w:rFonts w:ascii="Arial" w:hAnsi="Arial" w:cs="Arial" w:hint="cs"/>
-          <w:sz w:val="26"/>
-          <w:szCs w:val="26"/>
-          <w:rtl/>
-        </w:rPr>
-        <w:t>محتملة</w:t>
-      </w:r>
-      <w:r>
-        <w:rPr>
-          <w:rFonts w:ascii="Arial" w:hAnsi="Arial" w:cs="Arial"/>
-          <w:sz w:val="26"/>
-          <w:szCs w:val="26"/>
-          <w:rtl/>
-        </w:rPr>
-        <w:t xml:space="preserve">، أو مطالبات أو تقييمات غير مطالبة يجب أن تكون مستحقة أو </w:t>
-      </w:r>
-      <w:r>
-        <w:rPr>
-          <w:rFonts w:ascii="Arial" w:hAnsi="Arial" w:cs="Arial" w:hint="cs"/>
-          <w:sz w:val="26"/>
-          <w:szCs w:val="26"/>
-          <w:rtl/>
-        </w:rPr>
-        <w:t>يتم الإفصاح عنها</w:t>
-      </w:r>
-      <w:r>
-        <w:rPr>
-          <w:rFonts w:ascii="Arial" w:hAnsi="Arial" w:cs="Arial"/>
-          <w:sz w:val="26"/>
-          <w:szCs w:val="26"/>
-          <w:rtl/>
-        </w:rPr>
-        <w:t xml:space="preserve">، </w:t>
-      </w:r>
-      <w:r>
-        <w:rPr>
-          <w:rFonts w:ascii="Arial" w:hAnsi="Arial" w:cs="Arial" w:hint="cs"/>
-          <w:sz w:val="26"/>
-          <w:szCs w:val="26"/>
-          <w:rtl/>
-        </w:rPr>
-        <w:t>سوى ما تم ذكره</w:t>
-      </w:r>
-      <w:r>
-        <w:rPr>
-          <w:rFonts w:ascii="Arial" w:hAnsi="Arial" w:cs="Arial" w:hint="cs"/>
-          <w:sz w:val="26"/>
-          <w:szCs w:val="26"/>
-          <w:rtl/>
-        </w:rPr>
-        <w:t xml:space="preserve"> في خطابات المحامين والمستشارين القانونين لدينا والتي تم تزويدكم بنسخه منها.</w:t>
-      </w:r>
-    </w:p>
-    <w:p>
-      <w:pPr>
-        <w:spacing w:line="300" w:lineRule="exact"/>
-        <w:jc w:val="both"/>
-        <w:rPr>
-          <w:rFonts w:ascii="Arial" w:hAnsi="Arial" w:cs="Arial"/>
-          <w:sz w:val="26"/>
-          <w:szCs w:val="26"/>
-        </w:rPr>
-      </w:pPr>
-    </w:p>
-    <w:p>
-      <w:pPr>
-        <w:pStyle w:val="ListParagraph"/>
-        <w:rPr>
-          <w:rFonts w:ascii="Arial" w:hAnsi="Arial" w:cs="Arial"/>
-          <w:sz w:val="26"/>
-          <w:szCs w:val="26"/>
-          <w:rtl/>
-        </w:rPr>
-      </w:pPr>
-    </w:p>
-    <w:p>
-      <w:pPr>
-        <w:spacing w:line="300" w:lineRule="exact"/>
-        <w:ind w:left="270" w:hanging="540"/>
-        <w:jc w:val="both"/>
-        <w:rPr>
-          <w:rFonts w:ascii="Arial" w:hAnsi="Arial" w:cs="Arial"/>
-          <w:sz w:val="26"/>
-          <w:szCs w:val="26"/>
-          <w:rtl/>
-        </w:rPr>
-      </w:pPr>
-      <w:r>
-        <w:rPr>
-          <w:rFonts w:ascii="Arial" w:hAnsi="Arial" w:cs="Arial" w:hint="cs"/>
-          <w:sz w:val="26"/>
-          <w:szCs w:val="26"/>
-          <w:rtl/>
-        </w:rPr>
-        <w:t>40</w:t>
+          <w:rFonts w:ascii="Arial" w:hAnsi="Arial" w:cs="Arial" w:hint="cs"/>
+          <w:sz w:val="26"/>
+          <w:szCs w:val="26"/>
+          <w:rtl/>
+        </w:rPr>
+        <w:t>لا يوجد هناك أية</w:t>
+      </w:r>
+      <w:r>
+        <w:rPr>
+          <w:rFonts w:ascii="Arial" w:hAnsi="Arial" w:cs="Arial"/>
+          <w:sz w:val="26"/>
+          <w:szCs w:val="26"/>
+          <w:rtl/>
+        </w:rPr>
+        <w:t xml:space="preserve"> التزامات م</w:t>
+      </w:r>
+      <w:r>
+        <w:rPr>
+          <w:rFonts w:ascii="Arial" w:hAnsi="Arial" w:cs="Arial" w:hint="cs"/>
+          <w:sz w:val="26"/>
+          <w:szCs w:val="26"/>
+          <w:rtl/>
+        </w:rPr>
+        <w:t>حتملة</w:t>
+      </w:r>
+      <w:r>
+        <w:rPr>
+          <w:rFonts w:ascii="Arial" w:hAnsi="Arial" w:cs="Arial"/>
+          <w:sz w:val="26"/>
+          <w:szCs w:val="26"/>
+          <w:rtl/>
+        </w:rPr>
+        <w:t xml:space="preserve"> كما في نهاية السنة يجب ا</w:t>
+      </w:r>
+      <w:r>
+        <w:rPr>
+          <w:rFonts w:ascii="Arial" w:hAnsi="Arial" w:cs="Arial" w:hint="cs"/>
+          <w:sz w:val="26"/>
+          <w:szCs w:val="26"/>
+          <w:rtl/>
+        </w:rPr>
+        <w:t>لإ</w:t>
+      </w:r>
+      <w:r>
+        <w:rPr>
+          <w:rFonts w:ascii="Arial" w:hAnsi="Arial" w:cs="Arial"/>
+          <w:sz w:val="26"/>
+          <w:szCs w:val="26"/>
+          <w:rtl/>
+        </w:rPr>
+        <w:t xml:space="preserve">فصاح عنها في </w:t>
+      </w:r>
+      <w:r>
+        <w:rPr>
+          <w:rFonts w:ascii="Arial" w:hAnsi="Arial" w:cs="Arial" w:hint="cs"/>
+          <w:sz w:val="26"/>
+          <w:szCs w:val="26"/>
+          <w:rtl/>
+        </w:rPr>
+        <w:t>القوائم</w:t>
+      </w:r>
+      <w:r>
+        <w:rPr>
+          <w:rFonts w:ascii="Arial" w:hAnsi="Arial" w:cs="Arial"/>
+          <w:sz w:val="26"/>
+          <w:szCs w:val="26"/>
+          <w:rtl/>
+        </w:rPr>
+        <w:t xml:space="preserve"> المالية</w:t>
+      </w:r>
+      <w:r>
+        <w:rPr>
+          <w:rFonts w:ascii="Arial" w:hAnsi="Arial" w:cs="Arial" w:hint="cs"/>
+          <w:sz w:val="26"/>
+          <w:szCs w:val="26"/>
+          <w:rtl/>
+        </w:rPr>
+        <w:t xml:space="preserve"> </w:t>
+      </w:r>
+      <w:r>
+        <w:rPr>
+          <w:rFonts w:ascii="Arial" w:hAnsi="Arial" w:cs="Arial"/>
+          <w:sz w:val="26"/>
+          <w:szCs w:val="26"/>
+        </w:rPr>
+        <w:t xml:space="preserve"> </w:t>
+      </w:r>
+      <w:r>
+        <w:rPr>
+          <w:rFonts w:ascii="Arial" w:hAnsi="Arial" w:cs="Arial"/>
+          <w:sz w:val="26"/>
+          <w:szCs w:val="26"/>
+          <w:rtl/>
+        </w:rPr>
+        <w:t>ذات الغرض الخاص</w:t>
+      </w:r>
+      <w:r>
+        <w:rPr>
+          <w:rFonts w:ascii="Arial" w:hAnsi="Arial" w:cs="Arial"/>
+          <w:sz w:val="26"/>
+          <w:szCs w:val="26"/>
+          <w:rtl/>
+        </w:rPr>
+        <w:t>.</w:t>
+      </w:r>
+    </w:p>
+    <w:p>
+      <w:pPr>
+        <w:spacing w:line="300" w:lineRule="exact"/>
+        <w:jc w:val="both"/>
+        <w:rPr>
+          <w:rFonts w:ascii="Arial" w:hAnsi="Arial" w:cs="Arial"/>
+          <w:sz w:val="26"/>
+          <w:szCs w:val="26"/>
+          <w:rtl/>
+        </w:rPr>
+      </w:pPr>
+    </w:p>
+    <w:p>
+      <w:pPr>
+        <w:spacing w:line="300" w:lineRule="exact"/>
+        <w:jc w:val="both"/>
+        <w:rPr>
+          <w:rFonts w:ascii="Arial" w:hAnsi="Arial" w:cs="Arial"/>
+          <w:sz w:val="26"/>
+          <w:szCs w:val="26"/>
+          <w:rtl/>
+        </w:rPr>
+      </w:pPr>
+    </w:p>
+    <w:p>
+      <w:pPr>
+        <w:spacing w:line="300" w:lineRule="exact"/>
+        <w:ind w:left="180" w:hanging="450"/>
+        <w:jc w:val="both"/>
+        <w:rPr>
+          <w:rFonts w:ascii="Arial" w:hAnsi="Arial" w:cs="Arial"/>
+          <w:sz w:val="26"/>
+          <w:szCs w:val="26"/>
+          <w:rtl/>
+        </w:rPr>
+      </w:pPr>
+      <w:r>
+        <w:rPr>
+          <w:rFonts w:ascii="Arial" w:hAnsi="Arial" w:cs="Arial" w:hint="cs"/>
+          <w:sz w:val="26"/>
+          <w:szCs w:val="26"/>
+          <w:rtl/>
+        </w:rPr>
+        <w:t>41</w:t>
       </w:r>
       <w:r>
         <w:rPr>
@@ -11152,57 +10762,365 @@
       </w:r>
       <w:r>
         <w:rPr>
-          <w:rFonts w:ascii="Arial" w:hAnsi="Arial" w:cs="Arial" w:hint="cs"/>
-          <w:sz w:val="26"/>
-          <w:szCs w:val="26"/>
-          <w:rtl/>
-        </w:rPr>
-        <w:t>لا يوجد هناك أية</w:t>
-      </w:r>
-      <w:r>
-        <w:rPr>
-          <w:rFonts w:ascii="Arial" w:hAnsi="Arial" w:cs="Arial"/>
-          <w:sz w:val="26"/>
-          <w:szCs w:val="26"/>
-          <w:rtl/>
-        </w:rPr>
-        <w:t xml:space="preserve"> التزامات م</w:t>
-      </w:r>
-      <w:r>
-        <w:rPr>
-          <w:rFonts w:ascii="Arial" w:hAnsi="Arial" w:cs="Arial" w:hint="cs"/>
-          <w:sz w:val="26"/>
-          <w:szCs w:val="26"/>
-          <w:rtl/>
-        </w:rPr>
-        <w:t>حتملة</w:t>
-      </w:r>
-      <w:r>
-        <w:rPr>
-          <w:rFonts w:ascii="Arial" w:hAnsi="Arial" w:cs="Arial"/>
-          <w:sz w:val="26"/>
-          <w:szCs w:val="26"/>
-          <w:rtl/>
-        </w:rPr>
-        <w:t xml:space="preserve"> كما في نهاية السنة يجب ا</w:t>
-      </w:r>
-      <w:r>
-        <w:rPr>
-          <w:rFonts w:ascii="Arial" w:hAnsi="Arial" w:cs="Arial" w:hint="cs"/>
-          <w:sz w:val="26"/>
-          <w:szCs w:val="26"/>
-          <w:rtl/>
-        </w:rPr>
-        <w:t>لإ</w:t>
-      </w:r>
-      <w:r>
-        <w:rPr>
-          <w:rFonts w:ascii="Arial" w:hAnsi="Arial" w:cs="Arial"/>
-          <w:sz w:val="26"/>
-          <w:szCs w:val="26"/>
-          <w:rtl/>
-        </w:rPr>
-        <w:t xml:space="preserve">فصاح عنها في </w:t>
+          <w:rFonts w:ascii="Arial" w:hAnsi="Arial" w:cs="Arial"/>
+          <w:sz w:val="26"/>
+          <w:szCs w:val="26"/>
+          <w:rtl/>
+        </w:rPr>
+        <w:t xml:space="preserve">لا يوجد لدى </w:t>
+      </w:r>
+      <w:r>
+        <w:rPr>
+          <w:rFonts w:ascii="Arial" w:hAnsi="Arial" w:cs="Arial"/>
+          <w:sz w:val="26"/>
+          <w:szCs w:val="26"/>
+        </w:rPr>
+        <w:t>{</w:t>
+      </w:r>
+      <w:proofErr w:type="spellStart"/>
+      <w:r>
+        <w:rPr>
+          <w:rFonts w:ascii="Arial" w:hAnsi="Arial" w:cs="Arial"/>
+          <w:sz w:val="26"/>
+          <w:szCs w:val="26"/>
+        </w:rPr>
+        <w:t>entityThe</w:t>
+      </w:r>
+      <w:proofErr w:type="spellEnd"/>
+      <w:r>
+        <w:rPr>
+          <w:rFonts w:ascii="Arial" w:hAnsi="Arial" w:cs="Arial"/>
+          <w:sz w:val="26"/>
+          <w:szCs w:val="26"/>
+        </w:rPr>
+        <w:t>}</w:t>
+      </w:r>
+      <w:r>
+        <w:rPr>
+          <w:rFonts w:ascii="Arial" w:hAnsi="Arial" w:cs="Arial"/>
+          <w:sz w:val="26"/>
+          <w:szCs w:val="26"/>
+          <w:rtl/>
+        </w:rPr>
+        <w:t xml:space="preserve"> في نهاية </w:t>
+      </w:r>
+      <w:r>
+        <w:rPr>
+          <w:rFonts w:ascii="Arial" w:hAnsi="Arial" w:cs="Arial"/>
+          <w:sz w:val="26"/>
+          <w:szCs w:val="26"/>
+          <w:rtl/>
+        </w:rPr>
+        <w:t>السنة</w:t>
+      </w:r>
+      <w:r>
+        <w:rPr>
+          <w:rFonts w:ascii="Arial" w:hAnsi="Arial" w:cs="Arial"/>
+          <w:sz w:val="26"/>
+          <w:szCs w:val="26"/>
+          <w:rtl/>
+        </w:rPr>
+        <w:t xml:space="preserve"> أية ارتباطات غير اعتيادية أو التزامات تعاقدية </w:t>
+      </w:r>
+      <w:r>
+        <w:rPr>
+          <w:rFonts w:ascii="Arial" w:hAnsi="Arial" w:cs="Arial" w:hint="cs"/>
+          <w:sz w:val="26"/>
+          <w:szCs w:val="26"/>
+          <w:rtl/>
+        </w:rPr>
+        <w:t>من أي نوع</w:t>
+      </w:r>
+      <w:r>
+        <w:rPr>
+          <w:rFonts w:ascii="Arial" w:hAnsi="Arial" w:cs="Arial"/>
+          <w:sz w:val="26"/>
+          <w:szCs w:val="26"/>
+          <w:rtl/>
+        </w:rPr>
+        <w:t xml:space="preserve"> خا</w:t>
+      </w:r>
+      <w:r>
+        <w:rPr>
+          <w:rFonts w:ascii="Arial" w:hAnsi="Arial" w:cs="Arial"/>
+          <w:sz w:val="26"/>
+          <w:szCs w:val="26"/>
+          <w:rtl/>
+        </w:rPr>
+        <w:t xml:space="preserve">رج الدورة العادية لأعمال </w:t>
+      </w:r>
+      <w:r>
+        <w:rPr>
+          <w:rFonts w:ascii="Arial" w:hAnsi="Arial" w:cs="Arial"/>
+          <w:sz w:val="26"/>
+          <w:szCs w:val="26"/>
+        </w:rPr>
+        <w:t>{</w:t>
+      </w:r>
+      <w:proofErr w:type="spellStart"/>
+      <w:r>
+        <w:rPr>
+          <w:rFonts w:ascii="Arial" w:hAnsi="Arial" w:cs="Arial"/>
+          <w:sz w:val="26"/>
+          <w:szCs w:val="26"/>
+        </w:rPr>
+        <w:t>entityThe</w:t>
+      </w:r>
+      <w:proofErr w:type="spellEnd"/>
+      <w:r>
+        <w:rPr>
+          <w:rFonts w:ascii="Arial" w:hAnsi="Arial" w:cs="Arial"/>
+          <w:sz w:val="26"/>
+          <w:szCs w:val="26"/>
+        </w:rPr>
+        <w:t>}</w:t>
+      </w:r>
+      <w:r>
+        <w:rPr>
+          <w:rFonts w:ascii="Arial" w:hAnsi="Arial" w:cs="Arial"/>
+          <w:sz w:val="26"/>
+          <w:szCs w:val="26"/>
+          <w:rtl/>
+        </w:rPr>
+        <w:t xml:space="preserve">، والتي يمكن أن يكون لها تأثير سلبي على </w:t>
+      </w:r>
+      <w:r>
+        <w:rPr>
+          <w:rFonts w:ascii="Arial" w:hAnsi="Arial" w:cs="Arial"/>
+          <w:sz w:val="26"/>
+          <w:szCs w:val="26"/>
+        </w:rPr>
+        <w:t>{</w:t>
+      </w:r>
+      <w:proofErr w:type="spellStart"/>
+      <w:r>
+        <w:rPr>
+          <w:rFonts w:ascii="Arial" w:hAnsi="Arial" w:cs="Arial"/>
+          <w:sz w:val="26"/>
+          <w:szCs w:val="26"/>
+        </w:rPr>
+        <w:t>entityThe</w:t>
+      </w:r>
+      <w:proofErr w:type="spellEnd"/>
+      <w:r>
+        <w:rPr>
+          <w:rFonts w:ascii="Arial" w:hAnsi="Arial" w:cs="Arial"/>
+          <w:sz w:val="26"/>
+          <w:szCs w:val="26"/>
+        </w:rPr>
+        <w:t>}</w:t>
+      </w:r>
+      <w:r>
+        <w:rPr>
+          <w:rFonts w:ascii="Arial" w:hAnsi="Arial" w:cs="Arial"/>
+          <w:sz w:val="26"/>
+          <w:szCs w:val="26"/>
+          <w:rtl/>
+        </w:rPr>
+        <w:t xml:space="preserve"> (مثل عقود أو اتفاقيات ال</w:t>
+      </w:r>
+      <w:r>
+        <w:rPr>
+          <w:rFonts w:ascii="Arial" w:hAnsi="Arial" w:cs="Arial"/>
+          <w:sz w:val="26"/>
+          <w:szCs w:val="26"/>
+          <w:rtl/>
+        </w:rPr>
+        <w:t>شراء بالزيادة عن القيمة السوقية</w:t>
+      </w:r>
+      <w:r>
+        <w:rPr>
+          <w:rFonts w:ascii="Arial" w:hAnsi="Arial" w:cs="Arial"/>
+          <w:sz w:val="26"/>
+          <w:szCs w:val="26"/>
+          <w:rtl/>
+        </w:rPr>
+        <w:t>، اتفاقيات اعادة الشراء أو غيرها خا</w:t>
+      </w:r>
+      <w:r>
+        <w:rPr>
+          <w:rFonts w:ascii="Arial" w:hAnsi="Arial" w:cs="Arial"/>
+          <w:sz w:val="26"/>
+          <w:szCs w:val="26"/>
+          <w:rtl/>
+        </w:rPr>
+        <w:t xml:space="preserve">رج الدورة العادية لأعمال </w:t>
+      </w:r>
+      <w:r>
+        <w:rPr>
+          <w:rFonts w:ascii="Arial" w:hAnsi="Arial" w:cs="Arial"/>
+          <w:sz w:val="26"/>
+          <w:szCs w:val="26"/>
+        </w:rPr>
+        <w:t>{</w:t>
+      </w:r>
+      <w:proofErr w:type="spellStart"/>
+      <w:r>
+        <w:rPr>
+          <w:rFonts w:ascii="Arial" w:hAnsi="Arial" w:cs="Arial"/>
+          <w:sz w:val="26"/>
+          <w:szCs w:val="26"/>
+        </w:rPr>
+        <w:t>entityThe</w:t>
+      </w:r>
+      <w:proofErr w:type="spellEnd"/>
+      <w:r>
+        <w:rPr>
+          <w:rFonts w:ascii="Arial" w:hAnsi="Arial" w:cs="Arial"/>
+          <w:sz w:val="26"/>
+          <w:szCs w:val="26"/>
+        </w:rPr>
+        <w:t>}</w:t>
+      </w:r>
+      <w:r>
+        <w:rPr>
+          <w:rFonts w:ascii="Arial" w:hAnsi="Arial" w:cs="Arial"/>
+          <w:sz w:val="26"/>
+          <w:szCs w:val="26"/>
+          <w:rtl/>
+        </w:rPr>
+        <w:t>، أو ارتباطات جوهرية ت</w:t>
+      </w:r>
+      <w:r>
+        <w:rPr>
+          <w:rFonts w:ascii="Arial" w:hAnsi="Arial" w:cs="Arial"/>
+          <w:sz w:val="26"/>
+          <w:szCs w:val="26"/>
+          <w:rtl/>
+        </w:rPr>
+        <w:t>تعلق بشراء ممتلكات وآلات ومعدات، أو عقود صرف أجنبية هامة</w:t>
+      </w:r>
+      <w:r>
+        <w:rPr>
+          <w:rFonts w:ascii="Arial" w:hAnsi="Arial" w:cs="Arial"/>
+          <w:sz w:val="26"/>
+          <w:szCs w:val="26"/>
+          <w:rtl/>
+        </w:rPr>
+        <w:t>، أو خطابات الاع</w:t>
+      </w:r>
+      <w:r>
+        <w:rPr>
+          <w:rFonts w:ascii="Arial" w:hAnsi="Arial" w:cs="Arial"/>
+          <w:sz w:val="26"/>
+          <w:szCs w:val="26"/>
+          <w:rtl/>
+        </w:rPr>
+        <w:t>تماد بأرصدة غير محددة أو مفتوحة</w:t>
+      </w:r>
+      <w:r>
+        <w:rPr>
+          <w:rFonts w:ascii="Arial" w:hAnsi="Arial" w:cs="Arial"/>
+          <w:sz w:val="26"/>
+          <w:szCs w:val="26"/>
+          <w:rtl/>
+        </w:rPr>
+        <w:t xml:space="preserve">، أو التزامات شراء بصناعة بكميات تزيد عن الاحتياجات العادية </w:t>
+      </w:r>
+      <w:r>
+        <w:rPr>
+          <w:rFonts w:ascii="Arial" w:hAnsi="Arial" w:cs="Arial"/>
+          <w:sz w:val="26"/>
+          <w:szCs w:val="26"/>
+        </w:rPr>
+        <w:t>{</w:t>
+      </w:r>
+      <w:proofErr w:type="spellStart"/>
+      <w:r>
+        <w:rPr>
+          <w:rFonts w:ascii="Arial" w:hAnsi="Arial" w:cs="Arial"/>
+          <w:sz w:val="26"/>
+          <w:szCs w:val="26"/>
+        </w:rPr>
+        <w:t>entityForThe</w:t>
+      </w:r>
+      <w:proofErr w:type="spellEnd"/>
+      <w:r>
+        <w:rPr>
+          <w:rFonts w:ascii="Arial" w:hAnsi="Arial" w:cs="Arial"/>
+          <w:sz w:val="26"/>
+          <w:szCs w:val="26"/>
+        </w:rPr>
+        <w:t>}</w:t>
+      </w:r>
+      <w:r>
+        <w:rPr>
+          <w:rFonts w:ascii="Arial" w:hAnsi="Arial" w:cs="Arial"/>
+          <w:sz w:val="26"/>
+          <w:szCs w:val="26"/>
+          <w:rtl/>
+        </w:rPr>
+        <w:t>، أو بأسعار</w:t>
+      </w:r>
+      <w:r>
+        <w:rPr>
+          <w:rFonts w:ascii="Arial" w:hAnsi="Arial" w:cs="Arial"/>
+          <w:sz w:val="26"/>
+          <w:szCs w:val="26"/>
+          <w:rtl/>
+        </w:rPr>
+        <w:t xml:space="preserve"> تزيد عن الاسعار السائدة بالسوق</w:t>
+      </w:r>
+      <w:r>
+        <w:rPr>
+          <w:rFonts w:ascii="Arial" w:hAnsi="Arial" w:cs="Arial"/>
+          <w:sz w:val="26"/>
+          <w:szCs w:val="26"/>
+          <w:rtl/>
+        </w:rPr>
+        <w:t>، أو خسائر نتيجة الوفاء أو عدم المقدرة على الوفاء بالتزامات المبيعات).</w:t>
+      </w:r>
+    </w:p>
+    <w:p>
+      <w:pPr>
+        <w:spacing w:line="300" w:lineRule="exact"/>
+        <w:ind w:left="180" w:hanging="450"/>
+        <w:jc w:val="both"/>
+        <w:rPr>
+          <w:rFonts w:ascii="Arial" w:hAnsi="Arial" w:cs="Arial"/>
+          <w:sz w:val="26"/>
+          <w:szCs w:val="26"/>
+          <w:rtl/>
+        </w:rPr>
+      </w:pPr>
+    </w:p>
+    <w:p>
+      <w:pPr>
+        <w:spacing w:line="300" w:lineRule="exact"/>
+        <w:ind w:left="180" w:hanging="450"/>
+        <w:jc w:val="both"/>
+        <w:rPr>
+          <w:rFonts w:ascii="Arial" w:hAnsi="Arial" w:cs="Arial"/>
+          <w:sz w:val="26"/>
+          <w:szCs w:val="26"/>
+        </w:rPr>
+      </w:pPr>
+      <w:r>
+        <w:rPr>
+          <w:rFonts w:ascii="Arial" w:hAnsi="Arial" w:cs="Arial" w:hint="cs"/>
+          <w:sz w:val="26"/>
+          <w:szCs w:val="26"/>
+          <w:rtl/>
+        </w:rPr>
+        <w:t>42</w:t>
+      </w:r>
+      <w:r>
+        <w:rPr>
+          <w:rFonts w:ascii="Arial" w:hAnsi="Arial" w:cs="Arial" w:hint="cs"/>
+          <w:sz w:val="26"/>
+          <w:szCs w:val="26"/>
+          <w:rtl/>
+        </w:rPr>
+        <w:t xml:space="preserve">. </w:t>
+      </w:r>
+      <w:r>
+        <w:rPr>
+          <w:rFonts w:ascii="Arial" w:hAnsi="Arial" w:cs="Arial"/>
+          <w:sz w:val="26"/>
+          <w:szCs w:val="26"/>
+          <w:rtl/>
+        </w:rPr>
+        <w:t xml:space="preserve">لا توجد ترتيبات رسمية أو غير رسمية لرصيد التعويض مع أي من حساباتنا النقدية والاستثمارية. باستثناء ما تم الكشف عنه في الملاحظات على </w:t>
       </w:r>
       <w:r>
         <w:rPr>
@@ -11236,15 +11154,6 @@
           <w:rFonts w:ascii="Arial" w:hAnsi="Arial" w:cs="Arial"/>
           <w:sz w:val="26"/>
           <w:szCs w:val="26"/>
-          <w:rtl/>
-        </w:rPr>
-        <w:t>(فراغ/أزلها)</w:t>
-      </w:r>
-      <w:r>
-        <w:rPr>
-          <w:rFonts w:ascii="Arial" w:hAnsi="Arial" w:cs="Arial"/>
-          <w:sz w:val="26"/>
-          <w:szCs w:val="26"/>
         </w:rPr>
         <w:t xml:space="preserve"> </w:t>
       </w:r>
@@ -11256,503 +11165,6 @@
           <w:rtl/>
         </w:rPr>
         <w:t>ذات الغرض الخاص</w:t>
-      </w:r>
-      <w:r>
-        <w:rPr>
-          <w:rFonts w:ascii="Arial" w:hAnsi="Arial" w:cs="Arial"/>
-          <w:sz w:val="26"/>
-          <w:szCs w:val="26"/>
-          <w:rtl/>
-        </w:rPr>
-        <w:t>(فراغ/أزلها)</w:t>
-      </w:r>
-      <w:r>
-        <w:rPr>
-          <w:rFonts w:ascii="Arial" w:hAnsi="Arial" w:cs="Arial"/>
-          <w:sz w:val="26"/>
-          <w:szCs w:val="26"/>
-          <w:rtl/>
-        </w:rPr>
-        <w:t>.</w:t>
-      </w:r>
-    </w:p>
-    <w:p>
-      <w:pPr>
-        <w:spacing w:line="300" w:lineRule="exact"/>
-        <w:jc w:val="both"/>
-        <w:rPr>
-          <w:rFonts w:ascii="Arial" w:hAnsi="Arial" w:cs="Arial"/>
-          <w:sz w:val="26"/>
-          <w:szCs w:val="26"/>
-          <w:rtl/>
-        </w:rPr>
-      </w:pPr>
-    </w:p>
-    <w:p>
-      <w:pPr>
-        <w:spacing w:line="300" w:lineRule="exact"/>
-        <w:jc w:val="both"/>
-        <w:rPr>
-          <w:rFonts w:ascii="Arial" w:hAnsi="Arial" w:cs="Arial"/>
-          <w:sz w:val="26"/>
-          <w:szCs w:val="26"/>
-          <w:rtl/>
-        </w:rPr>
-      </w:pPr>
-    </w:p>
-    <w:p>
-      <w:pPr>
-        <w:spacing w:line="300" w:lineRule="exact"/>
-        <w:ind w:left="180" w:hanging="450"/>
-        <w:jc w:val="both"/>
-        <w:rPr>
-          <w:rFonts w:ascii="Arial" w:hAnsi="Arial" w:cs="Arial"/>
-          <w:sz w:val="26"/>
-          <w:szCs w:val="26"/>
-          <w:rtl/>
-        </w:rPr>
-      </w:pPr>
-      <w:r>
-        <w:rPr>
-          <w:rFonts w:ascii="Arial" w:hAnsi="Arial" w:cs="Arial" w:hint="cs"/>
-          <w:sz w:val="26"/>
-          <w:szCs w:val="26"/>
-          <w:rtl/>
-        </w:rPr>
-        <w:t>41</w:t>
-      </w:r>
-      <w:r>
-        <w:rPr>
-          <w:rFonts w:ascii="Arial" w:hAnsi="Arial" w:cs="Arial" w:hint="cs"/>
-          <w:sz w:val="26"/>
-          <w:szCs w:val="26"/>
-          <w:rtl/>
-        </w:rPr>
-        <w:t xml:space="preserve">. </w:t>
-      </w:r>
-      <w:r>
-        <w:rPr>
-          <w:rFonts w:ascii="Arial" w:hAnsi="Arial" w:cs="Arial"/>
-          <w:sz w:val="26"/>
-          <w:szCs w:val="26"/>
-          <w:rtl/>
-        </w:rPr>
-        <w:t xml:space="preserve">لا يوجد لدى </w:t>
-      </w:r>
-      <w:r>
-        <w:rPr>
-          <w:rFonts w:ascii="Arial" w:hAnsi="Arial" w:cs="Arial"/>
-          <w:sz w:val="26"/>
-          <w:szCs w:val="26"/>
-        </w:rPr>
-        <w:t>{</w:t>
-      </w:r>
-      <w:proofErr w:type="spellStart"/>
-      <w:r>
-        <w:rPr>
-          <w:rFonts w:ascii="Arial" w:hAnsi="Arial" w:cs="Arial"/>
-          <w:sz w:val="26"/>
-          <w:szCs w:val="26"/>
-        </w:rPr>
-        <w:t>entityThe</w:t>
-      </w:r>
-      <w:proofErr w:type="spellEnd"/>
-      <w:r>
-        <w:rPr>
-          <w:rFonts w:ascii="Arial" w:hAnsi="Arial" w:cs="Arial"/>
-          <w:sz w:val="26"/>
-          <w:szCs w:val="26"/>
-        </w:rPr>
-        <w:t>}</w:t>
-      </w:r>
-      <w:r>
-        <w:rPr>
-          <w:rFonts w:ascii="Arial" w:hAnsi="Arial" w:cs="Arial"/>
-          <w:sz w:val="26"/>
-          <w:szCs w:val="26"/>
-          <w:rtl/>
-        </w:rPr>
-        <w:t xml:space="preserve"> في نهاية </w:t>
-      </w:r>
-      <w:r>
-        <w:rPr>
-          <w:rFonts w:ascii="Arial" w:hAnsi="Arial" w:cs="Arial"/>
-          <w:sz w:val="26"/>
-          <w:szCs w:val="26"/>
-          <w:rtl/>
-        </w:rPr>
-        <w:t>السنة</w:t>
-      </w:r>
-      <w:r>
-        <w:rPr>
-          <w:rFonts w:ascii="Arial" w:hAnsi="Arial" w:cs="Arial"/>
-          <w:sz w:val="26"/>
-          <w:szCs w:val="26"/>
-          <w:rtl/>
-        </w:rPr>
-        <w:t xml:space="preserve"> أية ارتباطات غير اعتيادية أو التزامات تعاقدية </w:t>
-      </w:r>
-      <w:r>
-        <w:rPr>
-          <w:rFonts w:ascii="Arial" w:hAnsi="Arial" w:cs="Arial" w:hint="cs"/>
-          <w:sz w:val="26"/>
-          <w:szCs w:val="26"/>
-          <w:rtl/>
-        </w:rPr>
-        <w:t>من أي نوع</w:t>
-      </w:r>
-      <w:r>
-        <w:rPr>
-          <w:rFonts w:ascii="Arial" w:hAnsi="Arial" w:cs="Arial"/>
-          <w:sz w:val="26"/>
-          <w:szCs w:val="26"/>
-          <w:rtl/>
-        </w:rPr>
-        <w:t xml:space="preserve"> خا</w:t>
-      </w:r>
-      <w:r>
-        <w:rPr>
-          <w:rFonts w:ascii="Arial" w:hAnsi="Arial" w:cs="Arial"/>
-          <w:sz w:val="26"/>
-          <w:szCs w:val="26"/>
-          <w:rtl/>
-        </w:rPr>
-        <w:t xml:space="preserve">رج الدورة العادية لأعمال </w:t>
-      </w:r>
-      <w:r>
-        <w:rPr>
-          <w:rFonts w:ascii="Arial" w:hAnsi="Arial" w:cs="Arial"/>
-          <w:sz w:val="26"/>
-          <w:szCs w:val="26"/>
-        </w:rPr>
-        <w:t>{</w:t>
-      </w:r>
-      <w:proofErr w:type="spellStart"/>
-      <w:r>
-        <w:rPr>
-          <w:rFonts w:ascii="Arial" w:hAnsi="Arial" w:cs="Arial"/>
-          <w:sz w:val="26"/>
-          <w:szCs w:val="26"/>
-        </w:rPr>
-        <w:t>entityThe</w:t>
-      </w:r>
-      <w:proofErr w:type="spellEnd"/>
-      <w:r>
-        <w:rPr>
-          <w:rFonts w:ascii="Arial" w:hAnsi="Arial" w:cs="Arial"/>
-          <w:sz w:val="26"/>
-          <w:szCs w:val="26"/>
-        </w:rPr>
-        <w:t>}</w:t>
-      </w:r>
-      <w:r>
-        <w:rPr>
-          <w:rFonts w:ascii="Arial" w:hAnsi="Arial" w:cs="Arial"/>
-          <w:sz w:val="26"/>
-          <w:szCs w:val="26"/>
-          <w:rtl/>
-        </w:rPr>
-        <w:t xml:space="preserve">، والتي يمكن أن يكون لها تأثير سلبي على </w:t>
-      </w:r>
-      <w:r>
-        <w:rPr>
-          <w:rFonts w:ascii="Arial" w:hAnsi="Arial" w:cs="Arial"/>
-          <w:sz w:val="26"/>
-          <w:szCs w:val="26"/>
-        </w:rPr>
-        <w:t>{</w:t>
-      </w:r>
-      <w:proofErr w:type="spellStart"/>
-      <w:r>
-        <w:rPr>
-          <w:rFonts w:ascii="Arial" w:hAnsi="Arial" w:cs="Arial"/>
-          <w:sz w:val="26"/>
-          <w:szCs w:val="26"/>
-        </w:rPr>
-        <w:t>entityThe</w:t>
-      </w:r>
-      <w:proofErr w:type="spellEnd"/>
-      <w:r>
-        <w:rPr>
-          <w:rFonts w:ascii="Arial" w:hAnsi="Arial" w:cs="Arial"/>
-          <w:sz w:val="26"/>
-          <w:szCs w:val="26"/>
-        </w:rPr>
-        <w:t>}</w:t>
-      </w:r>
-      <w:r>
-        <w:rPr>
-          <w:rFonts w:ascii="Arial" w:hAnsi="Arial" w:cs="Arial"/>
-          <w:sz w:val="26"/>
-          <w:szCs w:val="26"/>
-          <w:rtl/>
-        </w:rPr>
-        <w:t xml:space="preserve"> (مثل عقود أو اتفاقيات ال</w:t>
-      </w:r>
-      <w:r>
-        <w:rPr>
-          <w:rFonts w:ascii="Arial" w:hAnsi="Arial" w:cs="Arial"/>
-          <w:sz w:val="26"/>
-          <w:szCs w:val="26"/>
-          <w:rtl/>
-        </w:rPr>
-        <w:t>شراء بالزيادة عن القيمة السوقية</w:t>
-      </w:r>
-      <w:r>
-        <w:rPr>
-          <w:rFonts w:ascii="Arial" w:hAnsi="Arial" w:cs="Arial"/>
-          <w:sz w:val="26"/>
-          <w:szCs w:val="26"/>
-          <w:rtl/>
-        </w:rPr>
-        <w:t>، اتفاقيات اعادة الشراء أو غيرها خا</w:t>
-      </w:r>
-      <w:r>
-        <w:rPr>
-          <w:rFonts w:ascii="Arial" w:hAnsi="Arial" w:cs="Arial"/>
-          <w:sz w:val="26"/>
-          <w:szCs w:val="26"/>
-          <w:rtl/>
-        </w:rPr>
-        <w:t xml:space="preserve">رج الدورة العادية لأعمال </w:t>
-      </w:r>
-      <w:r>
-        <w:rPr>
-          <w:rFonts w:ascii="Arial" w:hAnsi="Arial" w:cs="Arial"/>
-          <w:sz w:val="26"/>
-          <w:szCs w:val="26"/>
-        </w:rPr>
-        <w:t>{</w:t>
-      </w:r>
-      <w:proofErr w:type="spellStart"/>
-      <w:r>
-        <w:rPr>
-          <w:rFonts w:ascii="Arial" w:hAnsi="Arial" w:cs="Arial"/>
-          <w:sz w:val="26"/>
-          <w:szCs w:val="26"/>
-        </w:rPr>
-        <w:t>entityThe</w:t>
-      </w:r>
-      <w:proofErr w:type="spellEnd"/>
-      <w:r>
-        <w:rPr>
-          <w:rFonts w:ascii="Arial" w:hAnsi="Arial" w:cs="Arial"/>
-          <w:sz w:val="26"/>
-          <w:szCs w:val="26"/>
-        </w:rPr>
-        <w:t>}</w:t>
-      </w:r>
-      <w:r>
-        <w:rPr>
-          <w:rFonts w:ascii="Arial" w:hAnsi="Arial" w:cs="Arial"/>
-          <w:sz w:val="26"/>
-          <w:szCs w:val="26"/>
-          <w:rtl/>
-        </w:rPr>
-        <w:t>، أو ارتباطات جوهرية ت</w:t>
-      </w:r>
-      <w:r>
-        <w:rPr>
-          <w:rFonts w:ascii="Arial" w:hAnsi="Arial" w:cs="Arial"/>
-          <w:sz w:val="26"/>
-          <w:szCs w:val="26"/>
-          <w:rtl/>
-        </w:rPr>
-        <w:t>تعلق بشراء ممتلكات وآلات ومعدات، أو عقود صرف أجنبية هامة</w:t>
-      </w:r>
-      <w:r>
-        <w:rPr>
-          <w:rFonts w:ascii="Arial" w:hAnsi="Arial" w:cs="Arial"/>
-          <w:sz w:val="26"/>
-          <w:szCs w:val="26"/>
-          <w:rtl/>
-        </w:rPr>
-        <w:t>، أو خطابات الاع</w:t>
-      </w:r>
-      <w:r>
-        <w:rPr>
-          <w:rFonts w:ascii="Arial" w:hAnsi="Arial" w:cs="Arial"/>
-          <w:sz w:val="26"/>
-          <w:szCs w:val="26"/>
-          <w:rtl/>
-        </w:rPr>
-        <w:t>تماد بأرصدة غير محددة أو مفتوحة</w:t>
-      </w:r>
-      <w:r>
-        <w:rPr>
-          <w:rFonts w:ascii="Arial" w:hAnsi="Arial" w:cs="Arial"/>
-          <w:sz w:val="26"/>
-          <w:szCs w:val="26"/>
-          <w:rtl/>
-        </w:rPr>
-        <w:t xml:space="preserve">، أو التزامات شراء بصناعة بكميات تزيد عن الاحتياجات العادية </w:t>
-      </w:r>
-      <w:r>
-        <w:rPr>
-          <w:rFonts w:ascii="Arial" w:hAnsi="Arial" w:cs="Arial"/>
-          <w:sz w:val="26"/>
-          <w:szCs w:val="26"/>
-        </w:rPr>
-        <w:t>{</w:t>
-      </w:r>
-      <w:proofErr w:type="spellStart"/>
-      <w:r>
-        <w:rPr>
-          <w:rFonts w:ascii="Arial" w:hAnsi="Arial" w:cs="Arial"/>
-          <w:sz w:val="26"/>
-          <w:szCs w:val="26"/>
-        </w:rPr>
-        <w:t>entityForThe</w:t>
-      </w:r>
-      <w:proofErr w:type="spellEnd"/>
-      <w:r>
-        <w:rPr>
-          <w:rFonts w:ascii="Arial" w:hAnsi="Arial" w:cs="Arial"/>
-          <w:sz w:val="26"/>
-          <w:szCs w:val="26"/>
-        </w:rPr>
-        <w:t>}</w:t>
-      </w:r>
-      <w:r>
-        <w:rPr>
-          <w:rFonts w:ascii="Arial" w:hAnsi="Arial" w:cs="Arial"/>
-          <w:sz w:val="26"/>
-          <w:szCs w:val="26"/>
-          <w:rtl/>
-        </w:rPr>
-        <w:t>، أو بأسعار</w:t>
-      </w:r>
-      <w:r>
-        <w:rPr>
-          <w:rFonts w:ascii="Arial" w:hAnsi="Arial" w:cs="Arial"/>
-          <w:sz w:val="26"/>
-          <w:szCs w:val="26"/>
-          <w:rtl/>
-        </w:rPr>
-        <w:t xml:space="preserve"> تزيد عن الاسعار السائدة بالسوق</w:t>
-      </w:r>
-      <w:r>
-        <w:rPr>
-          <w:rFonts w:ascii="Arial" w:hAnsi="Arial" w:cs="Arial"/>
-          <w:sz w:val="26"/>
-          <w:szCs w:val="26"/>
-          <w:rtl/>
-        </w:rPr>
-        <w:t>، أو خسائر نتيجة الوفاء أو عدم المقدرة على الوفاء بالتزامات المبيعات).</w:t>
-      </w:r>
-    </w:p>
-    <w:p>
-      <w:pPr>
-        <w:spacing w:line="300" w:lineRule="exact"/>
-        <w:ind w:left="180" w:hanging="450"/>
-        <w:jc w:val="both"/>
-        <w:rPr>
-          <w:rFonts w:ascii="Arial" w:hAnsi="Arial" w:cs="Arial"/>
-          <w:sz w:val="26"/>
-          <w:szCs w:val="26"/>
-          <w:rtl/>
-        </w:rPr>
-      </w:pPr>
-    </w:p>
-    <w:p>
-      <w:pPr>
-        <w:spacing w:line="300" w:lineRule="exact"/>
-        <w:ind w:left="180" w:hanging="450"/>
-        <w:jc w:val="both"/>
-        <w:rPr>
-          <w:rFonts w:ascii="Arial" w:hAnsi="Arial" w:cs="Arial"/>
-          <w:sz w:val="26"/>
-          <w:szCs w:val="26"/>
-        </w:rPr>
-      </w:pPr>
-      <w:r>
-        <w:rPr>
-          <w:rFonts w:ascii="Arial" w:hAnsi="Arial" w:cs="Arial" w:hint="cs"/>
-          <w:sz w:val="26"/>
-          <w:szCs w:val="26"/>
-          <w:rtl/>
-        </w:rPr>
-        <w:t>42</w:t>
-      </w:r>
-      <w:r>
-        <w:rPr>
-          <w:rFonts w:ascii="Arial" w:hAnsi="Arial" w:cs="Arial" w:hint="cs"/>
-          <w:sz w:val="26"/>
-          <w:szCs w:val="26"/>
-          <w:rtl/>
-        </w:rPr>
-        <w:t xml:space="preserve">. </w:t>
-      </w:r>
-      <w:r>
-        <w:rPr>
-          <w:rFonts w:ascii="Arial" w:hAnsi="Arial" w:cs="Arial"/>
-          <w:sz w:val="26"/>
-          <w:szCs w:val="26"/>
-          <w:rtl/>
-        </w:rPr>
-        <w:t xml:space="preserve">لا توجد ترتيبات رسمية أو غير رسمية لرصيد التعويض مع أي من حساباتنا النقدية والاستثمارية. باستثناء ما تم الكشف عنه في الملاحظات على </w:t>
-      </w:r>
-      <w:r>
-        <w:rPr>
-          <w:rFonts w:ascii="Arial" w:hAnsi="Arial" w:cs="Arial" w:hint="cs"/>
-          <w:sz w:val="26"/>
-          <w:szCs w:val="26"/>
-          <w:rtl/>
-        </w:rPr>
-        <w:t>القوائم</w:t>
-      </w:r>
-      <w:r>
-        <w:rPr>
-          <w:rFonts w:ascii="Arial" w:hAnsi="Arial" w:cs="Arial"/>
-          <w:sz w:val="26"/>
-          <w:szCs w:val="26"/>
-          <w:rtl/>
-        </w:rPr>
-        <w:t xml:space="preserve"> المالية</w:t>
-      </w:r>
-      <w:r>
-        <w:rPr>
-          <w:rFonts w:ascii="Arial" w:hAnsi="Arial" w:cs="Arial" w:hint="cs"/>
-          <w:sz w:val="26"/>
-          <w:szCs w:val="26"/>
-          <w:rtl/>
-        </w:rPr>
-        <w:t xml:space="preserve"> </w:t>
-      </w:r>
-      <w:r>
-        <w:rPr>
-          <w:rFonts w:ascii="Arial" w:hAnsi="Arial" w:cs="Arial"/>
-          <w:sz w:val="26"/>
-          <w:szCs w:val="26"/>
-          <w:rtl/>
-        </w:rPr>
-        <w:t>(فراغ/أزلها)</w:t>
-      </w:r>
-      <w:r>
-        <w:rPr>
-          <w:rFonts w:ascii="Arial" w:hAnsi="Arial" w:cs="Arial"/>
-          <w:sz w:val="26"/>
-          <w:szCs w:val="26"/>
-        </w:rPr>
-        <w:t xml:space="preserve"> </w:t>
-      </w:r>
-      <w:r>
-        <w:rPr>
-          <w:rFonts w:ascii="Arial" w:hAnsi="Arial" w:cs="Arial"/>
-          <w:sz w:val="26"/>
-          <w:szCs w:val="26"/>
-          <w:rtl/>
-        </w:rPr>
-        <w:t>ذات الغرض الخاص</w:t>
-      </w:r>
-      <w:r>
-        <w:rPr>
-          <w:rFonts w:ascii="Arial" w:hAnsi="Arial" w:cs="Arial"/>
-          <w:sz w:val="26"/>
-          <w:szCs w:val="26"/>
-          <w:rtl/>
-        </w:rPr>
-        <w:t>(فراغ/أزلها)</w:t>
       </w:r>
       <w:r>
         <w:rPr>
@@ -12098,15 +11510,6 @@
           <w:rFonts w:ascii="Arial" w:hAnsi="Arial" w:cs="Arial"/>
           <w:sz w:val="26"/>
           <w:szCs w:val="26"/>
-          <w:rtl/>
-        </w:rPr>
-        <w:t>(فراغ/أزلها)</w:t>
-      </w:r>
-      <w:r>
-        <w:rPr>
-          <w:rFonts w:ascii="Arial" w:hAnsi="Arial" w:cs="Arial"/>
-          <w:sz w:val="26"/>
-          <w:szCs w:val="26"/>
         </w:rPr>
         <w:t xml:space="preserve"> </w:t>
       </w:r>
@@ -12118,15 +11521,6 @@
           <w:rtl/>
         </w:rPr>
         <w:t>ذات الغرض الخاص</w:t>
-      </w:r>
-      <w:r>
-        <w:rPr>
-          <w:rFonts w:ascii="Arial" w:hAnsi="Arial" w:cs="Arial"/>
-          <w:sz w:val="26"/>
-          <w:szCs w:val="26"/>
-          <w:rtl/>
-        </w:rPr>
-        <w:t>(فراغ/أزلها)</w:t>
       </w:r>
       <w:r>
         <w:rPr>
